--- a/Proyecto de AdminBD-LandasGYM.docx
+++ b/Proyecto de AdminBD-LandasGYM.docx
@@ -174,7 +174,6 @@
           <w:lang w:val="en-US"/>
         </w:rPr>
       </w:pPr>
-      <w:proofErr w:type="spellStart"/>
       <w:r>
         <w:rPr>
           <w:rFonts w:ascii="Arial" w:eastAsia="Arial" w:hAnsi="Arial" w:cs="Arial"/>
@@ -182,17 +181,7 @@
           <w:bCs/>
           <w:lang w:val="en-US"/>
         </w:rPr>
-        <w:t>Ingeniero</w:t>
-      </w:r>
-      <w:proofErr w:type="spellEnd"/>
-      <w:r>
-        <w:rPr>
-          <w:rFonts w:ascii="Arial" w:eastAsia="Arial" w:hAnsi="Arial" w:cs="Arial"/>
-          <w:b/>
-          <w:bCs/>
-          <w:lang w:val="en-US"/>
-        </w:rPr>
-        <w:t>:</w:t>
+        <w:t>Ingeniero:</w:t>
       </w:r>
     </w:p>
     <w:p>
@@ -230,7 +219,6 @@
           <w:lang w:val="en-US"/>
         </w:rPr>
       </w:pPr>
-      <w:proofErr w:type="spellStart"/>
       <w:r>
         <w:rPr>
           <w:rFonts w:ascii="Arial" w:eastAsia="Arial" w:hAnsi="Arial" w:cs="Arial"/>
@@ -238,17 +226,7 @@
           <w:bCs/>
           <w:lang w:val="en-US"/>
         </w:rPr>
-        <w:t>Integrantes</w:t>
-      </w:r>
-      <w:proofErr w:type="spellEnd"/>
-      <w:r>
-        <w:rPr>
-          <w:rFonts w:ascii="Arial" w:eastAsia="Arial" w:hAnsi="Arial" w:cs="Arial"/>
-          <w:b/>
-          <w:bCs/>
-          <w:lang w:val="en-US"/>
-        </w:rPr>
-        <w:t>:</w:t>
+        <w:t>Integrantes:</w:t>
       </w:r>
     </w:p>
     <w:p>
@@ -497,19 +475,11 @@
         </w:rPr>
         <w:t xml:space="preserve">de gimnasios </w:t>
       </w:r>
-      <w:proofErr w:type="spellStart"/>
       <w:r>
         <w:rPr>
           <w:rFonts w:eastAsiaTheme="minorEastAsia"/>
         </w:rPr>
-        <w:t>LandasGYM</w:t>
-      </w:r>
-      <w:proofErr w:type="spellEnd"/>
-      <w:r>
-        <w:rPr>
-          <w:rFonts w:eastAsiaTheme="minorEastAsia"/>
-        </w:rPr>
-        <w:t xml:space="preserve"> se presenta como una solución completa para satisfacer las exigencias operativas, administrativas y de control que enfrentan los gimnasios </w:t>
+        <w:t xml:space="preserve">LandasGYM se presenta como una solución completa para satisfacer las exigencias operativas, administrativas y de control que enfrentan los gimnasios </w:t>
       </w:r>
       <w:r>
         <w:rPr>
@@ -668,21 +638,7 @@
         <w:rPr>
           <w:rFonts w:eastAsiaTheme="minorEastAsia"/>
         </w:rPr>
-        <w:t xml:space="preserve"> través de </w:t>
-      </w:r>
-      <w:proofErr w:type="spellStart"/>
-      <w:r>
-        <w:rPr>
-          <w:rFonts w:eastAsiaTheme="minorEastAsia"/>
-        </w:rPr>
-        <w:t>triggers</w:t>
-      </w:r>
-      <w:proofErr w:type="spellEnd"/>
-      <w:r>
-        <w:rPr>
-          <w:rFonts w:eastAsiaTheme="minorEastAsia"/>
-        </w:rPr>
-        <w:t xml:space="preserve"> </w:t>
+        <w:t xml:space="preserve"> través de triggers </w:t>
       </w:r>
       <w:r>
         <w:rPr>
@@ -855,14 +811,12 @@
         </w:rPr>
         <w:t xml:space="preserve"> </w:t>
       </w:r>
-      <w:proofErr w:type="spellStart"/>
       <w:r>
         <w:rPr>
           <w:rFonts w:ascii="Arial" w:eastAsia="Arial" w:hAnsi="Arial" w:cs="Arial"/>
         </w:rPr>
         <w:t>LandasGYM</w:t>
       </w:r>
-      <w:proofErr w:type="spellEnd"/>
       <w:r>
         <w:rPr>
           <w:rFonts w:ascii="Arial" w:eastAsia="Arial" w:hAnsi="Arial" w:cs="Arial"/>
@@ -963,25 +917,7 @@
           <w:b/>
           <w:bCs/>
         </w:rPr>
-        <w:t>esquemas (</w:t>
-      </w:r>
-      <w:proofErr w:type="spellStart"/>
-      <w:r>
-        <w:rPr>
-          <w:rFonts w:ascii="Arial" w:eastAsia="Arial" w:hAnsi="Arial" w:cs="Arial"/>
-          <w:b/>
-          <w:bCs/>
-        </w:rPr>
-        <w:t>schemas</w:t>
-      </w:r>
-      <w:proofErr w:type="spellEnd"/>
-      <w:r>
-        <w:rPr>
-          <w:rFonts w:ascii="Arial" w:eastAsia="Arial" w:hAnsi="Arial" w:cs="Arial"/>
-          <w:b/>
-          <w:bCs/>
-        </w:rPr>
-        <w:t>)</w:t>
+        <w:t>esquemas (schemas)</w:t>
       </w:r>
       <w:r>
         <w:rPr>
@@ -1000,19 +936,11 @@
           <w:rFonts w:ascii="Arial" w:eastAsia="Arial" w:hAnsi="Arial" w:cs="Arial"/>
         </w:rPr>
       </w:pPr>
-      <w:proofErr w:type="spellStart"/>
       <w:r>
         <w:rPr>
           <w:rFonts w:ascii="Arial" w:eastAsia="Arial" w:hAnsi="Arial" w:cs="Arial"/>
         </w:rPr>
-        <w:t>MiembrosAlmacenados</w:t>
-      </w:r>
-      <w:proofErr w:type="spellEnd"/>
-      <w:r>
-        <w:rPr>
-          <w:rFonts w:ascii="Arial" w:eastAsia="Arial" w:hAnsi="Arial" w:cs="Arial"/>
-        </w:rPr>
-        <w:t xml:space="preserve"> (Para miembros y categorías).</w:t>
+        <w:t>MiembrosAlmacenados (Para miembros y categorías).</w:t>
       </w:r>
     </w:p>
     <w:p>
@@ -1025,19 +953,11 @@
           <w:rFonts w:ascii="Arial" w:eastAsia="Arial" w:hAnsi="Arial" w:cs="Arial"/>
         </w:rPr>
       </w:pPr>
-      <w:proofErr w:type="spellStart"/>
       <w:r>
         <w:rPr>
           <w:rFonts w:ascii="Arial" w:eastAsia="Arial" w:hAnsi="Arial" w:cs="Arial"/>
         </w:rPr>
-        <w:t>ElementosGimnasio</w:t>
-      </w:r>
-      <w:proofErr w:type="spellEnd"/>
-      <w:r>
-        <w:rPr>
-          <w:rFonts w:ascii="Arial" w:eastAsia="Arial" w:hAnsi="Arial" w:cs="Arial"/>
-        </w:rPr>
-        <w:t xml:space="preserve"> (Para la infraestructura: Gimnasio, Clases, Utilerías).</w:t>
+        <w:t>ElementosGimnasio (Para la infraestructura: Gimnasio, Clases, Utilerías).</w:t>
       </w:r>
     </w:p>
     <w:p>
@@ -1050,21 +970,12 @@
           <w:rFonts w:ascii="Arial" w:eastAsia="Arial" w:hAnsi="Arial" w:cs="Arial"/>
         </w:rPr>
       </w:pPr>
-      <w:proofErr w:type="spellStart"/>
       <w:r>
         <w:rPr>
           <w:rFonts w:ascii="Arial" w:eastAsia="Arial" w:hAnsi="Arial" w:cs="Arial"/>
         </w:rPr>
-        <w:t>RegistrosAlmacenados</w:t>
+        <w:t xml:space="preserve">RegistrosAlmacenados (Para las transacciones: Pagos, </w:t>
       </w:r>
-      <w:proofErr w:type="spellEnd"/>
-      <w:r>
-        <w:rPr>
-          <w:rFonts w:ascii="Arial" w:eastAsia="Arial" w:hAnsi="Arial" w:cs="Arial"/>
-        </w:rPr>
-        <w:t xml:space="preserve"> (Para las transacciones: Pagos, </w:t>
-      </w:r>
-      <w:proofErr w:type="spellStart"/>
       <w:r>
         <w:rPr>
           <w:rFonts w:ascii="Arial" w:eastAsia="Arial" w:hAnsi="Arial" w:cs="Arial"/>
@@ -1077,7 +988,6 @@
         </w:rPr>
         <w:t>Archivados</w:t>
       </w:r>
-      <w:proofErr w:type="spellEnd"/>
       <w:r>
         <w:rPr>
           <w:rFonts w:ascii="Arial" w:eastAsia="Arial" w:hAnsi="Arial" w:cs="Arial"/>
@@ -1304,73 +1214,13 @@
           <w:b/>
           <w:bCs/>
         </w:rPr>
-        <w:t>Esquemas Lógicos (</w:t>
-      </w:r>
-      <w:proofErr w:type="spellStart"/>
-      <w:r>
-        <w:rPr>
-          <w:rFonts w:ascii="Arial" w:eastAsia="Arial" w:hAnsi="Arial" w:cs="Arial"/>
-          <w:b/>
-          <w:bCs/>
-        </w:rPr>
-        <w:t>Schemas</w:t>
-      </w:r>
-      <w:proofErr w:type="spellEnd"/>
-      <w:r>
-        <w:rPr>
-          <w:rFonts w:ascii="Arial" w:eastAsia="Arial" w:hAnsi="Arial" w:cs="Arial"/>
-          <w:b/>
-          <w:bCs/>
-        </w:rPr>
-        <w:t>):</w:t>
+        <w:t>Esquemas Lógicos (Schemas):</w:t>
       </w:r>
       <w:r>
         <w:rPr>
           <w:rFonts w:ascii="Arial" w:eastAsia="Arial" w:hAnsi="Arial" w:cs="Arial"/>
         </w:rPr>
-        <w:t xml:space="preserve"> La base de datos está organizada en esquemas para mejorar la seguridad y la administración: </w:t>
-      </w:r>
-      <w:proofErr w:type="spellStart"/>
-      <w:r>
-        <w:rPr>
-          <w:rFonts w:ascii="Arial" w:eastAsia="Arial" w:hAnsi="Arial" w:cs="Arial"/>
-        </w:rPr>
-        <w:t>ElementosGimnasio</w:t>
-      </w:r>
-      <w:proofErr w:type="spellEnd"/>
-      <w:r>
-        <w:rPr>
-          <w:rFonts w:ascii="Arial" w:eastAsia="Arial" w:hAnsi="Arial" w:cs="Arial"/>
-        </w:rPr>
-        <w:t xml:space="preserve">, </w:t>
-      </w:r>
-      <w:proofErr w:type="spellStart"/>
-      <w:r>
-        <w:rPr>
-          <w:rFonts w:ascii="Arial" w:eastAsia="Arial" w:hAnsi="Arial" w:cs="Arial"/>
-        </w:rPr>
-        <w:t>MiembrosAlmacenados</w:t>
-      </w:r>
-      <w:proofErr w:type="spellEnd"/>
-      <w:r>
-        <w:rPr>
-          <w:rFonts w:ascii="Arial" w:eastAsia="Arial" w:hAnsi="Arial" w:cs="Arial"/>
-        </w:rPr>
-        <w:t xml:space="preserve"> y </w:t>
-      </w:r>
-      <w:proofErr w:type="spellStart"/>
-      <w:r>
-        <w:rPr>
-          <w:rFonts w:ascii="Arial" w:eastAsia="Arial" w:hAnsi="Arial" w:cs="Arial"/>
-        </w:rPr>
-        <w:t>RegistrosAlmacenados</w:t>
-      </w:r>
-      <w:proofErr w:type="spellEnd"/>
-      <w:r>
-        <w:rPr>
-          <w:rFonts w:ascii="Arial" w:eastAsia="Arial" w:hAnsi="Arial" w:cs="Arial"/>
-        </w:rPr>
-        <w:t>.</w:t>
+        <w:t xml:space="preserve"> La base de datos está organizada en esquemas para mejorar la seguridad y la administración: ElementosGimnasio, MiembrosAlmacenados y RegistrosAlmacenados.</w:t>
       </w:r>
     </w:p>
     <w:p>
@@ -1396,35 +1246,7 @@
         <w:rPr>
           <w:rFonts w:ascii="Arial" w:eastAsia="Arial" w:hAnsi="Arial" w:cs="Arial"/>
         </w:rPr>
-        <w:t xml:space="preserve"> Se han definido roles específicos (L_ESTUDIANTE con </w:t>
-      </w:r>
-      <w:proofErr w:type="spellStart"/>
-      <w:r>
-        <w:rPr>
-          <w:rFonts w:ascii="Arial" w:eastAsia="Arial" w:hAnsi="Arial" w:cs="Arial"/>
-        </w:rPr>
-        <w:t>db_datawriter</w:t>
-      </w:r>
-      <w:proofErr w:type="spellEnd"/>
-      <w:r>
-        <w:rPr>
-          <w:rFonts w:ascii="Arial" w:eastAsia="Arial" w:hAnsi="Arial" w:cs="Arial"/>
-        </w:rPr>
-        <w:t xml:space="preserve"> para la inserción/modificación de datos y L_PROFESOR con </w:t>
-      </w:r>
-      <w:proofErr w:type="spellStart"/>
-      <w:r>
-        <w:rPr>
-          <w:rFonts w:ascii="Arial" w:eastAsia="Arial" w:hAnsi="Arial" w:cs="Arial"/>
-        </w:rPr>
-        <w:t>db_datareader</w:t>
-      </w:r>
-      <w:proofErr w:type="spellEnd"/>
-      <w:r>
-        <w:rPr>
-          <w:rFonts w:ascii="Arial" w:eastAsia="Arial" w:hAnsi="Arial" w:cs="Arial"/>
-        </w:rPr>
-        <w:t xml:space="preserve"> para la visualización de datos), implementando un modelo de seguridad por capas.</w:t>
+        <w:t xml:space="preserve"> Se han definido roles específicos (L_ESTUDIANTE con db_datawriter para la inserción/modificación de datos y L_PROFESOR con db_datareader para la visualización de datos), implementando un modelo de seguridad por capas.</w:t>
       </w:r>
     </w:p>
     <w:p>
@@ -1729,19 +1551,11 @@
                 <w:rFonts w:ascii="Arial" w:eastAsia="Arial" w:hAnsi="Arial" w:cs="Arial"/>
               </w:rPr>
             </w:pPr>
-            <w:proofErr w:type="gramStart"/>
-            <w:r>
-              <w:rPr>
-                <w:rFonts w:ascii="Arial" w:eastAsia="Arial" w:hAnsi="Arial" w:cs="Arial"/>
-              </w:rPr>
-              <w:t>1:N</w:t>
-            </w:r>
-            <w:proofErr w:type="gramEnd"/>
-            <w:r>
-              <w:rPr>
-                <w:rFonts w:ascii="Arial" w:eastAsia="Arial" w:hAnsi="Arial" w:cs="Arial"/>
-              </w:rPr>
-              <w:t xml:space="preserve"> con </w:t>
+            <w:r>
+              <w:rPr>
+                <w:rFonts w:ascii="Arial" w:eastAsia="Arial" w:hAnsi="Arial" w:cs="Arial"/>
+              </w:rPr>
+              <w:t xml:space="preserve">1:N con </w:t>
             </w:r>
             <w:r>
               <w:rPr>
@@ -1877,21 +1691,7 @@
               <w:rPr>
                 <w:rFonts w:ascii="Arial" w:eastAsia="Arial" w:hAnsi="Arial" w:cs="Arial"/>
               </w:rPr>
-              <w:t xml:space="preserve"> (relación 1:1 con </w:t>
-            </w:r>
-            <w:proofErr w:type="spellStart"/>
-            <w:r>
-              <w:rPr>
-                <w:rFonts w:ascii="Arial" w:eastAsia="Arial" w:hAnsi="Arial" w:cs="Arial"/>
-              </w:rPr>
-              <w:t>CategoriaMiembros</w:t>
-            </w:r>
-            <w:proofErr w:type="spellEnd"/>
-            <w:r>
-              <w:rPr>
-                <w:rFonts w:ascii="Arial" w:eastAsia="Arial" w:hAnsi="Arial" w:cs="Arial"/>
-              </w:rPr>
-              <w:t>).</w:t>
+              <w:t xml:space="preserve"> (relación 1:1 con CategoriaMiembros).</w:t>
             </w:r>
           </w:p>
         </w:tc>
@@ -2076,7 +1876,6 @@
                 <w:rFonts w:ascii="Arial" w:eastAsia="Arial" w:hAnsi="Arial" w:cs="Arial"/>
               </w:rPr>
             </w:pPr>
-            <w:proofErr w:type="spellStart"/>
             <w:r>
               <w:rPr>
                 <w:rFonts w:ascii="Arial" w:eastAsia="Arial" w:hAnsi="Arial" w:cs="Arial"/>
@@ -2085,7 +1884,6 @@
               </w:rPr>
               <w:t>Utilerias</w:t>
             </w:r>
-            <w:proofErr w:type="spellEnd"/>
           </w:p>
         </w:tc>
         <w:tc>
@@ -2417,7 +2215,6666 @@
           <w:sz w:val="28"/>
           <w:szCs w:val="28"/>
         </w:rPr>
-        <w:t xml:space="preserve"> LOGGINS Y USUARIOS</w:t>
+        <w:t>DICCIONARIO</w:t>
+      </w:r>
+      <w:r>
+        <w:rPr>
+          <w:rFonts w:ascii="Arial" w:eastAsia="Arial" w:hAnsi="Arial" w:cs="Arial"/>
+          <w:b/>
+          <w:bCs/>
+          <w:sz w:val="28"/>
+          <w:szCs w:val="28"/>
+        </w:rPr>
+        <w:t xml:space="preserve"> </w:t>
+      </w:r>
+      <w:r>
+        <w:rPr>
+          <w:rFonts w:ascii="Arial" w:eastAsia="Arial" w:hAnsi="Arial" w:cs="Arial"/>
+          <w:b/>
+          <w:bCs/>
+          <w:sz w:val="28"/>
+          <w:szCs w:val="28"/>
+        </w:rPr>
+        <w:t>DE</w:t>
+      </w:r>
+      <w:r>
+        <w:rPr>
+          <w:rFonts w:ascii="Arial" w:eastAsia="Arial" w:hAnsi="Arial" w:cs="Arial"/>
+          <w:b/>
+          <w:bCs/>
+          <w:sz w:val="28"/>
+          <w:szCs w:val="28"/>
+        </w:rPr>
+        <w:t xml:space="preserve"> DATOS</w:t>
+      </w:r>
+    </w:p>
+    <w:tbl>
+      <w:tblPr>
+        <w:tblStyle w:val="Tablaconcuadrcula"/>
+        <w:tblW w:w="0" w:type="auto"/>
+        <w:tblLook w:val="04A0" w:firstRow="1" w:lastRow="0" w:firstColumn="1" w:lastColumn="0" w:noHBand="0" w:noVBand="1"/>
+      </w:tblPr>
+      <w:tblGrid>
+        <w:gridCol w:w="1962"/>
+        <w:gridCol w:w="2496"/>
+        <w:gridCol w:w="2483"/>
+        <w:gridCol w:w="2409"/>
+      </w:tblGrid>
+      <w:tr>
+        <w:trPr>
+          <w:trHeight w:val="993"/>
+        </w:trPr>
+        <w:tc>
+          <w:tcPr>
+            <w:tcW w:w="0" w:type="auto"/>
+            <w:vAlign w:val="center"/>
+          </w:tcPr>
+          <w:p>
+            <w:pPr>
+              <w:jc w:val="center"/>
+              <w:rPr>
+                <w:rFonts w:ascii="Arial" w:eastAsia="Arial" w:hAnsi="Arial" w:cs="Arial"/>
+                <w:b/>
+                <w:bCs/>
+                <w:sz w:val="28"/>
+                <w:szCs w:val="28"/>
+              </w:rPr>
+            </w:pPr>
+            <w:r>
+              <w:rPr>
+                <w:rFonts w:ascii="Arial" w:eastAsia="Arial" w:hAnsi="Arial" w:cs="Arial"/>
+                <w:b/>
+                <w:bCs/>
+                <w:sz w:val="28"/>
+                <w:szCs w:val="28"/>
+              </w:rPr>
+              <w:t>Tabla</w:t>
+            </w:r>
+          </w:p>
+        </w:tc>
+        <w:tc>
+          <w:tcPr>
+            <w:tcW w:w="0" w:type="auto"/>
+            <w:vAlign w:val="center"/>
+          </w:tcPr>
+          <w:p>
+            <w:pPr>
+              <w:jc w:val="center"/>
+              <w:rPr>
+                <w:rFonts w:ascii="Arial" w:eastAsia="Arial" w:hAnsi="Arial" w:cs="Arial"/>
+                <w:b/>
+                <w:bCs/>
+                <w:sz w:val="28"/>
+                <w:szCs w:val="28"/>
+              </w:rPr>
+            </w:pPr>
+            <w:r>
+              <w:rPr>
+                <w:rFonts w:ascii="Arial" w:eastAsia="Arial" w:hAnsi="Arial" w:cs="Arial"/>
+                <w:b/>
+                <w:bCs/>
+                <w:sz w:val="28"/>
+                <w:szCs w:val="28"/>
+              </w:rPr>
+              <w:t>Componente</w:t>
+            </w:r>
+          </w:p>
+        </w:tc>
+        <w:tc>
+          <w:tcPr>
+            <w:tcW w:w="0" w:type="auto"/>
+            <w:vAlign w:val="center"/>
+          </w:tcPr>
+          <w:p>
+            <w:pPr>
+              <w:jc w:val="center"/>
+              <w:rPr>
+                <w:rFonts w:ascii="Arial" w:eastAsia="Arial" w:hAnsi="Arial" w:cs="Arial"/>
+                <w:b/>
+                <w:bCs/>
+                <w:sz w:val="28"/>
+                <w:szCs w:val="28"/>
+              </w:rPr>
+            </w:pPr>
+            <w:r>
+              <w:rPr>
+                <w:rFonts w:ascii="Arial" w:eastAsia="Arial" w:hAnsi="Arial" w:cs="Arial"/>
+                <w:b/>
+                <w:bCs/>
+                <w:sz w:val="28"/>
+                <w:szCs w:val="28"/>
+              </w:rPr>
+              <w:t>Tipo de dato</w:t>
+            </w:r>
+          </w:p>
+        </w:tc>
+        <w:tc>
+          <w:tcPr>
+            <w:tcW w:w="0" w:type="auto"/>
+            <w:vAlign w:val="center"/>
+          </w:tcPr>
+          <w:p>
+            <w:pPr>
+              <w:jc w:val="center"/>
+              <w:rPr>
+                <w:rFonts w:ascii="Arial" w:eastAsia="Arial" w:hAnsi="Arial" w:cs="Arial"/>
+                <w:b/>
+                <w:bCs/>
+                <w:sz w:val="28"/>
+                <w:szCs w:val="28"/>
+              </w:rPr>
+            </w:pPr>
+            <w:r>
+              <w:rPr>
+                <w:rFonts w:ascii="Arial" w:eastAsia="Arial" w:hAnsi="Arial" w:cs="Arial"/>
+                <w:b/>
+                <w:bCs/>
+                <w:sz w:val="28"/>
+                <w:szCs w:val="28"/>
+              </w:rPr>
+              <w:t>Descripcion</w:t>
+            </w:r>
+          </w:p>
+        </w:tc>
+      </w:tr>
+      <w:tr>
+        <w:trPr>
+          <w:trHeight w:val="993"/>
+        </w:trPr>
+        <w:tc>
+          <w:tcPr>
+            <w:tcW w:w="0" w:type="auto"/>
+            <w:vMerge w:val="restart"/>
+            <w:vAlign w:val="center"/>
+          </w:tcPr>
+          <w:p>
+            <w:pPr>
+              <w:jc w:val="center"/>
+              <w:rPr>
+                <w:rFonts w:ascii="Arial" w:eastAsia="Arial" w:hAnsi="Arial" w:cs="Arial"/>
+              </w:rPr>
+            </w:pPr>
+            <w:r>
+              <w:rPr>
+                <w:rFonts w:ascii="Arial" w:eastAsia="Arial" w:hAnsi="Arial" w:cs="Arial"/>
+              </w:rPr>
+              <w:t>Gimnasio</w:t>
+            </w:r>
+          </w:p>
+        </w:tc>
+        <w:tc>
+          <w:tcPr>
+            <w:tcW w:w="0" w:type="auto"/>
+            <w:vAlign w:val="center"/>
+          </w:tcPr>
+          <w:p>
+            <w:pPr>
+              <w:jc w:val="center"/>
+              <w:rPr>
+                <w:rFonts w:ascii="Arial" w:eastAsia="Arial" w:hAnsi="Arial" w:cs="Arial"/>
+              </w:rPr>
+            </w:pPr>
+            <w:r>
+              <w:rPr>
+                <w:rFonts w:ascii="Arial" w:eastAsia="Arial" w:hAnsi="Arial" w:cs="Arial"/>
+              </w:rPr>
+              <w:t>Id_Gimnasio</w:t>
+            </w:r>
+          </w:p>
+        </w:tc>
+        <w:tc>
+          <w:tcPr>
+            <w:tcW w:w="0" w:type="auto"/>
+            <w:vAlign w:val="center"/>
+          </w:tcPr>
+          <w:p>
+            <w:pPr>
+              <w:jc w:val="center"/>
+              <w:rPr>
+                <w:rFonts w:ascii="Arial" w:eastAsia="Arial" w:hAnsi="Arial" w:cs="Arial"/>
+              </w:rPr>
+            </w:pPr>
+            <w:r>
+              <w:rPr>
+                <w:rFonts w:ascii="Arial" w:eastAsia="Arial" w:hAnsi="Arial" w:cs="Arial"/>
+              </w:rPr>
+              <w:t>INT PRIMARY KEY IDENTITY</w:t>
+            </w:r>
+          </w:p>
+        </w:tc>
+        <w:tc>
+          <w:tcPr>
+            <w:tcW w:w="0" w:type="auto"/>
+            <w:vAlign w:val="center"/>
+          </w:tcPr>
+          <w:p>
+            <w:pPr>
+              <w:jc w:val="center"/>
+              <w:rPr>
+                <w:rFonts w:ascii="Arial" w:eastAsia="Arial" w:hAnsi="Arial" w:cs="Arial"/>
+              </w:rPr>
+            </w:pPr>
+            <w:r>
+              <w:rPr>
+                <w:rFonts w:ascii="Arial" w:eastAsia="Arial" w:hAnsi="Arial" w:cs="Arial"/>
+              </w:rPr>
+              <w:t>Llave primaria</w:t>
+            </w:r>
+            <w:r>
+              <w:rPr>
+                <w:rFonts w:ascii="Arial" w:eastAsia="Arial" w:hAnsi="Arial" w:cs="Arial"/>
+              </w:rPr>
+              <w:t xml:space="preserve"> </w:t>
+            </w:r>
+            <w:r>
+              <w:rPr>
+                <w:rFonts w:ascii="Arial" w:eastAsia="Arial" w:hAnsi="Arial" w:cs="Arial"/>
+              </w:rPr>
+              <w:t>(PK)</w:t>
+            </w:r>
+            <w:r>
+              <w:rPr>
+                <w:rFonts w:ascii="Arial" w:eastAsia="Arial" w:hAnsi="Arial" w:cs="Arial"/>
+              </w:rPr>
+              <w:t xml:space="preserve"> para el ordenamiento físico de datos sin repetición</w:t>
+            </w:r>
+            <w:r>
+              <w:rPr>
+                <w:rFonts w:ascii="Arial" w:eastAsia="Arial" w:hAnsi="Arial" w:cs="Arial"/>
+              </w:rPr>
+              <w:t xml:space="preserve"> por Gimnasio</w:t>
+            </w:r>
+            <w:r>
+              <w:rPr>
+                <w:rFonts w:ascii="Arial" w:eastAsia="Arial" w:hAnsi="Arial" w:cs="Arial"/>
+              </w:rPr>
+              <w:t>.</w:t>
+            </w:r>
+          </w:p>
+        </w:tc>
+      </w:tr>
+      <w:tr>
+        <w:trPr>
+          <w:trHeight w:val="994"/>
+        </w:trPr>
+        <w:tc>
+          <w:tcPr>
+            <w:tcW w:w="0" w:type="auto"/>
+            <w:vMerge/>
+            <w:vAlign w:val="center"/>
+          </w:tcPr>
+          <w:p>
+            <w:pPr>
+              <w:jc w:val="center"/>
+              <w:rPr>
+                <w:rFonts w:ascii="Arial" w:eastAsia="Arial" w:hAnsi="Arial" w:cs="Arial"/>
+              </w:rPr>
+            </w:pPr>
+          </w:p>
+        </w:tc>
+        <w:tc>
+          <w:tcPr>
+            <w:tcW w:w="0" w:type="auto"/>
+            <w:vAlign w:val="center"/>
+          </w:tcPr>
+          <w:p>
+            <w:pPr>
+              <w:jc w:val="center"/>
+              <w:rPr>
+                <w:rFonts w:ascii="Arial" w:eastAsia="Arial" w:hAnsi="Arial" w:cs="Arial"/>
+              </w:rPr>
+            </w:pPr>
+            <w:r>
+              <w:rPr>
+                <w:rFonts w:ascii="Arial" w:eastAsia="Arial" w:hAnsi="Arial" w:cs="Arial"/>
+              </w:rPr>
+              <w:t>Nombre</w:t>
+            </w:r>
+          </w:p>
+        </w:tc>
+        <w:tc>
+          <w:tcPr>
+            <w:tcW w:w="0" w:type="auto"/>
+            <w:vAlign w:val="center"/>
+          </w:tcPr>
+          <w:p>
+            <w:pPr>
+              <w:jc w:val="center"/>
+              <w:rPr>
+                <w:rFonts w:ascii="Arial" w:eastAsia="Arial" w:hAnsi="Arial" w:cs="Arial"/>
+              </w:rPr>
+            </w:pPr>
+            <w:r>
+              <w:rPr>
+                <w:rFonts w:ascii="Arial" w:eastAsia="Arial" w:hAnsi="Arial" w:cs="Arial"/>
+              </w:rPr>
+              <w:t>VARCHAR(20)</w:t>
+            </w:r>
+          </w:p>
+        </w:tc>
+        <w:tc>
+          <w:tcPr>
+            <w:tcW w:w="0" w:type="auto"/>
+            <w:vAlign w:val="center"/>
+          </w:tcPr>
+          <w:p>
+            <w:pPr>
+              <w:jc w:val="center"/>
+              <w:rPr>
+                <w:rFonts w:ascii="Arial" w:eastAsia="Arial" w:hAnsi="Arial" w:cs="Arial"/>
+              </w:rPr>
+            </w:pPr>
+            <w:r>
+              <w:rPr>
+                <w:rFonts w:ascii="Arial" w:eastAsia="Arial" w:hAnsi="Arial" w:cs="Arial"/>
+              </w:rPr>
+              <w:t>Elemento para el ingreso</w:t>
+            </w:r>
+            <w:r>
+              <w:rPr>
+                <w:rFonts w:ascii="Arial" w:eastAsia="Arial" w:hAnsi="Arial" w:cs="Arial"/>
+              </w:rPr>
+              <w:t xml:space="preserve"> </w:t>
+            </w:r>
+            <w:r>
+              <w:rPr>
+                <w:rFonts w:ascii="Arial" w:eastAsia="Arial" w:hAnsi="Arial" w:cs="Arial"/>
+              </w:rPr>
+              <w:t xml:space="preserve">del Nombre del </w:t>
+            </w:r>
+            <w:r>
+              <w:rPr>
+                <w:rFonts w:ascii="Arial" w:eastAsia="Arial" w:hAnsi="Arial" w:cs="Arial"/>
+              </w:rPr>
+              <w:t>G</w:t>
+            </w:r>
+            <w:r>
+              <w:rPr>
+                <w:rFonts w:ascii="Arial" w:eastAsia="Arial" w:hAnsi="Arial" w:cs="Arial"/>
+              </w:rPr>
+              <w:t>imnasio</w:t>
+            </w:r>
+            <w:r>
+              <w:rPr>
+                <w:rFonts w:ascii="Arial" w:eastAsia="Arial" w:hAnsi="Arial" w:cs="Arial"/>
+              </w:rPr>
+              <w:t>.</w:t>
+            </w:r>
+          </w:p>
+        </w:tc>
+      </w:tr>
+      <w:tr>
+        <w:trPr>
+          <w:trHeight w:val="993"/>
+        </w:trPr>
+        <w:tc>
+          <w:tcPr>
+            <w:tcW w:w="0" w:type="auto"/>
+            <w:vMerge/>
+            <w:vAlign w:val="center"/>
+          </w:tcPr>
+          <w:p>
+            <w:pPr>
+              <w:jc w:val="center"/>
+              <w:rPr>
+                <w:rFonts w:ascii="Arial" w:eastAsia="Arial" w:hAnsi="Arial" w:cs="Arial"/>
+              </w:rPr>
+            </w:pPr>
+          </w:p>
+        </w:tc>
+        <w:tc>
+          <w:tcPr>
+            <w:tcW w:w="0" w:type="auto"/>
+            <w:vAlign w:val="center"/>
+          </w:tcPr>
+          <w:p>
+            <w:pPr>
+              <w:jc w:val="center"/>
+              <w:rPr>
+                <w:rFonts w:ascii="Arial" w:eastAsia="Arial" w:hAnsi="Arial" w:cs="Arial"/>
+              </w:rPr>
+            </w:pPr>
+            <w:r>
+              <w:rPr>
+                <w:rFonts w:ascii="Arial" w:eastAsia="Arial" w:hAnsi="Arial" w:cs="Arial"/>
+              </w:rPr>
+              <w:t xml:space="preserve">Dirección </w:t>
+            </w:r>
+          </w:p>
+        </w:tc>
+        <w:tc>
+          <w:tcPr>
+            <w:tcW w:w="0" w:type="auto"/>
+            <w:vAlign w:val="center"/>
+          </w:tcPr>
+          <w:p>
+            <w:pPr>
+              <w:jc w:val="center"/>
+              <w:rPr>
+                <w:rFonts w:ascii="Arial" w:eastAsia="Arial" w:hAnsi="Arial" w:cs="Arial"/>
+              </w:rPr>
+            </w:pPr>
+            <w:r>
+              <w:rPr>
+                <w:rFonts w:ascii="Arial" w:eastAsia="Arial" w:hAnsi="Arial" w:cs="Arial"/>
+              </w:rPr>
+              <w:t>VARCHAR(100)</w:t>
+            </w:r>
+          </w:p>
+        </w:tc>
+        <w:tc>
+          <w:tcPr>
+            <w:tcW w:w="0" w:type="auto"/>
+            <w:vAlign w:val="center"/>
+          </w:tcPr>
+          <w:p>
+            <w:pPr>
+              <w:jc w:val="center"/>
+              <w:rPr>
+                <w:rFonts w:ascii="Arial" w:eastAsia="Arial" w:hAnsi="Arial" w:cs="Arial"/>
+              </w:rPr>
+            </w:pPr>
+            <w:r>
+              <w:rPr>
+                <w:rFonts w:ascii="Arial" w:eastAsia="Arial" w:hAnsi="Arial" w:cs="Arial"/>
+              </w:rPr>
+              <w:t>Elemento para el ingreso</w:t>
+            </w:r>
+            <w:r>
+              <w:rPr>
+                <w:rFonts w:ascii="Arial" w:eastAsia="Arial" w:hAnsi="Arial" w:cs="Arial"/>
+              </w:rPr>
+              <w:t xml:space="preserve"> </w:t>
+            </w:r>
+            <w:r>
+              <w:rPr>
+                <w:rFonts w:ascii="Arial" w:eastAsia="Arial" w:hAnsi="Arial" w:cs="Arial"/>
+              </w:rPr>
+              <w:t>de</w:t>
+            </w:r>
+            <w:r>
+              <w:rPr>
+                <w:rFonts w:ascii="Arial" w:eastAsia="Arial" w:hAnsi="Arial" w:cs="Arial"/>
+              </w:rPr>
+              <w:t xml:space="preserve"> </w:t>
+            </w:r>
+            <w:r>
+              <w:rPr>
+                <w:rFonts w:ascii="Arial" w:eastAsia="Arial" w:hAnsi="Arial" w:cs="Arial"/>
+              </w:rPr>
+              <w:t>l</w:t>
+            </w:r>
+            <w:r>
+              <w:rPr>
+                <w:rFonts w:ascii="Arial" w:eastAsia="Arial" w:hAnsi="Arial" w:cs="Arial"/>
+              </w:rPr>
+              <w:t>a</w:t>
+            </w:r>
+            <w:r>
+              <w:rPr>
+                <w:rFonts w:ascii="Arial" w:eastAsia="Arial" w:hAnsi="Arial" w:cs="Arial"/>
+              </w:rPr>
+              <w:t xml:space="preserve"> </w:t>
+            </w:r>
+            <w:r>
+              <w:rPr>
+                <w:rFonts w:ascii="Arial" w:eastAsia="Arial" w:hAnsi="Arial" w:cs="Arial"/>
+              </w:rPr>
+              <w:t>Dirección</w:t>
+            </w:r>
+            <w:r>
+              <w:rPr>
+                <w:rFonts w:ascii="Arial" w:eastAsia="Arial" w:hAnsi="Arial" w:cs="Arial"/>
+              </w:rPr>
+              <w:t xml:space="preserve"> del </w:t>
+            </w:r>
+            <w:r>
+              <w:rPr>
+                <w:rFonts w:ascii="Arial" w:eastAsia="Arial" w:hAnsi="Arial" w:cs="Arial"/>
+              </w:rPr>
+              <w:t>G</w:t>
+            </w:r>
+            <w:r>
+              <w:rPr>
+                <w:rFonts w:ascii="Arial" w:eastAsia="Arial" w:hAnsi="Arial" w:cs="Arial"/>
+              </w:rPr>
+              <w:t>imnasio</w:t>
+            </w:r>
+            <w:r>
+              <w:rPr>
+                <w:rFonts w:ascii="Arial" w:eastAsia="Arial" w:hAnsi="Arial" w:cs="Arial"/>
+              </w:rPr>
+              <w:t>.</w:t>
+            </w:r>
+          </w:p>
+        </w:tc>
+      </w:tr>
+      <w:tr>
+        <w:trPr>
+          <w:trHeight w:val="993"/>
+        </w:trPr>
+        <w:tc>
+          <w:tcPr>
+            <w:tcW w:w="0" w:type="auto"/>
+            <w:vMerge/>
+            <w:vAlign w:val="center"/>
+          </w:tcPr>
+          <w:p>
+            <w:pPr>
+              <w:jc w:val="center"/>
+              <w:rPr>
+                <w:rFonts w:ascii="Arial" w:eastAsia="Arial" w:hAnsi="Arial" w:cs="Arial"/>
+              </w:rPr>
+            </w:pPr>
+          </w:p>
+        </w:tc>
+        <w:tc>
+          <w:tcPr>
+            <w:tcW w:w="0" w:type="auto"/>
+            <w:vAlign w:val="center"/>
+          </w:tcPr>
+          <w:p>
+            <w:pPr>
+              <w:jc w:val="center"/>
+              <w:rPr>
+                <w:rFonts w:ascii="Arial" w:eastAsia="Arial" w:hAnsi="Arial" w:cs="Arial"/>
+              </w:rPr>
+            </w:pPr>
+            <w:r>
+              <w:rPr>
+                <w:rFonts w:ascii="Arial" w:eastAsia="Arial" w:hAnsi="Arial" w:cs="Arial"/>
+              </w:rPr>
+              <w:t>Teléfono</w:t>
+            </w:r>
+          </w:p>
+        </w:tc>
+        <w:tc>
+          <w:tcPr>
+            <w:tcW w:w="0" w:type="auto"/>
+            <w:vAlign w:val="center"/>
+          </w:tcPr>
+          <w:p>
+            <w:pPr>
+              <w:jc w:val="center"/>
+              <w:rPr>
+                <w:rFonts w:ascii="Arial" w:eastAsia="Arial" w:hAnsi="Arial" w:cs="Arial"/>
+              </w:rPr>
+            </w:pPr>
+            <w:r>
+              <w:rPr>
+                <w:rFonts w:ascii="Arial" w:eastAsia="Arial" w:hAnsi="Arial" w:cs="Arial"/>
+              </w:rPr>
+              <w:t>VARCHAR(12)</w:t>
+            </w:r>
+          </w:p>
+        </w:tc>
+        <w:tc>
+          <w:tcPr>
+            <w:tcW w:w="0" w:type="auto"/>
+            <w:vAlign w:val="center"/>
+          </w:tcPr>
+          <w:p>
+            <w:pPr>
+              <w:jc w:val="center"/>
+              <w:rPr>
+                <w:rFonts w:ascii="Arial" w:eastAsia="Arial" w:hAnsi="Arial" w:cs="Arial"/>
+              </w:rPr>
+            </w:pPr>
+            <w:r>
+              <w:rPr>
+                <w:rFonts w:ascii="Arial" w:eastAsia="Arial" w:hAnsi="Arial" w:cs="Arial"/>
+              </w:rPr>
+              <w:t>Elemento para el ingreso</w:t>
+            </w:r>
+            <w:r>
+              <w:rPr>
+                <w:rFonts w:ascii="Arial" w:eastAsia="Arial" w:hAnsi="Arial" w:cs="Arial"/>
+              </w:rPr>
+              <w:t xml:space="preserve"> </w:t>
+            </w:r>
+            <w:r>
+              <w:rPr>
+                <w:rFonts w:ascii="Arial" w:eastAsia="Arial" w:hAnsi="Arial" w:cs="Arial"/>
+              </w:rPr>
+              <w:t xml:space="preserve">del </w:t>
+            </w:r>
+            <w:r>
+              <w:rPr>
+                <w:rFonts w:ascii="Arial" w:eastAsia="Arial" w:hAnsi="Arial" w:cs="Arial"/>
+              </w:rPr>
+              <w:t>Teléfono</w:t>
+            </w:r>
+            <w:r>
+              <w:rPr>
+                <w:rFonts w:ascii="Arial" w:eastAsia="Arial" w:hAnsi="Arial" w:cs="Arial"/>
+              </w:rPr>
+              <w:t xml:space="preserve"> del </w:t>
+            </w:r>
+            <w:r>
+              <w:rPr>
+                <w:rFonts w:ascii="Arial" w:eastAsia="Arial" w:hAnsi="Arial" w:cs="Arial"/>
+              </w:rPr>
+              <w:t>G</w:t>
+            </w:r>
+            <w:r>
+              <w:rPr>
+                <w:rFonts w:ascii="Arial" w:eastAsia="Arial" w:hAnsi="Arial" w:cs="Arial"/>
+              </w:rPr>
+              <w:t>imnasio</w:t>
+            </w:r>
+            <w:r>
+              <w:rPr>
+                <w:rFonts w:ascii="Arial" w:eastAsia="Arial" w:hAnsi="Arial" w:cs="Arial"/>
+              </w:rPr>
+              <w:t>.</w:t>
+            </w:r>
+          </w:p>
+        </w:tc>
+      </w:tr>
+      <w:tr>
+        <w:trPr>
+          <w:trHeight w:val="994"/>
+        </w:trPr>
+        <w:tc>
+          <w:tcPr>
+            <w:tcW w:w="0" w:type="auto"/>
+            <w:vMerge/>
+            <w:vAlign w:val="center"/>
+          </w:tcPr>
+          <w:p>
+            <w:pPr>
+              <w:jc w:val="center"/>
+              <w:rPr>
+                <w:rFonts w:ascii="Arial" w:eastAsia="Arial" w:hAnsi="Arial" w:cs="Arial"/>
+              </w:rPr>
+            </w:pPr>
+          </w:p>
+        </w:tc>
+        <w:tc>
+          <w:tcPr>
+            <w:tcW w:w="0" w:type="auto"/>
+            <w:vAlign w:val="center"/>
+          </w:tcPr>
+          <w:p>
+            <w:pPr>
+              <w:jc w:val="center"/>
+              <w:rPr>
+                <w:rFonts w:ascii="Arial" w:eastAsia="Arial" w:hAnsi="Arial" w:cs="Arial"/>
+              </w:rPr>
+            </w:pPr>
+            <w:r>
+              <w:rPr>
+                <w:rFonts w:ascii="Arial" w:eastAsia="Arial" w:hAnsi="Arial" w:cs="Arial"/>
+              </w:rPr>
+              <w:t>Email</w:t>
+            </w:r>
+          </w:p>
+        </w:tc>
+        <w:tc>
+          <w:tcPr>
+            <w:tcW w:w="0" w:type="auto"/>
+            <w:vAlign w:val="center"/>
+          </w:tcPr>
+          <w:p>
+            <w:pPr>
+              <w:jc w:val="center"/>
+              <w:rPr>
+                <w:rFonts w:ascii="Arial" w:eastAsia="Arial" w:hAnsi="Arial" w:cs="Arial"/>
+              </w:rPr>
+            </w:pPr>
+            <w:r>
+              <w:rPr>
+                <w:rFonts w:ascii="Arial" w:eastAsia="Arial" w:hAnsi="Arial" w:cs="Arial"/>
+              </w:rPr>
+              <w:t>VARCHAR(50)</w:t>
+            </w:r>
+          </w:p>
+        </w:tc>
+        <w:tc>
+          <w:tcPr>
+            <w:tcW w:w="0" w:type="auto"/>
+            <w:vAlign w:val="center"/>
+          </w:tcPr>
+          <w:p>
+            <w:pPr>
+              <w:jc w:val="center"/>
+              <w:rPr>
+                <w:rFonts w:ascii="Arial" w:eastAsia="Arial" w:hAnsi="Arial" w:cs="Arial"/>
+              </w:rPr>
+            </w:pPr>
+            <w:r>
+              <w:rPr>
+                <w:rFonts w:ascii="Arial" w:eastAsia="Arial" w:hAnsi="Arial" w:cs="Arial"/>
+              </w:rPr>
+              <w:t>Elemento para el ingreso</w:t>
+            </w:r>
+            <w:r>
+              <w:rPr>
+                <w:rFonts w:ascii="Arial" w:eastAsia="Arial" w:hAnsi="Arial" w:cs="Arial"/>
+              </w:rPr>
+              <w:t xml:space="preserve"> </w:t>
+            </w:r>
+            <w:r>
+              <w:rPr>
+                <w:rFonts w:ascii="Arial" w:eastAsia="Arial" w:hAnsi="Arial" w:cs="Arial"/>
+              </w:rPr>
+              <w:t xml:space="preserve">del </w:t>
+            </w:r>
+            <w:r>
+              <w:rPr>
+                <w:rFonts w:ascii="Arial" w:eastAsia="Arial" w:hAnsi="Arial" w:cs="Arial"/>
+              </w:rPr>
+              <w:t xml:space="preserve">Email </w:t>
+            </w:r>
+            <w:r>
+              <w:rPr>
+                <w:rFonts w:ascii="Arial" w:eastAsia="Arial" w:hAnsi="Arial" w:cs="Arial"/>
+              </w:rPr>
+              <w:t xml:space="preserve">del </w:t>
+            </w:r>
+            <w:r>
+              <w:rPr>
+                <w:rFonts w:ascii="Arial" w:eastAsia="Arial" w:hAnsi="Arial" w:cs="Arial"/>
+              </w:rPr>
+              <w:t>G</w:t>
+            </w:r>
+            <w:r>
+              <w:rPr>
+                <w:rFonts w:ascii="Arial" w:eastAsia="Arial" w:hAnsi="Arial" w:cs="Arial"/>
+              </w:rPr>
+              <w:t>imnasio</w:t>
+            </w:r>
+            <w:r>
+              <w:rPr>
+                <w:rFonts w:ascii="Arial" w:eastAsia="Arial" w:hAnsi="Arial" w:cs="Arial"/>
+              </w:rPr>
+              <w:t>.</w:t>
+            </w:r>
+          </w:p>
+        </w:tc>
+      </w:tr>
+      <w:tr>
+        <w:trPr>
+          <w:trHeight w:val="994"/>
+        </w:trPr>
+        <w:tc>
+          <w:tcPr>
+            <w:tcW w:w="0" w:type="auto"/>
+            <w:vMerge w:val="restart"/>
+            <w:vAlign w:val="center"/>
+          </w:tcPr>
+          <w:p>
+            <w:pPr>
+              <w:jc w:val="center"/>
+              <w:rPr>
+                <w:rFonts w:ascii="Arial" w:eastAsia="Arial" w:hAnsi="Arial" w:cs="Arial"/>
+              </w:rPr>
+            </w:pPr>
+            <w:r>
+              <w:rPr>
+                <w:rFonts w:ascii="Arial" w:eastAsia="Arial" w:hAnsi="Arial" w:cs="Arial"/>
+              </w:rPr>
+              <w:t>Miembros</w:t>
+            </w:r>
+          </w:p>
+        </w:tc>
+        <w:tc>
+          <w:tcPr>
+            <w:tcW w:w="0" w:type="auto"/>
+            <w:vAlign w:val="center"/>
+          </w:tcPr>
+          <w:p>
+            <w:pPr>
+              <w:jc w:val="center"/>
+              <w:rPr>
+                <w:rFonts w:ascii="Arial" w:eastAsia="Arial" w:hAnsi="Arial" w:cs="Arial"/>
+              </w:rPr>
+            </w:pPr>
+            <w:r>
+              <w:rPr>
+                <w:rFonts w:ascii="Arial" w:eastAsia="Arial" w:hAnsi="Arial" w:cs="Arial"/>
+              </w:rPr>
+              <w:t>Id_Miembro</w:t>
+            </w:r>
+          </w:p>
+        </w:tc>
+        <w:tc>
+          <w:tcPr>
+            <w:tcW w:w="0" w:type="auto"/>
+            <w:vAlign w:val="center"/>
+          </w:tcPr>
+          <w:p>
+            <w:pPr>
+              <w:jc w:val="center"/>
+              <w:rPr>
+                <w:rFonts w:ascii="Arial" w:eastAsia="Arial" w:hAnsi="Arial" w:cs="Arial"/>
+              </w:rPr>
+            </w:pPr>
+            <w:r>
+              <w:rPr>
+                <w:rFonts w:ascii="Arial" w:eastAsia="Arial" w:hAnsi="Arial" w:cs="Arial"/>
+                <w:lang w:val="es-419"/>
+              </w:rPr>
+              <w:t>INT PRIMARY KEY IDENTITY</w:t>
+            </w:r>
+          </w:p>
+        </w:tc>
+        <w:tc>
+          <w:tcPr>
+            <w:tcW w:w="0" w:type="auto"/>
+            <w:vAlign w:val="center"/>
+          </w:tcPr>
+          <w:p>
+            <w:pPr>
+              <w:jc w:val="center"/>
+              <w:rPr>
+                <w:rFonts w:ascii="Arial" w:eastAsia="Arial" w:hAnsi="Arial" w:cs="Arial"/>
+              </w:rPr>
+            </w:pPr>
+            <w:r>
+              <w:rPr>
+                <w:rFonts w:ascii="Arial" w:eastAsia="Arial" w:hAnsi="Arial" w:cs="Arial"/>
+              </w:rPr>
+              <w:t>Llave primaria</w:t>
+            </w:r>
+            <w:r>
+              <w:rPr>
+                <w:rFonts w:ascii="Arial" w:eastAsia="Arial" w:hAnsi="Arial" w:cs="Arial"/>
+              </w:rPr>
+              <w:t xml:space="preserve"> </w:t>
+            </w:r>
+            <w:r>
+              <w:rPr>
+                <w:rFonts w:ascii="Arial" w:eastAsia="Arial" w:hAnsi="Arial" w:cs="Arial"/>
+              </w:rPr>
+              <w:t>(PK)</w:t>
+            </w:r>
+            <w:r>
+              <w:rPr>
+                <w:rFonts w:ascii="Arial" w:eastAsia="Arial" w:hAnsi="Arial" w:cs="Arial"/>
+              </w:rPr>
+              <w:t xml:space="preserve"> para el ordenamiento físico de datos sin repetición</w:t>
+            </w:r>
+            <w:r>
+              <w:rPr>
+                <w:rFonts w:ascii="Arial" w:eastAsia="Arial" w:hAnsi="Arial" w:cs="Arial"/>
+              </w:rPr>
+              <w:t xml:space="preserve"> de Miembros por Gimnasio.</w:t>
+            </w:r>
+          </w:p>
+        </w:tc>
+      </w:tr>
+      <w:tr>
+        <w:trPr>
+          <w:trHeight w:val="994"/>
+        </w:trPr>
+        <w:tc>
+          <w:tcPr>
+            <w:tcW w:w="0" w:type="auto"/>
+            <w:vMerge/>
+            <w:vAlign w:val="center"/>
+          </w:tcPr>
+          <w:p>
+            <w:pPr>
+              <w:jc w:val="center"/>
+              <w:rPr>
+                <w:rFonts w:ascii="Arial" w:eastAsia="Arial" w:hAnsi="Arial" w:cs="Arial"/>
+              </w:rPr>
+            </w:pPr>
+          </w:p>
+        </w:tc>
+        <w:tc>
+          <w:tcPr>
+            <w:tcW w:w="0" w:type="auto"/>
+            <w:vAlign w:val="center"/>
+          </w:tcPr>
+          <w:p>
+            <w:pPr>
+              <w:jc w:val="center"/>
+              <w:rPr>
+                <w:rFonts w:ascii="Arial" w:eastAsia="Arial" w:hAnsi="Arial" w:cs="Arial"/>
+              </w:rPr>
+            </w:pPr>
+            <w:r>
+              <w:rPr>
+                <w:rFonts w:ascii="Arial" w:eastAsia="Arial" w:hAnsi="Arial" w:cs="Arial"/>
+              </w:rPr>
+              <w:t>Id_Gimnasio</w:t>
+            </w:r>
+          </w:p>
+        </w:tc>
+        <w:tc>
+          <w:tcPr>
+            <w:tcW w:w="0" w:type="auto"/>
+            <w:vAlign w:val="center"/>
+          </w:tcPr>
+          <w:p>
+            <w:pPr>
+              <w:jc w:val="center"/>
+              <w:rPr>
+                <w:rFonts w:ascii="Arial" w:eastAsia="Arial" w:hAnsi="Arial" w:cs="Arial"/>
+                <w:lang w:val="en-US"/>
+              </w:rPr>
+            </w:pPr>
+            <w:r>
+              <w:rPr>
+                <w:rFonts w:ascii="Arial" w:eastAsia="Arial" w:hAnsi="Arial" w:cs="Arial"/>
+                <w:lang w:val="en-US"/>
+              </w:rPr>
+              <w:t>INT FOREIGN KEY (Id_Gimnasio) REFERENCES Gimnasio(Id_Gimnasio)</w:t>
+            </w:r>
+          </w:p>
+        </w:tc>
+        <w:tc>
+          <w:tcPr>
+            <w:tcW w:w="0" w:type="auto"/>
+            <w:vAlign w:val="center"/>
+          </w:tcPr>
+          <w:p>
+            <w:pPr>
+              <w:jc w:val="center"/>
+              <w:rPr>
+                <w:rFonts w:ascii="Arial" w:eastAsia="Arial" w:hAnsi="Arial" w:cs="Arial"/>
+                <w:lang w:val="es-419"/>
+              </w:rPr>
+            </w:pPr>
+            <w:r>
+              <w:rPr>
+                <w:rFonts w:ascii="Arial" w:eastAsia="Arial" w:hAnsi="Arial" w:cs="Arial"/>
+              </w:rPr>
+              <w:t xml:space="preserve">Llave </w:t>
+            </w:r>
+            <w:r>
+              <w:rPr>
+                <w:rFonts w:ascii="Arial" w:eastAsia="Arial" w:hAnsi="Arial" w:cs="Arial"/>
+              </w:rPr>
+              <w:t>foránea</w:t>
+            </w:r>
+            <w:r>
+              <w:rPr>
+                <w:rFonts w:ascii="Arial" w:eastAsia="Arial" w:hAnsi="Arial" w:cs="Arial"/>
+              </w:rPr>
+              <w:t xml:space="preserve"> </w:t>
+            </w:r>
+            <w:r>
+              <w:rPr>
+                <w:rFonts w:ascii="Arial" w:eastAsia="Arial" w:hAnsi="Arial" w:cs="Arial"/>
+              </w:rPr>
+              <w:t>(FK)</w:t>
+            </w:r>
+            <w:r>
+              <w:rPr>
+                <w:rFonts w:ascii="Arial" w:eastAsia="Arial" w:hAnsi="Arial" w:cs="Arial"/>
+              </w:rPr>
+              <w:t xml:space="preserve"> para </w:t>
+            </w:r>
+            <w:r>
+              <w:rPr>
+                <w:rFonts w:ascii="Arial" w:eastAsia="Arial" w:hAnsi="Arial" w:cs="Arial"/>
+              </w:rPr>
+              <w:t xml:space="preserve">asociar al </w:t>
+            </w:r>
+            <w:r>
+              <w:rPr>
+                <w:rFonts w:ascii="Arial" w:eastAsia="Arial" w:hAnsi="Arial" w:cs="Arial"/>
+              </w:rPr>
+              <w:t>M</w:t>
+            </w:r>
+            <w:r>
+              <w:rPr>
+                <w:rFonts w:ascii="Arial" w:eastAsia="Arial" w:hAnsi="Arial" w:cs="Arial"/>
+              </w:rPr>
+              <w:t xml:space="preserve">iembro a un </w:t>
+            </w:r>
+            <w:r>
+              <w:rPr>
+                <w:rFonts w:ascii="Arial" w:eastAsia="Arial" w:hAnsi="Arial" w:cs="Arial"/>
+              </w:rPr>
+              <w:t>G</w:t>
+            </w:r>
+            <w:r>
+              <w:rPr>
+                <w:rFonts w:ascii="Arial" w:eastAsia="Arial" w:hAnsi="Arial" w:cs="Arial"/>
+              </w:rPr>
+              <w:t>imnasio</w:t>
+            </w:r>
+            <w:r>
+              <w:rPr>
+                <w:rFonts w:ascii="Arial" w:eastAsia="Arial" w:hAnsi="Arial" w:cs="Arial"/>
+              </w:rPr>
+              <w:t>.</w:t>
+            </w:r>
+          </w:p>
+        </w:tc>
+      </w:tr>
+      <w:tr>
+        <w:trPr>
+          <w:trHeight w:val="994"/>
+        </w:trPr>
+        <w:tc>
+          <w:tcPr>
+            <w:tcW w:w="0" w:type="auto"/>
+            <w:vMerge/>
+            <w:vAlign w:val="center"/>
+          </w:tcPr>
+          <w:p>
+            <w:pPr>
+              <w:jc w:val="center"/>
+              <w:rPr>
+                <w:rFonts w:ascii="Arial" w:eastAsia="Arial" w:hAnsi="Arial" w:cs="Arial"/>
+                <w:lang w:val="es-419"/>
+              </w:rPr>
+            </w:pPr>
+          </w:p>
+        </w:tc>
+        <w:tc>
+          <w:tcPr>
+            <w:tcW w:w="0" w:type="auto"/>
+            <w:vAlign w:val="center"/>
+          </w:tcPr>
+          <w:p>
+            <w:pPr>
+              <w:jc w:val="center"/>
+              <w:rPr>
+                <w:rFonts w:ascii="Arial" w:eastAsia="Arial" w:hAnsi="Arial" w:cs="Arial"/>
+                <w:lang w:val="es-419"/>
+              </w:rPr>
+            </w:pPr>
+            <w:r>
+              <w:rPr>
+                <w:rFonts w:ascii="Arial" w:eastAsia="Arial" w:hAnsi="Arial" w:cs="Arial"/>
+                <w:lang w:val="es-419"/>
+              </w:rPr>
+              <w:t>Tipo_Miembro</w:t>
+            </w:r>
+          </w:p>
+        </w:tc>
+        <w:tc>
+          <w:tcPr>
+            <w:tcW w:w="0" w:type="auto"/>
+            <w:vAlign w:val="center"/>
+          </w:tcPr>
+          <w:p>
+            <w:pPr>
+              <w:jc w:val="center"/>
+              <w:rPr>
+                <w:rFonts w:ascii="Arial" w:eastAsia="Arial" w:hAnsi="Arial" w:cs="Arial"/>
+                <w:lang w:val="es-419"/>
+              </w:rPr>
+            </w:pPr>
+            <w:r>
+              <w:rPr>
+                <w:rFonts w:ascii="Arial" w:eastAsia="Arial" w:hAnsi="Arial" w:cs="Arial"/>
+                <w:lang w:val="es-419"/>
+              </w:rPr>
+              <w:t>VARCHAR(15)</w:t>
+            </w:r>
+          </w:p>
+        </w:tc>
+        <w:tc>
+          <w:tcPr>
+            <w:tcW w:w="0" w:type="auto"/>
+            <w:vAlign w:val="center"/>
+          </w:tcPr>
+          <w:p>
+            <w:pPr>
+              <w:jc w:val="center"/>
+              <w:rPr>
+                <w:rFonts w:ascii="Arial" w:eastAsia="Arial" w:hAnsi="Arial" w:cs="Arial"/>
+                <w:lang w:val="es-419"/>
+              </w:rPr>
+            </w:pPr>
+            <w:r>
+              <w:rPr>
+                <w:rFonts w:ascii="Arial" w:eastAsia="Arial" w:hAnsi="Arial" w:cs="Arial"/>
+              </w:rPr>
+              <w:t>Elemento para el ingreso</w:t>
+            </w:r>
+            <w:r>
+              <w:rPr>
+                <w:rFonts w:ascii="Arial" w:eastAsia="Arial" w:hAnsi="Arial" w:cs="Arial"/>
+              </w:rPr>
+              <w:t xml:space="preserve"> </w:t>
+            </w:r>
+            <w:r>
+              <w:rPr>
+                <w:rFonts w:ascii="Arial" w:eastAsia="Arial" w:hAnsi="Arial" w:cs="Arial"/>
+              </w:rPr>
+              <w:t xml:space="preserve">del </w:t>
+            </w:r>
+            <w:r>
+              <w:rPr>
+                <w:rFonts w:ascii="Arial" w:eastAsia="Arial" w:hAnsi="Arial" w:cs="Arial"/>
+              </w:rPr>
+              <w:t>Tipo de miembro con limitación de datos</w:t>
+            </w:r>
+            <w:r>
+              <w:rPr>
+                <w:rFonts w:ascii="Arial" w:eastAsia="Arial" w:hAnsi="Arial" w:cs="Arial"/>
+              </w:rPr>
+              <w:t xml:space="preserve"> </w:t>
+            </w:r>
+            <w:r>
+              <w:rPr>
+                <w:rFonts w:ascii="Arial" w:eastAsia="Arial" w:hAnsi="Arial" w:cs="Arial"/>
+              </w:rPr>
+              <w:t>(‘Socio’, ‘Entrenador’, ‘Empleado’)</w:t>
+            </w:r>
+            <w:r>
+              <w:rPr>
+                <w:rFonts w:ascii="Arial" w:eastAsia="Arial" w:hAnsi="Arial" w:cs="Arial"/>
+              </w:rPr>
+              <w:t>.</w:t>
+            </w:r>
+          </w:p>
+        </w:tc>
+      </w:tr>
+      <w:tr>
+        <w:trPr>
+          <w:trHeight w:val="994"/>
+        </w:trPr>
+        <w:tc>
+          <w:tcPr>
+            <w:tcW w:w="0" w:type="auto"/>
+            <w:vMerge/>
+            <w:vAlign w:val="center"/>
+          </w:tcPr>
+          <w:p>
+            <w:pPr>
+              <w:jc w:val="center"/>
+              <w:rPr>
+                <w:rFonts w:ascii="Arial" w:eastAsia="Arial" w:hAnsi="Arial" w:cs="Arial"/>
+                <w:lang w:val="es-419"/>
+              </w:rPr>
+            </w:pPr>
+          </w:p>
+        </w:tc>
+        <w:tc>
+          <w:tcPr>
+            <w:tcW w:w="0" w:type="auto"/>
+            <w:vAlign w:val="center"/>
+          </w:tcPr>
+          <w:p>
+            <w:pPr>
+              <w:jc w:val="center"/>
+              <w:rPr>
+                <w:rFonts w:ascii="Arial" w:eastAsia="Arial" w:hAnsi="Arial" w:cs="Arial"/>
+                <w:lang w:val="es-419"/>
+              </w:rPr>
+            </w:pPr>
+            <w:r>
+              <w:rPr>
+                <w:rFonts w:ascii="Arial" w:eastAsia="Arial" w:hAnsi="Arial" w:cs="Arial"/>
+                <w:lang w:val="es-419"/>
+              </w:rPr>
+              <w:t>Codigo_Miembro</w:t>
+            </w:r>
+          </w:p>
+        </w:tc>
+        <w:tc>
+          <w:tcPr>
+            <w:tcW w:w="0" w:type="auto"/>
+            <w:vAlign w:val="center"/>
+          </w:tcPr>
+          <w:p>
+            <w:pPr>
+              <w:jc w:val="center"/>
+              <w:rPr>
+                <w:rFonts w:ascii="Arial" w:eastAsia="Arial" w:hAnsi="Arial" w:cs="Arial"/>
+                <w:lang w:val="es-419"/>
+              </w:rPr>
+            </w:pPr>
+            <w:r>
+              <w:rPr>
+                <w:rFonts w:ascii="Arial" w:eastAsia="Arial" w:hAnsi="Arial" w:cs="Arial"/>
+                <w:lang w:val="es-419"/>
+              </w:rPr>
+              <w:t>CASE</w:t>
+            </w:r>
+          </w:p>
+        </w:tc>
+        <w:tc>
+          <w:tcPr>
+            <w:tcW w:w="0" w:type="auto"/>
+            <w:vAlign w:val="center"/>
+          </w:tcPr>
+          <w:p>
+            <w:pPr>
+              <w:jc w:val="center"/>
+              <w:rPr>
+                <w:rFonts w:ascii="Arial" w:eastAsia="Arial" w:hAnsi="Arial" w:cs="Arial"/>
+                <w:lang w:val="es-419"/>
+              </w:rPr>
+            </w:pPr>
+            <w:r>
+              <w:rPr>
+                <w:rFonts w:ascii="Arial" w:eastAsia="Arial" w:hAnsi="Arial" w:cs="Arial"/>
+              </w:rPr>
+              <w:t>Elemento para el ingreso</w:t>
+            </w:r>
+            <w:r>
+              <w:rPr>
+                <w:rFonts w:ascii="Arial" w:eastAsia="Arial" w:hAnsi="Arial" w:cs="Arial"/>
+              </w:rPr>
+              <w:t xml:space="preserve"> </w:t>
+            </w:r>
+            <w:r>
+              <w:rPr>
+                <w:rFonts w:ascii="Arial" w:eastAsia="Arial" w:hAnsi="Arial" w:cs="Arial"/>
+              </w:rPr>
+              <w:t>de</w:t>
+            </w:r>
+            <w:r>
+              <w:rPr>
+                <w:rFonts w:ascii="Arial" w:eastAsia="Arial" w:hAnsi="Arial" w:cs="Arial"/>
+              </w:rPr>
+              <w:t xml:space="preserve"> </w:t>
+            </w:r>
+            <w:r>
+              <w:rPr>
+                <w:rFonts w:ascii="Arial" w:eastAsia="Arial" w:hAnsi="Arial" w:cs="Arial"/>
+              </w:rPr>
+              <w:t xml:space="preserve">un código único por </w:t>
+            </w:r>
+            <w:r>
+              <w:rPr>
+                <w:rFonts w:ascii="Arial" w:eastAsia="Arial" w:hAnsi="Arial" w:cs="Arial"/>
+              </w:rPr>
+              <w:t>M</w:t>
+            </w:r>
+            <w:r>
+              <w:rPr>
+                <w:rFonts w:ascii="Arial" w:eastAsia="Arial" w:hAnsi="Arial" w:cs="Arial"/>
+              </w:rPr>
+              <w:t>iembro</w:t>
+            </w:r>
+            <w:r>
+              <w:rPr>
+                <w:rFonts w:ascii="Arial" w:eastAsia="Arial" w:hAnsi="Arial" w:cs="Arial"/>
+              </w:rPr>
+              <w:t>.</w:t>
+            </w:r>
+          </w:p>
+        </w:tc>
+      </w:tr>
+      <w:tr>
+        <w:trPr>
+          <w:trHeight w:val="994"/>
+        </w:trPr>
+        <w:tc>
+          <w:tcPr>
+            <w:tcW w:w="0" w:type="auto"/>
+            <w:vMerge/>
+            <w:vAlign w:val="center"/>
+          </w:tcPr>
+          <w:p>
+            <w:pPr>
+              <w:jc w:val="center"/>
+              <w:rPr>
+                <w:rFonts w:ascii="Arial" w:eastAsia="Arial" w:hAnsi="Arial" w:cs="Arial"/>
+                <w:lang w:val="es-419"/>
+              </w:rPr>
+            </w:pPr>
+          </w:p>
+        </w:tc>
+        <w:tc>
+          <w:tcPr>
+            <w:tcW w:w="0" w:type="auto"/>
+            <w:vAlign w:val="center"/>
+          </w:tcPr>
+          <w:p>
+            <w:pPr>
+              <w:jc w:val="center"/>
+              <w:rPr>
+                <w:rFonts w:ascii="Arial" w:eastAsia="Arial" w:hAnsi="Arial" w:cs="Arial"/>
+                <w:lang w:val="es-419"/>
+              </w:rPr>
+            </w:pPr>
+            <w:r>
+              <w:rPr>
+                <w:rFonts w:ascii="Arial" w:eastAsia="Arial" w:hAnsi="Arial" w:cs="Arial"/>
+                <w:lang w:val="es-419"/>
+              </w:rPr>
+              <w:t>Nombre</w:t>
+            </w:r>
+          </w:p>
+        </w:tc>
+        <w:tc>
+          <w:tcPr>
+            <w:tcW w:w="0" w:type="auto"/>
+            <w:vAlign w:val="center"/>
+          </w:tcPr>
+          <w:p>
+            <w:pPr>
+              <w:jc w:val="center"/>
+              <w:rPr>
+                <w:rFonts w:ascii="Arial" w:eastAsia="Arial" w:hAnsi="Arial" w:cs="Arial"/>
+                <w:lang w:val="es-419"/>
+              </w:rPr>
+            </w:pPr>
+            <w:r>
+              <w:rPr>
+                <w:rFonts w:ascii="Arial" w:eastAsia="Arial" w:hAnsi="Arial" w:cs="Arial"/>
+                <w:lang w:val="es-419"/>
+              </w:rPr>
+              <w:t>VARCHAR(50)</w:t>
+            </w:r>
+          </w:p>
+        </w:tc>
+        <w:tc>
+          <w:tcPr>
+            <w:tcW w:w="0" w:type="auto"/>
+            <w:vAlign w:val="center"/>
+          </w:tcPr>
+          <w:p>
+            <w:pPr>
+              <w:jc w:val="center"/>
+              <w:rPr>
+                <w:rFonts w:ascii="Arial" w:eastAsia="Arial" w:hAnsi="Arial" w:cs="Arial"/>
+                <w:lang w:val="es-419"/>
+              </w:rPr>
+            </w:pPr>
+            <w:r>
+              <w:rPr>
+                <w:rFonts w:ascii="Arial" w:eastAsia="Arial" w:hAnsi="Arial" w:cs="Arial"/>
+              </w:rPr>
+              <w:t>Elemento para el ingreso</w:t>
+            </w:r>
+            <w:r>
+              <w:rPr>
+                <w:rFonts w:ascii="Arial" w:eastAsia="Arial" w:hAnsi="Arial" w:cs="Arial"/>
+              </w:rPr>
+              <w:t xml:space="preserve"> </w:t>
+            </w:r>
+            <w:r>
+              <w:rPr>
+                <w:rFonts w:ascii="Arial" w:eastAsia="Arial" w:hAnsi="Arial" w:cs="Arial"/>
+              </w:rPr>
+              <w:t xml:space="preserve">del </w:t>
+            </w:r>
+            <w:r>
+              <w:rPr>
+                <w:rFonts w:ascii="Arial" w:eastAsia="Arial" w:hAnsi="Arial" w:cs="Arial"/>
+              </w:rPr>
+              <w:t>Nombre</w:t>
+            </w:r>
+            <w:r>
+              <w:rPr>
+                <w:rFonts w:ascii="Arial" w:eastAsia="Arial" w:hAnsi="Arial" w:cs="Arial"/>
+              </w:rPr>
+              <w:t xml:space="preserve"> del </w:t>
+            </w:r>
+            <w:r>
+              <w:rPr>
+                <w:rFonts w:ascii="Arial" w:eastAsia="Arial" w:hAnsi="Arial" w:cs="Arial"/>
+              </w:rPr>
+              <w:t>M</w:t>
+            </w:r>
+            <w:r>
+              <w:rPr>
+                <w:rFonts w:ascii="Arial" w:eastAsia="Arial" w:hAnsi="Arial" w:cs="Arial"/>
+              </w:rPr>
+              <w:t>iembro</w:t>
+            </w:r>
+            <w:r>
+              <w:rPr>
+                <w:rFonts w:ascii="Arial" w:eastAsia="Arial" w:hAnsi="Arial" w:cs="Arial"/>
+              </w:rPr>
+              <w:t>.</w:t>
+            </w:r>
+          </w:p>
+        </w:tc>
+      </w:tr>
+      <w:tr>
+        <w:trPr>
+          <w:trHeight w:val="994"/>
+        </w:trPr>
+        <w:tc>
+          <w:tcPr>
+            <w:tcW w:w="0" w:type="auto"/>
+            <w:vMerge/>
+            <w:vAlign w:val="center"/>
+          </w:tcPr>
+          <w:p>
+            <w:pPr>
+              <w:jc w:val="center"/>
+              <w:rPr>
+                <w:rFonts w:ascii="Arial" w:eastAsia="Arial" w:hAnsi="Arial" w:cs="Arial"/>
+                <w:lang w:val="es-419"/>
+              </w:rPr>
+            </w:pPr>
+          </w:p>
+        </w:tc>
+        <w:tc>
+          <w:tcPr>
+            <w:tcW w:w="0" w:type="auto"/>
+            <w:vAlign w:val="center"/>
+          </w:tcPr>
+          <w:p>
+            <w:pPr>
+              <w:jc w:val="center"/>
+              <w:rPr>
+                <w:rFonts w:ascii="Arial" w:eastAsia="Arial" w:hAnsi="Arial" w:cs="Arial"/>
+                <w:lang w:val="es-419"/>
+              </w:rPr>
+            </w:pPr>
+            <w:r>
+              <w:rPr>
+                <w:rFonts w:ascii="Arial" w:eastAsia="Arial" w:hAnsi="Arial" w:cs="Arial"/>
+                <w:lang w:val="es-419"/>
+              </w:rPr>
+              <w:t>Apellido</w:t>
+            </w:r>
+          </w:p>
+        </w:tc>
+        <w:tc>
+          <w:tcPr>
+            <w:tcW w:w="0" w:type="auto"/>
+            <w:vAlign w:val="center"/>
+          </w:tcPr>
+          <w:p>
+            <w:pPr>
+              <w:jc w:val="center"/>
+              <w:rPr>
+                <w:rFonts w:ascii="Arial" w:eastAsia="Arial" w:hAnsi="Arial" w:cs="Arial"/>
+                <w:lang w:val="es-419"/>
+              </w:rPr>
+            </w:pPr>
+            <w:r>
+              <w:rPr>
+                <w:rFonts w:ascii="Arial" w:eastAsia="Arial" w:hAnsi="Arial" w:cs="Arial"/>
+                <w:lang w:val="es-419"/>
+              </w:rPr>
+              <w:t>VARCHAR(50)</w:t>
+            </w:r>
+          </w:p>
+        </w:tc>
+        <w:tc>
+          <w:tcPr>
+            <w:tcW w:w="0" w:type="auto"/>
+            <w:vAlign w:val="center"/>
+          </w:tcPr>
+          <w:p>
+            <w:pPr>
+              <w:jc w:val="center"/>
+              <w:rPr>
+                <w:rFonts w:ascii="Arial" w:eastAsia="Arial" w:hAnsi="Arial" w:cs="Arial"/>
+                <w:lang w:val="es-419"/>
+              </w:rPr>
+            </w:pPr>
+            <w:r>
+              <w:rPr>
+                <w:rFonts w:ascii="Arial" w:eastAsia="Arial" w:hAnsi="Arial" w:cs="Arial"/>
+              </w:rPr>
+              <w:t>Elemento para el ingreso</w:t>
+            </w:r>
+            <w:r>
+              <w:rPr>
+                <w:rFonts w:ascii="Arial" w:eastAsia="Arial" w:hAnsi="Arial" w:cs="Arial"/>
+              </w:rPr>
+              <w:t xml:space="preserve"> </w:t>
+            </w:r>
+            <w:r>
+              <w:rPr>
+                <w:rFonts w:ascii="Arial" w:eastAsia="Arial" w:hAnsi="Arial" w:cs="Arial"/>
+              </w:rPr>
+              <w:t xml:space="preserve">del </w:t>
+            </w:r>
+            <w:r>
+              <w:rPr>
+                <w:rFonts w:ascii="Arial" w:eastAsia="Arial" w:hAnsi="Arial" w:cs="Arial"/>
+              </w:rPr>
+              <w:t>Apellido</w:t>
+            </w:r>
+            <w:r>
+              <w:rPr>
+                <w:rFonts w:ascii="Arial" w:eastAsia="Arial" w:hAnsi="Arial" w:cs="Arial"/>
+              </w:rPr>
+              <w:t xml:space="preserve"> del </w:t>
+            </w:r>
+            <w:r>
+              <w:rPr>
+                <w:rFonts w:ascii="Arial" w:eastAsia="Arial" w:hAnsi="Arial" w:cs="Arial"/>
+              </w:rPr>
+              <w:t>M</w:t>
+            </w:r>
+            <w:r>
+              <w:rPr>
+                <w:rFonts w:ascii="Arial" w:eastAsia="Arial" w:hAnsi="Arial" w:cs="Arial"/>
+              </w:rPr>
+              <w:t>iembro</w:t>
+            </w:r>
+            <w:r>
+              <w:rPr>
+                <w:rFonts w:ascii="Arial" w:eastAsia="Arial" w:hAnsi="Arial" w:cs="Arial"/>
+              </w:rPr>
+              <w:t>.</w:t>
+            </w:r>
+          </w:p>
+        </w:tc>
+      </w:tr>
+      <w:tr>
+        <w:trPr>
+          <w:trHeight w:val="994"/>
+        </w:trPr>
+        <w:tc>
+          <w:tcPr>
+            <w:tcW w:w="0" w:type="auto"/>
+            <w:vMerge/>
+            <w:vAlign w:val="center"/>
+          </w:tcPr>
+          <w:p>
+            <w:pPr>
+              <w:jc w:val="center"/>
+              <w:rPr>
+                <w:rFonts w:ascii="Arial" w:eastAsia="Arial" w:hAnsi="Arial" w:cs="Arial"/>
+                <w:lang w:val="es-419"/>
+              </w:rPr>
+            </w:pPr>
+          </w:p>
+        </w:tc>
+        <w:tc>
+          <w:tcPr>
+            <w:tcW w:w="0" w:type="auto"/>
+            <w:vAlign w:val="center"/>
+          </w:tcPr>
+          <w:p>
+            <w:pPr>
+              <w:jc w:val="center"/>
+              <w:rPr>
+                <w:rFonts w:ascii="Arial" w:eastAsia="Arial" w:hAnsi="Arial" w:cs="Arial"/>
+                <w:lang w:val="es-419"/>
+              </w:rPr>
+            </w:pPr>
+            <w:r>
+              <w:rPr>
+                <w:rFonts w:ascii="Arial" w:eastAsia="Arial" w:hAnsi="Arial" w:cs="Arial"/>
+                <w:lang w:val="es-419"/>
+              </w:rPr>
+              <w:t>Fecha_nacimiento</w:t>
+            </w:r>
+          </w:p>
+        </w:tc>
+        <w:tc>
+          <w:tcPr>
+            <w:tcW w:w="0" w:type="auto"/>
+            <w:vAlign w:val="center"/>
+          </w:tcPr>
+          <w:p>
+            <w:pPr>
+              <w:jc w:val="center"/>
+              <w:rPr>
+                <w:rFonts w:ascii="Arial" w:eastAsia="Arial" w:hAnsi="Arial" w:cs="Arial"/>
+                <w:lang w:val="es-419"/>
+              </w:rPr>
+            </w:pPr>
+            <w:r>
+              <w:rPr>
+                <w:rFonts w:ascii="Arial" w:eastAsia="Arial" w:hAnsi="Arial" w:cs="Arial"/>
+                <w:lang w:val="es-419"/>
+              </w:rPr>
+              <w:t>DATE</w:t>
+            </w:r>
+          </w:p>
+        </w:tc>
+        <w:tc>
+          <w:tcPr>
+            <w:tcW w:w="0" w:type="auto"/>
+            <w:vAlign w:val="center"/>
+          </w:tcPr>
+          <w:p>
+            <w:pPr>
+              <w:jc w:val="center"/>
+              <w:rPr>
+                <w:rFonts w:ascii="Arial" w:eastAsia="Arial" w:hAnsi="Arial" w:cs="Arial"/>
+                <w:lang w:val="es-419"/>
+              </w:rPr>
+            </w:pPr>
+            <w:r>
+              <w:rPr>
+                <w:rFonts w:ascii="Arial" w:eastAsia="Arial" w:hAnsi="Arial" w:cs="Arial"/>
+              </w:rPr>
+              <w:t>Elemento para el ingreso</w:t>
+            </w:r>
+            <w:r>
+              <w:rPr>
+                <w:rFonts w:ascii="Arial" w:eastAsia="Arial" w:hAnsi="Arial" w:cs="Arial"/>
+              </w:rPr>
+              <w:t xml:space="preserve"> </w:t>
+            </w:r>
+            <w:r>
+              <w:rPr>
+                <w:rFonts w:ascii="Arial" w:eastAsia="Arial" w:hAnsi="Arial" w:cs="Arial"/>
+              </w:rPr>
+              <w:t>de</w:t>
+            </w:r>
+            <w:r>
+              <w:rPr>
+                <w:rFonts w:ascii="Arial" w:eastAsia="Arial" w:hAnsi="Arial" w:cs="Arial"/>
+              </w:rPr>
+              <w:t xml:space="preserve"> la fecha de nacimiento </w:t>
+            </w:r>
+            <w:r>
+              <w:rPr>
+                <w:rFonts w:ascii="Arial" w:eastAsia="Arial" w:hAnsi="Arial" w:cs="Arial"/>
+              </w:rPr>
+              <w:t xml:space="preserve">del </w:t>
+            </w:r>
+            <w:r>
+              <w:rPr>
+                <w:rFonts w:ascii="Arial" w:eastAsia="Arial" w:hAnsi="Arial" w:cs="Arial"/>
+              </w:rPr>
+              <w:t>M</w:t>
+            </w:r>
+            <w:r>
+              <w:rPr>
+                <w:rFonts w:ascii="Arial" w:eastAsia="Arial" w:hAnsi="Arial" w:cs="Arial"/>
+              </w:rPr>
+              <w:t>i</w:t>
+            </w:r>
+            <w:r>
+              <w:rPr>
+                <w:rFonts w:ascii="Arial" w:eastAsia="Arial" w:hAnsi="Arial" w:cs="Arial"/>
+              </w:rPr>
+              <w:t>embr</w:t>
+            </w:r>
+            <w:r>
+              <w:rPr>
+                <w:rFonts w:ascii="Arial" w:eastAsia="Arial" w:hAnsi="Arial" w:cs="Arial"/>
+              </w:rPr>
+              <w:t>o</w:t>
+            </w:r>
+            <w:r>
+              <w:rPr>
+                <w:rFonts w:ascii="Arial" w:eastAsia="Arial" w:hAnsi="Arial" w:cs="Arial"/>
+              </w:rPr>
+              <w:t>.</w:t>
+            </w:r>
+          </w:p>
+        </w:tc>
+      </w:tr>
+      <w:tr>
+        <w:trPr>
+          <w:trHeight w:val="994"/>
+        </w:trPr>
+        <w:tc>
+          <w:tcPr>
+            <w:tcW w:w="0" w:type="auto"/>
+            <w:vMerge/>
+            <w:vAlign w:val="center"/>
+          </w:tcPr>
+          <w:p>
+            <w:pPr>
+              <w:jc w:val="center"/>
+              <w:rPr>
+                <w:rFonts w:ascii="Arial" w:eastAsia="Arial" w:hAnsi="Arial" w:cs="Arial"/>
+                <w:lang w:val="es-419"/>
+              </w:rPr>
+            </w:pPr>
+          </w:p>
+        </w:tc>
+        <w:tc>
+          <w:tcPr>
+            <w:tcW w:w="0" w:type="auto"/>
+            <w:vAlign w:val="center"/>
+          </w:tcPr>
+          <w:p>
+            <w:pPr>
+              <w:jc w:val="center"/>
+              <w:rPr>
+                <w:rFonts w:ascii="Arial" w:eastAsia="Arial" w:hAnsi="Arial" w:cs="Arial"/>
+                <w:lang w:val="es-419"/>
+              </w:rPr>
+            </w:pPr>
+            <w:r>
+              <w:rPr>
+                <w:rFonts w:ascii="Arial" w:eastAsia="Arial" w:hAnsi="Arial" w:cs="Arial"/>
+                <w:lang w:val="es-419"/>
+              </w:rPr>
+              <w:t>Telefono</w:t>
+            </w:r>
+          </w:p>
+        </w:tc>
+        <w:tc>
+          <w:tcPr>
+            <w:tcW w:w="0" w:type="auto"/>
+            <w:vAlign w:val="center"/>
+          </w:tcPr>
+          <w:p>
+            <w:pPr>
+              <w:jc w:val="center"/>
+              <w:rPr>
+                <w:rFonts w:ascii="Arial" w:eastAsia="Arial" w:hAnsi="Arial" w:cs="Arial"/>
+                <w:lang w:val="es-419"/>
+              </w:rPr>
+            </w:pPr>
+            <w:r>
+              <w:rPr>
+                <w:rFonts w:ascii="Arial" w:eastAsia="Arial" w:hAnsi="Arial" w:cs="Arial"/>
+                <w:lang w:val="es-419"/>
+              </w:rPr>
+              <w:t>VARCHAR(12)</w:t>
+            </w:r>
+          </w:p>
+        </w:tc>
+        <w:tc>
+          <w:tcPr>
+            <w:tcW w:w="0" w:type="auto"/>
+            <w:vAlign w:val="center"/>
+          </w:tcPr>
+          <w:p>
+            <w:pPr>
+              <w:jc w:val="center"/>
+              <w:rPr>
+                <w:rFonts w:ascii="Arial" w:eastAsia="Arial" w:hAnsi="Arial" w:cs="Arial"/>
+                <w:lang w:val="es-419"/>
+              </w:rPr>
+            </w:pPr>
+            <w:r>
+              <w:rPr>
+                <w:rFonts w:ascii="Arial" w:eastAsia="Arial" w:hAnsi="Arial" w:cs="Arial"/>
+              </w:rPr>
+              <w:t>Elemento para el ingreso</w:t>
+            </w:r>
+            <w:r>
+              <w:rPr>
+                <w:rFonts w:ascii="Arial" w:eastAsia="Arial" w:hAnsi="Arial" w:cs="Arial"/>
+              </w:rPr>
+              <w:t xml:space="preserve"> </w:t>
+            </w:r>
+            <w:r>
+              <w:rPr>
+                <w:rFonts w:ascii="Arial" w:eastAsia="Arial" w:hAnsi="Arial" w:cs="Arial"/>
+              </w:rPr>
+              <w:t xml:space="preserve">del </w:t>
+            </w:r>
+            <w:r>
+              <w:rPr>
+                <w:rFonts w:ascii="Arial" w:eastAsia="Arial" w:hAnsi="Arial" w:cs="Arial"/>
+              </w:rPr>
+              <w:t>Teléfono</w:t>
+            </w:r>
+            <w:r>
+              <w:rPr>
+                <w:rFonts w:ascii="Arial" w:eastAsia="Arial" w:hAnsi="Arial" w:cs="Arial"/>
+              </w:rPr>
+              <w:t xml:space="preserve"> del </w:t>
+            </w:r>
+            <w:r>
+              <w:rPr>
+                <w:rFonts w:ascii="Arial" w:eastAsia="Arial" w:hAnsi="Arial" w:cs="Arial"/>
+              </w:rPr>
+              <w:t>M</w:t>
+            </w:r>
+            <w:r>
+              <w:rPr>
+                <w:rFonts w:ascii="Arial" w:eastAsia="Arial" w:hAnsi="Arial" w:cs="Arial"/>
+              </w:rPr>
+              <w:t>iembro</w:t>
+            </w:r>
+            <w:r>
+              <w:rPr>
+                <w:rFonts w:ascii="Arial" w:eastAsia="Arial" w:hAnsi="Arial" w:cs="Arial"/>
+              </w:rPr>
+              <w:t>.</w:t>
+            </w:r>
+          </w:p>
+        </w:tc>
+      </w:tr>
+      <w:tr>
+        <w:trPr>
+          <w:trHeight w:val="994"/>
+        </w:trPr>
+        <w:tc>
+          <w:tcPr>
+            <w:tcW w:w="0" w:type="auto"/>
+            <w:vMerge/>
+            <w:vAlign w:val="center"/>
+          </w:tcPr>
+          <w:p>
+            <w:pPr>
+              <w:jc w:val="center"/>
+              <w:rPr>
+                <w:rFonts w:ascii="Arial" w:eastAsia="Arial" w:hAnsi="Arial" w:cs="Arial"/>
+                <w:lang w:val="es-419"/>
+              </w:rPr>
+            </w:pPr>
+          </w:p>
+        </w:tc>
+        <w:tc>
+          <w:tcPr>
+            <w:tcW w:w="0" w:type="auto"/>
+            <w:vAlign w:val="center"/>
+          </w:tcPr>
+          <w:p>
+            <w:pPr>
+              <w:jc w:val="center"/>
+              <w:rPr>
+                <w:rFonts w:ascii="Arial" w:eastAsia="Arial" w:hAnsi="Arial" w:cs="Arial"/>
+                <w:lang w:val="es-419"/>
+              </w:rPr>
+            </w:pPr>
+            <w:r>
+              <w:rPr>
+                <w:rFonts w:ascii="Arial" w:eastAsia="Arial" w:hAnsi="Arial" w:cs="Arial"/>
+                <w:lang w:val="es-419"/>
+              </w:rPr>
+              <w:t>Email</w:t>
+            </w:r>
+          </w:p>
+        </w:tc>
+        <w:tc>
+          <w:tcPr>
+            <w:tcW w:w="0" w:type="auto"/>
+            <w:vAlign w:val="center"/>
+          </w:tcPr>
+          <w:p>
+            <w:pPr>
+              <w:jc w:val="center"/>
+              <w:rPr>
+                <w:rFonts w:ascii="Arial" w:eastAsia="Arial" w:hAnsi="Arial" w:cs="Arial"/>
+                <w:lang w:val="es-419"/>
+              </w:rPr>
+            </w:pPr>
+            <w:r>
+              <w:rPr>
+                <w:rFonts w:ascii="Arial" w:eastAsia="Arial" w:hAnsi="Arial" w:cs="Arial"/>
+                <w:lang w:val="es-419"/>
+              </w:rPr>
+              <w:t>VARCHAR(50)</w:t>
+            </w:r>
+          </w:p>
+        </w:tc>
+        <w:tc>
+          <w:tcPr>
+            <w:tcW w:w="0" w:type="auto"/>
+            <w:vAlign w:val="center"/>
+          </w:tcPr>
+          <w:p>
+            <w:pPr>
+              <w:jc w:val="center"/>
+              <w:rPr>
+                <w:rFonts w:ascii="Arial" w:eastAsia="Arial" w:hAnsi="Arial" w:cs="Arial"/>
+                <w:lang w:val="es-419"/>
+              </w:rPr>
+            </w:pPr>
+            <w:r>
+              <w:rPr>
+                <w:rFonts w:ascii="Arial" w:eastAsia="Arial" w:hAnsi="Arial" w:cs="Arial"/>
+              </w:rPr>
+              <w:t>Elemento para el ingreso</w:t>
+            </w:r>
+            <w:r>
+              <w:rPr>
+                <w:rFonts w:ascii="Arial" w:eastAsia="Arial" w:hAnsi="Arial" w:cs="Arial"/>
+              </w:rPr>
+              <w:t xml:space="preserve"> </w:t>
+            </w:r>
+            <w:r>
+              <w:rPr>
+                <w:rFonts w:ascii="Arial" w:eastAsia="Arial" w:hAnsi="Arial" w:cs="Arial"/>
+              </w:rPr>
+              <w:t xml:space="preserve">del Email del </w:t>
+            </w:r>
+            <w:r>
+              <w:rPr>
+                <w:rFonts w:ascii="Arial" w:eastAsia="Arial" w:hAnsi="Arial" w:cs="Arial"/>
+              </w:rPr>
+              <w:t>M</w:t>
+            </w:r>
+            <w:r>
+              <w:rPr>
+                <w:rFonts w:ascii="Arial" w:eastAsia="Arial" w:hAnsi="Arial" w:cs="Arial"/>
+              </w:rPr>
+              <w:t>iembro</w:t>
+            </w:r>
+            <w:r>
+              <w:rPr>
+                <w:rFonts w:ascii="Arial" w:eastAsia="Arial" w:hAnsi="Arial" w:cs="Arial"/>
+              </w:rPr>
+              <w:t>.</w:t>
+            </w:r>
+          </w:p>
+        </w:tc>
+      </w:tr>
+      <w:tr>
+        <w:trPr>
+          <w:trHeight w:val="994"/>
+        </w:trPr>
+        <w:tc>
+          <w:tcPr>
+            <w:tcW w:w="0" w:type="auto"/>
+            <w:vMerge w:val="restart"/>
+            <w:vAlign w:val="center"/>
+          </w:tcPr>
+          <w:p>
+            <w:pPr>
+              <w:jc w:val="center"/>
+              <w:rPr>
+                <w:rFonts w:ascii="Arial" w:eastAsia="Arial" w:hAnsi="Arial" w:cs="Arial"/>
+                <w:lang w:val="es-419"/>
+              </w:rPr>
+            </w:pPr>
+            <w:r>
+              <w:rPr>
+                <w:rFonts w:ascii="Arial" w:eastAsia="Arial" w:hAnsi="Arial" w:cs="Arial"/>
+                <w:lang w:val="es-419"/>
+              </w:rPr>
+              <w:t>CategoriaMiembros</w:t>
+            </w:r>
+          </w:p>
+        </w:tc>
+        <w:tc>
+          <w:tcPr>
+            <w:tcW w:w="0" w:type="auto"/>
+            <w:vAlign w:val="center"/>
+          </w:tcPr>
+          <w:p>
+            <w:pPr>
+              <w:jc w:val="center"/>
+              <w:rPr>
+                <w:rFonts w:ascii="Arial" w:eastAsia="Arial" w:hAnsi="Arial" w:cs="Arial"/>
+                <w:lang w:val="es-419"/>
+              </w:rPr>
+            </w:pPr>
+            <w:r>
+              <w:rPr>
+                <w:rFonts w:ascii="Arial" w:eastAsia="Arial" w:hAnsi="Arial" w:cs="Arial"/>
+                <w:lang w:val="es-419"/>
+              </w:rPr>
+              <w:t>Id_Miembro</w:t>
+            </w:r>
+          </w:p>
+        </w:tc>
+        <w:tc>
+          <w:tcPr>
+            <w:tcW w:w="0" w:type="auto"/>
+            <w:vAlign w:val="center"/>
+          </w:tcPr>
+          <w:p>
+            <w:pPr>
+              <w:jc w:val="center"/>
+              <w:rPr>
+                <w:rFonts w:ascii="Arial" w:eastAsia="Arial" w:hAnsi="Arial" w:cs="Arial"/>
+                <w:lang w:val="en-US"/>
+              </w:rPr>
+            </w:pPr>
+            <w:r>
+              <w:rPr>
+                <w:rFonts w:ascii="Arial" w:eastAsia="Arial" w:hAnsi="Arial" w:cs="Arial"/>
+                <w:lang w:val="en-US"/>
+              </w:rPr>
+              <w:t>INT PRIMARY KEY FOREIGN KEY REFERENCES Miembros(Id_Miembro)</w:t>
+            </w:r>
+          </w:p>
+        </w:tc>
+        <w:tc>
+          <w:tcPr>
+            <w:tcW w:w="0" w:type="auto"/>
+            <w:vAlign w:val="center"/>
+          </w:tcPr>
+          <w:p>
+            <w:pPr>
+              <w:jc w:val="center"/>
+              <w:rPr>
+                <w:rFonts w:ascii="Arial" w:eastAsia="Arial" w:hAnsi="Arial" w:cs="Arial"/>
+                <w:lang w:val="es-419"/>
+              </w:rPr>
+            </w:pPr>
+            <w:r>
+              <w:rPr>
+                <w:rFonts w:ascii="Arial" w:eastAsia="Arial" w:hAnsi="Arial" w:cs="Arial"/>
+              </w:rPr>
+              <w:t>Llave foránea</w:t>
+            </w:r>
+            <w:r>
+              <w:rPr>
+                <w:rFonts w:ascii="Arial" w:eastAsia="Arial" w:hAnsi="Arial" w:cs="Arial"/>
+              </w:rPr>
+              <w:t xml:space="preserve"> </w:t>
+            </w:r>
+            <w:r>
+              <w:rPr>
+                <w:rFonts w:ascii="Arial" w:eastAsia="Arial" w:hAnsi="Arial" w:cs="Arial"/>
+              </w:rPr>
+              <w:t xml:space="preserve">(FK) para asociar </w:t>
+            </w:r>
+            <w:r>
+              <w:rPr>
+                <w:rFonts w:ascii="Arial" w:eastAsia="Arial" w:hAnsi="Arial" w:cs="Arial"/>
+              </w:rPr>
+              <w:t>una</w:t>
+            </w:r>
+            <w:r>
+              <w:rPr>
+                <w:rFonts w:ascii="Arial" w:eastAsia="Arial" w:hAnsi="Arial" w:cs="Arial"/>
+              </w:rPr>
+              <w:t xml:space="preserve"> </w:t>
+            </w:r>
+            <w:r>
+              <w:rPr>
+                <w:rFonts w:ascii="Arial" w:eastAsia="Arial" w:hAnsi="Arial" w:cs="Arial"/>
+              </w:rPr>
+              <w:t xml:space="preserve">categoría de </w:t>
+            </w:r>
+            <w:r>
+              <w:rPr>
+                <w:rFonts w:ascii="Arial" w:eastAsia="Arial" w:hAnsi="Arial" w:cs="Arial"/>
+              </w:rPr>
+              <w:t>M</w:t>
+            </w:r>
+            <w:r>
+              <w:rPr>
+                <w:rFonts w:ascii="Arial" w:eastAsia="Arial" w:hAnsi="Arial" w:cs="Arial"/>
+              </w:rPr>
+              <w:t>iembro</w:t>
+            </w:r>
+            <w:r>
+              <w:rPr>
+                <w:rFonts w:ascii="Arial" w:eastAsia="Arial" w:hAnsi="Arial" w:cs="Arial"/>
+              </w:rPr>
+              <w:t>.</w:t>
+            </w:r>
+          </w:p>
+        </w:tc>
+      </w:tr>
+      <w:tr>
+        <w:trPr>
+          <w:trHeight w:val="994"/>
+        </w:trPr>
+        <w:tc>
+          <w:tcPr>
+            <w:tcW w:w="0" w:type="auto"/>
+            <w:vMerge/>
+            <w:vAlign w:val="center"/>
+          </w:tcPr>
+          <w:p>
+            <w:pPr>
+              <w:jc w:val="center"/>
+              <w:rPr>
+                <w:rFonts w:ascii="Arial" w:eastAsia="Arial" w:hAnsi="Arial" w:cs="Arial"/>
+                <w:lang w:val="es-419"/>
+              </w:rPr>
+            </w:pPr>
+          </w:p>
+        </w:tc>
+        <w:tc>
+          <w:tcPr>
+            <w:tcW w:w="0" w:type="auto"/>
+            <w:vAlign w:val="center"/>
+          </w:tcPr>
+          <w:p>
+            <w:pPr>
+              <w:jc w:val="center"/>
+              <w:rPr>
+                <w:rFonts w:ascii="Arial" w:eastAsia="Arial" w:hAnsi="Arial" w:cs="Arial"/>
+                <w:lang w:val="es-419"/>
+              </w:rPr>
+            </w:pPr>
+            <w:r>
+              <w:rPr>
+                <w:rFonts w:ascii="Arial" w:eastAsia="Arial" w:hAnsi="Arial" w:cs="Arial"/>
+                <w:lang w:val="es-419"/>
+              </w:rPr>
+              <w:t>Tipo_Membresia</w:t>
+            </w:r>
+          </w:p>
+        </w:tc>
+        <w:tc>
+          <w:tcPr>
+            <w:tcW w:w="0" w:type="auto"/>
+            <w:vAlign w:val="center"/>
+          </w:tcPr>
+          <w:p>
+            <w:pPr>
+              <w:jc w:val="center"/>
+              <w:rPr>
+                <w:rFonts w:ascii="Arial" w:eastAsia="Arial" w:hAnsi="Arial" w:cs="Arial"/>
+                <w:lang w:val="es-419"/>
+              </w:rPr>
+            </w:pPr>
+            <w:r>
+              <w:rPr>
+                <w:rFonts w:ascii="Arial" w:eastAsia="Arial" w:hAnsi="Arial" w:cs="Arial"/>
+                <w:lang w:val="es-419"/>
+              </w:rPr>
+              <w:t>VARCHAR(</w:t>
+            </w:r>
+            <w:r>
+              <w:rPr>
+                <w:rFonts w:ascii="Arial" w:eastAsia="Arial" w:hAnsi="Arial" w:cs="Arial"/>
+                <w:lang w:val="es-419"/>
+              </w:rPr>
+              <w:t>20</w:t>
+            </w:r>
+            <w:r>
+              <w:rPr>
+                <w:rFonts w:ascii="Arial" w:eastAsia="Arial" w:hAnsi="Arial" w:cs="Arial"/>
+                <w:lang w:val="es-419"/>
+              </w:rPr>
+              <w:t>)</w:t>
+            </w:r>
+          </w:p>
+        </w:tc>
+        <w:tc>
+          <w:tcPr>
+            <w:tcW w:w="0" w:type="auto"/>
+            <w:vAlign w:val="center"/>
+          </w:tcPr>
+          <w:p>
+            <w:pPr>
+              <w:jc w:val="center"/>
+              <w:rPr>
+                <w:rFonts w:ascii="Arial" w:eastAsia="Arial" w:hAnsi="Arial" w:cs="Arial"/>
+                <w:lang w:val="es-419"/>
+              </w:rPr>
+            </w:pPr>
+            <w:r>
+              <w:rPr>
+                <w:rFonts w:ascii="Arial" w:eastAsia="Arial" w:hAnsi="Arial" w:cs="Arial"/>
+              </w:rPr>
+              <w:t>Elemento para el ingreso</w:t>
+            </w:r>
+            <w:r>
+              <w:rPr>
+                <w:rFonts w:ascii="Arial" w:eastAsia="Arial" w:hAnsi="Arial" w:cs="Arial"/>
+              </w:rPr>
+              <w:t xml:space="preserve"> </w:t>
+            </w:r>
+            <w:r>
+              <w:rPr>
+                <w:rFonts w:ascii="Arial" w:eastAsia="Arial" w:hAnsi="Arial" w:cs="Arial"/>
+              </w:rPr>
+              <w:t>del Tipo de m</w:t>
+            </w:r>
+            <w:r>
+              <w:rPr>
+                <w:rFonts w:ascii="Arial" w:eastAsia="Arial" w:hAnsi="Arial" w:cs="Arial"/>
+              </w:rPr>
+              <w:t xml:space="preserve">embresia para cada </w:t>
+            </w:r>
+            <w:r>
+              <w:rPr>
+                <w:rFonts w:ascii="Arial" w:eastAsia="Arial" w:hAnsi="Arial" w:cs="Arial"/>
+              </w:rPr>
+              <w:t>M</w:t>
+            </w:r>
+            <w:r>
+              <w:rPr>
+                <w:rFonts w:ascii="Arial" w:eastAsia="Arial" w:hAnsi="Arial" w:cs="Arial"/>
+              </w:rPr>
+              <w:t>iembro</w:t>
+            </w:r>
+            <w:r>
+              <w:rPr>
+                <w:rFonts w:ascii="Arial" w:eastAsia="Arial" w:hAnsi="Arial" w:cs="Arial"/>
+              </w:rPr>
+              <w:t xml:space="preserve"> ‘Socio’</w:t>
+            </w:r>
+            <w:r>
+              <w:rPr>
+                <w:rFonts w:ascii="Arial" w:eastAsia="Arial" w:hAnsi="Arial" w:cs="Arial"/>
+              </w:rPr>
+              <w:t xml:space="preserve"> con limitación de datos</w:t>
+            </w:r>
+            <w:r>
+              <w:rPr>
+                <w:rFonts w:ascii="Arial" w:eastAsia="Arial" w:hAnsi="Arial" w:cs="Arial"/>
+              </w:rPr>
+              <w:t xml:space="preserve"> </w:t>
+            </w:r>
+            <w:r>
+              <w:rPr>
+                <w:rFonts w:ascii="Arial" w:eastAsia="Arial" w:hAnsi="Arial" w:cs="Arial"/>
+              </w:rPr>
+              <w:t>(‘</w:t>
+            </w:r>
+            <w:r>
+              <w:rPr>
+                <w:rFonts w:ascii="Arial" w:eastAsia="Arial" w:hAnsi="Arial" w:cs="Arial"/>
+              </w:rPr>
+              <w:t>Plata</w:t>
+            </w:r>
+            <w:r>
+              <w:rPr>
+                <w:rFonts w:ascii="Arial" w:eastAsia="Arial" w:hAnsi="Arial" w:cs="Arial"/>
+              </w:rPr>
+              <w:t>, ‘</w:t>
+            </w:r>
+            <w:r>
+              <w:rPr>
+                <w:rFonts w:ascii="Arial" w:eastAsia="Arial" w:hAnsi="Arial" w:cs="Arial"/>
+              </w:rPr>
+              <w:t>Oro</w:t>
+            </w:r>
+            <w:r>
+              <w:rPr>
+                <w:rFonts w:ascii="Arial" w:eastAsia="Arial" w:hAnsi="Arial" w:cs="Arial"/>
+              </w:rPr>
+              <w:t>, ‘</w:t>
+            </w:r>
+            <w:r>
+              <w:rPr>
+                <w:rFonts w:ascii="Arial" w:eastAsia="Arial" w:hAnsi="Arial" w:cs="Arial"/>
+              </w:rPr>
+              <w:t>Diamante</w:t>
+            </w:r>
+            <w:r>
+              <w:rPr>
+                <w:rFonts w:ascii="Arial" w:eastAsia="Arial" w:hAnsi="Arial" w:cs="Arial"/>
+              </w:rPr>
+              <w:t>)</w:t>
+            </w:r>
+            <w:r>
+              <w:rPr>
+                <w:rFonts w:ascii="Arial" w:eastAsia="Arial" w:hAnsi="Arial" w:cs="Arial"/>
+              </w:rPr>
+              <w:t>.</w:t>
+            </w:r>
+          </w:p>
+        </w:tc>
+      </w:tr>
+      <w:tr>
+        <w:trPr>
+          <w:trHeight w:val="994"/>
+        </w:trPr>
+        <w:tc>
+          <w:tcPr>
+            <w:tcW w:w="0" w:type="auto"/>
+            <w:vMerge/>
+            <w:vAlign w:val="center"/>
+          </w:tcPr>
+          <w:p>
+            <w:pPr>
+              <w:jc w:val="center"/>
+              <w:rPr>
+                <w:rFonts w:ascii="Arial" w:eastAsia="Arial" w:hAnsi="Arial" w:cs="Arial"/>
+                <w:lang w:val="es-419"/>
+              </w:rPr>
+            </w:pPr>
+          </w:p>
+        </w:tc>
+        <w:tc>
+          <w:tcPr>
+            <w:tcW w:w="0" w:type="auto"/>
+            <w:vAlign w:val="center"/>
+          </w:tcPr>
+          <w:p>
+            <w:pPr>
+              <w:jc w:val="center"/>
+              <w:rPr>
+                <w:rFonts w:ascii="Arial" w:eastAsia="Arial" w:hAnsi="Arial" w:cs="Arial"/>
+                <w:lang w:val="es-419"/>
+              </w:rPr>
+            </w:pPr>
+            <w:r>
+              <w:rPr>
+                <w:rFonts w:ascii="Arial" w:eastAsia="Arial" w:hAnsi="Arial" w:cs="Arial"/>
+                <w:lang w:val="es-419"/>
+              </w:rPr>
+              <w:t>Especialidad</w:t>
+            </w:r>
+          </w:p>
+        </w:tc>
+        <w:tc>
+          <w:tcPr>
+            <w:tcW w:w="0" w:type="auto"/>
+            <w:vAlign w:val="center"/>
+          </w:tcPr>
+          <w:p>
+            <w:pPr>
+              <w:jc w:val="center"/>
+              <w:rPr>
+                <w:rFonts w:ascii="Arial" w:eastAsia="Arial" w:hAnsi="Arial" w:cs="Arial"/>
+                <w:lang w:val="es-419"/>
+              </w:rPr>
+            </w:pPr>
+            <w:r>
+              <w:rPr>
+                <w:rFonts w:ascii="Arial" w:eastAsia="Arial" w:hAnsi="Arial" w:cs="Arial"/>
+                <w:lang w:val="es-419"/>
+              </w:rPr>
+              <w:t>VARCHAR(</w:t>
+            </w:r>
+            <w:r>
+              <w:rPr>
+                <w:rFonts w:ascii="Arial" w:eastAsia="Arial" w:hAnsi="Arial" w:cs="Arial"/>
+                <w:lang w:val="es-419"/>
+              </w:rPr>
+              <w:t>20</w:t>
+            </w:r>
+            <w:r>
+              <w:rPr>
+                <w:rFonts w:ascii="Arial" w:eastAsia="Arial" w:hAnsi="Arial" w:cs="Arial"/>
+                <w:lang w:val="es-419"/>
+              </w:rPr>
+              <w:t>)</w:t>
+            </w:r>
+          </w:p>
+        </w:tc>
+        <w:tc>
+          <w:tcPr>
+            <w:tcW w:w="0" w:type="auto"/>
+            <w:vAlign w:val="center"/>
+          </w:tcPr>
+          <w:p>
+            <w:pPr>
+              <w:jc w:val="center"/>
+              <w:rPr>
+                <w:rFonts w:ascii="Arial" w:eastAsia="Arial" w:hAnsi="Arial" w:cs="Arial"/>
+                <w:lang w:val="es-419"/>
+              </w:rPr>
+            </w:pPr>
+            <w:r>
+              <w:rPr>
+                <w:rFonts w:ascii="Arial" w:eastAsia="Arial" w:hAnsi="Arial" w:cs="Arial"/>
+              </w:rPr>
+              <w:t>Elemento para el ingreso</w:t>
+            </w:r>
+            <w:r>
+              <w:rPr>
+                <w:rFonts w:ascii="Arial" w:eastAsia="Arial" w:hAnsi="Arial" w:cs="Arial"/>
+              </w:rPr>
+              <w:t xml:space="preserve"> </w:t>
+            </w:r>
+            <w:r>
+              <w:rPr>
+                <w:rFonts w:ascii="Arial" w:eastAsia="Arial" w:hAnsi="Arial" w:cs="Arial"/>
+              </w:rPr>
+              <w:t>de</w:t>
+            </w:r>
+            <w:r>
+              <w:rPr>
+                <w:rFonts w:ascii="Arial" w:eastAsia="Arial" w:hAnsi="Arial" w:cs="Arial"/>
+              </w:rPr>
+              <w:t xml:space="preserve"> la Especialidad </w:t>
+            </w:r>
+            <w:r>
+              <w:rPr>
+                <w:rFonts w:ascii="Arial" w:eastAsia="Arial" w:hAnsi="Arial" w:cs="Arial"/>
+              </w:rPr>
+              <w:t xml:space="preserve">para cada </w:t>
+            </w:r>
+            <w:r>
+              <w:rPr>
+                <w:rFonts w:ascii="Arial" w:eastAsia="Arial" w:hAnsi="Arial" w:cs="Arial"/>
+              </w:rPr>
+              <w:t>M</w:t>
+            </w:r>
+            <w:r>
+              <w:rPr>
+                <w:rFonts w:ascii="Arial" w:eastAsia="Arial" w:hAnsi="Arial" w:cs="Arial"/>
+              </w:rPr>
+              <w:t>iembro</w:t>
+            </w:r>
+            <w:r>
+              <w:rPr>
+                <w:rFonts w:ascii="Arial" w:eastAsia="Arial" w:hAnsi="Arial" w:cs="Arial"/>
+              </w:rPr>
+              <w:t xml:space="preserve"> ‘Entrenador’</w:t>
+            </w:r>
+            <w:r>
+              <w:rPr>
+                <w:rFonts w:ascii="Arial" w:eastAsia="Arial" w:hAnsi="Arial" w:cs="Arial"/>
+              </w:rPr>
+              <w:t xml:space="preserve"> con limitación de datos</w:t>
+            </w:r>
+            <w:r>
+              <w:rPr>
+                <w:rFonts w:ascii="Arial" w:eastAsia="Arial" w:hAnsi="Arial" w:cs="Arial"/>
+              </w:rPr>
+              <w:t xml:space="preserve"> </w:t>
+            </w:r>
+            <w:r>
+              <w:rPr>
+                <w:rFonts w:ascii="Arial" w:eastAsia="Arial" w:hAnsi="Arial" w:cs="Arial"/>
+              </w:rPr>
+              <w:t>(</w:t>
+            </w:r>
+            <w:r>
+              <w:rPr>
+                <w:rFonts w:ascii="Arial" w:eastAsia="Arial" w:hAnsi="Arial" w:cs="Arial"/>
+              </w:rPr>
+              <w:t>‘</w:t>
+            </w:r>
+            <w:r>
+              <w:rPr>
+                <w:rFonts w:ascii="Arial" w:eastAsia="Arial" w:hAnsi="Arial" w:cs="Arial"/>
+              </w:rPr>
+              <w:t>Zumba</w:t>
+            </w:r>
+            <w:r>
+              <w:rPr>
+                <w:rFonts w:ascii="Arial" w:eastAsia="Arial" w:hAnsi="Arial" w:cs="Arial"/>
+              </w:rPr>
+              <w:t xml:space="preserve"> y Yoga’</w:t>
+            </w:r>
+            <w:r>
+              <w:rPr>
+                <w:rFonts w:ascii="Arial" w:eastAsia="Arial" w:hAnsi="Arial" w:cs="Arial"/>
+              </w:rPr>
+              <w:t>, ‘</w:t>
+            </w:r>
+            <w:r>
+              <w:rPr>
+                <w:rFonts w:ascii="Arial" w:eastAsia="Arial" w:hAnsi="Arial" w:cs="Arial"/>
+              </w:rPr>
+              <w:t>Físico</w:t>
+            </w:r>
+            <w:r>
+              <w:rPr>
+                <w:rFonts w:ascii="Arial" w:eastAsia="Arial" w:hAnsi="Arial" w:cs="Arial"/>
+              </w:rPr>
+              <w:t xml:space="preserve"> General’</w:t>
+            </w:r>
+            <w:r>
+              <w:rPr>
+                <w:rFonts w:ascii="Arial" w:eastAsia="Arial" w:hAnsi="Arial" w:cs="Arial"/>
+              </w:rPr>
+              <w:t>, ‘</w:t>
+            </w:r>
+            <w:r>
+              <w:rPr>
+                <w:rFonts w:ascii="Arial" w:eastAsia="Arial" w:hAnsi="Arial" w:cs="Arial"/>
+              </w:rPr>
+              <w:t>Atlético</w:t>
+            </w:r>
+            <w:r>
+              <w:rPr>
+                <w:rFonts w:ascii="Arial" w:eastAsia="Arial" w:hAnsi="Arial" w:cs="Arial"/>
+              </w:rPr>
+              <w:t>’</w:t>
+            </w:r>
+            <w:r>
+              <w:rPr>
+                <w:rFonts w:ascii="Arial" w:eastAsia="Arial" w:hAnsi="Arial" w:cs="Arial"/>
+              </w:rPr>
+              <w:t>, ‘Musculatura’</w:t>
+            </w:r>
+            <w:r>
+              <w:rPr>
+                <w:rFonts w:ascii="Arial" w:eastAsia="Arial" w:hAnsi="Arial" w:cs="Arial"/>
+              </w:rPr>
+              <w:t>)</w:t>
+            </w:r>
+            <w:r>
+              <w:rPr>
+                <w:rFonts w:ascii="Arial" w:eastAsia="Arial" w:hAnsi="Arial" w:cs="Arial"/>
+              </w:rPr>
+              <w:t>.</w:t>
+            </w:r>
+          </w:p>
+        </w:tc>
+      </w:tr>
+      <w:tr>
+        <w:trPr>
+          <w:trHeight w:val="994"/>
+        </w:trPr>
+        <w:tc>
+          <w:tcPr>
+            <w:tcW w:w="0" w:type="auto"/>
+            <w:vMerge/>
+            <w:vAlign w:val="center"/>
+          </w:tcPr>
+          <w:p>
+            <w:pPr>
+              <w:jc w:val="center"/>
+              <w:rPr>
+                <w:rFonts w:ascii="Arial" w:eastAsia="Arial" w:hAnsi="Arial" w:cs="Arial"/>
+                <w:lang w:val="es-419"/>
+              </w:rPr>
+            </w:pPr>
+          </w:p>
+        </w:tc>
+        <w:tc>
+          <w:tcPr>
+            <w:tcW w:w="0" w:type="auto"/>
+            <w:vAlign w:val="center"/>
+          </w:tcPr>
+          <w:p>
+            <w:pPr>
+              <w:jc w:val="center"/>
+              <w:rPr>
+                <w:rFonts w:ascii="Arial" w:eastAsia="Arial" w:hAnsi="Arial" w:cs="Arial"/>
+                <w:lang w:val="es-419"/>
+              </w:rPr>
+            </w:pPr>
+            <w:r>
+              <w:rPr>
+                <w:rFonts w:ascii="Arial" w:eastAsia="Arial" w:hAnsi="Arial" w:cs="Arial"/>
+                <w:lang w:val="es-419"/>
+              </w:rPr>
+              <w:t>Tipo_Servicio</w:t>
+            </w:r>
+          </w:p>
+        </w:tc>
+        <w:tc>
+          <w:tcPr>
+            <w:tcW w:w="0" w:type="auto"/>
+            <w:vAlign w:val="center"/>
+          </w:tcPr>
+          <w:p>
+            <w:pPr>
+              <w:jc w:val="center"/>
+              <w:rPr>
+                <w:rFonts w:ascii="Arial" w:eastAsia="Arial" w:hAnsi="Arial" w:cs="Arial"/>
+                <w:lang w:val="es-419"/>
+              </w:rPr>
+            </w:pPr>
+            <w:r>
+              <w:rPr>
+                <w:rFonts w:ascii="Arial" w:eastAsia="Arial" w:hAnsi="Arial" w:cs="Arial"/>
+                <w:lang w:val="es-419"/>
+              </w:rPr>
+              <w:t>VARCHAR(</w:t>
+            </w:r>
+            <w:r>
+              <w:rPr>
+                <w:rFonts w:ascii="Arial" w:eastAsia="Arial" w:hAnsi="Arial" w:cs="Arial"/>
+                <w:lang w:val="es-419"/>
+              </w:rPr>
+              <w:t>1</w:t>
+            </w:r>
+            <w:r>
+              <w:rPr>
+                <w:rFonts w:ascii="Arial" w:eastAsia="Arial" w:hAnsi="Arial" w:cs="Arial"/>
+                <w:lang w:val="es-419"/>
+              </w:rPr>
+              <w:t>5)</w:t>
+            </w:r>
+          </w:p>
+        </w:tc>
+        <w:tc>
+          <w:tcPr>
+            <w:tcW w:w="0" w:type="auto"/>
+            <w:vAlign w:val="center"/>
+          </w:tcPr>
+          <w:p>
+            <w:pPr>
+              <w:jc w:val="center"/>
+              <w:rPr>
+                <w:rFonts w:ascii="Arial" w:eastAsia="Arial" w:hAnsi="Arial" w:cs="Arial"/>
+                <w:lang w:val="es-419"/>
+              </w:rPr>
+            </w:pPr>
+            <w:r>
+              <w:rPr>
+                <w:rFonts w:ascii="Arial" w:eastAsia="Arial" w:hAnsi="Arial" w:cs="Arial"/>
+              </w:rPr>
+              <w:t>Elemento para el ingreso</w:t>
+            </w:r>
+            <w:r>
+              <w:rPr>
+                <w:rFonts w:ascii="Arial" w:eastAsia="Arial" w:hAnsi="Arial" w:cs="Arial"/>
+              </w:rPr>
+              <w:t xml:space="preserve"> </w:t>
+            </w:r>
+            <w:r>
+              <w:rPr>
+                <w:rFonts w:ascii="Arial" w:eastAsia="Arial" w:hAnsi="Arial" w:cs="Arial"/>
+              </w:rPr>
+              <w:t xml:space="preserve">del Tipo de </w:t>
+            </w:r>
+            <w:r>
+              <w:rPr>
+                <w:rFonts w:ascii="Arial" w:eastAsia="Arial" w:hAnsi="Arial" w:cs="Arial"/>
+              </w:rPr>
+              <w:t>Servicio</w:t>
+            </w:r>
+            <w:r>
+              <w:rPr>
+                <w:rFonts w:ascii="Arial" w:eastAsia="Arial" w:hAnsi="Arial" w:cs="Arial"/>
+              </w:rPr>
+              <w:t xml:space="preserve"> para cada Miembro ‘E</w:t>
+            </w:r>
+            <w:r>
+              <w:rPr>
+                <w:rFonts w:ascii="Arial" w:eastAsia="Arial" w:hAnsi="Arial" w:cs="Arial"/>
+              </w:rPr>
+              <w:t>mpleado</w:t>
+            </w:r>
+            <w:r>
+              <w:rPr>
+                <w:rFonts w:ascii="Arial" w:eastAsia="Arial" w:hAnsi="Arial" w:cs="Arial"/>
+              </w:rPr>
+              <w:t xml:space="preserve">’ </w:t>
+            </w:r>
+            <w:r>
+              <w:rPr>
+                <w:rFonts w:ascii="Arial" w:eastAsia="Arial" w:hAnsi="Arial" w:cs="Arial"/>
+              </w:rPr>
+              <w:t>con limitación de datos</w:t>
+            </w:r>
+            <w:r>
+              <w:rPr>
+                <w:rFonts w:ascii="Arial" w:eastAsia="Arial" w:hAnsi="Arial" w:cs="Arial"/>
+              </w:rPr>
+              <w:t xml:space="preserve"> </w:t>
+            </w:r>
+            <w:r>
+              <w:rPr>
+                <w:rFonts w:ascii="Arial" w:eastAsia="Arial" w:hAnsi="Arial" w:cs="Arial"/>
+              </w:rPr>
+              <w:t>(‘</w:t>
+            </w:r>
+            <w:r>
+              <w:rPr>
+                <w:rFonts w:ascii="Arial" w:eastAsia="Arial" w:hAnsi="Arial" w:cs="Arial"/>
+              </w:rPr>
+              <w:t>Limpieza</w:t>
+            </w:r>
+            <w:r>
+              <w:rPr>
+                <w:rFonts w:ascii="Arial" w:eastAsia="Arial" w:hAnsi="Arial" w:cs="Arial"/>
+              </w:rPr>
+              <w:t>’, ‘</w:t>
+            </w:r>
+            <w:r>
+              <w:rPr>
+                <w:rFonts w:ascii="Arial" w:eastAsia="Arial" w:hAnsi="Arial" w:cs="Arial"/>
+              </w:rPr>
+              <w:t>Mantenimiento</w:t>
+            </w:r>
+            <w:r>
+              <w:rPr>
+                <w:rFonts w:ascii="Arial" w:eastAsia="Arial" w:hAnsi="Arial" w:cs="Arial"/>
+              </w:rPr>
+              <w:t>’, ‘</w:t>
+            </w:r>
+            <w:r>
+              <w:rPr>
+                <w:rFonts w:ascii="Arial" w:eastAsia="Arial" w:hAnsi="Arial" w:cs="Arial"/>
+              </w:rPr>
+              <w:t>Administracion</w:t>
+            </w:r>
+            <w:r>
+              <w:rPr>
+                <w:rFonts w:ascii="Arial" w:eastAsia="Arial" w:hAnsi="Arial" w:cs="Arial"/>
+              </w:rPr>
+              <w:t>’)</w:t>
+            </w:r>
+            <w:r>
+              <w:rPr>
+                <w:rFonts w:ascii="Arial" w:eastAsia="Arial" w:hAnsi="Arial" w:cs="Arial"/>
+              </w:rPr>
+              <w:t>.</w:t>
+            </w:r>
+          </w:p>
+        </w:tc>
+      </w:tr>
+      <w:tr>
+        <w:trPr>
+          <w:trHeight w:val="994"/>
+        </w:trPr>
+        <w:tc>
+          <w:tcPr>
+            <w:tcW w:w="0" w:type="auto"/>
+            <w:vMerge/>
+            <w:vAlign w:val="center"/>
+          </w:tcPr>
+          <w:p>
+            <w:pPr>
+              <w:jc w:val="center"/>
+              <w:rPr>
+                <w:rFonts w:ascii="Arial" w:eastAsia="Arial" w:hAnsi="Arial" w:cs="Arial"/>
+                <w:lang w:val="es-419"/>
+              </w:rPr>
+            </w:pPr>
+          </w:p>
+        </w:tc>
+        <w:tc>
+          <w:tcPr>
+            <w:tcW w:w="0" w:type="auto"/>
+            <w:vAlign w:val="center"/>
+          </w:tcPr>
+          <w:p>
+            <w:pPr>
+              <w:jc w:val="center"/>
+              <w:rPr>
+                <w:rFonts w:ascii="Arial" w:eastAsia="Arial" w:hAnsi="Arial" w:cs="Arial"/>
+                <w:lang w:val="es-419"/>
+              </w:rPr>
+            </w:pPr>
+            <w:r>
+              <w:rPr>
+                <w:rFonts w:ascii="Arial" w:eastAsia="Arial" w:hAnsi="Arial" w:cs="Arial"/>
+                <w:lang w:val="es-419"/>
+              </w:rPr>
+              <w:t>Fecha_Inicio</w:t>
+            </w:r>
+          </w:p>
+        </w:tc>
+        <w:tc>
+          <w:tcPr>
+            <w:tcW w:w="0" w:type="auto"/>
+            <w:vAlign w:val="center"/>
+          </w:tcPr>
+          <w:p>
+            <w:pPr>
+              <w:jc w:val="center"/>
+              <w:rPr>
+                <w:rFonts w:ascii="Arial" w:eastAsia="Arial" w:hAnsi="Arial" w:cs="Arial"/>
+                <w:lang w:val="es-419"/>
+              </w:rPr>
+            </w:pPr>
+            <w:r>
+              <w:rPr>
+                <w:rFonts w:ascii="Arial" w:eastAsia="Arial" w:hAnsi="Arial" w:cs="Arial"/>
+                <w:lang w:val="es-419"/>
+              </w:rPr>
+              <w:t>DATE</w:t>
+            </w:r>
+          </w:p>
+        </w:tc>
+        <w:tc>
+          <w:tcPr>
+            <w:tcW w:w="0" w:type="auto"/>
+            <w:vAlign w:val="center"/>
+          </w:tcPr>
+          <w:p>
+            <w:pPr>
+              <w:jc w:val="center"/>
+              <w:rPr>
+                <w:rFonts w:ascii="Arial" w:eastAsia="Arial" w:hAnsi="Arial" w:cs="Arial"/>
+                <w:lang w:val="es-419"/>
+              </w:rPr>
+            </w:pPr>
+            <w:r>
+              <w:rPr>
+                <w:rFonts w:ascii="Arial" w:eastAsia="Arial" w:hAnsi="Arial" w:cs="Arial"/>
+              </w:rPr>
+              <w:t>Elemento para el ingreso</w:t>
+            </w:r>
+            <w:r>
+              <w:rPr>
+                <w:rFonts w:ascii="Arial" w:eastAsia="Arial" w:hAnsi="Arial" w:cs="Arial"/>
+              </w:rPr>
+              <w:t xml:space="preserve"> </w:t>
+            </w:r>
+            <w:r>
+              <w:rPr>
+                <w:rFonts w:ascii="Arial" w:eastAsia="Arial" w:hAnsi="Arial" w:cs="Arial"/>
+              </w:rPr>
+              <w:t xml:space="preserve">de la fecha de </w:t>
+            </w:r>
+            <w:r>
+              <w:rPr>
+                <w:rFonts w:ascii="Arial" w:eastAsia="Arial" w:hAnsi="Arial" w:cs="Arial"/>
+              </w:rPr>
+              <w:t>inicio de contrato</w:t>
+            </w:r>
+            <w:r>
+              <w:rPr>
+                <w:rFonts w:ascii="Arial" w:eastAsia="Arial" w:hAnsi="Arial" w:cs="Arial"/>
+              </w:rPr>
+              <w:t xml:space="preserve"> del </w:t>
+            </w:r>
+            <w:r>
+              <w:rPr>
+                <w:rFonts w:ascii="Arial" w:eastAsia="Arial" w:hAnsi="Arial" w:cs="Arial"/>
+              </w:rPr>
+              <w:t>M</w:t>
+            </w:r>
+            <w:r>
+              <w:rPr>
+                <w:rFonts w:ascii="Arial" w:eastAsia="Arial" w:hAnsi="Arial" w:cs="Arial"/>
+              </w:rPr>
+              <w:t>iembro</w:t>
+            </w:r>
+            <w:r>
+              <w:rPr>
+                <w:rFonts w:ascii="Arial" w:eastAsia="Arial" w:hAnsi="Arial" w:cs="Arial"/>
+              </w:rPr>
+              <w:t>.</w:t>
+            </w:r>
+          </w:p>
+        </w:tc>
+      </w:tr>
+      <w:tr>
+        <w:trPr>
+          <w:trHeight w:val="994"/>
+        </w:trPr>
+        <w:tc>
+          <w:tcPr>
+            <w:tcW w:w="0" w:type="auto"/>
+            <w:vMerge/>
+            <w:vAlign w:val="center"/>
+          </w:tcPr>
+          <w:p>
+            <w:pPr>
+              <w:jc w:val="center"/>
+              <w:rPr>
+                <w:rFonts w:ascii="Arial" w:eastAsia="Arial" w:hAnsi="Arial" w:cs="Arial"/>
+                <w:lang w:val="es-419"/>
+              </w:rPr>
+            </w:pPr>
+          </w:p>
+        </w:tc>
+        <w:tc>
+          <w:tcPr>
+            <w:tcW w:w="0" w:type="auto"/>
+            <w:vAlign w:val="center"/>
+          </w:tcPr>
+          <w:p>
+            <w:pPr>
+              <w:jc w:val="center"/>
+              <w:rPr>
+                <w:rFonts w:ascii="Arial" w:eastAsia="Arial" w:hAnsi="Arial" w:cs="Arial"/>
+                <w:lang w:val="es-419"/>
+              </w:rPr>
+            </w:pPr>
+            <w:r>
+              <w:rPr>
+                <w:rFonts w:ascii="Arial" w:eastAsia="Arial" w:hAnsi="Arial" w:cs="Arial"/>
+                <w:lang w:val="es-419"/>
+              </w:rPr>
+              <w:t>Fecha_Fin</w:t>
+            </w:r>
+          </w:p>
+        </w:tc>
+        <w:tc>
+          <w:tcPr>
+            <w:tcW w:w="0" w:type="auto"/>
+            <w:vAlign w:val="center"/>
+          </w:tcPr>
+          <w:p>
+            <w:pPr>
+              <w:jc w:val="center"/>
+              <w:rPr>
+                <w:rFonts w:ascii="Arial" w:eastAsia="Arial" w:hAnsi="Arial" w:cs="Arial"/>
+                <w:lang w:val="es-419"/>
+              </w:rPr>
+            </w:pPr>
+            <w:r>
+              <w:rPr>
+                <w:rFonts w:ascii="Arial" w:eastAsia="Arial" w:hAnsi="Arial" w:cs="Arial"/>
+                <w:lang w:val="es-419"/>
+              </w:rPr>
+              <w:t>DATE</w:t>
+            </w:r>
+          </w:p>
+        </w:tc>
+        <w:tc>
+          <w:tcPr>
+            <w:tcW w:w="0" w:type="auto"/>
+            <w:vAlign w:val="center"/>
+          </w:tcPr>
+          <w:p>
+            <w:pPr>
+              <w:jc w:val="center"/>
+              <w:rPr>
+                <w:rFonts w:ascii="Arial" w:eastAsia="Arial" w:hAnsi="Arial" w:cs="Arial"/>
+                <w:lang w:val="es-419"/>
+              </w:rPr>
+            </w:pPr>
+            <w:r>
+              <w:rPr>
+                <w:rFonts w:ascii="Arial" w:eastAsia="Arial" w:hAnsi="Arial" w:cs="Arial"/>
+              </w:rPr>
+              <w:t>Elemento para el ingreso</w:t>
+            </w:r>
+            <w:r>
+              <w:rPr>
+                <w:rFonts w:ascii="Arial" w:eastAsia="Arial" w:hAnsi="Arial" w:cs="Arial"/>
+              </w:rPr>
+              <w:t xml:space="preserve"> </w:t>
+            </w:r>
+            <w:r>
+              <w:rPr>
+                <w:rFonts w:ascii="Arial" w:eastAsia="Arial" w:hAnsi="Arial" w:cs="Arial"/>
+              </w:rPr>
+              <w:t xml:space="preserve">de la fecha de </w:t>
+            </w:r>
+            <w:r>
+              <w:rPr>
+                <w:rFonts w:ascii="Arial" w:eastAsia="Arial" w:hAnsi="Arial" w:cs="Arial"/>
+              </w:rPr>
+              <w:t xml:space="preserve">fin de contrato </w:t>
+            </w:r>
+            <w:r>
+              <w:rPr>
+                <w:rFonts w:ascii="Arial" w:eastAsia="Arial" w:hAnsi="Arial" w:cs="Arial"/>
+              </w:rPr>
+              <w:t xml:space="preserve">del </w:t>
+            </w:r>
+            <w:r>
+              <w:rPr>
+                <w:rFonts w:ascii="Arial" w:eastAsia="Arial" w:hAnsi="Arial" w:cs="Arial"/>
+              </w:rPr>
+              <w:t>M</w:t>
+            </w:r>
+            <w:r>
+              <w:rPr>
+                <w:rFonts w:ascii="Arial" w:eastAsia="Arial" w:hAnsi="Arial" w:cs="Arial"/>
+              </w:rPr>
+              <w:t>iembro</w:t>
+            </w:r>
+            <w:r>
+              <w:rPr>
+                <w:rFonts w:ascii="Arial" w:eastAsia="Arial" w:hAnsi="Arial" w:cs="Arial"/>
+              </w:rPr>
+              <w:t>.</w:t>
+            </w:r>
+          </w:p>
+        </w:tc>
+      </w:tr>
+      <w:tr>
+        <w:trPr>
+          <w:trHeight w:val="994"/>
+        </w:trPr>
+        <w:tc>
+          <w:tcPr>
+            <w:tcW w:w="0" w:type="auto"/>
+            <w:vMerge w:val="restart"/>
+            <w:vAlign w:val="center"/>
+          </w:tcPr>
+          <w:p>
+            <w:pPr>
+              <w:jc w:val="center"/>
+              <w:rPr>
+                <w:rFonts w:ascii="Arial" w:eastAsia="Arial" w:hAnsi="Arial" w:cs="Arial"/>
+                <w:lang w:val="es-419"/>
+              </w:rPr>
+            </w:pPr>
+            <w:r>
+              <w:rPr>
+                <w:rFonts w:ascii="Arial" w:eastAsia="Arial" w:hAnsi="Arial" w:cs="Arial"/>
+                <w:lang w:val="es-419"/>
+              </w:rPr>
+              <w:t>Clases</w:t>
+            </w:r>
+          </w:p>
+        </w:tc>
+        <w:tc>
+          <w:tcPr>
+            <w:tcW w:w="0" w:type="auto"/>
+            <w:vAlign w:val="center"/>
+          </w:tcPr>
+          <w:p>
+            <w:pPr>
+              <w:jc w:val="center"/>
+              <w:rPr>
+                <w:rFonts w:ascii="Arial" w:eastAsia="Arial" w:hAnsi="Arial" w:cs="Arial"/>
+                <w:lang w:val="es-419"/>
+              </w:rPr>
+            </w:pPr>
+            <w:r>
+              <w:rPr>
+                <w:rFonts w:ascii="Arial" w:eastAsia="Arial" w:hAnsi="Arial" w:cs="Arial"/>
+                <w:lang w:val="es-419"/>
+              </w:rPr>
+              <w:t>Id_Clases</w:t>
+            </w:r>
+          </w:p>
+        </w:tc>
+        <w:tc>
+          <w:tcPr>
+            <w:tcW w:w="0" w:type="auto"/>
+            <w:vAlign w:val="center"/>
+          </w:tcPr>
+          <w:p>
+            <w:pPr>
+              <w:jc w:val="center"/>
+              <w:rPr>
+                <w:rFonts w:ascii="Arial" w:eastAsia="Arial" w:hAnsi="Arial" w:cs="Arial"/>
+                <w:lang w:val="es-419"/>
+              </w:rPr>
+            </w:pPr>
+            <w:r>
+              <w:rPr>
+                <w:rFonts w:ascii="Arial" w:eastAsia="Arial" w:hAnsi="Arial" w:cs="Arial"/>
+                <w:lang w:val="es-419"/>
+              </w:rPr>
+              <w:t>INT PRIMARY KEY IDENTITY</w:t>
+            </w:r>
+          </w:p>
+        </w:tc>
+        <w:tc>
+          <w:tcPr>
+            <w:tcW w:w="0" w:type="auto"/>
+            <w:vAlign w:val="center"/>
+          </w:tcPr>
+          <w:p>
+            <w:pPr>
+              <w:jc w:val="center"/>
+              <w:rPr>
+                <w:rFonts w:ascii="Arial" w:eastAsia="Arial" w:hAnsi="Arial" w:cs="Arial"/>
+                <w:lang w:val="es-419"/>
+              </w:rPr>
+            </w:pPr>
+            <w:r>
+              <w:rPr>
+                <w:rFonts w:ascii="Arial" w:eastAsia="Arial" w:hAnsi="Arial" w:cs="Arial"/>
+              </w:rPr>
+              <w:t>Llave primaria</w:t>
+            </w:r>
+            <w:r>
+              <w:rPr>
+                <w:rFonts w:ascii="Arial" w:eastAsia="Arial" w:hAnsi="Arial" w:cs="Arial"/>
+              </w:rPr>
+              <w:t xml:space="preserve"> </w:t>
+            </w:r>
+            <w:r>
+              <w:rPr>
+                <w:rFonts w:ascii="Arial" w:eastAsia="Arial" w:hAnsi="Arial" w:cs="Arial"/>
+              </w:rPr>
+              <w:t>(PK) para el ordenamiento físico de datos sin repetición</w:t>
+            </w:r>
+            <w:r>
+              <w:rPr>
+                <w:rFonts w:ascii="Arial" w:eastAsia="Arial" w:hAnsi="Arial" w:cs="Arial"/>
+              </w:rPr>
+              <w:t xml:space="preserve"> de </w:t>
+            </w:r>
+            <w:r>
+              <w:rPr>
+                <w:rFonts w:ascii="Arial" w:eastAsia="Arial" w:hAnsi="Arial" w:cs="Arial"/>
+              </w:rPr>
+              <w:t>C</w:t>
+            </w:r>
+            <w:r>
+              <w:rPr>
+                <w:rFonts w:ascii="Arial" w:eastAsia="Arial" w:hAnsi="Arial" w:cs="Arial"/>
+              </w:rPr>
+              <w:t>lases</w:t>
+            </w:r>
+            <w:r>
+              <w:rPr>
+                <w:rFonts w:ascii="Arial" w:eastAsia="Arial" w:hAnsi="Arial" w:cs="Arial"/>
+              </w:rPr>
+              <w:t>.</w:t>
+            </w:r>
+          </w:p>
+        </w:tc>
+      </w:tr>
+      <w:tr>
+        <w:trPr>
+          <w:trHeight w:val="994"/>
+        </w:trPr>
+        <w:tc>
+          <w:tcPr>
+            <w:tcW w:w="0" w:type="auto"/>
+            <w:vMerge/>
+            <w:vAlign w:val="center"/>
+          </w:tcPr>
+          <w:p>
+            <w:pPr>
+              <w:jc w:val="center"/>
+              <w:rPr>
+                <w:rFonts w:ascii="Arial" w:eastAsia="Arial" w:hAnsi="Arial" w:cs="Arial"/>
+                <w:lang w:val="es-419"/>
+              </w:rPr>
+            </w:pPr>
+          </w:p>
+        </w:tc>
+        <w:tc>
+          <w:tcPr>
+            <w:tcW w:w="0" w:type="auto"/>
+            <w:vAlign w:val="center"/>
+          </w:tcPr>
+          <w:p>
+            <w:pPr>
+              <w:jc w:val="center"/>
+              <w:rPr>
+                <w:rFonts w:ascii="Arial" w:eastAsia="Arial" w:hAnsi="Arial" w:cs="Arial"/>
+                <w:lang w:val="es-419"/>
+              </w:rPr>
+            </w:pPr>
+            <w:r>
+              <w:rPr>
+                <w:rFonts w:ascii="Arial" w:eastAsia="Arial" w:hAnsi="Arial" w:cs="Arial"/>
+                <w:lang w:val="es-419"/>
+              </w:rPr>
+              <w:t>Id_Miembro</w:t>
+            </w:r>
+          </w:p>
+        </w:tc>
+        <w:tc>
+          <w:tcPr>
+            <w:tcW w:w="0" w:type="auto"/>
+            <w:vAlign w:val="center"/>
+          </w:tcPr>
+          <w:p>
+            <w:pPr>
+              <w:jc w:val="center"/>
+              <w:rPr>
+                <w:rFonts w:ascii="Arial" w:eastAsia="Arial" w:hAnsi="Arial" w:cs="Arial"/>
+                <w:lang w:val="es-419"/>
+              </w:rPr>
+            </w:pPr>
+            <w:r>
+              <w:rPr>
+                <w:rFonts w:ascii="Arial" w:eastAsia="Arial" w:hAnsi="Arial" w:cs="Arial"/>
+                <w:lang w:val="es-419"/>
+              </w:rPr>
+              <w:t>INT FOREIGN KEY (Id_Miembro) REFERENCES Miembros(Id_Miembro)</w:t>
+            </w:r>
+          </w:p>
+        </w:tc>
+        <w:tc>
+          <w:tcPr>
+            <w:tcW w:w="0" w:type="auto"/>
+            <w:vAlign w:val="center"/>
+          </w:tcPr>
+          <w:p>
+            <w:pPr>
+              <w:jc w:val="center"/>
+              <w:rPr>
+                <w:rFonts w:ascii="Arial" w:eastAsia="Arial" w:hAnsi="Arial" w:cs="Arial"/>
+                <w:lang w:val="es-419"/>
+              </w:rPr>
+            </w:pPr>
+            <w:r>
+              <w:rPr>
+                <w:rFonts w:ascii="Arial" w:eastAsia="Arial" w:hAnsi="Arial" w:cs="Arial"/>
+              </w:rPr>
+              <w:t>Llave foránea</w:t>
+            </w:r>
+            <w:r>
+              <w:rPr>
+                <w:rFonts w:ascii="Arial" w:eastAsia="Arial" w:hAnsi="Arial" w:cs="Arial"/>
+              </w:rPr>
+              <w:t xml:space="preserve"> </w:t>
+            </w:r>
+            <w:r>
+              <w:rPr>
+                <w:rFonts w:ascii="Arial" w:eastAsia="Arial" w:hAnsi="Arial" w:cs="Arial"/>
+              </w:rPr>
+              <w:t xml:space="preserve">(FK) para asociar </w:t>
+            </w:r>
+            <w:r>
+              <w:rPr>
+                <w:rFonts w:ascii="Arial" w:eastAsia="Arial" w:hAnsi="Arial" w:cs="Arial"/>
+              </w:rPr>
+              <w:t xml:space="preserve">a </w:t>
+            </w:r>
+            <w:r>
+              <w:rPr>
+                <w:rFonts w:ascii="Arial" w:eastAsia="Arial" w:hAnsi="Arial" w:cs="Arial"/>
+              </w:rPr>
+              <w:t>al</w:t>
+            </w:r>
+            <w:r>
+              <w:rPr>
+                <w:rFonts w:ascii="Arial" w:eastAsia="Arial" w:hAnsi="Arial" w:cs="Arial"/>
+              </w:rPr>
+              <w:t xml:space="preserve"> menos un </w:t>
+            </w:r>
+            <w:r>
+              <w:rPr>
+                <w:rFonts w:ascii="Arial" w:eastAsia="Arial" w:hAnsi="Arial" w:cs="Arial"/>
+              </w:rPr>
+              <w:t>M</w:t>
+            </w:r>
+            <w:r>
+              <w:rPr>
+                <w:rFonts w:ascii="Arial" w:eastAsia="Arial" w:hAnsi="Arial" w:cs="Arial"/>
+              </w:rPr>
+              <w:t>iembro</w:t>
+            </w:r>
+            <w:r>
+              <w:rPr>
+                <w:rFonts w:ascii="Arial" w:eastAsia="Arial" w:hAnsi="Arial" w:cs="Arial"/>
+              </w:rPr>
+              <w:t xml:space="preserve"> ‘Entrenador’</w:t>
+            </w:r>
+            <w:r>
+              <w:rPr>
+                <w:rFonts w:ascii="Arial" w:eastAsia="Arial" w:hAnsi="Arial" w:cs="Arial"/>
+              </w:rPr>
+              <w:t xml:space="preserve"> a un</w:t>
+            </w:r>
+            <w:r>
+              <w:rPr>
+                <w:rFonts w:ascii="Arial" w:eastAsia="Arial" w:hAnsi="Arial" w:cs="Arial"/>
+              </w:rPr>
+              <w:t>a clase para validar su existencia</w:t>
+            </w:r>
+            <w:r>
+              <w:rPr>
+                <w:rFonts w:ascii="Arial" w:eastAsia="Arial" w:hAnsi="Arial" w:cs="Arial"/>
+              </w:rPr>
+              <w:t>.</w:t>
+            </w:r>
+          </w:p>
+        </w:tc>
+      </w:tr>
+      <w:tr>
+        <w:trPr>
+          <w:trHeight w:val="994"/>
+        </w:trPr>
+        <w:tc>
+          <w:tcPr>
+            <w:tcW w:w="0" w:type="auto"/>
+            <w:vMerge/>
+            <w:vAlign w:val="center"/>
+          </w:tcPr>
+          <w:p>
+            <w:pPr>
+              <w:jc w:val="center"/>
+              <w:rPr>
+                <w:rFonts w:ascii="Arial" w:eastAsia="Arial" w:hAnsi="Arial" w:cs="Arial"/>
+                <w:lang w:val="es-419"/>
+              </w:rPr>
+            </w:pPr>
+          </w:p>
+        </w:tc>
+        <w:tc>
+          <w:tcPr>
+            <w:tcW w:w="0" w:type="auto"/>
+            <w:vAlign w:val="center"/>
+          </w:tcPr>
+          <w:p>
+            <w:pPr>
+              <w:jc w:val="center"/>
+              <w:rPr>
+                <w:rFonts w:ascii="Arial" w:eastAsia="Arial" w:hAnsi="Arial" w:cs="Arial"/>
+                <w:lang w:val="es-419"/>
+              </w:rPr>
+            </w:pPr>
+            <w:r>
+              <w:rPr>
+                <w:rFonts w:ascii="Arial" w:eastAsia="Arial" w:hAnsi="Arial" w:cs="Arial"/>
+                <w:lang w:val="es-419"/>
+              </w:rPr>
+              <w:t>Id_Gimnasio</w:t>
+            </w:r>
+          </w:p>
+        </w:tc>
+        <w:tc>
+          <w:tcPr>
+            <w:tcW w:w="0" w:type="auto"/>
+            <w:vAlign w:val="center"/>
+          </w:tcPr>
+          <w:p>
+            <w:pPr>
+              <w:jc w:val="center"/>
+              <w:rPr>
+                <w:rFonts w:ascii="Arial" w:eastAsia="Arial" w:hAnsi="Arial" w:cs="Arial"/>
+                <w:lang w:val="en-US"/>
+              </w:rPr>
+            </w:pPr>
+            <w:r>
+              <w:rPr>
+                <w:rFonts w:ascii="Arial" w:eastAsia="Arial" w:hAnsi="Arial" w:cs="Arial"/>
+                <w:lang w:val="en-US"/>
+              </w:rPr>
+              <w:t>INT FOREIGN KEY (Id_Gimnasio) REFERENCES Gimnasio(Id_Gimnasio)</w:t>
+            </w:r>
+          </w:p>
+        </w:tc>
+        <w:tc>
+          <w:tcPr>
+            <w:tcW w:w="0" w:type="auto"/>
+            <w:vAlign w:val="center"/>
+          </w:tcPr>
+          <w:p>
+            <w:pPr>
+              <w:jc w:val="center"/>
+              <w:rPr>
+                <w:rFonts w:ascii="Arial" w:eastAsia="Arial" w:hAnsi="Arial" w:cs="Arial"/>
+                <w:lang w:val="es-419"/>
+              </w:rPr>
+            </w:pPr>
+            <w:r>
+              <w:rPr>
+                <w:rFonts w:ascii="Arial" w:eastAsia="Arial" w:hAnsi="Arial" w:cs="Arial"/>
+              </w:rPr>
+              <w:t xml:space="preserve">Llave </w:t>
+            </w:r>
+            <w:r>
+              <w:rPr>
+                <w:rFonts w:ascii="Arial" w:eastAsia="Arial" w:hAnsi="Arial" w:cs="Arial"/>
+              </w:rPr>
+              <w:t>foránea (</w:t>
+            </w:r>
+            <w:r>
+              <w:rPr>
+                <w:rFonts w:ascii="Arial" w:eastAsia="Arial" w:hAnsi="Arial" w:cs="Arial"/>
+              </w:rPr>
+              <w:t xml:space="preserve">FK) para asociar </w:t>
+            </w:r>
+            <w:r>
+              <w:rPr>
+                <w:rFonts w:ascii="Arial" w:eastAsia="Arial" w:hAnsi="Arial" w:cs="Arial"/>
+              </w:rPr>
+              <w:t>un</w:t>
+            </w:r>
+            <w:r>
+              <w:rPr>
+                <w:rFonts w:ascii="Arial" w:eastAsia="Arial" w:hAnsi="Arial" w:cs="Arial"/>
+              </w:rPr>
+              <w:t xml:space="preserve">a clase </w:t>
+            </w:r>
+            <w:r>
+              <w:rPr>
+                <w:rFonts w:ascii="Arial" w:eastAsia="Arial" w:hAnsi="Arial" w:cs="Arial"/>
+              </w:rPr>
+              <w:t xml:space="preserve">a un </w:t>
+            </w:r>
+            <w:r>
+              <w:rPr>
+                <w:rFonts w:ascii="Arial" w:eastAsia="Arial" w:hAnsi="Arial" w:cs="Arial"/>
+              </w:rPr>
+              <w:t>G</w:t>
+            </w:r>
+            <w:r>
+              <w:rPr>
+                <w:rFonts w:ascii="Arial" w:eastAsia="Arial" w:hAnsi="Arial" w:cs="Arial"/>
+              </w:rPr>
+              <w:t>imnasio</w:t>
+            </w:r>
+            <w:r>
+              <w:rPr>
+                <w:rFonts w:ascii="Arial" w:eastAsia="Arial" w:hAnsi="Arial" w:cs="Arial"/>
+              </w:rPr>
+              <w:t>.</w:t>
+            </w:r>
+          </w:p>
+        </w:tc>
+      </w:tr>
+      <w:tr>
+        <w:trPr>
+          <w:trHeight w:val="994"/>
+        </w:trPr>
+        <w:tc>
+          <w:tcPr>
+            <w:tcW w:w="0" w:type="auto"/>
+            <w:vMerge/>
+            <w:vAlign w:val="center"/>
+          </w:tcPr>
+          <w:p>
+            <w:pPr>
+              <w:jc w:val="center"/>
+              <w:rPr>
+                <w:rFonts w:ascii="Arial" w:eastAsia="Arial" w:hAnsi="Arial" w:cs="Arial"/>
+                <w:lang w:val="es-419"/>
+              </w:rPr>
+            </w:pPr>
+          </w:p>
+        </w:tc>
+        <w:tc>
+          <w:tcPr>
+            <w:tcW w:w="0" w:type="auto"/>
+            <w:vAlign w:val="center"/>
+          </w:tcPr>
+          <w:p>
+            <w:pPr>
+              <w:jc w:val="center"/>
+              <w:rPr>
+                <w:rFonts w:ascii="Arial" w:eastAsia="Arial" w:hAnsi="Arial" w:cs="Arial"/>
+                <w:lang w:val="es-419"/>
+              </w:rPr>
+            </w:pPr>
+            <w:r>
+              <w:rPr>
+                <w:rFonts w:ascii="Arial" w:eastAsia="Arial" w:hAnsi="Arial" w:cs="Arial"/>
+                <w:lang w:val="es-419"/>
+              </w:rPr>
+              <w:t>Nombre</w:t>
+            </w:r>
+          </w:p>
+        </w:tc>
+        <w:tc>
+          <w:tcPr>
+            <w:tcW w:w="0" w:type="auto"/>
+            <w:vAlign w:val="center"/>
+          </w:tcPr>
+          <w:p>
+            <w:pPr>
+              <w:jc w:val="center"/>
+              <w:rPr>
+                <w:rFonts w:ascii="Arial" w:eastAsia="Arial" w:hAnsi="Arial" w:cs="Arial"/>
+                <w:lang w:val="es-419"/>
+              </w:rPr>
+            </w:pPr>
+            <w:r>
+              <w:rPr>
+                <w:rFonts w:ascii="Arial" w:eastAsia="Arial" w:hAnsi="Arial" w:cs="Arial"/>
+                <w:lang w:val="es-419"/>
+              </w:rPr>
+              <w:t>VARCHAR(100)</w:t>
+            </w:r>
+          </w:p>
+        </w:tc>
+        <w:tc>
+          <w:tcPr>
+            <w:tcW w:w="0" w:type="auto"/>
+            <w:vAlign w:val="center"/>
+          </w:tcPr>
+          <w:p>
+            <w:pPr>
+              <w:jc w:val="center"/>
+              <w:rPr>
+                <w:rFonts w:ascii="Arial" w:eastAsia="Arial" w:hAnsi="Arial" w:cs="Arial"/>
+                <w:lang w:val="es-419"/>
+              </w:rPr>
+            </w:pPr>
+            <w:r>
+              <w:rPr>
+                <w:rFonts w:ascii="Arial" w:eastAsia="Arial" w:hAnsi="Arial" w:cs="Arial"/>
+              </w:rPr>
+              <w:t>Elemento para el ingreso</w:t>
+            </w:r>
+            <w:r>
+              <w:rPr>
+                <w:rFonts w:ascii="Arial" w:eastAsia="Arial" w:hAnsi="Arial" w:cs="Arial"/>
+              </w:rPr>
+              <w:t xml:space="preserve"> </w:t>
+            </w:r>
+            <w:r>
+              <w:rPr>
+                <w:rFonts w:ascii="Arial" w:eastAsia="Arial" w:hAnsi="Arial" w:cs="Arial"/>
+              </w:rPr>
+              <w:t xml:space="preserve">del Nombre del </w:t>
+            </w:r>
+            <w:r>
+              <w:rPr>
+                <w:rFonts w:ascii="Arial" w:eastAsia="Arial" w:hAnsi="Arial" w:cs="Arial"/>
+              </w:rPr>
+              <w:t>Clase</w:t>
+            </w:r>
+            <w:r>
+              <w:rPr>
+                <w:rFonts w:ascii="Arial" w:eastAsia="Arial" w:hAnsi="Arial" w:cs="Arial"/>
+              </w:rPr>
+              <w:t>.</w:t>
+            </w:r>
+          </w:p>
+        </w:tc>
+      </w:tr>
+      <w:tr>
+        <w:trPr>
+          <w:trHeight w:val="994"/>
+        </w:trPr>
+        <w:tc>
+          <w:tcPr>
+            <w:tcW w:w="0" w:type="auto"/>
+            <w:vMerge/>
+            <w:vAlign w:val="center"/>
+          </w:tcPr>
+          <w:p>
+            <w:pPr>
+              <w:jc w:val="center"/>
+              <w:rPr>
+                <w:rFonts w:ascii="Arial" w:eastAsia="Arial" w:hAnsi="Arial" w:cs="Arial"/>
+                <w:lang w:val="es-419"/>
+              </w:rPr>
+            </w:pPr>
+          </w:p>
+        </w:tc>
+        <w:tc>
+          <w:tcPr>
+            <w:tcW w:w="0" w:type="auto"/>
+            <w:vAlign w:val="center"/>
+          </w:tcPr>
+          <w:p>
+            <w:pPr>
+              <w:jc w:val="center"/>
+              <w:rPr>
+                <w:rFonts w:ascii="Arial" w:eastAsia="Arial" w:hAnsi="Arial" w:cs="Arial"/>
+                <w:lang w:val="es-419"/>
+              </w:rPr>
+            </w:pPr>
+            <w:r>
+              <w:rPr>
+                <w:rFonts w:ascii="Arial" w:eastAsia="Arial" w:hAnsi="Arial" w:cs="Arial"/>
+                <w:lang w:val="es-419"/>
+              </w:rPr>
+              <w:t>Cupo_Max</w:t>
+            </w:r>
+          </w:p>
+        </w:tc>
+        <w:tc>
+          <w:tcPr>
+            <w:tcW w:w="0" w:type="auto"/>
+            <w:vAlign w:val="center"/>
+          </w:tcPr>
+          <w:p>
+            <w:pPr>
+              <w:jc w:val="center"/>
+              <w:rPr>
+                <w:rFonts w:ascii="Arial" w:eastAsia="Arial" w:hAnsi="Arial" w:cs="Arial"/>
+                <w:lang w:val="es-419"/>
+              </w:rPr>
+            </w:pPr>
+            <w:r>
+              <w:rPr>
+                <w:rFonts w:ascii="Arial" w:eastAsia="Arial" w:hAnsi="Arial" w:cs="Arial"/>
+                <w:lang w:val="es-419"/>
+              </w:rPr>
+              <w:t>INT</w:t>
+            </w:r>
+          </w:p>
+        </w:tc>
+        <w:tc>
+          <w:tcPr>
+            <w:tcW w:w="0" w:type="auto"/>
+            <w:vAlign w:val="center"/>
+          </w:tcPr>
+          <w:p>
+            <w:pPr>
+              <w:jc w:val="center"/>
+              <w:rPr>
+                <w:rFonts w:ascii="Arial" w:eastAsia="Arial" w:hAnsi="Arial" w:cs="Arial"/>
+                <w:lang w:val="es-419"/>
+              </w:rPr>
+            </w:pPr>
+            <w:r>
+              <w:rPr>
+                <w:rFonts w:ascii="Arial" w:eastAsia="Arial" w:hAnsi="Arial" w:cs="Arial"/>
+              </w:rPr>
+              <w:t>Elemento para el ingreso</w:t>
+            </w:r>
+            <w:r>
+              <w:rPr>
+                <w:rFonts w:ascii="Arial" w:eastAsia="Arial" w:hAnsi="Arial" w:cs="Arial"/>
+              </w:rPr>
+              <w:t xml:space="preserve"> </w:t>
+            </w:r>
+            <w:r>
+              <w:rPr>
+                <w:rFonts w:ascii="Arial" w:eastAsia="Arial" w:hAnsi="Arial" w:cs="Arial"/>
+              </w:rPr>
+              <w:t xml:space="preserve">de la cantidad máxima de Cupos de miembros por </w:t>
+            </w:r>
+            <w:r>
+              <w:rPr>
+                <w:rFonts w:ascii="Arial" w:eastAsia="Arial" w:hAnsi="Arial" w:cs="Arial"/>
+              </w:rPr>
+              <w:t>C</w:t>
+            </w:r>
+            <w:r>
+              <w:rPr>
+                <w:rFonts w:ascii="Arial" w:eastAsia="Arial" w:hAnsi="Arial" w:cs="Arial"/>
+              </w:rPr>
+              <w:t>lase</w:t>
+            </w:r>
+            <w:r>
+              <w:rPr>
+                <w:rFonts w:ascii="Arial" w:eastAsia="Arial" w:hAnsi="Arial" w:cs="Arial"/>
+              </w:rPr>
+              <w:t>.</w:t>
+            </w:r>
+          </w:p>
+        </w:tc>
+      </w:tr>
+      <w:tr>
+        <w:trPr>
+          <w:trHeight w:val="994"/>
+        </w:trPr>
+        <w:tc>
+          <w:tcPr>
+            <w:tcW w:w="0" w:type="auto"/>
+            <w:vMerge/>
+            <w:vAlign w:val="center"/>
+          </w:tcPr>
+          <w:p>
+            <w:pPr>
+              <w:jc w:val="center"/>
+              <w:rPr>
+                <w:rFonts w:ascii="Arial" w:eastAsia="Arial" w:hAnsi="Arial" w:cs="Arial"/>
+                <w:lang w:val="es-419"/>
+              </w:rPr>
+            </w:pPr>
+          </w:p>
+        </w:tc>
+        <w:tc>
+          <w:tcPr>
+            <w:tcW w:w="0" w:type="auto"/>
+            <w:vAlign w:val="center"/>
+          </w:tcPr>
+          <w:p>
+            <w:pPr>
+              <w:jc w:val="center"/>
+              <w:rPr>
+                <w:rFonts w:ascii="Arial" w:eastAsia="Arial" w:hAnsi="Arial" w:cs="Arial"/>
+                <w:lang w:val="es-419"/>
+              </w:rPr>
+            </w:pPr>
+            <w:r>
+              <w:rPr>
+                <w:rFonts w:ascii="Arial" w:eastAsia="Arial" w:hAnsi="Arial" w:cs="Arial"/>
+                <w:lang w:val="es-419"/>
+              </w:rPr>
+              <w:t>Dias</w:t>
+            </w:r>
+          </w:p>
+        </w:tc>
+        <w:tc>
+          <w:tcPr>
+            <w:tcW w:w="0" w:type="auto"/>
+            <w:vAlign w:val="center"/>
+          </w:tcPr>
+          <w:p>
+            <w:pPr>
+              <w:jc w:val="center"/>
+              <w:rPr>
+                <w:rFonts w:ascii="Arial" w:eastAsia="Arial" w:hAnsi="Arial" w:cs="Arial"/>
+                <w:lang w:val="es-419"/>
+              </w:rPr>
+            </w:pPr>
+            <w:r>
+              <w:rPr>
+                <w:rFonts w:ascii="Arial" w:eastAsia="Arial" w:hAnsi="Arial" w:cs="Arial"/>
+                <w:lang w:val="es-419"/>
+              </w:rPr>
+              <w:t>VARCHAR(50)</w:t>
+            </w:r>
+          </w:p>
+        </w:tc>
+        <w:tc>
+          <w:tcPr>
+            <w:tcW w:w="0" w:type="auto"/>
+            <w:vAlign w:val="center"/>
+          </w:tcPr>
+          <w:p>
+            <w:pPr>
+              <w:jc w:val="center"/>
+              <w:rPr>
+                <w:rFonts w:ascii="Arial" w:eastAsia="Arial" w:hAnsi="Arial" w:cs="Arial"/>
+                <w:lang w:val="es-419"/>
+              </w:rPr>
+            </w:pPr>
+            <w:r>
+              <w:rPr>
+                <w:rFonts w:ascii="Arial" w:eastAsia="Arial" w:hAnsi="Arial" w:cs="Arial"/>
+              </w:rPr>
+              <w:t>Elemento para el ingreso</w:t>
+            </w:r>
+            <w:r>
+              <w:rPr>
+                <w:rFonts w:ascii="Arial" w:eastAsia="Arial" w:hAnsi="Arial" w:cs="Arial"/>
+              </w:rPr>
+              <w:t xml:space="preserve"> </w:t>
+            </w:r>
+            <w:r>
+              <w:rPr>
+                <w:rFonts w:ascii="Arial" w:eastAsia="Arial" w:hAnsi="Arial" w:cs="Arial"/>
+              </w:rPr>
+              <w:t xml:space="preserve">de los días que se dará la </w:t>
+            </w:r>
+            <w:r>
+              <w:rPr>
+                <w:rFonts w:ascii="Arial" w:eastAsia="Arial" w:hAnsi="Arial" w:cs="Arial"/>
+              </w:rPr>
+              <w:t>C</w:t>
+            </w:r>
+            <w:r>
+              <w:rPr>
+                <w:rFonts w:ascii="Arial" w:eastAsia="Arial" w:hAnsi="Arial" w:cs="Arial"/>
+              </w:rPr>
+              <w:t>lase</w:t>
+            </w:r>
+            <w:r>
+              <w:rPr>
+                <w:rFonts w:ascii="Arial" w:eastAsia="Arial" w:hAnsi="Arial" w:cs="Arial"/>
+              </w:rPr>
+              <w:t>.</w:t>
+            </w:r>
+          </w:p>
+        </w:tc>
+      </w:tr>
+      <w:tr>
+        <w:trPr>
+          <w:trHeight w:val="994"/>
+        </w:trPr>
+        <w:tc>
+          <w:tcPr>
+            <w:tcW w:w="0" w:type="auto"/>
+            <w:vMerge/>
+            <w:vAlign w:val="center"/>
+          </w:tcPr>
+          <w:p>
+            <w:pPr>
+              <w:jc w:val="center"/>
+              <w:rPr>
+                <w:rFonts w:ascii="Arial" w:eastAsia="Arial" w:hAnsi="Arial" w:cs="Arial"/>
+                <w:lang w:val="es-419"/>
+              </w:rPr>
+            </w:pPr>
+          </w:p>
+        </w:tc>
+        <w:tc>
+          <w:tcPr>
+            <w:tcW w:w="0" w:type="auto"/>
+            <w:vAlign w:val="center"/>
+          </w:tcPr>
+          <w:p>
+            <w:pPr>
+              <w:jc w:val="center"/>
+              <w:rPr>
+                <w:rFonts w:ascii="Arial" w:eastAsia="Arial" w:hAnsi="Arial" w:cs="Arial"/>
+                <w:lang w:val="es-419"/>
+              </w:rPr>
+            </w:pPr>
+            <w:r>
+              <w:rPr>
+                <w:rFonts w:ascii="Arial" w:eastAsia="Arial" w:hAnsi="Arial" w:cs="Arial"/>
+                <w:lang w:val="es-419"/>
+              </w:rPr>
+              <w:t>HoraInicio</w:t>
+            </w:r>
+          </w:p>
+        </w:tc>
+        <w:tc>
+          <w:tcPr>
+            <w:tcW w:w="0" w:type="auto"/>
+            <w:vAlign w:val="center"/>
+          </w:tcPr>
+          <w:p>
+            <w:pPr>
+              <w:jc w:val="center"/>
+              <w:rPr>
+                <w:rFonts w:ascii="Arial" w:eastAsia="Arial" w:hAnsi="Arial" w:cs="Arial"/>
+                <w:lang w:val="es-419"/>
+              </w:rPr>
+            </w:pPr>
+            <w:r>
+              <w:rPr>
+                <w:rFonts w:ascii="Arial" w:eastAsia="Arial" w:hAnsi="Arial" w:cs="Arial"/>
+                <w:lang w:val="es-419"/>
+              </w:rPr>
+              <w:t>TIME</w:t>
+            </w:r>
+          </w:p>
+        </w:tc>
+        <w:tc>
+          <w:tcPr>
+            <w:tcW w:w="0" w:type="auto"/>
+            <w:vAlign w:val="center"/>
+          </w:tcPr>
+          <w:p>
+            <w:pPr>
+              <w:jc w:val="center"/>
+              <w:rPr>
+                <w:rFonts w:ascii="Arial" w:eastAsia="Arial" w:hAnsi="Arial" w:cs="Arial"/>
+                <w:lang w:val="es-419"/>
+              </w:rPr>
+            </w:pPr>
+            <w:r>
+              <w:rPr>
+                <w:rFonts w:ascii="Arial" w:eastAsia="Arial" w:hAnsi="Arial" w:cs="Arial"/>
+              </w:rPr>
+              <w:t>Elemento para el ingreso</w:t>
+            </w:r>
+            <w:r>
+              <w:rPr>
+                <w:rFonts w:ascii="Arial" w:eastAsia="Arial" w:hAnsi="Arial" w:cs="Arial"/>
+              </w:rPr>
+              <w:t xml:space="preserve"> </w:t>
+            </w:r>
+            <w:r>
+              <w:rPr>
+                <w:rFonts w:ascii="Arial" w:eastAsia="Arial" w:hAnsi="Arial" w:cs="Arial"/>
+              </w:rPr>
+              <w:t>de</w:t>
+            </w:r>
+            <w:r>
+              <w:rPr>
+                <w:rFonts w:ascii="Arial" w:eastAsia="Arial" w:hAnsi="Arial" w:cs="Arial"/>
+              </w:rPr>
+              <w:t xml:space="preserve"> la hora de inicio de la </w:t>
+            </w:r>
+            <w:r>
+              <w:rPr>
+                <w:rFonts w:ascii="Arial" w:eastAsia="Arial" w:hAnsi="Arial" w:cs="Arial"/>
+              </w:rPr>
+              <w:t>C</w:t>
+            </w:r>
+            <w:r>
+              <w:rPr>
+                <w:rFonts w:ascii="Arial" w:eastAsia="Arial" w:hAnsi="Arial" w:cs="Arial"/>
+              </w:rPr>
+              <w:t>lase</w:t>
+            </w:r>
+            <w:r>
+              <w:rPr>
+                <w:rFonts w:ascii="Arial" w:eastAsia="Arial" w:hAnsi="Arial" w:cs="Arial"/>
+              </w:rPr>
+              <w:t>.</w:t>
+            </w:r>
+          </w:p>
+        </w:tc>
+      </w:tr>
+      <w:tr>
+        <w:trPr>
+          <w:trHeight w:val="994"/>
+        </w:trPr>
+        <w:tc>
+          <w:tcPr>
+            <w:tcW w:w="0" w:type="auto"/>
+            <w:vMerge/>
+            <w:vAlign w:val="center"/>
+          </w:tcPr>
+          <w:p>
+            <w:pPr>
+              <w:jc w:val="center"/>
+              <w:rPr>
+                <w:rFonts w:ascii="Arial" w:eastAsia="Arial" w:hAnsi="Arial" w:cs="Arial"/>
+                <w:lang w:val="es-419"/>
+              </w:rPr>
+            </w:pPr>
+          </w:p>
+        </w:tc>
+        <w:tc>
+          <w:tcPr>
+            <w:tcW w:w="0" w:type="auto"/>
+            <w:vAlign w:val="center"/>
+          </w:tcPr>
+          <w:p>
+            <w:pPr>
+              <w:jc w:val="center"/>
+              <w:rPr>
+                <w:rFonts w:ascii="Arial" w:eastAsia="Arial" w:hAnsi="Arial" w:cs="Arial"/>
+                <w:lang w:val="es-419"/>
+              </w:rPr>
+            </w:pPr>
+            <w:r>
+              <w:rPr>
+                <w:rFonts w:ascii="Arial" w:eastAsia="Arial" w:hAnsi="Arial" w:cs="Arial"/>
+                <w:lang w:val="es-419"/>
+              </w:rPr>
+              <w:t>HoraFin</w:t>
+            </w:r>
+          </w:p>
+        </w:tc>
+        <w:tc>
+          <w:tcPr>
+            <w:tcW w:w="0" w:type="auto"/>
+            <w:vAlign w:val="center"/>
+          </w:tcPr>
+          <w:p>
+            <w:pPr>
+              <w:jc w:val="center"/>
+              <w:rPr>
+                <w:rFonts w:ascii="Arial" w:eastAsia="Arial" w:hAnsi="Arial" w:cs="Arial"/>
+                <w:lang w:val="es-419"/>
+              </w:rPr>
+            </w:pPr>
+            <w:r>
+              <w:rPr>
+                <w:rFonts w:ascii="Arial" w:eastAsia="Arial" w:hAnsi="Arial" w:cs="Arial"/>
+                <w:lang w:val="es-419"/>
+              </w:rPr>
+              <w:t>TIME</w:t>
+            </w:r>
+          </w:p>
+        </w:tc>
+        <w:tc>
+          <w:tcPr>
+            <w:tcW w:w="0" w:type="auto"/>
+            <w:vAlign w:val="center"/>
+          </w:tcPr>
+          <w:p>
+            <w:pPr>
+              <w:jc w:val="center"/>
+              <w:rPr>
+                <w:rFonts w:ascii="Arial" w:eastAsia="Arial" w:hAnsi="Arial" w:cs="Arial"/>
+                <w:lang w:val="es-419"/>
+              </w:rPr>
+            </w:pPr>
+            <w:r>
+              <w:rPr>
+                <w:rFonts w:ascii="Arial" w:eastAsia="Arial" w:hAnsi="Arial" w:cs="Arial"/>
+              </w:rPr>
+              <w:t>Elemento para el ingreso</w:t>
+            </w:r>
+            <w:r>
+              <w:rPr>
+                <w:rFonts w:ascii="Arial" w:eastAsia="Arial" w:hAnsi="Arial" w:cs="Arial"/>
+              </w:rPr>
+              <w:t xml:space="preserve"> </w:t>
+            </w:r>
+            <w:r>
+              <w:rPr>
+                <w:rFonts w:ascii="Arial" w:eastAsia="Arial" w:hAnsi="Arial" w:cs="Arial"/>
+              </w:rPr>
+              <w:t xml:space="preserve">de la hora de inicio de la </w:t>
+            </w:r>
+            <w:r>
+              <w:rPr>
+                <w:rFonts w:ascii="Arial" w:eastAsia="Arial" w:hAnsi="Arial" w:cs="Arial"/>
+              </w:rPr>
+              <w:t>C</w:t>
+            </w:r>
+            <w:r>
+              <w:rPr>
+                <w:rFonts w:ascii="Arial" w:eastAsia="Arial" w:hAnsi="Arial" w:cs="Arial"/>
+              </w:rPr>
+              <w:t>lase</w:t>
+            </w:r>
+            <w:r>
+              <w:rPr>
+                <w:rFonts w:ascii="Arial" w:eastAsia="Arial" w:hAnsi="Arial" w:cs="Arial"/>
+              </w:rPr>
+              <w:t>.</w:t>
+            </w:r>
+          </w:p>
+        </w:tc>
+      </w:tr>
+      <w:tr>
+        <w:trPr>
+          <w:trHeight w:val="994"/>
+        </w:trPr>
+        <w:tc>
+          <w:tcPr>
+            <w:tcW w:w="0" w:type="auto"/>
+            <w:vMerge w:val="restart"/>
+            <w:vAlign w:val="center"/>
+          </w:tcPr>
+          <w:p>
+            <w:pPr>
+              <w:jc w:val="center"/>
+              <w:rPr>
+                <w:rFonts w:ascii="Arial" w:eastAsia="Arial" w:hAnsi="Arial" w:cs="Arial"/>
+                <w:lang w:val="es-419"/>
+              </w:rPr>
+            </w:pPr>
+            <w:r>
+              <w:rPr>
+                <w:rFonts w:ascii="Arial" w:eastAsia="Arial" w:hAnsi="Arial" w:cs="Arial"/>
+                <w:lang w:val="es-419"/>
+              </w:rPr>
+              <w:t>Inscripciones</w:t>
+            </w:r>
+          </w:p>
+        </w:tc>
+        <w:tc>
+          <w:tcPr>
+            <w:tcW w:w="0" w:type="auto"/>
+            <w:vAlign w:val="center"/>
+          </w:tcPr>
+          <w:p>
+            <w:pPr>
+              <w:jc w:val="center"/>
+              <w:rPr>
+                <w:rFonts w:ascii="Arial" w:eastAsia="Arial" w:hAnsi="Arial" w:cs="Arial"/>
+                <w:lang w:val="es-419"/>
+              </w:rPr>
+            </w:pPr>
+            <w:r>
+              <w:rPr>
+                <w:rFonts w:ascii="Arial" w:eastAsia="Arial" w:hAnsi="Arial" w:cs="Arial"/>
+                <w:lang w:val="es-419"/>
+              </w:rPr>
+              <w:t>Id_Inscripcion</w:t>
+            </w:r>
+          </w:p>
+        </w:tc>
+        <w:tc>
+          <w:tcPr>
+            <w:tcW w:w="0" w:type="auto"/>
+            <w:vAlign w:val="center"/>
+          </w:tcPr>
+          <w:p>
+            <w:pPr>
+              <w:jc w:val="center"/>
+              <w:rPr>
+                <w:rFonts w:ascii="Arial" w:eastAsia="Arial" w:hAnsi="Arial" w:cs="Arial"/>
+                <w:lang w:val="es-419"/>
+              </w:rPr>
+            </w:pPr>
+            <w:r>
+              <w:rPr>
+                <w:rFonts w:ascii="Arial" w:eastAsia="Arial" w:hAnsi="Arial" w:cs="Arial"/>
+                <w:lang w:val="es-419"/>
+              </w:rPr>
+              <w:t>INT PRIMARY KEY IDENTITY</w:t>
+            </w:r>
+          </w:p>
+        </w:tc>
+        <w:tc>
+          <w:tcPr>
+            <w:tcW w:w="0" w:type="auto"/>
+            <w:vAlign w:val="center"/>
+          </w:tcPr>
+          <w:p>
+            <w:pPr>
+              <w:jc w:val="center"/>
+              <w:rPr>
+                <w:rFonts w:ascii="Arial" w:eastAsia="Arial" w:hAnsi="Arial" w:cs="Arial"/>
+                <w:lang w:val="es-419"/>
+              </w:rPr>
+            </w:pPr>
+            <w:r>
+              <w:rPr>
+                <w:rFonts w:ascii="Arial" w:eastAsia="Arial" w:hAnsi="Arial" w:cs="Arial"/>
+              </w:rPr>
+              <w:t>Llave primaria (PK) para el ordenamiento físico de datos sin repetición</w:t>
+            </w:r>
+            <w:r>
+              <w:rPr>
+                <w:rFonts w:ascii="Arial" w:eastAsia="Arial" w:hAnsi="Arial" w:cs="Arial"/>
+              </w:rPr>
+              <w:t xml:space="preserve"> Inscripción</w:t>
+            </w:r>
+            <w:r>
+              <w:rPr>
+                <w:rFonts w:ascii="Arial" w:eastAsia="Arial" w:hAnsi="Arial" w:cs="Arial"/>
+              </w:rPr>
+              <w:t>.</w:t>
+            </w:r>
+          </w:p>
+        </w:tc>
+      </w:tr>
+      <w:tr>
+        <w:trPr>
+          <w:trHeight w:val="994"/>
+        </w:trPr>
+        <w:tc>
+          <w:tcPr>
+            <w:tcW w:w="0" w:type="auto"/>
+            <w:vMerge/>
+            <w:vAlign w:val="center"/>
+          </w:tcPr>
+          <w:p>
+            <w:pPr>
+              <w:jc w:val="center"/>
+              <w:rPr>
+                <w:rFonts w:ascii="Arial" w:eastAsia="Arial" w:hAnsi="Arial" w:cs="Arial"/>
+                <w:lang w:val="es-419"/>
+              </w:rPr>
+            </w:pPr>
+          </w:p>
+        </w:tc>
+        <w:tc>
+          <w:tcPr>
+            <w:tcW w:w="0" w:type="auto"/>
+            <w:vAlign w:val="center"/>
+          </w:tcPr>
+          <w:p>
+            <w:pPr>
+              <w:jc w:val="center"/>
+              <w:rPr>
+                <w:rFonts w:ascii="Arial" w:eastAsia="Arial" w:hAnsi="Arial" w:cs="Arial"/>
+                <w:lang w:val="es-419"/>
+              </w:rPr>
+            </w:pPr>
+            <w:r>
+              <w:rPr>
+                <w:rFonts w:ascii="Arial" w:eastAsia="Arial" w:hAnsi="Arial" w:cs="Arial"/>
+                <w:lang w:val="es-419"/>
+              </w:rPr>
+              <w:t>Id_Miembro</w:t>
+            </w:r>
+          </w:p>
+        </w:tc>
+        <w:tc>
+          <w:tcPr>
+            <w:tcW w:w="0" w:type="auto"/>
+            <w:vAlign w:val="center"/>
+          </w:tcPr>
+          <w:p>
+            <w:pPr>
+              <w:jc w:val="center"/>
+              <w:rPr>
+                <w:rFonts w:ascii="Arial" w:eastAsia="Arial" w:hAnsi="Arial" w:cs="Arial"/>
+                <w:lang w:val="es-419"/>
+              </w:rPr>
+            </w:pPr>
+            <w:r>
+              <w:rPr>
+                <w:rFonts w:ascii="Arial" w:eastAsia="Arial" w:hAnsi="Arial" w:cs="Arial"/>
+                <w:lang w:val="es-419"/>
+              </w:rPr>
+              <w:t>INT FOREIGN KEY (Id_miembro) REFERENCES Miembros(Id_miembro)</w:t>
+            </w:r>
+          </w:p>
+        </w:tc>
+        <w:tc>
+          <w:tcPr>
+            <w:tcW w:w="0" w:type="auto"/>
+            <w:vAlign w:val="center"/>
+          </w:tcPr>
+          <w:p>
+            <w:pPr>
+              <w:jc w:val="center"/>
+              <w:rPr>
+                <w:rFonts w:ascii="Arial" w:eastAsia="Arial" w:hAnsi="Arial" w:cs="Arial"/>
+                <w:lang w:val="es-419"/>
+              </w:rPr>
+            </w:pPr>
+            <w:r>
+              <w:rPr>
+                <w:rFonts w:ascii="Arial" w:eastAsia="Arial" w:hAnsi="Arial" w:cs="Arial"/>
+              </w:rPr>
+              <w:t>Llave foránea (FK) para asociar al miembro a un</w:t>
+            </w:r>
+            <w:r>
+              <w:rPr>
+                <w:rFonts w:ascii="Arial" w:eastAsia="Arial" w:hAnsi="Arial" w:cs="Arial"/>
+              </w:rPr>
+              <w:t xml:space="preserve">a </w:t>
+            </w:r>
+            <w:r>
+              <w:rPr>
+                <w:rFonts w:ascii="Arial" w:eastAsia="Arial" w:hAnsi="Arial" w:cs="Arial"/>
+              </w:rPr>
+              <w:t>I</w:t>
+            </w:r>
+            <w:r>
+              <w:rPr>
+                <w:rFonts w:ascii="Arial" w:eastAsia="Arial" w:hAnsi="Arial" w:cs="Arial"/>
+              </w:rPr>
+              <w:t>nscripción</w:t>
+            </w:r>
+            <w:r>
+              <w:rPr>
+                <w:rFonts w:ascii="Arial" w:eastAsia="Arial" w:hAnsi="Arial" w:cs="Arial"/>
+              </w:rPr>
+              <w:t>.</w:t>
+            </w:r>
+          </w:p>
+        </w:tc>
+      </w:tr>
+      <w:tr>
+        <w:trPr>
+          <w:trHeight w:val="994"/>
+        </w:trPr>
+        <w:tc>
+          <w:tcPr>
+            <w:tcW w:w="0" w:type="auto"/>
+            <w:vMerge/>
+            <w:vAlign w:val="center"/>
+          </w:tcPr>
+          <w:p>
+            <w:pPr>
+              <w:jc w:val="center"/>
+              <w:rPr>
+                <w:rFonts w:ascii="Arial" w:eastAsia="Arial" w:hAnsi="Arial" w:cs="Arial"/>
+                <w:lang w:val="es-419"/>
+              </w:rPr>
+            </w:pPr>
+          </w:p>
+        </w:tc>
+        <w:tc>
+          <w:tcPr>
+            <w:tcW w:w="0" w:type="auto"/>
+            <w:vAlign w:val="center"/>
+          </w:tcPr>
+          <w:p>
+            <w:pPr>
+              <w:jc w:val="center"/>
+              <w:rPr>
+                <w:rFonts w:ascii="Arial" w:eastAsia="Arial" w:hAnsi="Arial" w:cs="Arial"/>
+                <w:lang w:val="es-419"/>
+              </w:rPr>
+            </w:pPr>
+            <w:r>
+              <w:rPr>
+                <w:rFonts w:ascii="Arial" w:eastAsia="Arial" w:hAnsi="Arial" w:cs="Arial"/>
+                <w:lang w:val="es-419"/>
+              </w:rPr>
+              <w:t>Id_Clase</w:t>
+            </w:r>
+          </w:p>
+        </w:tc>
+        <w:tc>
+          <w:tcPr>
+            <w:tcW w:w="0" w:type="auto"/>
+            <w:vAlign w:val="center"/>
+          </w:tcPr>
+          <w:p>
+            <w:pPr>
+              <w:jc w:val="center"/>
+              <w:rPr>
+                <w:rFonts w:ascii="Arial" w:eastAsia="Arial" w:hAnsi="Arial" w:cs="Arial"/>
+                <w:lang w:val="en-US"/>
+              </w:rPr>
+            </w:pPr>
+            <w:r>
+              <w:rPr>
+                <w:rFonts w:ascii="Arial" w:eastAsia="Arial" w:hAnsi="Arial" w:cs="Arial"/>
+                <w:lang w:val="en-US"/>
+              </w:rPr>
+              <w:t>INT FOREIGN KEY (Id_Clase) REFERENCES Clases(Id_Clase)</w:t>
+            </w:r>
+          </w:p>
+        </w:tc>
+        <w:tc>
+          <w:tcPr>
+            <w:tcW w:w="0" w:type="auto"/>
+            <w:vAlign w:val="center"/>
+          </w:tcPr>
+          <w:p>
+            <w:pPr>
+              <w:jc w:val="center"/>
+              <w:rPr>
+                <w:rFonts w:ascii="Arial" w:eastAsia="Arial" w:hAnsi="Arial" w:cs="Arial"/>
+                <w:lang w:val="es-419"/>
+              </w:rPr>
+            </w:pPr>
+            <w:r>
+              <w:rPr>
+                <w:rFonts w:ascii="Arial" w:eastAsia="Arial" w:hAnsi="Arial" w:cs="Arial"/>
+              </w:rPr>
+              <w:t xml:space="preserve">Llave foránea (FK) para asociar </w:t>
+            </w:r>
+            <w:r>
+              <w:rPr>
+                <w:rFonts w:ascii="Arial" w:eastAsia="Arial" w:hAnsi="Arial" w:cs="Arial"/>
+              </w:rPr>
+              <w:t>a</w:t>
+            </w:r>
+            <w:r>
+              <w:rPr>
+                <w:rFonts w:ascii="Arial" w:eastAsia="Arial" w:hAnsi="Arial" w:cs="Arial"/>
+              </w:rPr>
+              <w:t xml:space="preserve"> una </w:t>
+            </w:r>
+            <w:r>
+              <w:rPr>
+                <w:rFonts w:ascii="Arial" w:eastAsia="Arial" w:hAnsi="Arial" w:cs="Arial"/>
+              </w:rPr>
+              <w:t>C</w:t>
+            </w:r>
+            <w:r>
+              <w:rPr>
+                <w:rFonts w:ascii="Arial" w:eastAsia="Arial" w:hAnsi="Arial" w:cs="Arial"/>
+              </w:rPr>
+              <w:t>lase</w:t>
+            </w:r>
+            <w:r>
+              <w:rPr>
+                <w:rFonts w:ascii="Arial" w:eastAsia="Arial" w:hAnsi="Arial" w:cs="Arial"/>
+              </w:rPr>
+              <w:t xml:space="preserve"> </w:t>
+            </w:r>
+            <w:r>
+              <w:rPr>
+                <w:rFonts w:ascii="Arial" w:eastAsia="Arial" w:hAnsi="Arial" w:cs="Arial"/>
+              </w:rPr>
+              <w:t>a la Inscripción</w:t>
+            </w:r>
+            <w:r>
+              <w:rPr>
+                <w:rFonts w:ascii="Arial" w:eastAsia="Arial" w:hAnsi="Arial" w:cs="Arial"/>
+              </w:rPr>
+              <w:t>.</w:t>
+            </w:r>
+          </w:p>
+        </w:tc>
+      </w:tr>
+      <w:tr>
+        <w:trPr>
+          <w:trHeight w:val="994"/>
+        </w:trPr>
+        <w:tc>
+          <w:tcPr>
+            <w:tcW w:w="0" w:type="auto"/>
+            <w:vMerge/>
+            <w:vAlign w:val="center"/>
+          </w:tcPr>
+          <w:p>
+            <w:pPr>
+              <w:jc w:val="center"/>
+              <w:rPr>
+                <w:rFonts w:ascii="Arial" w:eastAsia="Arial" w:hAnsi="Arial" w:cs="Arial"/>
+                <w:lang w:val="es-419"/>
+              </w:rPr>
+            </w:pPr>
+          </w:p>
+        </w:tc>
+        <w:tc>
+          <w:tcPr>
+            <w:tcW w:w="0" w:type="auto"/>
+            <w:vAlign w:val="center"/>
+          </w:tcPr>
+          <w:p>
+            <w:pPr>
+              <w:jc w:val="center"/>
+              <w:rPr>
+                <w:rFonts w:ascii="Arial" w:eastAsia="Arial" w:hAnsi="Arial" w:cs="Arial"/>
+                <w:lang w:val="es-419"/>
+              </w:rPr>
+            </w:pPr>
+            <w:r>
+              <w:rPr>
+                <w:rFonts w:ascii="Arial" w:eastAsia="Arial" w:hAnsi="Arial" w:cs="Arial"/>
+                <w:lang w:val="es-419"/>
+              </w:rPr>
+              <w:t>Fecha_Inscripcion</w:t>
+            </w:r>
+          </w:p>
+        </w:tc>
+        <w:tc>
+          <w:tcPr>
+            <w:tcW w:w="0" w:type="auto"/>
+            <w:vAlign w:val="center"/>
+          </w:tcPr>
+          <w:p>
+            <w:pPr>
+              <w:jc w:val="center"/>
+              <w:rPr>
+                <w:rFonts w:ascii="Arial" w:eastAsia="Arial" w:hAnsi="Arial" w:cs="Arial"/>
+                <w:lang w:val="es-419"/>
+              </w:rPr>
+            </w:pPr>
+            <w:r>
+              <w:rPr>
+                <w:rFonts w:ascii="Arial" w:eastAsia="Arial" w:hAnsi="Arial" w:cs="Arial"/>
+                <w:lang w:val="es-419"/>
+              </w:rPr>
+              <w:t>DATE</w:t>
+            </w:r>
+          </w:p>
+        </w:tc>
+        <w:tc>
+          <w:tcPr>
+            <w:tcW w:w="0" w:type="auto"/>
+            <w:vAlign w:val="center"/>
+          </w:tcPr>
+          <w:p>
+            <w:pPr>
+              <w:jc w:val="center"/>
+              <w:rPr>
+                <w:rFonts w:ascii="Arial" w:eastAsia="Arial" w:hAnsi="Arial" w:cs="Arial"/>
+                <w:lang w:val="es-419"/>
+              </w:rPr>
+            </w:pPr>
+            <w:r>
+              <w:rPr>
+                <w:rFonts w:ascii="Arial" w:eastAsia="Arial" w:hAnsi="Arial" w:cs="Arial"/>
+              </w:rPr>
+              <w:t>Elemento para el ingreso</w:t>
+            </w:r>
+            <w:r>
+              <w:rPr>
+                <w:rFonts w:ascii="Arial" w:eastAsia="Arial" w:hAnsi="Arial" w:cs="Arial"/>
+              </w:rPr>
+              <w:t xml:space="preserve"> </w:t>
+            </w:r>
+            <w:r>
+              <w:rPr>
+                <w:rFonts w:ascii="Arial" w:eastAsia="Arial" w:hAnsi="Arial" w:cs="Arial"/>
+              </w:rPr>
+              <w:t>de la fecha</w:t>
+            </w:r>
+            <w:r>
+              <w:rPr>
+                <w:rFonts w:ascii="Arial" w:eastAsia="Arial" w:hAnsi="Arial" w:cs="Arial"/>
+              </w:rPr>
+              <w:t xml:space="preserve"> en la </w:t>
+            </w:r>
+            <w:r>
+              <w:rPr>
+                <w:rFonts w:ascii="Arial" w:eastAsia="Arial" w:hAnsi="Arial" w:cs="Arial"/>
+              </w:rPr>
+              <w:lastRenderedPageBreak/>
+              <w:t xml:space="preserve">cual se </w:t>
+            </w:r>
+            <w:r>
+              <w:rPr>
+                <w:rFonts w:ascii="Arial" w:eastAsia="Arial" w:hAnsi="Arial" w:cs="Arial"/>
+              </w:rPr>
+              <w:t>realizó</w:t>
+            </w:r>
+            <w:r>
+              <w:rPr>
+                <w:rFonts w:ascii="Arial" w:eastAsia="Arial" w:hAnsi="Arial" w:cs="Arial"/>
+              </w:rPr>
+              <w:t xml:space="preserve"> la </w:t>
+            </w:r>
+            <w:r>
+              <w:rPr>
+                <w:rFonts w:ascii="Arial" w:eastAsia="Arial" w:hAnsi="Arial" w:cs="Arial"/>
+              </w:rPr>
+              <w:t>I</w:t>
+            </w:r>
+            <w:r>
+              <w:rPr>
+                <w:rFonts w:ascii="Arial" w:eastAsia="Arial" w:hAnsi="Arial" w:cs="Arial"/>
+              </w:rPr>
+              <w:t>nscripción</w:t>
+            </w:r>
+            <w:r>
+              <w:rPr>
+                <w:rFonts w:ascii="Arial" w:eastAsia="Arial" w:hAnsi="Arial" w:cs="Arial"/>
+              </w:rPr>
+              <w:t>.</w:t>
+            </w:r>
+          </w:p>
+        </w:tc>
+      </w:tr>
+      <w:tr>
+        <w:trPr>
+          <w:trHeight w:val="994"/>
+        </w:trPr>
+        <w:tc>
+          <w:tcPr>
+            <w:tcW w:w="0" w:type="auto"/>
+            <w:vMerge w:val="restart"/>
+            <w:vAlign w:val="center"/>
+          </w:tcPr>
+          <w:p>
+            <w:pPr>
+              <w:jc w:val="center"/>
+              <w:rPr>
+                <w:rFonts w:ascii="Arial" w:eastAsia="Arial" w:hAnsi="Arial" w:cs="Arial"/>
+                <w:lang w:val="es-419"/>
+              </w:rPr>
+            </w:pPr>
+            <w:r>
+              <w:rPr>
+                <w:rFonts w:ascii="Arial" w:eastAsia="Arial" w:hAnsi="Arial" w:cs="Arial"/>
+                <w:lang w:val="es-419"/>
+              </w:rPr>
+              <w:lastRenderedPageBreak/>
+              <w:t>Utilerias</w:t>
+            </w:r>
+          </w:p>
+        </w:tc>
+        <w:tc>
+          <w:tcPr>
+            <w:tcW w:w="0" w:type="auto"/>
+            <w:vAlign w:val="center"/>
+          </w:tcPr>
+          <w:p>
+            <w:pPr>
+              <w:jc w:val="center"/>
+              <w:rPr>
+                <w:rFonts w:ascii="Arial" w:eastAsia="Arial" w:hAnsi="Arial" w:cs="Arial"/>
+                <w:lang w:val="es-419"/>
+              </w:rPr>
+            </w:pPr>
+            <w:r>
+              <w:rPr>
+                <w:rFonts w:ascii="Arial" w:eastAsia="Arial" w:hAnsi="Arial" w:cs="Arial"/>
+                <w:lang w:val="es-419"/>
+              </w:rPr>
+              <w:t>Id_Utilerias</w:t>
+            </w:r>
+          </w:p>
+        </w:tc>
+        <w:tc>
+          <w:tcPr>
+            <w:tcW w:w="0" w:type="auto"/>
+            <w:vAlign w:val="center"/>
+          </w:tcPr>
+          <w:p>
+            <w:pPr>
+              <w:jc w:val="center"/>
+              <w:rPr>
+                <w:rFonts w:ascii="Arial" w:eastAsia="Arial" w:hAnsi="Arial" w:cs="Arial"/>
+                <w:lang w:val="es-419"/>
+              </w:rPr>
+            </w:pPr>
+            <w:r>
+              <w:rPr>
+                <w:rFonts w:ascii="Arial" w:eastAsia="Arial" w:hAnsi="Arial" w:cs="Arial"/>
+                <w:lang w:val="es-419"/>
+              </w:rPr>
+              <w:t>INT PRIMARY KEY IDENTITY</w:t>
+            </w:r>
+          </w:p>
+        </w:tc>
+        <w:tc>
+          <w:tcPr>
+            <w:tcW w:w="0" w:type="auto"/>
+            <w:vAlign w:val="center"/>
+          </w:tcPr>
+          <w:p>
+            <w:pPr>
+              <w:jc w:val="center"/>
+              <w:rPr>
+                <w:rFonts w:ascii="Arial" w:eastAsia="Arial" w:hAnsi="Arial" w:cs="Arial"/>
+                <w:lang w:val="es-419"/>
+              </w:rPr>
+            </w:pPr>
+            <w:r>
+              <w:rPr>
+                <w:rFonts w:ascii="Arial" w:eastAsia="Arial" w:hAnsi="Arial" w:cs="Arial"/>
+              </w:rPr>
+              <w:t>Llave primaria (PK) para el ordenamiento físico de datos sin repetición</w:t>
+            </w:r>
+            <w:r>
+              <w:rPr>
+                <w:rFonts w:ascii="Arial" w:eastAsia="Arial" w:hAnsi="Arial" w:cs="Arial"/>
+              </w:rPr>
+              <w:t xml:space="preserve"> de </w:t>
+            </w:r>
+            <w:r>
+              <w:rPr>
+                <w:rFonts w:ascii="Arial" w:eastAsia="Arial" w:hAnsi="Arial" w:cs="Arial"/>
+              </w:rPr>
+              <w:t>Utilería</w:t>
+            </w:r>
+            <w:r>
+              <w:rPr>
+                <w:rFonts w:ascii="Arial" w:eastAsia="Arial" w:hAnsi="Arial" w:cs="Arial"/>
+              </w:rPr>
+              <w:t>.</w:t>
+            </w:r>
+          </w:p>
+        </w:tc>
+      </w:tr>
+      <w:tr>
+        <w:trPr>
+          <w:trHeight w:val="994"/>
+        </w:trPr>
+        <w:tc>
+          <w:tcPr>
+            <w:tcW w:w="0" w:type="auto"/>
+            <w:vMerge/>
+            <w:vAlign w:val="center"/>
+          </w:tcPr>
+          <w:p>
+            <w:pPr>
+              <w:jc w:val="center"/>
+              <w:rPr>
+                <w:rFonts w:ascii="Arial" w:eastAsia="Arial" w:hAnsi="Arial" w:cs="Arial"/>
+                <w:lang w:val="es-419"/>
+              </w:rPr>
+            </w:pPr>
+          </w:p>
+        </w:tc>
+        <w:tc>
+          <w:tcPr>
+            <w:tcW w:w="0" w:type="auto"/>
+            <w:vAlign w:val="center"/>
+          </w:tcPr>
+          <w:p>
+            <w:pPr>
+              <w:jc w:val="center"/>
+              <w:rPr>
+                <w:rFonts w:ascii="Arial" w:eastAsia="Arial" w:hAnsi="Arial" w:cs="Arial"/>
+                <w:lang w:val="es-419"/>
+              </w:rPr>
+            </w:pPr>
+            <w:r>
+              <w:rPr>
+                <w:rFonts w:ascii="Arial" w:eastAsia="Arial" w:hAnsi="Arial" w:cs="Arial"/>
+                <w:lang w:val="es-419"/>
+              </w:rPr>
+              <w:t>Id_clase</w:t>
+            </w:r>
+          </w:p>
+        </w:tc>
+        <w:tc>
+          <w:tcPr>
+            <w:tcW w:w="0" w:type="auto"/>
+            <w:vAlign w:val="center"/>
+          </w:tcPr>
+          <w:p>
+            <w:pPr>
+              <w:jc w:val="center"/>
+              <w:rPr>
+                <w:rFonts w:ascii="Arial" w:eastAsia="Arial" w:hAnsi="Arial" w:cs="Arial"/>
+                <w:lang w:val="en-US"/>
+              </w:rPr>
+            </w:pPr>
+            <w:r>
+              <w:rPr>
+                <w:rFonts w:ascii="Arial" w:eastAsia="Arial" w:hAnsi="Arial" w:cs="Arial"/>
+                <w:lang w:val="en-US"/>
+              </w:rPr>
+              <w:t>INT FOREIGN KEY (Id_Clase) REFERENCES Clases(Id_Clase)</w:t>
+            </w:r>
+          </w:p>
+        </w:tc>
+        <w:tc>
+          <w:tcPr>
+            <w:tcW w:w="0" w:type="auto"/>
+            <w:vAlign w:val="center"/>
+          </w:tcPr>
+          <w:p>
+            <w:pPr>
+              <w:jc w:val="center"/>
+              <w:rPr>
+                <w:rFonts w:ascii="Arial" w:eastAsia="Arial" w:hAnsi="Arial" w:cs="Arial"/>
+                <w:lang w:val="es-419"/>
+              </w:rPr>
+            </w:pPr>
+            <w:r>
+              <w:rPr>
+                <w:rFonts w:ascii="Arial" w:eastAsia="Arial" w:hAnsi="Arial" w:cs="Arial"/>
+              </w:rPr>
+              <w:t xml:space="preserve">Llave foránea (FK) para asociar una </w:t>
+            </w:r>
+            <w:r>
+              <w:rPr>
+                <w:rFonts w:ascii="Arial" w:eastAsia="Arial" w:hAnsi="Arial" w:cs="Arial"/>
+              </w:rPr>
+              <w:t>C</w:t>
+            </w:r>
+            <w:r>
+              <w:rPr>
+                <w:rFonts w:ascii="Arial" w:eastAsia="Arial" w:hAnsi="Arial" w:cs="Arial"/>
+              </w:rPr>
+              <w:t>lase</w:t>
+            </w:r>
+            <w:r>
+              <w:rPr>
+                <w:rFonts w:ascii="Arial" w:eastAsia="Arial" w:hAnsi="Arial" w:cs="Arial"/>
+              </w:rPr>
+              <w:t xml:space="preserve"> a </w:t>
+            </w:r>
+            <w:r>
+              <w:rPr>
+                <w:rFonts w:ascii="Arial" w:eastAsia="Arial" w:hAnsi="Arial" w:cs="Arial"/>
+              </w:rPr>
+              <w:t>una Utilería</w:t>
+            </w:r>
+            <w:r>
+              <w:rPr>
+                <w:rFonts w:ascii="Arial" w:eastAsia="Arial" w:hAnsi="Arial" w:cs="Arial"/>
+              </w:rPr>
+              <w:t>.</w:t>
+            </w:r>
+          </w:p>
+        </w:tc>
+      </w:tr>
+      <w:tr>
+        <w:trPr>
+          <w:trHeight w:val="994"/>
+        </w:trPr>
+        <w:tc>
+          <w:tcPr>
+            <w:tcW w:w="0" w:type="auto"/>
+            <w:vMerge/>
+            <w:vAlign w:val="center"/>
+          </w:tcPr>
+          <w:p>
+            <w:pPr>
+              <w:jc w:val="center"/>
+              <w:rPr>
+                <w:rFonts w:ascii="Arial" w:eastAsia="Arial" w:hAnsi="Arial" w:cs="Arial"/>
+                <w:lang w:val="es-419"/>
+              </w:rPr>
+            </w:pPr>
+          </w:p>
+        </w:tc>
+        <w:tc>
+          <w:tcPr>
+            <w:tcW w:w="0" w:type="auto"/>
+            <w:vAlign w:val="center"/>
+          </w:tcPr>
+          <w:p>
+            <w:pPr>
+              <w:jc w:val="center"/>
+              <w:rPr>
+                <w:rFonts w:ascii="Arial" w:eastAsia="Arial" w:hAnsi="Arial" w:cs="Arial"/>
+                <w:lang w:val="es-419"/>
+              </w:rPr>
+            </w:pPr>
+            <w:r>
+              <w:rPr>
+                <w:rFonts w:ascii="Arial" w:eastAsia="Arial" w:hAnsi="Arial" w:cs="Arial"/>
+                <w:lang w:val="es-419"/>
+              </w:rPr>
+              <w:t>Tipo_utileria</w:t>
+            </w:r>
+          </w:p>
+        </w:tc>
+        <w:tc>
+          <w:tcPr>
+            <w:tcW w:w="0" w:type="auto"/>
+            <w:vAlign w:val="center"/>
+          </w:tcPr>
+          <w:p>
+            <w:pPr>
+              <w:jc w:val="center"/>
+              <w:rPr>
+                <w:rFonts w:ascii="Arial" w:eastAsia="Arial" w:hAnsi="Arial" w:cs="Arial"/>
+                <w:lang w:val="es-419"/>
+              </w:rPr>
+            </w:pPr>
+            <w:r>
+              <w:rPr>
+                <w:rFonts w:ascii="Arial" w:eastAsia="Arial" w:hAnsi="Arial" w:cs="Arial"/>
+                <w:lang w:val="es-419"/>
+              </w:rPr>
+              <w:t>VARCHAR(100)</w:t>
+            </w:r>
+          </w:p>
+        </w:tc>
+        <w:tc>
+          <w:tcPr>
+            <w:tcW w:w="0" w:type="auto"/>
+            <w:vAlign w:val="center"/>
+          </w:tcPr>
+          <w:p>
+            <w:pPr>
+              <w:jc w:val="center"/>
+              <w:rPr>
+                <w:rFonts w:ascii="Arial" w:eastAsia="Arial" w:hAnsi="Arial" w:cs="Arial"/>
+                <w:lang w:val="es-419"/>
+              </w:rPr>
+            </w:pPr>
+            <w:r>
+              <w:rPr>
+                <w:rFonts w:ascii="Arial" w:eastAsia="Arial" w:hAnsi="Arial" w:cs="Arial"/>
+              </w:rPr>
+              <w:t xml:space="preserve">Elemento para </w:t>
+            </w:r>
+            <w:r>
+              <w:rPr>
+                <w:rFonts w:ascii="Arial" w:eastAsia="Arial" w:hAnsi="Arial" w:cs="Arial"/>
+              </w:rPr>
+              <w:t xml:space="preserve">el ingreso </w:t>
+            </w:r>
+            <w:r>
+              <w:rPr>
+                <w:rFonts w:ascii="Arial" w:eastAsia="Arial" w:hAnsi="Arial" w:cs="Arial"/>
+              </w:rPr>
+              <w:t xml:space="preserve">del </w:t>
+            </w:r>
+            <w:r>
+              <w:rPr>
+                <w:rFonts w:ascii="Arial" w:eastAsia="Arial" w:hAnsi="Arial" w:cs="Arial"/>
+              </w:rPr>
+              <w:t>T</w:t>
+            </w:r>
+            <w:r>
+              <w:rPr>
+                <w:rFonts w:ascii="Arial" w:eastAsia="Arial" w:hAnsi="Arial" w:cs="Arial"/>
+              </w:rPr>
+              <w:t xml:space="preserve">ipo de </w:t>
+            </w:r>
+            <w:r>
+              <w:rPr>
+                <w:rFonts w:ascii="Arial" w:eastAsia="Arial" w:hAnsi="Arial" w:cs="Arial"/>
+              </w:rPr>
+              <w:t>U</w:t>
+            </w:r>
+            <w:r>
+              <w:rPr>
+                <w:rFonts w:ascii="Arial" w:eastAsia="Arial" w:hAnsi="Arial" w:cs="Arial"/>
+              </w:rPr>
+              <w:t xml:space="preserve">tilería que hay en la </w:t>
+            </w:r>
+            <w:r>
+              <w:rPr>
+                <w:rFonts w:ascii="Arial" w:eastAsia="Arial" w:hAnsi="Arial" w:cs="Arial"/>
+              </w:rPr>
+              <w:t>C</w:t>
+            </w:r>
+            <w:r>
+              <w:rPr>
+                <w:rFonts w:ascii="Arial" w:eastAsia="Arial" w:hAnsi="Arial" w:cs="Arial"/>
+              </w:rPr>
+              <w:t>lase</w:t>
+            </w:r>
+            <w:r>
+              <w:rPr>
+                <w:rFonts w:ascii="Arial" w:eastAsia="Arial" w:hAnsi="Arial" w:cs="Arial"/>
+              </w:rPr>
+              <w:t>.</w:t>
+            </w:r>
+          </w:p>
+        </w:tc>
+      </w:tr>
+      <w:tr>
+        <w:trPr>
+          <w:trHeight w:val="994"/>
+        </w:trPr>
+        <w:tc>
+          <w:tcPr>
+            <w:tcW w:w="0" w:type="auto"/>
+            <w:vMerge/>
+            <w:vAlign w:val="center"/>
+          </w:tcPr>
+          <w:p>
+            <w:pPr>
+              <w:jc w:val="center"/>
+              <w:rPr>
+                <w:rFonts w:ascii="Arial" w:eastAsia="Arial" w:hAnsi="Arial" w:cs="Arial"/>
+                <w:lang w:val="es-419"/>
+              </w:rPr>
+            </w:pPr>
+          </w:p>
+        </w:tc>
+        <w:tc>
+          <w:tcPr>
+            <w:tcW w:w="0" w:type="auto"/>
+            <w:vAlign w:val="center"/>
+          </w:tcPr>
+          <w:p>
+            <w:pPr>
+              <w:jc w:val="center"/>
+              <w:rPr>
+                <w:rFonts w:ascii="Arial" w:eastAsia="Arial" w:hAnsi="Arial" w:cs="Arial"/>
+                <w:lang w:val="es-419"/>
+              </w:rPr>
+            </w:pPr>
+            <w:r>
+              <w:rPr>
+                <w:rFonts w:ascii="Arial" w:eastAsia="Arial" w:hAnsi="Arial" w:cs="Arial"/>
+                <w:lang w:val="es-419"/>
+              </w:rPr>
+              <w:t>Descripcion</w:t>
+            </w:r>
+          </w:p>
+        </w:tc>
+        <w:tc>
+          <w:tcPr>
+            <w:tcW w:w="0" w:type="auto"/>
+            <w:vAlign w:val="center"/>
+          </w:tcPr>
+          <w:p>
+            <w:pPr>
+              <w:jc w:val="center"/>
+              <w:rPr>
+                <w:rFonts w:ascii="Arial" w:eastAsia="Arial" w:hAnsi="Arial" w:cs="Arial"/>
+                <w:lang w:val="es-419"/>
+              </w:rPr>
+            </w:pPr>
+            <w:r>
+              <w:rPr>
+                <w:rFonts w:ascii="Arial" w:eastAsia="Arial" w:hAnsi="Arial" w:cs="Arial"/>
+                <w:lang w:val="es-419"/>
+              </w:rPr>
+              <w:t>VARCHAR(300)</w:t>
+            </w:r>
+          </w:p>
+        </w:tc>
+        <w:tc>
+          <w:tcPr>
+            <w:tcW w:w="0" w:type="auto"/>
+            <w:vAlign w:val="center"/>
+          </w:tcPr>
+          <w:p>
+            <w:pPr>
+              <w:jc w:val="center"/>
+              <w:rPr>
+                <w:rFonts w:ascii="Arial" w:eastAsia="Arial" w:hAnsi="Arial" w:cs="Arial"/>
+                <w:lang w:val="es-419"/>
+              </w:rPr>
+            </w:pPr>
+            <w:r>
+              <w:rPr>
+                <w:rFonts w:ascii="Arial" w:eastAsia="Arial" w:hAnsi="Arial" w:cs="Arial"/>
+              </w:rPr>
+              <w:t>Elemento para el ingreso</w:t>
+            </w:r>
+            <w:r>
+              <w:rPr>
+                <w:rFonts w:ascii="Arial" w:eastAsia="Arial" w:hAnsi="Arial" w:cs="Arial"/>
+              </w:rPr>
+              <w:t xml:space="preserve"> </w:t>
+            </w:r>
+            <w:r>
+              <w:rPr>
+                <w:rFonts w:ascii="Arial" w:eastAsia="Arial" w:hAnsi="Arial" w:cs="Arial"/>
+              </w:rPr>
+              <w:t xml:space="preserve">de la </w:t>
+            </w:r>
+            <w:r>
+              <w:rPr>
+                <w:rFonts w:ascii="Arial" w:eastAsia="Arial" w:hAnsi="Arial" w:cs="Arial"/>
+              </w:rPr>
+              <w:t>D</w:t>
+            </w:r>
+            <w:r>
+              <w:rPr>
+                <w:rFonts w:ascii="Arial" w:eastAsia="Arial" w:hAnsi="Arial" w:cs="Arial"/>
+              </w:rPr>
+              <w:t xml:space="preserve">escripción de la </w:t>
+            </w:r>
+            <w:r>
+              <w:rPr>
+                <w:rFonts w:ascii="Arial" w:eastAsia="Arial" w:hAnsi="Arial" w:cs="Arial"/>
+              </w:rPr>
+              <w:t>U</w:t>
+            </w:r>
+            <w:r>
+              <w:rPr>
+                <w:rFonts w:ascii="Arial" w:eastAsia="Arial" w:hAnsi="Arial" w:cs="Arial"/>
+              </w:rPr>
+              <w:t>tilería</w:t>
+            </w:r>
+            <w:r>
+              <w:rPr>
+                <w:rFonts w:ascii="Arial" w:eastAsia="Arial" w:hAnsi="Arial" w:cs="Arial"/>
+              </w:rPr>
+              <w:t>.</w:t>
+            </w:r>
+          </w:p>
+        </w:tc>
+      </w:tr>
+      <w:tr>
+        <w:trPr>
+          <w:trHeight w:val="994"/>
+        </w:trPr>
+        <w:tc>
+          <w:tcPr>
+            <w:tcW w:w="0" w:type="auto"/>
+            <w:vMerge/>
+            <w:vAlign w:val="center"/>
+          </w:tcPr>
+          <w:p>
+            <w:pPr>
+              <w:jc w:val="center"/>
+              <w:rPr>
+                <w:rFonts w:ascii="Arial" w:eastAsia="Arial" w:hAnsi="Arial" w:cs="Arial"/>
+                <w:lang w:val="es-419"/>
+              </w:rPr>
+            </w:pPr>
+          </w:p>
+        </w:tc>
+        <w:tc>
+          <w:tcPr>
+            <w:tcW w:w="0" w:type="auto"/>
+            <w:vAlign w:val="center"/>
+          </w:tcPr>
+          <w:p>
+            <w:pPr>
+              <w:jc w:val="center"/>
+              <w:rPr>
+                <w:rFonts w:ascii="Arial" w:eastAsia="Arial" w:hAnsi="Arial" w:cs="Arial"/>
+                <w:lang w:val="es-419"/>
+              </w:rPr>
+            </w:pPr>
+            <w:r>
+              <w:rPr>
+                <w:rFonts w:ascii="Arial" w:eastAsia="Arial" w:hAnsi="Arial" w:cs="Arial"/>
+                <w:lang w:val="es-419"/>
+              </w:rPr>
+              <w:t>Ultimo_Mantenimiento</w:t>
+            </w:r>
+          </w:p>
+        </w:tc>
+        <w:tc>
+          <w:tcPr>
+            <w:tcW w:w="0" w:type="auto"/>
+            <w:vAlign w:val="center"/>
+          </w:tcPr>
+          <w:p>
+            <w:pPr>
+              <w:jc w:val="center"/>
+              <w:rPr>
+                <w:rFonts w:ascii="Arial" w:eastAsia="Arial" w:hAnsi="Arial" w:cs="Arial"/>
+                <w:lang w:val="es-419"/>
+              </w:rPr>
+            </w:pPr>
+            <w:r>
+              <w:rPr>
+                <w:rFonts w:ascii="Arial" w:eastAsia="Arial" w:hAnsi="Arial" w:cs="Arial"/>
+                <w:lang w:val="es-419"/>
+              </w:rPr>
+              <w:t>DATETIME DEFAULT GETDATE</w:t>
+            </w:r>
+          </w:p>
+        </w:tc>
+        <w:tc>
+          <w:tcPr>
+            <w:tcW w:w="0" w:type="auto"/>
+            <w:vAlign w:val="center"/>
+          </w:tcPr>
+          <w:p>
+            <w:pPr>
+              <w:jc w:val="center"/>
+              <w:rPr>
+                <w:rFonts w:ascii="Arial" w:eastAsia="Arial" w:hAnsi="Arial" w:cs="Arial"/>
+                <w:lang w:val="es-419"/>
+              </w:rPr>
+            </w:pPr>
+            <w:r>
+              <w:rPr>
+                <w:rFonts w:ascii="Arial" w:eastAsia="Arial" w:hAnsi="Arial" w:cs="Arial"/>
+              </w:rPr>
+              <w:t>Elemento para el ingreso</w:t>
+            </w:r>
+            <w:r>
+              <w:rPr>
+                <w:rFonts w:ascii="Arial" w:eastAsia="Arial" w:hAnsi="Arial" w:cs="Arial"/>
+              </w:rPr>
+              <w:t xml:space="preserve"> </w:t>
+            </w:r>
+            <w:r>
+              <w:rPr>
+                <w:rFonts w:ascii="Arial" w:eastAsia="Arial" w:hAnsi="Arial" w:cs="Arial"/>
+              </w:rPr>
+              <w:t xml:space="preserve">de la </w:t>
+            </w:r>
+            <w:r>
+              <w:rPr>
+                <w:rFonts w:ascii="Arial" w:eastAsia="Arial" w:hAnsi="Arial" w:cs="Arial"/>
+              </w:rPr>
+              <w:t>F</w:t>
+            </w:r>
+            <w:r>
+              <w:rPr>
+                <w:rFonts w:ascii="Arial" w:eastAsia="Arial" w:hAnsi="Arial" w:cs="Arial"/>
+              </w:rPr>
+              <w:t xml:space="preserve">echa en la cual se </w:t>
+            </w:r>
+            <w:r>
+              <w:rPr>
+                <w:rFonts w:ascii="Arial" w:eastAsia="Arial" w:hAnsi="Arial" w:cs="Arial"/>
+              </w:rPr>
+              <w:t>realizó</w:t>
+            </w:r>
+            <w:r>
+              <w:rPr>
+                <w:rFonts w:ascii="Arial" w:eastAsia="Arial" w:hAnsi="Arial" w:cs="Arial"/>
+              </w:rPr>
+              <w:t xml:space="preserve"> </w:t>
+            </w:r>
+            <w:r>
+              <w:rPr>
+                <w:rFonts w:ascii="Arial" w:eastAsia="Arial" w:hAnsi="Arial" w:cs="Arial"/>
+              </w:rPr>
+              <w:t xml:space="preserve">el ultimo </w:t>
+            </w:r>
+            <w:r>
+              <w:rPr>
+                <w:rFonts w:ascii="Arial" w:eastAsia="Arial" w:hAnsi="Arial" w:cs="Arial"/>
+              </w:rPr>
+              <w:t>M</w:t>
+            </w:r>
+            <w:r>
+              <w:rPr>
+                <w:rFonts w:ascii="Arial" w:eastAsia="Arial" w:hAnsi="Arial" w:cs="Arial"/>
+              </w:rPr>
+              <w:t>antenimiento</w:t>
+            </w:r>
+            <w:r>
+              <w:rPr>
+                <w:rFonts w:ascii="Arial" w:eastAsia="Arial" w:hAnsi="Arial" w:cs="Arial"/>
+              </w:rPr>
+              <w:t>.</w:t>
+            </w:r>
+          </w:p>
+        </w:tc>
+      </w:tr>
+      <w:tr>
+        <w:trPr>
+          <w:trHeight w:val="994"/>
+        </w:trPr>
+        <w:tc>
+          <w:tcPr>
+            <w:tcW w:w="0" w:type="auto"/>
+            <w:vMerge w:val="restart"/>
+            <w:vAlign w:val="center"/>
+          </w:tcPr>
+          <w:p>
+            <w:pPr>
+              <w:jc w:val="center"/>
+              <w:rPr>
+                <w:rFonts w:ascii="Arial" w:eastAsia="Arial" w:hAnsi="Arial" w:cs="Arial"/>
+                <w:lang w:val="es-419"/>
+              </w:rPr>
+            </w:pPr>
+            <w:r>
+              <w:rPr>
+                <w:rFonts w:ascii="Arial" w:eastAsia="Arial" w:hAnsi="Arial" w:cs="Arial"/>
+                <w:lang w:val="es-419"/>
+              </w:rPr>
+              <w:t>Mantenimientos</w:t>
+            </w:r>
+          </w:p>
+        </w:tc>
+        <w:tc>
+          <w:tcPr>
+            <w:tcW w:w="0" w:type="auto"/>
+            <w:vAlign w:val="center"/>
+          </w:tcPr>
+          <w:p>
+            <w:pPr>
+              <w:jc w:val="center"/>
+              <w:rPr>
+                <w:rFonts w:ascii="Arial" w:eastAsia="Arial" w:hAnsi="Arial" w:cs="Arial"/>
+                <w:lang w:val="es-419"/>
+              </w:rPr>
+            </w:pPr>
+            <w:r>
+              <w:rPr>
+                <w:rFonts w:ascii="Arial" w:eastAsia="Arial" w:hAnsi="Arial" w:cs="Arial"/>
+                <w:lang w:val="es-419"/>
+              </w:rPr>
+              <w:t>Id_Mantenimiento</w:t>
+            </w:r>
+          </w:p>
+        </w:tc>
+        <w:tc>
+          <w:tcPr>
+            <w:tcW w:w="0" w:type="auto"/>
+            <w:vAlign w:val="center"/>
+          </w:tcPr>
+          <w:p>
+            <w:pPr>
+              <w:jc w:val="center"/>
+              <w:rPr>
+                <w:rFonts w:ascii="Arial" w:eastAsia="Arial" w:hAnsi="Arial" w:cs="Arial"/>
+                <w:lang w:val="es-419"/>
+              </w:rPr>
+            </w:pPr>
+            <w:r>
+              <w:rPr>
+                <w:rFonts w:ascii="Arial" w:eastAsia="Arial" w:hAnsi="Arial" w:cs="Arial"/>
+                <w:lang w:val="es-419"/>
+              </w:rPr>
+              <w:t>INT PRIMARY KEY IDENTITY</w:t>
+            </w:r>
+          </w:p>
+        </w:tc>
+        <w:tc>
+          <w:tcPr>
+            <w:tcW w:w="0" w:type="auto"/>
+            <w:vAlign w:val="center"/>
+          </w:tcPr>
+          <w:p>
+            <w:pPr>
+              <w:jc w:val="center"/>
+              <w:rPr>
+                <w:rFonts w:ascii="Arial" w:eastAsia="Arial" w:hAnsi="Arial" w:cs="Arial"/>
+                <w:lang w:val="es-419"/>
+              </w:rPr>
+            </w:pPr>
+            <w:r>
+              <w:rPr>
+                <w:rFonts w:ascii="Arial" w:eastAsia="Arial" w:hAnsi="Arial" w:cs="Arial"/>
+              </w:rPr>
+              <w:t xml:space="preserve">Llave primaria (PK) para el ordenamiento físico de datos sin repetición de </w:t>
+            </w:r>
+            <w:r>
+              <w:rPr>
+                <w:rFonts w:ascii="Arial" w:eastAsia="Arial" w:hAnsi="Arial" w:cs="Arial"/>
+              </w:rPr>
+              <w:t>Mantenimientos</w:t>
+            </w:r>
+            <w:r>
+              <w:rPr>
+                <w:rFonts w:ascii="Arial" w:eastAsia="Arial" w:hAnsi="Arial" w:cs="Arial"/>
+              </w:rPr>
+              <w:t>.</w:t>
+            </w:r>
+          </w:p>
+        </w:tc>
+      </w:tr>
+      <w:tr>
+        <w:trPr>
+          <w:trHeight w:val="994"/>
+        </w:trPr>
+        <w:tc>
+          <w:tcPr>
+            <w:tcW w:w="0" w:type="auto"/>
+            <w:vMerge/>
+            <w:vAlign w:val="center"/>
+          </w:tcPr>
+          <w:p>
+            <w:pPr>
+              <w:jc w:val="center"/>
+              <w:rPr>
+                <w:rFonts w:ascii="Arial" w:eastAsia="Arial" w:hAnsi="Arial" w:cs="Arial"/>
+                <w:lang w:val="es-419"/>
+              </w:rPr>
+            </w:pPr>
+          </w:p>
+        </w:tc>
+        <w:tc>
+          <w:tcPr>
+            <w:tcW w:w="0" w:type="auto"/>
+            <w:vAlign w:val="center"/>
+          </w:tcPr>
+          <w:p>
+            <w:pPr>
+              <w:jc w:val="center"/>
+              <w:rPr>
+                <w:rFonts w:ascii="Arial" w:eastAsia="Arial" w:hAnsi="Arial" w:cs="Arial"/>
+                <w:lang w:val="es-419"/>
+              </w:rPr>
+            </w:pPr>
+            <w:r>
+              <w:rPr>
+                <w:rFonts w:ascii="Arial" w:eastAsia="Arial" w:hAnsi="Arial" w:cs="Arial"/>
+                <w:lang w:val="es-419"/>
+              </w:rPr>
+              <w:t>Id_Utileria</w:t>
+            </w:r>
+          </w:p>
+        </w:tc>
+        <w:tc>
+          <w:tcPr>
+            <w:tcW w:w="0" w:type="auto"/>
+            <w:vAlign w:val="center"/>
+          </w:tcPr>
+          <w:p>
+            <w:pPr>
+              <w:jc w:val="center"/>
+              <w:rPr>
+                <w:rFonts w:ascii="Arial" w:eastAsia="Arial" w:hAnsi="Arial" w:cs="Arial"/>
+                <w:lang w:val="en-US"/>
+              </w:rPr>
+            </w:pPr>
+            <w:r>
+              <w:rPr>
+                <w:rFonts w:ascii="Arial" w:eastAsia="Arial" w:hAnsi="Arial" w:cs="Arial"/>
+                <w:lang w:val="en-US"/>
+              </w:rPr>
+              <w:t>INT FOREIGN KEY (Id_Utileria) REFERENCES Utilerias(Id_Utileria)</w:t>
+            </w:r>
+          </w:p>
+        </w:tc>
+        <w:tc>
+          <w:tcPr>
+            <w:tcW w:w="0" w:type="auto"/>
+            <w:vAlign w:val="center"/>
+          </w:tcPr>
+          <w:p>
+            <w:pPr>
+              <w:jc w:val="center"/>
+              <w:rPr>
+                <w:rFonts w:ascii="Arial" w:eastAsia="Arial" w:hAnsi="Arial" w:cs="Arial"/>
+                <w:lang w:val="es-419"/>
+              </w:rPr>
+            </w:pPr>
+            <w:r>
+              <w:rPr>
+                <w:rFonts w:ascii="Arial" w:eastAsia="Arial" w:hAnsi="Arial" w:cs="Arial"/>
+              </w:rPr>
+              <w:t xml:space="preserve">Llave foránea (FK) para asociar a una </w:t>
+            </w:r>
+            <w:r>
+              <w:rPr>
+                <w:rFonts w:ascii="Arial" w:eastAsia="Arial" w:hAnsi="Arial" w:cs="Arial"/>
+              </w:rPr>
+              <w:t>U</w:t>
+            </w:r>
+            <w:r>
+              <w:rPr>
+                <w:rFonts w:ascii="Arial" w:eastAsia="Arial" w:hAnsi="Arial" w:cs="Arial"/>
+              </w:rPr>
+              <w:t xml:space="preserve">tilería al </w:t>
+            </w:r>
+            <w:r>
+              <w:rPr>
+                <w:rFonts w:ascii="Arial" w:eastAsia="Arial" w:hAnsi="Arial" w:cs="Arial"/>
+              </w:rPr>
+              <w:t>M</w:t>
+            </w:r>
+            <w:r>
+              <w:rPr>
+                <w:rFonts w:ascii="Arial" w:eastAsia="Arial" w:hAnsi="Arial" w:cs="Arial"/>
+              </w:rPr>
+              <w:t>antenimiento</w:t>
+            </w:r>
+            <w:r>
+              <w:rPr>
+                <w:rFonts w:ascii="Arial" w:eastAsia="Arial" w:hAnsi="Arial" w:cs="Arial"/>
+              </w:rPr>
+              <w:t>.</w:t>
+            </w:r>
+          </w:p>
+        </w:tc>
+      </w:tr>
+      <w:tr>
+        <w:trPr>
+          <w:trHeight w:val="994"/>
+        </w:trPr>
+        <w:tc>
+          <w:tcPr>
+            <w:tcW w:w="0" w:type="auto"/>
+            <w:vMerge/>
+            <w:vAlign w:val="center"/>
+          </w:tcPr>
+          <w:p>
+            <w:pPr>
+              <w:jc w:val="center"/>
+              <w:rPr>
+                <w:rFonts w:ascii="Arial" w:eastAsia="Arial" w:hAnsi="Arial" w:cs="Arial"/>
+                <w:lang w:val="es-419"/>
+              </w:rPr>
+            </w:pPr>
+          </w:p>
+        </w:tc>
+        <w:tc>
+          <w:tcPr>
+            <w:tcW w:w="0" w:type="auto"/>
+            <w:vAlign w:val="center"/>
+          </w:tcPr>
+          <w:p>
+            <w:pPr>
+              <w:jc w:val="center"/>
+              <w:rPr>
+                <w:rFonts w:ascii="Arial" w:eastAsia="Arial" w:hAnsi="Arial" w:cs="Arial"/>
+                <w:lang w:val="es-419"/>
+              </w:rPr>
+            </w:pPr>
+            <w:r>
+              <w:rPr>
+                <w:rFonts w:ascii="Arial" w:eastAsia="Arial" w:hAnsi="Arial" w:cs="Arial"/>
+                <w:lang w:val="es-419"/>
+              </w:rPr>
+              <w:t>Id_Miembro</w:t>
+            </w:r>
+          </w:p>
+        </w:tc>
+        <w:tc>
+          <w:tcPr>
+            <w:tcW w:w="0" w:type="auto"/>
+            <w:vAlign w:val="center"/>
+          </w:tcPr>
+          <w:p>
+            <w:pPr>
+              <w:jc w:val="center"/>
+              <w:rPr>
+                <w:rFonts w:ascii="Arial" w:eastAsia="Arial" w:hAnsi="Arial" w:cs="Arial"/>
+                <w:lang w:val="es-419"/>
+              </w:rPr>
+            </w:pPr>
+            <w:r>
+              <w:rPr>
+                <w:rFonts w:ascii="Arial" w:eastAsia="Arial" w:hAnsi="Arial" w:cs="Arial"/>
+                <w:lang w:val="es-419"/>
+              </w:rPr>
+              <w:t>INT FOREIGN KEY (Id_miembro) REFERENCES Miembros(Id_miembro)</w:t>
+            </w:r>
+          </w:p>
+        </w:tc>
+        <w:tc>
+          <w:tcPr>
+            <w:tcW w:w="0" w:type="auto"/>
+            <w:vAlign w:val="center"/>
+          </w:tcPr>
+          <w:p>
+            <w:pPr>
+              <w:jc w:val="center"/>
+              <w:rPr>
+                <w:rFonts w:ascii="Arial" w:eastAsia="Arial" w:hAnsi="Arial" w:cs="Arial"/>
+                <w:lang w:val="es-419"/>
+              </w:rPr>
+            </w:pPr>
+            <w:r>
+              <w:rPr>
+                <w:rFonts w:ascii="Arial" w:eastAsia="Arial" w:hAnsi="Arial" w:cs="Arial"/>
+              </w:rPr>
+              <w:t>Llave foránea (FK) para asociar a un</w:t>
+            </w:r>
+            <w:r>
+              <w:rPr>
+                <w:rFonts w:ascii="Arial" w:eastAsia="Arial" w:hAnsi="Arial" w:cs="Arial"/>
+              </w:rPr>
+              <w:t xml:space="preserve"> </w:t>
+            </w:r>
+            <w:r>
+              <w:rPr>
+                <w:rFonts w:ascii="Arial" w:eastAsia="Arial" w:hAnsi="Arial" w:cs="Arial"/>
+              </w:rPr>
+              <w:t>M</w:t>
+            </w:r>
+            <w:r>
+              <w:rPr>
+                <w:rFonts w:ascii="Arial" w:eastAsia="Arial" w:hAnsi="Arial" w:cs="Arial"/>
+              </w:rPr>
+              <w:t>iembro(Empleado ‘</w:t>
+            </w:r>
+            <w:r>
+              <w:rPr>
+                <w:rFonts w:ascii="Arial" w:eastAsia="Arial" w:hAnsi="Arial" w:cs="Arial"/>
+              </w:rPr>
+              <w:t>Mantenimiento</w:t>
+            </w:r>
+            <w:r>
+              <w:rPr>
+                <w:rFonts w:ascii="Arial" w:eastAsia="Arial" w:hAnsi="Arial" w:cs="Arial"/>
+              </w:rPr>
+              <w:t xml:space="preserve">’) </w:t>
+            </w:r>
+            <w:r>
+              <w:rPr>
+                <w:rFonts w:ascii="Arial" w:eastAsia="Arial" w:hAnsi="Arial" w:cs="Arial"/>
+              </w:rPr>
+              <w:t xml:space="preserve">al </w:t>
+            </w:r>
+            <w:r>
+              <w:rPr>
+                <w:rFonts w:ascii="Arial" w:eastAsia="Arial" w:hAnsi="Arial" w:cs="Arial"/>
+              </w:rPr>
+              <w:t>M</w:t>
+            </w:r>
+            <w:r>
+              <w:rPr>
+                <w:rFonts w:ascii="Arial" w:eastAsia="Arial" w:hAnsi="Arial" w:cs="Arial"/>
+              </w:rPr>
+              <w:t>antenimiento</w:t>
+            </w:r>
+            <w:r>
+              <w:rPr>
+                <w:rFonts w:ascii="Arial" w:eastAsia="Arial" w:hAnsi="Arial" w:cs="Arial"/>
+              </w:rPr>
+              <w:t>.</w:t>
+            </w:r>
+          </w:p>
+        </w:tc>
+      </w:tr>
+      <w:tr>
+        <w:trPr>
+          <w:trHeight w:val="994"/>
+        </w:trPr>
+        <w:tc>
+          <w:tcPr>
+            <w:tcW w:w="0" w:type="auto"/>
+            <w:vMerge/>
+            <w:vAlign w:val="center"/>
+          </w:tcPr>
+          <w:p>
+            <w:pPr>
+              <w:jc w:val="center"/>
+              <w:rPr>
+                <w:rFonts w:ascii="Arial" w:eastAsia="Arial" w:hAnsi="Arial" w:cs="Arial"/>
+                <w:lang w:val="es-419"/>
+              </w:rPr>
+            </w:pPr>
+          </w:p>
+        </w:tc>
+        <w:tc>
+          <w:tcPr>
+            <w:tcW w:w="0" w:type="auto"/>
+            <w:vAlign w:val="center"/>
+          </w:tcPr>
+          <w:p>
+            <w:pPr>
+              <w:jc w:val="center"/>
+              <w:rPr>
+                <w:rFonts w:ascii="Arial" w:eastAsia="Arial" w:hAnsi="Arial" w:cs="Arial"/>
+                <w:lang w:val="es-419"/>
+              </w:rPr>
+            </w:pPr>
+            <w:r>
+              <w:rPr>
+                <w:rFonts w:ascii="Arial" w:eastAsia="Arial" w:hAnsi="Arial" w:cs="Arial"/>
+                <w:lang w:val="es-419"/>
+              </w:rPr>
+              <w:t>Tipo_Mantenimiento</w:t>
+            </w:r>
+          </w:p>
+        </w:tc>
+        <w:tc>
+          <w:tcPr>
+            <w:tcW w:w="0" w:type="auto"/>
+            <w:vAlign w:val="center"/>
+          </w:tcPr>
+          <w:p>
+            <w:pPr>
+              <w:jc w:val="center"/>
+              <w:rPr>
+                <w:rFonts w:ascii="Arial" w:eastAsia="Arial" w:hAnsi="Arial" w:cs="Arial"/>
+                <w:lang w:val="es-419"/>
+              </w:rPr>
+            </w:pPr>
+            <w:r>
+              <w:rPr>
+                <w:rFonts w:ascii="Arial" w:eastAsia="Arial" w:hAnsi="Arial" w:cs="Arial"/>
+                <w:lang w:val="es-419"/>
+              </w:rPr>
+              <w:t>VARCHAR(15)</w:t>
+            </w:r>
+          </w:p>
+        </w:tc>
+        <w:tc>
+          <w:tcPr>
+            <w:tcW w:w="0" w:type="auto"/>
+            <w:vAlign w:val="center"/>
+          </w:tcPr>
+          <w:p>
+            <w:pPr>
+              <w:jc w:val="center"/>
+              <w:rPr>
+                <w:rFonts w:ascii="Arial" w:eastAsia="Arial" w:hAnsi="Arial" w:cs="Arial"/>
+                <w:lang w:val="es-419"/>
+              </w:rPr>
+            </w:pPr>
+            <w:r>
+              <w:rPr>
+                <w:rFonts w:ascii="Arial" w:eastAsia="Arial" w:hAnsi="Arial" w:cs="Arial"/>
+              </w:rPr>
+              <w:t>Elemento para el ingreso</w:t>
+            </w:r>
+            <w:r>
+              <w:rPr>
+                <w:rFonts w:ascii="Arial" w:eastAsia="Arial" w:hAnsi="Arial" w:cs="Arial"/>
+              </w:rPr>
+              <w:t xml:space="preserve"> </w:t>
+            </w:r>
+            <w:r>
+              <w:rPr>
+                <w:rFonts w:ascii="Arial" w:eastAsia="Arial" w:hAnsi="Arial" w:cs="Arial"/>
+              </w:rPr>
+              <w:t xml:space="preserve">del tipo de </w:t>
+            </w:r>
+            <w:r>
+              <w:rPr>
+                <w:rFonts w:ascii="Arial" w:eastAsia="Arial" w:hAnsi="Arial" w:cs="Arial"/>
+              </w:rPr>
+              <w:t>Mantenimiento que se realiza</w:t>
+            </w:r>
+            <w:r>
+              <w:rPr>
+                <w:rFonts w:ascii="Arial" w:eastAsia="Arial" w:hAnsi="Arial" w:cs="Arial"/>
+              </w:rPr>
+              <w:t xml:space="preserve"> con </w:t>
+            </w:r>
+            <w:r>
+              <w:rPr>
+                <w:rFonts w:ascii="Arial" w:eastAsia="Arial" w:hAnsi="Arial" w:cs="Arial"/>
+              </w:rPr>
+              <w:t xml:space="preserve">limitación de </w:t>
+            </w:r>
+            <w:r>
+              <w:rPr>
+                <w:rFonts w:ascii="Arial" w:eastAsia="Arial" w:hAnsi="Arial" w:cs="Arial"/>
+              </w:rPr>
+              <w:lastRenderedPageBreak/>
+              <w:t>datos (‘</w:t>
+            </w:r>
+            <w:r>
+              <w:rPr>
+                <w:rFonts w:ascii="Arial" w:eastAsia="Arial" w:hAnsi="Arial" w:cs="Arial"/>
+              </w:rPr>
+              <w:t>Básico</w:t>
+            </w:r>
+            <w:r>
+              <w:rPr>
+                <w:rFonts w:ascii="Arial" w:eastAsia="Arial" w:hAnsi="Arial" w:cs="Arial"/>
+              </w:rPr>
+              <w:t>’</w:t>
+            </w:r>
+            <w:r>
+              <w:rPr>
+                <w:rFonts w:ascii="Arial" w:eastAsia="Arial" w:hAnsi="Arial" w:cs="Arial"/>
+              </w:rPr>
+              <w:t>, ‘</w:t>
+            </w:r>
+            <w:r>
+              <w:rPr>
+                <w:rFonts w:ascii="Arial" w:eastAsia="Arial" w:hAnsi="Arial" w:cs="Arial"/>
+              </w:rPr>
+              <w:t>Complet</w:t>
+            </w:r>
+            <w:r>
+              <w:rPr>
+                <w:rFonts w:ascii="Arial" w:eastAsia="Arial" w:hAnsi="Arial" w:cs="Arial"/>
+              </w:rPr>
+              <w:t>o’)</w:t>
+            </w:r>
+            <w:r>
+              <w:rPr>
+                <w:rFonts w:ascii="Arial" w:eastAsia="Arial" w:hAnsi="Arial" w:cs="Arial"/>
+              </w:rPr>
+              <w:t>.</w:t>
+            </w:r>
+          </w:p>
+        </w:tc>
+      </w:tr>
+      <w:tr>
+        <w:trPr>
+          <w:trHeight w:val="994"/>
+        </w:trPr>
+        <w:tc>
+          <w:tcPr>
+            <w:tcW w:w="0" w:type="auto"/>
+            <w:vMerge/>
+            <w:vAlign w:val="center"/>
+          </w:tcPr>
+          <w:p>
+            <w:pPr>
+              <w:jc w:val="center"/>
+              <w:rPr>
+                <w:rFonts w:ascii="Arial" w:eastAsia="Arial" w:hAnsi="Arial" w:cs="Arial"/>
+                <w:lang w:val="es-419"/>
+              </w:rPr>
+            </w:pPr>
+          </w:p>
+        </w:tc>
+        <w:tc>
+          <w:tcPr>
+            <w:tcW w:w="0" w:type="auto"/>
+            <w:vAlign w:val="center"/>
+          </w:tcPr>
+          <w:p>
+            <w:pPr>
+              <w:jc w:val="center"/>
+              <w:rPr>
+                <w:rFonts w:ascii="Arial" w:eastAsia="Arial" w:hAnsi="Arial" w:cs="Arial"/>
+                <w:lang w:val="es-419"/>
+              </w:rPr>
+            </w:pPr>
+            <w:r>
+              <w:rPr>
+                <w:rFonts w:ascii="Arial" w:eastAsia="Arial" w:hAnsi="Arial" w:cs="Arial"/>
+                <w:lang w:val="es-419"/>
+              </w:rPr>
+              <w:t>Resumen_mantenimiento</w:t>
+            </w:r>
+          </w:p>
+        </w:tc>
+        <w:tc>
+          <w:tcPr>
+            <w:tcW w:w="0" w:type="auto"/>
+            <w:vAlign w:val="center"/>
+          </w:tcPr>
+          <w:p>
+            <w:pPr>
+              <w:jc w:val="center"/>
+              <w:rPr>
+                <w:rFonts w:ascii="Arial" w:eastAsia="Arial" w:hAnsi="Arial" w:cs="Arial"/>
+                <w:lang w:val="es-419"/>
+              </w:rPr>
+            </w:pPr>
+            <w:r>
+              <w:rPr>
+                <w:rFonts w:ascii="Arial" w:eastAsia="Arial" w:hAnsi="Arial" w:cs="Arial"/>
+                <w:lang w:val="es-419"/>
+              </w:rPr>
+              <w:t>VARCHAR(1000)</w:t>
+            </w:r>
+          </w:p>
+        </w:tc>
+        <w:tc>
+          <w:tcPr>
+            <w:tcW w:w="0" w:type="auto"/>
+            <w:vAlign w:val="center"/>
+          </w:tcPr>
+          <w:p>
+            <w:pPr>
+              <w:jc w:val="center"/>
+              <w:rPr>
+                <w:rFonts w:ascii="Arial" w:eastAsia="Arial" w:hAnsi="Arial" w:cs="Arial"/>
+                <w:lang w:val="es-419"/>
+              </w:rPr>
+            </w:pPr>
+            <w:r>
+              <w:rPr>
+                <w:rFonts w:ascii="Arial" w:eastAsia="Arial" w:hAnsi="Arial" w:cs="Arial"/>
+              </w:rPr>
+              <w:t>Elemento para el ingreso</w:t>
+            </w:r>
+            <w:r>
+              <w:rPr>
+                <w:rFonts w:ascii="Arial" w:eastAsia="Arial" w:hAnsi="Arial" w:cs="Arial"/>
+              </w:rPr>
+              <w:t xml:space="preserve"> </w:t>
+            </w:r>
+            <w:r>
+              <w:rPr>
+                <w:rFonts w:ascii="Arial" w:eastAsia="Arial" w:hAnsi="Arial" w:cs="Arial"/>
+              </w:rPr>
+              <w:t xml:space="preserve">del </w:t>
+            </w:r>
+            <w:r>
+              <w:rPr>
+                <w:rFonts w:ascii="Arial" w:eastAsia="Arial" w:hAnsi="Arial" w:cs="Arial"/>
+              </w:rPr>
+              <w:t>R</w:t>
+            </w:r>
+            <w:r>
+              <w:rPr>
+                <w:rFonts w:ascii="Arial" w:eastAsia="Arial" w:hAnsi="Arial" w:cs="Arial"/>
+              </w:rPr>
+              <w:t xml:space="preserve">esumen </w:t>
+            </w:r>
+            <w:r>
+              <w:rPr>
+                <w:rFonts w:ascii="Arial" w:eastAsia="Arial" w:hAnsi="Arial" w:cs="Arial"/>
+              </w:rPr>
+              <w:t xml:space="preserve">general </w:t>
+            </w:r>
+            <w:r>
+              <w:rPr>
+                <w:rFonts w:ascii="Arial" w:eastAsia="Arial" w:hAnsi="Arial" w:cs="Arial"/>
+              </w:rPr>
+              <w:t>de</w:t>
+            </w:r>
+            <w:r>
+              <w:rPr>
+                <w:rFonts w:ascii="Arial" w:eastAsia="Arial" w:hAnsi="Arial" w:cs="Arial"/>
+              </w:rPr>
+              <w:t>l</w:t>
+            </w:r>
+            <w:r>
+              <w:rPr>
+                <w:rFonts w:ascii="Arial" w:eastAsia="Arial" w:hAnsi="Arial" w:cs="Arial"/>
+              </w:rPr>
+              <w:t xml:space="preserve"> Mantenimiento</w:t>
+            </w:r>
+            <w:r>
+              <w:rPr>
+                <w:rFonts w:ascii="Arial" w:eastAsia="Arial" w:hAnsi="Arial" w:cs="Arial"/>
+              </w:rPr>
+              <w:t>.</w:t>
+            </w:r>
+          </w:p>
+        </w:tc>
+      </w:tr>
+      <w:tr>
+        <w:trPr>
+          <w:trHeight w:val="994"/>
+        </w:trPr>
+        <w:tc>
+          <w:tcPr>
+            <w:tcW w:w="0" w:type="auto"/>
+            <w:vMerge/>
+            <w:vAlign w:val="center"/>
+          </w:tcPr>
+          <w:p>
+            <w:pPr>
+              <w:jc w:val="center"/>
+              <w:rPr>
+                <w:rFonts w:ascii="Arial" w:eastAsia="Arial" w:hAnsi="Arial" w:cs="Arial"/>
+                <w:lang w:val="es-419"/>
+              </w:rPr>
+            </w:pPr>
+          </w:p>
+        </w:tc>
+        <w:tc>
+          <w:tcPr>
+            <w:tcW w:w="0" w:type="auto"/>
+            <w:vAlign w:val="center"/>
+          </w:tcPr>
+          <w:p>
+            <w:pPr>
+              <w:jc w:val="center"/>
+              <w:rPr>
+                <w:rFonts w:ascii="Arial" w:eastAsia="Arial" w:hAnsi="Arial" w:cs="Arial"/>
+                <w:lang w:val="es-419"/>
+              </w:rPr>
+            </w:pPr>
+            <w:r>
+              <w:rPr>
+                <w:rFonts w:ascii="Arial" w:eastAsia="Arial" w:hAnsi="Arial" w:cs="Arial"/>
+                <w:lang w:val="es-419"/>
+              </w:rPr>
+              <w:t>Proximo_Mantenimiento</w:t>
+            </w:r>
+          </w:p>
+        </w:tc>
+        <w:tc>
+          <w:tcPr>
+            <w:tcW w:w="0" w:type="auto"/>
+            <w:vAlign w:val="center"/>
+          </w:tcPr>
+          <w:p>
+            <w:pPr>
+              <w:jc w:val="center"/>
+              <w:rPr>
+                <w:rFonts w:ascii="Arial" w:eastAsia="Arial" w:hAnsi="Arial" w:cs="Arial"/>
+                <w:lang w:val="es-419"/>
+              </w:rPr>
+            </w:pPr>
+            <w:r>
+              <w:rPr>
+                <w:rFonts w:ascii="Arial" w:eastAsia="Arial" w:hAnsi="Arial" w:cs="Arial"/>
+                <w:lang w:val="es-419"/>
+              </w:rPr>
+              <w:t>DATE</w:t>
+            </w:r>
+          </w:p>
+        </w:tc>
+        <w:tc>
+          <w:tcPr>
+            <w:tcW w:w="0" w:type="auto"/>
+            <w:vAlign w:val="center"/>
+          </w:tcPr>
+          <w:p>
+            <w:pPr>
+              <w:jc w:val="center"/>
+              <w:rPr>
+                <w:rFonts w:ascii="Arial" w:eastAsia="Arial" w:hAnsi="Arial" w:cs="Arial"/>
+                <w:lang w:val="es-419"/>
+              </w:rPr>
+            </w:pPr>
+            <w:r>
+              <w:rPr>
+                <w:rFonts w:ascii="Arial" w:eastAsia="Arial" w:hAnsi="Arial" w:cs="Arial"/>
+              </w:rPr>
+              <w:t>Elemento para el ingreso</w:t>
+            </w:r>
+            <w:r>
+              <w:rPr>
+                <w:rFonts w:ascii="Arial" w:eastAsia="Arial" w:hAnsi="Arial" w:cs="Arial"/>
+              </w:rPr>
+              <w:t xml:space="preserve"> </w:t>
+            </w:r>
+            <w:r>
+              <w:rPr>
+                <w:rFonts w:ascii="Arial" w:eastAsia="Arial" w:hAnsi="Arial" w:cs="Arial"/>
+              </w:rPr>
+              <w:t xml:space="preserve">de la </w:t>
+            </w:r>
+            <w:r>
+              <w:rPr>
+                <w:rFonts w:ascii="Arial" w:eastAsia="Arial" w:hAnsi="Arial" w:cs="Arial"/>
+              </w:rPr>
+              <w:t>F</w:t>
+            </w:r>
+            <w:r>
+              <w:rPr>
+                <w:rFonts w:ascii="Arial" w:eastAsia="Arial" w:hAnsi="Arial" w:cs="Arial"/>
+              </w:rPr>
+              <w:t>echa del próximo Mantenimiento.</w:t>
+            </w:r>
+          </w:p>
+        </w:tc>
+      </w:tr>
+      <w:tr>
+        <w:trPr>
+          <w:trHeight w:val="994"/>
+        </w:trPr>
+        <w:tc>
+          <w:tcPr>
+            <w:tcW w:w="0" w:type="auto"/>
+            <w:vMerge w:val="restart"/>
+            <w:vAlign w:val="center"/>
+          </w:tcPr>
+          <w:p>
+            <w:pPr>
+              <w:jc w:val="center"/>
+              <w:rPr>
+                <w:rFonts w:ascii="Arial" w:eastAsia="Arial" w:hAnsi="Arial" w:cs="Arial"/>
+                <w:lang w:val="es-419"/>
+              </w:rPr>
+            </w:pPr>
+            <w:r>
+              <w:rPr>
+                <w:rFonts w:ascii="Arial" w:eastAsia="Arial" w:hAnsi="Arial" w:cs="Arial"/>
+                <w:lang w:val="es-419"/>
+              </w:rPr>
+              <w:t>Pagos</w:t>
+            </w:r>
+          </w:p>
+        </w:tc>
+        <w:tc>
+          <w:tcPr>
+            <w:tcW w:w="0" w:type="auto"/>
+            <w:vAlign w:val="center"/>
+          </w:tcPr>
+          <w:p>
+            <w:pPr>
+              <w:jc w:val="center"/>
+              <w:rPr>
+                <w:rFonts w:ascii="Arial" w:eastAsia="Arial" w:hAnsi="Arial" w:cs="Arial"/>
+                <w:lang w:val="es-419"/>
+              </w:rPr>
+            </w:pPr>
+            <w:r>
+              <w:rPr>
+                <w:rFonts w:ascii="Arial" w:eastAsia="Arial" w:hAnsi="Arial" w:cs="Arial"/>
+                <w:lang w:val="es-419"/>
+              </w:rPr>
+              <w:t>Id_Pago</w:t>
+            </w:r>
+          </w:p>
+        </w:tc>
+        <w:tc>
+          <w:tcPr>
+            <w:tcW w:w="0" w:type="auto"/>
+            <w:vAlign w:val="center"/>
+          </w:tcPr>
+          <w:p>
+            <w:pPr>
+              <w:jc w:val="center"/>
+              <w:rPr>
+                <w:rFonts w:ascii="Arial" w:eastAsia="Arial" w:hAnsi="Arial" w:cs="Arial"/>
+                <w:lang w:val="es-419"/>
+              </w:rPr>
+            </w:pPr>
+            <w:r>
+              <w:rPr>
+                <w:rFonts w:ascii="Arial" w:eastAsia="Arial" w:hAnsi="Arial" w:cs="Arial"/>
+                <w:lang w:val="es-419"/>
+              </w:rPr>
+              <w:t>INT PRIMARY KEY IDENTITY</w:t>
+            </w:r>
+          </w:p>
+        </w:tc>
+        <w:tc>
+          <w:tcPr>
+            <w:tcW w:w="0" w:type="auto"/>
+            <w:vAlign w:val="center"/>
+          </w:tcPr>
+          <w:p>
+            <w:pPr>
+              <w:jc w:val="center"/>
+              <w:rPr>
+                <w:rFonts w:ascii="Arial" w:eastAsia="Arial" w:hAnsi="Arial" w:cs="Arial"/>
+                <w:lang w:val="es-419"/>
+              </w:rPr>
+            </w:pPr>
+            <w:r>
+              <w:rPr>
+                <w:rFonts w:ascii="Arial" w:eastAsia="Arial" w:hAnsi="Arial" w:cs="Arial"/>
+              </w:rPr>
+              <w:t xml:space="preserve">Llave primaria (PK) para el ordenamiento físico de datos sin repetición de </w:t>
+            </w:r>
+            <w:r>
+              <w:rPr>
+                <w:rFonts w:ascii="Arial" w:eastAsia="Arial" w:hAnsi="Arial" w:cs="Arial"/>
+              </w:rPr>
+              <w:t>Pagos</w:t>
+            </w:r>
+            <w:r>
+              <w:rPr>
+                <w:rFonts w:ascii="Arial" w:eastAsia="Arial" w:hAnsi="Arial" w:cs="Arial"/>
+              </w:rPr>
+              <w:t>.</w:t>
+            </w:r>
+          </w:p>
+        </w:tc>
+      </w:tr>
+      <w:tr>
+        <w:trPr>
+          <w:trHeight w:val="994"/>
+        </w:trPr>
+        <w:tc>
+          <w:tcPr>
+            <w:tcW w:w="0" w:type="auto"/>
+            <w:vMerge/>
+            <w:vAlign w:val="center"/>
+          </w:tcPr>
+          <w:p>
+            <w:pPr>
+              <w:jc w:val="center"/>
+              <w:rPr>
+                <w:rFonts w:ascii="Arial" w:eastAsia="Arial" w:hAnsi="Arial" w:cs="Arial"/>
+                <w:lang w:val="es-419"/>
+              </w:rPr>
+            </w:pPr>
+          </w:p>
+        </w:tc>
+        <w:tc>
+          <w:tcPr>
+            <w:tcW w:w="0" w:type="auto"/>
+            <w:vAlign w:val="center"/>
+          </w:tcPr>
+          <w:p>
+            <w:pPr>
+              <w:jc w:val="center"/>
+              <w:rPr>
+                <w:rFonts w:ascii="Arial" w:eastAsia="Arial" w:hAnsi="Arial" w:cs="Arial"/>
+                <w:lang w:val="es-419"/>
+              </w:rPr>
+            </w:pPr>
+            <w:r>
+              <w:rPr>
+                <w:rFonts w:ascii="Arial" w:eastAsia="Arial" w:hAnsi="Arial" w:cs="Arial"/>
+                <w:lang w:val="es-419"/>
+              </w:rPr>
+              <w:t>Id_Miembro</w:t>
+            </w:r>
+          </w:p>
+        </w:tc>
+        <w:tc>
+          <w:tcPr>
+            <w:tcW w:w="0" w:type="auto"/>
+            <w:vAlign w:val="center"/>
+          </w:tcPr>
+          <w:p>
+            <w:pPr>
+              <w:jc w:val="center"/>
+              <w:rPr>
+                <w:rFonts w:ascii="Arial" w:eastAsia="Arial" w:hAnsi="Arial" w:cs="Arial"/>
+                <w:lang w:val="es-419"/>
+              </w:rPr>
+            </w:pPr>
+            <w:r>
+              <w:rPr>
+                <w:rFonts w:ascii="Arial" w:eastAsia="Arial" w:hAnsi="Arial" w:cs="Arial"/>
+                <w:lang w:val="es-419"/>
+              </w:rPr>
+              <w:t>INT FOREIGN KEY (Id_miembro) REFERENCES Miembros(Id_miembro)</w:t>
+            </w:r>
+          </w:p>
+        </w:tc>
+        <w:tc>
+          <w:tcPr>
+            <w:tcW w:w="0" w:type="auto"/>
+            <w:vAlign w:val="center"/>
+          </w:tcPr>
+          <w:p>
+            <w:pPr>
+              <w:jc w:val="center"/>
+              <w:rPr>
+                <w:rFonts w:ascii="Arial" w:eastAsia="Arial" w:hAnsi="Arial" w:cs="Arial"/>
+                <w:lang w:val="es-419"/>
+              </w:rPr>
+            </w:pPr>
+            <w:r>
+              <w:rPr>
+                <w:rFonts w:ascii="Arial" w:eastAsia="Arial" w:hAnsi="Arial" w:cs="Arial"/>
+              </w:rPr>
+              <w:t>Llave foránea (FK) para asociar a un</w:t>
+            </w:r>
+            <w:r>
+              <w:rPr>
+                <w:rFonts w:ascii="Arial" w:eastAsia="Arial" w:hAnsi="Arial" w:cs="Arial"/>
+              </w:rPr>
+              <w:t xml:space="preserve"> Miembro al Pago</w:t>
+            </w:r>
+            <w:r>
+              <w:rPr>
+                <w:rFonts w:ascii="Arial" w:eastAsia="Arial" w:hAnsi="Arial" w:cs="Arial"/>
+              </w:rPr>
+              <w:t>.</w:t>
+            </w:r>
+          </w:p>
+        </w:tc>
+      </w:tr>
+      <w:tr>
+        <w:trPr>
+          <w:trHeight w:val="994"/>
+        </w:trPr>
+        <w:tc>
+          <w:tcPr>
+            <w:tcW w:w="0" w:type="auto"/>
+            <w:vMerge/>
+            <w:vAlign w:val="center"/>
+          </w:tcPr>
+          <w:p>
+            <w:pPr>
+              <w:jc w:val="center"/>
+              <w:rPr>
+                <w:rFonts w:ascii="Arial" w:eastAsia="Arial" w:hAnsi="Arial" w:cs="Arial"/>
+                <w:lang w:val="es-419"/>
+              </w:rPr>
+            </w:pPr>
+          </w:p>
+        </w:tc>
+        <w:tc>
+          <w:tcPr>
+            <w:tcW w:w="0" w:type="auto"/>
+            <w:vAlign w:val="center"/>
+          </w:tcPr>
+          <w:p>
+            <w:pPr>
+              <w:jc w:val="center"/>
+              <w:rPr>
+                <w:rFonts w:ascii="Arial" w:eastAsia="Arial" w:hAnsi="Arial" w:cs="Arial"/>
+                <w:lang w:val="es-419"/>
+              </w:rPr>
+            </w:pPr>
+            <w:r>
+              <w:rPr>
+                <w:rFonts w:ascii="Arial" w:eastAsia="Arial" w:hAnsi="Arial" w:cs="Arial"/>
+                <w:lang w:val="es-419"/>
+              </w:rPr>
+              <w:t>Factura_codigo</w:t>
+            </w:r>
+          </w:p>
+        </w:tc>
+        <w:tc>
+          <w:tcPr>
+            <w:tcW w:w="0" w:type="auto"/>
+            <w:vAlign w:val="center"/>
+          </w:tcPr>
+          <w:p>
+            <w:pPr>
+              <w:jc w:val="center"/>
+              <w:rPr>
+                <w:rFonts w:ascii="Arial" w:eastAsia="Arial" w:hAnsi="Arial" w:cs="Arial"/>
+                <w:lang w:val="en-US"/>
+              </w:rPr>
+            </w:pPr>
+            <w:r>
+              <w:rPr>
+                <w:rFonts w:ascii="Arial" w:eastAsia="Arial" w:hAnsi="Arial" w:cs="Arial"/>
+                <w:lang w:val="en-US"/>
+              </w:rPr>
+              <w:t>INT CONSTRAINT DF_Factura DEFAULT(NEXT VALUE FOR S_Factura)</w:t>
+            </w:r>
+          </w:p>
+        </w:tc>
+        <w:tc>
+          <w:tcPr>
+            <w:tcW w:w="0" w:type="auto"/>
+            <w:vAlign w:val="center"/>
+          </w:tcPr>
+          <w:p>
+            <w:pPr>
+              <w:jc w:val="center"/>
+              <w:rPr>
+                <w:rFonts w:ascii="Arial" w:eastAsia="Arial" w:hAnsi="Arial" w:cs="Arial"/>
+                <w:lang w:val="es-419"/>
+              </w:rPr>
+            </w:pPr>
+            <w:r>
+              <w:rPr>
+                <w:rFonts w:ascii="Arial" w:eastAsia="Arial" w:hAnsi="Arial" w:cs="Arial"/>
+              </w:rPr>
+              <w:t>Elemento para el ingreso de</w:t>
+            </w:r>
+            <w:r>
+              <w:rPr>
+                <w:rFonts w:ascii="Arial" w:eastAsia="Arial" w:hAnsi="Arial" w:cs="Arial"/>
+              </w:rPr>
+              <w:t xml:space="preserve"> un </w:t>
+            </w:r>
+            <w:r>
+              <w:rPr>
+                <w:rFonts w:ascii="Arial" w:eastAsia="Arial" w:hAnsi="Arial" w:cs="Arial"/>
+              </w:rPr>
+              <w:t>C</w:t>
+            </w:r>
+            <w:r>
+              <w:rPr>
+                <w:rFonts w:ascii="Arial" w:eastAsia="Arial" w:hAnsi="Arial" w:cs="Arial"/>
+              </w:rPr>
+              <w:t xml:space="preserve">ódigo único de </w:t>
+            </w:r>
+            <w:r>
+              <w:rPr>
+                <w:rFonts w:ascii="Arial" w:eastAsia="Arial" w:hAnsi="Arial" w:cs="Arial"/>
+              </w:rPr>
+              <w:t>F</w:t>
+            </w:r>
+            <w:r>
+              <w:rPr>
+                <w:rFonts w:ascii="Arial" w:eastAsia="Arial" w:hAnsi="Arial" w:cs="Arial"/>
+              </w:rPr>
+              <w:t xml:space="preserve">acturación </w:t>
+            </w:r>
+            <w:r>
+              <w:rPr>
+                <w:rFonts w:ascii="Arial" w:eastAsia="Arial" w:hAnsi="Arial" w:cs="Arial"/>
+              </w:rPr>
+              <w:t xml:space="preserve">por medio de una secuencia </w:t>
+            </w:r>
+            <w:r>
+              <w:rPr>
+                <w:rFonts w:ascii="Arial" w:eastAsia="Arial" w:hAnsi="Arial" w:cs="Arial"/>
+              </w:rPr>
+              <w:t>para el Pago</w:t>
+            </w:r>
+            <w:r>
+              <w:rPr>
+                <w:rFonts w:ascii="Arial" w:eastAsia="Arial" w:hAnsi="Arial" w:cs="Arial"/>
+              </w:rPr>
+              <w:t>.</w:t>
+            </w:r>
+          </w:p>
+        </w:tc>
+      </w:tr>
+      <w:tr>
+        <w:trPr>
+          <w:trHeight w:val="994"/>
+        </w:trPr>
+        <w:tc>
+          <w:tcPr>
+            <w:tcW w:w="0" w:type="auto"/>
+            <w:vMerge/>
+            <w:vAlign w:val="center"/>
+          </w:tcPr>
+          <w:p>
+            <w:pPr>
+              <w:jc w:val="center"/>
+              <w:rPr>
+                <w:rFonts w:ascii="Arial" w:eastAsia="Arial" w:hAnsi="Arial" w:cs="Arial"/>
+                <w:lang w:val="es-419"/>
+              </w:rPr>
+            </w:pPr>
+          </w:p>
+        </w:tc>
+        <w:tc>
+          <w:tcPr>
+            <w:tcW w:w="0" w:type="auto"/>
+            <w:vAlign w:val="center"/>
+          </w:tcPr>
+          <w:p>
+            <w:pPr>
+              <w:jc w:val="center"/>
+              <w:rPr>
+                <w:rFonts w:ascii="Arial" w:eastAsia="Arial" w:hAnsi="Arial" w:cs="Arial"/>
+                <w:lang w:val="es-419"/>
+              </w:rPr>
+            </w:pPr>
+            <w:r>
+              <w:rPr>
+                <w:rFonts w:ascii="Arial" w:eastAsia="Arial" w:hAnsi="Arial" w:cs="Arial"/>
+                <w:lang w:val="es-419"/>
+              </w:rPr>
+              <w:t>Monto</w:t>
+            </w:r>
+          </w:p>
+        </w:tc>
+        <w:tc>
+          <w:tcPr>
+            <w:tcW w:w="0" w:type="auto"/>
+            <w:vAlign w:val="center"/>
+          </w:tcPr>
+          <w:p>
+            <w:pPr>
+              <w:jc w:val="center"/>
+              <w:rPr>
+                <w:rFonts w:ascii="Arial" w:eastAsia="Arial" w:hAnsi="Arial" w:cs="Arial"/>
+                <w:lang w:val="es-419"/>
+              </w:rPr>
+            </w:pPr>
+            <w:r>
+              <w:rPr>
+                <w:rFonts w:ascii="Arial" w:eastAsia="Arial" w:hAnsi="Arial" w:cs="Arial"/>
+                <w:lang w:val="es-419"/>
+              </w:rPr>
+              <w:t>DECIMAL(10,2)</w:t>
+            </w:r>
+          </w:p>
+        </w:tc>
+        <w:tc>
+          <w:tcPr>
+            <w:tcW w:w="0" w:type="auto"/>
+            <w:vAlign w:val="center"/>
+          </w:tcPr>
+          <w:p>
+            <w:pPr>
+              <w:jc w:val="center"/>
+              <w:rPr>
+                <w:rFonts w:ascii="Arial" w:eastAsia="Arial" w:hAnsi="Arial" w:cs="Arial"/>
+                <w:lang w:val="es-419"/>
+              </w:rPr>
+            </w:pPr>
+            <w:r>
+              <w:rPr>
+                <w:rFonts w:ascii="Arial" w:eastAsia="Arial" w:hAnsi="Arial" w:cs="Arial"/>
+              </w:rPr>
+              <w:t>Elemento para el ingreso de</w:t>
+            </w:r>
+            <w:r>
+              <w:rPr>
+                <w:rFonts w:ascii="Arial" w:eastAsia="Arial" w:hAnsi="Arial" w:cs="Arial"/>
+              </w:rPr>
+              <w:t xml:space="preserve">l Monto </w:t>
+            </w:r>
+            <w:r>
+              <w:rPr>
+                <w:rFonts w:ascii="Arial" w:eastAsia="Arial" w:hAnsi="Arial" w:cs="Arial"/>
+              </w:rPr>
+              <w:t>po</w:t>
+            </w:r>
+            <w:r>
+              <w:rPr>
+                <w:rFonts w:ascii="Arial" w:eastAsia="Arial" w:hAnsi="Arial" w:cs="Arial"/>
+              </w:rPr>
+              <w:t xml:space="preserve"> Pago</w:t>
+            </w:r>
+            <w:r>
+              <w:rPr>
+                <w:rFonts w:ascii="Arial" w:eastAsia="Arial" w:hAnsi="Arial" w:cs="Arial"/>
+              </w:rPr>
+              <w:t>.</w:t>
+            </w:r>
+          </w:p>
+        </w:tc>
+      </w:tr>
+      <w:tr>
+        <w:trPr>
+          <w:trHeight w:val="994"/>
+        </w:trPr>
+        <w:tc>
+          <w:tcPr>
+            <w:tcW w:w="0" w:type="auto"/>
+            <w:vMerge/>
+            <w:vAlign w:val="center"/>
+          </w:tcPr>
+          <w:p>
+            <w:pPr>
+              <w:jc w:val="center"/>
+              <w:rPr>
+                <w:rFonts w:ascii="Arial" w:eastAsia="Arial" w:hAnsi="Arial" w:cs="Arial"/>
+                <w:lang w:val="es-419"/>
+              </w:rPr>
+            </w:pPr>
+          </w:p>
+        </w:tc>
+        <w:tc>
+          <w:tcPr>
+            <w:tcW w:w="0" w:type="auto"/>
+            <w:vAlign w:val="center"/>
+          </w:tcPr>
+          <w:p>
+            <w:pPr>
+              <w:jc w:val="center"/>
+              <w:rPr>
+                <w:rFonts w:ascii="Arial" w:eastAsia="Arial" w:hAnsi="Arial" w:cs="Arial"/>
+                <w:lang w:val="es-419"/>
+              </w:rPr>
+            </w:pPr>
+            <w:r>
+              <w:rPr>
+                <w:rFonts w:ascii="Arial" w:eastAsia="Arial" w:hAnsi="Arial" w:cs="Arial"/>
+                <w:lang w:val="es-419"/>
+              </w:rPr>
+              <w:t>Descripcion_pago</w:t>
+            </w:r>
+          </w:p>
+        </w:tc>
+        <w:tc>
+          <w:tcPr>
+            <w:tcW w:w="0" w:type="auto"/>
+            <w:vAlign w:val="center"/>
+          </w:tcPr>
+          <w:p>
+            <w:pPr>
+              <w:jc w:val="center"/>
+              <w:rPr>
+                <w:rFonts w:ascii="Arial" w:eastAsia="Arial" w:hAnsi="Arial" w:cs="Arial"/>
+                <w:lang w:val="es-419"/>
+              </w:rPr>
+            </w:pPr>
+            <w:r>
+              <w:rPr>
+                <w:rFonts w:ascii="Arial" w:eastAsia="Arial" w:hAnsi="Arial" w:cs="Arial"/>
+                <w:lang w:val="es-419"/>
+              </w:rPr>
+              <w:t>VARCHAR(100)</w:t>
+            </w:r>
+          </w:p>
+        </w:tc>
+        <w:tc>
+          <w:tcPr>
+            <w:tcW w:w="0" w:type="auto"/>
+            <w:vAlign w:val="center"/>
+          </w:tcPr>
+          <w:p>
+            <w:pPr>
+              <w:jc w:val="center"/>
+              <w:rPr>
+                <w:rFonts w:ascii="Arial" w:eastAsia="Arial" w:hAnsi="Arial" w:cs="Arial"/>
+                <w:lang w:val="es-419"/>
+              </w:rPr>
+            </w:pPr>
+            <w:r>
+              <w:rPr>
+                <w:rFonts w:ascii="Arial" w:eastAsia="Arial" w:hAnsi="Arial" w:cs="Arial"/>
+              </w:rPr>
+              <w:t>Elemento para el ingreso de</w:t>
+            </w:r>
+            <w:r>
+              <w:rPr>
+                <w:rFonts w:ascii="Arial" w:eastAsia="Arial" w:hAnsi="Arial" w:cs="Arial"/>
+              </w:rPr>
+              <w:t xml:space="preserve"> la Descripción</w:t>
+            </w:r>
+            <w:r>
+              <w:rPr>
+                <w:rFonts w:ascii="Arial" w:eastAsia="Arial" w:hAnsi="Arial" w:cs="Arial"/>
+              </w:rPr>
+              <w:t xml:space="preserve"> del Pago realizado</w:t>
+            </w:r>
+            <w:r>
+              <w:rPr>
+                <w:rFonts w:ascii="Arial" w:eastAsia="Arial" w:hAnsi="Arial" w:cs="Arial"/>
+              </w:rPr>
+              <w:t>.</w:t>
+            </w:r>
+          </w:p>
+        </w:tc>
+      </w:tr>
+      <w:tr>
+        <w:trPr>
+          <w:trHeight w:val="994"/>
+        </w:trPr>
+        <w:tc>
+          <w:tcPr>
+            <w:tcW w:w="0" w:type="auto"/>
+            <w:vMerge/>
+            <w:vAlign w:val="center"/>
+          </w:tcPr>
+          <w:p>
+            <w:pPr>
+              <w:jc w:val="center"/>
+              <w:rPr>
+                <w:rFonts w:ascii="Arial" w:eastAsia="Arial" w:hAnsi="Arial" w:cs="Arial"/>
+                <w:lang w:val="es-419"/>
+              </w:rPr>
+            </w:pPr>
+          </w:p>
+        </w:tc>
+        <w:tc>
+          <w:tcPr>
+            <w:tcW w:w="0" w:type="auto"/>
+            <w:vAlign w:val="center"/>
+          </w:tcPr>
+          <w:p>
+            <w:pPr>
+              <w:jc w:val="center"/>
+              <w:rPr>
+                <w:rFonts w:ascii="Arial" w:eastAsia="Arial" w:hAnsi="Arial" w:cs="Arial"/>
+                <w:lang w:val="es-419"/>
+              </w:rPr>
+            </w:pPr>
+            <w:r>
+              <w:rPr>
+                <w:rFonts w:ascii="Arial" w:eastAsia="Arial" w:hAnsi="Arial" w:cs="Arial"/>
+                <w:lang w:val="es-419"/>
+              </w:rPr>
+              <w:t>Metodo_pago</w:t>
+            </w:r>
+          </w:p>
+        </w:tc>
+        <w:tc>
+          <w:tcPr>
+            <w:tcW w:w="0" w:type="auto"/>
+            <w:vAlign w:val="center"/>
+          </w:tcPr>
+          <w:p>
+            <w:pPr>
+              <w:jc w:val="center"/>
+              <w:rPr>
+                <w:rFonts w:ascii="Arial" w:eastAsia="Arial" w:hAnsi="Arial" w:cs="Arial"/>
+                <w:lang w:val="es-419"/>
+              </w:rPr>
+            </w:pPr>
+            <w:r>
+              <w:rPr>
+                <w:rFonts w:ascii="Arial" w:eastAsia="Arial" w:hAnsi="Arial" w:cs="Arial"/>
+                <w:lang w:val="es-419"/>
+              </w:rPr>
+              <w:t>VARCHAR(20)</w:t>
+            </w:r>
+          </w:p>
+        </w:tc>
+        <w:tc>
+          <w:tcPr>
+            <w:tcW w:w="0" w:type="auto"/>
+            <w:vAlign w:val="center"/>
+          </w:tcPr>
+          <w:p>
+            <w:pPr>
+              <w:jc w:val="center"/>
+              <w:rPr>
+                <w:rFonts w:ascii="Arial" w:eastAsia="Arial" w:hAnsi="Arial" w:cs="Arial"/>
+                <w:lang w:val="es-419"/>
+              </w:rPr>
+            </w:pPr>
+            <w:r>
+              <w:rPr>
+                <w:rFonts w:ascii="Arial" w:eastAsia="Arial" w:hAnsi="Arial" w:cs="Arial"/>
+              </w:rPr>
+              <w:t xml:space="preserve">Elemento para el ingreso del </w:t>
+            </w:r>
+            <w:r>
+              <w:rPr>
+                <w:rFonts w:ascii="Arial" w:eastAsia="Arial" w:hAnsi="Arial" w:cs="Arial"/>
+              </w:rPr>
+              <w:t xml:space="preserve">Metodo de pago seleccionado </w:t>
+            </w:r>
+            <w:r>
+              <w:rPr>
+                <w:rFonts w:ascii="Arial" w:eastAsia="Arial" w:hAnsi="Arial" w:cs="Arial"/>
+              </w:rPr>
+              <w:t>con limitación de datos (‘</w:t>
+            </w:r>
+            <w:r>
+              <w:rPr>
+                <w:rFonts w:ascii="Arial" w:eastAsia="Arial" w:hAnsi="Arial" w:cs="Arial"/>
+              </w:rPr>
+              <w:t>En linea</w:t>
+            </w:r>
+            <w:r>
+              <w:rPr>
+                <w:rFonts w:ascii="Arial" w:eastAsia="Arial" w:hAnsi="Arial" w:cs="Arial"/>
+              </w:rPr>
+              <w:t>’, ‘</w:t>
+            </w:r>
+            <w:r>
+              <w:rPr>
+                <w:rFonts w:ascii="Arial" w:eastAsia="Arial" w:hAnsi="Arial" w:cs="Arial"/>
+              </w:rPr>
+              <w:t>Efectivo</w:t>
+            </w:r>
+            <w:r>
+              <w:rPr>
+                <w:rFonts w:ascii="Arial" w:eastAsia="Arial" w:hAnsi="Arial" w:cs="Arial"/>
+              </w:rPr>
+              <w:t>’).</w:t>
+            </w:r>
+          </w:p>
+        </w:tc>
+      </w:tr>
+      <w:tr>
+        <w:trPr>
+          <w:trHeight w:val="994"/>
+        </w:trPr>
+        <w:tc>
+          <w:tcPr>
+            <w:tcW w:w="0" w:type="auto"/>
+            <w:vMerge/>
+            <w:vAlign w:val="center"/>
+          </w:tcPr>
+          <w:p>
+            <w:pPr>
+              <w:jc w:val="center"/>
+              <w:rPr>
+                <w:rFonts w:ascii="Arial" w:eastAsia="Arial" w:hAnsi="Arial" w:cs="Arial"/>
+                <w:lang w:val="es-419"/>
+              </w:rPr>
+            </w:pPr>
+          </w:p>
+        </w:tc>
+        <w:tc>
+          <w:tcPr>
+            <w:tcW w:w="0" w:type="auto"/>
+            <w:vAlign w:val="center"/>
+          </w:tcPr>
+          <w:p>
+            <w:pPr>
+              <w:jc w:val="center"/>
+              <w:rPr>
+                <w:rFonts w:ascii="Arial" w:eastAsia="Arial" w:hAnsi="Arial" w:cs="Arial"/>
+                <w:lang w:val="es-419"/>
+              </w:rPr>
+            </w:pPr>
+            <w:r>
+              <w:rPr>
+                <w:rFonts w:ascii="Arial" w:eastAsia="Arial" w:hAnsi="Arial" w:cs="Arial"/>
+                <w:lang w:val="es-419"/>
+              </w:rPr>
+              <w:t>Fecha_pago</w:t>
+            </w:r>
+          </w:p>
+        </w:tc>
+        <w:tc>
+          <w:tcPr>
+            <w:tcW w:w="0" w:type="auto"/>
+            <w:vAlign w:val="center"/>
+          </w:tcPr>
+          <w:p>
+            <w:pPr>
+              <w:jc w:val="center"/>
+              <w:rPr>
+                <w:rFonts w:ascii="Arial" w:eastAsia="Arial" w:hAnsi="Arial" w:cs="Arial"/>
+                <w:lang w:val="es-419"/>
+              </w:rPr>
+            </w:pPr>
+            <w:r>
+              <w:rPr>
+                <w:rFonts w:ascii="Arial" w:eastAsia="Arial" w:hAnsi="Arial" w:cs="Arial"/>
+                <w:lang w:val="es-419"/>
+              </w:rPr>
+              <w:t>DATE</w:t>
+            </w:r>
+          </w:p>
+        </w:tc>
+        <w:tc>
+          <w:tcPr>
+            <w:tcW w:w="0" w:type="auto"/>
+            <w:vAlign w:val="center"/>
+          </w:tcPr>
+          <w:p>
+            <w:pPr>
+              <w:jc w:val="center"/>
+              <w:rPr>
+                <w:rFonts w:ascii="Arial" w:eastAsia="Arial" w:hAnsi="Arial" w:cs="Arial"/>
+                <w:lang w:val="es-419"/>
+              </w:rPr>
+            </w:pPr>
+            <w:r>
+              <w:rPr>
+                <w:rFonts w:ascii="Arial" w:eastAsia="Arial" w:hAnsi="Arial" w:cs="Arial"/>
+              </w:rPr>
+              <w:t>Elemento para el ingreso de</w:t>
+            </w:r>
+            <w:r>
+              <w:rPr>
+                <w:rFonts w:ascii="Arial" w:eastAsia="Arial" w:hAnsi="Arial" w:cs="Arial"/>
+              </w:rPr>
+              <w:t xml:space="preserve"> la </w:t>
+            </w:r>
+            <w:r>
+              <w:rPr>
+                <w:rFonts w:ascii="Arial" w:eastAsia="Arial" w:hAnsi="Arial" w:cs="Arial"/>
+              </w:rPr>
+              <w:t>F</w:t>
+            </w:r>
+            <w:r>
+              <w:rPr>
+                <w:rFonts w:ascii="Arial" w:eastAsia="Arial" w:hAnsi="Arial" w:cs="Arial"/>
+              </w:rPr>
+              <w:t>echa del Pago realizado.</w:t>
+            </w:r>
+          </w:p>
+        </w:tc>
+      </w:tr>
+    </w:tbl>
+    <w:p>
+      <w:pPr>
+        <w:rPr>
+          <w:rFonts w:ascii="Arial" w:eastAsia="Arial" w:hAnsi="Arial" w:cs="Arial"/>
+          <w:lang w:val="es-419"/>
+        </w:rPr>
+      </w:pPr>
+    </w:p>
+    <w:p>
+      <w:pPr>
+        <w:rPr>
+          <w:rFonts w:ascii="Arial" w:eastAsia="Arial" w:hAnsi="Arial" w:cs="Arial"/>
+          <w:lang w:val="es-419"/>
+        </w:rPr>
+      </w:pPr>
+    </w:p>
+    <w:p>
+      <w:pPr>
+        <w:jc w:val="center"/>
+        <w:rPr>
+          <w:rFonts w:ascii="Arial" w:eastAsia="Arial" w:hAnsi="Arial" w:cs="Arial"/>
+          <w:b/>
+          <w:bCs/>
+          <w:sz w:val="28"/>
+          <w:szCs w:val="28"/>
+        </w:rPr>
+      </w:pPr>
+      <w:r>
+        <w:rPr>
+          <w:rFonts w:ascii="Arial" w:eastAsia="Arial" w:hAnsi="Arial" w:cs="Arial"/>
+          <w:b/>
+          <w:bCs/>
+          <w:sz w:val="28"/>
+          <w:szCs w:val="28"/>
+          <w:lang w:val="es-419"/>
+        </w:rPr>
+        <w:lastRenderedPageBreak/>
+        <w:t xml:space="preserve"> </w:t>
+      </w:r>
+      <w:r>
+        <w:rPr>
+          <w:rFonts w:ascii="Arial" w:eastAsia="Arial" w:hAnsi="Arial" w:cs="Arial"/>
+          <w:b/>
+          <w:bCs/>
+          <w:sz w:val="28"/>
+          <w:szCs w:val="28"/>
+        </w:rPr>
+        <w:t>LOGGINS Y USUARIOS</w:t>
       </w:r>
     </w:p>
     <w:p>
@@ -2463,7 +8920,6 @@
           <w:szCs w:val="22"/>
         </w:rPr>
       </w:pPr>
-      <w:proofErr w:type="spellStart"/>
       <w:r>
         <w:rPr>
           <w:rFonts w:ascii="Calibri" w:eastAsia="Calibri" w:hAnsi="Calibri" w:cs="Calibri"/>
@@ -2472,9 +8928,38 @@
           <w:sz w:val="22"/>
           <w:szCs w:val="22"/>
         </w:rPr>
-        <w:t>Login</w:t>
+        <w:t>Login Creado:</w:t>
       </w:r>
-      <w:proofErr w:type="spellEnd"/>
+      <w:r>
+        <w:rPr>
+          <w:rFonts w:ascii="Calibri" w:eastAsia="Calibri" w:hAnsi="Calibri" w:cs="Calibri"/>
+          <w:sz w:val="22"/>
+          <w:szCs w:val="22"/>
+        </w:rPr>
+        <w:t xml:space="preserve"> </w:t>
+      </w:r>
+      <w:r>
+        <w:rPr>
+          <w:rFonts w:eastAsiaTheme="minorEastAsia"/>
+          <w:sz w:val="22"/>
+          <w:szCs w:val="22"/>
+        </w:rPr>
+        <w:t>L_ESTUDIANTE con la contraseña 'Estudiantes1'. Las opciones CHECK_POLICY = ON y CHECK_EXPIRATION = ON aseguran que la contraseña cumpla con las políticas de seguridad.</w:t>
+      </w:r>
+    </w:p>
+    <w:p>
+      <w:pPr>
+        <w:numPr>
+          <w:ilvl w:val="0"/>
+          <w:numId w:val="26"/>
+        </w:numPr>
+        <w:jc w:val="both"/>
+        <w:rPr>
+          <w:rFonts w:ascii="Calibri" w:eastAsia="Calibri" w:hAnsi="Calibri" w:cs="Calibri"/>
+          <w:sz w:val="22"/>
+          <w:szCs w:val="22"/>
+        </w:rPr>
+      </w:pPr>
       <w:r>
         <w:rPr>
           <w:rFonts w:ascii="Calibri" w:eastAsia="Calibri" w:hAnsi="Calibri" w:cs="Calibri"/>
@@ -2483,7 +8968,7 @@
           <w:sz w:val="22"/>
           <w:szCs w:val="22"/>
         </w:rPr>
-        <w:t xml:space="preserve"> Creado:</w:t>
+        <w:t>Usuario Creado:</w:t>
       </w:r>
       <w:r>
         <w:rPr>
@@ -2491,15 +8976,7 @@
           <w:sz w:val="22"/>
           <w:szCs w:val="22"/>
         </w:rPr>
-        <w:t xml:space="preserve"> </w:t>
-      </w:r>
-      <w:r>
-        <w:rPr>
-          <w:rFonts w:eastAsiaTheme="minorEastAsia"/>
-          <w:sz w:val="22"/>
-          <w:szCs w:val="22"/>
-        </w:rPr>
-        <w:t>L_ESTUDIANTE con la contraseña 'Estudiantes1'. Las opciones CHECK_POLICY = ON y CHECK_EXPIRATION = ON aseguran que la contraseña cumpla con las políticas de seguridad.</w:t>
+        <w:t xml:space="preserve"> U_ESTUDIANTE se crea dentro de la base de datos y se vincula al Login.</w:t>
       </w:r>
     </w:p>
     <w:p>
@@ -2523,7 +9000,7 @@
           <w:sz w:val="22"/>
           <w:szCs w:val="22"/>
         </w:rPr>
-        <w:t>Usuario Creado:</w:t>
+        <w:t>Permisos Asignados:</w:t>
       </w:r>
       <w:r>
         <w:rPr>
@@ -2531,76 +9008,7 @@
           <w:sz w:val="22"/>
           <w:szCs w:val="22"/>
         </w:rPr>
-        <w:t xml:space="preserve"> U_ESTUDIANTE se crea dentro de la base de datos y se vincula al </w:t>
-      </w:r>
-      <w:proofErr w:type="spellStart"/>
-      <w:r>
-        <w:rPr>
-          <w:rFonts w:ascii="Calibri" w:eastAsia="Calibri" w:hAnsi="Calibri" w:cs="Calibri"/>
-          <w:sz w:val="22"/>
-          <w:szCs w:val="22"/>
-        </w:rPr>
-        <w:t>Login</w:t>
-      </w:r>
-      <w:proofErr w:type="spellEnd"/>
-      <w:r>
-        <w:rPr>
-          <w:rFonts w:ascii="Calibri" w:eastAsia="Calibri" w:hAnsi="Calibri" w:cs="Calibri"/>
-          <w:sz w:val="22"/>
-          <w:szCs w:val="22"/>
-        </w:rPr>
-        <w:t>.</w:t>
-      </w:r>
-    </w:p>
-    <w:p>
-      <w:pPr>
-        <w:numPr>
-          <w:ilvl w:val="0"/>
-          <w:numId w:val="26"/>
-        </w:numPr>
-        <w:jc w:val="both"/>
-        <w:rPr>
-          <w:rFonts w:ascii="Calibri" w:eastAsia="Calibri" w:hAnsi="Calibri" w:cs="Calibri"/>
-          <w:sz w:val="22"/>
-          <w:szCs w:val="22"/>
-        </w:rPr>
-      </w:pPr>
-      <w:r>
-        <w:rPr>
-          <w:rFonts w:ascii="Calibri" w:eastAsia="Calibri" w:hAnsi="Calibri" w:cs="Calibri"/>
-          <w:b/>
-          <w:bCs/>
-          <w:sz w:val="22"/>
-          <w:szCs w:val="22"/>
-        </w:rPr>
-        <w:lastRenderedPageBreak/>
-        <w:t>Permisos Asignados:</w:t>
-      </w:r>
-      <w:r>
-        <w:rPr>
-          <w:rFonts w:ascii="Calibri" w:eastAsia="Calibri" w:hAnsi="Calibri" w:cs="Calibri"/>
-          <w:sz w:val="22"/>
-          <w:szCs w:val="22"/>
-        </w:rPr>
-        <w:t xml:space="preserve"> El usuario U_ESTUDIANTE se añade al rol fijo de base de datos </w:t>
-      </w:r>
-      <w:proofErr w:type="spellStart"/>
-      <w:r>
-        <w:rPr>
-          <w:rFonts w:ascii="Calibri" w:eastAsia="Calibri" w:hAnsi="Calibri" w:cs="Calibri"/>
-          <w:sz w:val="22"/>
-          <w:szCs w:val="22"/>
-        </w:rPr>
-        <w:t>db_owner</w:t>
-      </w:r>
-      <w:proofErr w:type="spellEnd"/>
-      <w:r>
-        <w:rPr>
-          <w:rFonts w:ascii="Calibri" w:eastAsia="Calibri" w:hAnsi="Calibri" w:cs="Calibri"/>
-          <w:sz w:val="22"/>
-          <w:szCs w:val="22"/>
-        </w:rPr>
-        <w:t>. Este rol le otorga al usuario permisos administrativos completos sobre la base de datos, lo que incluye la capacidad de modificar estructuras, leer, escribir y eliminar cualquier dato.</w:t>
+        <w:t xml:space="preserve"> El usuario U_ESTUDIANTE se añade al rol fijo de base de datos db_owner. Este rol le otorga al usuario permisos administrativos completos sobre la base de datos, lo que incluye la capacidad de modificar estructuras, leer, escribir y eliminar cualquier dato.</w:t>
       </w:r>
     </w:p>
     <w:p>
@@ -2668,21 +9076,12 @@
           <w:rFonts w:ascii="Calibri" w:eastAsia="Calibri" w:hAnsi="Calibri" w:cs="Calibri"/>
         </w:rPr>
       </w:pPr>
-      <w:proofErr w:type="spellStart"/>
       <w:r>
         <w:rPr>
           <w:rFonts w:ascii="Calibri" w:eastAsia="Calibri" w:hAnsi="Calibri" w:cs="Calibri"/>
           <w:b/>
         </w:rPr>
-        <w:t>Login</w:t>
-      </w:r>
-      <w:proofErr w:type="spellEnd"/>
-      <w:r>
-        <w:rPr>
-          <w:rFonts w:ascii="Calibri" w:eastAsia="Calibri" w:hAnsi="Calibri" w:cs="Calibri"/>
-          <w:b/>
-        </w:rPr>
-        <w:t xml:space="preserve"> Creado:</w:t>
+        <w:t>Login Creado:</w:t>
       </w:r>
       <w:r>
         <w:rPr>
@@ -2713,21 +9112,7 @@
         <w:rPr>
           <w:rFonts w:ascii="Calibri" w:eastAsia="Calibri" w:hAnsi="Calibri" w:cs="Calibri"/>
         </w:rPr>
-        <w:t xml:space="preserve"> U_PROFESOR se crea y se vincula al </w:t>
-      </w:r>
-      <w:proofErr w:type="spellStart"/>
-      <w:r>
-        <w:rPr>
-          <w:rFonts w:ascii="Calibri" w:eastAsia="Calibri" w:hAnsi="Calibri" w:cs="Calibri"/>
-        </w:rPr>
-        <w:t>Login</w:t>
-      </w:r>
-      <w:proofErr w:type="spellEnd"/>
-      <w:r>
-        <w:rPr>
-          <w:rFonts w:ascii="Calibri" w:eastAsia="Calibri" w:hAnsi="Calibri" w:cs="Calibri"/>
-        </w:rPr>
-        <w:t>.</w:t>
+        <w:t xml:space="preserve"> U_PROFESOR se crea y se vincula al Login.</w:t>
       </w:r>
     </w:p>
     <w:p>
@@ -2752,21 +9137,7 @@
         <w:rPr>
           <w:rFonts w:ascii="Calibri" w:eastAsia="Calibri" w:hAnsi="Calibri" w:cs="Calibri"/>
         </w:rPr>
-        <w:t xml:space="preserve"> El usuario U_PROFESOR se añade al rol fijo de base de datos </w:t>
-      </w:r>
-      <w:proofErr w:type="spellStart"/>
-      <w:r>
-        <w:rPr>
-          <w:rFonts w:ascii="Calibri" w:eastAsia="Calibri" w:hAnsi="Calibri" w:cs="Calibri"/>
-        </w:rPr>
-        <w:t>db_datareader</w:t>
-      </w:r>
-      <w:proofErr w:type="spellEnd"/>
-      <w:r>
-        <w:rPr>
-          <w:rFonts w:ascii="Calibri" w:eastAsia="Calibri" w:hAnsi="Calibri" w:cs="Calibri"/>
-        </w:rPr>
-        <w:t>. Este rol le permite al profesor solo leer (consultar) datos de todas las tablas y vistas, pero le niega la capacidad de modificar, insertar o eliminar cualquier información.</w:t>
+        <w:t xml:space="preserve"> El usuario U_PROFESOR se añade al rol fijo de base de datos db_datareader. Este rol le permite al profesor solo leer (consultar) datos de todas las tablas y vistas, pero le niega la capacidad de modificar, insertar o eliminar cualquier información.</w:t>
       </w:r>
     </w:p>
     <w:p>
@@ -2958,8 +9329,6 @@
             <w:pPr>
               <w:spacing w:after="0"/>
             </w:pPr>
-            <w:proofErr w:type="spellStart"/>
-            <w:proofErr w:type="gramStart"/>
             <w:r>
               <w:rPr>
                 <w:rFonts w:ascii="Calibri" w:eastAsia="Calibri" w:hAnsi="Calibri" w:cs="Calibri"/>
@@ -2970,8 +9339,6 @@
               </w:rPr>
               <w:t>dbo.IngresarNuevoGimnasio</w:t>
             </w:r>
-            <w:proofErr w:type="spellEnd"/>
-            <w:proofErr w:type="gramEnd"/>
           </w:p>
         </w:tc>
         <w:tc>
@@ -3053,8 +9420,6 @@
             <w:pPr>
               <w:spacing w:after="0"/>
             </w:pPr>
-            <w:proofErr w:type="spellStart"/>
-            <w:proofErr w:type="gramStart"/>
             <w:r>
               <w:rPr>
                 <w:rFonts w:ascii="Calibri" w:eastAsia="Calibri" w:hAnsi="Calibri" w:cs="Calibri"/>
@@ -3065,8 +9430,6 @@
               </w:rPr>
               <w:t>dbo.IngresarNuevoMiembro</w:t>
             </w:r>
-            <w:proofErr w:type="spellEnd"/>
-            <w:proofErr w:type="gramEnd"/>
           </w:p>
         </w:tc>
         <w:tc>
@@ -3095,23 +9458,14 @@
               </w:rPr>
               <w:t xml:space="preserve">Registra al miembro (Socio, Entrenador o Empleado), lo inserta en la tabla Miembros, crea automáticamente su categoría en </w:t>
             </w:r>
-            <w:proofErr w:type="spellStart"/>
-            <w:r>
-              <w:rPr>
-                <w:rFonts w:ascii="Calibri" w:eastAsia="Calibri" w:hAnsi="Calibri" w:cs="Calibri"/>
-                <w:sz w:val="22"/>
-                <w:szCs w:val="22"/>
-              </w:rPr>
-              <w:t>CategoriaMiembros</w:t>
-            </w:r>
-            <w:proofErr w:type="spellEnd"/>
-            <w:r>
-              <w:rPr>
-                <w:rFonts w:ascii="Calibri" w:eastAsia="Calibri" w:hAnsi="Calibri" w:cs="Calibri"/>
-                <w:sz w:val="22"/>
-                <w:szCs w:val="22"/>
-              </w:rPr>
-              <w:t xml:space="preserve"> y valida que los datos sean correctos.</w:t>
+            <w:r>
+              <w:rPr>
+                <w:rFonts w:ascii="Calibri" w:eastAsia="Calibri" w:hAnsi="Calibri" w:cs="Calibri"/>
+                <w:sz w:val="22"/>
+                <w:szCs w:val="22"/>
+              </w:rPr>
+              <w:lastRenderedPageBreak/>
+              <w:t>CategoriaMiembros y valida que los datos sean correctos.</w:t>
             </w:r>
           </w:p>
         </w:tc>
@@ -3139,6 +9493,7 @@
                 <w:sz w:val="22"/>
                 <w:szCs w:val="22"/>
               </w:rPr>
+              <w:lastRenderedPageBreak/>
               <w:t>Se ejecuta cuando una nueva persona (socio, entrenador o empleado) se incorpora al gimnasio.</w:t>
             </w:r>
           </w:p>
@@ -3166,8 +9521,6 @@
             <w:pPr>
               <w:spacing w:after="0"/>
             </w:pPr>
-            <w:proofErr w:type="spellStart"/>
-            <w:proofErr w:type="gramStart"/>
             <w:r>
               <w:rPr>
                 <w:rFonts w:ascii="Calibri" w:eastAsia="Calibri" w:hAnsi="Calibri" w:cs="Calibri"/>
@@ -3178,8 +9531,6 @@
               </w:rPr>
               <w:t>dbo.IngresarNuevaClase</w:t>
             </w:r>
-            <w:proofErr w:type="spellEnd"/>
-            <w:proofErr w:type="gramEnd"/>
           </w:p>
         </w:tc>
         <w:tc>
@@ -3261,8 +9612,6 @@
             <w:pPr>
               <w:spacing w:after="0"/>
             </w:pPr>
-            <w:proofErr w:type="spellStart"/>
-            <w:proofErr w:type="gramStart"/>
             <w:r>
               <w:rPr>
                 <w:rFonts w:ascii="Calibri" w:eastAsia="Calibri" w:hAnsi="Calibri" w:cs="Calibri"/>
@@ -3273,8 +9622,6 @@
               </w:rPr>
               <w:t>dbo.IngresarNuevaInscripcion</w:t>
             </w:r>
-            <w:proofErr w:type="spellEnd"/>
-            <w:proofErr w:type="gramEnd"/>
           </w:p>
         </w:tc>
         <w:tc>
@@ -3356,8 +9703,6 @@
             <w:pPr>
               <w:spacing w:after="0"/>
             </w:pPr>
-            <w:proofErr w:type="spellStart"/>
-            <w:proofErr w:type="gramStart"/>
             <w:r>
               <w:rPr>
                 <w:rFonts w:ascii="Calibri" w:eastAsia="Calibri" w:hAnsi="Calibri" w:cs="Calibri"/>
@@ -3366,11 +9711,8 @@
                 <w:sz w:val="22"/>
                 <w:szCs w:val="22"/>
               </w:rPr>
-              <w:lastRenderedPageBreak/>
               <w:t>dbo.IngresarNuevaUtileria</w:t>
             </w:r>
-            <w:proofErr w:type="spellEnd"/>
-            <w:proofErr w:type="gramEnd"/>
           </w:p>
         </w:tc>
         <w:tc>
@@ -3452,8 +9794,6 @@
             <w:pPr>
               <w:spacing w:after="0"/>
             </w:pPr>
-            <w:proofErr w:type="spellStart"/>
-            <w:proofErr w:type="gramStart"/>
             <w:r>
               <w:rPr>
                 <w:rFonts w:ascii="Calibri" w:eastAsia="Calibri" w:hAnsi="Calibri" w:cs="Calibri"/>
@@ -3464,8 +9804,6 @@
               </w:rPr>
               <w:t>dbo.IngresarNuevoMantenimiento</w:t>
             </w:r>
-            <w:proofErr w:type="spellEnd"/>
-            <w:proofErr w:type="gramEnd"/>
           </w:p>
         </w:tc>
         <w:tc>
@@ -3547,8 +9885,6 @@
             <w:pPr>
               <w:spacing w:after="0"/>
             </w:pPr>
-            <w:proofErr w:type="spellStart"/>
-            <w:proofErr w:type="gramStart"/>
             <w:r>
               <w:rPr>
                 <w:rFonts w:ascii="Calibri" w:eastAsia="Calibri" w:hAnsi="Calibri" w:cs="Calibri"/>
@@ -3559,8 +9895,6 @@
               </w:rPr>
               <w:t>dbo.IngresarNuevoPago</w:t>
             </w:r>
-            <w:proofErr w:type="spellEnd"/>
-            <w:proofErr w:type="gramEnd"/>
           </w:p>
         </w:tc>
         <w:tc>
@@ -3642,8 +9976,6 @@
             <w:pPr>
               <w:spacing w:after="0"/>
             </w:pPr>
-            <w:proofErr w:type="spellStart"/>
-            <w:proofErr w:type="gramStart"/>
             <w:r>
               <w:rPr>
                 <w:rFonts w:ascii="Calibri" w:eastAsia="Calibri" w:hAnsi="Calibri" w:cs="Calibri"/>
@@ -3654,8 +9986,6 @@
               </w:rPr>
               <w:t>dbo.ArchivarPagosDeMiembro</w:t>
             </w:r>
-            <w:proofErr w:type="spellEnd"/>
-            <w:proofErr w:type="gramEnd"/>
           </w:p>
         </w:tc>
         <w:tc>
@@ -3684,7 +10014,6 @@
               </w:rPr>
               <w:t xml:space="preserve">Pasa los pagos de un miembro a la tabla de </w:t>
             </w:r>
-            <w:proofErr w:type="spellStart"/>
             <w:r>
               <w:rPr>
                 <w:rFonts w:ascii="Calibri" w:eastAsia="Calibri" w:hAnsi="Calibri" w:cs="Calibri"/>
@@ -3693,7 +10022,6 @@
               </w:rPr>
               <w:t>Pagos_Archivados</w:t>
             </w:r>
-            <w:proofErr w:type="spellEnd"/>
             <w:r>
               <w:rPr>
                 <w:rFonts w:ascii="Calibri" w:eastAsia="Calibri" w:hAnsi="Calibri" w:cs="Calibri"/>
@@ -3750,6 +10078,18 @@
         </w:tc>
       </w:tr>
     </w:tbl>
+    <w:p>
+      <w:pPr>
+        <w:ind w:left="708"/>
+        <w:jc w:val="center"/>
+        <w:rPr>
+          <w:rFonts w:ascii="Arial" w:eastAsia="Arial" w:hAnsi="Arial" w:cs="Arial"/>
+          <w:b/>
+          <w:sz w:val="28"/>
+          <w:szCs w:val="28"/>
+        </w:rPr>
+      </w:pPr>
+    </w:p>
     <w:p>
       <w:pPr>
         <w:ind w:left="708"/>
@@ -3930,8 +10270,6 @@
                 <w:szCs w:val="22"/>
               </w:rPr>
             </w:pPr>
-            <w:proofErr w:type="spellStart"/>
-            <w:proofErr w:type="gramStart"/>
             <w:r>
               <w:rPr>
                 <w:rFonts w:ascii="Calibri" w:eastAsia="Calibri" w:hAnsi="Calibri" w:cs="Calibri"/>
@@ -3942,8 +10280,6 @@
               </w:rPr>
               <w:t>dbo.ActualizarGimnasio</w:t>
             </w:r>
-            <w:proofErr w:type="spellEnd"/>
-            <w:proofErr w:type="gramEnd"/>
           </w:p>
         </w:tc>
         <w:tc>
@@ -3970,25 +10306,7 @@
                 <w:sz w:val="22"/>
                 <w:szCs w:val="22"/>
               </w:rPr>
-              <w:t xml:space="preserve">Modifica los datos básicos de un gimnasio (Nombre, Dirección, Teléfono, Email). Valida que el </w:t>
-            </w:r>
-            <w:proofErr w:type="spellStart"/>
-            <w:r>
-              <w:rPr>
-                <w:rFonts w:ascii="Calibri" w:eastAsia="Calibri" w:hAnsi="Calibri" w:cs="Calibri"/>
-                <w:sz w:val="22"/>
-                <w:szCs w:val="22"/>
-              </w:rPr>
-              <w:t>Id_Gimnasio</w:t>
-            </w:r>
-            <w:proofErr w:type="spellEnd"/>
-            <w:r>
-              <w:rPr>
-                <w:rFonts w:ascii="Calibri" w:eastAsia="Calibri" w:hAnsi="Calibri" w:cs="Calibri"/>
-                <w:sz w:val="22"/>
-                <w:szCs w:val="22"/>
-              </w:rPr>
-              <w:t xml:space="preserve"> exista antes de actualizar.</w:t>
+              <w:t>Modifica los datos básicos de un gimnasio (Nombre, Dirección, Teléfono, Email). Valida que el Id_Gimnasio exista antes de actualizar.</w:t>
             </w:r>
           </w:p>
         </w:tc>
@@ -4050,8 +10368,6 @@
                 <w:szCs w:val="22"/>
               </w:rPr>
             </w:pPr>
-            <w:proofErr w:type="spellStart"/>
-            <w:proofErr w:type="gramStart"/>
             <w:r>
               <w:rPr>
                 <w:rFonts w:ascii="Calibri" w:eastAsia="Calibri" w:hAnsi="Calibri" w:cs="Calibri"/>
@@ -4062,8 +10378,6 @@
               </w:rPr>
               <w:t>dbo.ActualizarMiembro</w:t>
             </w:r>
-            <w:proofErr w:type="spellEnd"/>
-            <w:proofErr w:type="gramEnd"/>
           </w:p>
         </w:tc>
         <w:tc>
@@ -4090,25 +10404,16 @@
                 <w:sz w:val="22"/>
                 <w:szCs w:val="22"/>
               </w:rPr>
-              <w:t xml:space="preserve">Actualiza la información personal del miembro (Nombre, Teléfono, Email, etc.) en la tabla Miembros y, además, actualiza o inserta sus datos específicos de categoría (Membresía, Especialidad o Servicio) en </w:t>
-            </w:r>
-            <w:proofErr w:type="spellStart"/>
-            <w:r>
-              <w:rPr>
-                <w:rFonts w:ascii="Calibri" w:eastAsia="Calibri" w:hAnsi="Calibri" w:cs="Calibri"/>
-                <w:sz w:val="22"/>
-                <w:szCs w:val="22"/>
-              </w:rPr>
-              <w:t>CategoriaMiembros</w:t>
-            </w:r>
-            <w:proofErr w:type="spellEnd"/>
-            <w:r>
-              <w:rPr>
-                <w:rFonts w:ascii="Calibri" w:eastAsia="Calibri" w:hAnsi="Calibri" w:cs="Calibri"/>
-                <w:sz w:val="22"/>
-                <w:szCs w:val="22"/>
-              </w:rPr>
-              <w:t>.</w:t>
+              <w:t xml:space="preserve">Actualiza la información personal del miembro </w:t>
+            </w:r>
+            <w:r>
+              <w:rPr>
+                <w:rFonts w:ascii="Calibri" w:eastAsia="Calibri" w:hAnsi="Calibri" w:cs="Calibri"/>
+                <w:sz w:val="22"/>
+                <w:szCs w:val="22"/>
+              </w:rPr>
+              <w:lastRenderedPageBreak/>
+              <w:t>(Nombre, Teléfono, Email, etc.) en la tabla Miembros y, además, actualiza o inserta sus datos específicos de categoría (Membresía, Especialidad o Servicio) en CategoriaMiembros.</w:t>
             </w:r>
           </w:p>
         </w:tc>
@@ -4136,7 +10441,17 @@
                 <w:sz w:val="22"/>
                 <w:szCs w:val="22"/>
               </w:rPr>
-              <w:t>Se ejecuta cuando un miembro cambia su información personal, o cuando sus detalles de membresía, especialidad o servicio necesitan ser modificados.</w:t>
+              <w:lastRenderedPageBreak/>
+              <w:t xml:space="preserve">Se ejecuta cuando un miembro cambia su </w:t>
+            </w:r>
+            <w:r>
+              <w:rPr>
+                <w:rFonts w:ascii="Calibri" w:eastAsia="Calibri" w:hAnsi="Calibri" w:cs="Calibri"/>
+                <w:sz w:val="22"/>
+                <w:szCs w:val="22"/>
+              </w:rPr>
+              <w:lastRenderedPageBreak/>
+              <w:t>información personal, o cuando sus detalles de membresía, especialidad o servicio necesitan ser modificados.</w:t>
             </w:r>
           </w:p>
         </w:tc>
@@ -4170,8 +10485,6 @@
                 <w:szCs w:val="22"/>
               </w:rPr>
             </w:pPr>
-            <w:proofErr w:type="spellStart"/>
-            <w:proofErr w:type="gramStart"/>
             <w:r>
               <w:rPr>
                 <w:rFonts w:ascii="Calibri" w:eastAsia="Calibri" w:hAnsi="Calibri" w:cs="Calibri"/>
@@ -4180,10 +10493,9 @@
                 <w:sz w:val="22"/>
                 <w:szCs w:val="22"/>
               </w:rPr>
+              <w:lastRenderedPageBreak/>
               <w:t>dbo.ActualizarClase</w:t>
             </w:r>
-            <w:proofErr w:type="spellEnd"/>
-            <w:proofErr w:type="gramEnd"/>
           </w:p>
         </w:tc>
         <w:tc>
@@ -4272,8 +10584,6 @@
                 <w:szCs w:val="22"/>
               </w:rPr>
             </w:pPr>
-            <w:proofErr w:type="spellStart"/>
-            <w:proofErr w:type="gramStart"/>
             <w:r>
               <w:rPr>
                 <w:rFonts w:ascii="Calibri" w:eastAsia="Calibri" w:hAnsi="Calibri" w:cs="Calibri"/>
@@ -4282,11 +10592,8 @@
                 <w:sz w:val="22"/>
                 <w:szCs w:val="22"/>
               </w:rPr>
-              <w:lastRenderedPageBreak/>
               <w:t>dbo.ActualizarInscripcion</w:t>
             </w:r>
-            <w:proofErr w:type="spellEnd"/>
-            <w:proofErr w:type="gramEnd"/>
           </w:p>
         </w:tc>
         <w:tc>
@@ -4375,8 +10682,6 @@
                 <w:szCs w:val="22"/>
               </w:rPr>
             </w:pPr>
-            <w:proofErr w:type="spellStart"/>
-            <w:proofErr w:type="gramStart"/>
             <w:r>
               <w:rPr>
                 <w:rFonts w:ascii="Calibri" w:eastAsia="Calibri" w:hAnsi="Calibri" w:cs="Calibri"/>
@@ -4387,8 +10692,6 @@
               </w:rPr>
               <w:t>dbo.ActualizarUtileria</w:t>
             </w:r>
-            <w:proofErr w:type="spellEnd"/>
-            <w:proofErr w:type="gramEnd"/>
           </w:p>
         </w:tc>
         <w:tc>
@@ -4477,8 +10780,6 @@
                 <w:szCs w:val="22"/>
               </w:rPr>
             </w:pPr>
-            <w:proofErr w:type="spellStart"/>
-            <w:proofErr w:type="gramStart"/>
             <w:r>
               <w:rPr>
                 <w:rFonts w:ascii="Calibri" w:eastAsia="Calibri" w:hAnsi="Calibri" w:cs="Calibri"/>
@@ -4489,8 +10790,6 @@
               </w:rPr>
               <w:t>dbo.ActualizarMantenimiento</w:t>
             </w:r>
-            <w:proofErr w:type="spellEnd"/>
-            <w:proofErr w:type="gramEnd"/>
           </w:p>
         </w:tc>
         <w:tc>
@@ -4579,8 +10878,6 @@
                 <w:szCs w:val="22"/>
               </w:rPr>
             </w:pPr>
-            <w:proofErr w:type="spellStart"/>
-            <w:proofErr w:type="gramStart"/>
             <w:r>
               <w:rPr>
                 <w:rFonts w:ascii="Calibri" w:eastAsia="Calibri" w:hAnsi="Calibri" w:cs="Calibri"/>
@@ -4591,8 +10888,6 @@
               </w:rPr>
               <w:t>dbo.ActualizarPago</w:t>
             </w:r>
-            <w:proofErr w:type="spellEnd"/>
-            <w:proofErr w:type="gramEnd"/>
           </w:p>
         </w:tc>
         <w:tc>
@@ -4681,8 +10976,6 @@
                 <w:szCs w:val="22"/>
               </w:rPr>
             </w:pPr>
-            <w:proofErr w:type="spellStart"/>
-            <w:proofErr w:type="gramStart"/>
             <w:r>
               <w:rPr>
                 <w:rFonts w:ascii="Calibri" w:eastAsia="Calibri" w:hAnsi="Calibri" w:cs="Calibri"/>
@@ -4693,8 +10986,6 @@
               </w:rPr>
               <w:t>dbo.ActualizarTodoGimnasio</w:t>
             </w:r>
-            <w:proofErr w:type="spellEnd"/>
-            <w:proofErr w:type="gramEnd"/>
           </w:p>
         </w:tc>
         <w:tc>
@@ -4721,7 +11012,16 @@
                 <w:sz w:val="22"/>
                 <w:szCs w:val="22"/>
               </w:rPr>
-              <w:t>Este es un procedimiento maestro que llama secuencialmente a todos los procedimientos de actualización individuales (Gimnasio, Miembro, Clase, Inscripción, Utilería, Mantenimiento, Pago) dentro de una transacción para asegurar que todos los cambios se apliquen o se reviertan juntos en caso de error.</w:t>
+              <w:t xml:space="preserve">Este es un procedimiento maestro que llama secuencialmente a todos los procedimientos de actualización individuales (Gimnasio, Miembro, Clase, Inscripción, Utilería, Mantenimiento, Pago) dentro de una transacción para asegurar que todos los </w:t>
+            </w:r>
+            <w:r>
+              <w:rPr>
+                <w:rFonts w:ascii="Calibri" w:eastAsia="Calibri" w:hAnsi="Calibri" w:cs="Calibri"/>
+                <w:sz w:val="22"/>
+                <w:szCs w:val="22"/>
+              </w:rPr>
+              <w:lastRenderedPageBreak/>
+              <w:t>cambios se apliquen o se reviertan juntos en caso de error.</w:t>
             </w:r>
           </w:p>
         </w:tc>
@@ -4749,6 +11049,7 @@
                 <w:sz w:val="22"/>
                 <w:szCs w:val="22"/>
               </w:rPr>
+              <w:lastRenderedPageBreak/>
               <w:t>Se ejecuta cuando se necesitan realizar múltiples actualizaciones simultáneas a diferentes entidades en un solo proceso.</w:t>
             </w:r>
           </w:p>
@@ -4925,8 +11226,6 @@
             <w:pPr>
               <w:spacing w:after="0"/>
             </w:pPr>
-            <w:proofErr w:type="spellStart"/>
-            <w:proofErr w:type="gramStart"/>
             <w:r>
               <w:rPr>
                 <w:rFonts w:ascii="Calibri" w:eastAsia="Calibri" w:hAnsi="Calibri" w:cs="Calibri"/>
@@ -4937,8 +11236,6 @@
               </w:rPr>
               <w:t>dbo.EliminarGimnasio</w:t>
             </w:r>
-            <w:proofErr w:type="spellEnd"/>
-            <w:proofErr w:type="gramEnd"/>
           </w:p>
         </w:tc>
         <w:tc>
@@ -4965,16 +11262,7 @@
                 <w:sz w:val="22"/>
                 <w:szCs w:val="22"/>
               </w:rPr>
-              <w:t xml:space="preserve">Elimina un gimnasio y todo lo relacionado con él en el </w:t>
-            </w:r>
-            <w:r>
-              <w:rPr>
-                <w:rFonts w:ascii="Calibri" w:eastAsia="Calibri" w:hAnsi="Calibri" w:cs="Calibri"/>
-                <w:sz w:val="22"/>
-                <w:szCs w:val="22"/>
-              </w:rPr>
-              <w:lastRenderedPageBreak/>
-              <w:t>sistema (clases, utilerías, inscripciones, pagos, etc.), asegurando una eliminación completa en cascada.</w:t>
+              <w:t>Elimina un gimnasio y todo lo relacionado con él en el sistema (clases, utilerías, inscripciones, pagos, etc.), asegurando una eliminación completa en cascada.</w:t>
             </w:r>
           </w:p>
         </w:tc>
@@ -5002,17 +11290,7 @@
                 <w:sz w:val="22"/>
                 <w:szCs w:val="22"/>
               </w:rPr>
-              <w:lastRenderedPageBreak/>
-              <w:t xml:space="preserve">Se ejecuta cuando un gimnasio debe ser dado de </w:t>
-            </w:r>
-            <w:r>
-              <w:rPr>
-                <w:rFonts w:ascii="Calibri" w:eastAsia="Calibri" w:hAnsi="Calibri" w:cs="Calibri"/>
-                <w:sz w:val="22"/>
-                <w:szCs w:val="22"/>
-              </w:rPr>
-              <w:lastRenderedPageBreak/>
-              <w:t>baja o retirado permanentemente del sistema.</w:t>
+              <w:t>Se ejecuta cuando un gimnasio debe ser dado de baja o retirado permanentemente del sistema.</w:t>
             </w:r>
           </w:p>
         </w:tc>
@@ -5039,8 +11317,6 @@
             <w:pPr>
               <w:spacing w:after="0"/>
             </w:pPr>
-            <w:proofErr w:type="spellStart"/>
-            <w:proofErr w:type="gramStart"/>
             <w:r>
               <w:rPr>
                 <w:rFonts w:ascii="Calibri" w:eastAsia="Calibri" w:hAnsi="Calibri" w:cs="Calibri"/>
@@ -5049,21 +11325,8 @@
                 <w:sz w:val="22"/>
                 <w:szCs w:val="22"/>
               </w:rPr>
-              <w:lastRenderedPageBreak/>
-              <w:t>dbo.EliminarMiembro</w:t>
-            </w:r>
-            <w:proofErr w:type="gramEnd"/>
-            <w:r>
-              <w:rPr>
-                <w:rFonts w:ascii="Calibri" w:eastAsia="Calibri" w:hAnsi="Calibri" w:cs="Calibri"/>
-                <w:b/>
-                <w:bCs/>
-                <w:sz w:val="22"/>
-                <w:szCs w:val="22"/>
-              </w:rPr>
-              <w:t>_ArchivandoPagos</w:t>
-            </w:r>
-            <w:proofErr w:type="spellEnd"/>
+              <w:t>dbo.EliminarMiembro_ArchivandoPagos</w:t>
+            </w:r>
           </w:p>
         </w:tc>
         <w:tc>
@@ -5145,8 +11408,6 @@
             <w:pPr>
               <w:spacing w:after="0"/>
             </w:pPr>
-            <w:proofErr w:type="spellStart"/>
-            <w:proofErr w:type="gramStart"/>
             <w:r>
               <w:rPr>
                 <w:rFonts w:ascii="Calibri" w:eastAsia="Calibri" w:hAnsi="Calibri" w:cs="Calibri"/>
@@ -5157,8 +11418,6 @@
               </w:rPr>
               <w:t>dbo.EliminarClase</w:t>
             </w:r>
-            <w:proofErr w:type="spellEnd"/>
-            <w:proofErr w:type="gramEnd"/>
           </w:p>
         </w:tc>
         <w:tc>
@@ -5240,8 +11499,6 @@
             <w:pPr>
               <w:spacing w:after="0"/>
             </w:pPr>
-            <w:proofErr w:type="spellStart"/>
-            <w:proofErr w:type="gramStart"/>
             <w:r>
               <w:rPr>
                 <w:rFonts w:ascii="Calibri" w:eastAsia="Calibri" w:hAnsi="Calibri" w:cs="Calibri"/>
@@ -5252,8 +11509,6 @@
               </w:rPr>
               <w:t>dbo.EliminarUtileria</w:t>
             </w:r>
-            <w:proofErr w:type="spellEnd"/>
-            <w:proofErr w:type="gramEnd"/>
           </w:p>
         </w:tc>
         <w:tc>
@@ -5407,6 +11662,7 @@
               <w:rPr>
                 <w:rFonts w:ascii="Arial" w:eastAsia="Arial" w:hAnsi="Arial" w:cs="Arial"/>
               </w:rPr>
+              <w:lastRenderedPageBreak/>
               <w:t>Roles</w:t>
             </w:r>
           </w:p>
@@ -5423,19 +11679,11 @@
                 <w:rFonts w:ascii="Arial" w:eastAsia="Arial" w:hAnsi="Arial" w:cs="Arial"/>
               </w:rPr>
             </w:pPr>
-            <w:proofErr w:type="spellStart"/>
-            <w:r>
-              <w:rPr>
-                <w:rFonts w:ascii="Arial" w:eastAsia="Arial" w:hAnsi="Arial" w:cs="Arial"/>
-              </w:rPr>
-              <w:t>Login</w:t>
-            </w:r>
-            <w:proofErr w:type="spellEnd"/>
-            <w:r>
-              <w:rPr>
-                <w:rFonts w:ascii="Arial" w:eastAsia="Arial" w:hAnsi="Arial" w:cs="Arial"/>
-              </w:rPr>
-              <w:t>/Usuario</w:t>
+            <w:r>
+              <w:rPr>
+                <w:rFonts w:ascii="Arial" w:eastAsia="Arial" w:hAnsi="Arial" w:cs="Arial"/>
+              </w:rPr>
+              <w:t>Login/Usuario</w:t>
             </w:r>
           </w:p>
         </w:tc>
@@ -5527,14 +11775,12 @@
                 <w:rFonts w:ascii="Arial" w:eastAsia="Arial" w:hAnsi="Arial" w:cs="Arial"/>
               </w:rPr>
             </w:pPr>
-            <w:proofErr w:type="spellStart"/>
             <w:r>
               <w:rPr>
                 <w:rFonts w:ascii="Arial" w:eastAsia="Arial" w:hAnsi="Arial" w:cs="Arial"/>
               </w:rPr>
               <w:t>db_datawriter</w:t>
             </w:r>
-            <w:proofErr w:type="spellEnd"/>
           </w:p>
         </w:tc>
         <w:tc>
@@ -5617,14 +11863,12 @@
                 <w:rFonts w:ascii="Arial" w:eastAsia="Arial" w:hAnsi="Arial" w:cs="Arial"/>
               </w:rPr>
             </w:pPr>
-            <w:proofErr w:type="spellStart"/>
             <w:r>
               <w:rPr>
                 <w:rFonts w:ascii="Arial" w:eastAsia="Arial" w:hAnsi="Arial" w:cs="Arial"/>
               </w:rPr>
               <w:t>db_datareader</w:t>
             </w:r>
-            <w:proofErr w:type="spellEnd"/>
           </w:p>
         </w:tc>
         <w:tc>
@@ -5655,14 +11899,7 @@
               <w:rPr>
                 <w:rFonts w:ascii="Arial" w:eastAsia="Arial" w:hAnsi="Arial" w:cs="Arial"/>
               </w:rPr>
-              <w:t xml:space="preserve">. Ideal para generar reportes y consultas sin </w:t>
-            </w:r>
-            <w:r>
-              <w:rPr>
-                <w:rFonts w:ascii="Arial" w:eastAsia="Arial" w:hAnsi="Arial" w:cs="Arial"/>
-              </w:rPr>
-              <w:lastRenderedPageBreak/>
-              <w:t>riesgo de modificar la información.</w:t>
+              <w:t>. Ideal para generar reportes y consultas sin riesgo de modificar la información.</w:t>
             </w:r>
           </w:p>
         </w:tc>
@@ -5689,25 +11926,7 @@
           <w:b/>
           <w:bCs/>
         </w:rPr>
-        <w:t>Seguridad a Nivel de Esquema (</w:t>
-      </w:r>
-      <w:proofErr w:type="spellStart"/>
-      <w:r>
-        <w:rPr>
-          <w:rFonts w:ascii="Arial" w:eastAsia="Arial" w:hAnsi="Arial" w:cs="Arial"/>
-          <w:b/>
-          <w:bCs/>
-        </w:rPr>
-        <w:t>Schema</w:t>
-      </w:r>
-      <w:proofErr w:type="spellEnd"/>
-      <w:r>
-        <w:rPr>
-          <w:rFonts w:ascii="Arial" w:eastAsia="Arial" w:hAnsi="Arial" w:cs="Arial"/>
-          <w:b/>
-          <w:bCs/>
-        </w:rPr>
-        <w:t xml:space="preserve"> Security)</w:t>
+        <w:t>Seguridad a Nivel de Esquema (Schema Security)</w:t>
       </w:r>
     </w:p>
     <w:p>
@@ -5734,7 +11953,6 @@
           <w:rFonts w:ascii="Arial" w:eastAsia="Arial" w:hAnsi="Arial" w:cs="Arial"/>
         </w:rPr>
       </w:pPr>
-      <w:proofErr w:type="spellStart"/>
       <w:r>
         <w:rPr>
           <w:rFonts w:ascii="Arial" w:eastAsia="Arial" w:hAnsi="Arial" w:cs="Arial"/>
@@ -5743,7 +11961,6 @@
         </w:rPr>
         <w:t>MiembrosAlmacenados</w:t>
       </w:r>
-      <w:proofErr w:type="spellEnd"/>
       <w:r>
         <w:rPr>
           <w:rFonts w:ascii="Arial" w:eastAsia="Arial" w:hAnsi="Arial" w:cs="Arial"/>
@@ -5761,7 +11978,6 @@
           <w:rFonts w:ascii="Arial" w:eastAsia="Arial" w:hAnsi="Arial" w:cs="Arial"/>
         </w:rPr>
       </w:pPr>
-      <w:proofErr w:type="spellStart"/>
       <w:r>
         <w:rPr>
           <w:rFonts w:ascii="Arial" w:eastAsia="Arial" w:hAnsi="Arial" w:cs="Arial"/>
@@ -5770,7 +11986,6 @@
         </w:rPr>
         <w:t>ElementosGimnasio</w:t>
       </w:r>
-      <w:proofErr w:type="spellEnd"/>
       <w:r>
         <w:rPr>
           <w:rFonts w:ascii="Arial" w:eastAsia="Arial" w:hAnsi="Arial" w:cs="Arial"/>
@@ -5788,7 +12003,6 @@
           <w:rFonts w:ascii="Arial" w:eastAsia="Arial" w:hAnsi="Arial" w:cs="Arial"/>
         </w:rPr>
       </w:pPr>
-      <w:proofErr w:type="spellStart"/>
       <w:r>
         <w:rPr>
           <w:rFonts w:ascii="Arial" w:eastAsia="Arial" w:hAnsi="Arial" w:cs="Arial"/>
@@ -5797,7 +12011,6 @@
         </w:rPr>
         <w:t>RegistrosAlmacenados</w:t>
       </w:r>
-      <w:proofErr w:type="spellEnd"/>
       <w:r>
         <w:rPr>
           <w:rFonts w:ascii="Arial" w:eastAsia="Arial" w:hAnsi="Arial" w:cs="Arial"/>
@@ -5898,23 +12111,13 @@
           <w:rFonts w:ascii="Arial" w:eastAsia="Arial" w:hAnsi="Arial" w:cs="Arial"/>
         </w:rPr>
       </w:pPr>
-      <w:proofErr w:type="gramStart"/>
       <w:r>
         <w:rPr>
           <w:rFonts w:ascii="Arial" w:eastAsia="Arial" w:hAnsi="Arial" w:cs="Arial"/>
           <w:b/>
           <w:bCs/>
         </w:rPr>
-        <w:t>Problema a Resolver</w:t>
-      </w:r>
-      <w:proofErr w:type="gramEnd"/>
-      <w:r>
-        <w:rPr>
-          <w:rFonts w:ascii="Arial" w:eastAsia="Arial" w:hAnsi="Arial" w:cs="Arial"/>
-          <w:b/>
-          <w:bCs/>
-        </w:rPr>
-        <w:t>:</w:t>
+        <w:t>Problema a Resolver:</w:t>
       </w:r>
       <w:r>
         <w:rPr>
@@ -5989,21 +12192,7 @@
         <w:rPr>
           <w:rFonts w:ascii="Arial" w:eastAsia="Arial" w:hAnsi="Arial" w:cs="Arial"/>
         </w:rPr>
-        <w:t xml:space="preserve">Este índice permite que las consultas que filtran por </w:t>
-      </w:r>
-      <w:proofErr w:type="spellStart"/>
-      <w:r>
-        <w:rPr>
-          <w:rFonts w:ascii="Arial" w:eastAsia="Arial" w:hAnsi="Arial" w:cs="Arial"/>
-        </w:rPr>
-        <w:t>Tipo_Miembro</w:t>
-      </w:r>
-      <w:proofErr w:type="spellEnd"/>
-      <w:r>
-        <w:rPr>
-          <w:rFonts w:ascii="Arial" w:eastAsia="Arial" w:hAnsi="Arial" w:cs="Arial"/>
-        </w:rPr>
-        <w:t xml:space="preserve"> o que lo utilizan en el </w:t>
+        <w:t xml:space="preserve">Este índice permite que las consultas que filtran por Tipo_Miembro o que lo utilizan en el </w:t>
       </w:r>
       <w:r>
         <w:rPr>
@@ -6017,49 +12206,14 @@
         <w:rPr>
           <w:rFonts w:ascii="Arial" w:eastAsia="Arial" w:hAnsi="Arial" w:cs="Arial"/>
         </w:rPr>
-        <w:t xml:space="preserve"> </w:t>
+        <w:t xml:space="preserve"> clause se ejecuten más rápido, ya que el motor puede escanear un índice más pequeño en lugar </w:t>
       </w:r>
-      <w:proofErr w:type="spellStart"/>
       <w:r>
         <w:rPr>
           <w:rFonts w:ascii="Arial" w:eastAsia="Arial" w:hAnsi="Arial" w:cs="Arial"/>
         </w:rPr>
-        <w:t>clause</w:t>
-      </w:r>
-      <w:proofErr w:type="spellEnd"/>
-      <w:r>
-        <w:rPr>
-          <w:rFonts w:ascii="Arial" w:eastAsia="Arial" w:hAnsi="Arial" w:cs="Arial"/>
-        </w:rPr>
-        <w:t xml:space="preserve"> se ejecuten más rápido, ya que el motor puede escanear un índice más pequeño en lugar de toda la tabla. La cláusula INCLUDE (</w:t>
-      </w:r>
-      <w:proofErr w:type="spellStart"/>
-      <w:r>
-        <w:rPr>
-          <w:rFonts w:ascii="Arial" w:eastAsia="Arial" w:hAnsi="Arial" w:cs="Arial"/>
-        </w:rPr>
-        <w:t>Id_Miembro</w:t>
-      </w:r>
-      <w:proofErr w:type="spellEnd"/>
-      <w:r>
-        <w:rPr>
-          <w:rFonts w:ascii="Arial" w:eastAsia="Arial" w:hAnsi="Arial" w:cs="Arial"/>
-        </w:rPr>
-        <w:t>) convierte el índice en "</w:t>
-      </w:r>
-      <w:proofErr w:type="spellStart"/>
-      <w:r>
-        <w:rPr>
-          <w:rFonts w:ascii="Arial" w:eastAsia="Arial" w:hAnsi="Arial" w:cs="Arial"/>
-        </w:rPr>
-        <w:t>cubridor</w:t>
-      </w:r>
-      <w:proofErr w:type="spellEnd"/>
-      <w:r>
-        <w:rPr>
-          <w:rFonts w:ascii="Arial" w:eastAsia="Arial" w:hAnsi="Arial" w:cs="Arial"/>
-        </w:rPr>
-        <w:t>" para estas búsquedas específicas.</w:t>
+        <w:lastRenderedPageBreak/>
+        <w:t>de toda la tabla. La cláusula INCLUDE (Id_Miembro) convierte el índice en "cubridor" para estas búsquedas específicas.</w:t>
       </w:r>
     </w:p>
     <w:p>
@@ -6069,19 +12223,11 @@
           <w:rFonts w:ascii="Arial" w:eastAsia="Arial" w:hAnsi="Arial" w:cs="Arial"/>
         </w:rPr>
       </w:pPr>
-      <w:proofErr w:type="gramStart"/>
       <w:r>
         <w:rPr>
           <w:rFonts w:ascii="Arial" w:eastAsia="Arial" w:hAnsi="Arial" w:cs="Arial"/>
         </w:rPr>
-        <w:t>4.2  Optimización</w:t>
-      </w:r>
-      <w:proofErr w:type="gramEnd"/>
-      <w:r>
-        <w:rPr>
-          <w:rFonts w:ascii="Arial" w:eastAsia="Arial" w:hAnsi="Arial" w:cs="Arial"/>
-        </w:rPr>
-        <w:t xml:space="preserve"> para la Consulta de Pagos</w:t>
+        <w:t>4.2  Optimización para la Consulta de Pagos</w:t>
       </w:r>
       <w:r>
         <w:tab/>
@@ -6097,23 +12243,13 @@
           <w:rFonts w:ascii="Arial" w:eastAsia="Arial" w:hAnsi="Arial" w:cs="Arial"/>
         </w:rPr>
       </w:pPr>
-      <w:proofErr w:type="gramStart"/>
       <w:r>
         <w:rPr>
           <w:rFonts w:ascii="Arial" w:eastAsia="Arial" w:hAnsi="Arial" w:cs="Arial"/>
           <w:b/>
           <w:bCs/>
         </w:rPr>
-        <w:t>Problema a Resolver</w:t>
-      </w:r>
-      <w:proofErr w:type="gramEnd"/>
-      <w:r>
-        <w:rPr>
-          <w:rFonts w:ascii="Arial" w:eastAsia="Arial" w:hAnsi="Arial" w:cs="Arial"/>
-          <w:b/>
-          <w:bCs/>
-        </w:rPr>
-        <w:t>:</w:t>
+        <w:t>Problema a Resolver:</w:t>
       </w:r>
       <w:r>
         <w:rPr>
@@ -6188,10 +12324,8 @@
         <w:rPr>
           <w:rFonts w:ascii="Arial" w:eastAsia="Arial" w:hAnsi="Arial" w:cs="Arial"/>
         </w:rPr>
-        <w:lastRenderedPageBreak/>
         <w:t xml:space="preserve">Las consultas que buscan pagos por </w:t>
       </w:r>
-      <w:proofErr w:type="spellStart"/>
       <w:r>
         <w:rPr>
           <w:rFonts w:ascii="Arial" w:eastAsia="Arial" w:hAnsi="Arial" w:cs="Arial"/>
@@ -6200,26 +12334,11 @@
         </w:rPr>
         <w:t>Metodo_pago</w:t>
       </w:r>
-      <w:proofErr w:type="spellEnd"/>
       <w:r>
         <w:rPr>
           <w:rFonts w:ascii="Arial" w:eastAsia="Arial" w:hAnsi="Arial" w:cs="Arial"/>
         </w:rPr>
-        <w:t xml:space="preserve"> y requieren la lista de transacciones más recientes (ordenadas por </w:t>
-      </w:r>
-      <w:proofErr w:type="spellStart"/>
-      <w:r>
-        <w:rPr>
-          <w:rFonts w:ascii="Arial" w:eastAsia="Arial" w:hAnsi="Arial" w:cs="Arial"/>
-        </w:rPr>
-        <w:t>Fecha_pago</w:t>
-      </w:r>
-      <w:proofErr w:type="spellEnd"/>
-      <w:r>
-        <w:rPr>
-          <w:rFonts w:ascii="Arial" w:eastAsia="Arial" w:hAnsi="Arial" w:cs="Arial"/>
-        </w:rPr>
-        <w:t xml:space="preserve"> DESC) se ejecutan de manera extremadamente eficiente, ya que el orden de los datos ya está predefinido en la estructura del índice.</w:t>
+        <w:t xml:space="preserve"> y requieren la lista de transacciones más recientes (ordenadas por Fecha_pago DESC) se ejecutan de manera extremadamente eficiente, ya que el orden de los datos ya está predefinido en la estructura del índice.</w:t>
       </w:r>
     </w:p>
     <w:p>
@@ -6387,7 +12506,6 @@
             <w:pPr>
               <w:spacing w:after="0"/>
             </w:pPr>
-            <w:proofErr w:type="spellStart"/>
             <w:r>
               <w:rPr>
                 <w:rFonts w:ascii="Consolas" w:eastAsia="Consolas" w:hAnsi="Consolas" w:cs="Consolas"/>
@@ -6397,7 +12515,6 @@
               </w:rPr>
               <w:t>VW_UtileriaPorClase</w:t>
             </w:r>
-            <w:proofErr w:type="spellEnd"/>
           </w:p>
         </w:tc>
         <w:tc>
@@ -6427,7 +12544,6 @@
               </w:rPr>
               <w:t>Muestra el inventario de equipos (</w:t>
             </w:r>
-            <w:proofErr w:type="spellStart"/>
             <w:r>
               <w:rPr>
                 <w:rFonts w:ascii="Consolas" w:eastAsia="Consolas" w:hAnsi="Consolas" w:cs="Consolas"/>
@@ -6435,7 +12551,6 @@
               </w:rPr>
               <w:t>Utileria</w:t>
             </w:r>
-            <w:proofErr w:type="spellEnd"/>
             <w:r>
               <w:rPr>
                 <w:color w:val="1F1F1F"/>
@@ -6499,7 +12614,6 @@
             <w:pPr>
               <w:spacing w:after="0"/>
             </w:pPr>
-            <w:proofErr w:type="spellStart"/>
             <w:r>
               <w:rPr>
                 <w:rFonts w:ascii="Consolas" w:eastAsia="Consolas" w:hAnsi="Consolas" w:cs="Consolas"/>
@@ -6509,7 +12623,6 @@
               </w:rPr>
               <w:t>VW_MantenimientoPorUtileria</w:t>
             </w:r>
-            <w:proofErr w:type="spellEnd"/>
           </w:p>
         </w:tc>
         <w:tc>
@@ -6610,7 +12723,6 @@
             <w:pPr>
               <w:spacing w:after="0"/>
             </w:pPr>
-            <w:proofErr w:type="spellStart"/>
             <w:r>
               <w:rPr>
                 <w:rFonts w:ascii="Consolas" w:eastAsia="Consolas" w:hAnsi="Consolas" w:cs="Consolas"/>
@@ -6620,7 +12732,6 @@
               </w:rPr>
               <w:t>VW_MiembrosPorGimnasio</w:t>
             </w:r>
-            <w:proofErr w:type="spellEnd"/>
           </w:p>
         </w:tc>
         <w:tc>
@@ -6707,7 +12818,6 @@
             <w:pPr>
               <w:spacing w:after="0"/>
             </w:pPr>
-            <w:proofErr w:type="spellStart"/>
             <w:r>
               <w:rPr>
                 <w:rFonts w:ascii="Consolas" w:eastAsia="Consolas" w:hAnsi="Consolas" w:cs="Consolas"/>
@@ -6717,7 +12827,6 @@
               </w:rPr>
               <w:t>VW_ClasesPorGimnasio</w:t>
             </w:r>
-            <w:proofErr w:type="spellEnd"/>
           </w:p>
         </w:tc>
         <w:tc>
@@ -6802,21 +12911,8 @@
         <w:rPr>
           <w:rFonts w:ascii="Arial" w:eastAsia="Arial" w:hAnsi="Arial" w:cs="Arial"/>
         </w:rPr>
-        <w:t xml:space="preserve">Funciones y </w:t>
-      </w:r>
-      <w:proofErr w:type="spellStart"/>
-      <w:r>
-        <w:rPr>
-          <w:rFonts w:ascii="Arial" w:eastAsia="Arial" w:hAnsi="Arial" w:cs="Arial"/>
-        </w:rPr>
-        <w:t>Triggers</w:t>
-      </w:r>
-      <w:proofErr w:type="spellEnd"/>
-      <w:r>
-        <w:rPr>
-          <w:rFonts w:ascii="Arial" w:eastAsia="Arial" w:hAnsi="Arial" w:cs="Arial"/>
-        </w:rPr>
-        <w:t xml:space="preserve"> (Auditoria)</w:t>
+        <w:lastRenderedPageBreak/>
+        <w:t>Funciones y Triggers (Auditoria)</w:t>
       </w:r>
     </w:p>
     <w:tbl>
@@ -6955,8 +13051,6 @@
             <w:pPr>
               <w:spacing w:after="0"/>
             </w:pPr>
-            <w:proofErr w:type="spellStart"/>
-            <w:proofErr w:type="gramStart"/>
             <w:r>
               <w:rPr>
                 <w:rFonts w:ascii="Consolas" w:eastAsia="Consolas" w:hAnsi="Consolas" w:cs="Consolas"/>
@@ -6966,8 +13060,6 @@
               </w:rPr>
               <w:t>dbo.ObtenerTipoMiembro</w:t>
             </w:r>
-            <w:proofErr w:type="spellEnd"/>
-            <w:proofErr w:type="gramEnd"/>
             <w:r>
               <w:rPr>
                 <w:color w:val="1F1F1F"/>
@@ -7045,7 +13137,6 @@
               </w:rPr>
               <w:t xml:space="preserve">, basándose en su </w:t>
             </w:r>
-            <w:proofErr w:type="spellStart"/>
             <w:r>
               <w:rPr>
                 <w:rFonts w:ascii="Consolas" w:eastAsia="Consolas" w:hAnsi="Consolas" w:cs="Consolas"/>
@@ -7053,7 +13144,6 @@
               </w:rPr>
               <w:t>Id_Miembro</w:t>
             </w:r>
-            <w:proofErr w:type="spellEnd"/>
             <w:r>
               <w:rPr>
                 <w:color w:val="1F1F1F"/>
@@ -7089,7 +13179,6 @@
               </w:rPr>
               <w:t xml:space="preserve">Usada internamente por otros procedimientos o vistas que necesiten clasificar al miembro (ej. </w:t>
             </w:r>
-            <w:proofErr w:type="spellStart"/>
             <w:r>
               <w:rPr>
                 <w:rFonts w:ascii="Consolas" w:eastAsia="Consolas" w:hAnsi="Consolas" w:cs="Consolas"/>
@@ -7097,7 +13186,6 @@
               </w:rPr>
               <w:t>ObtenerInscripcion</w:t>
             </w:r>
-            <w:proofErr w:type="spellEnd"/>
             <w:r>
               <w:rPr>
                 <w:color w:val="1F1F1F"/>
@@ -7132,8 +13220,6 @@
             <w:pPr>
               <w:spacing w:after="0"/>
             </w:pPr>
-            <w:proofErr w:type="spellStart"/>
-            <w:proofErr w:type="gramStart"/>
             <w:r>
               <w:rPr>
                 <w:rFonts w:ascii="Consolas" w:eastAsia="Consolas" w:hAnsi="Consolas" w:cs="Consolas"/>
@@ -7141,11 +13227,8 @@
                 <w:bCs/>
                 <w:color w:val="444746"/>
               </w:rPr>
-              <w:lastRenderedPageBreak/>
               <w:t>dbo.ObtenerDetalleMiembro</w:t>
             </w:r>
-            <w:proofErr w:type="spellEnd"/>
-            <w:proofErr w:type="gramEnd"/>
             <w:r>
               <w:rPr>
                 <w:color w:val="1F1F1F"/>
@@ -7238,8 +13321,6 @@
             <w:pPr>
               <w:spacing w:after="0"/>
             </w:pPr>
-            <w:proofErr w:type="spellStart"/>
-            <w:proofErr w:type="gramStart"/>
             <w:r>
               <w:rPr>
                 <w:rFonts w:ascii="Consolas" w:eastAsia="Consolas" w:hAnsi="Consolas" w:cs="Consolas"/>
@@ -7249,8 +13330,6 @@
               </w:rPr>
               <w:t>dbo.ObtenerInscripcion</w:t>
             </w:r>
-            <w:proofErr w:type="spellEnd"/>
-            <w:proofErr w:type="gramEnd"/>
             <w:r>
               <w:rPr>
                 <w:color w:val="1F1F1F"/>
@@ -7556,7 +13635,6 @@
               </w:rPr>
               <w:t xml:space="preserve"> en la tabla </w:t>
             </w:r>
-            <w:proofErr w:type="spellStart"/>
             <w:r>
               <w:rPr>
                 <w:rFonts w:ascii="Consolas" w:eastAsia="Consolas" w:hAnsi="Consolas" w:cs="Consolas"/>
@@ -7564,14 +13642,12 @@
               </w:rPr>
               <w:t>ElementosGimnasio.Gimnasio</w:t>
             </w:r>
-            <w:proofErr w:type="spellEnd"/>
             <w:r>
               <w:rPr>
                 <w:color w:val="1F1F1F"/>
               </w:rPr>
               <w:t xml:space="preserve"> en la tabla central de auditoría (</w:t>
             </w:r>
-            <w:proofErr w:type="spellStart"/>
             <w:r>
               <w:rPr>
                 <w:rFonts w:ascii="Consolas" w:eastAsia="Consolas" w:hAnsi="Consolas" w:cs="Consolas"/>
@@ -7579,7 +13655,6 @@
               </w:rPr>
               <w:t>AuditHistorial</w:t>
             </w:r>
-            <w:proofErr w:type="spellEnd"/>
             <w:r>
               <w:rPr>
                 <w:color w:val="1F1F1F"/>
@@ -7723,7 +13798,6 @@
               </w:rPr>
               <w:t xml:space="preserve"> en la tabla </w:t>
             </w:r>
-            <w:proofErr w:type="spellStart"/>
             <w:r>
               <w:rPr>
                 <w:rFonts w:ascii="Consolas" w:eastAsia="Consolas" w:hAnsi="Consolas" w:cs="Consolas"/>
@@ -7731,7 +13805,6 @@
               </w:rPr>
               <w:t>MiembrosAlmacenados.Miembros</w:t>
             </w:r>
-            <w:proofErr w:type="spellEnd"/>
             <w:r>
               <w:rPr>
                 <w:color w:val="1F1F1F"/>
@@ -7875,7 +13948,6 @@
               </w:rPr>
               <w:t xml:space="preserve"> en la tabla </w:t>
             </w:r>
-            <w:proofErr w:type="spellStart"/>
             <w:r>
               <w:rPr>
                 <w:rFonts w:ascii="Consolas" w:eastAsia="Consolas" w:hAnsi="Consolas" w:cs="Consolas"/>
@@ -7883,7 +13955,6 @@
               </w:rPr>
               <w:t>MiembrosAlmacenados.CategoriaMiembros</w:t>
             </w:r>
-            <w:proofErr w:type="spellEnd"/>
             <w:r>
               <w:rPr>
                 <w:color w:val="1F1F1F"/>
@@ -7917,7 +13988,14 @@
               <w:rPr>
                 <w:color w:val="1F1F1F"/>
               </w:rPr>
-              <w:t>Al asignar o cambiar la membresía, especialidad o servicio de un miembro.</w:t>
+              <w:t xml:space="preserve">Al asignar o cambiar la membresía, especialidad o </w:t>
+            </w:r>
+            <w:r>
+              <w:rPr>
+                <w:color w:val="1F1F1F"/>
+              </w:rPr>
+              <w:lastRenderedPageBreak/>
+              <w:t>servicio de un miembro.</w:t>
             </w:r>
           </w:p>
         </w:tc>
@@ -7954,6 +14032,7 @@
                 <w:bCs/>
                 <w:color w:val="444746"/>
               </w:rPr>
+              <w:lastRenderedPageBreak/>
               <w:t>T_BITACORA_CLASES</w:t>
             </w:r>
           </w:p>
@@ -8027,7 +14106,6 @@
               </w:rPr>
               <w:t xml:space="preserve"> en la tabla </w:t>
             </w:r>
-            <w:proofErr w:type="spellStart"/>
             <w:r>
               <w:rPr>
                 <w:rFonts w:ascii="Consolas" w:eastAsia="Consolas" w:hAnsi="Consolas" w:cs="Consolas"/>
@@ -8035,7 +14113,6 @@
               </w:rPr>
               <w:t>ElementosGimnasio.Clases</w:t>
             </w:r>
-            <w:proofErr w:type="spellEnd"/>
             <w:r>
               <w:rPr>
                 <w:color w:val="1F1F1F"/>
@@ -8106,7 +14183,6 @@
                 <w:bCs/>
                 <w:color w:val="444746"/>
               </w:rPr>
-              <w:lastRenderedPageBreak/>
               <w:t>T_BITACORA_INSCRIPCIONES</w:t>
             </w:r>
           </w:p>
@@ -8180,7 +14256,6 @@
               </w:rPr>
               <w:t xml:space="preserve"> en la tabla </w:t>
             </w:r>
-            <w:proofErr w:type="spellStart"/>
             <w:r>
               <w:rPr>
                 <w:rFonts w:ascii="Consolas" w:eastAsia="Consolas" w:hAnsi="Consolas" w:cs="Consolas"/>
@@ -8188,7 +14263,6 @@
               </w:rPr>
               <w:t>RegistrosAlmacenados.Inscripciones</w:t>
             </w:r>
-            <w:proofErr w:type="spellEnd"/>
             <w:r>
               <w:rPr>
                 <w:color w:val="1F1F1F"/>
@@ -8332,7 +14406,6 @@
               </w:rPr>
               <w:t xml:space="preserve"> en la tabla </w:t>
             </w:r>
-            <w:proofErr w:type="spellStart"/>
             <w:r>
               <w:rPr>
                 <w:rFonts w:ascii="Consolas" w:eastAsia="Consolas" w:hAnsi="Consolas" w:cs="Consolas"/>
@@ -8340,7 +14413,6 @@
               </w:rPr>
               <w:t>ElementosGimnasio.Utilerias</w:t>
             </w:r>
-            <w:proofErr w:type="spellEnd"/>
             <w:r>
               <w:rPr>
                 <w:color w:val="1F1F1F"/>
@@ -8484,7 +14556,6 @@
               </w:rPr>
               <w:t xml:space="preserve"> en la tabla </w:t>
             </w:r>
-            <w:proofErr w:type="spellStart"/>
             <w:r>
               <w:rPr>
                 <w:rFonts w:ascii="Consolas" w:eastAsia="Consolas" w:hAnsi="Consolas" w:cs="Consolas"/>
@@ -8492,7 +14563,6 @@
               </w:rPr>
               <w:t>RegistrosAlmacenados.Mantenimientos</w:t>
             </w:r>
-            <w:proofErr w:type="spellEnd"/>
             <w:r>
               <w:rPr>
                 <w:color w:val="1F1F1F"/>
@@ -8636,7 +14706,6 @@
               </w:rPr>
               <w:t xml:space="preserve"> en la tabla </w:t>
             </w:r>
-            <w:proofErr w:type="spellStart"/>
             <w:r>
               <w:rPr>
                 <w:rFonts w:ascii="Consolas" w:eastAsia="Consolas" w:hAnsi="Consolas" w:cs="Consolas"/>
@@ -8644,7 +14713,6 @@
               </w:rPr>
               <w:t>RegistrosAlmacenados.Pagos</w:t>
             </w:r>
-            <w:proofErr w:type="spellEnd"/>
             <w:r>
               <w:rPr>
                 <w:color w:val="1F1F1F"/>
@@ -8717,49 +14785,13 @@
         <w:rPr>
           <w:rFonts w:ascii="Arial" w:eastAsia="Arial" w:hAnsi="Arial" w:cs="Arial"/>
         </w:rPr>
-        <w:t xml:space="preserve"> realizadas en la base hemos implementado la Auditoria: Audit-</w:t>
+        <w:t xml:space="preserve"> realizadas en la base hemos implementado la Auditoria: Audit-LandasGym</w:t>
       </w:r>
-      <w:proofErr w:type="spellStart"/>
       <w:r>
         <w:rPr>
           <w:rFonts w:ascii="Arial" w:eastAsia="Arial" w:hAnsi="Arial" w:cs="Arial"/>
         </w:rPr>
-        <w:t>LandasGym</w:t>
-      </w:r>
-      <w:proofErr w:type="spellEnd"/>
-      <w:r>
-        <w:rPr>
-          <w:rFonts w:ascii="Arial" w:eastAsia="Arial" w:hAnsi="Arial" w:cs="Arial"/>
-        </w:rPr>
-        <w:t xml:space="preserve">, la cual será guardada en la misma </w:t>
-      </w:r>
-      <w:proofErr w:type="spellStart"/>
-      <w:r>
-        <w:rPr>
-          <w:rFonts w:ascii="Arial" w:eastAsia="Arial" w:hAnsi="Arial" w:cs="Arial"/>
-        </w:rPr>
-        <w:t>carpea</w:t>
-      </w:r>
-      <w:proofErr w:type="spellEnd"/>
-      <w:r>
-        <w:rPr>
-          <w:rFonts w:ascii="Arial" w:eastAsia="Arial" w:hAnsi="Arial" w:cs="Arial"/>
-        </w:rPr>
-        <w:t xml:space="preserve"> que los </w:t>
-      </w:r>
-      <w:proofErr w:type="spellStart"/>
-      <w:r>
-        <w:rPr>
-          <w:rFonts w:ascii="Arial" w:eastAsia="Arial" w:hAnsi="Arial" w:cs="Arial"/>
-        </w:rPr>
-        <w:t>Backups</w:t>
-      </w:r>
-      <w:proofErr w:type="spellEnd"/>
-      <w:r>
-        <w:rPr>
-          <w:rFonts w:ascii="Arial" w:eastAsia="Arial" w:hAnsi="Arial" w:cs="Arial"/>
-        </w:rPr>
-        <w:t xml:space="preserve">: </w:t>
+        <w:t xml:space="preserve">, la cual será guardada en la misma carpea que los Backups: </w:t>
       </w:r>
       <w:r>
         <w:rPr>
@@ -8771,16 +14803,8 @@
         <w:rPr>
           <w:rFonts w:ascii="Arial" w:eastAsia="Arial" w:hAnsi="Arial" w:cs="Arial"/>
         </w:rPr>
-        <w:t>C:\</w:t>
+        <w:t>C:\BackupLandasGYM</w:t>
       </w:r>
-      <w:proofErr w:type="spellStart"/>
-      <w:r>
-        <w:rPr>
-          <w:rFonts w:ascii="Arial" w:eastAsia="Arial" w:hAnsi="Arial" w:cs="Arial"/>
-        </w:rPr>
-        <w:t>BackupLandasGYM</w:t>
-      </w:r>
-      <w:proofErr w:type="spellEnd"/>
       <w:r>
         <w:rPr>
           <w:rFonts w:ascii="Arial" w:eastAsia="Arial" w:hAnsi="Arial" w:cs="Arial"/>
@@ -8796,6 +14820,7 @@
         <w:rPr>
           <w:noProof/>
         </w:rPr>
+        <w:lastRenderedPageBreak/>
         <w:drawing>
           <wp:inline distT="0" distB="0" distL="0" distR="0" wp14:anchorId="66C0E315" wp14:editId="1193F312">
             <wp:extent cx="2796262" cy="1913467"/>
@@ -8839,6 +14864,9 @@
         </w:drawing>
       </w:r>
       <w:r>
+        <w:rPr>
+          <w:noProof/>
+        </w:rPr>
         <w:drawing>
           <wp:inline distT="0" distB="0" distL="0" distR="0" wp14:anchorId="7CA77027" wp14:editId="25176320">
             <wp:extent cx="2799556" cy="1913255"/>
@@ -8877,27 +14905,12 @@
       </w:r>
     </w:p>
     <w:p>
-      <w:proofErr w:type="spellStart"/>
       <w:r>
-        <w:t>Tambien</w:t>
+        <w:t xml:space="preserve">Tambien se </w:t>
       </w:r>
-      <w:proofErr w:type="spellEnd"/>
       <w:r>
-        <w:t xml:space="preserve"> se </w:t>
+        <w:t>creara un SQL-AuditSpecification</w:t>
       </w:r>
-      <w:proofErr w:type="gramStart"/>
-      <w:r>
-        <w:t>creara</w:t>
-      </w:r>
-      <w:proofErr w:type="gramEnd"/>
-      <w:r>
-        <w:t xml:space="preserve"> un SQL-</w:t>
-      </w:r>
-      <w:proofErr w:type="spellStart"/>
-      <w:r>
-        <w:t>AuditSpecification</w:t>
-      </w:r>
-      <w:proofErr w:type="spellEnd"/>
       <w:r>
         <w:t xml:space="preserve"> que almacenara los intentos de </w:t>
       </w:r>
@@ -8913,14 +14926,12 @@
       <w:r>
         <w:t>“</w:t>
       </w:r>
-      <w:proofErr w:type="spellStart"/>
       <w:r>
         <w:t>Inf</w:t>
       </w:r>
       <w:r>
         <w:t>ormacion_Sensible</w:t>
       </w:r>
-      <w:proofErr w:type="spellEnd"/>
       <w:r>
         <w:t>”.</w:t>
       </w:r>
@@ -8930,7 +14941,9 @@
         <w:jc w:val="center"/>
       </w:pPr>
       <w:r>
-        <w:lastRenderedPageBreak/>
+        <w:rPr>
+          <w:noProof/>
+        </w:rPr>
         <w:drawing>
           <wp:inline distT="0" distB="0" distL="0" distR="0" wp14:anchorId="01BC5E84" wp14:editId="4A726324">
             <wp:extent cx="4159489" cy="1826886"/>
@@ -9211,27 +15224,7 @@
                 <w:szCs w:val="22"/>
                 <w:lang w:val="en-US"/>
               </w:rPr>
-              <w:t xml:space="preserve">INT [1], </w:t>
-            </w:r>
-            <w:proofErr w:type="gramStart"/>
-            <w:r>
-              <w:rPr>
-                <w:rFonts w:ascii="Calibri" w:eastAsia="Calibri" w:hAnsi="Calibri" w:cs="Calibri"/>
-                <w:sz w:val="22"/>
-                <w:szCs w:val="22"/>
-                <w:lang w:val="en-US"/>
-              </w:rPr>
-              <w:t>VARCHAR’S[</w:t>
-            </w:r>
-            <w:proofErr w:type="gramEnd"/>
-            <w:r>
-              <w:rPr>
-                <w:rFonts w:ascii="Calibri" w:eastAsia="Calibri" w:hAnsi="Calibri" w:cs="Calibri"/>
-                <w:sz w:val="22"/>
-                <w:szCs w:val="22"/>
-                <w:lang w:val="en-US"/>
-              </w:rPr>
-              <w:t>(20 +2),</w:t>
+              <w:t>INT [1], VARCHAR’S[(20 +2),</w:t>
             </w:r>
             <w:r>
               <w:rPr>
@@ -9506,27 +15499,7 @@
                 <w:szCs w:val="22"/>
                 <w:lang w:val="en-US"/>
               </w:rPr>
-              <w:t xml:space="preserve">(50 +2), (50 +2), (12 +2), (50 +2)], </w:t>
-            </w:r>
-            <w:proofErr w:type="gramStart"/>
-            <w:r>
-              <w:rPr>
-                <w:rFonts w:ascii="Calibri" w:eastAsia="Calibri" w:hAnsi="Calibri" w:cs="Calibri"/>
-                <w:sz w:val="22"/>
-                <w:szCs w:val="22"/>
-                <w:lang w:val="en-US"/>
-              </w:rPr>
-              <w:t>DATE[</w:t>
-            </w:r>
-            <w:proofErr w:type="gramEnd"/>
-            <w:r>
-              <w:rPr>
-                <w:rFonts w:ascii="Calibri" w:eastAsia="Calibri" w:hAnsi="Calibri" w:cs="Calibri"/>
-                <w:sz w:val="22"/>
-                <w:szCs w:val="22"/>
-                <w:lang w:val="en-US"/>
-              </w:rPr>
-              <w:t>1]</w:t>
+              <w:t>(50 +2), (50 +2), (12 +2), (50 +2)], DATE[1]</w:t>
             </w:r>
           </w:p>
         </w:tc>
@@ -9718,7 +15691,6 @@
                 <w:szCs w:val="22"/>
               </w:rPr>
             </w:pPr>
-            <w:proofErr w:type="spellStart"/>
             <w:r>
               <w:rPr>
                 <w:rFonts w:ascii="Calibri" w:eastAsia="Calibri" w:hAnsi="Calibri" w:cs="Calibri"/>
@@ -9729,7 +15701,6 @@
               </w:rPr>
               <w:t>CategoriaMiembros</w:t>
             </w:r>
-            <w:proofErr w:type="spellEnd"/>
           </w:p>
         </w:tc>
         <w:tc>
@@ -9892,6 +15863,7 @@
                 <w:sz w:val="22"/>
                 <w:szCs w:val="22"/>
               </w:rPr>
+              <w:lastRenderedPageBreak/>
               <w:t>~</w:t>
             </w:r>
             <w:r>
@@ -9965,6 +15937,7 @@
                 <w:sz w:val="22"/>
                 <w:szCs w:val="22"/>
               </w:rPr>
+              <w:lastRenderedPageBreak/>
               <w:t>Clases</w:t>
             </w:r>
           </w:p>
@@ -10355,7 +16328,6 @@
                 <w:szCs w:val="22"/>
               </w:rPr>
             </w:pPr>
-            <w:proofErr w:type="spellStart"/>
             <w:r>
               <w:rPr>
                 <w:rFonts w:ascii="Calibri" w:eastAsia="Calibri" w:hAnsi="Calibri" w:cs="Calibri"/>
@@ -10366,7 +16338,6 @@
               </w:rPr>
               <w:t>Utilerias</w:t>
             </w:r>
-            <w:proofErr w:type="spellEnd"/>
           </w:p>
         </w:tc>
         <w:tc>
@@ -10597,7 +16568,6 @@
                 <w:sz w:val="22"/>
                 <w:szCs w:val="22"/>
               </w:rPr>
-              <w:lastRenderedPageBreak/>
               <w:t>Mantenimientos</w:t>
             </w:r>
           </w:p>
@@ -10845,59 +16815,13 @@
                 <w:szCs w:val="22"/>
               </w:rPr>
             </w:pPr>
-            <w:proofErr w:type="gramStart"/>
-            <w:r>
-              <w:rPr>
-                <w:rFonts w:ascii="Calibri" w:eastAsia="Calibri" w:hAnsi="Calibri" w:cs="Calibri"/>
-                <w:sz w:val="22"/>
-                <w:szCs w:val="22"/>
-              </w:rPr>
-              <w:t>INT’S[</w:t>
-            </w:r>
-            <w:proofErr w:type="gramEnd"/>
-            <w:r>
-              <w:rPr>
-                <w:rFonts w:ascii="Calibri" w:eastAsia="Calibri" w:hAnsi="Calibri" w:cs="Calibri"/>
-                <w:sz w:val="22"/>
-                <w:szCs w:val="22"/>
-              </w:rPr>
-              <w:t xml:space="preserve">1, 1, 1], </w:t>
-            </w:r>
-            <w:proofErr w:type="gramStart"/>
-            <w:r>
-              <w:rPr>
-                <w:rFonts w:ascii="Calibri" w:eastAsia="Calibri" w:hAnsi="Calibri" w:cs="Calibri"/>
-                <w:sz w:val="22"/>
-                <w:szCs w:val="22"/>
-              </w:rPr>
-              <w:t>DECIMAL[</w:t>
-            </w:r>
-            <w:proofErr w:type="gramEnd"/>
-            <w:r>
-              <w:rPr>
-                <w:rFonts w:ascii="Calibri" w:eastAsia="Calibri" w:hAnsi="Calibri" w:cs="Calibri"/>
-                <w:sz w:val="22"/>
-                <w:szCs w:val="22"/>
-              </w:rPr>
-              <w:t xml:space="preserve">(10, 2)], </w:t>
-            </w:r>
-            <w:proofErr w:type="gramStart"/>
-            <w:r>
-              <w:rPr>
-                <w:rFonts w:ascii="Calibri" w:eastAsia="Calibri" w:hAnsi="Calibri" w:cs="Calibri"/>
-                <w:sz w:val="22"/>
-                <w:szCs w:val="22"/>
-              </w:rPr>
-              <w:t>VARCHAR[</w:t>
-            </w:r>
-            <w:proofErr w:type="gramEnd"/>
-            <w:r>
-              <w:rPr>
-                <w:rFonts w:ascii="Calibri" w:eastAsia="Calibri" w:hAnsi="Calibri" w:cs="Calibri"/>
-                <w:sz w:val="22"/>
-                <w:szCs w:val="22"/>
-              </w:rPr>
-              <w:t>(50</w:t>
+            <w:r>
+              <w:rPr>
+                <w:rFonts w:ascii="Calibri" w:eastAsia="Calibri" w:hAnsi="Calibri" w:cs="Calibri"/>
+                <w:sz w:val="22"/>
+                <w:szCs w:val="22"/>
+              </w:rPr>
+              <w:t>INT’S[1, 1, 1], DECIMAL[(10, 2)], VARCHAR[(50</w:t>
             </w:r>
             <w:r>
               <w:rPr>
@@ -11051,7 +16975,6 @@
                 <w:szCs w:val="22"/>
               </w:rPr>
             </w:pPr>
-            <w:proofErr w:type="spellStart"/>
             <w:r>
               <w:rPr>
                 <w:rFonts w:ascii="Calibri" w:eastAsia="Calibri" w:hAnsi="Calibri" w:cs="Calibri"/>
@@ -11062,7 +16985,6 @@
               </w:rPr>
               <w:t>Pagos_Archivados</w:t>
             </w:r>
-            <w:proofErr w:type="spellEnd"/>
           </w:p>
         </w:tc>
         <w:tc>
@@ -11084,7 +17006,6 @@
                 <w:szCs w:val="22"/>
               </w:rPr>
             </w:pPr>
-            <w:proofErr w:type="gramStart"/>
             <w:r>
               <w:rPr>
                 <w:rFonts w:ascii="Calibri" w:eastAsia="Calibri" w:hAnsi="Calibri" w:cs="Calibri"/>
@@ -11092,97 +17013,7 @@
                 <w:szCs w:val="22"/>
                 <w:lang w:val="en-US"/>
               </w:rPr>
-              <w:t>INT’S[</w:t>
-            </w:r>
-            <w:proofErr w:type="gramEnd"/>
-            <w:r>
-              <w:rPr>
-                <w:rFonts w:ascii="Calibri" w:eastAsia="Calibri" w:hAnsi="Calibri" w:cs="Calibri"/>
-                <w:sz w:val="22"/>
-                <w:szCs w:val="22"/>
-                <w:lang w:val="en-US"/>
-              </w:rPr>
-              <w:t xml:space="preserve">1, 1, 1], </w:t>
-            </w:r>
-            <w:proofErr w:type="gramStart"/>
-            <w:r>
-              <w:rPr>
-                <w:rFonts w:ascii="Calibri" w:eastAsia="Calibri" w:hAnsi="Calibri" w:cs="Calibri"/>
-                <w:sz w:val="22"/>
-                <w:szCs w:val="22"/>
-                <w:lang w:val="en-US"/>
-              </w:rPr>
-              <w:t>DATE[</w:t>
-            </w:r>
-            <w:proofErr w:type="gramEnd"/>
-            <w:r>
-              <w:rPr>
-                <w:rFonts w:ascii="Calibri" w:eastAsia="Calibri" w:hAnsi="Calibri" w:cs="Calibri"/>
-                <w:sz w:val="22"/>
-                <w:szCs w:val="22"/>
-                <w:lang w:val="en-US"/>
-              </w:rPr>
-              <w:t xml:space="preserve">1], </w:t>
-            </w:r>
-            <w:proofErr w:type="gramStart"/>
-            <w:r>
-              <w:rPr>
-                <w:rFonts w:ascii="Calibri" w:eastAsia="Calibri" w:hAnsi="Calibri" w:cs="Calibri"/>
-                <w:sz w:val="22"/>
-                <w:szCs w:val="22"/>
-                <w:lang w:val="en-US"/>
-              </w:rPr>
-              <w:t>DECIMAL[</w:t>
-            </w:r>
-            <w:proofErr w:type="gramEnd"/>
-            <w:r>
-              <w:rPr>
-                <w:rFonts w:ascii="Calibri" w:eastAsia="Calibri" w:hAnsi="Calibri" w:cs="Calibri"/>
-                <w:sz w:val="22"/>
-                <w:szCs w:val="22"/>
-                <w:lang w:val="en-US"/>
-              </w:rPr>
-              <w:t xml:space="preserve">(10, 2)], </w:t>
-            </w:r>
-            <w:proofErr w:type="gramStart"/>
-            <w:r>
-              <w:rPr>
-                <w:rFonts w:ascii="Calibri" w:eastAsia="Calibri" w:hAnsi="Calibri" w:cs="Calibri"/>
-                <w:sz w:val="22"/>
-                <w:szCs w:val="22"/>
-                <w:lang w:val="en-US"/>
-              </w:rPr>
-              <w:t>VARCHAR[</w:t>
-            </w:r>
-            <w:proofErr w:type="gramEnd"/>
-            <w:r>
-              <w:rPr>
-                <w:rFonts w:ascii="Calibri" w:eastAsia="Calibri" w:hAnsi="Calibri" w:cs="Calibri"/>
-                <w:sz w:val="22"/>
-                <w:szCs w:val="22"/>
-                <w:lang w:val="en-US"/>
-              </w:rPr>
-              <w:t xml:space="preserve">(50 +2), (100 +2)], </w:t>
-            </w:r>
-            <w:proofErr w:type="gramStart"/>
-            <w:r>
-              <w:rPr>
-                <w:rFonts w:ascii="Calibri" w:eastAsia="Calibri" w:hAnsi="Calibri" w:cs="Calibri"/>
-                <w:sz w:val="22"/>
-                <w:szCs w:val="22"/>
-                <w:lang w:val="en-US"/>
-              </w:rPr>
-              <w:t>DATETIME[</w:t>
-            </w:r>
-            <w:proofErr w:type="gramEnd"/>
-            <w:r>
-              <w:rPr>
-                <w:rFonts w:ascii="Calibri" w:eastAsia="Calibri" w:hAnsi="Calibri" w:cs="Calibri"/>
-                <w:sz w:val="22"/>
-                <w:szCs w:val="22"/>
-                <w:lang w:val="en-US"/>
-              </w:rPr>
-              <w:t>1]</w:t>
+              <w:t>INT’S[1, 1, 1], DATE[1], DECIMAL[(10, 2)], VARCHAR[(50 +2), (100 +2)], DATETIME[1]</w:t>
             </w:r>
           </w:p>
         </w:tc>
@@ -11379,77 +17210,7 @@
         <w:rPr>
           <w:rFonts w:ascii="Arial" w:eastAsia="Arial" w:hAnsi="Arial" w:cs="Arial"/>
         </w:rPr>
-        <w:t>La estrategia de Respaldo y Recuperación (</w:t>
-      </w:r>
-      <w:proofErr w:type="spellStart"/>
-      <w:r>
-        <w:rPr>
-          <w:rFonts w:ascii="Arial" w:eastAsia="Arial" w:hAnsi="Arial" w:cs="Arial"/>
-        </w:rPr>
-        <w:t>Backup</w:t>
-      </w:r>
-      <w:proofErr w:type="spellEnd"/>
-      <w:r>
-        <w:rPr>
-          <w:rFonts w:ascii="Arial" w:eastAsia="Arial" w:hAnsi="Arial" w:cs="Arial"/>
-        </w:rPr>
-        <w:t xml:space="preserve"> y </w:t>
-      </w:r>
-      <w:proofErr w:type="spellStart"/>
-      <w:r>
-        <w:rPr>
-          <w:rFonts w:ascii="Arial" w:eastAsia="Arial" w:hAnsi="Arial" w:cs="Arial"/>
-        </w:rPr>
-        <w:t>Restore</w:t>
-      </w:r>
-      <w:proofErr w:type="spellEnd"/>
-      <w:r>
-        <w:rPr>
-          <w:rFonts w:ascii="Arial" w:eastAsia="Arial" w:hAnsi="Arial" w:cs="Arial"/>
-        </w:rPr>
-        <w:t xml:space="preserve">) propuesta utiliza SQL Server </w:t>
-      </w:r>
-      <w:proofErr w:type="spellStart"/>
-      <w:r>
-        <w:rPr>
-          <w:rFonts w:ascii="Arial" w:eastAsia="Arial" w:hAnsi="Arial" w:cs="Arial"/>
-        </w:rPr>
-        <w:t>Agent</w:t>
-      </w:r>
-      <w:proofErr w:type="spellEnd"/>
-      <w:r>
-        <w:rPr>
-          <w:rFonts w:ascii="Arial" w:eastAsia="Arial" w:hAnsi="Arial" w:cs="Arial"/>
-        </w:rPr>
-        <w:t xml:space="preserve"> Jobs para garantizar la consistencia y la minimización de la pérdida de datos (RPO - </w:t>
-      </w:r>
-      <w:proofErr w:type="spellStart"/>
-      <w:r>
-        <w:rPr>
-          <w:rFonts w:ascii="Arial" w:eastAsia="Arial" w:hAnsi="Arial" w:cs="Arial"/>
-        </w:rPr>
-        <w:t>Recovery</w:t>
-      </w:r>
-      <w:proofErr w:type="spellEnd"/>
-      <w:r>
-        <w:rPr>
-          <w:rFonts w:ascii="Arial" w:eastAsia="Arial" w:hAnsi="Arial" w:cs="Arial"/>
-        </w:rPr>
-        <w:t xml:space="preserve"> Point </w:t>
-      </w:r>
-      <w:proofErr w:type="spellStart"/>
-      <w:r>
-        <w:rPr>
-          <w:rFonts w:ascii="Arial" w:eastAsia="Arial" w:hAnsi="Arial" w:cs="Arial"/>
-        </w:rPr>
-        <w:t>Objective</w:t>
-      </w:r>
-      <w:proofErr w:type="spellEnd"/>
-      <w:r>
-        <w:rPr>
-          <w:rFonts w:ascii="Arial" w:eastAsia="Arial" w:hAnsi="Arial" w:cs="Arial"/>
-        </w:rPr>
-        <w:t>).</w:t>
+        <w:t>La estrategia de Respaldo y Recuperación (Backup y Restore) propuesta utiliza SQL Server Agent Jobs para garantizar la consistencia y la minimización de la pérdida de datos (RPO - Recovery Point Objective).</w:t>
       </w:r>
     </w:p>
     <w:tbl>
@@ -11545,21 +17306,7 @@
               <w:rPr>
                 <w:rFonts w:ascii="Arial" w:eastAsia="Arial" w:hAnsi="Arial" w:cs="Arial"/>
               </w:rPr>
-              <w:t xml:space="preserve">Full </w:t>
-            </w:r>
-            <w:proofErr w:type="spellStart"/>
-            <w:r>
-              <w:rPr>
-                <w:rFonts w:ascii="Arial" w:eastAsia="Arial" w:hAnsi="Arial" w:cs="Arial"/>
-              </w:rPr>
-              <w:t>Backup</w:t>
-            </w:r>
-            <w:proofErr w:type="spellEnd"/>
-            <w:r>
-              <w:rPr>
-                <w:rFonts w:ascii="Arial" w:eastAsia="Arial" w:hAnsi="Arial" w:cs="Arial"/>
-              </w:rPr>
-              <w:t xml:space="preserve"> (Toda la BD)</w:t>
+              <w:t>Full Backup (Toda la BD)</w:t>
             </w:r>
           </w:p>
         </w:tc>
@@ -11611,33 +17358,11 @@
                 <w:rFonts w:ascii="Arial" w:eastAsia="Arial" w:hAnsi="Arial" w:cs="Arial"/>
               </w:rPr>
             </w:pPr>
-            <w:proofErr w:type="spellStart"/>
-            <w:r>
-              <w:rPr>
-                <w:rFonts w:ascii="Arial" w:eastAsia="Arial" w:hAnsi="Arial" w:cs="Arial"/>
-              </w:rPr>
-              <w:t>Differential</w:t>
-            </w:r>
-            <w:proofErr w:type="spellEnd"/>
-            <w:r>
-              <w:rPr>
-                <w:rFonts w:ascii="Arial" w:eastAsia="Arial" w:hAnsi="Arial" w:cs="Arial"/>
-              </w:rPr>
-              <w:t xml:space="preserve"> </w:t>
-            </w:r>
-            <w:proofErr w:type="spellStart"/>
-            <w:r>
-              <w:rPr>
-                <w:rFonts w:ascii="Arial" w:eastAsia="Arial" w:hAnsi="Arial" w:cs="Arial"/>
-              </w:rPr>
-              <w:t>Backup</w:t>
-            </w:r>
-            <w:proofErr w:type="spellEnd"/>
-            <w:r>
-              <w:rPr>
-                <w:rFonts w:ascii="Arial" w:eastAsia="Arial" w:hAnsi="Arial" w:cs="Arial"/>
-              </w:rPr>
-              <w:t xml:space="preserve"> (Diferencial)</w:t>
+            <w:r>
+              <w:rPr>
+                <w:rFonts w:ascii="Arial" w:eastAsia="Arial" w:hAnsi="Arial" w:cs="Arial"/>
+              </w:rPr>
+              <w:t>Differential Backup (Diferencial)</w:t>
             </w:r>
           </w:p>
         </w:tc>
@@ -11673,21 +17398,7 @@
               <w:rPr>
                 <w:rFonts w:ascii="Arial" w:eastAsia="Arial" w:hAnsi="Arial" w:cs="Arial"/>
               </w:rPr>
-              <w:t xml:space="preserve">Solo respalda los cambios ocurridos desde el último Full </w:t>
-            </w:r>
-            <w:proofErr w:type="spellStart"/>
-            <w:r>
-              <w:rPr>
-                <w:rFonts w:ascii="Arial" w:eastAsia="Arial" w:hAnsi="Arial" w:cs="Arial"/>
-              </w:rPr>
-              <w:t>Backup</w:t>
-            </w:r>
-            <w:proofErr w:type="spellEnd"/>
-            <w:r>
-              <w:rPr>
-                <w:rFonts w:ascii="Arial" w:eastAsia="Arial" w:hAnsi="Arial" w:cs="Arial"/>
-              </w:rPr>
-              <w:t>, reduciendo el tiempo y el espacio de almacenamiento.</w:t>
+              <w:t>Solo respalda los cambios ocurridos desde el último Full Backup, reduciendo el tiempo y el espacio de almacenamiento.</w:t>
             </w:r>
           </w:p>
         </w:tc>
@@ -11703,19 +17414,12 @@
                 <w:rFonts w:ascii="Arial" w:eastAsia="Arial" w:hAnsi="Arial" w:cs="Arial"/>
               </w:rPr>
             </w:pPr>
-            <w:proofErr w:type="spellStart"/>
-            <w:r>
-              <w:rPr>
-                <w:rFonts w:ascii="Arial" w:eastAsia="Arial" w:hAnsi="Arial" w:cs="Arial"/>
-              </w:rPr>
-              <w:t>Backup</w:t>
-            </w:r>
-            <w:proofErr w:type="spellEnd"/>
-            <w:r>
-              <w:rPr>
-                <w:rFonts w:ascii="Arial" w:eastAsia="Arial" w:hAnsi="Arial" w:cs="Arial"/>
-              </w:rPr>
-              <w:t xml:space="preserve"> Log (Registro de transacciones)</w:t>
+            <w:r>
+              <w:rPr>
+                <w:rFonts w:ascii="Arial" w:eastAsia="Arial" w:hAnsi="Arial" w:cs="Arial"/>
+              </w:rPr>
+              <w:lastRenderedPageBreak/>
+              <w:t>Backup Log (Registro de transacciones)</w:t>
             </w:r>
           </w:p>
         </w:tc>
@@ -11765,21 +17469,7 @@
               <w:rPr>
                 <w:rFonts w:ascii="Arial" w:eastAsia="Arial" w:hAnsi="Arial" w:cs="Arial"/>
               </w:rPr>
-              <w:t xml:space="preserve"> (Point-in-Time </w:t>
-            </w:r>
-            <w:proofErr w:type="spellStart"/>
-            <w:r>
-              <w:rPr>
-                <w:rFonts w:ascii="Arial" w:eastAsia="Arial" w:hAnsi="Arial" w:cs="Arial"/>
-              </w:rPr>
-              <w:t>Recovery</w:t>
-            </w:r>
-            <w:proofErr w:type="spellEnd"/>
-            <w:r>
-              <w:rPr>
-                <w:rFonts w:ascii="Arial" w:eastAsia="Arial" w:hAnsi="Arial" w:cs="Arial"/>
-              </w:rPr>
-              <w:t>), minimizando la pérdida de datos (RPO) a solo unas horas de actividad.</w:t>
+              <w:t xml:space="preserve"> (Point-in-Time Recovery), minimizando la pérdida de datos (RPO) a solo unas horas de actividad.</w:t>
             </w:r>
           </w:p>
         </w:tc>
@@ -11816,19 +17506,7 @@
         <w:rPr>
           <w:rFonts w:ascii="Arial" w:eastAsia="Arial" w:hAnsi="Arial" w:cs="Arial"/>
         </w:rPr>
-        <w:t>tro plan de recuperación consta de un RTO con máximo de 4 pasos y un mínimo de 2 pasos para la recuperación. Además de un RPO de al menos 6 horas de información perdida. Este método hibrido asegura un</w:t>
-      </w:r>
-      <w:r>
-        <w:rPr>
-          <w:rFonts w:ascii="Arial" w:eastAsia="Arial" w:hAnsi="Arial" w:cs="Arial"/>
-        </w:rPr>
-        <w:t>a</w:t>
-      </w:r>
-      <w:r>
-        <w:rPr>
-          <w:rFonts w:ascii="Arial" w:eastAsia="Arial" w:hAnsi="Arial" w:cs="Arial"/>
-        </w:rPr>
-        <w:t xml:space="preserve"> recuperación total de nuestra base de datos.</w:t>
+        <w:t>tro plan de recuperación consta de un RTO con máximo de 4 pasos y un mínimo de 2 pasos para la recuperación. Además de un RPO de al menos 6 horas de información perdida. Este método hibrido asegura una recuperación total de nuestra base de datos.</w:t>
       </w:r>
     </w:p>
     <w:p>
@@ -14215,21 +19893,7 @@
         <w:rPr>
           <w:rFonts w:ascii="Arial" w:eastAsia="Arial" w:hAnsi="Arial" w:cs="Arial"/>
         </w:rPr>
-        <w:t xml:space="preserve">Evidencia de </w:t>
-      </w:r>
-      <w:proofErr w:type="spellStart"/>
-      <w:r>
-        <w:rPr>
-          <w:rFonts w:ascii="Arial" w:eastAsia="Arial" w:hAnsi="Arial" w:cs="Arial"/>
-        </w:rPr>
-        <w:t>Backups</w:t>
-      </w:r>
-      <w:proofErr w:type="spellEnd"/>
-      <w:r>
-        <w:rPr>
-          <w:rFonts w:ascii="Arial" w:eastAsia="Arial" w:hAnsi="Arial" w:cs="Arial"/>
-        </w:rPr>
-        <w:t xml:space="preserve"> y Jobs exitosos </w:t>
+        <w:t xml:space="preserve">Evidencia de Backups y Jobs exitosos </w:t>
       </w:r>
     </w:p>
     <w:p>
@@ -14404,29 +20068,8 @@
                 <w:sz w:val="22"/>
                 <w:szCs w:val="22"/>
               </w:rPr>
-              <w:t xml:space="preserve">Restaurar </w:t>
-            </w:r>
-            <w:proofErr w:type="spellStart"/>
-            <w:r>
-              <w:rPr>
-                <w:rFonts w:ascii="Calibri" w:eastAsia="Calibri" w:hAnsi="Calibri" w:cs="Calibri"/>
-                <w:b/>
-                <w:bCs/>
-                <w:sz w:val="22"/>
-                <w:szCs w:val="22"/>
-              </w:rPr>
-              <w:t>Backup</w:t>
-            </w:r>
-            <w:proofErr w:type="spellEnd"/>
-            <w:r>
-              <w:rPr>
-                <w:rFonts w:ascii="Calibri" w:eastAsia="Calibri" w:hAnsi="Calibri" w:cs="Calibri"/>
-                <w:b/>
-                <w:bCs/>
-                <w:sz w:val="22"/>
-                <w:szCs w:val="22"/>
-              </w:rPr>
-              <w:t xml:space="preserve"> Full</w:t>
+              <w:lastRenderedPageBreak/>
+              <w:t>Restaurar Backup Full</w:t>
             </w:r>
           </w:p>
         </w:tc>
@@ -14452,21 +20095,7 @@
               <w:rPr>
                 <w:rFonts w:ascii="Calibri" w:eastAsia="Calibri" w:hAnsi="Calibri" w:cs="Calibri"/>
               </w:rPr>
-              <w:t xml:space="preserve">Restaurar el último </w:t>
-            </w:r>
-            <w:proofErr w:type="spellStart"/>
-            <w:r>
-              <w:rPr>
-                <w:rFonts w:ascii="Calibri" w:eastAsia="Calibri" w:hAnsi="Calibri" w:cs="Calibri"/>
-              </w:rPr>
-              <w:t>Backup</w:t>
-            </w:r>
-            <w:proofErr w:type="spellEnd"/>
-            <w:r>
-              <w:rPr>
-                <w:rFonts w:ascii="Calibri" w:eastAsia="Calibri" w:hAnsi="Calibri" w:cs="Calibri"/>
-              </w:rPr>
-              <w:t xml:space="preserve"> Full Semanal (con la opción NORECOVERY).</w:t>
+              <w:t>Restaurar el último Backup Full Semanal (con la opción NORECOVERY).</w:t>
             </w:r>
           </w:p>
         </w:tc>
@@ -14527,29 +20156,7 @@
                 <w:sz w:val="22"/>
                 <w:szCs w:val="22"/>
               </w:rPr>
-              <w:t xml:space="preserve">Restaurar </w:t>
-            </w:r>
-            <w:proofErr w:type="spellStart"/>
-            <w:r>
-              <w:rPr>
-                <w:rFonts w:ascii="Calibri" w:eastAsia="Calibri" w:hAnsi="Calibri" w:cs="Calibri"/>
-                <w:b/>
-                <w:bCs/>
-                <w:sz w:val="22"/>
-                <w:szCs w:val="22"/>
-              </w:rPr>
-              <w:t>Backup</w:t>
-            </w:r>
-            <w:proofErr w:type="spellEnd"/>
-            <w:r>
-              <w:rPr>
-                <w:rFonts w:ascii="Calibri" w:eastAsia="Calibri" w:hAnsi="Calibri" w:cs="Calibri"/>
-                <w:b/>
-                <w:bCs/>
-                <w:sz w:val="22"/>
-                <w:szCs w:val="22"/>
-              </w:rPr>
-              <w:t xml:space="preserve"> Diferencial</w:t>
+              <w:t>Restaurar Backup Diferencial</w:t>
             </w:r>
           </w:p>
         </w:tc>
@@ -14575,21 +20182,7 @@
               <w:rPr>
                 <w:rFonts w:ascii="Calibri" w:eastAsia="Calibri" w:hAnsi="Calibri" w:cs="Calibri"/>
               </w:rPr>
-              <w:t xml:space="preserve">Restaurar el último </w:t>
-            </w:r>
-            <w:proofErr w:type="spellStart"/>
-            <w:r>
-              <w:rPr>
-                <w:rFonts w:ascii="Calibri" w:eastAsia="Calibri" w:hAnsi="Calibri" w:cs="Calibri"/>
-              </w:rPr>
-              <w:t>Backup</w:t>
-            </w:r>
-            <w:proofErr w:type="spellEnd"/>
-            <w:r>
-              <w:rPr>
-                <w:rFonts w:ascii="Calibri" w:eastAsia="Calibri" w:hAnsi="Calibri" w:cs="Calibri"/>
-              </w:rPr>
-              <w:t xml:space="preserve"> Diferencial (con la opción NORECOVERY) que contenga todos los cambios hasta la noche anterior al fallo.</w:t>
+              <w:t>Restaurar el último Backup Diferencial (con la opción NORECOVERY) que contenga todos los cambios hasta la noche anterior al fallo.</w:t>
             </w:r>
           </w:p>
         </w:tc>
@@ -14615,21 +20208,7 @@
               <w:rPr>
                 <w:rFonts w:ascii="Calibri" w:eastAsia="Calibri" w:hAnsi="Calibri" w:cs="Calibri"/>
               </w:rPr>
-              <w:t xml:space="preserve">Aplica todos los cambios posteriores al </w:t>
-            </w:r>
-            <w:proofErr w:type="spellStart"/>
-            <w:r>
-              <w:rPr>
-                <w:rFonts w:ascii="Calibri" w:eastAsia="Calibri" w:hAnsi="Calibri" w:cs="Calibri"/>
-              </w:rPr>
-              <w:t>Backup</w:t>
-            </w:r>
-            <w:proofErr w:type="spellEnd"/>
-            <w:r>
-              <w:rPr>
-                <w:rFonts w:ascii="Calibri" w:eastAsia="Calibri" w:hAnsi="Calibri" w:cs="Calibri"/>
-              </w:rPr>
-              <w:t xml:space="preserve"> Full de manera eficiente, llevando la base de datos al estado de la noche anterior.</w:t>
+              <w:t>Aplica todos los cambios posteriores al Backup Full de manera eficiente, llevando la base de datos al estado de la noche anterior.</w:t>
             </w:r>
           </w:p>
         </w:tc>
@@ -14690,49 +20269,7 @@
               <w:rPr>
                 <w:rFonts w:ascii="Calibri" w:eastAsia="Calibri" w:hAnsi="Calibri" w:cs="Calibri"/>
               </w:rPr>
-              <w:t xml:space="preserve">Restaurar todos los </w:t>
-            </w:r>
-            <w:proofErr w:type="spellStart"/>
-            <w:r>
-              <w:rPr>
-                <w:rFonts w:ascii="Calibri" w:eastAsia="Calibri" w:hAnsi="Calibri" w:cs="Calibri"/>
-              </w:rPr>
-              <w:t>Transaction</w:t>
-            </w:r>
-            <w:proofErr w:type="spellEnd"/>
-            <w:r>
-              <w:rPr>
-                <w:rFonts w:ascii="Calibri" w:eastAsia="Calibri" w:hAnsi="Calibri" w:cs="Calibri"/>
-              </w:rPr>
-              <w:t xml:space="preserve"> Log </w:t>
-            </w:r>
-            <w:proofErr w:type="spellStart"/>
-            <w:r>
-              <w:rPr>
-                <w:rFonts w:ascii="Calibri" w:eastAsia="Calibri" w:hAnsi="Calibri" w:cs="Calibri"/>
-              </w:rPr>
-              <w:t>Backups</w:t>
-            </w:r>
-            <w:proofErr w:type="spellEnd"/>
-            <w:r>
-              <w:rPr>
-                <w:rFonts w:ascii="Calibri" w:eastAsia="Calibri" w:hAnsi="Calibri" w:cs="Calibri"/>
-              </w:rPr>
-              <w:t xml:space="preserve"> en secuencia, hasta el punto justo antes del momento del fallo (usando WITH RECOVERY en el último log o log </w:t>
-            </w:r>
-            <w:proofErr w:type="spellStart"/>
-            <w:r>
-              <w:rPr>
-                <w:rFonts w:ascii="Calibri" w:eastAsia="Calibri" w:hAnsi="Calibri" w:cs="Calibri"/>
-              </w:rPr>
-              <w:t>restore</w:t>
-            </w:r>
-            <w:proofErr w:type="spellEnd"/>
-            <w:r>
-              <w:rPr>
-                <w:rFonts w:ascii="Calibri" w:eastAsia="Calibri" w:hAnsi="Calibri" w:cs="Calibri"/>
-              </w:rPr>
-              <w:t>).</w:t>
+              <w:t>Restaurar todos los Transaction Log Backups en secuencia, hasta el punto justo antes del momento del fallo (usando WITH RECOVERY en el último log o log restore).</w:t>
             </w:r>
           </w:p>
         </w:tc>
@@ -14758,21 +20295,7 @@
               <w:rPr>
                 <w:rFonts w:ascii="Calibri" w:eastAsia="Calibri" w:hAnsi="Calibri" w:cs="Calibri"/>
               </w:rPr>
-              <w:t xml:space="preserve">Aplica las transacciones casi en tiempo real, logrando una recuperación hasta el punto en el tiempo (Point-in-Time </w:t>
-            </w:r>
-            <w:proofErr w:type="spellStart"/>
-            <w:r>
-              <w:rPr>
-                <w:rFonts w:ascii="Calibri" w:eastAsia="Calibri" w:hAnsi="Calibri" w:cs="Calibri"/>
-              </w:rPr>
-              <w:t>Recovery</w:t>
-            </w:r>
-            <w:proofErr w:type="spellEnd"/>
-            <w:r>
-              <w:rPr>
-                <w:rFonts w:ascii="Calibri" w:eastAsia="Calibri" w:hAnsi="Calibri" w:cs="Calibri"/>
-              </w:rPr>
-              <w:t>), minimizando la pérdida de datos.</w:t>
+              <w:t>Aplica las transacciones casi en tiempo real, logrando una recuperación hasta el punto en el tiempo (Point-in-Time Recovery), minimizando la pérdida de datos.</w:t>
             </w:r>
           </w:p>
         </w:tc>
@@ -14790,7 +20313,10 @@
           <w:lang w:val="es-419"/>
         </w:rPr>
       </w:pPr>
-      <w:r>
+    </w:p>
+    <w:p>
+      <w:pPr>
+        <w:spacing w:after="160" w:line="278" w:lineRule="auto"/>
         <w:rPr>
           <w:rFonts w:ascii="Arial" w:eastAsia="Arial" w:hAnsi="Arial" w:cs="Arial"/>
           <w:b/>
@@ -14799,7 +20325,29 @@
           <w:szCs w:val="28"/>
           <w:lang w:val="es-419"/>
         </w:rPr>
-        <w:lastRenderedPageBreak/>
+      </w:pPr>
+    </w:p>
+    <w:p>
+      <w:pPr>
+        <w:spacing w:after="160" w:line="278" w:lineRule="auto"/>
+        <w:rPr>
+          <w:rFonts w:ascii="Arial" w:eastAsia="Arial" w:hAnsi="Arial" w:cs="Arial"/>
+          <w:b/>
+          <w:bCs/>
+          <w:sz w:val="28"/>
+          <w:szCs w:val="28"/>
+          <w:lang w:val="es-419"/>
+        </w:rPr>
+      </w:pPr>
+      <w:r>
+        <w:rPr>
+          <w:rFonts w:ascii="Arial" w:eastAsia="Arial" w:hAnsi="Arial" w:cs="Arial"/>
+          <w:b/>
+          <w:bCs/>
+          <w:sz w:val="28"/>
+          <w:szCs w:val="28"/>
+          <w:lang w:val="es-419"/>
+        </w:rPr>
         <w:t>LINK’S:</w:t>
       </w:r>
     </w:p>
@@ -14903,7 +20451,6 @@
         </w:rPr>
         <w:fldChar w:fldCharType="end"/>
       </w:r>
-      <w:proofErr w:type="spellStart"/>
       <w:r>
         <w:rPr>
           <w:rFonts w:ascii="Arial" w:eastAsia="Arial" w:hAnsi="Arial" w:cs="Arial"/>
@@ -14922,7 +20469,6 @@
         </w:rPr>
         <w:t>o</w:t>
       </w:r>
-      <w:proofErr w:type="spellEnd"/>
       <w:r>
         <w:rPr>
           <w:rFonts w:ascii="Arial" w:eastAsia="Arial" w:hAnsi="Arial" w:cs="Arial"/>
@@ -15067,6 +20613,7 @@
           <w:u w:val="single"/>
           <w14:ligatures w14:val="standardContextual"/>
         </w:rPr>
+        <w:lastRenderedPageBreak/>
         <w:drawing>
           <wp:inline distT="0" distB="0" distL="0" distR="0" wp14:anchorId="37D2D2CE" wp14:editId="7B33A39B">
             <wp:extent cx="6006905" cy="3429000"/>
@@ -19075,7 +24622,6 @@
   <w:style w:type="character" w:default="1" w:styleId="Fuentedeprrafopredeter">
     <w:name w:val="Default Paragraph Font"/>
     <w:uiPriority w:val="1"/>
-    <w:semiHidden/>
     <w:unhideWhenUsed/>
   </w:style>
   <w:style w:type="table" w:default="1" w:styleId="Tablanormal">
@@ -19768,6 +25314,27 @@
 </file>
 
 <file path=customXml/item1.xml><?xml version="1.0" encoding="utf-8"?>
+<b:Sources xmlns:b="http://schemas.openxmlformats.org/officeDocument/2006/bibliography" xmlns="http://schemas.openxmlformats.org/officeDocument/2006/bibliography" SelectedStyle="\APASixthEditionOfficeOnline.xsl" StyleName="APA" Version="6"/>
+</file>
+
+<file path=customXml/item2.xml><?xml version="1.0" encoding="utf-8"?>
+<p:properties xmlns:p="http://schemas.microsoft.com/office/2006/metadata/properties" xmlns:xsi="http://www.w3.org/2001/XMLSchema-instance" xmlns:pc="http://schemas.microsoft.com/office/infopath/2007/PartnerControls">
+  <documentManagement>
+    <_activity xmlns="bc13574f-39e5-4615-97f3-5e05321fa229" xsi:nil="true"/>
+  </documentManagement>
+</p:properties>
+</file>
+
+<file path=customXml/item3.xml><?xml version="1.0" encoding="utf-8"?>
+<?mso-contentType ?>
+<FormTemplates xmlns="http://schemas.microsoft.com/sharepoint/v3/contenttype/forms">
+  <Display>DocumentLibraryForm</Display>
+  <Edit>DocumentLibraryForm</Edit>
+  <New>DocumentLibraryForm</New>
+</FormTemplates>
+</file>
+
+<file path=customXml/item4.xml><?xml version="1.0" encoding="utf-8"?>
 <ct:contentTypeSchema xmlns:ct="http://schemas.microsoft.com/office/2006/metadata/contentType" xmlns:ma="http://schemas.microsoft.com/office/2006/metadata/properties/metaAttributes" ct:_="" ma:_="" ma:contentTypeName="Document" ma:contentTypeID="0x010100E66191C83D8EAA4CAA0EFCB6064C9924" ma:contentTypeVersion="5" ma:contentTypeDescription="Create a new document." ma:contentTypeScope="" ma:versionID="f544f5afb9b402274e7040132d23383a">
   <xsd:schema xmlns:xsd="http://www.w3.org/2001/XMLSchema" xmlns:xs="http://www.w3.org/2001/XMLSchema" xmlns:p="http://schemas.microsoft.com/office/2006/metadata/properties" xmlns:ns3="bc13574f-39e5-4615-97f3-5e05321fa229" targetNamespace="http://schemas.microsoft.com/office/2006/metadata/properties" ma:root="true" ma:fieldsID="bbb9865d7d716b72e72df292292f4f5f" ns3:_="">
     <xsd:import namespace="bc13574f-39e5-4615-97f3-5e05321fa229"/>
@@ -19917,28 +25484,33 @@
 </ct:contentTypeSchema>
 </file>
 
-<file path=customXml/item2.xml><?xml version="1.0" encoding="utf-8"?>
-<?mso-contentType ?>
-<FormTemplates xmlns="http://schemas.microsoft.com/sharepoint/v3/contenttype/forms">
-  <Display>DocumentLibraryForm</Display>
-  <Edit>DocumentLibraryForm</Edit>
-  <New>DocumentLibraryForm</New>
-</FormTemplates>
+<file path=customXml/itemProps1.xml><?xml version="1.0" encoding="utf-8"?>
+<ds:datastoreItem xmlns:ds="http://schemas.openxmlformats.org/officeDocument/2006/customXml" ds:itemID="{5DBC4682-CB01-411B-9E57-8A2C8DAC9F50}">
+  <ds:schemaRefs>
+    <ds:schemaRef ds:uri="http://schemas.openxmlformats.org/officeDocument/2006/bibliography"/>
+  </ds:schemaRefs>
+</ds:datastoreItem>
 </file>
 
-<file path=customXml/item3.xml><?xml version="1.0" encoding="utf-8"?>
-<p:properties xmlns:p="http://schemas.microsoft.com/office/2006/metadata/properties" xmlns:xsi="http://www.w3.org/2001/XMLSchema-instance" xmlns:pc="http://schemas.microsoft.com/office/infopath/2007/PartnerControls">
-  <documentManagement>
-    <_activity xmlns="bc13574f-39e5-4615-97f3-5e05321fa229" xsi:nil="true"/>
-  </documentManagement>
-</p:properties>
+<file path=customXml/itemProps2.xml><?xml version="1.0" encoding="utf-8"?>
+<ds:datastoreItem xmlns:ds="http://schemas.openxmlformats.org/officeDocument/2006/customXml" ds:itemID="{FF85E290-015E-4145-BBDC-C7DDA1AE6891}">
+  <ds:schemaRefs>
+    <ds:schemaRef ds:uri="http://schemas.microsoft.com/office/2006/metadata/properties"/>
+    <ds:schemaRef ds:uri="http://schemas.microsoft.com/office/infopath/2007/PartnerControls"/>
+    <ds:schemaRef ds:uri="bc13574f-39e5-4615-97f3-5e05321fa229"/>
+  </ds:schemaRefs>
+</ds:datastoreItem>
 </file>
 
-<file path=customXml/item4.xml><?xml version="1.0" encoding="utf-8"?>
-<b:Sources xmlns:b="http://schemas.openxmlformats.org/officeDocument/2006/bibliography" xmlns="http://schemas.openxmlformats.org/officeDocument/2006/bibliography" SelectedStyle="\APASixthEditionOfficeOnline.xsl" StyleName="APA" Version="6"/>
+<file path=customXml/itemProps3.xml><?xml version="1.0" encoding="utf-8"?>
+<ds:datastoreItem xmlns:ds="http://schemas.openxmlformats.org/officeDocument/2006/customXml" ds:itemID="{971B317A-F331-470E-B2F7-BC4497330D69}">
+  <ds:schemaRefs>
+    <ds:schemaRef ds:uri="http://schemas.microsoft.com/sharepoint/v3/contenttype/forms"/>
+  </ds:schemaRefs>
+</ds:datastoreItem>
 </file>
 
-<file path=customXml/itemProps1.xml><?xml version="1.0" encoding="utf-8"?>
+<file path=customXml/itemProps4.xml><?xml version="1.0" encoding="utf-8"?>
 <ds:datastoreItem xmlns:ds="http://schemas.openxmlformats.org/officeDocument/2006/customXml" ds:itemID="{1BA4C553-F367-4F09-8548-96E0F234AC1C}">
   <ds:schemaRefs>
     <ds:schemaRef ds:uri="http://schemas.microsoft.com/office/2006/metadata/contentType"/>
@@ -19954,30 +25526,4 @@
     <ds:schemaRef ds:uri="http://schemas.microsoft.com/internal/obd"/>
   </ds:schemaRefs>
 </ds:datastoreItem>
-</file>
-
-<file path=customXml/itemProps2.xml><?xml version="1.0" encoding="utf-8"?>
-<ds:datastoreItem xmlns:ds="http://schemas.openxmlformats.org/officeDocument/2006/customXml" ds:itemID="{971B317A-F331-470E-B2F7-BC4497330D69}">
-  <ds:schemaRefs>
-    <ds:schemaRef ds:uri="http://schemas.microsoft.com/sharepoint/v3/contenttype/forms"/>
-  </ds:schemaRefs>
-</ds:datastoreItem>
-</file>
-
-<file path=customXml/itemProps3.xml><?xml version="1.0" encoding="utf-8"?>
-<ds:datastoreItem xmlns:ds="http://schemas.openxmlformats.org/officeDocument/2006/customXml" ds:itemID="{FF85E290-015E-4145-BBDC-C7DDA1AE6891}">
-  <ds:schemaRefs>
-    <ds:schemaRef ds:uri="http://schemas.microsoft.com/office/2006/metadata/properties"/>
-    <ds:schemaRef ds:uri="http://schemas.microsoft.com/office/infopath/2007/PartnerControls"/>
-    <ds:schemaRef ds:uri="bc13574f-39e5-4615-97f3-5e05321fa229"/>
-  </ds:schemaRefs>
-</ds:datastoreItem>
-</file>
-
-<file path=customXml/itemProps4.xml><?xml version="1.0" encoding="utf-8"?>
-<ds:datastoreItem xmlns:ds="http://schemas.openxmlformats.org/officeDocument/2006/customXml" ds:itemID="{5DBC4682-CB01-411B-9E57-8A2C8DAC9F50}">
-  <ds:schemaRefs>
-    <ds:schemaRef ds:uri="http://schemas.openxmlformats.org/officeDocument/2006/bibliography"/>
-  </ds:schemaRefs>
-</ds:datastoreItem>
 </file>
--- a/Proyecto de AdminBD-LandasGYM.docx
+++ b/Proyecto de AdminBD-LandasGYM.docx
@@ -174,6 +174,7 @@
           <w:lang w:val="en-US"/>
         </w:rPr>
       </w:pPr>
+      <w:proofErr w:type="spellStart"/>
       <w:r>
         <w:rPr>
           <w:rFonts w:ascii="Arial" w:eastAsia="Arial" w:hAnsi="Arial" w:cs="Arial"/>
@@ -181,52 +182,73 @@
           <w:bCs/>
           <w:lang w:val="en-US"/>
         </w:rPr>
-        <w:t>Ingeniero:</w:t>
-      </w:r>
-    </w:p>
-    <w:p>
-      <w:pPr>
-        <w:jc w:val="center"/>
-        <w:rPr>
-          <w:rFonts w:ascii="Arial" w:eastAsia="Arial" w:hAnsi="Arial" w:cs="Arial"/>
-          <w:lang w:val="en-US"/>
-        </w:rPr>
-      </w:pPr>
-      <w:r>
-        <w:rPr>
-          <w:rFonts w:ascii="Arial" w:eastAsia="Arial" w:hAnsi="Arial" w:cs="Arial"/>
-          <w:lang w:val="en-US"/>
-        </w:rPr>
-        <w:t>James Edward Humberstone Morales</w:t>
-      </w:r>
-    </w:p>
-    <w:p>
-      <w:pPr>
-        <w:jc w:val="center"/>
-        <w:rPr>
-          <w:rFonts w:ascii="Arial" w:eastAsia="Arial" w:hAnsi="Arial" w:cs="Arial"/>
-          <w:lang w:val="en-US"/>
-        </w:rPr>
-      </w:pPr>
-    </w:p>
-    <w:p>
-      <w:pPr>
-        <w:jc w:val="center"/>
+        <w:t>Ingeniero</w:t>
+      </w:r>
+      <w:proofErr w:type="spellEnd"/>
+      <w:r>
         <w:rPr>
           <w:rFonts w:ascii="Arial" w:eastAsia="Arial" w:hAnsi="Arial" w:cs="Arial"/>
           <w:b/>
           <w:bCs/>
           <w:lang w:val="en-US"/>
         </w:rPr>
-      </w:pPr>
-      <w:r>
+        <w:t>:</w:t>
+      </w:r>
+    </w:p>
+    <w:p>
+      <w:pPr>
+        <w:jc w:val="center"/>
+        <w:rPr>
+          <w:rFonts w:ascii="Arial" w:eastAsia="Arial" w:hAnsi="Arial" w:cs="Arial"/>
+          <w:lang w:val="en-US"/>
+        </w:rPr>
+      </w:pPr>
+      <w:r>
+        <w:rPr>
+          <w:rFonts w:ascii="Arial" w:eastAsia="Arial" w:hAnsi="Arial" w:cs="Arial"/>
+          <w:lang w:val="en-US"/>
+        </w:rPr>
+        <w:t>James Edward Humberstone Morales</w:t>
+      </w:r>
+    </w:p>
+    <w:p>
+      <w:pPr>
+        <w:jc w:val="center"/>
+        <w:rPr>
+          <w:rFonts w:ascii="Arial" w:eastAsia="Arial" w:hAnsi="Arial" w:cs="Arial"/>
+          <w:lang w:val="en-US"/>
+        </w:rPr>
+      </w:pPr>
+    </w:p>
+    <w:p>
+      <w:pPr>
+        <w:jc w:val="center"/>
         <w:rPr>
           <w:rFonts w:ascii="Arial" w:eastAsia="Arial" w:hAnsi="Arial" w:cs="Arial"/>
           <w:b/>
           <w:bCs/>
           <w:lang w:val="en-US"/>
         </w:rPr>
-        <w:t>Integrantes:</w:t>
+      </w:pPr>
+      <w:proofErr w:type="spellStart"/>
+      <w:r>
+        <w:rPr>
+          <w:rFonts w:ascii="Arial" w:eastAsia="Arial" w:hAnsi="Arial" w:cs="Arial"/>
+          <w:b/>
+          <w:bCs/>
+          <w:lang w:val="en-US"/>
+        </w:rPr>
+        <w:t>Integrantes</w:t>
+      </w:r>
+      <w:proofErr w:type="spellEnd"/>
+      <w:r>
+        <w:rPr>
+          <w:rFonts w:ascii="Arial" w:eastAsia="Arial" w:hAnsi="Arial" w:cs="Arial"/>
+          <w:b/>
+          <w:bCs/>
+          <w:lang w:val="en-US"/>
+        </w:rPr>
+        <w:t>:</w:t>
       </w:r>
     </w:p>
     <w:p>
@@ -475,11 +497,19 @@
         </w:rPr>
         <w:t xml:space="preserve">de gimnasios </w:t>
       </w:r>
+      <w:proofErr w:type="spellStart"/>
       <w:r>
         <w:rPr>
           <w:rFonts w:eastAsiaTheme="minorEastAsia"/>
         </w:rPr>
-        <w:t xml:space="preserve">LandasGYM se presenta como una solución completa para satisfacer las exigencias operativas, administrativas y de control que enfrentan los gimnasios </w:t>
+        <w:t>LandasGYM</w:t>
+      </w:r>
+      <w:proofErr w:type="spellEnd"/>
+      <w:r>
+        <w:rPr>
+          <w:rFonts w:eastAsiaTheme="minorEastAsia"/>
+        </w:rPr>
+        <w:t xml:space="preserve"> se presenta como una solución completa para satisfacer las exigencias operativas, administrativas y de control que enfrentan los gimnasios </w:t>
       </w:r>
       <w:r>
         <w:rPr>
@@ -638,7 +668,21 @@
         <w:rPr>
           <w:rFonts w:eastAsiaTheme="minorEastAsia"/>
         </w:rPr>
-        <w:t xml:space="preserve"> través de triggers </w:t>
+        <w:t xml:space="preserve"> través de </w:t>
+      </w:r>
+      <w:proofErr w:type="spellStart"/>
+      <w:r>
+        <w:rPr>
+          <w:rFonts w:eastAsiaTheme="minorEastAsia"/>
+        </w:rPr>
+        <w:t>triggers</w:t>
+      </w:r>
+      <w:proofErr w:type="spellEnd"/>
+      <w:r>
+        <w:rPr>
+          <w:rFonts w:eastAsiaTheme="minorEastAsia"/>
+        </w:rPr>
+        <w:t xml:space="preserve"> </w:t>
       </w:r>
       <w:r>
         <w:rPr>
@@ -811,12 +855,14 @@
         </w:rPr>
         <w:t xml:space="preserve"> </w:t>
       </w:r>
+      <w:proofErr w:type="spellStart"/>
       <w:r>
         <w:rPr>
           <w:rFonts w:ascii="Arial" w:eastAsia="Arial" w:hAnsi="Arial" w:cs="Arial"/>
         </w:rPr>
         <w:t>LandasGYM</w:t>
       </w:r>
+      <w:proofErr w:type="spellEnd"/>
       <w:r>
         <w:rPr>
           <w:rFonts w:ascii="Arial" w:eastAsia="Arial" w:hAnsi="Arial" w:cs="Arial"/>
@@ -917,7 +963,25 @@
           <w:b/>
           <w:bCs/>
         </w:rPr>
-        <w:t>esquemas (schemas)</w:t>
+        <w:t>esquemas (</w:t>
+      </w:r>
+      <w:proofErr w:type="spellStart"/>
+      <w:r>
+        <w:rPr>
+          <w:rFonts w:ascii="Arial" w:eastAsia="Arial" w:hAnsi="Arial" w:cs="Arial"/>
+          <w:b/>
+          <w:bCs/>
+        </w:rPr>
+        <w:t>schemas</w:t>
+      </w:r>
+      <w:proofErr w:type="spellEnd"/>
+      <w:r>
+        <w:rPr>
+          <w:rFonts w:ascii="Arial" w:eastAsia="Arial" w:hAnsi="Arial" w:cs="Arial"/>
+          <w:b/>
+          <w:bCs/>
+        </w:rPr>
+        <w:t>)</w:t>
       </w:r>
       <w:r>
         <w:rPr>
@@ -936,11 +1000,19 @@
           <w:rFonts w:ascii="Arial" w:eastAsia="Arial" w:hAnsi="Arial" w:cs="Arial"/>
         </w:rPr>
       </w:pPr>
-      <w:r>
-        <w:rPr>
-          <w:rFonts w:ascii="Arial" w:eastAsia="Arial" w:hAnsi="Arial" w:cs="Arial"/>
-        </w:rPr>
-        <w:t>MiembrosAlmacenados (Para miembros y categorías).</w:t>
+      <w:proofErr w:type="spellStart"/>
+      <w:r>
+        <w:rPr>
+          <w:rFonts w:ascii="Arial" w:eastAsia="Arial" w:hAnsi="Arial" w:cs="Arial"/>
+        </w:rPr>
+        <w:t>MiembrosAlmacenados</w:t>
+      </w:r>
+      <w:proofErr w:type="spellEnd"/>
+      <w:r>
+        <w:rPr>
+          <w:rFonts w:ascii="Arial" w:eastAsia="Arial" w:hAnsi="Arial" w:cs="Arial"/>
+        </w:rPr>
+        <w:t xml:space="preserve"> (Para miembros y categorías).</w:t>
       </w:r>
     </w:p>
     <w:p>
@@ -953,11 +1025,19 @@
           <w:rFonts w:ascii="Arial" w:eastAsia="Arial" w:hAnsi="Arial" w:cs="Arial"/>
         </w:rPr>
       </w:pPr>
-      <w:r>
-        <w:rPr>
-          <w:rFonts w:ascii="Arial" w:eastAsia="Arial" w:hAnsi="Arial" w:cs="Arial"/>
-        </w:rPr>
-        <w:t>ElementosGimnasio (Para la infraestructura: Gimnasio, Clases, Utilerías).</w:t>
+      <w:proofErr w:type="spellStart"/>
+      <w:r>
+        <w:rPr>
+          <w:rFonts w:ascii="Arial" w:eastAsia="Arial" w:hAnsi="Arial" w:cs="Arial"/>
+        </w:rPr>
+        <w:t>ElementosGimnasio</w:t>
+      </w:r>
+      <w:proofErr w:type="spellEnd"/>
+      <w:r>
+        <w:rPr>
+          <w:rFonts w:ascii="Arial" w:eastAsia="Arial" w:hAnsi="Arial" w:cs="Arial"/>
+        </w:rPr>
+        <w:t xml:space="preserve"> (Para la infraestructura: Gimnasio, Clases, Utilerías).</w:t>
       </w:r>
     </w:p>
     <w:p>
@@ -970,12 +1050,21 @@
           <w:rFonts w:ascii="Arial" w:eastAsia="Arial" w:hAnsi="Arial" w:cs="Arial"/>
         </w:rPr>
       </w:pPr>
-      <w:r>
-        <w:rPr>
-          <w:rFonts w:ascii="Arial" w:eastAsia="Arial" w:hAnsi="Arial" w:cs="Arial"/>
-        </w:rPr>
-        <w:t xml:space="preserve">RegistrosAlmacenados (Para las transacciones: Pagos, </w:t>
-      </w:r>
+      <w:proofErr w:type="spellStart"/>
+      <w:r>
+        <w:rPr>
+          <w:rFonts w:ascii="Arial" w:eastAsia="Arial" w:hAnsi="Arial" w:cs="Arial"/>
+        </w:rPr>
+        <w:t>RegistrosAlmacenados</w:t>
+      </w:r>
+      <w:proofErr w:type="spellEnd"/>
+      <w:r>
+        <w:rPr>
+          <w:rFonts w:ascii="Arial" w:eastAsia="Arial" w:hAnsi="Arial" w:cs="Arial"/>
+        </w:rPr>
+        <w:t xml:space="preserve"> (Para las transacciones: Pagos, </w:t>
+      </w:r>
+      <w:proofErr w:type="spellStart"/>
       <w:r>
         <w:rPr>
           <w:rFonts w:ascii="Arial" w:eastAsia="Arial" w:hAnsi="Arial" w:cs="Arial"/>
@@ -988,6 +1077,7 @@
         </w:rPr>
         <w:t>Archivados</w:t>
       </w:r>
+      <w:proofErr w:type="spellEnd"/>
       <w:r>
         <w:rPr>
           <w:rFonts w:ascii="Arial" w:eastAsia="Arial" w:hAnsi="Arial" w:cs="Arial"/>
@@ -1214,13 +1304,73 @@
           <w:b/>
           <w:bCs/>
         </w:rPr>
-        <w:t>Esquemas Lógicos (Schemas):</w:t>
-      </w:r>
-      <w:r>
-        <w:rPr>
-          <w:rFonts w:ascii="Arial" w:eastAsia="Arial" w:hAnsi="Arial" w:cs="Arial"/>
-        </w:rPr>
-        <w:t xml:space="preserve"> La base de datos está organizada en esquemas para mejorar la seguridad y la administración: ElementosGimnasio, MiembrosAlmacenados y RegistrosAlmacenados.</w:t>
+        <w:t>Esquemas Lógicos (</w:t>
+      </w:r>
+      <w:proofErr w:type="spellStart"/>
+      <w:r>
+        <w:rPr>
+          <w:rFonts w:ascii="Arial" w:eastAsia="Arial" w:hAnsi="Arial" w:cs="Arial"/>
+          <w:b/>
+          <w:bCs/>
+        </w:rPr>
+        <w:t>Schemas</w:t>
+      </w:r>
+      <w:proofErr w:type="spellEnd"/>
+      <w:r>
+        <w:rPr>
+          <w:rFonts w:ascii="Arial" w:eastAsia="Arial" w:hAnsi="Arial" w:cs="Arial"/>
+          <w:b/>
+          <w:bCs/>
+        </w:rPr>
+        <w:t>):</w:t>
+      </w:r>
+      <w:r>
+        <w:rPr>
+          <w:rFonts w:ascii="Arial" w:eastAsia="Arial" w:hAnsi="Arial" w:cs="Arial"/>
+        </w:rPr>
+        <w:t xml:space="preserve"> La base de datos está organizada en esquemas para mejorar la seguridad y la administración: </w:t>
+      </w:r>
+      <w:proofErr w:type="spellStart"/>
+      <w:r>
+        <w:rPr>
+          <w:rFonts w:ascii="Arial" w:eastAsia="Arial" w:hAnsi="Arial" w:cs="Arial"/>
+        </w:rPr>
+        <w:t>ElementosGimnasio</w:t>
+      </w:r>
+      <w:proofErr w:type="spellEnd"/>
+      <w:r>
+        <w:rPr>
+          <w:rFonts w:ascii="Arial" w:eastAsia="Arial" w:hAnsi="Arial" w:cs="Arial"/>
+        </w:rPr>
+        <w:t xml:space="preserve">, </w:t>
+      </w:r>
+      <w:proofErr w:type="spellStart"/>
+      <w:r>
+        <w:rPr>
+          <w:rFonts w:ascii="Arial" w:eastAsia="Arial" w:hAnsi="Arial" w:cs="Arial"/>
+        </w:rPr>
+        <w:t>MiembrosAlmacenados</w:t>
+      </w:r>
+      <w:proofErr w:type="spellEnd"/>
+      <w:r>
+        <w:rPr>
+          <w:rFonts w:ascii="Arial" w:eastAsia="Arial" w:hAnsi="Arial" w:cs="Arial"/>
+        </w:rPr>
+        <w:t xml:space="preserve"> y </w:t>
+      </w:r>
+      <w:proofErr w:type="spellStart"/>
+      <w:r>
+        <w:rPr>
+          <w:rFonts w:ascii="Arial" w:eastAsia="Arial" w:hAnsi="Arial" w:cs="Arial"/>
+        </w:rPr>
+        <w:t>RegistrosAlmacenados</w:t>
+      </w:r>
+      <w:proofErr w:type="spellEnd"/>
+      <w:r>
+        <w:rPr>
+          <w:rFonts w:ascii="Arial" w:eastAsia="Arial" w:hAnsi="Arial" w:cs="Arial"/>
+        </w:rPr>
+        <w:t>.</w:t>
       </w:r>
     </w:p>
     <w:p>
@@ -1246,7 +1396,35 @@
         <w:rPr>
           <w:rFonts w:ascii="Arial" w:eastAsia="Arial" w:hAnsi="Arial" w:cs="Arial"/>
         </w:rPr>
-        <w:t xml:space="preserve"> Se han definido roles específicos (L_ESTUDIANTE con db_datawriter para la inserción/modificación de datos y L_PROFESOR con db_datareader para la visualización de datos), implementando un modelo de seguridad por capas.</w:t>
+        <w:t xml:space="preserve"> Se han definido roles específicos (L_ESTUDIANTE con </w:t>
+      </w:r>
+      <w:proofErr w:type="spellStart"/>
+      <w:r>
+        <w:rPr>
+          <w:rFonts w:ascii="Arial" w:eastAsia="Arial" w:hAnsi="Arial" w:cs="Arial"/>
+        </w:rPr>
+        <w:t>db_datawriter</w:t>
+      </w:r>
+      <w:proofErr w:type="spellEnd"/>
+      <w:r>
+        <w:rPr>
+          <w:rFonts w:ascii="Arial" w:eastAsia="Arial" w:hAnsi="Arial" w:cs="Arial"/>
+        </w:rPr>
+        <w:t xml:space="preserve"> para la inserción/modificación de datos y L_PROFESOR con </w:t>
+      </w:r>
+      <w:proofErr w:type="spellStart"/>
+      <w:r>
+        <w:rPr>
+          <w:rFonts w:ascii="Arial" w:eastAsia="Arial" w:hAnsi="Arial" w:cs="Arial"/>
+        </w:rPr>
+        <w:t>db_datareader</w:t>
+      </w:r>
+      <w:proofErr w:type="spellEnd"/>
+      <w:r>
+        <w:rPr>
+          <w:rFonts w:ascii="Arial" w:eastAsia="Arial" w:hAnsi="Arial" w:cs="Arial"/>
+        </w:rPr>
+        <w:t xml:space="preserve"> para la visualización de datos), implementando un modelo de seguridad por capas.</w:t>
       </w:r>
     </w:p>
     <w:p>
@@ -1691,7 +1869,21 @@
               <w:rPr>
                 <w:rFonts w:ascii="Arial" w:eastAsia="Arial" w:hAnsi="Arial" w:cs="Arial"/>
               </w:rPr>
-              <w:t xml:space="preserve"> (relación 1:1 con CategoriaMiembros).</w:t>
+              <w:t xml:space="preserve"> (relación 1:1 con </w:t>
+            </w:r>
+            <w:proofErr w:type="spellStart"/>
+            <w:r>
+              <w:rPr>
+                <w:rFonts w:ascii="Arial" w:eastAsia="Arial" w:hAnsi="Arial" w:cs="Arial"/>
+              </w:rPr>
+              <w:t>CategoriaMiembros</w:t>
+            </w:r>
+            <w:proofErr w:type="spellEnd"/>
+            <w:r>
+              <w:rPr>
+                <w:rFonts w:ascii="Arial" w:eastAsia="Arial" w:hAnsi="Arial" w:cs="Arial"/>
+              </w:rPr>
+              <w:t>).</w:t>
             </w:r>
           </w:p>
         </w:tc>
@@ -1876,6 +2068,7 @@
                 <w:rFonts w:ascii="Arial" w:eastAsia="Arial" w:hAnsi="Arial" w:cs="Arial"/>
               </w:rPr>
             </w:pPr>
+            <w:proofErr w:type="spellStart"/>
             <w:r>
               <w:rPr>
                 <w:rFonts w:ascii="Arial" w:eastAsia="Arial" w:hAnsi="Arial" w:cs="Arial"/>
@@ -1884,6 +2077,7 @@
               </w:rPr>
               <w:t>Utilerias</w:t>
             </w:r>
+            <w:proofErr w:type="spellEnd"/>
           </w:p>
         </w:tc>
         <w:tc>
@@ -2364,6 +2558,7 @@
                 <w:szCs w:val="28"/>
               </w:rPr>
             </w:pPr>
+            <w:proofErr w:type="spellStart"/>
             <w:r>
               <w:rPr>
                 <w:rFonts w:ascii="Arial" w:eastAsia="Arial" w:hAnsi="Arial" w:cs="Arial"/>
@@ -2374,6 +2569,7 @@
               </w:rPr>
               <w:t>Descripcion</w:t>
             </w:r>
+            <w:proofErr w:type="spellEnd"/>
           </w:p>
         </w:tc>
       </w:tr>
@@ -2414,12 +2610,14 @@
                 <w:rFonts w:ascii="Arial" w:eastAsia="Arial" w:hAnsi="Arial" w:cs="Arial"/>
               </w:rPr>
             </w:pPr>
+            <w:proofErr w:type="spellStart"/>
             <w:r>
               <w:rPr>
                 <w:rFonts w:ascii="Arial" w:eastAsia="Arial" w:hAnsi="Arial" w:cs="Arial"/>
               </w:rPr>
               <w:t>Id_Gimnasio</w:t>
             </w:r>
+            <w:proofErr w:type="spellEnd"/>
           </w:p>
         </w:tc>
         <w:tc>
@@ -2568,13 +2766,7 @@
               <w:rPr>
                 <w:rFonts w:ascii="Arial" w:eastAsia="Arial" w:hAnsi="Arial" w:cs="Arial"/>
               </w:rPr>
-              <w:t>Elemento para el ingreso</w:t>
-            </w:r>
-            <w:r>
-              <w:rPr>
-                <w:rFonts w:ascii="Arial" w:eastAsia="Arial" w:hAnsi="Arial" w:cs="Arial"/>
-              </w:rPr>
-              <w:t xml:space="preserve"> </w:t>
+              <w:t xml:space="preserve">Elemento para el ingreso </w:t>
             </w:r>
             <w:r>
               <w:rPr>
@@ -2678,13 +2870,7 @@
               <w:rPr>
                 <w:rFonts w:ascii="Arial" w:eastAsia="Arial" w:hAnsi="Arial" w:cs="Arial"/>
               </w:rPr>
-              <w:t>Elemento para el ingreso</w:t>
-            </w:r>
-            <w:r>
-              <w:rPr>
-                <w:rFonts w:ascii="Arial" w:eastAsia="Arial" w:hAnsi="Arial" w:cs="Arial"/>
-              </w:rPr>
-              <w:t xml:space="preserve"> </w:t>
+              <w:t xml:space="preserve">Elemento para el ingreso </w:t>
             </w:r>
             <w:r>
               <w:rPr>
@@ -2824,31 +3010,13 @@
               <w:rPr>
                 <w:rFonts w:ascii="Arial" w:eastAsia="Arial" w:hAnsi="Arial" w:cs="Arial"/>
               </w:rPr>
-              <w:t>Elemento para el ingreso</w:t>
-            </w:r>
-            <w:r>
-              <w:rPr>
-                <w:rFonts w:ascii="Arial" w:eastAsia="Arial" w:hAnsi="Arial" w:cs="Arial"/>
-              </w:rPr>
-              <w:t xml:space="preserve"> </w:t>
-            </w:r>
-            <w:r>
-              <w:rPr>
-                <w:rFonts w:ascii="Arial" w:eastAsia="Arial" w:hAnsi="Arial" w:cs="Arial"/>
-              </w:rPr>
-              <w:t xml:space="preserve">del </w:t>
-            </w:r>
-            <w:r>
-              <w:rPr>
-                <w:rFonts w:ascii="Arial" w:eastAsia="Arial" w:hAnsi="Arial" w:cs="Arial"/>
-              </w:rPr>
-              <w:t>Teléfono</w:t>
-            </w:r>
-            <w:r>
-              <w:rPr>
-                <w:rFonts w:ascii="Arial" w:eastAsia="Arial" w:hAnsi="Arial" w:cs="Arial"/>
-              </w:rPr>
-              <w:t xml:space="preserve"> del </w:t>
+              <w:t xml:space="preserve">Elemento para el ingreso </w:t>
+            </w:r>
+            <w:r>
+              <w:rPr>
+                <w:rFonts w:ascii="Arial" w:eastAsia="Arial" w:hAnsi="Arial" w:cs="Arial"/>
+              </w:rPr>
+              <w:t xml:space="preserve">del Teléfono del </w:t>
             </w:r>
             <w:r>
               <w:rPr>
@@ -2946,31 +3114,13 @@
               <w:rPr>
                 <w:rFonts w:ascii="Arial" w:eastAsia="Arial" w:hAnsi="Arial" w:cs="Arial"/>
               </w:rPr>
-              <w:t>Elemento para el ingreso</w:t>
-            </w:r>
-            <w:r>
-              <w:rPr>
-                <w:rFonts w:ascii="Arial" w:eastAsia="Arial" w:hAnsi="Arial" w:cs="Arial"/>
-              </w:rPr>
-              <w:t xml:space="preserve"> </w:t>
-            </w:r>
-            <w:r>
-              <w:rPr>
-                <w:rFonts w:ascii="Arial" w:eastAsia="Arial" w:hAnsi="Arial" w:cs="Arial"/>
-              </w:rPr>
-              <w:t xml:space="preserve">del </w:t>
-            </w:r>
-            <w:r>
-              <w:rPr>
-                <w:rFonts w:ascii="Arial" w:eastAsia="Arial" w:hAnsi="Arial" w:cs="Arial"/>
-              </w:rPr>
-              <w:t xml:space="preserve">Email </w:t>
-            </w:r>
-            <w:r>
-              <w:rPr>
-                <w:rFonts w:ascii="Arial" w:eastAsia="Arial" w:hAnsi="Arial" w:cs="Arial"/>
-              </w:rPr>
-              <w:t xml:space="preserve">del </w:t>
+              <w:t xml:space="preserve">Elemento para el ingreso </w:t>
+            </w:r>
+            <w:r>
+              <w:rPr>
+                <w:rFonts w:ascii="Arial" w:eastAsia="Arial" w:hAnsi="Arial" w:cs="Arial"/>
+              </w:rPr>
+              <w:t xml:space="preserve">del Email del </w:t>
             </w:r>
             <w:r>
               <w:rPr>
@@ -3030,12 +3180,14 @@
                 <w:rFonts w:ascii="Arial" w:eastAsia="Arial" w:hAnsi="Arial" w:cs="Arial"/>
               </w:rPr>
             </w:pPr>
+            <w:proofErr w:type="spellStart"/>
             <w:r>
               <w:rPr>
                 <w:rFonts w:ascii="Arial" w:eastAsia="Arial" w:hAnsi="Arial" w:cs="Arial"/>
               </w:rPr>
               <w:t>Id_Miembro</w:t>
             </w:r>
+            <w:proofErr w:type="spellEnd"/>
           </w:p>
         </w:tc>
         <w:tc>
@@ -3087,13 +3239,7 @@
               <w:rPr>
                 <w:rFonts w:ascii="Arial" w:eastAsia="Arial" w:hAnsi="Arial" w:cs="Arial"/>
               </w:rPr>
-              <w:t>(PK)</w:t>
-            </w:r>
-            <w:r>
-              <w:rPr>
-                <w:rFonts w:ascii="Arial" w:eastAsia="Arial" w:hAnsi="Arial" w:cs="Arial"/>
-              </w:rPr>
-              <w:t xml:space="preserve"> para el ordenamiento físico de datos sin repetición</w:t>
+              <w:t>(PK) para el ordenamiento físico de datos sin repetición</w:t>
             </w:r>
             <w:r>
               <w:rPr>
@@ -3135,12 +3281,14 @@
                 <w:rFonts w:ascii="Arial" w:eastAsia="Arial" w:hAnsi="Arial" w:cs="Arial"/>
               </w:rPr>
             </w:pPr>
+            <w:proofErr w:type="spellStart"/>
             <w:r>
               <w:rPr>
                 <w:rFonts w:ascii="Arial" w:eastAsia="Arial" w:hAnsi="Arial" w:cs="Arial"/>
               </w:rPr>
               <w:t>Id_Gimnasio</w:t>
             </w:r>
+            <w:proofErr w:type="spellEnd"/>
           </w:p>
         </w:tc>
         <w:tc>
@@ -3161,7 +3309,55 @@
                 <w:rFonts w:ascii="Arial" w:eastAsia="Arial" w:hAnsi="Arial" w:cs="Arial"/>
                 <w:lang w:val="en-US"/>
               </w:rPr>
-              <w:t>INT FOREIGN KEY (Id_Gimnasio) REFERENCES Gimnasio(Id_Gimnasio)</w:t>
+              <w:t>INT FOREIGN KEY (</w:t>
+            </w:r>
+            <w:proofErr w:type="spellStart"/>
+            <w:r>
+              <w:rPr>
+                <w:rFonts w:ascii="Arial" w:eastAsia="Arial" w:hAnsi="Arial" w:cs="Arial"/>
+                <w:lang w:val="en-US"/>
+              </w:rPr>
+              <w:t>Id_Gimnasio</w:t>
+            </w:r>
+            <w:proofErr w:type="spellEnd"/>
+            <w:r>
+              <w:rPr>
+                <w:rFonts w:ascii="Arial" w:eastAsia="Arial" w:hAnsi="Arial" w:cs="Arial"/>
+                <w:lang w:val="en-US"/>
+              </w:rPr>
+              <w:t xml:space="preserve">) REFERENCES </w:t>
+            </w:r>
+            <w:proofErr w:type="spellStart"/>
+            <w:r>
+              <w:rPr>
+                <w:rFonts w:ascii="Arial" w:eastAsia="Arial" w:hAnsi="Arial" w:cs="Arial"/>
+                <w:lang w:val="en-US"/>
+              </w:rPr>
+              <w:t>Gimnasio</w:t>
+            </w:r>
+            <w:proofErr w:type="spellEnd"/>
+            <w:r>
+              <w:rPr>
+                <w:rFonts w:ascii="Arial" w:eastAsia="Arial" w:hAnsi="Arial" w:cs="Arial"/>
+                <w:lang w:val="en-US"/>
+              </w:rPr>
+              <w:t>(</w:t>
+            </w:r>
+            <w:proofErr w:type="spellStart"/>
+            <w:r>
+              <w:rPr>
+                <w:rFonts w:ascii="Arial" w:eastAsia="Arial" w:hAnsi="Arial" w:cs="Arial"/>
+                <w:lang w:val="en-US"/>
+              </w:rPr>
+              <w:t>Id_Gimnasio</w:t>
+            </w:r>
+            <w:proofErr w:type="spellEnd"/>
+            <w:r>
+              <w:rPr>
+                <w:rFonts w:ascii="Arial" w:eastAsia="Arial" w:hAnsi="Arial" w:cs="Arial"/>
+                <w:lang w:val="en-US"/>
+              </w:rPr>
+              <w:t>)</w:t>
             </w:r>
           </w:p>
         </w:tc>
@@ -3182,13 +3378,7 @@
               <w:rPr>
                 <w:rFonts w:ascii="Arial" w:eastAsia="Arial" w:hAnsi="Arial" w:cs="Arial"/>
               </w:rPr>
-              <w:t xml:space="preserve">Llave </w:t>
-            </w:r>
-            <w:r>
-              <w:rPr>
-                <w:rFonts w:ascii="Arial" w:eastAsia="Arial" w:hAnsi="Arial" w:cs="Arial"/>
-              </w:rPr>
-              <w:t>foránea</w:t>
+              <w:t>Llave foránea</w:t>
             </w:r>
             <w:r>
               <w:rPr>
@@ -3200,19 +3390,7 @@
               <w:rPr>
                 <w:rFonts w:ascii="Arial" w:eastAsia="Arial" w:hAnsi="Arial" w:cs="Arial"/>
               </w:rPr>
-              <w:t>(FK)</w:t>
-            </w:r>
-            <w:r>
-              <w:rPr>
-                <w:rFonts w:ascii="Arial" w:eastAsia="Arial" w:hAnsi="Arial" w:cs="Arial"/>
-              </w:rPr>
-              <w:t xml:space="preserve"> para </w:t>
-            </w:r>
-            <w:r>
-              <w:rPr>
-                <w:rFonts w:ascii="Arial" w:eastAsia="Arial" w:hAnsi="Arial" w:cs="Arial"/>
-              </w:rPr>
-              <w:t xml:space="preserve">asociar al </w:t>
+              <w:t xml:space="preserve">(FK) para asociar al </w:t>
             </w:r>
             <w:r>
               <w:rPr>
@@ -3280,6 +3458,7 @@
                 <w:lang w:val="es-419"/>
               </w:rPr>
             </w:pPr>
+            <w:proofErr w:type="spellStart"/>
             <w:r>
               <w:rPr>
                 <w:rFonts w:ascii="Arial" w:eastAsia="Arial" w:hAnsi="Arial" w:cs="Arial"/>
@@ -3287,6 +3466,7 @@
               </w:rPr>
               <w:t>Tipo_Miembro</w:t>
             </w:r>
+            <w:proofErr w:type="spellEnd"/>
           </w:p>
         </w:tc>
         <w:tc>
@@ -3328,25 +3508,13 @@
               <w:rPr>
                 <w:rFonts w:ascii="Arial" w:eastAsia="Arial" w:hAnsi="Arial" w:cs="Arial"/>
               </w:rPr>
-              <w:t>Elemento para el ingreso</w:t>
-            </w:r>
-            <w:r>
-              <w:rPr>
-                <w:rFonts w:ascii="Arial" w:eastAsia="Arial" w:hAnsi="Arial" w:cs="Arial"/>
-              </w:rPr>
-              <w:t xml:space="preserve"> </w:t>
-            </w:r>
-            <w:r>
-              <w:rPr>
-                <w:rFonts w:ascii="Arial" w:eastAsia="Arial" w:hAnsi="Arial" w:cs="Arial"/>
-              </w:rPr>
-              <w:t xml:space="preserve">del </w:t>
-            </w:r>
-            <w:r>
-              <w:rPr>
-                <w:rFonts w:ascii="Arial" w:eastAsia="Arial" w:hAnsi="Arial" w:cs="Arial"/>
-              </w:rPr>
-              <w:t>Tipo de miembro con limitación de datos</w:t>
+              <w:t xml:space="preserve">Elemento para el ingreso </w:t>
+            </w:r>
+            <w:r>
+              <w:rPr>
+                <w:rFonts w:ascii="Arial" w:eastAsia="Arial" w:hAnsi="Arial" w:cs="Arial"/>
+              </w:rPr>
+              <w:t>del Tipo de miembro con limitación de datos</w:t>
             </w:r>
             <w:r>
               <w:rPr>
@@ -3402,6 +3570,7 @@
                 <w:lang w:val="es-419"/>
               </w:rPr>
             </w:pPr>
+            <w:proofErr w:type="spellStart"/>
             <w:r>
               <w:rPr>
                 <w:rFonts w:ascii="Arial" w:eastAsia="Arial" w:hAnsi="Arial" w:cs="Arial"/>
@@ -3409,6 +3578,7 @@
               </w:rPr>
               <w:t>Codigo_Miembro</w:t>
             </w:r>
+            <w:proofErr w:type="spellEnd"/>
           </w:p>
         </w:tc>
         <w:tc>
@@ -3450,13 +3620,7 @@
               <w:rPr>
                 <w:rFonts w:ascii="Arial" w:eastAsia="Arial" w:hAnsi="Arial" w:cs="Arial"/>
               </w:rPr>
-              <w:t>Elemento para el ingreso</w:t>
-            </w:r>
-            <w:r>
-              <w:rPr>
-                <w:rFonts w:ascii="Arial" w:eastAsia="Arial" w:hAnsi="Arial" w:cs="Arial"/>
-              </w:rPr>
-              <w:t xml:space="preserve"> </w:t>
+              <w:t xml:space="preserve">Elemento para el ingreso </w:t>
             </w:r>
             <w:r>
               <w:rPr>
@@ -3468,13 +3632,7 @@
               <w:rPr>
                 <w:rFonts w:ascii="Arial" w:eastAsia="Arial" w:hAnsi="Arial" w:cs="Arial"/>
               </w:rPr>
-              <w:t xml:space="preserve"> </w:t>
-            </w:r>
-            <w:r>
-              <w:rPr>
-                <w:rFonts w:ascii="Arial" w:eastAsia="Arial" w:hAnsi="Arial" w:cs="Arial"/>
-              </w:rPr>
-              <w:t xml:space="preserve">un código único por </w:t>
+              <w:t xml:space="preserve"> un código único por </w:t>
             </w:r>
             <w:r>
               <w:rPr>
@@ -3578,31 +3736,13 @@
               <w:rPr>
                 <w:rFonts w:ascii="Arial" w:eastAsia="Arial" w:hAnsi="Arial" w:cs="Arial"/>
               </w:rPr>
-              <w:t>Elemento para el ingreso</w:t>
-            </w:r>
-            <w:r>
-              <w:rPr>
-                <w:rFonts w:ascii="Arial" w:eastAsia="Arial" w:hAnsi="Arial" w:cs="Arial"/>
-              </w:rPr>
-              <w:t xml:space="preserve"> </w:t>
-            </w:r>
-            <w:r>
-              <w:rPr>
-                <w:rFonts w:ascii="Arial" w:eastAsia="Arial" w:hAnsi="Arial" w:cs="Arial"/>
-              </w:rPr>
-              <w:t xml:space="preserve">del </w:t>
-            </w:r>
-            <w:r>
-              <w:rPr>
-                <w:rFonts w:ascii="Arial" w:eastAsia="Arial" w:hAnsi="Arial" w:cs="Arial"/>
-              </w:rPr>
-              <w:t>Nombre</w:t>
-            </w:r>
-            <w:r>
-              <w:rPr>
-                <w:rFonts w:ascii="Arial" w:eastAsia="Arial" w:hAnsi="Arial" w:cs="Arial"/>
-              </w:rPr>
-              <w:t xml:space="preserve"> del </w:t>
+              <w:t xml:space="preserve">Elemento para el ingreso </w:t>
+            </w:r>
+            <w:r>
+              <w:rPr>
+                <w:rFonts w:ascii="Arial" w:eastAsia="Arial" w:hAnsi="Arial" w:cs="Arial"/>
+              </w:rPr>
+              <w:t xml:space="preserve">del Nombre del </w:t>
             </w:r>
             <w:r>
               <w:rPr>
@@ -3706,31 +3846,13 @@
               <w:rPr>
                 <w:rFonts w:ascii="Arial" w:eastAsia="Arial" w:hAnsi="Arial" w:cs="Arial"/>
               </w:rPr>
-              <w:t>Elemento para el ingreso</w:t>
-            </w:r>
-            <w:r>
-              <w:rPr>
-                <w:rFonts w:ascii="Arial" w:eastAsia="Arial" w:hAnsi="Arial" w:cs="Arial"/>
-              </w:rPr>
-              <w:t xml:space="preserve"> </w:t>
-            </w:r>
-            <w:r>
-              <w:rPr>
-                <w:rFonts w:ascii="Arial" w:eastAsia="Arial" w:hAnsi="Arial" w:cs="Arial"/>
-              </w:rPr>
-              <w:t xml:space="preserve">del </w:t>
-            </w:r>
-            <w:r>
-              <w:rPr>
-                <w:rFonts w:ascii="Arial" w:eastAsia="Arial" w:hAnsi="Arial" w:cs="Arial"/>
-              </w:rPr>
-              <w:t>Apellido</w:t>
-            </w:r>
-            <w:r>
-              <w:rPr>
-                <w:rFonts w:ascii="Arial" w:eastAsia="Arial" w:hAnsi="Arial" w:cs="Arial"/>
-              </w:rPr>
-              <w:t xml:space="preserve"> del </w:t>
+              <w:t xml:space="preserve">Elemento para el ingreso </w:t>
+            </w:r>
+            <w:r>
+              <w:rPr>
+                <w:rFonts w:ascii="Arial" w:eastAsia="Arial" w:hAnsi="Arial" w:cs="Arial"/>
+              </w:rPr>
+              <w:t xml:space="preserve">del Apellido del </w:t>
             </w:r>
             <w:r>
               <w:rPr>
@@ -3786,6 +3908,7 @@
                 <w:lang w:val="es-419"/>
               </w:rPr>
             </w:pPr>
+            <w:proofErr w:type="spellStart"/>
             <w:r>
               <w:rPr>
                 <w:rFonts w:ascii="Arial" w:eastAsia="Arial" w:hAnsi="Arial" w:cs="Arial"/>
@@ -3793,6 +3916,7 @@
               </w:rPr>
               <w:t>Fecha_nacimiento</w:t>
             </w:r>
+            <w:proofErr w:type="spellEnd"/>
           </w:p>
         </w:tc>
         <w:tc>
@@ -3834,31 +3958,13 @@
               <w:rPr>
                 <w:rFonts w:ascii="Arial" w:eastAsia="Arial" w:hAnsi="Arial" w:cs="Arial"/>
               </w:rPr>
-              <w:t>Elemento para el ingreso</w:t>
-            </w:r>
-            <w:r>
-              <w:rPr>
-                <w:rFonts w:ascii="Arial" w:eastAsia="Arial" w:hAnsi="Arial" w:cs="Arial"/>
-              </w:rPr>
-              <w:t xml:space="preserve"> </w:t>
-            </w:r>
-            <w:r>
-              <w:rPr>
-                <w:rFonts w:ascii="Arial" w:eastAsia="Arial" w:hAnsi="Arial" w:cs="Arial"/>
-              </w:rPr>
-              <w:t>de</w:t>
-            </w:r>
-            <w:r>
-              <w:rPr>
-                <w:rFonts w:ascii="Arial" w:eastAsia="Arial" w:hAnsi="Arial" w:cs="Arial"/>
-              </w:rPr>
-              <w:t xml:space="preserve"> la fecha de nacimiento </w:t>
-            </w:r>
-            <w:r>
-              <w:rPr>
-                <w:rFonts w:ascii="Arial" w:eastAsia="Arial" w:hAnsi="Arial" w:cs="Arial"/>
-              </w:rPr>
-              <w:t xml:space="preserve">del </w:t>
+              <w:t xml:space="preserve">Elemento para el ingreso </w:t>
+            </w:r>
+            <w:r>
+              <w:rPr>
+                <w:rFonts w:ascii="Arial" w:eastAsia="Arial" w:hAnsi="Arial" w:cs="Arial"/>
+              </w:rPr>
+              <w:t xml:space="preserve">de la fecha de nacimiento del </w:t>
             </w:r>
             <w:r>
               <w:rPr>
@@ -3870,19 +3976,7 @@
               <w:rPr>
                 <w:rFonts w:ascii="Arial" w:eastAsia="Arial" w:hAnsi="Arial" w:cs="Arial"/>
               </w:rPr>
-              <w:t>i</w:t>
-            </w:r>
-            <w:r>
-              <w:rPr>
-                <w:rFonts w:ascii="Arial" w:eastAsia="Arial" w:hAnsi="Arial" w:cs="Arial"/>
-              </w:rPr>
-              <w:t>embr</w:t>
-            </w:r>
-            <w:r>
-              <w:rPr>
-                <w:rFonts w:ascii="Arial" w:eastAsia="Arial" w:hAnsi="Arial" w:cs="Arial"/>
-              </w:rPr>
-              <w:t>o</w:t>
+              <w:t>iembro</w:t>
             </w:r>
             <w:r>
               <w:rPr>
@@ -3926,6 +4020,7 @@
                 <w:lang w:val="es-419"/>
               </w:rPr>
             </w:pPr>
+            <w:proofErr w:type="spellStart"/>
             <w:r>
               <w:rPr>
                 <w:rFonts w:ascii="Arial" w:eastAsia="Arial" w:hAnsi="Arial" w:cs="Arial"/>
@@ -3933,6 +4028,7 @@
               </w:rPr>
               <w:t>Telefono</w:t>
             </w:r>
+            <w:proofErr w:type="spellEnd"/>
           </w:p>
         </w:tc>
         <w:tc>
@@ -3974,13 +4070,7 @@
               <w:rPr>
                 <w:rFonts w:ascii="Arial" w:eastAsia="Arial" w:hAnsi="Arial" w:cs="Arial"/>
               </w:rPr>
-              <w:t>Elemento para el ingreso</w:t>
-            </w:r>
-            <w:r>
-              <w:rPr>
-                <w:rFonts w:ascii="Arial" w:eastAsia="Arial" w:hAnsi="Arial" w:cs="Arial"/>
-              </w:rPr>
-              <w:t xml:space="preserve"> </w:t>
+              <w:t xml:space="preserve">Elemento para el ingreso </w:t>
             </w:r>
             <w:r>
               <w:rPr>
@@ -4102,13 +4192,7 @@
               <w:rPr>
                 <w:rFonts w:ascii="Arial" w:eastAsia="Arial" w:hAnsi="Arial" w:cs="Arial"/>
               </w:rPr>
-              <w:t>Elemento para el ingreso</w:t>
-            </w:r>
-            <w:r>
-              <w:rPr>
-                <w:rFonts w:ascii="Arial" w:eastAsia="Arial" w:hAnsi="Arial" w:cs="Arial"/>
-              </w:rPr>
-              <w:t xml:space="preserve"> </w:t>
+              <w:t xml:space="preserve">Elemento para el ingreso </w:t>
             </w:r>
             <w:r>
               <w:rPr>
@@ -4155,6 +4239,7 @@
                 <w:lang w:val="es-419"/>
               </w:rPr>
             </w:pPr>
+            <w:proofErr w:type="spellStart"/>
             <w:r>
               <w:rPr>
                 <w:rFonts w:ascii="Arial" w:eastAsia="Arial" w:hAnsi="Arial" w:cs="Arial"/>
@@ -4162,6 +4247,7 @@
               </w:rPr>
               <w:t>CategoriaMiembros</w:t>
             </w:r>
+            <w:proofErr w:type="spellEnd"/>
           </w:p>
         </w:tc>
         <w:tc>
@@ -4177,6 +4263,7 @@
                 <w:lang w:val="es-419"/>
               </w:rPr>
             </w:pPr>
+            <w:proofErr w:type="spellStart"/>
             <w:r>
               <w:rPr>
                 <w:rFonts w:ascii="Arial" w:eastAsia="Arial" w:hAnsi="Arial" w:cs="Arial"/>
@@ -4184,6 +4271,7 @@
               </w:rPr>
               <w:t>Id_Miembro</w:t>
             </w:r>
+            <w:proofErr w:type="spellEnd"/>
           </w:p>
         </w:tc>
         <w:tc>
@@ -4204,7 +4292,39 @@
                 <w:rFonts w:ascii="Arial" w:eastAsia="Arial" w:hAnsi="Arial" w:cs="Arial"/>
                 <w:lang w:val="en-US"/>
               </w:rPr>
-              <w:t>INT PRIMARY KEY FOREIGN KEY REFERENCES Miembros(Id_Miembro)</w:t>
+              <w:t xml:space="preserve">INT PRIMARY KEY FOREIGN KEY REFERENCES </w:t>
+            </w:r>
+            <w:proofErr w:type="spellStart"/>
+            <w:r>
+              <w:rPr>
+                <w:rFonts w:ascii="Arial" w:eastAsia="Arial" w:hAnsi="Arial" w:cs="Arial"/>
+                <w:lang w:val="en-US"/>
+              </w:rPr>
+              <w:t>Miembros</w:t>
+            </w:r>
+            <w:proofErr w:type="spellEnd"/>
+            <w:r>
+              <w:rPr>
+                <w:rFonts w:ascii="Arial" w:eastAsia="Arial" w:hAnsi="Arial" w:cs="Arial"/>
+                <w:lang w:val="en-US"/>
+              </w:rPr>
+              <w:t>(</w:t>
+            </w:r>
+            <w:proofErr w:type="spellStart"/>
+            <w:r>
+              <w:rPr>
+                <w:rFonts w:ascii="Arial" w:eastAsia="Arial" w:hAnsi="Arial" w:cs="Arial"/>
+                <w:lang w:val="en-US"/>
+              </w:rPr>
+              <w:t>Id_Miembro</w:t>
+            </w:r>
+            <w:proofErr w:type="spellEnd"/>
+            <w:r>
+              <w:rPr>
+                <w:rFonts w:ascii="Arial" w:eastAsia="Arial" w:hAnsi="Arial" w:cs="Arial"/>
+                <w:lang w:val="en-US"/>
+              </w:rPr>
+              <w:t>)</w:t>
             </w:r>
           </w:p>
         </w:tc>
@@ -4237,25 +4357,7 @@
               <w:rPr>
                 <w:rFonts w:ascii="Arial" w:eastAsia="Arial" w:hAnsi="Arial" w:cs="Arial"/>
               </w:rPr>
-              <w:t xml:space="preserve">(FK) para asociar </w:t>
-            </w:r>
-            <w:r>
-              <w:rPr>
-                <w:rFonts w:ascii="Arial" w:eastAsia="Arial" w:hAnsi="Arial" w:cs="Arial"/>
-              </w:rPr>
-              <w:t>una</w:t>
-            </w:r>
-            <w:r>
-              <w:rPr>
-                <w:rFonts w:ascii="Arial" w:eastAsia="Arial" w:hAnsi="Arial" w:cs="Arial"/>
-              </w:rPr>
-              <w:t xml:space="preserve"> </w:t>
-            </w:r>
-            <w:r>
-              <w:rPr>
-                <w:rFonts w:ascii="Arial" w:eastAsia="Arial" w:hAnsi="Arial" w:cs="Arial"/>
-              </w:rPr>
-              <w:t xml:space="preserve">categoría de </w:t>
+              <w:t xml:space="preserve">(FK) para asociar una categoría de </w:t>
             </w:r>
             <w:r>
               <w:rPr>
@@ -4311,6 +4413,7 @@
                 <w:lang w:val="es-419"/>
               </w:rPr>
             </w:pPr>
+            <w:proofErr w:type="spellStart"/>
             <w:r>
               <w:rPr>
                 <w:rFonts w:ascii="Arial" w:eastAsia="Arial" w:hAnsi="Arial" w:cs="Arial"/>
@@ -4318,6 +4421,7 @@
               </w:rPr>
               <w:t>Tipo_Membresia</w:t>
             </w:r>
+            <w:proofErr w:type="spellEnd"/>
           </w:p>
         </w:tc>
         <w:tc>
@@ -4338,21 +4442,7 @@
                 <w:rFonts w:ascii="Arial" w:eastAsia="Arial" w:hAnsi="Arial" w:cs="Arial"/>
                 <w:lang w:val="es-419"/>
               </w:rPr>
-              <w:t>VARCHAR(</w:t>
-            </w:r>
-            <w:r>
-              <w:rPr>
-                <w:rFonts w:ascii="Arial" w:eastAsia="Arial" w:hAnsi="Arial" w:cs="Arial"/>
-                <w:lang w:val="es-419"/>
-              </w:rPr>
-              <w:t>20</w:t>
-            </w:r>
-            <w:r>
-              <w:rPr>
-                <w:rFonts w:ascii="Arial" w:eastAsia="Arial" w:hAnsi="Arial" w:cs="Arial"/>
-                <w:lang w:val="es-419"/>
-              </w:rPr>
-              <w:t>)</w:t>
+              <w:t>VARCHAR(20)</w:t>
             </w:r>
           </w:p>
         </w:tc>
@@ -4373,7 +4463,57 @@
               <w:rPr>
                 <w:rFonts w:ascii="Arial" w:eastAsia="Arial" w:hAnsi="Arial" w:cs="Arial"/>
               </w:rPr>
-              <w:t>Elemento para el ingreso</w:t>
+              <w:t xml:space="preserve">Elemento para el ingreso </w:t>
+            </w:r>
+            <w:r>
+              <w:rPr>
+                <w:rFonts w:ascii="Arial" w:eastAsia="Arial" w:hAnsi="Arial" w:cs="Arial"/>
+              </w:rPr>
+              <w:t xml:space="preserve">del Tipo de </w:t>
+            </w:r>
+            <w:proofErr w:type="spellStart"/>
+            <w:r>
+              <w:rPr>
+                <w:rFonts w:ascii="Arial" w:eastAsia="Arial" w:hAnsi="Arial" w:cs="Arial"/>
+              </w:rPr>
+              <w:t>m</w:t>
+            </w:r>
+            <w:r>
+              <w:rPr>
+                <w:rFonts w:ascii="Arial" w:eastAsia="Arial" w:hAnsi="Arial" w:cs="Arial"/>
+              </w:rPr>
+              <w:t>embresia</w:t>
+            </w:r>
+            <w:proofErr w:type="spellEnd"/>
+            <w:r>
+              <w:rPr>
+                <w:rFonts w:ascii="Arial" w:eastAsia="Arial" w:hAnsi="Arial" w:cs="Arial"/>
+              </w:rPr>
+              <w:t xml:space="preserve"> para cada </w:t>
+            </w:r>
+            <w:r>
+              <w:rPr>
+                <w:rFonts w:ascii="Arial" w:eastAsia="Arial" w:hAnsi="Arial" w:cs="Arial"/>
+              </w:rPr>
+              <w:t>M</w:t>
+            </w:r>
+            <w:r>
+              <w:rPr>
+                <w:rFonts w:ascii="Arial" w:eastAsia="Arial" w:hAnsi="Arial" w:cs="Arial"/>
+              </w:rPr>
+              <w:t>iembro</w:t>
+            </w:r>
+            <w:r>
+              <w:rPr>
+                <w:rFonts w:ascii="Arial" w:eastAsia="Arial" w:hAnsi="Arial" w:cs="Arial"/>
+              </w:rPr>
+              <w:t xml:space="preserve"> ‘Socio’</w:t>
+            </w:r>
+            <w:r>
+              <w:rPr>
+                <w:rFonts w:ascii="Arial" w:eastAsia="Arial" w:hAnsi="Arial" w:cs="Arial"/>
+              </w:rPr>
+              <w:t xml:space="preserve"> con limitación de datos</w:t>
             </w:r>
             <w:r>
               <w:rPr>
@@ -4385,85 +4525,7 @@
               <w:rPr>
                 <w:rFonts w:ascii="Arial" w:eastAsia="Arial" w:hAnsi="Arial" w:cs="Arial"/>
               </w:rPr>
-              <w:t>del Tipo de m</w:t>
-            </w:r>
-            <w:r>
-              <w:rPr>
-                <w:rFonts w:ascii="Arial" w:eastAsia="Arial" w:hAnsi="Arial" w:cs="Arial"/>
-              </w:rPr>
-              <w:t xml:space="preserve">embresia para cada </w:t>
-            </w:r>
-            <w:r>
-              <w:rPr>
-                <w:rFonts w:ascii="Arial" w:eastAsia="Arial" w:hAnsi="Arial" w:cs="Arial"/>
-              </w:rPr>
-              <w:t>M</w:t>
-            </w:r>
-            <w:r>
-              <w:rPr>
-                <w:rFonts w:ascii="Arial" w:eastAsia="Arial" w:hAnsi="Arial" w:cs="Arial"/>
-              </w:rPr>
-              <w:t>iembro</w:t>
-            </w:r>
-            <w:r>
-              <w:rPr>
-                <w:rFonts w:ascii="Arial" w:eastAsia="Arial" w:hAnsi="Arial" w:cs="Arial"/>
-              </w:rPr>
-              <w:t xml:space="preserve"> ‘Socio’</w:t>
-            </w:r>
-            <w:r>
-              <w:rPr>
-                <w:rFonts w:ascii="Arial" w:eastAsia="Arial" w:hAnsi="Arial" w:cs="Arial"/>
-              </w:rPr>
-              <w:t xml:space="preserve"> con limitación de datos</w:t>
-            </w:r>
-            <w:r>
-              <w:rPr>
-                <w:rFonts w:ascii="Arial" w:eastAsia="Arial" w:hAnsi="Arial" w:cs="Arial"/>
-              </w:rPr>
-              <w:t xml:space="preserve"> </w:t>
-            </w:r>
-            <w:r>
-              <w:rPr>
-                <w:rFonts w:ascii="Arial" w:eastAsia="Arial" w:hAnsi="Arial" w:cs="Arial"/>
-              </w:rPr>
-              <w:t>(‘</w:t>
-            </w:r>
-            <w:r>
-              <w:rPr>
-                <w:rFonts w:ascii="Arial" w:eastAsia="Arial" w:hAnsi="Arial" w:cs="Arial"/>
-              </w:rPr>
-              <w:t>Plata</w:t>
-            </w:r>
-            <w:r>
-              <w:rPr>
-                <w:rFonts w:ascii="Arial" w:eastAsia="Arial" w:hAnsi="Arial" w:cs="Arial"/>
-              </w:rPr>
-              <w:t>, ‘</w:t>
-            </w:r>
-            <w:r>
-              <w:rPr>
-                <w:rFonts w:ascii="Arial" w:eastAsia="Arial" w:hAnsi="Arial" w:cs="Arial"/>
-              </w:rPr>
-              <w:t>Oro</w:t>
-            </w:r>
-            <w:r>
-              <w:rPr>
-                <w:rFonts w:ascii="Arial" w:eastAsia="Arial" w:hAnsi="Arial" w:cs="Arial"/>
-              </w:rPr>
-              <w:t>, ‘</w:t>
-            </w:r>
-            <w:r>
-              <w:rPr>
-                <w:rFonts w:ascii="Arial" w:eastAsia="Arial" w:hAnsi="Arial" w:cs="Arial"/>
-              </w:rPr>
-              <w:t>Diamante</w:t>
-            </w:r>
-            <w:r>
-              <w:rPr>
-                <w:rFonts w:ascii="Arial" w:eastAsia="Arial" w:hAnsi="Arial" w:cs="Arial"/>
-              </w:rPr>
-              <w:t>)</w:t>
+              <w:t>(‘Plata, ‘Oro, ‘Diamante)</w:t>
             </w:r>
             <w:r>
               <w:rPr>
@@ -4534,21 +4596,7 @@
                 <w:rFonts w:ascii="Arial" w:eastAsia="Arial" w:hAnsi="Arial" w:cs="Arial"/>
                 <w:lang w:val="es-419"/>
               </w:rPr>
-              <w:t>VARCHAR(</w:t>
-            </w:r>
-            <w:r>
-              <w:rPr>
-                <w:rFonts w:ascii="Arial" w:eastAsia="Arial" w:hAnsi="Arial" w:cs="Arial"/>
-                <w:lang w:val="es-419"/>
-              </w:rPr>
-              <w:t>20</w:t>
-            </w:r>
-            <w:r>
-              <w:rPr>
-                <w:rFonts w:ascii="Arial" w:eastAsia="Arial" w:hAnsi="Arial" w:cs="Arial"/>
-                <w:lang w:val="es-419"/>
-              </w:rPr>
-              <w:t>)</w:t>
+              <w:t>VARCHAR(20)</w:t>
             </w:r>
           </w:p>
         </w:tc>
@@ -4569,13 +4617,7 @@
               <w:rPr>
                 <w:rFonts w:ascii="Arial" w:eastAsia="Arial" w:hAnsi="Arial" w:cs="Arial"/>
               </w:rPr>
-              <w:t>Elemento para el ingreso</w:t>
-            </w:r>
-            <w:r>
-              <w:rPr>
-                <w:rFonts w:ascii="Arial" w:eastAsia="Arial" w:hAnsi="Arial" w:cs="Arial"/>
-              </w:rPr>
-              <w:t xml:space="preserve"> </w:t>
+              <w:t xml:space="preserve">Elemento para el ingreso </w:t>
             </w:r>
             <w:r>
               <w:rPr>
@@ -4739,6 +4781,7 @@
                 <w:lang w:val="es-419"/>
               </w:rPr>
             </w:pPr>
+            <w:proofErr w:type="spellStart"/>
             <w:r>
               <w:rPr>
                 <w:rFonts w:ascii="Arial" w:eastAsia="Arial" w:hAnsi="Arial" w:cs="Arial"/>
@@ -4746,6 +4789,7 @@
               </w:rPr>
               <w:t>Tipo_Servicio</w:t>
             </w:r>
+            <w:proofErr w:type="spellEnd"/>
           </w:p>
         </w:tc>
         <w:tc>
@@ -4766,21 +4810,7 @@
                 <w:rFonts w:ascii="Arial" w:eastAsia="Arial" w:hAnsi="Arial" w:cs="Arial"/>
                 <w:lang w:val="es-419"/>
               </w:rPr>
-              <w:t>VARCHAR(</w:t>
-            </w:r>
-            <w:r>
-              <w:rPr>
-                <w:rFonts w:ascii="Arial" w:eastAsia="Arial" w:hAnsi="Arial" w:cs="Arial"/>
-                <w:lang w:val="es-419"/>
-              </w:rPr>
-              <w:t>1</w:t>
-            </w:r>
-            <w:r>
-              <w:rPr>
-                <w:rFonts w:ascii="Arial" w:eastAsia="Arial" w:hAnsi="Arial" w:cs="Arial"/>
-                <w:lang w:val="es-419"/>
-              </w:rPr>
-              <w:t>5)</w:t>
+              <w:t>VARCHAR(15)</w:t>
             </w:r>
           </w:p>
         </w:tc>
@@ -4801,7 +4831,25 @@
               <w:rPr>
                 <w:rFonts w:ascii="Arial" w:eastAsia="Arial" w:hAnsi="Arial" w:cs="Arial"/>
               </w:rPr>
-              <w:t>Elemento para el ingreso</w:t>
+              <w:t xml:space="preserve">Elemento para el ingreso </w:t>
+            </w:r>
+            <w:r>
+              <w:rPr>
+                <w:rFonts w:ascii="Arial" w:eastAsia="Arial" w:hAnsi="Arial" w:cs="Arial"/>
+              </w:rPr>
+              <w:t xml:space="preserve">del Tipo de </w:t>
+            </w:r>
+            <w:r>
+              <w:rPr>
+                <w:rFonts w:ascii="Arial" w:eastAsia="Arial" w:hAnsi="Arial" w:cs="Arial"/>
+              </w:rPr>
+              <w:t xml:space="preserve">Servicio para cada Miembro ‘Empleado’ </w:t>
+            </w:r>
+            <w:r>
+              <w:rPr>
+                <w:rFonts w:ascii="Arial" w:eastAsia="Arial" w:hAnsi="Arial" w:cs="Arial"/>
+              </w:rPr>
+              <w:t>con limitación de datos</w:t>
             </w:r>
             <w:r>
               <w:rPr>
@@ -4813,48 +4861,6 @@
               <w:rPr>
                 <w:rFonts w:ascii="Arial" w:eastAsia="Arial" w:hAnsi="Arial" w:cs="Arial"/>
               </w:rPr>
-              <w:t xml:space="preserve">del Tipo de </w:t>
-            </w:r>
-            <w:r>
-              <w:rPr>
-                <w:rFonts w:ascii="Arial" w:eastAsia="Arial" w:hAnsi="Arial" w:cs="Arial"/>
-              </w:rPr>
-              <w:t>Servicio</w:t>
-            </w:r>
-            <w:r>
-              <w:rPr>
-                <w:rFonts w:ascii="Arial" w:eastAsia="Arial" w:hAnsi="Arial" w:cs="Arial"/>
-              </w:rPr>
-              <w:t xml:space="preserve"> para cada Miembro ‘E</w:t>
-            </w:r>
-            <w:r>
-              <w:rPr>
-                <w:rFonts w:ascii="Arial" w:eastAsia="Arial" w:hAnsi="Arial" w:cs="Arial"/>
-              </w:rPr>
-              <w:t>mpleado</w:t>
-            </w:r>
-            <w:r>
-              <w:rPr>
-                <w:rFonts w:ascii="Arial" w:eastAsia="Arial" w:hAnsi="Arial" w:cs="Arial"/>
-              </w:rPr>
-              <w:t xml:space="preserve">’ </w:t>
-            </w:r>
-            <w:r>
-              <w:rPr>
-                <w:rFonts w:ascii="Arial" w:eastAsia="Arial" w:hAnsi="Arial" w:cs="Arial"/>
-              </w:rPr>
-              <w:t>con limitación de datos</w:t>
-            </w:r>
-            <w:r>
-              <w:rPr>
-                <w:rFonts w:ascii="Arial" w:eastAsia="Arial" w:hAnsi="Arial" w:cs="Arial"/>
-              </w:rPr>
-              <w:t xml:space="preserve"> </w:t>
-            </w:r>
-            <w:r>
-              <w:rPr>
-                <w:rFonts w:ascii="Arial" w:eastAsia="Arial" w:hAnsi="Arial" w:cs="Arial"/>
-              </w:rPr>
               <w:t>(‘</w:t>
             </w:r>
             <w:r>
@@ -4881,12 +4887,14 @@
               </w:rPr>
               <w:t>’, ‘</w:t>
             </w:r>
+            <w:proofErr w:type="spellStart"/>
             <w:r>
               <w:rPr>
                 <w:rFonts w:ascii="Arial" w:eastAsia="Arial" w:hAnsi="Arial" w:cs="Arial"/>
               </w:rPr>
               <w:t>Administracion</w:t>
             </w:r>
+            <w:proofErr w:type="spellEnd"/>
             <w:r>
               <w:rPr>
                 <w:rFonts w:ascii="Arial" w:eastAsia="Arial" w:hAnsi="Arial" w:cs="Arial"/>
@@ -4935,6 +4943,7 @@
                 <w:lang w:val="es-419"/>
               </w:rPr>
             </w:pPr>
+            <w:proofErr w:type="spellStart"/>
             <w:r>
               <w:rPr>
                 <w:rFonts w:ascii="Arial" w:eastAsia="Arial" w:hAnsi="Arial" w:cs="Arial"/>
@@ -4942,6 +4951,7 @@
               </w:rPr>
               <w:t>Fecha_Inicio</w:t>
             </w:r>
+            <w:proofErr w:type="spellEnd"/>
           </w:p>
         </w:tc>
         <w:tc>
@@ -4983,31 +4993,13 @@
               <w:rPr>
                 <w:rFonts w:ascii="Arial" w:eastAsia="Arial" w:hAnsi="Arial" w:cs="Arial"/>
               </w:rPr>
-              <w:t>Elemento para el ingreso</w:t>
-            </w:r>
-            <w:r>
-              <w:rPr>
-                <w:rFonts w:ascii="Arial" w:eastAsia="Arial" w:hAnsi="Arial" w:cs="Arial"/>
-              </w:rPr>
-              <w:t xml:space="preserve"> </w:t>
-            </w:r>
-            <w:r>
-              <w:rPr>
-                <w:rFonts w:ascii="Arial" w:eastAsia="Arial" w:hAnsi="Arial" w:cs="Arial"/>
-              </w:rPr>
-              <w:t xml:space="preserve">de la fecha de </w:t>
-            </w:r>
-            <w:r>
-              <w:rPr>
-                <w:rFonts w:ascii="Arial" w:eastAsia="Arial" w:hAnsi="Arial" w:cs="Arial"/>
-              </w:rPr>
-              <w:t>inicio de contrato</w:t>
-            </w:r>
-            <w:r>
-              <w:rPr>
-                <w:rFonts w:ascii="Arial" w:eastAsia="Arial" w:hAnsi="Arial" w:cs="Arial"/>
-              </w:rPr>
-              <w:t xml:space="preserve"> del </w:t>
+              <w:t xml:space="preserve">Elemento para el ingreso </w:t>
+            </w:r>
+            <w:r>
+              <w:rPr>
+                <w:rFonts w:ascii="Arial" w:eastAsia="Arial" w:hAnsi="Arial" w:cs="Arial"/>
+              </w:rPr>
+              <w:t xml:space="preserve">de la fecha de inicio de contrato del </w:t>
             </w:r>
             <w:r>
               <w:rPr>
@@ -5063,6 +5055,7 @@
                 <w:lang w:val="es-419"/>
               </w:rPr>
             </w:pPr>
+            <w:proofErr w:type="spellStart"/>
             <w:r>
               <w:rPr>
                 <w:rFonts w:ascii="Arial" w:eastAsia="Arial" w:hAnsi="Arial" w:cs="Arial"/>
@@ -5070,6 +5063,7 @@
               </w:rPr>
               <w:t>Fecha_Fin</w:t>
             </w:r>
+            <w:proofErr w:type="spellEnd"/>
           </w:p>
         </w:tc>
         <w:tc>
@@ -5111,31 +5105,13 @@
               <w:rPr>
                 <w:rFonts w:ascii="Arial" w:eastAsia="Arial" w:hAnsi="Arial" w:cs="Arial"/>
               </w:rPr>
-              <w:t>Elemento para el ingreso</w:t>
-            </w:r>
-            <w:r>
-              <w:rPr>
-                <w:rFonts w:ascii="Arial" w:eastAsia="Arial" w:hAnsi="Arial" w:cs="Arial"/>
-              </w:rPr>
-              <w:t xml:space="preserve"> </w:t>
-            </w:r>
-            <w:r>
-              <w:rPr>
-                <w:rFonts w:ascii="Arial" w:eastAsia="Arial" w:hAnsi="Arial" w:cs="Arial"/>
-              </w:rPr>
-              <w:t xml:space="preserve">de la fecha de </w:t>
-            </w:r>
-            <w:r>
-              <w:rPr>
-                <w:rFonts w:ascii="Arial" w:eastAsia="Arial" w:hAnsi="Arial" w:cs="Arial"/>
-              </w:rPr>
-              <w:t xml:space="preserve">fin de contrato </w:t>
-            </w:r>
-            <w:r>
-              <w:rPr>
-                <w:rFonts w:ascii="Arial" w:eastAsia="Arial" w:hAnsi="Arial" w:cs="Arial"/>
-              </w:rPr>
-              <w:t xml:space="preserve">del </w:t>
+              <w:t xml:space="preserve">Elemento para el ingreso </w:t>
+            </w:r>
+            <w:r>
+              <w:rPr>
+                <w:rFonts w:ascii="Arial" w:eastAsia="Arial" w:hAnsi="Arial" w:cs="Arial"/>
+              </w:rPr>
+              <w:t xml:space="preserve">de la fecha de fin de contrato del </w:t>
             </w:r>
             <w:r>
               <w:rPr>
@@ -5198,6 +5174,7 @@
                 <w:lang w:val="es-419"/>
               </w:rPr>
             </w:pPr>
+            <w:proofErr w:type="spellStart"/>
             <w:r>
               <w:rPr>
                 <w:rFonts w:ascii="Arial" w:eastAsia="Arial" w:hAnsi="Arial" w:cs="Arial"/>
@@ -5205,6 +5182,7 @@
               </w:rPr>
               <w:t>Id_Clases</w:t>
             </w:r>
+            <w:proofErr w:type="spellEnd"/>
           </w:p>
         </w:tc>
         <w:tc>
@@ -5246,19 +5224,7 @@
               <w:rPr>
                 <w:rFonts w:ascii="Arial" w:eastAsia="Arial" w:hAnsi="Arial" w:cs="Arial"/>
               </w:rPr>
-              <w:t>Llave primaria</w:t>
-            </w:r>
-            <w:r>
-              <w:rPr>
-                <w:rFonts w:ascii="Arial" w:eastAsia="Arial" w:hAnsi="Arial" w:cs="Arial"/>
-              </w:rPr>
-              <w:t xml:space="preserve"> </w:t>
-            </w:r>
-            <w:r>
-              <w:rPr>
-                <w:rFonts w:ascii="Arial" w:eastAsia="Arial" w:hAnsi="Arial" w:cs="Arial"/>
-              </w:rPr>
-              <w:t>(PK) para el ordenamiento físico de datos sin repetición</w:t>
+              <w:t>Llave primaria (PK) para el ordenamiento físico de datos sin repetición</w:t>
             </w:r>
             <w:r>
               <w:rPr>
@@ -5320,6 +5286,7 @@
                 <w:lang w:val="es-419"/>
               </w:rPr>
             </w:pPr>
+            <w:proofErr w:type="spellStart"/>
             <w:r>
               <w:rPr>
                 <w:rFonts w:ascii="Arial" w:eastAsia="Arial" w:hAnsi="Arial" w:cs="Arial"/>
@@ -5327,6 +5294,7 @@
               </w:rPr>
               <w:t>Id_Miembro</w:t>
             </w:r>
+            <w:proofErr w:type="spellEnd"/>
           </w:p>
         </w:tc>
         <w:tc>
@@ -5347,7 +5315,39 @@
                 <w:rFonts w:ascii="Arial" w:eastAsia="Arial" w:hAnsi="Arial" w:cs="Arial"/>
                 <w:lang w:val="es-419"/>
               </w:rPr>
-              <w:t>INT FOREIGN KEY (Id_Miembro) REFERENCES Miembros(Id_Miembro)</w:t>
+              <w:t>INT FOREIGN KEY (</w:t>
+            </w:r>
+            <w:proofErr w:type="spellStart"/>
+            <w:r>
+              <w:rPr>
+                <w:rFonts w:ascii="Arial" w:eastAsia="Arial" w:hAnsi="Arial" w:cs="Arial"/>
+                <w:lang w:val="es-419"/>
+              </w:rPr>
+              <w:t>Id_Miembro</w:t>
+            </w:r>
+            <w:proofErr w:type="spellEnd"/>
+            <w:r>
+              <w:rPr>
+                <w:rFonts w:ascii="Arial" w:eastAsia="Arial" w:hAnsi="Arial" w:cs="Arial"/>
+                <w:lang w:val="es-419"/>
+              </w:rPr>
+              <w:t>) REFERENCES Miembros(</w:t>
+            </w:r>
+            <w:proofErr w:type="spellStart"/>
+            <w:r>
+              <w:rPr>
+                <w:rFonts w:ascii="Arial" w:eastAsia="Arial" w:hAnsi="Arial" w:cs="Arial"/>
+                <w:lang w:val="es-419"/>
+              </w:rPr>
+              <w:t>Id_Miembro</w:t>
+            </w:r>
+            <w:proofErr w:type="spellEnd"/>
+            <w:r>
+              <w:rPr>
+                <w:rFonts w:ascii="Arial" w:eastAsia="Arial" w:hAnsi="Arial" w:cs="Arial"/>
+                <w:lang w:val="es-419"/>
+              </w:rPr>
+              <w:t>)</w:t>
             </w:r>
           </w:p>
         </w:tc>
@@ -5368,19 +5368,7 @@
               <w:rPr>
                 <w:rFonts w:ascii="Arial" w:eastAsia="Arial" w:hAnsi="Arial" w:cs="Arial"/>
               </w:rPr>
-              <w:t>Llave foránea</w:t>
-            </w:r>
-            <w:r>
-              <w:rPr>
-                <w:rFonts w:ascii="Arial" w:eastAsia="Arial" w:hAnsi="Arial" w:cs="Arial"/>
-              </w:rPr>
-              <w:t xml:space="preserve"> </w:t>
-            </w:r>
-            <w:r>
-              <w:rPr>
-                <w:rFonts w:ascii="Arial" w:eastAsia="Arial" w:hAnsi="Arial" w:cs="Arial"/>
-              </w:rPr>
-              <w:t xml:space="preserve">(FK) para asociar </w:t>
+              <w:t xml:space="preserve">Llave foránea (FK) para asociar </w:t>
             </w:r>
             <w:r>
               <w:rPr>
@@ -5392,13 +5380,7 @@
               <w:rPr>
                 <w:rFonts w:ascii="Arial" w:eastAsia="Arial" w:hAnsi="Arial" w:cs="Arial"/>
               </w:rPr>
-              <w:t>al</w:t>
-            </w:r>
-            <w:r>
-              <w:rPr>
-                <w:rFonts w:ascii="Arial" w:eastAsia="Arial" w:hAnsi="Arial" w:cs="Arial"/>
-              </w:rPr>
-              <w:t xml:space="preserve"> menos un </w:t>
+              <w:t xml:space="preserve">al menos un </w:t>
             </w:r>
             <w:r>
               <w:rPr>
@@ -5410,25 +5392,7 @@
               <w:rPr>
                 <w:rFonts w:ascii="Arial" w:eastAsia="Arial" w:hAnsi="Arial" w:cs="Arial"/>
               </w:rPr>
-              <w:t>iembro</w:t>
-            </w:r>
-            <w:r>
-              <w:rPr>
-                <w:rFonts w:ascii="Arial" w:eastAsia="Arial" w:hAnsi="Arial" w:cs="Arial"/>
-              </w:rPr>
-              <w:t xml:space="preserve"> ‘Entrenador’</w:t>
-            </w:r>
-            <w:r>
-              <w:rPr>
-                <w:rFonts w:ascii="Arial" w:eastAsia="Arial" w:hAnsi="Arial" w:cs="Arial"/>
-              </w:rPr>
-              <w:t xml:space="preserve"> a un</w:t>
-            </w:r>
-            <w:r>
-              <w:rPr>
-                <w:rFonts w:ascii="Arial" w:eastAsia="Arial" w:hAnsi="Arial" w:cs="Arial"/>
-              </w:rPr>
-              <w:t>a clase para validar su existencia</w:t>
+              <w:t>iembro ‘Entrenador’ a una clase para validar su existencia</w:t>
             </w:r>
             <w:r>
               <w:rPr>
@@ -5472,6 +5436,7 @@
                 <w:lang w:val="es-419"/>
               </w:rPr>
             </w:pPr>
+            <w:proofErr w:type="spellStart"/>
             <w:r>
               <w:rPr>
                 <w:rFonts w:ascii="Arial" w:eastAsia="Arial" w:hAnsi="Arial" w:cs="Arial"/>
@@ -5479,6 +5444,7 @@
               </w:rPr>
               <w:t>Id_Gimnasio</w:t>
             </w:r>
+            <w:proofErr w:type="spellEnd"/>
           </w:p>
         </w:tc>
         <w:tc>
@@ -5499,7 +5465,55 @@
                 <w:rFonts w:ascii="Arial" w:eastAsia="Arial" w:hAnsi="Arial" w:cs="Arial"/>
                 <w:lang w:val="en-US"/>
               </w:rPr>
-              <w:t>INT FOREIGN KEY (Id_Gimnasio) REFERENCES Gimnasio(Id_Gimnasio)</w:t>
+              <w:t>INT FOREIGN KEY (</w:t>
+            </w:r>
+            <w:proofErr w:type="spellStart"/>
+            <w:r>
+              <w:rPr>
+                <w:rFonts w:ascii="Arial" w:eastAsia="Arial" w:hAnsi="Arial" w:cs="Arial"/>
+                <w:lang w:val="en-US"/>
+              </w:rPr>
+              <w:t>Id_Gimnasio</w:t>
+            </w:r>
+            <w:proofErr w:type="spellEnd"/>
+            <w:r>
+              <w:rPr>
+                <w:rFonts w:ascii="Arial" w:eastAsia="Arial" w:hAnsi="Arial" w:cs="Arial"/>
+                <w:lang w:val="en-US"/>
+              </w:rPr>
+              <w:t xml:space="preserve">) REFERENCES </w:t>
+            </w:r>
+            <w:proofErr w:type="spellStart"/>
+            <w:r>
+              <w:rPr>
+                <w:rFonts w:ascii="Arial" w:eastAsia="Arial" w:hAnsi="Arial" w:cs="Arial"/>
+                <w:lang w:val="en-US"/>
+              </w:rPr>
+              <w:t>Gimnasio</w:t>
+            </w:r>
+            <w:proofErr w:type="spellEnd"/>
+            <w:r>
+              <w:rPr>
+                <w:rFonts w:ascii="Arial" w:eastAsia="Arial" w:hAnsi="Arial" w:cs="Arial"/>
+                <w:lang w:val="en-US"/>
+              </w:rPr>
+              <w:t>(</w:t>
+            </w:r>
+            <w:proofErr w:type="spellStart"/>
+            <w:r>
+              <w:rPr>
+                <w:rFonts w:ascii="Arial" w:eastAsia="Arial" w:hAnsi="Arial" w:cs="Arial"/>
+                <w:lang w:val="en-US"/>
+              </w:rPr>
+              <w:t>Id_Gimnasio</w:t>
+            </w:r>
+            <w:proofErr w:type="spellEnd"/>
+            <w:r>
+              <w:rPr>
+                <w:rFonts w:ascii="Arial" w:eastAsia="Arial" w:hAnsi="Arial" w:cs="Arial"/>
+                <w:lang w:val="en-US"/>
+              </w:rPr>
+              <w:t>)</w:t>
             </w:r>
           </w:p>
         </w:tc>
@@ -5520,37 +5534,7 @@
               <w:rPr>
                 <w:rFonts w:ascii="Arial" w:eastAsia="Arial" w:hAnsi="Arial" w:cs="Arial"/>
               </w:rPr>
-              <w:t xml:space="preserve">Llave </w:t>
-            </w:r>
-            <w:r>
-              <w:rPr>
-                <w:rFonts w:ascii="Arial" w:eastAsia="Arial" w:hAnsi="Arial" w:cs="Arial"/>
-              </w:rPr>
-              <w:t>foránea (</w:t>
-            </w:r>
-            <w:r>
-              <w:rPr>
-                <w:rFonts w:ascii="Arial" w:eastAsia="Arial" w:hAnsi="Arial" w:cs="Arial"/>
-              </w:rPr>
-              <w:t xml:space="preserve">FK) para asociar </w:t>
-            </w:r>
-            <w:r>
-              <w:rPr>
-                <w:rFonts w:ascii="Arial" w:eastAsia="Arial" w:hAnsi="Arial" w:cs="Arial"/>
-              </w:rPr>
-              <w:t>un</w:t>
-            </w:r>
-            <w:r>
-              <w:rPr>
-                <w:rFonts w:ascii="Arial" w:eastAsia="Arial" w:hAnsi="Arial" w:cs="Arial"/>
-              </w:rPr>
-              <w:t xml:space="preserve">a clase </w:t>
-            </w:r>
-            <w:r>
-              <w:rPr>
-                <w:rFonts w:ascii="Arial" w:eastAsia="Arial" w:hAnsi="Arial" w:cs="Arial"/>
-              </w:rPr>
-              <w:t xml:space="preserve">a un </w:t>
+              <w:t xml:space="preserve">Llave foránea (FK) para asociar una clase a un </w:t>
             </w:r>
             <w:r>
               <w:rPr>
@@ -5654,25 +5638,13 @@
               <w:rPr>
                 <w:rFonts w:ascii="Arial" w:eastAsia="Arial" w:hAnsi="Arial" w:cs="Arial"/>
               </w:rPr>
-              <w:t>Elemento para el ingreso</w:t>
-            </w:r>
-            <w:r>
-              <w:rPr>
-                <w:rFonts w:ascii="Arial" w:eastAsia="Arial" w:hAnsi="Arial" w:cs="Arial"/>
-              </w:rPr>
-              <w:t xml:space="preserve"> </w:t>
-            </w:r>
-            <w:r>
-              <w:rPr>
-                <w:rFonts w:ascii="Arial" w:eastAsia="Arial" w:hAnsi="Arial" w:cs="Arial"/>
-              </w:rPr>
-              <w:t xml:space="preserve">del Nombre del </w:t>
-            </w:r>
-            <w:r>
-              <w:rPr>
-                <w:rFonts w:ascii="Arial" w:eastAsia="Arial" w:hAnsi="Arial" w:cs="Arial"/>
-              </w:rPr>
-              <w:t>Clase</w:t>
+              <w:t xml:space="preserve">Elemento para el ingreso </w:t>
+            </w:r>
+            <w:r>
+              <w:rPr>
+                <w:rFonts w:ascii="Arial" w:eastAsia="Arial" w:hAnsi="Arial" w:cs="Arial"/>
+              </w:rPr>
+              <w:t>del Nombre del Clase</w:t>
             </w:r>
             <w:r>
               <w:rPr>
@@ -5716,6 +5688,7 @@
                 <w:lang w:val="es-419"/>
               </w:rPr>
             </w:pPr>
+            <w:proofErr w:type="spellStart"/>
             <w:r>
               <w:rPr>
                 <w:rFonts w:ascii="Arial" w:eastAsia="Arial" w:hAnsi="Arial" w:cs="Arial"/>
@@ -5723,6 +5696,7 @@
               </w:rPr>
               <w:t>Cupo_Max</w:t>
             </w:r>
+            <w:proofErr w:type="spellEnd"/>
           </w:p>
         </w:tc>
         <w:tc>
@@ -5764,13 +5738,7 @@
               <w:rPr>
                 <w:rFonts w:ascii="Arial" w:eastAsia="Arial" w:hAnsi="Arial" w:cs="Arial"/>
               </w:rPr>
-              <w:t>Elemento para el ingreso</w:t>
-            </w:r>
-            <w:r>
-              <w:rPr>
-                <w:rFonts w:ascii="Arial" w:eastAsia="Arial" w:hAnsi="Arial" w:cs="Arial"/>
-              </w:rPr>
-              <w:t xml:space="preserve"> </w:t>
+              <w:t xml:space="preserve">Elemento para el ingreso </w:t>
             </w:r>
             <w:r>
               <w:rPr>
@@ -5832,6 +5800,7 @@
                 <w:lang w:val="es-419"/>
               </w:rPr>
             </w:pPr>
+            <w:proofErr w:type="spellStart"/>
             <w:r>
               <w:rPr>
                 <w:rFonts w:ascii="Arial" w:eastAsia="Arial" w:hAnsi="Arial" w:cs="Arial"/>
@@ -5839,6 +5808,7 @@
               </w:rPr>
               <w:t>Dias</w:t>
             </w:r>
+            <w:proofErr w:type="spellEnd"/>
           </w:p>
         </w:tc>
         <w:tc>
@@ -5880,13 +5850,7 @@
               <w:rPr>
                 <w:rFonts w:ascii="Arial" w:eastAsia="Arial" w:hAnsi="Arial" w:cs="Arial"/>
               </w:rPr>
-              <w:t>Elemento para el ingreso</w:t>
-            </w:r>
-            <w:r>
-              <w:rPr>
-                <w:rFonts w:ascii="Arial" w:eastAsia="Arial" w:hAnsi="Arial" w:cs="Arial"/>
-              </w:rPr>
-              <w:t xml:space="preserve"> </w:t>
+              <w:t xml:space="preserve">Elemento para el ingreso </w:t>
             </w:r>
             <w:r>
               <w:rPr>
@@ -5948,6 +5912,7 @@
                 <w:lang w:val="es-419"/>
               </w:rPr>
             </w:pPr>
+            <w:proofErr w:type="spellStart"/>
             <w:r>
               <w:rPr>
                 <w:rFonts w:ascii="Arial" w:eastAsia="Arial" w:hAnsi="Arial" w:cs="Arial"/>
@@ -5955,6 +5920,7 @@
               </w:rPr>
               <w:t>HoraInicio</w:t>
             </w:r>
+            <w:proofErr w:type="spellEnd"/>
           </w:p>
         </w:tc>
         <w:tc>
@@ -5996,25 +5962,13 @@
               <w:rPr>
                 <w:rFonts w:ascii="Arial" w:eastAsia="Arial" w:hAnsi="Arial" w:cs="Arial"/>
               </w:rPr>
-              <w:t>Elemento para el ingreso</w:t>
-            </w:r>
-            <w:r>
-              <w:rPr>
-                <w:rFonts w:ascii="Arial" w:eastAsia="Arial" w:hAnsi="Arial" w:cs="Arial"/>
-              </w:rPr>
-              <w:t xml:space="preserve"> </w:t>
-            </w:r>
-            <w:r>
-              <w:rPr>
-                <w:rFonts w:ascii="Arial" w:eastAsia="Arial" w:hAnsi="Arial" w:cs="Arial"/>
-              </w:rPr>
-              <w:t>de</w:t>
-            </w:r>
-            <w:r>
-              <w:rPr>
-                <w:rFonts w:ascii="Arial" w:eastAsia="Arial" w:hAnsi="Arial" w:cs="Arial"/>
-              </w:rPr>
-              <w:t xml:space="preserve"> la hora de inicio de la </w:t>
+              <w:t xml:space="preserve">Elemento para el ingreso </w:t>
+            </w:r>
+            <w:r>
+              <w:rPr>
+                <w:rFonts w:ascii="Arial" w:eastAsia="Arial" w:hAnsi="Arial" w:cs="Arial"/>
+              </w:rPr>
+              <w:t xml:space="preserve">de la hora de inicio de la </w:t>
             </w:r>
             <w:r>
               <w:rPr>
@@ -6070,6 +6024,7 @@
                 <w:lang w:val="es-419"/>
               </w:rPr>
             </w:pPr>
+            <w:proofErr w:type="spellStart"/>
             <w:r>
               <w:rPr>
                 <w:rFonts w:ascii="Arial" w:eastAsia="Arial" w:hAnsi="Arial" w:cs="Arial"/>
@@ -6077,6 +6032,7 @@
               </w:rPr>
               <w:t>HoraFin</w:t>
             </w:r>
+            <w:proofErr w:type="spellEnd"/>
           </w:p>
         </w:tc>
         <w:tc>
@@ -6118,13 +6074,7 @@
               <w:rPr>
                 <w:rFonts w:ascii="Arial" w:eastAsia="Arial" w:hAnsi="Arial" w:cs="Arial"/>
               </w:rPr>
-              <w:t>Elemento para el ingreso</w:t>
-            </w:r>
-            <w:r>
-              <w:rPr>
-                <w:rFonts w:ascii="Arial" w:eastAsia="Arial" w:hAnsi="Arial" w:cs="Arial"/>
-              </w:rPr>
-              <w:t xml:space="preserve"> </w:t>
+              <w:t xml:space="preserve">Elemento para el ingreso </w:t>
             </w:r>
             <w:r>
               <w:rPr>
@@ -6193,6 +6143,7 @@
                 <w:lang w:val="es-419"/>
               </w:rPr>
             </w:pPr>
+            <w:proofErr w:type="spellStart"/>
             <w:r>
               <w:rPr>
                 <w:rFonts w:ascii="Arial" w:eastAsia="Arial" w:hAnsi="Arial" w:cs="Arial"/>
@@ -6200,6 +6151,7 @@
               </w:rPr>
               <w:t>Id_Inscripcion</w:t>
             </w:r>
+            <w:proofErr w:type="spellEnd"/>
           </w:p>
         </w:tc>
         <w:tc>
@@ -6291,6 +6243,7 @@
                 <w:lang w:val="es-419"/>
               </w:rPr>
             </w:pPr>
+            <w:proofErr w:type="spellStart"/>
             <w:r>
               <w:rPr>
                 <w:rFonts w:ascii="Arial" w:eastAsia="Arial" w:hAnsi="Arial" w:cs="Arial"/>
@@ -6298,6 +6251,7 @@
               </w:rPr>
               <w:t>Id_Miembro</w:t>
             </w:r>
+            <w:proofErr w:type="spellEnd"/>
           </w:p>
         </w:tc>
         <w:tc>
@@ -6318,7 +6272,39 @@
                 <w:rFonts w:ascii="Arial" w:eastAsia="Arial" w:hAnsi="Arial" w:cs="Arial"/>
                 <w:lang w:val="es-419"/>
               </w:rPr>
-              <w:t>INT FOREIGN KEY (Id_miembro) REFERENCES Miembros(Id_miembro)</w:t>
+              <w:t>INT FOREIGN KEY (</w:t>
+            </w:r>
+            <w:proofErr w:type="spellStart"/>
+            <w:r>
+              <w:rPr>
+                <w:rFonts w:ascii="Arial" w:eastAsia="Arial" w:hAnsi="Arial" w:cs="Arial"/>
+                <w:lang w:val="es-419"/>
+              </w:rPr>
+              <w:t>Id_miembro</w:t>
+            </w:r>
+            <w:proofErr w:type="spellEnd"/>
+            <w:r>
+              <w:rPr>
+                <w:rFonts w:ascii="Arial" w:eastAsia="Arial" w:hAnsi="Arial" w:cs="Arial"/>
+                <w:lang w:val="es-419"/>
+              </w:rPr>
+              <w:t>) REFERENCES Miembros(</w:t>
+            </w:r>
+            <w:proofErr w:type="spellStart"/>
+            <w:r>
+              <w:rPr>
+                <w:rFonts w:ascii="Arial" w:eastAsia="Arial" w:hAnsi="Arial" w:cs="Arial"/>
+                <w:lang w:val="es-419"/>
+              </w:rPr>
+              <w:t>Id_miembro</w:t>
+            </w:r>
+            <w:proofErr w:type="spellEnd"/>
+            <w:r>
+              <w:rPr>
+                <w:rFonts w:ascii="Arial" w:eastAsia="Arial" w:hAnsi="Arial" w:cs="Arial"/>
+                <w:lang w:val="es-419"/>
+              </w:rPr>
+              <w:t>)</w:t>
             </w:r>
           </w:p>
         </w:tc>
@@ -6339,13 +6325,7 @@
               <w:rPr>
                 <w:rFonts w:ascii="Arial" w:eastAsia="Arial" w:hAnsi="Arial" w:cs="Arial"/>
               </w:rPr>
-              <w:t>Llave foránea (FK) para asociar al miembro a un</w:t>
-            </w:r>
-            <w:r>
-              <w:rPr>
-                <w:rFonts w:ascii="Arial" w:eastAsia="Arial" w:hAnsi="Arial" w:cs="Arial"/>
-              </w:rPr>
-              <w:t xml:space="preserve">a </w:t>
+              <w:t xml:space="preserve">Llave foránea (FK) para asociar al miembro a una </w:t>
             </w:r>
             <w:r>
               <w:rPr>
@@ -6401,6 +6381,7 @@
                 <w:lang w:val="es-419"/>
               </w:rPr>
             </w:pPr>
+            <w:proofErr w:type="spellStart"/>
             <w:r>
               <w:rPr>
                 <w:rFonts w:ascii="Arial" w:eastAsia="Arial" w:hAnsi="Arial" w:cs="Arial"/>
@@ -6408,6 +6389,7 @@
               </w:rPr>
               <w:t>Id_Clase</w:t>
             </w:r>
+            <w:proofErr w:type="spellEnd"/>
           </w:p>
         </w:tc>
         <w:tc>
@@ -6428,7 +6410,55 @@
                 <w:rFonts w:ascii="Arial" w:eastAsia="Arial" w:hAnsi="Arial" w:cs="Arial"/>
                 <w:lang w:val="en-US"/>
               </w:rPr>
-              <w:t>INT FOREIGN KEY (Id_Clase) REFERENCES Clases(Id_Clase)</w:t>
+              <w:t>INT FOREIGN KEY (</w:t>
+            </w:r>
+            <w:proofErr w:type="spellStart"/>
+            <w:r>
+              <w:rPr>
+                <w:rFonts w:ascii="Arial" w:eastAsia="Arial" w:hAnsi="Arial" w:cs="Arial"/>
+                <w:lang w:val="en-US"/>
+              </w:rPr>
+              <w:t>Id_Clase</w:t>
+            </w:r>
+            <w:proofErr w:type="spellEnd"/>
+            <w:r>
+              <w:rPr>
+                <w:rFonts w:ascii="Arial" w:eastAsia="Arial" w:hAnsi="Arial" w:cs="Arial"/>
+                <w:lang w:val="en-US"/>
+              </w:rPr>
+              <w:t xml:space="preserve">) REFERENCES </w:t>
+            </w:r>
+            <w:proofErr w:type="spellStart"/>
+            <w:r>
+              <w:rPr>
+                <w:rFonts w:ascii="Arial" w:eastAsia="Arial" w:hAnsi="Arial" w:cs="Arial"/>
+                <w:lang w:val="en-US"/>
+              </w:rPr>
+              <w:t>Clases</w:t>
+            </w:r>
+            <w:proofErr w:type="spellEnd"/>
+            <w:r>
+              <w:rPr>
+                <w:rFonts w:ascii="Arial" w:eastAsia="Arial" w:hAnsi="Arial" w:cs="Arial"/>
+                <w:lang w:val="en-US"/>
+              </w:rPr>
+              <w:t>(</w:t>
+            </w:r>
+            <w:proofErr w:type="spellStart"/>
+            <w:r>
+              <w:rPr>
+                <w:rFonts w:ascii="Arial" w:eastAsia="Arial" w:hAnsi="Arial" w:cs="Arial"/>
+                <w:lang w:val="en-US"/>
+              </w:rPr>
+              <w:t>Id_Clase</w:t>
+            </w:r>
+            <w:proofErr w:type="spellEnd"/>
+            <w:r>
+              <w:rPr>
+                <w:rFonts w:ascii="Arial" w:eastAsia="Arial" w:hAnsi="Arial" w:cs="Arial"/>
+                <w:lang w:val="en-US"/>
+              </w:rPr>
+              <w:t>)</w:t>
             </w:r>
           </w:p>
         </w:tc>
@@ -6479,13 +6509,7 @@
               <w:rPr>
                 <w:rFonts w:ascii="Arial" w:eastAsia="Arial" w:hAnsi="Arial" w:cs="Arial"/>
               </w:rPr>
-              <w:t xml:space="preserve"> </w:t>
-            </w:r>
-            <w:r>
-              <w:rPr>
-                <w:rFonts w:ascii="Arial" w:eastAsia="Arial" w:hAnsi="Arial" w:cs="Arial"/>
-              </w:rPr>
-              <w:t>a la Inscripción</w:t>
+              <w:t xml:space="preserve"> a la Inscripción</w:t>
             </w:r>
             <w:r>
               <w:rPr>
@@ -6529,6 +6553,7 @@
                 <w:lang w:val="es-419"/>
               </w:rPr>
             </w:pPr>
+            <w:proofErr w:type="spellStart"/>
             <w:r>
               <w:rPr>
                 <w:rFonts w:ascii="Arial" w:eastAsia="Arial" w:hAnsi="Arial" w:cs="Arial"/>
@@ -6536,6 +6561,7 @@
               </w:rPr>
               <w:t>Fecha_Inscripcion</w:t>
             </w:r>
+            <w:proofErr w:type="spellEnd"/>
           </w:p>
         </w:tc>
         <w:tc>
@@ -6577,25 +6603,13 @@
               <w:rPr>
                 <w:rFonts w:ascii="Arial" w:eastAsia="Arial" w:hAnsi="Arial" w:cs="Arial"/>
               </w:rPr>
-              <w:t>Elemento para el ingreso</w:t>
-            </w:r>
-            <w:r>
-              <w:rPr>
-                <w:rFonts w:ascii="Arial" w:eastAsia="Arial" w:hAnsi="Arial" w:cs="Arial"/>
-              </w:rPr>
-              <w:t xml:space="preserve"> </w:t>
-            </w:r>
-            <w:r>
-              <w:rPr>
-                <w:rFonts w:ascii="Arial" w:eastAsia="Arial" w:hAnsi="Arial" w:cs="Arial"/>
-              </w:rPr>
-              <w:t>de la fecha</w:t>
-            </w:r>
-            <w:r>
-              <w:rPr>
-                <w:rFonts w:ascii="Arial" w:eastAsia="Arial" w:hAnsi="Arial" w:cs="Arial"/>
-              </w:rPr>
-              <w:t xml:space="preserve"> en la </w:t>
+              <w:t xml:space="preserve">Elemento para el ingreso </w:t>
+            </w:r>
+            <w:r>
+              <w:rPr>
+                <w:rFonts w:ascii="Arial" w:eastAsia="Arial" w:hAnsi="Arial" w:cs="Arial"/>
+              </w:rPr>
+              <w:t xml:space="preserve">de la fecha en la </w:t>
             </w:r>
             <w:r>
               <w:rPr>
@@ -6655,6 +6669,7 @@
                 <w:lang w:val="es-419"/>
               </w:rPr>
             </w:pPr>
+            <w:proofErr w:type="spellStart"/>
             <w:r>
               <w:rPr>
                 <w:rFonts w:ascii="Arial" w:eastAsia="Arial" w:hAnsi="Arial" w:cs="Arial"/>
@@ -6663,6 +6678,7 @@
               <w:lastRenderedPageBreak/>
               <w:t>Utilerias</w:t>
             </w:r>
+            <w:proofErr w:type="spellEnd"/>
           </w:p>
         </w:tc>
         <w:tc>
@@ -6678,6 +6694,7 @@
                 <w:lang w:val="es-419"/>
               </w:rPr>
             </w:pPr>
+            <w:proofErr w:type="spellStart"/>
             <w:r>
               <w:rPr>
                 <w:rFonts w:ascii="Arial" w:eastAsia="Arial" w:hAnsi="Arial" w:cs="Arial"/>
@@ -6685,6 +6702,7 @@
               </w:rPr>
               <w:t>Id_Utilerias</w:t>
             </w:r>
+            <w:proofErr w:type="spellEnd"/>
           </w:p>
         </w:tc>
         <w:tc>
@@ -6726,13 +6744,7 @@
               <w:rPr>
                 <w:rFonts w:ascii="Arial" w:eastAsia="Arial" w:hAnsi="Arial" w:cs="Arial"/>
               </w:rPr>
-              <w:t>Llave primaria (PK) para el ordenamiento físico de datos sin repetición</w:t>
-            </w:r>
-            <w:r>
-              <w:rPr>
-                <w:rFonts w:ascii="Arial" w:eastAsia="Arial" w:hAnsi="Arial" w:cs="Arial"/>
-              </w:rPr>
-              <w:t xml:space="preserve"> de </w:t>
+              <w:t xml:space="preserve">Llave primaria (PK) para el ordenamiento físico de datos sin repetición de </w:t>
             </w:r>
             <w:r>
               <w:rPr>
@@ -6782,6 +6794,7 @@
                 <w:lang w:val="es-419"/>
               </w:rPr>
             </w:pPr>
+            <w:proofErr w:type="spellStart"/>
             <w:r>
               <w:rPr>
                 <w:rFonts w:ascii="Arial" w:eastAsia="Arial" w:hAnsi="Arial" w:cs="Arial"/>
@@ -6789,6 +6802,7 @@
               </w:rPr>
               <w:t>Id_clase</w:t>
             </w:r>
+            <w:proofErr w:type="spellEnd"/>
           </w:p>
         </w:tc>
         <w:tc>
@@ -6809,7 +6823,55 @@
                 <w:rFonts w:ascii="Arial" w:eastAsia="Arial" w:hAnsi="Arial" w:cs="Arial"/>
                 <w:lang w:val="en-US"/>
               </w:rPr>
-              <w:t>INT FOREIGN KEY (Id_Clase) REFERENCES Clases(Id_Clase)</w:t>
+              <w:t>INT FOREIGN KEY (</w:t>
+            </w:r>
+            <w:proofErr w:type="spellStart"/>
+            <w:r>
+              <w:rPr>
+                <w:rFonts w:ascii="Arial" w:eastAsia="Arial" w:hAnsi="Arial" w:cs="Arial"/>
+                <w:lang w:val="en-US"/>
+              </w:rPr>
+              <w:t>Id_Clase</w:t>
+            </w:r>
+            <w:proofErr w:type="spellEnd"/>
+            <w:r>
+              <w:rPr>
+                <w:rFonts w:ascii="Arial" w:eastAsia="Arial" w:hAnsi="Arial" w:cs="Arial"/>
+                <w:lang w:val="en-US"/>
+              </w:rPr>
+              <w:t xml:space="preserve">) REFERENCES </w:t>
+            </w:r>
+            <w:proofErr w:type="spellStart"/>
+            <w:r>
+              <w:rPr>
+                <w:rFonts w:ascii="Arial" w:eastAsia="Arial" w:hAnsi="Arial" w:cs="Arial"/>
+                <w:lang w:val="en-US"/>
+              </w:rPr>
+              <w:t>Clases</w:t>
+            </w:r>
+            <w:proofErr w:type="spellEnd"/>
+            <w:r>
+              <w:rPr>
+                <w:rFonts w:ascii="Arial" w:eastAsia="Arial" w:hAnsi="Arial" w:cs="Arial"/>
+                <w:lang w:val="en-US"/>
+              </w:rPr>
+              <w:t>(</w:t>
+            </w:r>
+            <w:proofErr w:type="spellStart"/>
+            <w:r>
+              <w:rPr>
+                <w:rFonts w:ascii="Arial" w:eastAsia="Arial" w:hAnsi="Arial" w:cs="Arial"/>
+                <w:lang w:val="en-US"/>
+              </w:rPr>
+              <w:t>Id_Clase</w:t>
+            </w:r>
+            <w:proofErr w:type="spellEnd"/>
+            <w:r>
+              <w:rPr>
+                <w:rFonts w:ascii="Arial" w:eastAsia="Arial" w:hAnsi="Arial" w:cs="Arial"/>
+                <w:lang w:val="en-US"/>
+              </w:rPr>
+              <w:t>)</w:t>
             </w:r>
           </w:p>
         </w:tc>
@@ -6848,13 +6910,7 @@
               <w:rPr>
                 <w:rFonts w:ascii="Arial" w:eastAsia="Arial" w:hAnsi="Arial" w:cs="Arial"/>
               </w:rPr>
-              <w:t xml:space="preserve"> a </w:t>
-            </w:r>
-            <w:r>
-              <w:rPr>
-                <w:rFonts w:ascii="Arial" w:eastAsia="Arial" w:hAnsi="Arial" w:cs="Arial"/>
-              </w:rPr>
-              <w:t>una Utilería</w:t>
+              <w:t xml:space="preserve"> a una Utilería</w:t>
             </w:r>
             <w:r>
               <w:rPr>
@@ -6898,6 +6954,7 @@
                 <w:lang w:val="es-419"/>
               </w:rPr>
             </w:pPr>
+            <w:proofErr w:type="spellStart"/>
             <w:r>
               <w:rPr>
                 <w:rFonts w:ascii="Arial" w:eastAsia="Arial" w:hAnsi="Arial" w:cs="Arial"/>
@@ -6905,6 +6962,7 @@
               </w:rPr>
               <w:t>Tipo_utileria</w:t>
             </w:r>
+            <w:proofErr w:type="spellEnd"/>
           </w:p>
         </w:tc>
         <w:tc>
@@ -7038,6 +7096,7 @@
                 <w:lang w:val="es-419"/>
               </w:rPr>
             </w:pPr>
+            <w:proofErr w:type="spellStart"/>
             <w:r>
               <w:rPr>
                 <w:rFonts w:ascii="Arial" w:eastAsia="Arial" w:hAnsi="Arial" w:cs="Arial"/>
@@ -7045,6 +7104,7 @@
               </w:rPr>
               <w:t>Descripcion</w:t>
             </w:r>
+            <w:proofErr w:type="spellEnd"/>
           </w:p>
         </w:tc>
         <w:tc>
@@ -7086,13 +7146,7 @@
               <w:rPr>
                 <w:rFonts w:ascii="Arial" w:eastAsia="Arial" w:hAnsi="Arial" w:cs="Arial"/>
               </w:rPr>
-              <w:t>Elemento para el ingreso</w:t>
-            </w:r>
-            <w:r>
-              <w:rPr>
-                <w:rFonts w:ascii="Arial" w:eastAsia="Arial" w:hAnsi="Arial" w:cs="Arial"/>
-              </w:rPr>
-              <w:t xml:space="preserve"> </w:t>
+              <w:t xml:space="preserve">Elemento para el ingreso </w:t>
             </w:r>
             <w:r>
               <w:rPr>
@@ -7166,6 +7220,7 @@
                 <w:lang w:val="es-419"/>
               </w:rPr>
             </w:pPr>
+            <w:proofErr w:type="spellStart"/>
             <w:r>
               <w:rPr>
                 <w:rFonts w:ascii="Arial" w:eastAsia="Arial" w:hAnsi="Arial" w:cs="Arial"/>
@@ -7173,6 +7228,7 @@
               </w:rPr>
               <w:t>Ultimo_Mantenimiento</w:t>
             </w:r>
+            <w:proofErr w:type="spellEnd"/>
           </w:p>
         </w:tc>
         <w:tc>
@@ -7214,13 +7270,7 @@
               <w:rPr>
                 <w:rFonts w:ascii="Arial" w:eastAsia="Arial" w:hAnsi="Arial" w:cs="Arial"/>
               </w:rPr>
-              <w:t>Elemento para el ingreso</w:t>
-            </w:r>
-            <w:r>
-              <w:rPr>
-                <w:rFonts w:ascii="Arial" w:eastAsia="Arial" w:hAnsi="Arial" w:cs="Arial"/>
-              </w:rPr>
-              <w:t xml:space="preserve"> </w:t>
+              <w:t xml:space="preserve">Elemento para el ingreso </w:t>
             </w:r>
             <w:r>
               <w:rPr>
@@ -7238,25 +7288,7 @@
               <w:rPr>
                 <w:rFonts w:ascii="Arial" w:eastAsia="Arial" w:hAnsi="Arial" w:cs="Arial"/>
               </w:rPr>
-              <w:t xml:space="preserve">echa en la cual se </w:t>
-            </w:r>
-            <w:r>
-              <w:rPr>
-                <w:rFonts w:ascii="Arial" w:eastAsia="Arial" w:hAnsi="Arial" w:cs="Arial"/>
-              </w:rPr>
-              <w:t>realizó</w:t>
-            </w:r>
-            <w:r>
-              <w:rPr>
-                <w:rFonts w:ascii="Arial" w:eastAsia="Arial" w:hAnsi="Arial" w:cs="Arial"/>
-              </w:rPr>
-              <w:t xml:space="preserve"> </w:t>
-            </w:r>
-            <w:r>
-              <w:rPr>
-                <w:rFonts w:ascii="Arial" w:eastAsia="Arial" w:hAnsi="Arial" w:cs="Arial"/>
-              </w:rPr>
-              <w:t xml:space="preserve">el ultimo </w:t>
+              <w:t xml:space="preserve">echa en la cual se realizó el ultimo </w:t>
             </w:r>
             <w:r>
               <w:rPr>
@@ -7319,6 +7351,7 @@
                 <w:lang w:val="es-419"/>
               </w:rPr>
             </w:pPr>
+            <w:proofErr w:type="spellStart"/>
             <w:r>
               <w:rPr>
                 <w:rFonts w:ascii="Arial" w:eastAsia="Arial" w:hAnsi="Arial" w:cs="Arial"/>
@@ -7326,6 +7359,7 @@
               </w:rPr>
               <w:t>Id_Mantenimiento</w:t>
             </w:r>
+            <w:proofErr w:type="spellEnd"/>
           </w:p>
         </w:tc>
         <w:tc>
@@ -7367,13 +7401,7 @@
               <w:rPr>
                 <w:rFonts w:ascii="Arial" w:eastAsia="Arial" w:hAnsi="Arial" w:cs="Arial"/>
               </w:rPr>
-              <w:t xml:space="preserve">Llave primaria (PK) para el ordenamiento físico de datos sin repetición de </w:t>
-            </w:r>
-            <w:r>
-              <w:rPr>
-                <w:rFonts w:ascii="Arial" w:eastAsia="Arial" w:hAnsi="Arial" w:cs="Arial"/>
-              </w:rPr>
-              <w:t>Mantenimientos</w:t>
+              <w:t>Llave primaria (PK) para el ordenamiento físico de datos sin repetición de Mantenimientos</w:t>
             </w:r>
             <w:r>
               <w:rPr>
@@ -7417,6 +7445,7 @@
                 <w:lang w:val="es-419"/>
               </w:rPr>
             </w:pPr>
+            <w:proofErr w:type="spellStart"/>
             <w:r>
               <w:rPr>
                 <w:rFonts w:ascii="Arial" w:eastAsia="Arial" w:hAnsi="Arial" w:cs="Arial"/>
@@ -7424,6 +7453,7 @@
               </w:rPr>
               <w:t>Id_Utileria</w:t>
             </w:r>
+            <w:proofErr w:type="spellEnd"/>
           </w:p>
         </w:tc>
         <w:tc>
@@ -7444,7 +7474,55 @@
                 <w:rFonts w:ascii="Arial" w:eastAsia="Arial" w:hAnsi="Arial" w:cs="Arial"/>
                 <w:lang w:val="en-US"/>
               </w:rPr>
-              <w:t>INT FOREIGN KEY (Id_Utileria) REFERENCES Utilerias(Id_Utileria)</w:t>
+              <w:t>INT FOREIGN KEY (</w:t>
+            </w:r>
+            <w:proofErr w:type="spellStart"/>
+            <w:r>
+              <w:rPr>
+                <w:rFonts w:ascii="Arial" w:eastAsia="Arial" w:hAnsi="Arial" w:cs="Arial"/>
+                <w:lang w:val="en-US"/>
+              </w:rPr>
+              <w:t>Id_Utileria</w:t>
+            </w:r>
+            <w:proofErr w:type="spellEnd"/>
+            <w:r>
+              <w:rPr>
+                <w:rFonts w:ascii="Arial" w:eastAsia="Arial" w:hAnsi="Arial" w:cs="Arial"/>
+                <w:lang w:val="en-US"/>
+              </w:rPr>
+              <w:t xml:space="preserve">) REFERENCES </w:t>
+            </w:r>
+            <w:proofErr w:type="spellStart"/>
+            <w:r>
+              <w:rPr>
+                <w:rFonts w:ascii="Arial" w:eastAsia="Arial" w:hAnsi="Arial" w:cs="Arial"/>
+                <w:lang w:val="en-US"/>
+              </w:rPr>
+              <w:t>Utilerias</w:t>
+            </w:r>
+            <w:proofErr w:type="spellEnd"/>
+            <w:r>
+              <w:rPr>
+                <w:rFonts w:ascii="Arial" w:eastAsia="Arial" w:hAnsi="Arial" w:cs="Arial"/>
+                <w:lang w:val="en-US"/>
+              </w:rPr>
+              <w:t>(</w:t>
+            </w:r>
+            <w:proofErr w:type="spellStart"/>
+            <w:r>
+              <w:rPr>
+                <w:rFonts w:ascii="Arial" w:eastAsia="Arial" w:hAnsi="Arial" w:cs="Arial"/>
+                <w:lang w:val="en-US"/>
+              </w:rPr>
+              <w:t>Id_Utileria</w:t>
+            </w:r>
+            <w:proofErr w:type="spellEnd"/>
+            <w:r>
+              <w:rPr>
+                <w:rFonts w:ascii="Arial" w:eastAsia="Arial" w:hAnsi="Arial" w:cs="Arial"/>
+                <w:lang w:val="en-US"/>
+              </w:rPr>
+              <w:t>)</w:t>
             </w:r>
           </w:p>
         </w:tc>
@@ -7533,6 +7611,7 @@
                 <w:lang w:val="es-419"/>
               </w:rPr>
             </w:pPr>
+            <w:proofErr w:type="spellStart"/>
             <w:r>
               <w:rPr>
                 <w:rFonts w:ascii="Arial" w:eastAsia="Arial" w:hAnsi="Arial" w:cs="Arial"/>
@@ -7540,6 +7619,7 @@
               </w:rPr>
               <w:t>Id_Miembro</w:t>
             </w:r>
+            <w:proofErr w:type="spellEnd"/>
           </w:p>
         </w:tc>
         <w:tc>
@@ -7560,7 +7640,39 @@
                 <w:rFonts w:ascii="Arial" w:eastAsia="Arial" w:hAnsi="Arial" w:cs="Arial"/>
                 <w:lang w:val="es-419"/>
               </w:rPr>
-              <w:t>INT FOREIGN KEY (Id_miembro) REFERENCES Miembros(Id_miembro)</w:t>
+              <w:t>INT FOREIGN KEY (</w:t>
+            </w:r>
+            <w:proofErr w:type="spellStart"/>
+            <w:r>
+              <w:rPr>
+                <w:rFonts w:ascii="Arial" w:eastAsia="Arial" w:hAnsi="Arial" w:cs="Arial"/>
+                <w:lang w:val="es-419"/>
+              </w:rPr>
+              <w:t>Id_miembro</w:t>
+            </w:r>
+            <w:proofErr w:type="spellEnd"/>
+            <w:r>
+              <w:rPr>
+                <w:rFonts w:ascii="Arial" w:eastAsia="Arial" w:hAnsi="Arial" w:cs="Arial"/>
+                <w:lang w:val="es-419"/>
+              </w:rPr>
+              <w:t>) REFERENCES Miembros(</w:t>
+            </w:r>
+            <w:proofErr w:type="spellStart"/>
+            <w:r>
+              <w:rPr>
+                <w:rFonts w:ascii="Arial" w:eastAsia="Arial" w:hAnsi="Arial" w:cs="Arial"/>
+                <w:lang w:val="es-419"/>
+              </w:rPr>
+              <w:t>Id_miembro</w:t>
+            </w:r>
+            <w:proofErr w:type="spellEnd"/>
+            <w:r>
+              <w:rPr>
+                <w:rFonts w:ascii="Arial" w:eastAsia="Arial" w:hAnsi="Arial" w:cs="Arial"/>
+                <w:lang w:val="es-419"/>
+              </w:rPr>
+              <w:t>)</w:t>
             </w:r>
           </w:p>
         </w:tc>
@@ -7673,6 +7785,7 @@
                 <w:lang w:val="es-419"/>
               </w:rPr>
             </w:pPr>
+            <w:proofErr w:type="spellStart"/>
             <w:r>
               <w:rPr>
                 <w:rFonts w:ascii="Arial" w:eastAsia="Arial" w:hAnsi="Arial" w:cs="Arial"/>
@@ -7680,6 +7793,7 @@
               </w:rPr>
               <w:t>Tipo_Mantenimiento</w:t>
             </w:r>
+            <w:proofErr w:type="spellEnd"/>
           </w:p>
         </w:tc>
         <w:tc>
@@ -7721,37 +7835,19 @@
               <w:rPr>
                 <w:rFonts w:ascii="Arial" w:eastAsia="Arial" w:hAnsi="Arial" w:cs="Arial"/>
               </w:rPr>
-              <w:t>Elemento para el ingreso</w:t>
-            </w:r>
-            <w:r>
-              <w:rPr>
-                <w:rFonts w:ascii="Arial" w:eastAsia="Arial" w:hAnsi="Arial" w:cs="Arial"/>
-              </w:rPr>
-              <w:t xml:space="preserve"> </w:t>
-            </w:r>
-            <w:r>
-              <w:rPr>
-                <w:rFonts w:ascii="Arial" w:eastAsia="Arial" w:hAnsi="Arial" w:cs="Arial"/>
-              </w:rPr>
-              <w:t xml:space="preserve">del tipo de </w:t>
-            </w:r>
-            <w:r>
-              <w:rPr>
-                <w:rFonts w:ascii="Arial" w:eastAsia="Arial" w:hAnsi="Arial" w:cs="Arial"/>
-              </w:rPr>
-              <w:t>Mantenimiento que se realiza</w:t>
-            </w:r>
-            <w:r>
-              <w:rPr>
-                <w:rFonts w:ascii="Arial" w:eastAsia="Arial" w:hAnsi="Arial" w:cs="Arial"/>
-              </w:rPr>
-              <w:t xml:space="preserve"> con </w:t>
-            </w:r>
-            <w:r>
-              <w:rPr>
-                <w:rFonts w:ascii="Arial" w:eastAsia="Arial" w:hAnsi="Arial" w:cs="Arial"/>
-              </w:rPr>
-              <w:t xml:space="preserve">limitación de </w:t>
+              <w:t xml:space="preserve">Elemento para el ingreso </w:t>
+            </w:r>
+            <w:r>
+              <w:rPr>
+                <w:rFonts w:ascii="Arial" w:eastAsia="Arial" w:hAnsi="Arial" w:cs="Arial"/>
+              </w:rPr>
+              <w:t>del tipo de Mantenimiento que se realiza</w:t>
+            </w:r>
+            <w:r>
+              <w:rPr>
+                <w:rFonts w:ascii="Arial" w:eastAsia="Arial" w:hAnsi="Arial" w:cs="Arial"/>
+              </w:rPr>
+              <w:t xml:space="preserve"> con limitación de </w:t>
             </w:r>
             <w:r>
               <w:rPr>
@@ -7770,25 +7866,7 @@
               <w:rPr>
                 <w:rFonts w:ascii="Arial" w:eastAsia="Arial" w:hAnsi="Arial" w:cs="Arial"/>
               </w:rPr>
-              <w:t>’</w:t>
-            </w:r>
-            <w:r>
-              <w:rPr>
-                <w:rFonts w:ascii="Arial" w:eastAsia="Arial" w:hAnsi="Arial" w:cs="Arial"/>
-              </w:rPr>
-              <w:t>, ‘</w:t>
-            </w:r>
-            <w:r>
-              <w:rPr>
-                <w:rFonts w:ascii="Arial" w:eastAsia="Arial" w:hAnsi="Arial" w:cs="Arial"/>
-              </w:rPr>
-              <w:t>Complet</w:t>
-            </w:r>
-            <w:r>
-              <w:rPr>
-                <w:rFonts w:ascii="Arial" w:eastAsia="Arial" w:hAnsi="Arial" w:cs="Arial"/>
-              </w:rPr>
-              <w:t>o’)</w:t>
+              <w:t>’, ‘Completo’)</w:t>
             </w:r>
             <w:r>
               <w:rPr>
@@ -7832,6 +7910,7 @@
                 <w:lang w:val="es-419"/>
               </w:rPr>
             </w:pPr>
+            <w:proofErr w:type="spellStart"/>
             <w:r>
               <w:rPr>
                 <w:rFonts w:ascii="Arial" w:eastAsia="Arial" w:hAnsi="Arial" w:cs="Arial"/>
@@ -7839,6 +7918,7 @@
               </w:rPr>
               <w:t>Resumen_mantenimiento</w:t>
             </w:r>
+            <w:proofErr w:type="spellEnd"/>
           </w:p>
         </w:tc>
         <w:tc>
@@ -7880,13 +7960,7 @@
               <w:rPr>
                 <w:rFonts w:ascii="Arial" w:eastAsia="Arial" w:hAnsi="Arial" w:cs="Arial"/>
               </w:rPr>
-              <w:t>Elemento para el ingreso</w:t>
-            </w:r>
-            <w:r>
-              <w:rPr>
-                <w:rFonts w:ascii="Arial" w:eastAsia="Arial" w:hAnsi="Arial" w:cs="Arial"/>
-              </w:rPr>
-              <w:t xml:space="preserve"> </w:t>
+              <w:t xml:space="preserve">Elemento para el ingreso </w:t>
             </w:r>
             <w:r>
               <w:rPr>
@@ -7972,6 +8046,7 @@
                 <w:lang w:val="es-419"/>
               </w:rPr>
             </w:pPr>
+            <w:proofErr w:type="spellStart"/>
             <w:r>
               <w:rPr>
                 <w:rFonts w:ascii="Arial" w:eastAsia="Arial" w:hAnsi="Arial" w:cs="Arial"/>
@@ -7979,6 +8054,7 @@
               </w:rPr>
               <w:t>Proximo_Mantenimiento</w:t>
             </w:r>
+            <w:proofErr w:type="spellEnd"/>
           </w:p>
         </w:tc>
         <w:tc>
@@ -8020,13 +8096,7 @@
               <w:rPr>
                 <w:rFonts w:ascii="Arial" w:eastAsia="Arial" w:hAnsi="Arial" w:cs="Arial"/>
               </w:rPr>
-              <w:t>Elemento para el ingreso</w:t>
-            </w:r>
-            <w:r>
-              <w:rPr>
-                <w:rFonts w:ascii="Arial" w:eastAsia="Arial" w:hAnsi="Arial" w:cs="Arial"/>
-              </w:rPr>
-              <w:t xml:space="preserve"> </w:t>
+              <w:t xml:space="preserve">Elemento para el ingreso </w:t>
             </w:r>
             <w:r>
               <w:rPr>
@@ -8089,6 +8159,7 @@
                 <w:lang w:val="es-419"/>
               </w:rPr>
             </w:pPr>
+            <w:proofErr w:type="spellStart"/>
             <w:r>
               <w:rPr>
                 <w:rFonts w:ascii="Arial" w:eastAsia="Arial" w:hAnsi="Arial" w:cs="Arial"/>
@@ -8096,6 +8167,7 @@
               </w:rPr>
               <w:t>Id_Pago</w:t>
             </w:r>
+            <w:proofErr w:type="spellEnd"/>
           </w:p>
         </w:tc>
         <w:tc>
@@ -8137,19 +8209,7 @@
               <w:rPr>
                 <w:rFonts w:ascii="Arial" w:eastAsia="Arial" w:hAnsi="Arial" w:cs="Arial"/>
               </w:rPr>
-              <w:t xml:space="preserve">Llave primaria (PK) para el ordenamiento físico de datos sin repetición de </w:t>
-            </w:r>
-            <w:r>
-              <w:rPr>
-                <w:rFonts w:ascii="Arial" w:eastAsia="Arial" w:hAnsi="Arial" w:cs="Arial"/>
-              </w:rPr>
-              <w:t>Pagos</w:t>
-            </w:r>
-            <w:r>
-              <w:rPr>
-                <w:rFonts w:ascii="Arial" w:eastAsia="Arial" w:hAnsi="Arial" w:cs="Arial"/>
-              </w:rPr>
-              <w:t>.</w:t>
+              <w:t>Llave primaria (PK) para el ordenamiento físico de datos sin repetición de Pagos.</w:t>
             </w:r>
           </w:p>
         </w:tc>
@@ -8187,6 +8247,7 @@
                 <w:lang w:val="es-419"/>
               </w:rPr>
             </w:pPr>
+            <w:proofErr w:type="spellStart"/>
             <w:r>
               <w:rPr>
                 <w:rFonts w:ascii="Arial" w:eastAsia="Arial" w:hAnsi="Arial" w:cs="Arial"/>
@@ -8194,6 +8255,7 @@
               </w:rPr>
               <w:t>Id_Miembro</w:t>
             </w:r>
+            <w:proofErr w:type="spellEnd"/>
           </w:p>
         </w:tc>
         <w:tc>
@@ -8214,7 +8276,39 @@
                 <w:rFonts w:ascii="Arial" w:eastAsia="Arial" w:hAnsi="Arial" w:cs="Arial"/>
                 <w:lang w:val="es-419"/>
               </w:rPr>
-              <w:t>INT FOREIGN KEY (Id_miembro) REFERENCES Miembros(Id_miembro)</w:t>
+              <w:t>INT FOREIGN KEY (</w:t>
+            </w:r>
+            <w:proofErr w:type="spellStart"/>
+            <w:r>
+              <w:rPr>
+                <w:rFonts w:ascii="Arial" w:eastAsia="Arial" w:hAnsi="Arial" w:cs="Arial"/>
+                <w:lang w:val="es-419"/>
+              </w:rPr>
+              <w:t>Id_miembro</w:t>
+            </w:r>
+            <w:proofErr w:type="spellEnd"/>
+            <w:r>
+              <w:rPr>
+                <w:rFonts w:ascii="Arial" w:eastAsia="Arial" w:hAnsi="Arial" w:cs="Arial"/>
+                <w:lang w:val="es-419"/>
+              </w:rPr>
+              <w:t>) REFERENCES Miembros(</w:t>
+            </w:r>
+            <w:proofErr w:type="spellStart"/>
+            <w:r>
+              <w:rPr>
+                <w:rFonts w:ascii="Arial" w:eastAsia="Arial" w:hAnsi="Arial" w:cs="Arial"/>
+                <w:lang w:val="es-419"/>
+              </w:rPr>
+              <w:t>Id_miembro</w:t>
+            </w:r>
+            <w:proofErr w:type="spellEnd"/>
+            <w:r>
+              <w:rPr>
+                <w:rFonts w:ascii="Arial" w:eastAsia="Arial" w:hAnsi="Arial" w:cs="Arial"/>
+                <w:lang w:val="es-419"/>
+              </w:rPr>
+              <w:t>)</w:t>
             </w:r>
           </w:p>
         </w:tc>
@@ -8235,19 +8329,7 @@
               <w:rPr>
                 <w:rFonts w:ascii="Arial" w:eastAsia="Arial" w:hAnsi="Arial" w:cs="Arial"/>
               </w:rPr>
-              <w:t>Llave foránea (FK) para asociar a un</w:t>
-            </w:r>
-            <w:r>
-              <w:rPr>
-                <w:rFonts w:ascii="Arial" w:eastAsia="Arial" w:hAnsi="Arial" w:cs="Arial"/>
-              </w:rPr>
-              <w:t xml:space="preserve"> Miembro al Pago</w:t>
-            </w:r>
-            <w:r>
-              <w:rPr>
-                <w:rFonts w:ascii="Arial" w:eastAsia="Arial" w:hAnsi="Arial" w:cs="Arial"/>
-              </w:rPr>
-              <w:t>.</w:t>
+              <w:t>Llave foránea (FK) para asociar a un Miembro al Pago.</w:t>
             </w:r>
           </w:p>
         </w:tc>
@@ -8285,6 +8367,7 @@
                 <w:lang w:val="es-419"/>
               </w:rPr>
             </w:pPr>
+            <w:proofErr w:type="spellStart"/>
             <w:r>
               <w:rPr>
                 <w:rFonts w:ascii="Arial" w:eastAsia="Arial" w:hAnsi="Arial" w:cs="Arial"/>
@@ -8292,6 +8375,7 @@
               </w:rPr>
               <w:t>Factura_codigo</w:t>
             </w:r>
+            <w:proofErr w:type="spellEnd"/>
           </w:p>
         </w:tc>
         <w:tc>
@@ -8312,7 +8396,39 @@
                 <w:rFonts w:ascii="Arial" w:eastAsia="Arial" w:hAnsi="Arial" w:cs="Arial"/>
                 <w:lang w:val="en-US"/>
               </w:rPr>
-              <w:t>INT CONSTRAINT DF_Factura DEFAULT(NEXT VALUE FOR S_Factura)</w:t>
+              <w:t xml:space="preserve">INT CONSTRAINT </w:t>
+            </w:r>
+            <w:proofErr w:type="spellStart"/>
+            <w:r>
+              <w:rPr>
+                <w:rFonts w:ascii="Arial" w:eastAsia="Arial" w:hAnsi="Arial" w:cs="Arial"/>
+                <w:lang w:val="en-US"/>
+              </w:rPr>
+              <w:t>DF_Factura</w:t>
+            </w:r>
+            <w:proofErr w:type="spellEnd"/>
+            <w:r>
+              <w:rPr>
+                <w:rFonts w:ascii="Arial" w:eastAsia="Arial" w:hAnsi="Arial" w:cs="Arial"/>
+                <w:lang w:val="en-US"/>
+              </w:rPr>
+              <w:t xml:space="preserve"> DEFAULT(NEXT VALUE FOR </w:t>
+            </w:r>
+            <w:proofErr w:type="spellStart"/>
+            <w:r>
+              <w:rPr>
+                <w:rFonts w:ascii="Arial" w:eastAsia="Arial" w:hAnsi="Arial" w:cs="Arial"/>
+                <w:lang w:val="en-US"/>
+              </w:rPr>
+              <w:t>S_Factura</w:t>
+            </w:r>
+            <w:proofErr w:type="spellEnd"/>
+            <w:r>
+              <w:rPr>
+                <w:rFonts w:ascii="Arial" w:eastAsia="Arial" w:hAnsi="Arial" w:cs="Arial"/>
+                <w:lang w:val="en-US"/>
+              </w:rPr>
+              <w:t>)</w:t>
             </w:r>
           </w:p>
         </w:tc>
@@ -8333,13 +8449,7 @@
               <w:rPr>
                 <w:rFonts w:ascii="Arial" w:eastAsia="Arial" w:hAnsi="Arial" w:cs="Arial"/>
               </w:rPr>
-              <w:t>Elemento para el ingreso de</w:t>
-            </w:r>
-            <w:r>
-              <w:rPr>
-                <w:rFonts w:ascii="Arial" w:eastAsia="Arial" w:hAnsi="Arial" w:cs="Arial"/>
-              </w:rPr>
-              <w:t xml:space="preserve"> un </w:t>
+              <w:t xml:space="preserve">Elemento para el ingreso de un </w:t>
             </w:r>
             <w:r>
               <w:rPr>
@@ -8375,13 +8485,7 @@
               <w:rPr>
                 <w:rFonts w:ascii="Arial" w:eastAsia="Arial" w:hAnsi="Arial" w:cs="Arial"/>
               </w:rPr>
-              <w:t>para el Pago</w:t>
-            </w:r>
-            <w:r>
-              <w:rPr>
-                <w:rFonts w:ascii="Arial" w:eastAsia="Arial" w:hAnsi="Arial" w:cs="Arial"/>
-              </w:rPr>
-              <w:t>.</w:t>
+              <w:t>para el Pago.</w:t>
             </w:r>
           </w:p>
         </w:tc>
@@ -8467,31 +8571,21 @@
               <w:rPr>
                 <w:rFonts w:ascii="Arial" w:eastAsia="Arial" w:hAnsi="Arial" w:cs="Arial"/>
               </w:rPr>
-              <w:t>Elemento para el ingreso de</w:t>
-            </w:r>
-            <w:r>
-              <w:rPr>
-                <w:rFonts w:ascii="Arial" w:eastAsia="Arial" w:hAnsi="Arial" w:cs="Arial"/>
-              </w:rPr>
-              <w:t xml:space="preserve">l Monto </w:t>
-            </w:r>
+              <w:t xml:space="preserve">Elemento para el ingreso del Monto </w:t>
+            </w:r>
+            <w:proofErr w:type="spellStart"/>
             <w:r>
               <w:rPr>
                 <w:rFonts w:ascii="Arial" w:eastAsia="Arial" w:hAnsi="Arial" w:cs="Arial"/>
               </w:rPr>
               <w:t>po</w:t>
             </w:r>
-            <w:r>
-              <w:rPr>
-                <w:rFonts w:ascii="Arial" w:eastAsia="Arial" w:hAnsi="Arial" w:cs="Arial"/>
-              </w:rPr>
-              <w:t xml:space="preserve"> Pago</w:t>
-            </w:r>
-            <w:r>
-              <w:rPr>
-                <w:rFonts w:ascii="Arial" w:eastAsia="Arial" w:hAnsi="Arial" w:cs="Arial"/>
-              </w:rPr>
-              <w:t>.</w:t>
+            <w:proofErr w:type="spellEnd"/>
+            <w:r>
+              <w:rPr>
+                <w:rFonts w:ascii="Arial" w:eastAsia="Arial" w:hAnsi="Arial" w:cs="Arial"/>
+              </w:rPr>
+              <w:t xml:space="preserve"> Pago.</w:t>
             </w:r>
           </w:p>
         </w:tc>
@@ -8529,6 +8623,7 @@
                 <w:lang w:val="es-419"/>
               </w:rPr>
             </w:pPr>
+            <w:proofErr w:type="spellStart"/>
             <w:r>
               <w:rPr>
                 <w:rFonts w:ascii="Arial" w:eastAsia="Arial" w:hAnsi="Arial" w:cs="Arial"/>
@@ -8536,6 +8631,7 @@
               </w:rPr>
               <w:t>Descripcion_pago</w:t>
             </w:r>
+            <w:proofErr w:type="spellEnd"/>
           </w:p>
         </w:tc>
         <w:tc>
@@ -8577,13 +8673,7 @@
               <w:rPr>
                 <w:rFonts w:ascii="Arial" w:eastAsia="Arial" w:hAnsi="Arial" w:cs="Arial"/>
               </w:rPr>
-              <w:t>Elemento para el ingreso de</w:t>
-            </w:r>
-            <w:r>
-              <w:rPr>
-                <w:rFonts w:ascii="Arial" w:eastAsia="Arial" w:hAnsi="Arial" w:cs="Arial"/>
-              </w:rPr>
-              <w:t xml:space="preserve"> la Descripción</w:t>
+              <w:t>Elemento para el ingreso de la Descripción</w:t>
             </w:r>
             <w:r>
               <w:rPr>
@@ -8633,6 +8723,7 @@
                 <w:lang w:val="es-419"/>
               </w:rPr>
             </w:pPr>
+            <w:proofErr w:type="spellStart"/>
             <w:r>
               <w:rPr>
                 <w:rFonts w:ascii="Arial" w:eastAsia="Arial" w:hAnsi="Arial" w:cs="Arial"/>
@@ -8640,6 +8731,7 @@
               </w:rPr>
               <w:t>Metodo_pago</w:t>
             </w:r>
+            <w:proofErr w:type="spellEnd"/>
           </w:p>
         </w:tc>
         <w:tc>
@@ -8683,11 +8775,19 @@
               </w:rPr>
               <w:t xml:space="preserve">Elemento para el ingreso del </w:t>
             </w:r>
-            <w:r>
-              <w:rPr>
-                <w:rFonts w:ascii="Arial" w:eastAsia="Arial" w:hAnsi="Arial" w:cs="Arial"/>
-              </w:rPr>
-              <w:t xml:space="preserve">Metodo de pago seleccionado </w:t>
+            <w:proofErr w:type="spellStart"/>
+            <w:r>
+              <w:rPr>
+                <w:rFonts w:ascii="Arial" w:eastAsia="Arial" w:hAnsi="Arial" w:cs="Arial"/>
+              </w:rPr>
+              <w:t>Metodo</w:t>
+            </w:r>
+            <w:proofErr w:type="spellEnd"/>
+            <w:r>
+              <w:rPr>
+                <w:rFonts w:ascii="Arial" w:eastAsia="Arial" w:hAnsi="Arial" w:cs="Arial"/>
+              </w:rPr>
+              <w:t xml:space="preserve"> de pago seleccionado </w:t>
             </w:r>
             <w:r>
               <w:rPr>
@@ -8699,8 +8799,16 @@
               <w:rPr>
                 <w:rFonts w:ascii="Arial" w:eastAsia="Arial" w:hAnsi="Arial" w:cs="Arial"/>
               </w:rPr>
-              <w:t>En linea</w:t>
-            </w:r>
+              <w:t xml:space="preserve">En </w:t>
+            </w:r>
+            <w:proofErr w:type="spellStart"/>
+            <w:r>
+              <w:rPr>
+                <w:rFonts w:ascii="Arial" w:eastAsia="Arial" w:hAnsi="Arial" w:cs="Arial"/>
+              </w:rPr>
+              <w:t>linea</w:t>
+            </w:r>
+            <w:proofErr w:type="spellEnd"/>
             <w:r>
               <w:rPr>
                 <w:rFonts w:ascii="Arial" w:eastAsia="Arial" w:hAnsi="Arial" w:cs="Arial"/>
@@ -8755,6 +8863,7 @@
                 <w:lang w:val="es-419"/>
               </w:rPr>
             </w:pPr>
+            <w:proofErr w:type="spellStart"/>
             <w:r>
               <w:rPr>
                 <w:rFonts w:ascii="Arial" w:eastAsia="Arial" w:hAnsi="Arial" w:cs="Arial"/>
@@ -8762,6 +8871,7 @@
               </w:rPr>
               <w:t>Fecha_pago</w:t>
             </w:r>
+            <w:proofErr w:type="spellEnd"/>
           </w:p>
         </w:tc>
         <w:tc>
@@ -8803,13 +8913,7 @@
               <w:rPr>
                 <w:rFonts w:ascii="Arial" w:eastAsia="Arial" w:hAnsi="Arial" w:cs="Arial"/>
               </w:rPr>
-              <w:t>Elemento para el ingreso de</w:t>
-            </w:r>
-            <w:r>
-              <w:rPr>
-                <w:rFonts w:ascii="Arial" w:eastAsia="Arial" w:hAnsi="Arial" w:cs="Arial"/>
-              </w:rPr>
-              <w:t xml:space="preserve"> la </w:t>
+              <w:t xml:space="preserve">Elemento para el ingreso de la </w:t>
             </w:r>
             <w:r>
               <w:rPr>
@@ -8920,6 +9024,7 @@
           <w:szCs w:val="22"/>
         </w:rPr>
       </w:pPr>
+      <w:proofErr w:type="spellStart"/>
       <w:r>
         <w:rPr>
           <w:rFonts w:ascii="Calibri" w:eastAsia="Calibri" w:hAnsi="Calibri" w:cs="Calibri"/>
@@ -8928,7 +9033,18 @@
           <w:sz w:val="22"/>
           <w:szCs w:val="22"/>
         </w:rPr>
-        <w:t>Login Creado:</w:t>
+        <w:t>Login</w:t>
+      </w:r>
+      <w:proofErr w:type="spellEnd"/>
+      <w:r>
+        <w:rPr>
+          <w:rFonts w:ascii="Calibri" w:eastAsia="Calibri" w:hAnsi="Calibri" w:cs="Calibri"/>
+          <w:b/>
+          <w:bCs/>
+          <w:sz w:val="22"/>
+          <w:szCs w:val="22"/>
+        </w:rPr>
+        <w:t xml:space="preserve"> Creado:</w:t>
       </w:r>
       <w:r>
         <w:rPr>
@@ -8976,7 +9092,25 @@
           <w:sz w:val="22"/>
           <w:szCs w:val="22"/>
         </w:rPr>
-        <w:t xml:space="preserve"> U_ESTUDIANTE se crea dentro de la base de datos y se vincula al Login.</w:t>
+        <w:t xml:space="preserve"> U_ESTUDIANTE se crea dentro de la base de datos y se vincula al </w:t>
+      </w:r>
+      <w:proofErr w:type="spellStart"/>
+      <w:r>
+        <w:rPr>
+          <w:rFonts w:ascii="Calibri" w:eastAsia="Calibri" w:hAnsi="Calibri" w:cs="Calibri"/>
+          <w:sz w:val="22"/>
+          <w:szCs w:val="22"/>
+        </w:rPr>
+        <w:t>Login</w:t>
+      </w:r>
+      <w:proofErr w:type="spellEnd"/>
+      <w:r>
+        <w:rPr>
+          <w:rFonts w:ascii="Calibri" w:eastAsia="Calibri" w:hAnsi="Calibri" w:cs="Calibri"/>
+          <w:sz w:val="22"/>
+          <w:szCs w:val="22"/>
+        </w:rPr>
+        <w:t>.</w:t>
       </w:r>
     </w:p>
     <w:p>
@@ -9008,7 +9142,25 @@
           <w:sz w:val="22"/>
           <w:szCs w:val="22"/>
         </w:rPr>
-        <w:t xml:space="preserve"> El usuario U_ESTUDIANTE se añade al rol fijo de base de datos db_owner. Este rol le otorga al usuario permisos administrativos completos sobre la base de datos, lo que incluye la capacidad de modificar estructuras, leer, escribir y eliminar cualquier dato.</w:t>
+        <w:t xml:space="preserve"> El usuario U_ESTUDIANTE se añade al rol fijo de base de datos </w:t>
+      </w:r>
+      <w:proofErr w:type="spellStart"/>
+      <w:r>
+        <w:rPr>
+          <w:rFonts w:ascii="Calibri" w:eastAsia="Calibri" w:hAnsi="Calibri" w:cs="Calibri"/>
+          <w:sz w:val="22"/>
+          <w:szCs w:val="22"/>
+        </w:rPr>
+        <w:t>db_owner</w:t>
+      </w:r>
+      <w:proofErr w:type="spellEnd"/>
+      <w:r>
+        <w:rPr>
+          <w:rFonts w:ascii="Calibri" w:eastAsia="Calibri" w:hAnsi="Calibri" w:cs="Calibri"/>
+          <w:sz w:val="22"/>
+          <w:szCs w:val="22"/>
+        </w:rPr>
+        <w:t>. Este rol le otorga al usuario permisos administrativos completos sobre la base de datos, lo que incluye la capacidad de modificar estructuras, leer, escribir y eliminar cualquier dato.</w:t>
       </w:r>
     </w:p>
     <w:p>
@@ -9076,12 +9228,21 @@
           <w:rFonts w:ascii="Calibri" w:eastAsia="Calibri" w:hAnsi="Calibri" w:cs="Calibri"/>
         </w:rPr>
       </w:pPr>
+      <w:proofErr w:type="spellStart"/>
       <w:r>
         <w:rPr>
           <w:rFonts w:ascii="Calibri" w:eastAsia="Calibri" w:hAnsi="Calibri" w:cs="Calibri"/>
           <w:b/>
         </w:rPr>
-        <w:t>Login Creado:</w:t>
+        <w:t>Login</w:t>
+      </w:r>
+      <w:proofErr w:type="spellEnd"/>
+      <w:r>
+        <w:rPr>
+          <w:rFonts w:ascii="Calibri" w:eastAsia="Calibri" w:hAnsi="Calibri" w:cs="Calibri"/>
+          <w:b/>
+        </w:rPr>
+        <w:t xml:space="preserve"> Creado:</w:t>
       </w:r>
       <w:r>
         <w:rPr>
@@ -9112,7 +9273,21 @@
         <w:rPr>
           <w:rFonts w:ascii="Calibri" w:eastAsia="Calibri" w:hAnsi="Calibri" w:cs="Calibri"/>
         </w:rPr>
-        <w:t xml:space="preserve"> U_PROFESOR se crea y se vincula al Login.</w:t>
+        <w:t xml:space="preserve"> U_PROFESOR se crea y se vincula al </w:t>
+      </w:r>
+      <w:proofErr w:type="spellStart"/>
+      <w:r>
+        <w:rPr>
+          <w:rFonts w:ascii="Calibri" w:eastAsia="Calibri" w:hAnsi="Calibri" w:cs="Calibri"/>
+        </w:rPr>
+        <w:t>Login</w:t>
+      </w:r>
+      <w:proofErr w:type="spellEnd"/>
+      <w:r>
+        <w:rPr>
+          <w:rFonts w:ascii="Calibri" w:eastAsia="Calibri" w:hAnsi="Calibri" w:cs="Calibri"/>
+        </w:rPr>
+        <w:t>.</w:t>
       </w:r>
     </w:p>
     <w:p>
@@ -9137,7 +9312,21 @@
         <w:rPr>
           <w:rFonts w:ascii="Calibri" w:eastAsia="Calibri" w:hAnsi="Calibri" w:cs="Calibri"/>
         </w:rPr>
-        <w:t xml:space="preserve"> El usuario U_PROFESOR se añade al rol fijo de base de datos db_datareader. Este rol le permite al profesor solo leer (consultar) datos de todas las tablas y vistas, pero le niega la capacidad de modificar, insertar o eliminar cualquier información.</w:t>
+        <w:t xml:space="preserve"> El usuario U_PROFESOR se añade al rol fijo de base de datos </w:t>
+      </w:r>
+      <w:proofErr w:type="spellStart"/>
+      <w:r>
+        <w:rPr>
+          <w:rFonts w:ascii="Calibri" w:eastAsia="Calibri" w:hAnsi="Calibri" w:cs="Calibri"/>
+        </w:rPr>
+        <w:t>db_datareader</w:t>
+      </w:r>
+      <w:proofErr w:type="spellEnd"/>
+      <w:r>
+        <w:rPr>
+          <w:rFonts w:ascii="Calibri" w:eastAsia="Calibri" w:hAnsi="Calibri" w:cs="Calibri"/>
+        </w:rPr>
+        <w:t>. Este rol le permite al profesor solo leer (consultar) datos de todas las tablas y vistas, pero le niega la capacidad de modificar, insertar o eliminar cualquier información.</w:t>
       </w:r>
     </w:p>
     <w:p>
@@ -9329,6 +9518,7 @@
             <w:pPr>
               <w:spacing w:after="0"/>
             </w:pPr>
+            <w:proofErr w:type="spellStart"/>
             <w:r>
               <w:rPr>
                 <w:rFonts w:ascii="Calibri" w:eastAsia="Calibri" w:hAnsi="Calibri" w:cs="Calibri"/>
@@ -9339,6 +9529,7 @@
               </w:rPr>
               <w:t>dbo.IngresarNuevoGimnasio</w:t>
             </w:r>
+            <w:proofErr w:type="spellEnd"/>
           </w:p>
         </w:tc>
         <w:tc>
@@ -9420,6 +9611,7 @@
             <w:pPr>
               <w:spacing w:after="0"/>
             </w:pPr>
+            <w:proofErr w:type="spellStart"/>
             <w:r>
               <w:rPr>
                 <w:rFonts w:ascii="Calibri" w:eastAsia="Calibri" w:hAnsi="Calibri" w:cs="Calibri"/>
@@ -9430,6 +9622,7 @@
               </w:rPr>
               <w:t>dbo.IngresarNuevoMiembro</w:t>
             </w:r>
+            <w:proofErr w:type="spellEnd"/>
           </w:p>
         </w:tc>
         <w:tc>
@@ -9458,6 +9651,7 @@
               </w:rPr>
               <w:t xml:space="preserve">Registra al miembro (Socio, Entrenador o Empleado), lo inserta en la tabla Miembros, crea automáticamente su categoría en </w:t>
             </w:r>
+            <w:proofErr w:type="spellStart"/>
             <w:r>
               <w:rPr>
                 <w:rFonts w:ascii="Calibri" w:eastAsia="Calibri" w:hAnsi="Calibri" w:cs="Calibri"/>
@@ -9465,7 +9659,16 @@
                 <w:szCs w:val="22"/>
               </w:rPr>
               <w:lastRenderedPageBreak/>
-              <w:t>CategoriaMiembros y valida que los datos sean correctos.</w:t>
+              <w:t>CategoriaMiembros</w:t>
+            </w:r>
+            <w:proofErr w:type="spellEnd"/>
+            <w:r>
+              <w:rPr>
+                <w:rFonts w:ascii="Calibri" w:eastAsia="Calibri" w:hAnsi="Calibri" w:cs="Calibri"/>
+                <w:sz w:val="22"/>
+                <w:szCs w:val="22"/>
+              </w:rPr>
+              <w:t xml:space="preserve"> y valida que los datos sean correctos.</w:t>
             </w:r>
           </w:p>
         </w:tc>
@@ -9521,6 +9724,7 @@
             <w:pPr>
               <w:spacing w:after="0"/>
             </w:pPr>
+            <w:proofErr w:type="spellStart"/>
             <w:r>
               <w:rPr>
                 <w:rFonts w:ascii="Calibri" w:eastAsia="Calibri" w:hAnsi="Calibri" w:cs="Calibri"/>
@@ -9531,6 +9735,7 @@
               </w:rPr>
               <w:t>dbo.IngresarNuevaClase</w:t>
             </w:r>
+            <w:proofErr w:type="spellEnd"/>
           </w:p>
         </w:tc>
         <w:tc>
@@ -9612,6 +9817,7 @@
             <w:pPr>
               <w:spacing w:after="0"/>
             </w:pPr>
+            <w:proofErr w:type="spellStart"/>
             <w:r>
               <w:rPr>
                 <w:rFonts w:ascii="Calibri" w:eastAsia="Calibri" w:hAnsi="Calibri" w:cs="Calibri"/>
@@ -9622,6 +9828,7 @@
               </w:rPr>
               <w:t>dbo.IngresarNuevaInscripcion</w:t>
             </w:r>
+            <w:proofErr w:type="spellEnd"/>
           </w:p>
         </w:tc>
         <w:tc>
@@ -9703,6 +9910,7 @@
             <w:pPr>
               <w:spacing w:after="0"/>
             </w:pPr>
+            <w:proofErr w:type="spellStart"/>
             <w:r>
               <w:rPr>
                 <w:rFonts w:ascii="Calibri" w:eastAsia="Calibri" w:hAnsi="Calibri" w:cs="Calibri"/>
@@ -9713,6 +9921,7 @@
               </w:rPr>
               <w:t>dbo.IngresarNuevaUtileria</w:t>
             </w:r>
+            <w:proofErr w:type="spellEnd"/>
           </w:p>
         </w:tc>
         <w:tc>
@@ -9794,6 +10003,7 @@
             <w:pPr>
               <w:spacing w:after="0"/>
             </w:pPr>
+            <w:proofErr w:type="spellStart"/>
             <w:r>
               <w:rPr>
                 <w:rFonts w:ascii="Calibri" w:eastAsia="Calibri" w:hAnsi="Calibri" w:cs="Calibri"/>
@@ -9804,6 +10014,7 @@
               </w:rPr>
               <w:t>dbo.IngresarNuevoMantenimiento</w:t>
             </w:r>
+            <w:proofErr w:type="spellEnd"/>
           </w:p>
         </w:tc>
         <w:tc>
@@ -9885,6 +10096,7 @@
             <w:pPr>
               <w:spacing w:after="0"/>
             </w:pPr>
+            <w:proofErr w:type="spellStart"/>
             <w:r>
               <w:rPr>
                 <w:rFonts w:ascii="Calibri" w:eastAsia="Calibri" w:hAnsi="Calibri" w:cs="Calibri"/>
@@ -9895,6 +10107,7 @@
               </w:rPr>
               <w:t>dbo.IngresarNuevoPago</w:t>
             </w:r>
+            <w:proofErr w:type="spellEnd"/>
           </w:p>
         </w:tc>
         <w:tc>
@@ -9976,6 +10189,7 @@
             <w:pPr>
               <w:spacing w:after="0"/>
             </w:pPr>
+            <w:proofErr w:type="spellStart"/>
             <w:r>
               <w:rPr>
                 <w:rFonts w:ascii="Calibri" w:eastAsia="Calibri" w:hAnsi="Calibri" w:cs="Calibri"/>
@@ -9986,6 +10200,7 @@
               </w:rPr>
               <w:t>dbo.ArchivarPagosDeMiembro</w:t>
             </w:r>
+            <w:proofErr w:type="spellEnd"/>
           </w:p>
         </w:tc>
         <w:tc>
@@ -10014,6 +10229,7 @@
               </w:rPr>
               <w:t xml:space="preserve">Pasa los pagos de un miembro a la tabla de </w:t>
             </w:r>
+            <w:proofErr w:type="spellStart"/>
             <w:r>
               <w:rPr>
                 <w:rFonts w:ascii="Calibri" w:eastAsia="Calibri" w:hAnsi="Calibri" w:cs="Calibri"/>
@@ -10022,6 +10238,7 @@
               </w:rPr>
               <w:t>Pagos_Archivados</w:t>
             </w:r>
+            <w:proofErr w:type="spellEnd"/>
             <w:r>
               <w:rPr>
                 <w:rFonts w:ascii="Calibri" w:eastAsia="Calibri" w:hAnsi="Calibri" w:cs="Calibri"/>
@@ -10270,6 +10487,7 @@
                 <w:szCs w:val="22"/>
               </w:rPr>
             </w:pPr>
+            <w:proofErr w:type="spellStart"/>
             <w:r>
               <w:rPr>
                 <w:rFonts w:ascii="Calibri" w:eastAsia="Calibri" w:hAnsi="Calibri" w:cs="Calibri"/>
@@ -10280,6 +10498,7 @@
               </w:rPr>
               <w:t>dbo.ActualizarGimnasio</w:t>
             </w:r>
+            <w:proofErr w:type="spellEnd"/>
           </w:p>
         </w:tc>
         <w:tc>
@@ -10306,7 +10525,25 @@
                 <w:sz w:val="22"/>
                 <w:szCs w:val="22"/>
               </w:rPr>
-              <w:t>Modifica los datos básicos de un gimnasio (Nombre, Dirección, Teléfono, Email). Valida que el Id_Gimnasio exista antes de actualizar.</w:t>
+              <w:t xml:space="preserve">Modifica los datos básicos de un gimnasio (Nombre, Dirección, Teléfono, Email). Valida que el </w:t>
+            </w:r>
+            <w:proofErr w:type="spellStart"/>
+            <w:r>
+              <w:rPr>
+                <w:rFonts w:ascii="Calibri" w:eastAsia="Calibri" w:hAnsi="Calibri" w:cs="Calibri"/>
+                <w:sz w:val="22"/>
+                <w:szCs w:val="22"/>
+              </w:rPr>
+              <w:t>Id_Gimnasio</w:t>
+            </w:r>
+            <w:proofErr w:type="spellEnd"/>
+            <w:r>
+              <w:rPr>
+                <w:rFonts w:ascii="Calibri" w:eastAsia="Calibri" w:hAnsi="Calibri" w:cs="Calibri"/>
+                <w:sz w:val="22"/>
+                <w:szCs w:val="22"/>
+              </w:rPr>
+              <w:t xml:space="preserve"> exista antes de actualizar.</w:t>
             </w:r>
           </w:p>
         </w:tc>
@@ -10368,6 +10605,7 @@
                 <w:szCs w:val="22"/>
               </w:rPr>
             </w:pPr>
+            <w:proofErr w:type="spellStart"/>
             <w:r>
               <w:rPr>
                 <w:rFonts w:ascii="Calibri" w:eastAsia="Calibri" w:hAnsi="Calibri" w:cs="Calibri"/>
@@ -10378,6 +10616,7 @@
               </w:rPr>
               <w:t>dbo.ActualizarMiembro</w:t>
             </w:r>
+            <w:proofErr w:type="spellEnd"/>
           </w:p>
         </w:tc>
         <w:tc>
@@ -10413,7 +10652,25 @@
                 <w:szCs w:val="22"/>
               </w:rPr>
               <w:lastRenderedPageBreak/>
-              <w:t>(Nombre, Teléfono, Email, etc.) en la tabla Miembros y, además, actualiza o inserta sus datos específicos de categoría (Membresía, Especialidad o Servicio) en CategoriaMiembros.</w:t>
+              <w:t xml:space="preserve">(Nombre, Teléfono, Email, etc.) en la tabla Miembros y, además, actualiza o inserta sus datos específicos de categoría (Membresía, Especialidad o Servicio) en </w:t>
+            </w:r>
+            <w:proofErr w:type="spellStart"/>
+            <w:r>
+              <w:rPr>
+                <w:rFonts w:ascii="Calibri" w:eastAsia="Calibri" w:hAnsi="Calibri" w:cs="Calibri"/>
+                <w:sz w:val="22"/>
+                <w:szCs w:val="22"/>
+              </w:rPr>
+              <w:t>CategoriaMiembros</w:t>
+            </w:r>
+            <w:proofErr w:type="spellEnd"/>
+            <w:r>
+              <w:rPr>
+                <w:rFonts w:ascii="Calibri" w:eastAsia="Calibri" w:hAnsi="Calibri" w:cs="Calibri"/>
+                <w:sz w:val="22"/>
+                <w:szCs w:val="22"/>
+              </w:rPr>
+              <w:t>.</w:t>
             </w:r>
           </w:p>
         </w:tc>
@@ -10485,6 +10742,7 @@
                 <w:szCs w:val="22"/>
               </w:rPr>
             </w:pPr>
+            <w:proofErr w:type="spellStart"/>
             <w:r>
               <w:rPr>
                 <w:rFonts w:ascii="Calibri" w:eastAsia="Calibri" w:hAnsi="Calibri" w:cs="Calibri"/>
@@ -10496,6 +10754,7 @@
               <w:lastRenderedPageBreak/>
               <w:t>dbo.ActualizarClase</w:t>
             </w:r>
+            <w:proofErr w:type="spellEnd"/>
           </w:p>
         </w:tc>
         <w:tc>
@@ -10584,6 +10843,7 @@
                 <w:szCs w:val="22"/>
               </w:rPr>
             </w:pPr>
+            <w:proofErr w:type="spellStart"/>
             <w:r>
               <w:rPr>
                 <w:rFonts w:ascii="Calibri" w:eastAsia="Calibri" w:hAnsi="Calibri" w:cs="Calibri"/>
@@ -10594,6 +10854,7 @@
               </w:rPr>
               <w:t>dbo.ActualizarInscripcion</w:t>
             </w:r>
+            <w:proofErr w:type="spellEnd"/>
           </w:p>
         </w:tc>
         <w:tc>
@@ -10682,6 +10943,7 @@
                 <w:szCs w:val="22"/>
               </w:rPr>
             </w:pPr>
+            <w:proofErr w:type="spellStart"/>
             <w:r>
               <w:rPr>
                 <w:rFonts w:ascii="Calibri" w:eastAsia="Calibri" w:hAnsi="Calibri" w:cs="Calibri"/>
@@ -10692,6 +10954,7 @@
               </w:rPr>
               <w:t>dbo.ActualizarUtileria</w:t>
             </w:r>
+            <w:proofErr w:type="spellEnd"/>
           </w:p>
         </w:tc>
         <w:tc>
@@ -10780,6 +11043,7 @@
                 <w:szCs w:val="22"/>
               </w:rPr>
             </w:pPr>
+            <w:proofErr w:type="spellStart"/>
             <w:r>
               <w:rPr>
                 <w:rFonts w:ascii="Calibri" w:eastAsia="Calibri" w:hAnsi="Calibri" w:cs="Calibri"/>
@@ -10790,6 +11054,7 @@
               </w:rPr>
               <w:t>dbo.ActualizarMantenimiento</w:t>
             </w:r>
+            <w:proofErr w:type="spellEnd"/>
           </w:p>
         </w:tc>
         <w:tc>
@@ -10878,6 +11143,7 @@
                 <w:szCs w:val="22"/>
               </w:rPr>
             </w:pPr>
+            <w:proofErr w:type="spellStart"/>
             <w:r>
               <w:rPr>
                 <w:rFonts w:ascii="Calibri" w:eastAsia="Calibri" w:hAnsi="Calibri" w:cs="Calibri"/>
@@ -10888,6 +11154,7 @@
               </w:rPr>
               <w:t>dbo.ActualizarPago</w:t>
             </w:r>
+            <w:proofErr w:type="spellEnd"/>
           </w:p>
         </w:tc>
         <w:tc>
@@ -10976,6 +11243,7 @@
                 <w:szCs w:val="22"/>
               </w:rPr>
             </w:pPr>
+            <w:proofErr w:type="spellStart"/>
             <w:r>
               <w:rPr>
                 <w:rFonts w:ascii="Calibri" w:eastAsia="Calibri" w:hAnsi="Calibri" w:cs="Calibri"/>
@@ -10986,6 +11254,7 @@
               </w:rPr>
               <w:t>dbo.ActualizarTodoGimnasio</w:t>
             </w:r>
+            <w:proofErr w:type="spellEnd"/>
           </w:p>
         </w:tc>
         <w:tc>
@@ -11226,6 +11495,7 @@
             <w:pPr>
               <w:spacing w:after="0"/>
             </w:pPr>
+            <w:proofErr w:type="spellStart"/>
             <w:r>
               <w:rPr>
                 <w:rFonts w:ascii="Calibri" w:eastAsia="Calibri" w:hAnsi="Calibri" w:cs="Calibri"/>
@@ -11236,6 +11506,7 @@
               </w:rPr>
               <w:t>dbo.EliminarGimnasio</w:t>
             </w:r>
+            <w:proofErr w:type="spellEnd"/>
           </w:p>
         </w:tc>
         <w:tc>
@@ -11317,6 +11588,7 @@
             <w:pPr>
               <w:spacing w:after="0"/>
             </w:pPr>
+            <w:proofErr w:type="spellStart"/>
             <w:r>
               <w:rPr>
                 <w:rFonts w:ascii="Calibri" w:eastAsia="Calibri" w:hAnsi="Calibri" w:cs="Calibri"/>
@@ -11327,6 +11599,7 @@
               </w:rPr>
               <w:t>dbo.EliminarMiembro_ArchivandoPagos</w:t>
             </w:r>
+            <w:proofErr w:type="spellEnd"/>
           </w:p>
         </w:tc>
         <w:tc>
@@ -11408,6 +11681,7 @@
             <w:pPr>
               <w:spacing w:after="0"/>
             </w:pPr>
+            <w:proofErr w:type="spellStart"/>
             <w:r>
               <w:rPr>
                 <w:rFonts w:ascii="Calibri" w:eastAsia="Calibri" w:hAnsi="Calibri" w:cs="Calibri"/>
@@ -11418,6 +11692,7 @@
               </w:rPr>
               <w:t>dbo.EliminarClase</w:t>
             </w:r>
+            <w:proofErr w:type="spellEnd"/>
           </w:p>
         </w:tc>
         <w:tc>
@@ -11499,6 +11774,7 @@
             <w:pPr>
               <w:spacing w:after="0"/>
             </w:pPr>
+            <w:proofErr w:type="spellStart"/>
             <w:r>
               <w:rPr>
                 <w:rFonts w:ascii="Calibri" w:eastAsia="Calibri" w:hAnsi="Calibri" w:cs="Calibri"/>
@@ -11509,6 +11785,7 @@
               </w:rPr>
               <w:t>dbo.EliminarUtileria</w:t>
             </w:r>
+            <w:proofErr w:type="spellEnd"/>
           </w:p>
         </w:tc>
         <w:tc>
@@ -11679,11 +11956,19 @@
                 <w:rFonts w:ascii="Arial" w:eastAsia="Arial" w:hAnsi="Arial" w:cs="Arial"/>
               </w:rPr>
             </w:pPr>
-            <w:r>
-              <w:rPr>
-                <w:rFonts w:ascii="Arial" w:eastAsia="Arial" w:hAnsi="Arial" w:cs="Arial"/>
-              </w:rPr>
-              <w:t>Login/Usuario</w:t>
+            <w:proofErr w:type="spellStart"/>
+            <w:r>
+              <w:rPr>
+                <w:rFonts w:ascii="Arial" w:eastAsia="Arial" w:hAnsi="Arial" w:cs="Arial"/>
+              </w:rPr>
+              <w:t>Login</w:t>
+            </w:r>
+            <w:proofErr w:type="spellEnd"/>
+            <w:r>
+              <w:rPr>
+                <w:rFonts w:ascii="Arial" w:eastAsia="Arial" w:hAnsi="Arial" w:cs="Arial"/>
+              </w:rPr>
+              <w:t>/Usuario</w:t>
             </w:r>
           </w:p>
         </w:tc>
@@ -11775,12 +12060,14 @@
                 <w:rFonts w:ascii="Arial" w:eastAsia="Arial" w:hAnsi="Arial" w:cs="Arial"/>
               </w:rPr>
             </w:pPr>
+            <w:proofErr w:type="spellStart"/>
             <w:r>
               <w:rPr>
                 <w:rFonts w:ascii="Arial" w:eastAsia="Arial" w:hAnsi="Arial" w:cs="Arial"/>
               </w:rPr>
               <w:t>db_datawriter</w:t>
             </w:r>
+            <w:proofErr w:type="spellEnd"/>
           </w:p>
         </w:tc>
         <w:tc>
@@ -11863,12 +12150,14 @@
                 <w:rFonts w:ascii="Arial" w:eastAsia="Arial" w:hAnsi="Arial" w:cs="Arial"/>
               </w:rPr>
             </w:pPr>
+            <w:proofErr w:type="spellStart"/>
             <w:r>
               <w:rPr>
                 <w:rFonts w:ascii="Arial" w:eastAsia="Arial" w:hAnsi="Arial" w:cs="Arial"/>
               </w:rPr>
               <w:t>db_datareader</w:t>
             </w:r>
+            <w:proofErr w:type="spellEnd"/>
           </w:p>
         </w:tc>
         <w:tc>
@@ -11926,7 +12215,25 @@
           <w:b/>
           <w:bCs/>
         </w:rPr>
-        <w:t>Seguridad a Nivel de Esquema (Schema Security)</w:t>
+        <w:t>Seguridad a Nivel de Esquema (</w:t>
+      </w:r>
+      <w:proofErr w:type="spellStart"/>
+      <w:r>
+        <w:rPr>
+          <w:rFonts w:ascii="Arial" w:eastAsia="Arial" w:hAnsi="Arial" w:cs="Arial"/>
+          <w:b/>
+          <w:bCs/>
+        </w:rPr>
+        <w:t>Schema</w:t>
+      </w:r>
+      <w:proofErr w:type="spellEnd"/>
+      <w:r>
+        <w:rPr>
+          <w:rFonts w:ascii="Arial" w:eastAsia="Arial" w:hAnsi="Arial" w:cs="Arial"/>
+          <w:b/>
+          <w:bCs/>
+        </w:rPr>
+        <w:t xml:space="preserve"> Security)</w:t>
       </w:r>
     </w:p>
     <w:p>
@@ -11953,6 +12260,7 @@
           <w:rFonts w:ascii="Arial" w:eastAsia="Arial" w:hAnsi="Arial" w:cs="Arial"/>
         </w:rPr>
       </w:pPr>
+      <w:proofErr w:type="spellStart"/>
       <w:r>
         <w:rPr>
           <w:rFonts w:ascii="Arial" w:eastAsia="Arial" w:hAnsi="Arial" w:cs="Arial"/>
@@ -11961,6 +12269,7 @@
         </w:rPr>
         <w:t>MiembrosAlmacenados</w:t>
       </w:r>
+      <w:proofErr w:type="spellEnd"/>
       <w:r>
         <w:rPr>
           <w:rFonts w:ascii="Arial" w:eastAsia="Arial" w:hAnsi="Arial" w:cs="Arial"/>
@@ -11978,6 +12287,7 @@
           <w:rFonts w:ascii="Arial" w:eastAsia="Arial" w:hAnsi="Arial" w:cs="Arial"/>
         </w:rPr>
       </w:pPr>
+      <w:proofErr w:type="spellStart"/>
       <w:r>
         <w:rPr>
           <w:rFonts w:ascii="Arial" w:eastAsia="Arial" w:hAnsi="Arial" w:cs="Arial"/>
@@ -11986,6 +12296,7 @@
         </w:rPr>
         <w:t>ElementosGimnasio</w:t>
       </w:r>
+      <w:proofErr w:type="spellEnd"/>
       <w:r>
         <w:rPr>
           <w:rFonts w:ascii="Arial" w:eastAsia="Arial" w:hAnsi="Arial" w:cs="Arial"/>
@@ -12003,6 +12314,7 @@
           <w:rFonts w:ascii="Arial" w:eastAsia="Arial" w:hAnsi="Arial" w:cs="Arial"/>
         </w:rPr>
       </w:pPr>
+      <w:proofErr w:type="spellStart"/>
       <w:r>
         <w:rPr>
           <w:rFonts w:ascii="Arial" w:eastAsia="Arial" w:hAnsi="Arial" w:cs="Arial"/>
@@ -12011,6 +12323,7 @@
         </w:rPr>
         <w:t>RegistrosAlmacenados</w:t>
       </w:r>
+      <w:proofErr w:type="spellEnd"/>
       <w:r>
         <w:rPr>
           <w:rFonts w:ascii="Arial" w:eastAsia="Arial" w:hAnsi="Arial" w:cs="Arial"/>
@@ -12192,7 +12505,21 @@
         <w:rPr>
           <w:rFonts w:ascii="Arial" w:eastAsia="Arial" w:hAnsi="Arial" w:cs="Arial"/>
         </w:rPr>
-        <w:t xml:space="preserve">Este índice permite que las consultas que filtran por Tipo_Miembro o que lo utilizan en el </w:t>
+        <w:t xml:space="preserve">Este índice permite que las consultas que filtran por </w:t>
+      </w:r>
+      <w:proofErr w:type="spellStart"/>
+      <w:r>
+        <w:rPr>
+          <w:rFonts w:ascii="Arial" w:eastAsia="Arial" w:hAnsi="Arial" w:cs="Arial"/>
+        </w:rPr>
+        <w:t>Tipo_Miembro</w:t>
+      </w:r>
+      <w:proofErr w:type="spellEnd"/>
+      <w:r>
+        <w:rPr>
+          <w:rFonts w:ascii="Arial" w:eastAsia="Arial" w:hAnsi="Arial" w:cs="Arial"/>
+        </w:rPr>
+        <w:t xml:space="preserve"> o que lo utilizan en el </w:t>
       </w:r>
       <w:r>
         <w:rPr>
@@ -12206,14 +12533,56 @@
         <w:rPr>
           <w:rFonts w:ascii="Arial" w:eastAsia="Arial" w:hAnsi="Arial" w:cs="Arial"/>
         </w:rPr>
-        <w:t xml:space="preserve"> clause se ejecuten más rápido, ya que el motor puede escanear un índice más pequeño en lugar </w:t>
+        <w:t xml:space="preserve"> </w:t>
+      </w:r>
+      <w:proofErr w:type="spellStart"/>
+      <w:r>
+        <w:rPr>
+          <w:rFonts w:ascii="Arial" w:eastAsia="Arial" w:hAnsi="Arial" w:cs="Arial"/>
+        </w:rPr>
+        <w:t>clause</w:t>
+      </w:r>
+      <w:proofErr w:type="spellEnd"/>
+      <w:r>
+        <w:rPr>
+          <w:rFonts w:ascii="Arial" w:eastAsia="Arial" w:hAnsi="Arial" w:cs="Arial"/>
+        </w:rPr>
+        <w:t xml:space="preserve"> se ejecuten más rápido, ya que el motor puede escanear un índice más pequeño en lugar </w:t>
       </w:r>
       <w:r>
         <w:rPr>
           <w:rFonts w:ascii="Arial" w:eastAsia="Arial" w:hAnsi="Arial" w:cs="Arial"/>
         </w:rPr>
         <w:lastRenderedPageBreak/>
-        <w:t>de toda la tabla. La cláusula INCLUDE (Id_Miembro) convierte el índice en "cubridor" para estas búsquedas específicas.</w:t>
+        <w:t>de toda la tabla. La cláusula INCLUDE (</w:t>
+      </w:r>
+      <w:proofErr w:type="spellStart"/>
+      <w:r>
+        <w:rPr>
+          <w:rFonts w:ascii="Arial" w:eastAsia="Arial" w:hAnsi="Arial" w:cs="Arial"/>
+        </w:rPr>
+        <w:t>Id_Miembro</w:t>
+      </w:r>
+      <w:proofErr w:type="spellEnd"/>
+      <w:r>
+        <w:rPr>
+          <w:rFonts w:ascii="Arial" w:eastAsia="Arial" w:hAnsi="Arial" w:cs="Arial"/>
+        </w:rPr>
+        <w:t>) convierte el índice en "</w:t>
+      </w:r>
+      <w:proofErr w:type="spellStart"/>
+      <w:r>
+        <w:rPr>
+          <w:rFonts w:ascii="Arial" w:eastAsia="Arial" w:hAnsi="Arial" w:cs="Arial"/>
+        </w:rPr>
+        <w:t>cubridor</w:t>
+      </w:r>
+      <w:proofErr w:type="spellEnd"/>
+      <w:r>
+        <w:rPr>
+          <w:rFonts w:ascii="Arial" w:eastAsia="Arial" w:hAnsi="Arial" w:cs="Arial"/>
+        </w:rPr>
+        <w:t>" para estas búsquedas específicas.</w:t>
       </w:r>
     </w:p>
     <w:p>
@@ -12326,6 +12695,7 @@
         </w:rPr>
         <w:t xml:space="preserve">Las consultas que buscan pagos por </w:t>
       </w:r>
+      <w:proofErr w:type="spellStart"/>
       <w:r>
         <w:rPr>
           <w:rFonts w:ascii="Arial" w:eastAsia="Arial" w:hAnsi="Arial" w:cs="Arial"/>
@@ -12334,11 +12704,26 @@
         </w:rPr>
         <w:t>Metodo_pago</w:t>
       </w:r>
-      <w:r>
-        <w:rPr>
-          <w:rFonts w:ascii="Arial" w:eastAsia="Arial" w:hAnsi="Arial" w:cs="Arial"/>
-        </w:rPr>
-        <w:t xml:space="preserve"> y requieren la lista de transacciones más recientes (ordenadas por Fecha_pago DESC) se ejecutan de manera extremadamente eficiente, ya que el orden de los datos ya está predefinido en la estructura del índice.</w:t>
+      <w:proofErr w:type="spellEnd"/>
+      <w:r>
+        <w:rPr>
+          <w:rFonts w:ascii="Arial" w:eastAsia="Arial" w:hAnsi="Arial" w:cs="Arial"/>
+        </w:rPr>
+        <w:t xml:space="preserve"> y requieren la lista de transacciones más recientes (ordenadas por </w:t>
+      </w:r>
+      <w:proofErr w:type="spellStart"/>
+      <w:r>
+        <w:rPr>
+          <w:rFonts w:ascii="Arial" w:eastAsia="Arial" w:hAnsi="Arial" w:cs="Arial"/>
+        </w:rPr>
+        <w:t>Fecha_pago</w:t>
+      </w:r>
+      <w:proofErr w:type="spellEnd"/>
+      <w:r>
+        <w:rPr>
+          <w:rFonts w:ascii="Arial" w:eastAsia="Arial" w:hAnsi="Arial" w:cs="Arial"/>
+        </w:rPr>
+        <w:t xml:space="preserve"> DESC) se ejecutan de manera extremadamente eficiente, ya que el orden de los datos ya está predefinido en la estructura del índice.</w:t>
       </w:r>
     </w:p>
     <w:p>
@@ -12506,6 +12891,7 @@
             <w:pPr>
               <w:spacing w:after="0"/>
             </w:pPr>
+            <w:proofErr w:type="spellStart"/>
             <w:r>
               <w:rPr>
                 <w:rFonts w:ascii="Consolas" w:eastAsia="Consolas" w:hAnsi="Consolas" w:cs="Consolas"/>
@@ -12515,6 +12901,7 @@
               </w:rPr>
               <w:t>VW_UtileriaPorClase</w:t>
             </w:r>
+            <w:proofErr w:type="spellEnd"/>
           </w:p>
         </w:tc>
         <w:tc>
@@ -12544,6 +12931,7 @@
               </w:rPr>
               <w:t>Muestra el inventario de equipos (</w:t>
             </w:r>
+            <w:proofErr w:type="spellStart"/>
             <w:r>
               <w:rPr>
                 <w:rFonts w:ascii="Consolas" w:eastAsia="Consolas" w:hAnsi="Consolas" w:cs="Consolas"/>
@@ -12551,11 +12939,54 @@
               </w:rPr>
               <w:t>Utileria</w:t>
             </w:r>
+            <w:proofErr w:type="spellEnd"/>
             <w:r>
               <w:rPr>
                 <w:color w:val="1F1F1F"/>
               </w:rPr>
               <w:t>) asociado a cada clase y la fecha del último mantenimiento, facilitando la revisión de recursos por actividad.</w:t>
+            </w:r>
+            <w:r>
+              <w:rPr>
+                <w:color w:val="1F1F1F"/>
+              </w:rPr>
+              <w:t xml:space="preserve"> </w:t>
+            </w:r>
+            <w:r>
+              <w:rPr>
+                <w:color w:val="1F1F1F"/>
+              </w:rPr>
+              <w:t>Además</w:t>
+            </w:r>
+            <w:r>
+              <w:rPr>
+                <w:color w:val="1F1F1F"/>
+              </w:rPr>
+              <w:t xml:space="preserve"> del </w:t>
+            </w:r>
+            <w:r>
+              <w:rPr>
+                <w:color w:val="1F1F1F"/>
+              </w:rPr>
+              <w:t>R</w:t>
+            </w:r>
+            <w:r>
+              <w:rPr>
+                <w:color w:val="1F1F1F"/>
+              </w:rPr>
+              <w:t>anking de</w:t>
+            </w:r>
+            <w:r>
+              <w:rPr>
+                <w:color w:val="1F1F1F"/>
+              </w:rPr>
+              <w:t xml:space="preserve"> las Utilerías más usadas</w:t>
+            </w:r>
+            <w:r>
+              <w:rPr>
+                <w:color w:val="1F1F1F"/>
+              </w:rPr>
+              <w:t>.</w:t>
             </w:r>
           </w:p>
         </w:tc>
@@ -12584,7 +13015,13 @@
               <w:rPr>
                 <w:color w:val="1F1F1F"/>
               </w:rPr>
-              <w:t>Consultas del personal de planeación o instructores para verificar disponibilidad de equipo.</w:t>
+              <w:t>Consultas del personal de planeación o instructores para verificar disponibilidad de equipo</w:t>
+            </w:r>
+            <w:r>
+              <w:rPr>
+                <w:color w:val="1F1F1F"/>
+              </w:rPr>
+              <w:t xml:space="preserve"> y su Preferencia.</w:t>
             </w:r>
           </w:p>
         </w:tc>
@@ -12614,6 +13051,7 @@
             <w:pPr>
               <w:spacing w:after="0"/>
             </w:pPr>
+            <w:proofErr w:type="spellStart"/>
             <w:r>
               <w:rPr>
                 <w:rFonts w:ascii="Consolas" w:eastAsia="Consolas" w:hAnsi="Consolas" w:cs="Consolas"/>
@@ -12623,6 +13061,7 @@
               </w:rPr>
               <w:t>VW_MantenimientoPorUtileria</w:t>
             </w:r>
+            <w:proofErr w:type="spellEnd"/>
           </w:p>
         </w:tc>
         <w:tc>
@@ -12666,6 +13105,12 @@
               </w:rPr>
               <w:t xml:space="preserve"> responsable de su ejecución.</w:t>
             </w:r>
+            <w:r>
+              <w:rPr>
+                <w:color w:val="1F1F1F"/>
+              </w:rPr>
+              <w:t xml:space="preserve"> Además del Ranking de los más Próximos.</w:t>
+            </w:r>
           </w:p>
         </w:tc>
         <w:tc>
@@ -12723,6 +13168,7 @@
             <w:pPr>
               <w:spacing w:after="0"/>
             </w:pPr>
+            <w:proofErr w:type="spellStart"/>
             <w:r>
               <w:rPr>
                 <w:rFonts w:ascii="Consolas" w:eastAsia="Consolas" w:hAnsi="Consolas" w:cs="Consolas"/>
@@ -12732,6 +13178,7 @@
               </w:rPr>
               <w:t>VW_MiembrosPorGimnasio</w:t>
             </w:r>
+            <w:proofErr w:type="spellEnd"/>
           </w:p>
         </w:tc>
         <w:tc>
@@ -12818,6 +13265,7 @@
             <w:pPr>
               <w:spacing w:after="0"/>
             </w:pPr>
+            <w:proofErr w:type="spellStart"/>
             <w:r>
               <w:rPr>
                 <w:rFonts w:ascii="Consolas" w:eastAsia="Consolas" w:hAnsi="Consolas" w:cs="Consolas"/>
@@ -12827,6 +13275,7 @@
               </w:rPr>
               <w:t>VW_ClasesPorGimnasio</w:t>
             </w:r>
+            <w:proofErr w:type="spellEnd"/>
           </w:p>
         </w:tc>
         <w:tc>
@@ -12854,7 +13303,26 @@
               <w:rPr>
                 <w:color w:val="1F1F1F"/>
               </w:rPr>
-              <w:t>Muestra el catálogo completo de clases, incluyendo horario y cupo máximo, organizado por sucursal de gimnasio.</w:t>
+              <w:t xml:space="preserve">Muestra el catálogo completo de clases, incluyendo horario y cupo máximo, organizado por sucursal de </w:t>
+            </w:r>
+            <w:r>
+              <w:rPr>
+                <w:color w:val="1F1F1F"/>
+              </w:rPr>
+              <w:lastRenderedPageBreak/>
+              <w:t>gimnasio.</w:t>
+            </w:r>
+            <w:r>
+              <w:rPr>
+                <w:color w:val="1F1F1F"/>
+              </w:rPr>
+              <w:t xml:space="preserve"> Y mostrando las clases</w:t>
+            </w:r>
+            <w:r>
+              <w:rPr>
+                <w:color w:val="1F1F1F"/>
+              </w:rPr>
+              <w:t xml:space="preserve"> con más Miembros.</w:t>
             </w:r>
           </w:p>
         </w:tc>
@@ -12883,7 +13351,15 @@
               <w:rPr>
                 <w:color w:val="1F1F1F"/>
               </w:rPr>
-              <w:t>Generación de horarios públicos y control de cupo para inscripciones.</w:t>
+              <w:lastRenderedPageBreak/>
+              <w:t xml:space="preserve">Generación de horarios públicos y </w:t>
+            </w:r>
+            <w:r>
+              <w:rPr>
+                <w:color w:val="1F1F1F"/>
+              </w:rPr>
+              <w:lastRenderedPageBreak/>
+              <w:t>control de cupo para inscripciones.</w:t>
             </w:r>
           </w:p>
         </w:tc>
@@ -12911,8 +13387,21 @@
         <w:rPr>
           <w:rFonts w:ascii="Arial" w:eastAsia="Arial" w:hAnsi="Arial" w:cs="Arial"/>
         </w:rPr>
-        <w:lastRenderedPageBreak/>
-        <w:t>Funciones y Triggers (Auditoria)</w:t>
+        <w:t xml:space="preserve">Funciones y </w:t>
+      </w:r>
+      <w:proofErr w:type="spellStart"/>
+      <w:r>
+        <w:rPr>
+          <w:rFonts w:ascii="Arial" w:eastAsia="Arial" w:hAnsi="Arial" w:cs="Arial"/>
+        </w:rPr>
+        <w:t>Triggers</w:t>
+      </w:r>
+      <w:proofErr w:type="spellEnd"/>
+      <w:r>
+        <w:rPr>
+          <w:rFonts w:ascii="Arial" w:eastAsia="Arial" w:hAnsi="Arial" w:cs="Arial"/>
+        </w:rPr>
+        <w:t xml:space="preserve"> (Auditoria)</w:t>
       </w:r>
     </w:p>
     <w:tbl>
@@ -13051,6 +13540,7 @@
             <w:pPr>
               <w:spacing w:after="0"/>
             </w:pPr>
+            <w:proofErr w:type="spellStart"/>
             <w:r>
               <w:rPr>
                 <w:rFonts w:ascii="Consolas" w:eastAsia="Consolas" w:hAnsi="Consolas" w:cs="Consolas"/>
@@ -13060,6 +13550,7 @@
               </w:rPr>
               <w:t>dbo.ObtenerTipoMiembro</w:t>
             </w:r>
+            <w:proofErr w:type="spellEnd"/>
             <w:r>
               <w:rPr>
                 <w:color w:val="1F1F1F"/>
@@ -13137,6 +13628,7 @@
               </w:rPr>
               <w:t xml:space="preserve">, basándose en su </w:t>
             </w:r>
+            <w:proofErr w:type="spellStart"/>
             <w:r>
               <w:rPr>
                 <w:rFonts w:ascii="Consolas" w:eastAsia="Consolas" w:hAnsi="Consolas" w:cs="Consolas"/>
@@ -13144,6 +13636,7 @@
               </w:rPr>
               <w:t>Id_Miembro</w:t>
             </w:r>
+            <w:proofErr w:type="spellEnd"/>
             <w:r>
               <w:rPr>
                 <w:color w:val="1F1F1F"/>
@@ -13179,6 +13672,7 @@
               </w:rPr>
               <w:t xml:space="preserve">Usada internamente por otros procedimientos o vistas que necesiten clasificar al miembro (ej. </w:t>
             </w:r>
+            <w:proofErr w:type="spellStart"/>
             <w:r>
               <w:rPr>
                 <w:rFonts w:ascii="Consolas" w:eastAsia="Consolas" w:hAnsi="Consolas" w:cs="Consolas"/>
@@ -13186,6 +13680,7 @@
               </w:rPr>
               <w:t>ObtenerInscripcion</w:t>
             </w:r>
+            <w:proofErr w:type="spellEnd"/>
             <w:r>
               <w:rPr>
                 <w:color w:val="1F1F1F"/>
@@ -13220,6 +13715,7 @@
             <w:pPr>
               <w:spacing w:after="0"/>
             </w:pPr>
+            <w:proofErr w:type="spellStart"/>
             <w:r>
               <w:rPr>
                 <w:rFonts w:ascii="Consolas" w:eastAsia="Consolas" w:hAnsi="Consolas" w:cs="Consolas"/>
@@ -13229,6 +13725,7 @@
               </w:rPr>
               <w:t>dbo.ObtenerDetalleMiembro</w:t>
             </w:r>
+            <w:proofErr w:type="spellEnd"/>
             <w:r>
               <w:rPr>
                 <w:color w:val="1F1F1F"/>
@@ -13321,6 +13818,7 @@
             <w:pPr>
               <w:spacing w:after="0"/>
             </w:pPr>
+            <w:proofErr w:type="spellStart"/>
             <w:r>
               <w:rPr>
                 <w:rFonts w:ascii="Consolas" w:eastAsia="Consolas" w:hAnsi="Consolas" w:cs="Consolas"/>
@@ -13330,6 +13828,7 @@
               </w:rPr>
               <w:t>dbo.ObtenerInscripcion</w:t>
             </w:r>
+            <w:proofErr w:type="spellEnd"/>
             <w:r>
               <w:rPr>
                 <w:color w:val="1F1F1F"/>
@@ -13635,6 +14134,7 @@
               </w:rPr>
               <w:t xml:space="preserve"> en la tabla </w:t>
             </w:r>
+            <w:proofErr w:type="spellStart"/>
             <w:r>
               <w:rPr>
                 <w:rFonts w:ascii="Consolas" w:eastAsia="Consolas" w:hAnsi="Consolas" w:cs="Consolas"/>
@@ -13642,12 +14142,14 @@
               </w:rPr>
               <w:t>ElementosGimnasio.Gimnasio</w:t>
             </w:r>
+            <w:proofErr w:type="spellEnd"/>
             <w:r>
               <w:rPr>
                 <w:color w:val="1F1F1F"/>
               </w:rPr>
               <w:t xml:space="preserve"> en la tabla central de auditoría (</w:t>
             </w:r>
+            <w:proofErr w:type="spellStart"/>
             <w:r>
               <w:rPr>
                 <w:rFonts w:ascii="Consolas" w:eastAsia="Consolas" w:hAnsi="Consolas" w:cs="Consolas"/>
@@ -13655,6 +14157,7 @@
               </w:rPr>
               <w:t>AuditHistorial</w:t>
             </w:r>
+            <w:proofErr w:type="spellEnd"/>
             <w:r>
               <w:rPr>
                 <w:color w:val="1F1F1F"/>
@@ -13798,6 +14301,7 @@
               </w:rPr>
               <w:t xml:space="preserve"> en la tabla </w:t>
             </w:r>
+            <w:proofErr w:type="spellStart"/>
             <w:r>
               <w:rPr>
                 <w:rFonts w:ascii="Consolas" w:eastAsia="Consolas" w:hAnsi="Consolas" w:cs="Consolas"/>
@@ -13805,6 +14309,7 @@
               </w:rPr>
               <w:t>MiembrosAlmacenados.Miembros</w:t>
             </w:r>
+            <w:proofErr w:type="spellEnd"/>
             <w:r>
               <w:rPr>
                 <w:color w:val="1F1F1F"/>
@@ -13875,6 +14380,7 @@
                 <w:bCs/>
                 <w:color w:val="444746"/>
               </w:rPr>
+              <w:lastRenderedPageBreak/>
               <w:t>T_BITACORA_CATEGORIAMIEMBROS</w:t>
             </w:r>
           </w:p>
@@ -13948,6 +14454,7 @@
               </w:rPr>
               <w:t xml:space="preserve"> en la tabla </w:t>
             </w:r>
+            <w:proofErr w:type="spellStart"/>
             <w:r>
               <w:rPr>
                 <w:rFonts w:ascii="Consolas" w:eastAsia="Consolas" w:hAnsi="Consolas" w:cs="Consolas"/>
@@ -13955,6 +14462,7 @@
               </w:rPr>
               <w:t>MiembrosAlmacenados.CategoriaMiembros</w:t>
             </w:r>
+            <w:proofErr w:type="spellEnd"/>
             <w:r>
               <w:rPr>
                 <w:color w:val="1F1F1F"/>
@@ -13988,14 +14496,7 @@
               <w:rPr>
                 <w:color w:val="1F1F1F"/>
               </w:rPr>
-              <w:t xml:space="preserve">Al asignar o cambiar la membresía, especialidad o </w:t>
-            </w:r>
-            <w:r>
-              <w:rPr>
-                <w:color w:val="1F1F1F"/>
-              </w:rPr>
-              <w:lastRenderedPageBreak/>
-              <w:t>servicio de un miembro.</w:t>
+              <w:t>Al asignar o cambiar la membresía, especialidad o servicio de un miembro.</w:t>
             </w:r>
           </w:p>
         </w:tc>
@@ -14032,7 +14533,6 @@
                 <w:bCs/>
                 <w:color w:val="444746"/>
               </w:rPr>
-              <w:lastRenderedPageBreak/>
               <w:t>T_BITACORA_CLASES</w:t>
             </w:r>
           </w:p>
@@ -14106,6 +14606,7 @@
               </w:rPr>
               <w:t xml:space="preserve"> en la tabla </w:t>
             </w:r>
+            <w:proofErr w:type="spellStart"/>
             <w:r>
               <w:rPr>
                 <w:rFonts w:ascii="Consolas" w:eastAsia="Consolas" w:hAnsi="Consolas" w:cs="Consolas"/>
@@ -14113,6 +14614,7 @@
               </w:rPr>
               <w:t>ElementosGimnasio.Clases</w:t>
             </w:r>
+            <w:proofErr w:type="spellEnd"/>
             <w:r>
               <w:rPr>
                 <w:color w:val="1F1F1F"/>
@@ -14256,6 +14758,7 @@
               </w:rPr>
               <w:t xml:space="preserve"> en la tabla </w:t>
             </w:r>
+            <w:proofErr w:type="spellStart"/>
             <w:r>
               <w:rPr>
                 <w:rFonts w:ascii="Consolas" w:eastAsia="Consolas" w:hAnsi="Consolas" w:cs="Consolas"/>
@@ -14263,6 +14766,7 @@
               </w:rPr>
               <w:t>RegistrosAlmacenados.Inscripciones</w:t>
             </w:r>
+            <w:proofErr w:type="spellEnd"/>
             <w:r>
               <w:rPr>
                 <w:color w:val="1F1F1F"/>
@@ -14406,6 +14910,7 @@
               </w:rPr>
               <w:t xml:space="preserve"> en la tabla </w:t>
             </w:r>
+            <w:proofErr w:type="spellStart"/>
             <w:r>
               <w:rPr>
                 <w:rFonts w:ascii="Consolas" w:eastAsia="Consolas" w:hAnsi="Consolas" w:cs="Consolas"/>
@@ -14413,6 +14918,7 @@
               </w:rPr>
               <w:t>ElementosGimnasio.Utilerias</w:t>
             </w:r>
+            <w:proofErr w:type="spellEnd"/>
             <w:r>
               <w:rPr>
                 <w:color w:val="1F1F1F"/>
@@ -14556,6 +15062,7 @@
               </w:rPr>
               <w:t xml:space="preserve"> en la tabla </w:t>
             </w:r>
+            <w:proofErr w:type="spellStart"/>
             <w:r>
               <w:rPr>
                 <w:rFonts w:ascii="Consolas" w:eastAsia="Consolas" w:hAnsi="Consolas" w:cs="Consolas"/>
@@ -14563,6 +15070,7 @@
               </w:rPr>
               <w:t>RegistrosAlmacenados.Mantenimientos</w:t>
             </w:r>
+            <w:proofErr w:type="spellEnd"/>
             <w:r>
               <w:rPr>
                 <w:color w:val="1F1F1F"/>
@@ -14706,6 +15214,7 @@
               </w:rPr>
               <w:t xml:space="preserve"> en la tabla </w:t>
             </w:r>
+            <w:proofErr w:type="spellStart"/>
             <w:r>
               <w:rPr>
                 <w:rFonts w:ascii="Consolas" w:eastAsia="Consolas" w:hAnsi="Consolas" w:cs="Consolas"/>
@@ -14713,6 +15222,7 @@
               </w:rPr>
               <w:t>RegistrosAlmacenados.Pagos</w:t>
             </w:r>
+            <w:proofErr w:type="spellEnd"/>
             <w:r>
               <w:rPr>
                 <w:color w:val="1F1F1F"/>
@@ -14785,13 +15295,49 @@
         <w:rPr>
           <w:rFonts w:ascii="Arial" w:eastAsia="Arial" w:hAnsi="Arial" w:cs="Arial"/>
         </w:rPr>
-        <w:t xml:space="preserve"> realizadas en la base hemos implementado la Auditoria: Audit-LandasGym</w:t>
-      </w:r>
-      <w:r>
-        <w:rPr>
-          <w:rFonts w:ascii="Arial" w:eastAsia="Arial" w:hAnsi="Arial" w:cs="Arial"/>
-        </w:rPr>
-        <w:t xml:space="preserve">, la cual será guardada en la misma carpea que los Backups: </w:t>
+        <w:t xml:space="preserve"> realizadas en la base hemos implementado la Auditoria: Audit-</w:t>
+      </w:r>
+      <w:proofErr w:type="spellStart"/>
+      <w:r>
+        <w:rPr>
+          <w:rFonts w:ascii="Arial" w:eastAsia="Arial" w:hAnsi="Arial" w:cs="Arial"/>
+        </w:rPr>
+        <w:t>LandasGym</w:t>
+      </w:r>
+      <w:proofErr w:type="spellEnd"/>
+      <w:r>
+        <w:rPr>
+          <w:rFonts w:ascii="Arial" w:eastAsia="Arial" w:hAnsi="Arial" w:cs="Arial"/>
+        </w:rPr>
+        <w:t xml:space="preserve">, la cual será guardada en la misma </w:t>
+      </w:r>
+      <w:proofErr w:type="spellStart"/>
+      <w:r>
+        <w:rPr>
+          <w:rFonts w:ascii="Arial" w:eastAsia="Arial" w:hAnsi="Arial" w:cs="Arial"/>
+        </w:rPr>
+        <w:t>carpea</w:t>
+      </w:r>
+      <w:proofErr w:type="spellEnd"/>
+      <w:r>
+        <w:rPr>
+          <w:rFonts w:ascii="Arial" w:eastAsia="Arial" w:hAnsi="Arial" w:cs="Arial"/>
+        </w:rPr>
+        <w:t xml:space="preserve"> que los </w:t>
+      </w:r>
+      <w:proofErr w:type="spellStart"/>
+      <w:r>
+        <w:rPr>
+          <w:rFonts w:ascii="Arial" w:eastAsia="Arial" w:hAnsi="Arial" w:cs="Arial"/>
+        </w:rPr>
+        <w:t>Backups</w:t>
+      </w:r>
+      <w:proofErr w:type="spellEnd"/>
+      <w:r>
+        <w:rPr>
+          <w:rFonts w:ascii="Arial" w:eastAsia="Arial" w:hAnsi="Arial" w:cs="Arial"/>
+        </w:rPr>
+        <w:t xml:space="preserve">: </w:t>
       </w:r>
       <w:r>
         <w:rPr>
@@ -14803,8 +15349,16 @@
         <w:rPr>
           <w:rFonts w:ascii="Arial" w:eastAsia="Arial" w:hAnsi="Arial" w:cs="Arial"/>
         </w:rPr>
-        <w:t>C:\BackupLandasGYM</w:t>
-      </w:r>
+        <w:t>C:\</w:t>
+      </w:r>
+      <w:proofErr w:type="spellStart"/>
+      <w:r>
+        <w:rPr>
+          <w:rFonts w:ascii="Arial" w:eastAsia="Arial" w:hAnsi="Arial" w:cs="Arial"/>
+        </w:rPr>
+        <w:t>BackupLandasGYM</w:t>
+      </w:r>
+      <w:proofErr w:type="spellEnd"/>
       <w:r>
         <w:rPr>
           <w:rFonts w:ascii="Arial" w:eastAsia="Arial" w:hAnsi="Arial" w:cs="Arial"/>
@@ -14905,12 +15459,22 @@
       </w:r>
     </w:p>
     <w:p>
-      <w:r>
-        <w:t xml:space="preserve">Tambien se </w:t>
-      </w:r>
-      <w:r>
-        <w:t>creara un SQL-AuditSpecification</w:t>
-      </w:r>
+      <w:proofErr w:type="spellStart"/>
+      <w:r>
+        <w:t>Tambien</w:t>
+      </w:r>
+      <w:proofErr w:type="spellEnd"/>
+      <w:r>
+        <w:t xml:space="preserve"> se </w:t>
+      </w:r>
+      <w:r>
+        <w:t>creara un SQL-</w:t>
+      </w:r>
+      <w:proofErr w:type="spellStart"/>
+      <w:r>
+        <w:t>AuditSpecification</w:t>
+      </w:r>
+      <w:proofErr w:type="spellEnd"/>
       <w:r>
         <w:t xml:space="preserve"> que almacenara los intentos de </w:t>
       </w:r>
@@ -14926,12 +15490,14 @@
       <w:r>
         <w:t>“</w:t>
       </w:r>
+      <w:proofErr w:type="spellStart"/>
       <w:r>
         <w:t>Inf</w:t>
       </w:r>
       <w:r>
         <w:t>ormacion_Sensible</w:t>
       </w:r>
+      <w:proofErr w:type="spellEnd"/>
       <w:r>
         <w:t>”.</w:t>
       </w:r>
@@ -15691,6 +16257,7 @@
                 <w:szCs w:val="22"/>
               </w:rPr>
             </w:pPr>
+            <w:proofErr w:type="spellStart"/>
             <w:r>
               <w:rPr>
                 <w:rFonts w:ascii="Calibri" w:eastAsia="Calibri" w:hAnsi="Calibri" w:cs="Calibri"/>
@@ -15701,6 +16268,7 @@
               </w:rPr>
               <w:t>CategoriaMiembros</w:t>
             </w:r>
+            <w:proofErr w:type="spellEnd"/>
           </w:p>
         </w:tc>
         <w:tc>
@@ -16328,6 +16896,7 @@
                 <w:szCs w:val="22"/>
               </w:rPr>
             </w:pPr>
+            <w:proofErr w:type="spellStart"/>
             <w:r>
               <w:rPr>
                 <w:rFonts w:ascii="Calibri" w:eastAsia="Calibri" w:hAnsi="Calibri" w:cs="Calibri"/>
@@ -16338,6 +16907,7 @@
               </w:rPr>
               <w:t>Utilerias</w:t>
             </w:r>
+            <w:proofErr w:type="spellEnd"/>
           </w:p>
         </w:tc>
         <w:tc>
@@ -16975,6 +17545,7 @@
                 <w:szCs w:val="22"/>
               </w:rPr>
             </w:pPr>
+            <w:proofErr w:type="spellStart"/>
             <w:r>
               <w:rPr>
                 <w:rFonts w:ascii="Calibri" w:eastAsia="Calibri" w:hAnsi="Calibri" w:cs="Calibri"/>
@@ -16985,6 +17556,7 @@
               </w:rPr>
               <w:t>Pagos_Archivados</w:t>
             </w:r>
+            <w:proofErr w:type="spellEnd"/>
           </w:p>
         </w:tc>
         <w:tc>
@@ -17210,7 +17782,77 @@
         <w:rPr>
           <w:rFonts w:ascii="Arial" w:eastAsia="Arial" w:hAnsi="Arial" w:cs="Arial"/>
         </w:rPr>
-        <w:t>La estrategia de Respaldo y Recuperación (Backup y Restore) propuesta utiliza SQL Server Agent Jobs para garantizar la consistencia y la minimización de la pérdida de datos (RPO - Recovery Point Objective).</w:t>
+        <w:t>La estrategia de Respaldo y Recuperación (</w:t>
+      </w:r>
+      <w:proofErr w:type="spellStart"/>
+      <w:r>
+        <w:rPr>
+          <w:rFonts w:ascii="Arial" w:eastAsia="Arial" w:hAnsi="Arial" w:cs="Arial"/>
+        </w:rPr>
+        <w:t>Backup</w:t>
+      </w:r>
+      <w:proofErr w:type="spellEnd"/>
+      <w:r>
+        <w:rPr>
+          <w:rFonts w:ascii="Arial" w:eastAsia="Arial" w:hAnsi="Arial" w:cs="Arial"/>
+        </w:rPr>
+        <w:t xml:space="preserve"> y </w:t>
+      </w:r>
+      <w:proofErr w:type="spellStart"/>
+      <w:r>
+        <w:rPr>
+          <w:rFonts w:ascii="Arial" w:eastAsia="Arial" w:hAnsi="Arial" w:cs="Arial"/>
+        </w:rPr>
+        <w:t>Restore</w:t>
+      </w:r>
+      <w:proofErr w:type="spellEnd"/>
+      <w:r>
+        <w:rPr>
+          <w:rFonts w:ascii="Arial" w:eastAsia="Arial" w:hAnsi="Arial" w:cs="Arial"/>
+        </w:rPr>
+        <w:t xml:space="preserve">) propuesta utiliza SQL Server </w:t>
+      </w:r>
+      <w:proofErr w:type="spellStart"/>
+      <w:r>
+        <w:rPr>
+          <w:rFonts w:ascii="Arial" w:eastAsia="Arial" w:hAnsi="Arial" w:cs="Arial"/>
+        </w:rPr>
+        <w:t>Agent</w:t>
+      </w:r>
+      <w:proofErr w:type="spellEnd"/>
+      <w:r>
+        <w:rPr>
+          <w:rFonts w:ascii="Arial" w:eastAsia="Arial" w:hAnsi="Arial" w:cs="Arial"/>
+        </w:rPr>
+        <w:t xml:space="preserve"> Jobs para garantizar la consistencia y la minimización de la pérdida de datos (RPO - </w:t>
+      </w:r>
+      <w:proofErr w:type="spellStart"/>
+      <w:r>
+        <w:rPr>
+          <w:rFonts w:ascii="Arial" w:eastAsia="Arial" w:hAnsi="Arial" w:cs="Arial"/>
+        </w:rPr>
+        <w:t>Recovery</w:t>
+      </w:r>
+      <w:proofErr w:type="spellEnd"/>
+      <w:r>
+        <w:rPr>
+          <w:rFonts w:ascii="Arial" w:eastAsia="Arial" w:hAnsi="Arial" w:cs="Arial"/>
+        </w:rPr>
+        <w:t xml:space="preserve"> Point </w:t>
+      </w:r>
+      <w:proofErr w:type="spellStart"/>
+      <w:r>
+        <w:rPr>
+          <w:rFonts w:ascii="Arial" w:eastAsia="Arial" w:hAnsi="Arial" w:cs="Arial"/>
+        </w:rPr>
+        <w:t>Objective</w:t>
+      </w:r>
+      <w:proofErr w:type="spellEnd"/>
+      <w:r>
+        <w:rPr>
+          <w:rFonts w:ascii="Arial" w:eastAsia="Arial" w:hAnsi="Arial" w:cs="Arial"/>
+        </w:rPr>
+        <w:t>).</w:t>
       </w:r>
     </w:p>
     <w:tbl>
@@ -17306,7 +17948,21 @@
               <w:rPr>
                 <w:rFonts w:ascii="Arial" w:eastAsia="Arial" w:hAnsi="Arial" w:cs="Arial"/>
               </w:rPr>
-              <w:t>Full Backup (Toda la BD)</w:t>
+              <w:t xml:space="preserve">Full </w:t>
+            </w:r>
+            <w:proofErr w:type="spellStart"/>
+            <w:r>
+              <w:rPr>
+                <w:rFonts w:ascii="Arial" w:eastAsia="Arial" w:hAnsi="Arial" w:cs="Arial"/>
+              </w:rPr>
+              <w:t>Backup</w:t>
+            </w:r>
+            <w:proofErr w:type="spellEnd"/>
+            <w:r>
+              <w:rPr>
+                <w:rFonts w:ascii="Arial" w:eastAsia="Arial" w:hAnsi="Arial" w:cs="Arial"/>
+              </w:rPr>
+              <w:t xml:space="preserve"> (Toda la BD)</w:t>
             </w:r>
           </w:p>
         </w:tc>
@@ -17358,11 +18014,33 @@
                 <w:rFonts w:ascii="Arial" w:eastAsia="Arial" w:hAnsi="Arial" w:cs="Arial"/>
               </w:rPr>
             </w:pPr>
-            <w:r>
-              <w:rPr>
-                <w:rFonts w:ascii="Arial" w:eastAsia="Arial" w:hAnsi="Arial" w:cs="Arial"/>
-              </w:rPr>
-              <w:t>Differential Backup (Diferencial)</w:t>
+            <w:proofErr w:type="spellStart"/>
+            <w:r>
+              <w:rPr>
+                <w:rFonts w:ascii="Arial" w:eastAsia="Arial" w:hAnsi="Arial" w:cs="Arial"/>
+              </w:rPr>
+              <w:t>Differential</w:t>
+            </w:r>
+            <w:proofErr w:type="spellEnd"/>
+            <w:r>
+              <w:rPr>
+                <w:rFonts w:ascii="Arial" w:eastAsia="Arial" w:hAnsi="Arial" w:cs="Arial"/>
+              </w:rPr>
+              <w:t xml:space="preserve"> </w:t>
+            </w:r>
+            <w:proofErr w:type="spellStart"/>
+            <w:r>
+              <w:rPr>
+                <w:rFonts w:ascii="Arial" w:eastAsia="Arial" w:hAnsi="Arial" w:cs="Arial"/>
+              </w:rPr>
+              <w:t>Backup</w:t>
+            </w:r>
+            <w:proofErr w:type="spellEnd"/>
+            <w:r>
+              <w:rPr>
+                <w:rFonts w:ascii="Arial" w:eastAsia="Arial" w:hAnsi="Arial" w:cs="Arial"/>
+              </w:rPr>
+              <w:t xml:space="preserve"> (Diferencial)</w:t>
             </w:r>
           </w:p>
         </w:tc>
@@ -17398,7 +18076,21 @@
               <w:rPr>
                 <w:rFonts w:ascii="Arial" w:eastAsia="Arial" w:hAnsi="Arial" w:cs="Arial"/>
               </w:rPr>
-              <w:t>Solo respalda los cambios ocurridos desde el último Full Backup, reduciendo el tiempo y el espacio de almacenamiento.</w:t>
+              <w:t xml:space="preserve">Solo respalda los cambios ocurridos desde el último Full </w:t>
+            </w:r>
+            <w:proofErr w:type="spellStart"/>
+            <w:r>
+              <w:rPr>
+                <w:rFonts w:ascii="Arial" w:eastAsia="Arial" w:hAnsi="Arial" w:cs="Arial"/>
+              </w:rPr>
+              <w:t>Backup</w:t>
+            </w:r>
+            <w:proofErr w:type="spellEnd"/>
+            <w:r>
+              <w:rPr>
+                <w:rFonts w:ascii="Arial" w:eastAsia="Arial" w:hAnsi="Arial" w:cs="Arial"/>
+              </w:rPr>
+              <w:t>, reduciendo el tiempo y el espacio de almacenamiento.</w:t>
             </w:r>
           </w:p>
         </w:tc>
@@ -17414,12 +18106,20 @@
                 <w:rFonts w:ascii="Arial" w:eastAsia="Arial" w:hAnsi="Arial" w:cs="Arial"/>
               </w:rPr>
             </w:pPr>
+            <w:proofErr w:type="spellStart"/>
             <w:r>
               <w:rPr>
                 <w:rFonts w:ascii="Arial" w:eastAsia="Arial" w:hAnsi="Arial" w:cs="Arial"/>
               </w:rPr>
               <w:lastRenderedPageBreak/>
-              <w:t>Backup Log (Registro de transacciones)</w:t>
+              <w:t>Backup</w:t>
+            </w:r>
+            <w:proofErr w:type="spellEnd"/>
+            <w:r>
+              <w:rPr>
+                <w:rFonts w:ascii="Arial" w:eastAsia="Arial" w:hAnsi="Arial" w:cs="Arial"/>
+              </w:rPr>
+              <w:t xml:space="preserve"> Log (Registro de transacciones)</w:t>
             </w:r>
           </w:p>
         </w:tc>
@@ -17469,7 +18169,21 @@
               <w:rPr>
                 <w:rFonts w:ascii="Arial" w:eastAsia="Arial" w:hAnsi="Arial" w:cs="Arial"/>
               </w:rPr>
-              <w:t xml:space="preserve"> (Point-in-Time Recovery), minimizando la pérdida de datos (RPO) a solo unas horas de actividad.</w:t>
+              <w:t xml:space="preserve"> (Point-in-Time </w:t>
+            </w:r>
+            <w:proofErr w:type="spellStart"/>
+            <w:r>
+              <w:rPr>
+                <w:rFonts w:ascii="Arial" w:eastAsia="Arial" w:hAnsi="Arial" w:cs="Arial"/>
+              </w:rPr>
+              <w:t>Recovery</w:t>
+            </w:r>
+            <w:proofErr w:type="spellEnd"/>
+            <w:r>
+              <w:rPr>
+                <w:rFonts w:ascii="Arial" w:eastAsia="Arial" w:hAnsi="Arial" w:cs="Arial"/>
+              </w:rPr>
+              <w:t>), minimizando la pérdida de datos (RPO) a solo unas horas de actividad.</w:t>
             </w:r>
           </w:p>
         </w:tc>
@@ -19893,7 +20607,21 @@
         <w:rPr>
           <w:rFonts w:ascii="Arial" w:eastAsia="Arial" w:hAnsi="Arial" w:cs="Arial"/>
         </w:rPr>
-        <w:t xml:space="preserve">Evidencia de Backups y Jobs exitosos </w:t>
+        <w:t xml:space="preserve">Evidencia de </w:t>
+      </w:r>
+      <w:proofErr w:type="spellStart"/>
+      <w:r>
+        <w:rPr>
+          <w:rFonts w:ascii="Arial" w:eastAsia="Arial" w:hAnsi="Arial" w:cs="Arial"/>
+        </w:rPr>
+        <w:t>Backups</w:t>
+      </w:r>
+      <w:proofErr w:type="spellEnd"/>
+      <w:r>
+        <w:rPr>
+          <w:rFonts w:ascii="Arial" w:eastAsia="Arial" w:hAnsi="Arial" w:cs="Arial"/>
+        </w:rPr>
+        <w:t xml:space="preserve"> y Jobs exitosos </w:t>
       </w:r>
     </w:p>
     <w:p>
@@ -20069,7 +20797,29 @@
                 <w:szCs w:val="22"/>
               </w:rPr>
               <w:lastRenderedPageBreak/>
-              <w:t>Restaurar Backup Full</w:t>
+              <w:t xml:space="preserve">Restaurar </w:t>
+            </w:r>
+            <w:proofErr w:type="spellStart"/>
+            <w:r>
+              <w:rPr>
+                <w:rFonts w:ascii="Calibri" w:eastAsia="Calibri" w:hAnsi="Calibri" w:cs="Calibri"/>
+                <w:b/>
+                <w:bCs/>
+                <w:sz w:val="22"/>
+                <w:szCs w:val="22"/>
+              </w:rPr>
+              <w:t>Backup</w:t>
+            </w:r>
+            <w:proofErr w:type="spellEnd"/>
+            <w:r>
+              <w:rPr>
+                <w:rFonts w:ascii="Calibri" w:eastAsia="Calibri" w:hAnsi="Calibri" w:cs="Calibri"/>
+                <w:b/>
+                <w:bCs/>
+                <w:sz w:val="22"/>
+                <w:szCs w:val="22"/>
+              </w:rPr>
+              <w:t xml:space="preserve"> Full</w:t>
             </w:r>
           </w:p>
         </w:tc>
@@ -20095,7 +20845,21 @@
               <w:rPr>
                 <w:rFonts w:ascii="Calibri" w:eastAsia="Calibri" w:hAnsi="Calibri" w:cs="Calibri"/>
               </w:rPr>
-              <w:t>Restaurar el último Backup Full Semanal (con la opción NORECOVERY).</w:t>
+              <w:t xml:space="preserve">Restaurar el último </w:t>
+            </w:r>
+            <w:proofErr w:type="spellStart"/>
+            <w:r>
+              <w:rPr>
+                <w:rFonts w:ascii="Calibri" w:eastAsia="Calibri" w:hAnsi="Calibri" w:cs="Calibri"/>
+              </w:rPr>
+              <w:t>Backup</w:t>
+            </w:r>
+            <w:proofErr w:type="spellEnd"/>
+            <w:r>
+              <w:rPr>
+                <w:rFonts w:ascii="Calibri" w:eastAsia="Calibri" w:hAnsi="Calibri" w:cs="Calibri"/>
+              </w:rPr>
+              <w:t xml:space="preserve"> Full Semanal (con la opción NORECOVERY).</w:t>
             </w:r>
           </w:p>
         </w:tc>
@@ -20156,7 +20920,29 @@
                 <w:sz w:val="22"/>
                 <w:szCs w:val="22"/>
               </w:rPr>
-              <w:t>Restaurar Backup Diferencial</w:t>
+              <w:t xml:space="preserve">Restaurar </w:t>
+            </w:r>
+            <w:proofErr w:type="spellStart"/>
+            <w:r>
+              <w:rPr>
+                <w:rFonts w:ascii="Calibri" w:eastAsia="Calibri" w:hAnsi="Calibri" w:cs="Calibri"/>
+                <w:b/>
+                <w:bCs/>
+                <w:sz w:val="22"/>
+                <w:szCs w:val="22"/>
+              </w:rPr>
+              <w:t>Backup</w:t>
+            </w:r>
+            <w:proofErr w:type="spellEnd"/>
+            <w:r>
+              <w:rPr>
+                <w:rFonts w:ascii="Calibri" w:eastAsia="Calibri" w:hAnsi="Calibri" w:cs="Calibri"/>
+                <w:b/>
+                <w:bCs/>
+                <w:sz w:val="22"/>
+                <w:szCs w:val="22"/>
+              </w:rPr>
+              <w:t xml:space="preserve"> Diferencial</w:t>
             </w:r>
           </w:p>
         </w:tc>
@@ -20182,7 +20968,21 @@
               <w:rPr>
                 <w:rFonts w:ascii="Calibri" w:eastAsia="Calibri" w:hAnsi="Calibri" w:cs="Calibri"/>
               </w:rPr>
-              <w:t>Restaurar el último Backup Diferencial (con la opción NORECOVERY) que contenga todos los cambios hasta la noche anterior al fallo.</w:t>
+              <w:t xml:space="preserve">Restaurar el último </w:t>
+            </w:r>
+            <w:proofErr w:type="spellStart"/>
+            <w:r>
+              <w:rPr>
+                <w:rFonts w:ascii="Calibri" w:eastAsia="Calibri" w:hAnsi="Calibri" w:cs="Calibri"/>
+              </w:rPr>
+              <w:t>Backup</w:t>
+            </w:r>
+            <w:proofErr w:type="spellEnd"/>
+            <w:r>
+              <w:rPr>
+                <w:rFonts w:ascii="Calibri" w:eastAsia="Calibri" w:hAnsi="Calibri" w:cs="Calibri"/>
+              </w:rPr>
+              <w:t xml:space="preserve"> Diferencial (con la opción NORECOVERY) que contenga todos los cambios hasta la noche anterior al fallo.</w:t>
             </w:r>
           </w:p>
         </w:tc>
@@ -20208,7 +21008,21 @@
               <w:rPr>
                 <w:rFonts w:ascii="Calibri" w:eastAsia="Calibri" w:hAnsi="Calibri" w:cs="Calibri"/>
               </w:rPr>
-              <w:t>Aplica todos los cambios posteriores al Backup Full de manera eficiente, llevando la base de datos al estado de la noche anterior.</w:t>
+              <w:t xml:space="preserve">Aplica todos los cambios posteriores al </w:t>
+            </w:r>
+            <w:proofErr w:type="spellStart"/>
+            <w:r>
+              <w:rPr>
+                <w:rFonts w:ascii="Calibri" w:eastAsia="Calibri" w:hAnsi="Calibri" w:cs="Calibri"/>
+              </w:rPr>
+              <w:t>Backup</w:t>
+            </w:r>
+            <w:proofErr w:type="spellEnd"/>
+            <w:r>
+              <w:rPr>
+                <w:rFonts w:ascii="Calibri" w:eastAsia="Calibri" w:hAnsi="Calibri" w:cs="Calibri"/>
+              </w:rPr>
+              <w:t xml:space="preserve"> Full de manera eficiente, llevando la base de datos al estado de la noche anterior.</w:t>
             </w:r>
           </w:p>
         </w:tc>
@@ -20269,7 +21083,49 @@
               <w:rPr>
                 <w:rFonts w:ascii="Calibri" w:eastAsia="Calibri" w:hAnsi="Calibri" w:cs="Calibri"/>
               </w:rPr>
-              <w:t>Restaurar todos los Transaction Log Backups en secuencia, hasta el punto justo antes del momento del fallo (usando WITH RECOVERY en el último log o log restore).</w:t>
+              <w:t xml:space="preserve">Restaurar todos los </w:t>
+            </w:r>
+            <w:proofErr w:type="spellStart"/>
+            <w:r>
+              <w:rPr>
+                <w:rFonts w:ascii="Calibri" w:eastAsia="Calibri" w:hAnsi="Calibri" w:cs="Calibri"/>
+              </w:rPr>
+              <w:t>Transaction</w:t>
+            </w:r>
+            <w:proofErr w:type="spellEnd"/>
+            <w:r>
+              <w:rPr>
+                <w:rFonts w:ascii="Calibri" w:eastAsia="Calibri" w:hAnsi="Calibri" w:cs="Calibri"/>
+              </w:rPr>
+              <w:t xml:space="preserve"> Log </w:t>
+            </w:r>
+            <w:proofErr w:type="spellStart"/>
+            <w:r>
+              <w:rPr>
+                <w:rFonts w:ascii="Calibri" w:eastAsia="Calibri" w:hAnsi="Calibri" w:cs="Calibri"/>
+              </w:rPr>
+              <w:t>Backups</w:t>
+            </w:r>
+            <w:proofErr w:type="spellEnd"/>
+            <w:r>
+              <w:rPr>
+                <w:rFonts w:ascii="Calibri" w:eastAsia="Calibri" w:hAnsi="Calibri" w:cs="Calibri"/>
+              </w:rPr>
+              <w:t xml:space="preserve"> en secuencia, hasta el punto justo antes del momento del fallo (usando WITH RECOVERY en el último log o log </w:t>
+            </w:r>
+            <w:proofErr w:type="spellStart"/>
+            <w:r>
+              <w:rPr>
+                <w:rFonts w:ascii="Calibri" w:eastAsia="Calibri" w:hAnsi="Calibri" w:cs="Calibri"/>
+              </w:rPr>
+              <w:t>restore</w:t>
+            </w:r>
+            <w:proofErr w:type="spellEnd"/>
+            <w:r>
+              <w:rPr>
+                <w:rFonts w:ascii="Calibri" w:eastAsia="Calibri" w:hAnsi="Calibri" w:cs="Calibri"/>
+              </w:rPr>
+              <w:t>).</w:t>
             </w:r>
           </w:p>
         </w:tc>
@@ -20295,7 +21151,21 @@
               <w:rPr>
                 <w:rFonts w:ascii="Calibri" w:eastAsia="Calibri" w:hAnsi="Calibri" w:cs="Calibri"/>
               </w:rPr>
-              <w:t>Aplica las transacciones casi en tiempo real, logrando una recuperación hasta el punto en el tiempo (Point-in-Time Recovery), minimizando la pérdida de datos.</w:t>
+              <w:t xml:space="preserve">Aplica las transacciones casi en tiempo real, logrando una recuperación hasta el punto en el tiempo (Point-in-Time </w:t>
+            </w:r>
+            <w:proofErr w:type="spellStart"/>
+            <w:r>
+              <w:rPr>
+                <w:rFonts w:ascii="Calibri" w:eastAsia="Calibri" w:hAnsi="Calibri" w:cs="Calibri"/>
+              </w:rPr>
+              <w:t>Recovery</w:t>
+            </w:r>
+            <w:proofErr w:type="spellEnd"/>
+            <w:r>
+              <w:rPr>
+                <w:rFonts w:ascii="Calibri" w:eastAsia="Calibri" w:hAnsi="Calibri" w:cs="Calibri"/>
+              </w:rPr>
+              <w:t>), minimizando la pérdida de datos.</w:t>
             </w:r>
           </w:p>
         </w:tc>
@@ -20451,6 +21321,7 @@
         </w:rPr>
         <w:fldChar w:fldCharType="end"/>
       </w:r>
+      <w:proofErr w:type="spellStart"/>
       <w:r>
         <w:rPr>
           <w:rFonts w:ascii="Arial" w:eastAsia="Arial" w:hAnsi="Arial" w:cs="Arial"/>
@@ -20469,6 +21340,7 @@
         </w:rPr>
         <w:t>o</w:t>
       </w:r>
+      <w:proofErr w:type="spellEnd"/>
       <w:r>
         <w:rPr>
           <w:rFonts w:ascii="Arial" w:eastAsia="Arial" w:hAnsi="Arial" w:cs="Arial"/>
@@ -24622,6 +25494,7 @@
   <w:style w:type="character" w:default="1" w:styleId="Fuentedeprrafopredeter">
     <w:name w:val="Default Paragraph Font"/>
     <w:uiPriority w:val="1"/>
+    <w:semiHidden/>
     <w:unhideWhenUsed/>
   </w:style>
   <w:style w:type="table" w:default="1" w:styleId="Tablanormal">
@@ -25314,10 +26187,6 @@
 </file>
 
 <file path=customXml/item1.xml><?xml version="1.0" encoding="utf-8"?>
-<b:Sources xmlns:b="http://schemas.openxmlformats.org/officeDocument/2006/bibliography" xmlns="http://schemas.openxmlformats.org/officeDocument/2006/bibliography" SelectedStyle="\APASixthEditionOfficeOnline.xsl" StyleName="APA" Version="6"/>
-</file>
-
-<file path=customXml/item2.xml><?xml version="1.0" encoding="utf-8"?>
 <p:properties xmlns:p="http://schemas.microsoft.com/office/2006/metadata/properties" xmlns:xsi="http://www.w3.org/2001/XMLSchema-instance" xmlns:pc="http://schemas.microsoft.com/office/infopath/2007/PartnerControls">
   <documentManagement>
     <_activity xmlns="bc13574f-39e5-4615-97f3-5e05321fa229" xsi:nil="true"/>
@@ -25325,16 +26194,11 @@
 </p:properties>
 </file>
 
-<file path=customXml/item3.xml><?xml version="1.0" encoding="utf-8"?>
-<?mso-contentType ?>
-<FormTemplates xmlns="http://schemas.microsoft.com/sharepoint/v3/contenttype/forms">
-  <Display>DocumentLibraryForm</Display>
-  <Edit>DocumentLibraryForm</Edit>
-  <New>DocumentLibraryForm</New>
-</FormTemplates>
+<file path=customXml/item2.xml><?xml version="1.0" encoding="utf-8"?>
+<b:Sources xmlns:b="http://schemas.openxmlformats.org/officeDocument/2006/bibliography" xmlns="http://schemas.openxmlformats.org/officeDocument/2006/bibliography" SelectedStyle="\APASixthEditionOfficeOnline.xsl" StyleName="APA" Version="6"/>
 </file>
 
-<file path=customXml/item4.xml><?xml version="1.0" encoding="utf-8"?>
+<file path=customXml/item3.xml><?xml version="1.0" encoding="utf-8"?>
 <ct:contentTypeSchema xmlns:ct="http://schemas.microsoft.com/office/2006/metadata/contentType" xmlns:ma="http://schemas.microsoft.com/office/2006/metadata/properties/metaAttributes" ct:_="" ma:_="" ma:contentTypeName="Document" ma:contentTypeID="0x010100E66191C83D8EAA4CAA0EFCB6064C9924" ma:contentTypeVersion="5" ma:contentTypeDescription="Create a new document." ma:contentTypeScope="" ma:versionID="f544f5afb9b402274e7040132d23383a">
   <xsd:schema xmlns:xsd="http://www.w3.org/2001/XMLSchema" xmlns:xs="http://www.w3.org/2001/XMLSchema" xmlns:p="http://schemas.microsoft.com/office/2006/metadata/properties" xmlns:ns3="bc13574f-39e5-4615-97f3-5e05321fa229" targetNamespace="http://schemas.microsoft.com/office/2006/metadata/properties" ma:root="true" ma:fieldsID="bbb9865d7d716b72e72df292292f4f5f" ns3:_="">
     <xsd:import namespace="bc13574f-39e5-4615-97f3-5e05321fa229"/>
@@ -25484,15 +26348,16 @@
 </ct:contentTypeSchema>
 </file>
 
-<file path=customXml/itemProps1.xml><?xml version="1.0" encoding="utf-8"?>
-<ds:datastoreItem xmlns:ds="http://schemas.openxmlformats.org/officeDocument/2006/customXml" ds:itemID="{5DBC4682-CB01-411B-9E57-8A2C8DAC9F50}">
-  <ds:schemaRefs>
-    <ds:schemaRef ds:uri="http://schemas.openxmlformats.org/officeDocument/2006/bibliography"/>
-  </ds:schemaRefs>
-</ds:datastoreItem>
+<file path=customXml/item4.xml><?xml version="1.0" encoding="utf-8"?>
+<?mso-contentType ?>
+<FormTemplates xmlns="http://schemas.microsoft.com/sharepoint/v3/contenttype/forms">
+  <Display>DocumentLibraryForm</Display>
+  <Edit>DocumentLibraryForm</Edit>
+  <New>DocumentLibraryForm</New>
+</FormTemplates>
 </file>
 
-<file path=customXml/itemProps2.xml><?xml version="1.0" encoding="utf-8"?>
+<file path=customXml/itemProps1.xml><?xml version="1.0" encoding="utf-8"?>
 <ds:datastoreItem xmlns:ds="http://schemas.openxmlformats.org/officeDocument/2006/customXml" ds:itemID="{FF85E290-015E-4145-BBDC-C7DDA1AE6891}">
   <ds:schemaRefs>
     <ds:schemaRef ds:uri="http://schemas.microsoft.com/office/2006/metadata/properties"/>
@@ -25502,15 +26367,15 @@
 </ds:datastoreItem>
 </file>
 
-<file path=customXml/itemProps3.xml><?xml version="1.0" encoding="utf-8"?>
-<ds:datastoreItem xmlns:ds="http://schemas.openxmlformats.org/officeDocument/2006/customXml" ds:itemID="{971B317A-F331-470E-B2F7-BC4497330D69}">
+<file path=customXml/itemProps2.xml><?xml version="1.0" encoding="utf-8"?>
+<ds:datastoreItem xmlns:ds="http://schemas.openxmlformats.org/officeDocument/2006/customXml" ds:itemID="{5DBC4682-CB01-411B-9E57-8A2C8DAC9F50}">
   <ds:schemaRefs>
-    <ds:schemaRef ds:uri="http://schemas.microsoft.com/sharepoint/v3/contenttype/forms"/>
+    <ds:schemaRef ds:uri="http://schemas.openxmlformats.org/officeDocument/2006/bibliography"/>
   </ds:schemaRefs>
 </ds:datastoreItem>
 </file>
 
-<file path=customXml/itemProps4.xml><?xml version="1.0" encoding="utf-8"?>
+<file path=customXml/itemProps3.xml><?xml version="1.0" encoding="utf-8"?>
 <ds:datastoreItem xmlns:ds="http://schemas.openxmlformats.org/officeDocument/2006/customXml" ds:itemID="{1BA4C553-F367-4F09-8548-96E0F234AC1C}">
   <ds:schemaRefs>
     <ds:schemaRef ds:uri="http://schemas.microsoft.com/office/2006/metadata/contentType"/>
@@ -25526,4 +26391,12 @@
     <ds:schemaRef ds:uri="http://schemas.microsoft.com/internal/obd"/>
   </ds:schemaRefs>
 </ds:datastoreItem>
+</file>
+
+<file path=customXml/itemProps4.xml><?xml version="1.0" encoding="utf-8"?>
+<ds:datastoreItem xmlns:ds="http://schemas.openxmlformats.org/officeDocument/2006/customXml" ds:itemID="{971B317A-F331-470E-B2F7-BC4497330D69}">
+  <ds:schemaRefs>
+    <ds:schemaRef ds:uri="http://schemas.microsoft.com/sharepoint/v3/contenttype/forms"/>
+  </ds:schemaRefs>
+</ds:datastoreItem>
 </file>
--- a/Proyecto de AdminBD-LandasGYM.docx
+++ b/Proyecto de AdminBD-LandasGYM.docx
@@ -1729,11 +1729,19 @@
                 <w:rFonts w:ascii="Arial" w:eastAsia="Arial" w:hAnsi="Arial" w:cs="Arial"/>
               </w:rPr>
             </w:pPr>
-            <w:r>
-              <w:rPr>
-                <w:rFonts w:ascii="Arial" w:eastAsia="Arial" w:hAnsi="Arial" w:cs="Arial"/>
-              </w:rPr>
-              <w:t xml:space="preserve">1:N con </w:t>
+            <w:proofErr w:type="gramStart"/>
+            <w:r>
+              <w:rPr>
+                <w:rFonts w:ascii="Arial" w:eastAsia="Arial" w:hAnsi="Arial" w:cs="Arial"/>
+              </w:rPr>
+              <w:t>1:N</w:t>
+            </w:r>
+            <w:proofErr w:type="gramEnd"/>
+            <w:r>
+              <w:rPr>
+                <w:rFonts w:ascii="Arial" w:eastAsia="Arial" w:hAnsi="Arial" w:cs="Arial"/>
+              </w:rPr>
+              <w:t xml:space="preserve"> con </w:t>
             </w:r>
             <w:r>
               <w:rPr>
@@ -2742,11 +2750,19 @@
                 <w:rFonts w:ascii="Arial" w:eastAsia="Arial" w:hAnsi="Arial" w:cs="Arial"/>
               </w:rPr>
             </w:pPr>
-            <w:r>
-              <w:rPr>
-                <w:rFonts w:ascii="Arial" w:eastAsia="Arial" w:hAnsi="Arial" w:cs="Arial"/>
-              </w:rPr>
-              <w:t>VARCHAR(20)</w:t>
+            <w:proofErr w:type="gramStart"/>
+            <w:r>
+              <w:rPr>
+                <w:rFonts w:ascii="Arial" w:eastAsia="Arial" w:hAnsi="Arial" w:cs="Arial"/>
+              </w:rPr>
+              <w:t>VARCHAR(</w:t>
+            </w:r>
+            <w:proofErr w:type="gramEnd"/>
+            <w:r>
+              <w:rPr>
+                <w:rFonts w:ascii="Arial" w:eastAsia="Arial" w:hAnsi="Arial" w:cs="Arial"/>
+              </w:rPr>
+              <w:t>20)</w:t>
             </w:r>
           </w:p>
         </w:tc>
@@ -2846,11 +2862,19 @@
                 <w:rFonts w:ascii="Arial" w:eastAsia="Arial" w:hAnsi="Arial" w:cs="Arial"/>
               </w:rPr>
             </w:pPr>
-            <w:r>
-              <w:rPr>
-                <w:rFonts w:ascii="Arial" w:eastAsia="Arial" w:hAnsi="Arial" w:cs="Arial"/>
-              </w:rPr>
-              <w:t>VARCHAR(100)</w:t>
+            <w:proofErr w:type="gramStart"/>
+            <w:r>
+              <w:rPr>
+                <w:rFonts w:ascii="Arial" w:eastAsia="Arial" w:hAnsi="Arial" w:cs="Arial"/>
+              </w:rPr>
+              <w:t>VARCHAR(</w:t>
+            </w:r>
+            <w:proofErr w:type="gramEnd"/>
+            <w:r>
+              <w:rPr>
+                <w:rFonts w:ascii="Arial" w:eastAsia="Arial" w:hAnsi="Arial" w:cs="Arial"/>
+              </w:rPr>
+              <w:t>100)</w:t>
             </w:r>
           </w:p>
         </w:tc>
@@ -2986,11 +3010,19 @@
                 <w:rFonts w:ascii="Arial" w:eastAsia="Arial" w:hAnsi="Arial" w:cs="Arial"/>
               </w:rPr>
             </w:pPr>
-            <w:r>
-              <w:rPr>
-                <w:rFonts w:ascii="Arial" w:eastAsia="Arial" w:hAnsi="Arial" w:cs="Arial"/>
-              </w:rPr>
-              <w:t>VARCHAR(12)</w:t>
+            <w:proofErr w:type="gramStart"/>
+            <w:r>
+              <w:rPr>
+                <w:rFonts w:ascii="Arial" w:eastAsia="Arial" w:hAnsi="Arial" w:cs="Arial"/>
+              </w:rPr>
+              <w:t>VARCHAR(</w:t>
+            </w:r>
+            <w:proofErr w:type="gramEnd"/>
+            <w:r>
+              <w:rPr>
+                <w:rFonts w:ascii="Arial" w:eastAsia="Arial" w:hAnsi="Arial" w:cs="Arial"/>
+              </w:rPr>
+              <w:t>12)</w:t>
             </w:r>
           </w:p>
         </w:tc>
@@ -3090,11 +3122,19 @@
                 <w:rFonts w:ascii="Arial" w:eastAsia="Arial" w:hAnsi="Arial" w:cs="Arial"/>
               </w:rPr>
             </w:pPr>
-            <w:r>
-              <w:rPr>
-                <w:rFonts w:ascii="Arial" w:eastAsia="Arial" w:hAnsi="Arial" w:cs="Arial"/>
-              </w:rPr>
-              <w:t>VARCHAR(50)</w:t>
+            <w:proofErr w:type="gramStart"/>
+            <w:r>
+              <w:rPr>
+                <w:rFonts w:ascii="Arial" w:eastAsia="Arial" w:hAnsi="Arial" w:cs="Arial"/>
+              </w:rPr>
+              <w:t>VARCHAR(</w:t>
+            </w:r>
+            <w:proofErr w:type="gramEnd"/>
+            <w:r>
+              <w:rPr>
+                <w:rFonts w:ascii="Arial" w:eastAsia="Arial" w:hAnsi="Arial" w:cs="Arial"/>
+              </w:rPr>
+              <w:t>50)</w:t>
             </w:r>
           </w:p>
         </w:tc>
@@ -3328,6 +3368,7 @@
               <w:t xml:space="preserve">) REFERENCES </w:t>
             </w:r>
             <w:proofErr w:type="spellStart"/>
+            <w:proofErr w:type="gramStart"/>
             <w:r>
               <w:rPr>
                 <w:rFonts w:ascii="Arial" w:eastAsia="Arial" w:hAnsi="Arial" w:cs="Arial"/>
@@ -3344,6 +3385,7 @@
               <w:t>(</w:t>
             </w:r>
             <w:proofErr w:type="spellStart"/>
+            <w:proofErr w:type="gramEnd"/>
             <w:r>
               <w:rPr>
                 <w:rFonts w:ascii="Arial" w:eastAsia="Arial" w:hAnsi="Arial" w:cs="Arial"/>
@@ -3482,12 +3524,21 @@
                 <w:lang w:val="es-419"/>
               </w:rPr>
             </w:pPr>
-            <w:r>
-              <w:rPr>
-                <w:rFonts w:ascii="Arial" w:eastAsia="Arial" w:hAnsi="Arial" w:cs="Arial"/>
-                <w:lang w:val="es-419"/>
-              </w:rPr>
-              <w:t>VARCHAR(15)</w:t>
+            <w:proofErr w:type="gramStart"/>
+            <w:r>
+              <w:rPr>
+                <w:rFonts w:ascii="Arial" w:eastAsia="Arial" w:hAnsi="Arial" w:cs="Arial"/>
+                <w:lang w:val="es-419"/>
+              </w:rPr>
+              <w:t>VARCHAR(</w:t>
+            </w:r>
+            <w:proofErr w:type="gramEnd"/>
+            <w:r>
+              <w:rPr>
+                <w:rFonts w:ascii="Arial" w:eastAsia="Arial" w:hAnsi="Arial" w:cs="Arial"/>
+                <w:lang w:val="es-419"/>
+              </w:rPr>
+              <w:t>15)</w:t>
             </w:r>
           </w:p>
         </w:tc>
@@ -3514,7 +3565,19 @@
               <w:rPr>
                 <w:rFonts w:ascii="Arial" w:eastAsia="Arial" w:hAnsi="Arial" w:cs="Arial"/>
               </w:rPr>
-              <w:t>del Tipo de miembro con limitación de datos</w:t>
+              <w:t xml:space="preserve">del Tipo de </w:t>
+            </w:r>
+            <w:r>
+              <w:rPr>
+                <w:rFonts w:ascii="Arial" w:eastAsia="Arial" w:hAnsi="Arial" w:cs="Arial"/>
+              </w:rPr>
+              <w:t>M</w:t>
+            </w:r>
+            <w:r>
+              <w:rPr>
+                <w:rFonts w:ascii="Arial" w:eastAsia="Arial" w:hAnsi="Arial" w:cs="Arial"/>
+              </w:rPr>
+              <w:t>iembro con limitación de datos</w:t>
             </w:r>
             <w:r>
               <w:rPr>
@@ -3710,12 +3773,21 @@
                 <w:lang w:val="es-419"/>
               </w:rPr>
             </w:pPr>
-            <w:r>
-              <w:rPr>
-                <w:rFonts w:ascii="Arial" w:eastAsia="Arial" w:hAnsi="Arial" w:cs="Arial"/>
-                <w:lang w:val="es-419"/>
-              </w:rPr>
-              <w:t>VARCHAR(50)</w:t>
+            <w:proofErr w:type="gramStart"/>
+            <w:r>
+              <w:rPr>
+                <w:rFonts w:ascii="Arial" w:eastAsia="Arial" w:hAnsi="Arial" w:cs="Arial"/>
+                <w:lang w:val="es-419"/>
+              </w:rPr>
+              <w:t>VARCHAR(</w:t>
+            </w:r>
+            <w:proofErr w:type="gramEnd"/>
+            <w:r>
+              <w:rPr>
+                <w:rFonts w:ascii="Arial" w:eastAsia="Arial" w:hAnsi="Arial" w:cs="Arial"/>
+                <w:lang w:val="es-419"/>
+              </w:rPr>
+              <w:t>50)</w:t>
             </w:r>
           </w:p>
         </w:tc>
@@ -3820,12 +3892,21 @@
                 <w:lang w:val="es-419"/>
               </w:rPr>
             </w:pPr>
-            <w:r>
-              <w:rPr>
-                <w:rFonts w:ascii="Arial" w:eastAsia="Arial" w:hAnsi="Arial" w:cs="Arial"/>
-                <w:lang w:val="es-419"/>
-              </w:rPr>
-              <w:t>VARCHAR(50)</w:t>
+            <w:proofErr w:type="gramStart"/>
+            <w:r>
+              <w:rPr>
+                <w:rFonts w:ascii="Arial" w:eastAsia="Arial" w:hAnsi="Arial" w:cs="Arial"/>
+                <w:lang w:val="es-419"/>
+              </w:rPr>
+              <w:t>VARCHAR(</w:t>
+            </w:r>
+            <w:proofErr w:type="gramEnd"/>
+            <w:r>
+              <w:rPr>
+                <w:rFonts w:ascii="Arial" w:eastAsia="Arial" w:hAnsi="Arial" w:cs="Arial"/>
+                <w:lang w:val="es-419"/>
+              </w:rPr>
+              <w:t>50)</w:t>
             </w:r>
           </w:p>
         </w:tc>
@@ -4044,12 +4125,21 @@
                 <w:lang w:val="es-419"/>
               </w:rPr>
             </w:pPr>
-            <w:r>
-              <w:rPr>
-                <w:rFonts w:ascii="Arial" w:eastAsia="Arial" w:hAnsi="Arial" w:cs="Arial"/>
-                <w:lang w:val="es-419"/>
-              </w:rPr>
-              <w:t>VARCHAR(12)</w:t>
+            <w:proofErr w:type="gramStart"/>
+            <w:r>
+              <w:rPr>
+                <w:rFonts w:ascii="Arial" w:eastAsia="Arial" w:hAnsi="Arial" w:cs="Arial"/>
+                <w:lang w:val="es-419"/>
+              </w:rPr>
+              <w:t>VARCHAR(</w:t>
+            </w:r>
+            <w:proofErr w:type="gramEnd"/>
+            <w:r>
+              <w:rPr>
+                <w:rFonts w:ascii="Arial" w:eastAsia="Arial" w:hAnsi="Arial" w:cs="Arial"/>
+                <w:lang w:val="es-419"/>
+              </w:rPr>
+              <w:t>12)</w:t>
             </w:r>
           </w:p>
         </w:tc>
@@ -4166,12 +4256,21 @@
                 <w:lang w:val="es-419"/>
               </w:rPr>
             </w:pPr>
-            <w:r>
-              <w:rPr>
-                <w:rFonts w:ascii="Arial" w:eastAsia="Arial" w:hAnsi="Arial" w:cs="Arial"/>
-                <w:lang w:val="es-419"/>
-              </w:rPr>
-              <w:t>VARCHAR(50)</w:t>
+            <w:proofErr w:type="gramStart"/>
+            <w:r>
+              <w:rPr>
+                <w:rFonts w:ascii="Arial" w:eastAsia="Arial" w:hAnsi="Arial" w:cs="Arial"/>
+                <w:lang w:val="es-419"/>
+              </w:rPr>
+              <w:t>VARCHAR(</w:t>
+            </w:r>
+            <w:proofErr w:type="gramEnd"/>
+            <w:r>
+              <w:rPr>
+                <w:rFonts w:ascii="Arial" w:eastAsia="Arial" w:hAnsi="Arial" w:cs="Arial"/>
+                <w:lang w:val="es-419"/>
+              </w:rPr>
+              <w:t>50)</w:t>
             </w:r>
           </w:p>
         </w:tc>
@@ -4295,6 +4394,7 @@
               <w:t xml:space="preserve">INT PRIMARY KEY FOREIGN KEY REFERENCES </w:t>
             </w:r>
             <w:proofErr w:type="spellStart"/>
+            <w:proofErr w:type="gramStart"/>
             <w:r>
               <w:rPr>
                 <w:rFonts w:ascii="Arial" w:eastAsia="Arial" w:hAnsi="Arial" w:cs="Arial"/>
@@ -4311,6 +4411,7 @@
               <w:t>(</w:t>
             </w:r>
             <w:proofErr w:type="spellStart"/>
+            <w:proofErr w:type="gramEnd"/>
             <w:r>
               <w:rPr>
                 <w:rFonts w:ascii="Arial" w:eastAsia="Arial" w:hAnsi="Arial" w:cs="Arial"/>
@@ -4437,12 +4538,21 @@
                 <w:lang w:val="es-419"/>
               </w:rPr>
             </w:pPr>
-            <w:r>
-              <w:rPr>
-                <w:rFonts w:ascii="Arial" w:eastAsia="Arial" w:hAnsi="Arial" w:cs="Arial"/>
-                <w:lang w:val="es-419"/>
-              </w:rPr>
-              <w:t>VARCHAR(20)</w:t>
+            <w:proofErr w:type="gramStart"/>
+            <w:r>
+              <w:rPr>
+                <w:rFonts w:ascii="Arial" w:eastAsia="Arial" w:hAnsi="Arial" w:cs="Arial"/>
+                <w:lang w:val="es-419"/>
+              </w:rPr>
+              <w:t>VARCHAR(</w:t>
+            </w:r>
+            <w:proofErr w:type="gramEnd"/>
+            <w:r>
+              <w:rPr>
+                <w:rFonts w:ascii="Arial" w:eastAsia="Arial" w:hAnsi="Arial" w:cs="Arial"/>
+                <w:lang w:val="es-419"/>
+              </w:rPr>
+              <w:t>20)</w:t>
             </w:r>
           </w:p>
         </w:tc>
@@ -4591,12 +4701,21 @@
                 <w:lang w:val="es-419"/>
               </w:rPr>
             </w:pPr>
-            <w:r>
-              <w:rPr>
-                <w:rFonts w:ascii="Arial" w:eastAsia="Arial" w:hAnsi="Arial" w:cs="Arial"/>
-                <w:lang w:val="es-419"/>
-              </w:rPr>
-              <w:t>VARCHAR(20)</w:t>
+            <w:proofErr w:type="gramStart"/>
+            <w:r>
+              <w:rPr>
+                <w:rFonts w:ascii="Arial" w:eastAsia="Arial" w:hAnsi="Arial" w:cs="Arial"/>
+                <w:lang w:val="es-419"/>
+              </w:rPr>
+              <w:t>VARCHAR(</w:t>
+            </w:r>
+            <w:proofErr w:type="gramEnd"/>
+            <w:r>
+              <w:rPr>
+                <w:rFonts w:ascii="Arial" w:eastAsia="Arial" w:hAnsi="Arial" w:cs="Arial"/>
+                <w:lang w:val="es-419"/>
+              </w:rPr>
+              <w:t>20)</w:t>
             </w:r>
           </w:p>
         </w:tc>
@@ -4805,12 +4924,21 @@
                 <w:lang w:val="es-419"/>
               </w:rPr>
             </w:pPr>
-            <w:r>
-              <w:rPr>
-                <w:rFonts w:ascii="Arial" w:eastAsia="Arial" w:hAnsi="Arial" w:cs="Arial"/>
-                <w:lang w:val="es-419"/>
-              </w:rPr>
-              <w:t>VARCHAR(15)</w:t>
+            <w:proofErr w:type="gramStart"/>
+            <w:r>
+              <w:rPr>
+                <w:rFonts w:ascii="Arial" w:eastAsia="Arial" w:hAnsi="Arial" w:cs="Arial"/>
+                <w:lang w:val="es-419"/>
+              </w:rPr>
+              <w:t>VARCHAR(</w:t>
+            </w:r>
+            <w:proofErr w:type="gramEnd"/>
+            <w:r>
+              <w:rPr>
+                <w:rFonts w:ascii="Arial" w:eastAsia="Arial" w:hAnsi="Arial" w:cs="Arial"/>
+                <w:lang w:val="es-419"/>
+              </w:rPr>
+              <w:t>15)</w:t>
             </w:r>
           </w:p>
         </w:tc>
@@ -5331,9 +5459,18 @@
                 <w:rFonts w:ascii="Arial" w:eastAsia="Arial" w:hAnsi="Arial" w:cs="Arial"/>
                 <w:lang w:val="es-419"/>
               </w:rPr>
-              <w:t>) REFERENCES Miembros(</w:t>
+              <w:t xml:space="preserve">) REFERENCES </w:t>
+            </w:r>
+            <w:proofErr w:type="gramStart"/>
+            <w:r>
+              <w:rPr>
+                <w:rFonts w:ascii="Arial" w:eastAsia="Arial" w:hAnsi="Arial" w:cs="Arial"/>
+                <w:lang w:val="es-419"/>
+              </w:rPr>
+              <w:t>Miembros(</w:t>
             </w:r>
             <w:proofErr w:type="spellStart"/>
+            <w:proofErr w:type="gramEnd"/>
             <w:r>
               <w:rPr>
                 <w:rFonts w:ascii="Arial" w:eastAsia="Arial" w:hAnsi="Arial" w:cs="Arial"/>
@@ -5484,6 +5621,7 @@
               <w:t xml:space="preserve">) REFERENCES </w:t>
             </w:r>
             <w:proofErr w:type="spellStart"/>
+            <w:proofErr w:type="gramStart"/>
             <w:r>
               <w:rPr>
                 <w:rFonts w:ascii="Arial" w:eastAsia="Arial" w:hAnsi="Arial" w:cs="Arial"/>
@@ -5500,6 +5638,7 @@
               <w:t>(</w:t>
             </w:r>
             <w:proofErr w:type="spellStart"/>
+            <w:proofErr w:type="gramEnd"/>
             <w:r>
               <w:rPr>
                 <w:rFonts w:ascii="Arial" w:eastAsia="Arial" w:hAnsi="Arial" w:cs="Arial"/>
@@ -5612,12 +5751,21 @@
                 <w:lang w:val="es-419"/>
               </w:rPr>
             </w:pPr>
-            <w:r>
-              <w:rPr>
-                <w:rFonts w:ascii="Arial" w:eastAsia="Arial" w:hAnsi="Arial" w:cs="Arial"/>
-                <w:lang w:val="es-419"/>
-              </w:rPr>
-              <w:t>VARCHAR(100)</w:t>
+            <w:proofErr w:type="gramStart"/>
+            <w:r>
+              <w:rPr>
+                <w:rFonts w:ascii="Arial" w:eastAsia="Arial" w:hAnsi="Arial" w:cs="Arial"/>
+                <w:lang w:val="es-419"/>
+              </w:rPr>
+              <w:t>VARCHAR(</w:t>
+            </w:r>
+            <w:proofErr w:type="gramEnd"/>
+            <w:r>
+              <w:rPr>
+                <w:rFonts w:ascii="Arial" w:eastAsia="Arial" w:hAnsi="Arial" w:cs="Arial"/>
+                <w:lang w:val="es-419"/>
+              </w:rPr>
+              <w:t>100)</w:t>
             </w:r>
           </w:p>
         </w:tc>
@@ -5824,12 +5972,21 @@
                 <w:lang w:val="es-419"/>
               </w:rPr>
             </w:pPr>
-            <w:r>
-              <w:rPr>
-                <w:rFonts w:ascii="Arial" w:eastAsia="Arial" w:hAnsi="Arial" w:cs="Arial"/>
-                <w:lang w:val="es-419"/>
-              </w:rPr>
-              <w:t>VARCHAR(50)</w:t>
+            <w:proofErr w:type="gramStart"/>
+            <w:r>
+              <w:rPr>
+                <w:rFonts w:ascii="Arial" w:eastAsia="Arial" w:hAnsi="Arial" w:cs="Arial"/>
+                <w:lang w:val="es-419"/>
+              </w:rPr>
+              <w:t>VARCHAR(</w:t>
+            </w:r>
+            <w:proofErr w:type="gramEnd"/>
+            <w:r>
+              <w:rPr>
+                <w:rFonts w:ascii="Arial" w:eastAsia="Arial" w:hAnsi="Arial" w:cs="Arial"/>
+                <w:lang w:val="es-419"/>
+              </w:rPr>
+              <w:t>50)</w:t>
             </w:r>
           </w:p>
         </w:tc>
@@ -6288,9 +6445,18 @@
                 <w:rFonts w:ascii="Arial" w:eastAsia="Arial" w:hAnsi="Arial" w:cs="Arial"/>
                 <w:lang w:val="es-419"/>
               </w:rPr>
-              <w:t>) REFERENCES Miembros(</w:t>
+              <w:t xml:space="preserve">) REFERENCES </w:t>
+            </w:r>
+            <w:proofErr w:type="gramStart"/>
+            <w:r>
+              <w:rPr>
+                <w:rFonts w:ascii="Arial" w:eastAsia="Arial" w:hAnsi="Arial" w:cs="Arial"/>
+                <w:lang w:val="es-419"/>
+              </w:rPr>
+              <w:t>Miembros(</w:t>
             </w:r>
             <w:proofErr w:type="spellStart"/>
+            <w:proofErr w:type="gramEnd"/>
             <w:r>
               <w:rPr>
                 <w:rFonts w:ascii="Arial" w:eastAsia="Arial" w:hAnsi="Arial" w:cs="Arial"/>
@@ -6429,6 +6595,7 @@
               <w:t xml:space="preserve">) REFERENCES </w:t>
             </w:r>
             <w:proofErr w:type="spellStart"/>
+            <w:proofErr w:type="gramStart"/>
             <w:r>
               <w:rPr>
                 <w:rFonts w:ascii="Arial" w:eastAsia="Arial" w:hAnsi="Arial" w:cs="Arial"/>
@@ -6445,6 +6612,7 @@
               <w:t>(</w:t>
             </w:r>
             <w:proofErr w:type="spellStart"/>
+            <w:proofErr w:type="gramEnd"/>
             <w:r>
               <w:rPr>
                 <w:rFonts w:ascii="Arial" w:eastAsia="Arial" w:hAnsi="Arial" w:cs="Arial"/>
@@ -6842,6 +7010,7 @@
               <w:t xml:space="preserve">) REFERENCES </w:t>
             </w:r>
             <w:proofErr w:type="spellStart"/>
+            <w:proofErr w:type="gramStart"/>
             <w:r>
               <w:rPr>
                 <w:rFonts w:ascii="Arial" w:eastAsia="Arial" w:hAnsi="Arial" w:cs="Arial"/>
@@ -6858,6 +7027,7 @@
               <w:t>(</w:t>
             </w:r>
             <w:proofErr w:type="spellStart"/>
+            <w:proofErr w:type="gramEnd"/>
             <w:r>
               <w:rPr>
                 <w:rFonts w:ascii="Arial" w:eastAsia="Arial" w:hAnsi="Arial" w:cs="Arial"/>
@@ -6978,12 +7148,21 @@
                 <w:lang w:val="es-419"/>
               </w:rPr>
             </w:pPr>
-            <w:r>
-              <w:rPr>
-                <w:rFonts w:ascii="Arial" w:eastAsia="Arial" w:hAnsi="Arial" w:cs="Arial"/>
-                <w:lang w:val="es-419"/>
-              </w:rPr>
-              <w:t>VARCHAR(100)</w:t>
+            <w:proofErr w:type="gramStart"/>
+            <w:r>
+              <w:rPr>
+                <w:rFonts w:ascii="Arial" w:eastAsia="Arial" w:hAnsi="Arial" w:cs="Arial"/>
+                <w:lang w:val="es-419"/>
+              </w:rPr>
+              <w:t>VARCHAR(</w:t>
+            </w:r>
+            <w:proofErr w:type="gramEnd"/>
+            <w:r>
+              <w:rPr>
+                <w:rFonts w:ascii="Arial" w:eastAsia="Arial" w:hAnsi="Arial" w:cs="Arial"/>
+                <w:lang w:val="es-419"/>
+              </w:rPr>
+              <w:t>100)</w:t>
             </w:r>
           </w:p>
         </w:tc>
@@ -7120,12 +7299,21 @@
                 <w:lang w:val="es-419"/>
               </w:rPr>
             </w:pPr>
-            <w:r>
-              <w:rPr>
-                <w:rFonts w:ascii="Arial" w:eastAsia="Arial" w:hAnsi="Arial" w:cs="Arial"/>
-                <w:lang w:val="es-419"/>
-              </w:rPr>
-              <w:t>VARCHAR(300)</w:t>
+            <w:proofErr w:type="gramStart"/>
+            <w:r>
+              <w:rPr>
+                <w:rFonts w:ascii="Arial" w:eastAsia="Arial" w:hAnsi="Arial" w:cs="Arial"/>
+                <w:lang w:val="es-419"/>
+              </w:rPr>
+              <w:t>VARCHAR(</w:t>
+            </w:r>
+            <w:proofErr w:type="gramEnd"/>
+            <w:r>
+              <w:rPr>
+                <w:rFonts w:ascii="Arial" w:eastAsia="Arial" w:hAnsi="Arial" w:cs="Arial"/>
+                <w:lang w:val="es-419"/>
+              </w:rPr>
+              <w:t>300)</w:t>
             </w:r>
           </w:p>
         </w:tc>
@@ -7493,6 +7681,7 @@
               <w:t xml:space="preserve">) REFERENCES </w:t>
             </w:r>
             <w:proofErr w:type="spellStart"/>
+            <w:proofErr w:type="gramStart"/>
             <w:r>
               <w:rPr>
                 <w:rFonts w:ascii="Arial" w:eastAsia="Arial" w:hAnsi="Arial" w:cs="Arial"/>
@@ -7509,6 +7698,7 @@
               <w:t>(</w:t>
             </w:r>
             <w:proofErr w:type="spellStart"/>
+            <w:proofErr w:type="gramEnd"/>
             <w:r>
               <w:rPr>
                 <w:rFonts w:ascii="Arial" w:eastAsia="Arial" w:hAnsi="Arial" w:cs="Arial"/>
@@ -7656,9 +7846,18 @@
                 <w:rFonts w:ascii="Arial" w:eastAsia="Arial" w:hAnsi="Arial" w:cs="Arial"/>
                 <w:lang w:val="es-419"/>
               </w:rPr>
-              <w:t>) REFERENCES Miembros(</w:t>
+              <w:t xml:space="preserve">) REFERENCES </w:t>
+            </w:r>
+            <w:proofErr w:type="gramStart"/>
+            <w:r>
+              <w:rPr>
+                <w:rFonts w:ascii="Arial" w:eastAsia="Arial" w:hAnsi="Arial" w:cs="Arial"/>
+                <w:lang w:val="es-419"/>
+              </w:rPr>
+              <w:t>Miembros(</w:t>
             </w:r>
             <w:proofErr w:type="spellStart"/>
+            <w:proofErr w:type="gramEnd"/>
             <w:r>
               <w:rPr>
                 <w:rFonts w:ascii="Arial" w:eastAsia="Arial" w:hAnsi="Arial" w:cs="Arial"/>
@@ -7701,6 +7900,7 @@
               </w:rPr>
               <w:t xml:space="preserve"> </w:t>
             </w:r>
+            <w:proofErr w:type="gramStart"/>
             <w:r>
               <w:rPr>
                 <w:rFonts w:ascii="Arial" w:eastAsia="Arial" w:hAnsi="Arial" w:cs="Arial"/>
@@ -7711,7 +7911,14 @@
               <w:rPr>
                 <w:rFonts w:ascii="Arial" w:eastAsia="Arial" w:hAnsi="Arial" w:cs="Arial"/>
               </w:rPr>
-              <w:t>iembro(Empleado ‘</w:t>
+              <w:t>iembro(</w:t>
+            </w:r>
+            <w:proofErr w:type="gramEnd"/>
+            <w:r>
+              <w:rPr>
+                <w:rFonts w:ascii="Arial" w:eastAsia="Arial" w:hAnsi="Arial" w:cs="Arial"/>
+              </w:rPr>
+              <w:t>Empleado ‘</w:t>
             </w:r>
             <w:r>
               <w:rPr>
@@ -7809,12 +8016,21 @@
                 <w:lang w:val="es-419"/>
               </w:rPr>
             </w:pPr>
-            <w:r>
-              <w:rPr>
-                <w:rFonts w:ascii="Arial" w:eastAsia="Arial" w:hAnsi="Arial" w:cs="Arial"/>
-                <w:lang w:val="es-419"/>
-              </w:rPr>
-              <w:t>VARCHAR(15)</w:t>
+            <w:proofErr w:type="gramStart"/>
+            <w:r>
+              <w:rPr>
+                <w:rFonts w:ascii="Arial" w:eastAsia="Arial" w:hAnsi="Arial" w:cs="Arial"/>
+                <w:lang w:val="es-419"/>
+              </w:rPr>
+              <w:t>VARCHAR(</w:t>
+            </w:r>
+            <w:proofErr w:type="gramEnd"/>
+            <w:r>
+              <w:rPr>
+                <w:rFonts w:ascii="Arial" w:eastAsia="Arial" w:hAnsi="Arial" w:cs="Arial"/>
+                <w:lang w:val="es-419"/>
+              </w:rPr>
+              <w:t>15)</w:t>
             </w:r>
           </w:p>
         </w:tc>
@@ -7934,12 +8150,21 @@
                 <w:lang w:val="es-419"/>
               </w:rPr>
             </w:pPr>
-            <w:r>
-              <w:rPr>
-                <w:rFonts w:ascii="Arial" w:eastAsia="Arial" w:hAnsi="Arial" w:cs="Arial"/>
-                <w:lang w:val="es-419"/>
-              </w:rPr>
-              <w:t>VARCHAR(1000)</w:t>
+            <w:proofErr w:type="gramStart"/>
+            <w:r>
+              <w:rPr>
+                <w:rFonts w:ascii="Arial" w:eastAsia="Arial" w:hAnsi="Arial" w:cs="Arial"/>
+                <w:lang w:val="es-419"/>
+              </w:rPr>
+              <w:t>VARCHAR(</w:t>
+            </w:r>
+            <w:proofErr w:type="gramEnd"/>
+            <w:r>
+              <w:rPr>
+                <w:rFonts w:ascii="Arial" w:eastAsia="Arial" w:hAnsi="Arial" w:cs="Arial"/>
+                <w:lang w:val="es-419"/>
+              </w:rPr>
+              <w:t>1000)</w:t>
             </w:r>
           </w:p>
         </w:tc>
@@ -8292,9 +8517,18 @@
                 <w:rFonts w:ascii="Arial" w:eastAsia="Arial" w:hAnsi="Arial" w:cs="Arial"/>
                 <w:lang w:val="es-419"/>
               </w:rPr>
-              <w:t>) REFERENCES Miembros(</w:t>
+              <w:t xml:space="preserve">) REFERENCES </w:t>
+            </w:r>
+            <w:proofErr w:type="gramStart"/>
+            <w:r>
+              <w:rPr>
+                <w:rFonts w:ascii="Arial" w:eastAsia="Arial" w:hAnsi="Arial" w:cs="Arial"/>
+                <w:lang w:val="es-419"/>
+              </w:rPr>
+              <w:t>Miembros(</w:t>
             </w:r>
             <w:proofErr w:type="spellStart"/>
+            <w:proofErr w:type="gramEnd"/>
             <w:r>
               <w:rPr>
                 <w:rFonts w:ascii="Arial" w:eastAsia="Arial" w:hAnsi="Arial" w:cs="Arial"/>
@@ -8412,7 +8646,23 @@
                 <w:rFonts w:ascii="Arial" w:eastAsia="Arial" w:hAnsi="Arial" w:cs="Arial"/>
                 <w:lang w:val="en-US"/>
               </w:rPr>
-              <w:t xml:space="preserve"> DEFAULT(NEXT VALUE FOR </w:t>
+              <w:t xml:space="preserve"> </w:t>
+            </w:r>
+            <w:proofErr w:type="gramStart"/>
+            <w:r>
+              <w:rPr>
+                <w:rFonts w:ascii="Arial" w:eastAsia="Arial" w:hAnsi="Arial" w:cs="Arial"/>
+                <w:lang w:val="en-US"/>
+              </w:rPr>
+              <w:t>DEFAULT(</w:t>
+            </w:r>
+            <w:proofErr w:type="gramEnd"/>
+            <w:r>
+              <w:rPr>
+                <w:rFonts w:ascii="Arial" w:eastAsia="Arial" w:hAnsi="Arial" w:cs="Arial"/>
+                <w:lang w:val="en-US"/>
+              </w:rPr>
+              <w:t xml:space="preserve">NEXT VALUE FOR </w:t>
             </w:r>
             <w:proofErr w:type="spellStart"/>
             <w:r>
@@ -8545,12 +8795,21 @@
                 <w:lang w:val="es-419"/>
               </w:rPr>
             </w:pPr>
-            <w:r>
-              <w:rPr>
-                <w:rFonts w:ascii="Arial" w:eastAsia="Arial" w:hAnsi="Arial" w:cs="Arial"/>
-                <w:lang w:val="es-419"/>
-              </w:rPr>
-              <w:t>DECIMAL(10,2)</w:t>
+            <w:proofErr w:type="gramStart"/>
+            <w:r>
+              <w:rPr>
+                <w:rFonts w:ascii="Arial" w:eastAsia="Arial" w:hAnsi="Arial" w:cs="Arial"/>
+                <w:lang w:val="es-419"/>
+              </w:rPr>
+              <w:t>DECIMAL(</w:t>
+            </w:r>
+            <w:proofErr w:type="gramEnd"/>
+            <w:r>
+              <w:rPr>
+                <w:rFonts w:ascii="Arial" w:eastAsia="Arial" w:hAnsi="Arial" w:cs="Arial"/>
+                <w:lang w:val="es-419"/>
+              </w:rPr>
+              <w:t>10,2)</w:t>
             </w:r>
           </w:p>
         </w:tc>
@@ -8647,12 +8906,21 @@
                 <w:lang w:val="es-419"/>
               </w:rPr>
             </w:pPr>
-            <w:r>
-              <w:rPr>
-                <w:rFonts w:ascii="Arial" w:eastAsia="Arial" w:hAnsi="Arial" w:cs="Arial"/>
-                <w:lang w:val="es-419"/>
-              </w:rPr>
-              <w:t>VARCHAR(100)</w:t>
+            <w:proofErr w:type="gramStart"/>
+            <w:r>
+              <w:rPr>
+                <w:rFonts w:ascii="Arial" w:eastAsia="Arial" w:hAnsi="Arial" w:cs="Arial"/>
+                <w:lang w:val="es-419"/>
+              </w:rPr>
+              <w:t>VARCHAR(</w:t>
+            </w:r>
+            <w:proofErr w:type="gramEnd"/>
+            <w:r>
+              <w:rPr>
+                <w:rFonts w:ascii="Arial" w:eastAsia="Arial" w:hAnsi="Arial" w:cs="Arial"/>
+                <w:lang w:val="es-419"/>
+              </w:rPr>
+              <w:t>100)</w:t>
             </w:r>
           </w:p>
         </w:tc>
@@ -8747,12 +9015,21 @@
                 <w:lang w:val="es-419"/>
               </w:rPr>
             </w:pPr>
-            <w:r>
-              <w:rPr>
-                <w:rFonts w:ascii="Arial" w:eastAsia="Arial" w:hAnsi="Arial" w:cs="Arial"/>
-                <w:lang w:val="es-419"/>
-              </w:rPr>
-              <w:t>VARCHAR(20)</w:t>
+            <w:proofErr w:type="gramStart"/>
+            <w:r>
+              <w:rPr>
+                <w:rFonts w:ascii="Arial" w:eastAsia="Arial" w:hAnsi="Arial" w:cs="Arial"/>
+                <w:lang w:val="es-419"/>
+              </w:rPr>
+              <w:t>VARCHAR(</w:t>
+            </w:r>
+            <w:proofErr w:type="gramEnd"/>
+            <w:r>
+              <w:rPr>
+                <w:rFonts w:ascii="Arial" w:eastAsia="Arial" w:hAnsi="Arial" w:cs="Arial"/>
+                <w:lang w:val="es-419"/>
+              </w:rPr>
+              <w:t>20)</w:t>
             </w:r>
           </w:p>
         </w:tc>
@@ -9519,6 +9796,7 @@
               <w:spacing w:after="0"/>
             </w:pPr>
             <w:proofErr w:type="spellStart"/>
+            <w:proofErr w:type="gramStart"/>
             <w:r>
               <w:rPr>
                 <w:rFonts w:ascii="Calibri" w:eastAsia="Calibri" w:hAnsi="Calibri" w:cs="Calibri"/>
@@ -9530,6 +9808,7 @@
               <w:t>dbo.IngresarNuevoGimnasio</w:t>
             </w:r>
             <w:proofErr w:type="spellEnd"/>
+            <w:proofErr w:type="gramEnd"/>
           </w:p>
         </w:tc>
         <w:tc>
@@ -9612,6 +9891,7 @@
               <w:spacing w:after="0"/>
             </w:pPr>
             <w:proofErr w:type="spellStart"/>
+            <w:proofErr w:type="gramStart"/>
             <w:r>
               <w:rPr>
                 <w:rFonts w:ascii="Calibri" w:eastAsia="Calibri" w:hAnsi="Calibri" w:cs="Calibri"/>
@@ -9623,6 +9903,7 @@
               <w:t>dbo.IngresarNuevoMiembro</w:t>
             </w:r>
             <w:proofErr w:type="spellEnd"/>
+            <w:proofErr w:type="gramEnd"/>
           </w:p>
         </w:tc>
         <w:tc>
@@ -9725,6 +10006,7 @@
               <w:spacing w:after="0"/>
             </w:pPr>
             <w:proofErr w:type="spellStart"/>
+            <w:proofErr w:type="gramStart"/>
             <w:r>
               <w:rPr>
                 <w:rFonts w:ascii="Calibri" w:eastAsia="Calibri" w:hAnsi="Calibri" w:cs="Calibri"/>
@@ -9736,6 +10018,7 @@
               <w:t>dbo.IngresarNuevaClase</w:t>
             </w:r>
             <w:proofErr w:type="spellEnd"/>
+            <w:proofErr w:type="gramEnd"/>
           </w:p>
         </w:tc>
         <w:tc>
@@ -9818,6 +10101,7 @@
               <w:spacing w:after="0"/>
             </w:pPr>
             <w:proofErr w:type="spellStart"/>
+            <w:proofErr w:type="gramStart"/>
             <w:r>
               <w:rPr>
                 <w:rFonts w:ascii="Calibri" w:eastAsia="Calibri" w:hAnsi="Calibri" w:cs="Calibri"/>
@@ -9829,6 +10113,7 @@
               <w:t>dbo.IngresarNuevaInscripcion</w:t>
             </w:r>
             <w:proofErr w:type="spellEnd"/>
+            <w:proofErr w:type="gramEnd"/>
           </w:p>
         </w:tc>
         <w:tc>
@@ -9911,6 +10196,7 @@
               <w:spacing w:after="0"/>
             </w:pPr>
             <w:proofErr w:type="spellStart"/>
+            <w:proofErr w:type="gramStart"/>
             <w:r>
               <w:rPr>
                 <w:rFonts w:ascii="Calibri" w:eastAsia="Calibri" w:hAnsi="Calibri" w:cs="Calibri"/>
@@ -9922,6 +10208,7 @@
               <w:t>dbo.IngresarNuevaUtileria</w:t>
             </w:r>
             <w:proofErr w:type="spellEnd"/>
+            <w:proofErr w:type="gramEnd"/>
           </w:p>
         </w:tc>
         <w:tc>
@@ -10004,6 +10291,7 @@
               <w:spacing w:after="0"/>
             </w:pPr>
             <w:proofErr w:type="spellStart"/>
+            <w:proofErr w:type="gramStart"/>
             <w:r>
               <w:rPr>
                 <w:rFonts w:ascii="Calibri" w:eastAsia="Calibri" w:hAnsi="Calibri" w:cs="Calibri"/>
@@ -10015,6 +10303,7 @@
               <w:t>dbo.IngresarNuevoMantenimiento</w:t>
             </w:r>
             <w:proofErr w:type="spellEnd"/>
+            <w:proofErr w:type="gramEnd"/>
           </w:p>
         </w:tc>
         <w:tc>
@@ -10097,6 +10386,7 @@
               <w:spacing w:after="0"/>
             </w:pPr>
             <w:proofErr w:type="spellStart"/>
+            <w:proofErr w:type="gramStart"/>
             <w:r>
               <w:rPr>
                 <w:rFonts w:ascii="Calibri" w:eastAsia="Calibri" w:hAnsi="Calibri" w:cs="Calibri"/>
@@ -10108,6 +10398,7 @@
               <w:t>dbo.IngresarNuevoPago</w:t>
             </w:r>
             <w:proofErr w:type="spellEnd"/>
+            <w:proofErr w:type="gramEnd"/>
           </w:p>
         </w:tc>
         <w:tc>
@@ -10190,6 +10481,7 @@
               <w:spacing w:after="0"/>
             </w:pPr>
             <w:proofErr w:type="spellStart"/>
+            <w:proofErr w:type="gramStart"/>
             <w:r>
               <w:rPr>
                 <w:rFonts w:ascii="Calibri" w:eastAsia="Calibri" w:hAnsi="Calibri" w:cs="Calibri"/>
@@ -10201,6 +10493,7 @@
               <w:t>dbo.ArchivarPagosDeMiembro</w:t>
             </w:r>
             <w:proofErr w:type="spellEnd"/>
+            <w:proofErr w:type="gramEnd"/>
           </w:p>
         </w:tc>
         <w:tc>
@@ -10488,6 +10781,7 @@
               </w:rPr>
             </w:pPr>
             <w:proofErr w:type="spellStart"/>
+            <w:proofErr w:type="gramStart"/>
             <w:r>
               <w:rPr>
                 <w:rFonts w:ascii="Calibri" w:eastAsia="Calibri" w:hAnsi="Calibri" w:cs="Calibri"/>
@@ -10499,6 +10793,7 @@
               <w:t>dbo.ActualizarGimnasio</w:t>
             </w:r>
             <w:proofErr w:type="spellEnd"/>
+            <w:proofErr w:type="gramEnd"/>
           </w:p>
         </w:tc>
         <w:tc>
@@ -10606,6 +10901,7 @@
               </w:rPr>
             </w:pPr>
             <w:proofErr w:type="spellStart"/>
+            <w:proofErr w:type="gramStart"/>
             <w:r>
               <w:rPr>
                 <w:rFonts w:ascii="Calibri" w:eastAsia="Calibri" w:hAnsi="Calibri" w:cs="Calibri"/>
@@ -10617,6 +10913,7 @@
               <w:t>dbo.ActualizarMiembro</w:t>
             </w:r>
             <w:proofErr w:type="spellEnd"/>
+            <w:proofErr w:type="gramEnd"/>
           </w:p>
         </w:tc>
         <w:tc>
@@ -10743,6 +11040,7 @@
               </w:rPr>
             </w:pPr>
             <w:proofErr w:type="spellStart"/>
+            <w:proofErr w:type="gramStart"/>
             <w:r>
               <w:rPr>
                 <w:rFonts w:ascii="Calibri" w:eastAsia="Calibri" w:hAnsi="Calibri" w:cs="Calibri"/>
@@ -10755,6 +11053,7 @@
               <w:t>dbo.ActualizarClase</w:t>
             </w:r>
             <w:proofErr w:type="spellEnd"/>
+            <w:proofErr w:type="gramEnd"/>
           </w:p>
         </w:tc>
         <w:tc>
@@ -10844,6 +11143,7 @@
               </w:rPr>
             </w:pPr>
             <w:proofErr w:type="spellStart"/>
+            <w:proofErr w:type="gramStart"/>
             <w:r>
               <w:rPr>
                 <w:rFonts w:ascii="Calibri" w:eastAsia="Calibri" w:hAnsi="Calibri" w:cs="Calibri"/>
@@ -10855,6 +11155,7 @@
               <w:t>dbo.ActualizarInscripcion</w:t>
             </w:r>
             <w:proofErr w:type="spellEnd"/>
+            <w:proofErr w:type="gramEnd"/>
           </w:p>
         </w:tc>
         <w:tc>
@@ -10944,6 +11245,7 @@
               </w:rPr>
             </w:pPr>
             <w:proofErr w:type="spellStart"/>
+            <w:proofErr w:type="gramStart"/>
             <w:r>
               <w:rPr>
                 <w:rFonts w:ascii="Calibri" w:eastAsia="Calibri" w:hAnsi="Calibri" w:cs="Calibri"/>
@@ -10955,6 +11257,7 @@
               <w:t>dbo.ActualizarUtileria</w:t>
             </w:r>
             <w:proofErr w:type="spellEnd"/>
+            <w:proofErr w:type="gramEnd"/>
           </w:p>
         </w:tc>
         <w:tc>
@@ -11044,6 +11347,7 @@
               </w:rPr>
             </w:pPr>
             <w:proofErr w:type="spellStart"/>
+            <w:proofErr w:type="gramStart"/>
             <w:r>
               <w:rPr>
                 <w:rFonts w:ascii="Calibri" w:eastAsia="Calibri" w:hAnsi="Calibri" w:cs="Calibri"/>
@@ -11055,6 +11359,7 @@
               <w:t>dbo.ActualizarMantenimiento</w:t>
             </w:r>
             <w:proofErr w:type="spellEnd"/>
+            <w:proofErr w:type="gramEnd"/>
           </w:p>
         </w:tc>
         <w:tc>
@@ -11144,6 +11449,7 @@
               </w:rPr>
             </w:pPr>
             <w:proofErr w:type="spellStart"/>
+            <w:proofErr w:type="gramStart"/>
             <w:r>
               <w:rPr>
                 <w:rFonts w:ascii="Calibri" w:eastAsia="Calibri" w:hAnsi="Calibri" w:cs="Calibri"/>
@@ -11155,6 +11461,7 @@
               <w:t>dbo.ActualizarPago</w:t>
             </w:r>
             <w:proofErr w:type="spellEnd"/>
+            <w:proofErr w:type="gramEnd"/>
           </w:p>
         </w:tc>
         <w:tc>
@@ -11244,6 +11551,7 @@
               </w:rPr>
             </w:pPr>
             <w:proofErr w:type="spellStart"/>
+            <w:proofErr w:type="gramStart"/>
             <w:r>
               <w:rPr>
                 <w:rFonts w:ascii="Calibri" w:eastAsia="Calibri" w:hAnsi="Calibri" w:cs="Calibri"/>
@@ -11255,6 +11563,7 @@
               <w:t>dbo.ActualizarTodoGimnasio</w:t>
             </w:r>
             <w:proofErr w:type="spellEnd"/>
+            <w:proofErr w:type="gramEnd"/>
           </w:p>
         </w:tc>
         <w:tc>
@@ -11496,6 +11805,7 @@
               <w:spacing w:after="0"/>
             </w:pPr>
             <w:proofErr w:type="spellStart"/>
+            <w:proofErr w:type="gramStart"/>
             <w:r>
               <w:rPr>
                 <w:rFonts w:ascii="Calibri" w:eastAsia="Calibri" w:hAnsi="Calibri" w:cs="Calibri"/>
@@ -11507,6 +11817,7 @@
               <w:t>dbo.EliminarGimnasio</w:t>
             </w:r>
             <w:proofErr w:type="spellEnd"/>
+            <w:proofErr w:type="gramEnd"/>
           </w:p>
         </w:tc>
         <w:tc>
@@ -11589,6 +11900,7 @@
               <w:spacing w:after="0"/>
             </w:pPr>
             <w:proofErr w:type="spellStart"/>
+            <w:proofErr w:type="gramStart"/>
             <w:r>
               <w:rPr>
                 <w:rFonts w:ascii="Calibri" w:eastAsia="Calibri" w:hAnsi="Calibri" w:cs="Calibri"/>
@@ -11597,7 +11909,18 @@
                 <w:sz w:val="22"/>
                 <w:szCs w:val="22"/>
               </w:rPr>
-              <w:t>dbo.EliminarMiembro_ArchivandoPagos</w:t>
+              <w:t>dbo.EliminarMiembro</w:t>
+            </w:r>
+            <w:proofErr w:type="gramEnd"/>
+            <w:r>
+              <w:rPr>
+                <w:rFonts w:ascii="Calibri" w:eastAsia="Calibri" w:hAnsi="Calibri" w:cs="Calibri"/>
+                <w:b/>
+                <w:bCs/>
+                <w:sz w:val="22"/>
+                <w:szCs w:val="22"/>
+              </w:rPr>
+              <w:t>_ArchivandoPagos</w:t>
             </w:r>
             <w:proofErr w:type="spellEnd"/>
           </w:p>
@@ -11682,6 +12005,7 @@
               <w:spacing w:after="0"/>
             </w:pPr>
             <w:proofErr w:type="spellStart"/>
+            <w:proofErr w:type="gramStart"/>
             <w:r>
               <w:rPr>
                 <w:rFonts w:ascii="Calibri" w:eastAsia="Calibri" w:hAnsi="Calibri" w:cs="Calibri"/>
@@ -11693,6 +12017,7 @@
               <w:t>dbo.EliminarClase</w:t>
             </w:r>
             <w:proofErr w:type="spellEnd"/>
+            <w:proofErr w:type="gramEnd"/>
           </w:p>
         </w:tc>
         <w:tc>
@@ -11775,6 +12100,7 @@
               <w:spacing w:after="0"/>
             </w:pPr>
             <w:proofErr w:type="spellStart"/>
+            <w:proofErr w:type="gramStart"/>
             <w:r>
               <w:rPr>
                 <w:rFonts w:ascii="Calibri" w:eastAsia="Calibri" w:hAnsi="Calibri" w:cs="Calibri"/>
@@ -11786,6 +12112,7 @@
               <w:t>dbo.EliminarUtileria</w:t>
             </w:r>
             <w:proofErr w:type="spellEnd"/>
+            <w:proofErr w:type="gramEnd"/>
           </w:p>
         </w:tc>
         <w:tc>
@@ -12424,13 +12751,23 @@
           <w:rFonts w:ascii="Arial" w:eastAsia="Arial" w:hAnsi="Arial" w:cs="Arial"/>
         </w:rPr>
       </w:pPr>
+      <w:proofErr w:type="gramStart"/>
       <w:r>
         <w:rPr>
           <w:rFonts w:ascii="Arial" w:eastAsia="Arial" w:hAnsi="Arial" w:cs="Arial"/>
           <w:b/>
           <w:bCs/>
         </w:rPr>
-        <w:t>Problema a Resolver:</w:t>
+        <w:t>Problema a Resolver</w:t>
+      </w:r>
+      <w:proofErr w:type="gramEnd"/>
+      <w:r>
+        <w:rPr>
+          <w:rFonts w:ascii="Arial" w:eastAsia="Arial" w:hAnsi="Arial" w:cs="Arial"/>
+          <w:b/>
+          <w:bCs/>
+        </w:rPr>
+        <w:t>:</w:t>
       </w:r>
       <w:r>
         <w:rPr>
@@ -12592,11 +12929,19 @@
           <w:rFonts w:ascii="Arial" w:eastAsia="Arial" w:hAnsi="Arial" w:cs="Arial"/>
         </w:rPr>
       </w:pPr>
-      <w:r>
-        <w:rPr>
-          <w:rFonts w:ascii="Arial" w:eastAsia="Arial" w:hAnsi="Arial" w:cs="Arial"/>
-        </w:rPr>
-        <w:t>4.2  Optimización para la Consulta de Pagos</w:t>
+      <w:proofErr w:type="gramStart"/>
+      <w:r>
+        <w:rPr>
+          <w:rFonts w:ascii="Arial" w:eastAsia="Arial" w:hAnsi="Arial" w:cs="Arial"/>
+        </w:rPr>
+        <w:t>4.2  Optimización</w:t>
+      </w:r>
+      <w:proofErr w:type="gramEnd"/>
+      <w:r>
+        <w:rPr>
+          <w:rFonts w:ascii="Arial" w:eastAsia="Arial" w:hAnsi="Arial" w:cs="Arial"/>
+        </w:rPr>
+        <w:t xml:space="preserve"> para la Consulta de Pagos</w:t>
       </w:r>
       <w:r>
         <w:tab/>
@@ -12612,13 +12957,23 @@
           <w:rFonts w:ascii="Arial" w:eastAsia="Arial" w:hAnsi="Arial" w:cs="Arial"/>
         </w:rPr>
       </w:pPr>
+      <w:proofErr w:type="gramStart"/>
       <w:r>
         <w:rPr>
           <w:rFonts w:ascii="Arial" w:eastAsia="Arial" w:hAnsi="Arial" w:cs="Arial"/>
           <w:b/>
           <w:bCs/>
         </w:rPr>
-        <w:t>Problema a Resolver:</w:t>
+        <w:t>Problema a Resolver</w:t>
+      </w:r>
+      <w:proofErr w:type="gramEnd"/>
+      <w:r>
+        <w:rPr>
+          <w:rFonts w:ascii="Arial" w:eastAsia="Arial" w:hAnsi="Arial" w:cs="Arial"/>
+          <w:b/>
+          <w:bCs/>
+        </w:rPr>
+        <w:t>:</w:t>
       </w:r>
       <w:r>
         <w:rPr>
@@ -13316,13 +13671,51 @@
               <w:rPr>
                 <w:color w:val="1F1F1F"/>
               </w:rPr>
-              <w:t xml:space="preserve"> Y mostrando las clases</w:t>
+              <w:t xml:space="preserve"> Y mostrando</w:t>
             </w:r>
             <w:r>
               <w:rPr>
                 <w:color w:val="1F1F1F"/>
               </w:rPr>
-              <w:t xml:space="preserve"> con más Miembros.</w:t>
+              <w:t xml:space="preserve"> </w:t>
+            </w:r>
+            <w:proofErr w:type="spellStart"/>
+            <w:r>
+              <w:rPr>
+                <w:color w:val="1F1F1F"/>
+              </w:rPr>
+              <w:t>el</w:t>
+            </w:r>
+            <w:proofErr w:type="spellEnd"/>
+            <w:r>
+              <w:rPr>
+                <w:color w:val="1F1F1F"/>
+              </w:rPr>
+              <w:t xml:space="preserve"> Ranking de</w:t>
+            </w:r>
+            <w:r>
+              <w:rPr>
+                <w:color w:val="1F1F1F"/>
+              </w:rPr>
+              <w:t xml:space="preserve"> las clases</w:t>
+            </w:r>
+            <w:r>
+              <w:rPr>
+                <w:color w:val="1F1F1F"/>
+              </w:rPr>
+              <w:t xml:space="preserve"> con más Miembros</w:t>
+            </w:r>
+            <w:r>
+              <w:rPr>
+                <w:color w:val="1F1F1F"/>
+              </w:rPr>
+              <w:t xml:space="preserve"> registrados</w:t>
+            </w:r>
+            <w:r>
+              <w:rPr>
+                <w:color w:val="1F1F1F"/>
+              </w:rPr>
+              <w:t>.</w:t>
             </w:r>
           </w:p>
         </w:tc>
@@ -13352,14 +13745,38 @@
                 <w:color w:val="1F1F1F"/>
               </w:rPr>
               <w:lastRenderedPageBreak/>
-              <w:t xml:space="preserve">Generación de horarios públicos y </w:t>
+              <w:t xml:space="preserve">Generación de horarios públicos y control de cupo </w:t>
             </w:r>
             <w:r>
               <w:rPr>
                 <w:color w:val="1F1F1F"/>
               </w:rPr>
+              <w:t xml:space="preserve">y </w:t>
+            </w:r>
+            <w:r>
+              <w:rPr>
+                <w:color w:val="1F1F1F"/>
+              </w:rPr>
               <w:lastRenderedPageBreak/>
-              <w:t>control de cupo para inscripciones.</w:t>
+              <w:t>preferencia de clase por</w:t>
+            </w:r>
+            <w:r>
+              <w:rPr>
+                <w:color w:val="1F1F1F"/>
+              </w:rPr>
+              <w:t xml:space="preserve"> </w:t>
+            </w:r>
+            <w:r>
+              <w:rPr>
+                <w:color w:val="1F1F1F"/>
+              </w:rPr>
+              <w:t xml:space="preserve">las </w:t>
+            </w:r>
+            <w:r>
+              <w:rPr>
+                <w:color w:val="1F1F1F"/>
+              </w:rPr>
+              <w:t>inscripciones.</w:t>
             </w:r>
           </w:p>
         </w:tc>
@@ -13541,6 +13958,7 @@
               <w:spacing w:after="0"/>
             </w:pPr>
             <w:proofErr w:type="spellStart"/>
+            <w:proofErr w:type="gramStart"/>
             <w:r>
               <w:rPr>
                 <w:rFonts w:ascii="Consolas" w:eastAsia="Consolas" w:hAnsi="Consolas" w:cs="Consolas"/>
@@ -13551,6 +13969,7 @@
               <w:t>dbo.ObtenerTipoMiembro</w:t>
             </w:r>
             <w:proofErr w:type="spellEnd"/>
+            <w:proofErr w:type="gramEnd"/>
             <w:r>
               <w:rPr>
                 <w:color w:val="1F1F1F"/>
@@ -13716,6 +14135,7 @@
               <w:spacing w:after="0"/>
             </w:pPr>
             <w:proofErr w:type="spellStart"/>
+            <w:proofErr w:type="gramStart"/>
             <w:r>
               <w:rPr>
                 <w:rFonts w:ascii="Consolas" w:eastAsia="Consolas" w:hAnsi="Consolas" w:cs="Consolas"/>
@@ -13726,6 +14146,7 @@
               <w:t>dbo.ObtenerDetalleMiembro</w:t>
             </w:r>
             <w:proofErr w:type="spellEnd"/>
+            <w:proofErr w:type="gramEnd"/>
             <w:r>
               <w:rPr>
                 <w:color w:val="1F1F1F"/>
@@ -13819,6 +14240,7 @@
               <w:spacing w:after="0"/>
             </w:pPr>
             <w:proofErr w:type="spellStart"/>
+            <w:proofErr w:type="gramStart"/>
             <w:r>
               <w:rPr>
                 <w:rFonts w:ascii="Consolas" w:eastAsia="Consolas" w:hAnsi="Consolas" w:cs="Consolas"/>
@@ -13829,6 +14251,7 @@
               <w:t>dbo.ObtenerInscripcion</w:t>
             </w:r>
             <w:proofErr w:type="spellEnd"/>
+            <w:proofErr w:type="gramEnd"/>
             <w:r>
               <w:rPr>
                 <w:color w:val="1F1F1F"/>
@@ -14343,7 +14766,14 @@
               <w:rPr>
                 <w:color w:val="1F1F1F"/>
               </w:rPr>
-              <w:t>Cada vez que un miembro es dado de alta, modificado o dado de baja.</w:t>
+              <w:t xml:space="preserve">Cada vez que un miembro es dado de alta, </w:t>
+            </w:r>
+            <w:r>
+              <w:rPr>
+                <w:color w:val="1F1F1F"/>
+              </w:rPr>
+              <w:lastRenderedPageBreak/>
+              <w:t>modificado o dado de baja.</w:t>
             </w:r>
           </w:p>
         </w:tc>
@@ -15283,6 +15713,7 @@
         <w:rPr>
           <w:rFonts w:ascii="Arial" w:eastAsia="Arial" w:hAnsi="Arial" w:cs="Arial"/>
         </w:rPr>
+        <w:lastRenderedPageBreak/>
         <w:t xml:space="preserve">Para registrar las </w:t>
       </w:r>
       <w:r>
@@ -15374,7 +15805,6 @@
         <w:rPr>
           <w:noProof/>
         </w:rPr>
-        <w:lastRenderedPageBreak/>
         <w:drawing>
           <wp:inline distT="0" distB="0" distL="0" distR="0" wp14:anchorId="66C0E315" wp14:editId="1193F312">
             <wp:extent cx="2796262" cy="1913467"/>
@@ -15467,8 +15897,13 @@
       <w:r>
         <w:t xml:space="preserve"> se </w:t>
       </w:r>
-      <w:r>
-        <w:t>creara un SQL-</w:t>
+      <w:proofErr w:type="gramStart"/>
+      <w:r>
+        <w:t>creara</w:t>
+      </w:r>
+      <w:proofErr w:type="gramEnd"/>
+      <w:r>
+        <w:t xml:space="preserve"> un SQL-</w:t>
       </w:r>
       <w:proofErr w:type="spellStart"/>
       <w:r>
@@ -15790,7 +16225,27 @@
                 <w:szCs w:val="22"/>
                 <w:lang w:val="en-US"/>
               </w:rPr>
-              <w:t>INT [1], VARCHAR’S[(20 +2),</w:t>
+              <w:t xml:space="preserve">INT [1], </w:t>
+            </w:r>
+            <w:proofErr w:type="gramStart"/>
+            <w:r>
+              <w:rPr>
+                <w:rFonts w:ascii="Calibri" w:eastAsia="Calibri" w:hAnsi="Calibri" w:cs="Calibri"/>
+                <w:sz w:val="22"/>
+                <w:szCs w:val="22"/>
+                <w:lang w:val="en-US"/>
+              </w:rPr>
+              <w:t>VARCHAR’S[</w:t>
+            </w:r>
+            <w:proofErr w:type="gramEnd"/>
+            <w:r>
+              <w:rPr>
+                <w:rFonts w:ascii="Calibri" w:eastAsia="Calibri" w:hAnsi="Calibri" w:cs="Calibri"/>
+                <w:sz w:val="22"/>
+                <w:szCs w:val="22"/>
+                <w:lang w:val="en-US"/>
+              </w:rPr>
+              <w:t>(20 +2),</w:t>
             </w:r>
             <w:r>
               <w:rPr>
@@ -16065,7 +16520,27 @@
                 <w:szCs w:val="22"/>
                 <w:lang w:val="en-US"/>
               </w:rPr>
-              <w:t>(50 +2), (50 +2), (12 +2), (50 +2)], DATE[1]</w:t>
+              <w:t xml:space="preserve">(50 +2), (50 +2), (12 +2), (50 +2)], </w:t>
+            </w:r>
+            <w:proofErr w:type="gramStart"/>
+            <w:r>
+              <w:rPr>
+                <w:rFonts w:ascii="Calibri" w:eastAsia="Calibri" w:hAnsi="Calibri" w:cs="Calibri"/>
+                <w:sz w:val="22"/>
+                <w:szCs w:val="22"/>
+                <w:lang w:val="en-US"/>
+              </w:rPr>
+              <w:t>DATE[</w:t>
+            </w:r>
+            <w:proofErr w:type="gramEnd"/>
+            <w:r>
+              <w:rPr>
+                <w:rFonts w:ascii="Calibri" w:eastAsia="Calibri" w:hAnsi="Calibri" w:cs="Calibri"/>
+                <w:sz w:val="22"/>
+                <w:szCs w:val="22"/>
+                <w:lang w:val="en-US"/>
+              </w:rPr>
+              <w:t>1]</w:t>
             </w:r>
           </w:p>
         </w:tc>
@@ -16266,6 +16741,7 @@
                 <w:sz w:val="22"/>
                 <w:szCs w:val="22"/>
               </w:rPr>
+              <w:lastRenderedPageBreak/>
               <w:t>CategoriaMiembros</w:t>
             </w:r>
             <w:proofErr w:type="spellEnd"/>
@@ -16431,7 +16907,6 @@
                 <w:sz w:val="22"/>
                 <w:szCs w:val="22"/>
               </w:rPr>
-              <w:lastRenderedPageBreak/>
               <w:t>~</w:t>
             </w:r>
             <w:r>
@@ -16505,7 +16980,6 @@
                 <w:sz w:val="22"/>
                 <w:szCs w:val="22"/>
               </w:rPr>
-              <w:lastRenderedPageBreak/>
               <w:t>Clases</w:t>
             </w:r>
           </w:p>
@@ -17385,13 +17859,59 @@
                 <w:szCs w:val="22"/>
               </w:rPr>
             </w:pPr>
-            <w:r>
-              <w:rPr>
-                <w:rFonts w:ascii="Calibri" w:eastAsia="Calibri" w:hAnsi="Calibri" w:cs="Calibri"/>
-                <w:sz w:val="22"/>
-                <w:szCs w:val="22"/>
-              </w:rPr>
-              <w:t>INT’S[1, 1, 1], DECIMAL[(10, 2)], VARCHAR[(50</w:t>
+            <w:proofErr w:type="gramStart"/>
+            <w:r>
+              <w:rPr>
+                <w:rFonts w:ascii="Calibri" w:eastAsia="Calibri" w:hAnsi="Calibri" w:cs="Calibri"/>
+                <w:sz w:val="22"/>
+                <w:szCs w:val="22"/>
+              </w:rPr>
+              <w:t>INT’S[</w:t>
+            </w:r>
+            <w:proofErr w:type="gramEnd"/>
+            <w:r>
+              <w:rPr>
+                <w:rFonts w:ascii="Calibri" w:eastAsia="Calibri" w:hAnsi="Calibri" w:cs="Calibri"/>
+                <w:sz w:val="22"/>
+                <w:szCs w:val="22"/>
+              </w:rPr>
+              <w:t xml:space="preserve">1, 1, 1], </w:t>
+            </w:r>
+            <w:proofErr w:type="gramStart"/>
+            <w:r>
+              <w:rPr>
+                <w:rFonts w:ascii="Calibri" w:eastAsia="Calibri" w:hAnsi="Calibri" w:cs="Calibri"/>
+                <w:sz w:val="22"/>
+                <w:szCs w:val="22"/>
+              </w:rPr>
+              <w:t>DECIMAL[</w:t>
+            </w:r>
+            <w:proofErr w:type="gramEnd"/>
+            <w:r>
+              <w:rPr>
+                <w:rFonts w:ascii="Calibri" w:eastAsia="Calibri" w:hAnsi="Calibri" w:cs="Calibri"/>
+                <w:sz w:val="22"/>
+                <w:szCs w:val="22"/>
+              </w:rPr>
+              <w:t xml:space="preserve">(10, 2)], </w:t>
+            </w:r>
+            <w:proofErr w:type="gramStart"/>
+            <w:r>
+              <w:rPr>
+                <w:rFonts w:ascii="Calibri" w:eastAsia="Calibri" w:hAnsi="Calibri" w:cs="Calibri"/>
+                <w:sz w:val="22"/>
+                <w:szCs w:val="22"/>
+              </w:rPr>
+              <w:t>VARCHAR[</w:t>
+            </w:r>
+            <w:proofErr w:type="gramEnd"/>
+            <w:r>
+              <w:rPr>
+                <w:rFonts w:ascii="Calibri" w:eastAsia="Calibri" w:hAnsi="Calibri" w:cs="Calibri"/>
+                <w:sz w:val="22"/>
+                <w:szCs w:val="22"/>
+              </w:rPr>
+              <w:t>(50</w:t>
             </w:r>
             <w:r>
               <w:rPr>
@@ -17578,6 +18098,7 @@
                 <w:szCs w:val="22"/>
               </w:rPr>
             </w:pPr>
+            <w:proofErr w:type="gramStart"/>
             <w:r>
               <w:rPr>
                 <w:rFonts w:ascii="Calibri" w:eastAsia="Calibri" w:hAnsi="Calibri" w:cs="Calibri"/>
@@ -17585,7 +18106,97 @@
                 <w:szCs w:val="22"/>
                 <w:lang w:val="en-US"/>
               </w:rPr>
-              <w:t>INT’S[1, 1, 1], DATE[1], DECIMAL[(10, 2)], VARCHAR[(50 +2), (100 +2)], DATETIME[1]</w:t>
+              <w:t>INT’S[</w:t>
+            </w:r>
+            <w:proofErr w:type="gramEnd"/>
+            <w:r>
+              <w:rPr>
+                <w:rFonts w:ascii="Calibri" w:eastAsia="Calibri" w:hAnsi="Calibri" w:cs="Calibri"/>
+                <w:sz w:val="22"/>
+                <w:szCs w:val="22"/>
+                <w:lang w:val="en-US"/>
+              </w:rPr>
+              <w:t xml:space="preserve">1, 1, 1], </w:t>
+            </w:r>
+            <w:proofErr w:type="gramStart"/>
+            <w:r>
+              <w:rPr>
+                <w:rFonts w:ascii="Calibri" w:eastAsia="Calibri" w:hAnsi="Calibri" w:cs="Calibri"/>
+                <w:sz w:val="22"/>
+                <w:szCs w:val="22"/>
+                <w:lang w:val="en-US"/>
+              </w:rPr>
+              <w:t>DATE[</w:t>
+            </w:r>
+            <w:proofErr w:type="gramEnd"/>
+            <w:r>
+              <w:rPr>
+                <w:rFonts w:ascii="Calibri" w:eastAsia="Calibri" w:hAnsi="Calibri" w:cs="Calibri"/>
+                <w:sz w:val="22"/>
+                <w:szCs w:val="22"/>
+                <w:lang w:val="en-US"/>
+              </w:rPr>
+              <w:t xml:space="preserve">1], </w:t>
+            </w:r>
+            <w:proofErr w:type="gramStart"/>
+            <w:r>
+              <w:rPr>
+                <w:rFonts w:ascii="Calibri" w:eastAsia="Calibri" w:hAnsi="Calibri" w:cs="Calibri"/>
+                <w:sz w:val="22"/>
+                <w:szCs w:val="22"/>
+                <w:lang w:val="en-US"/>
+              </w:rPr>
+              <w:t>DECIMAL[</w:t>
+            </w:r>
+            <w:proofErr w:type="gramEnd"/>
+            <w:r>
+              <w:rPr>
+                <w:rFonts w:ascii="Calibri" w:eastAsia="Calibri" w:hAnsi="Calibri" w:cs="Calibri"/>
+                <w:sz w:val="22"/>
+                <w:szCs w:val="22"/>
+                <w:lang w:val="en-US"/>
+              </w:rPr>
+              <w:t xml:space="preserve">(10, 2)], </w:t>
+            </w:r>
+            <w:proofErr w:type="gramStart"/>
+            <w:r>
+              <w:rPr>
+                <w:rFonts w:ascii="Calibri" w:eastAsia="Calibri" w:hAnsi="Calibri" w:cs="Calibri"/>
+                <w:sz w:val="22"/>
+                <w:szCs w:val="22"/>
+                <w:lang w:val="en-US"/>
+              </w:rPr>
+              <w:t>VARCHAR[</w:t>
+            </w:r>
+            <w:proofErr w:type="gramEnd"/>
+            <w:r>
+              <w:rPr>
+                <w:rFonts w:ascii="Calibri" w:eastAsia="Calibri" w:hAnsi="Calibri" w:cs="Calibri"/>
+                <w:sz w:val="22"/>
+                <w:szCs w:val="22"/>
+                <w:lang w:val="en-US"/>
+              </w:rPr>
+              <w:t xml:space="preserve">(50 +2), (100 +2)], </w:t>
+            </w:r>
+            <w:proofErr w:type="gramStart"/>
+            <w:r>
+              <w:rPr>
+                <w:rFonts w:ascii="Calibri" w:eastAsia="Calibri" w:hAnsi="Calibri" w:cs="Calibri"/>
+                <w:sz w:val="22"/>
+                <w:szCs w:val="22"/>
+                <w:lang w:val="en-US"/>
+              </w:rPr>
+              <w:t>DATETIME[</w:t>
+            </w:r>
+            <w:proofErr w:type="gramEnd"/>
+            <w:r>
+              <w:rPr>
+                <w:rFonts w:ascii="Calibri" w:eastAsia="Calibri" w:hAnsi="Calibri" w:cs="Calibri"/>
+                <w:sz w:val="22"/>
+                <w:szCs w:val="22"/>
+                <w:lang w:val="en-US"/>
+              </w:rPr>
+              <w:t>1]</w:t>
             </w:r>
           </w:p>
         </w:tc>
@@ -18019,6 +18630,7 @@
               <w:rPr>
                 <w:rFonts w:ascii="Arial" w:eastAsia="Arial" w:hAnsi="Arial" w:cs="Arial"/>
               </w:rPr>
+              <w:lastRenderedPageBreak/>
               <w:t>Differential</w:t>
             </w:r>
             <w:proofErr w:type="spellEnd"/>
@@ -18111,7 +18723,6 @@
               <w:rPr>
                 <w:rFonts w:ascii="Arial" w:eastAsia="Arial" w:hAnsi="Arial" w:cs="Arial"/>
               </w:rPr>
-              <w:lastRenderedPageBreak/>
               <w:t>Backup</w:t>
             </w:r>
             <w:proofErr w:type="spellEnd"/>
@@ -20448,6 +21059,7 @@
         <w:rPr>
           <w:noProof/>
         </w:rPr>
+        <w:lastRenderedPageBreak/>
         <w:drawing>
           <wp:anchor distT="0" distB="0" distL="114300" distR="114300" simplePos="0" relativeHeight="251650048" behindDoc="1" locked="0" layoutInCell="1" allowOverlap="1" wp14:anchorId="3357D516" wp14:editId="214CF82B">
             <wp:simplePos x="0" y="0"/>
@@ -20796,7 +21408,6 @@
                 <w:sz w:val="22"/>
                 <w:szCs w:val="22"/>
               </w:rPr>
-              <w:lastRenderedPageBreak/>
               <w:t xml:space="preserve">Restaurar </w:t>
             </w:r>
             <w:proofErr w:type="spellStart"/>
@@ -21485,7 +22096,6 @@
           <w:u w:val="single"/>
           <w14:ligatures w14:val="standardContextual"/>
         </w:rPr>
-        <w:lastRenderedPageBreak/>
         <w:drawing>
           <wp:inline distT="0" distB="0" distL="0" distR="0" wp14:anchorId="37D2D2CE" wp14:editId="7B33A39B">
             <wp:extent cx="6006905" cy="3429000"/>
@@ -26187,6 +26797,10 @@
 </file>
 
 <file path=customXml/item1.xml><?xml version="1.0" encoding="utf-8"?>
+<b:Sources xmlns:b="http://schemas.openxmlformats.org/officeDocument/2006/bibliography" xmlns="http://schemas.openxmlformats.org/officeDocument/2006/bibliography" SelectedStyle="\APASixthEditionOfficeOnline.xsl" StyleName="APA" Version="6"/>
+</file>
+
+<file path=customXml/item2.xml><?xml version="1.0" encoding="utf-8"?>
 <p:properties xmlns:p="http://schemas.microsoft.com/office/2006/metadata/properties" xmlns:xsi="http://www.w3.org/2001/XMLSchema-instance" xmlns:pc="http://schemas.microsoft.com/office/infopath/2007/PartnerControls">
   <documentManagement>
     <_activity xmlns="bc13574f-39e5-4615-97f3-5e05321fa229" xsi:nil="true"/>
@@ -26194,11 +26808,16 @@
 </p:properties>
 </file>
 
-<file path=customXml/item2.xml><?xml version="1.0" encoding="utf-8"?>
-<b:Sources xmlns:b="http://schemas.openxmlformats.org/officeDocument/2006/bibliography" xmlns="http://schemas.openxmlformats.org/officeDocument/2006/bibliography" SelectedStyle="\APASixthEditionOfficeOnline.xsl" StyleName="APA" Version="6"/>
+<file path=customXml/item3.xml><?xml version="1.0" encoding="utf-8"?>
+<?mso-contentType ?>
+<FormTemplates xmlns="http://schemas.microsoft.com/sharepoint/v3/contenttype/forms">
+  <Display>DocumentLibraryForm</Display>
+  <Edit>DocumentLibraryForm</Edit>
+  <New>DocumentLibraryForm</New>
+</FormTemplates>
 </file>
 
-<file path=customXml/item3.xml><?xml version="1.0" encoding="utf-8"?>
+<file path=customXml/item4.xml><?xml version="1.0" encoding="utf-8"?>
 <ct:contentTypeSchema xmlns:ct="http://schemas.microsoft.com/office/2006/metadata/contentType" xmlns:ma="http://schemas.microsoft.com/office/2006/metadata/properties/metaAttributes" ct:_="" ma:_="" ma:contentTypeName="Document" ma:contentTypeID="0x010100E66191C83D8EAA4CAA0EFCB6064C9924" ma:contentTypeVersion="5" ma:contentTypeDescription="Create a new document." ma:contentTypeScope="" ma:versionID="f544f5afb9b402274e7040132d23383a">
   <xsd:schema xmlns:xsd="http://www.w3.org/2001/XMLSchema" xmlns:xs="http://www.w3.org/2001/XMLSchema" xmlns:p="http://schemas.microsoft.com/office/2006/metadata/properties" xmlns:ns3="bc13574f-39e5-4615-97f3-5e05321fa229" targetNamespace="http://schemas.microsoft.com/office/2006/metadata/properties" ma:root="true" ma:fieldsID="bbb9865d7d716b72e72df292292f4f5f" ns3:_="">
     <xsd:import namespace="bc13574f-39e5-4615-97f3-5e05321fa229"/>
@@ -26348,16 +26967,15 @@
 </ct:contentTypeSchema>
 </file>
 
-<file path=customXml/item4.xml><?xml version="1.0" encoding="utf-8"?>
-<?mso-contentType ?>
-<FormTemplates xmlns="http://schemas.microsoft.com/sharepoint/v3/contenttype/forms">
-  <Display>DocumentLibraryForm</Display>
-  <Edit>DocumentLibraryForm</Edit>
-  <New>DocumentLibraryForm</New>
-</FormTemplates>
+<file path=customXml/itemProps1.xml><?xml version="1.0" encoding="utf-8"?>
+<ds:datastoreItem xmlns:ds="http://schemas.openxmlformats.org/officeDocument/2006/customXml" ds:itemID="{5DBC4682-CB01-411B-9E57-8A2C8DAC9F50}">
+  <ds:schemaRefs>
+    <ds:schemaRef ds:uri="http://schemas.openxmlformats.org/officeDocument/2006/bibliography"/>
+  </ds:schemaRefs>
+</ds:datastoreItem>
 </file>
 
-<file path=customXml/itemProps1.xml><?xml version="1.0" encoding="utf-8"?>
+<file path=customXml/itemProps2.xml><?xml version="1.0" encoding="utf-8"?>
 <ds:datastoreItem xmlns:ds="http://schemas.openxmlformats.org/officeDocument/2006/customXml" ds:itemID="{FF85E290-015E-4145-BBDC-C7DDA1AE6891}">
   <ds:schemaRefs>
     <ds:schemaRef ds:uri="http://schemas.microsoft.com/office/2006/metadata/properties"/>
@@ -26367,15 +26985,15 @@
 </ds:datastoreItem>
 </file>
 
-<file path=customXml/itemProps2.xml><?xml version="1.0" encoding="utf-8"?>
-<ds:datastoreItem xmlns:ds="http://schemas.openxmlformats.org/officeDocument/2006/customXml" ds:itemID="{5DBC4682-CB01-411B-9E57-8A2C8DAC9F50}">
+<file path=customXml/itemProps3.xml><?xml version="1.0" encoding="utf-8"?>
+<ds:datastoreItem xmlns:ds="http://schemas.openxmlformats.org/officeDocument/2006/customXml" ds:itemID="{971B317A-F331-470E-B2F7-BC4497330D69}">
   <ds:schemaRefs>
-    <ds:schemaRef ds:uri="http://schemas.openxmlformats.org/officeDocument/2006/bibliography"/>
+    <ds:schemaRef ds:uri="http://schemas.microsoft.com/sharepoint/v3/contenttype/forms"/>
   </ds:schemaRefs>
 </ds:datastoreItem>
 </file>
 
-<file path=customXml/itemProps3.xml><?xml version="1.0" encoding="utf-8"?>
+<file path=customXml/itemProps4.xml><?xml version="1.0" encoding="utf-8"?>
 <ds:datastoreItem xmlns:ds="http://schemas.openxmlformats.org/officeDocument/2006/customXml" ds:itemID="{1BA4C553-F367-4F09-8548-96E0F234AC1C}">
   <ds:schemaRefs>
     <ds:schemaRef ds:uri="http://schemas.microsoft.com/office/2006/metadata/contentType"/>
@@ -26391,12 +27009,4 @@
     <ds:schemaRef ds:uri="http://schemas.microsoft.com/internal/obd"/>
   </ds:schemaRefs>
 </ds:datastoreItem>
-</file>
-
-<file path=customXml/itemProps4.xml><?xml version="1.0" encoding="utf-8"?>
-<ds:datastoreItem xmlns:ds="http://schemas.openxmlformats.org/officeDocument/2006/customXml" ds:itemID="{971B317A-F331-470E-B2F7-BC4497330D69}">
-  <ds:schemaRefs>
-    <ds:schemaRef ds:uri="http://schemas.microsoft.com/sharepoint/v3/contenttype/forms"/>
-  </ds:schemaRefs>
-</ds:datastoreItem>
 </file>
--- a/Proyecto de AdminBD-LandasGYM.docx
+++ b/Proyecto de AdminBD-LandasGYM.docx
@@ -1729,19 +1729,11 @@
                 <w:rFonts w:ascii="Arial" w:eastAsia="Arial" w:hAnsi="Arial" w:cs="Arial"/>
               </w:rPr>
             </w:pPr>
-            <w:proofErr w:type="gramStart"/>
-            <w:r>
-              <w:rPr>
-                <w:rFonts w:ascii="Arial" w:eastAsia="Arial" w:hAnsi="Arial" w:cs="Arial"/>
-              </w:rPr>
-              <w:t>1:N</w:t>
-            </w:r>
-            <w:proofErr w:type="gramEnd"/>
-            <w:r>
-              <w:rPr>
-                <w:rFonts w:ascii="Arial" w:eastAsia="Arial" w:hAnsi="Arial" w:cs="Arial"/>
-              </w:rPr>
-              <w:t xml:space="preserve"> con </w:t>
+            <w:r>
+              <w:rPr>
+                <w:rFonts w:ascii="Arial" w:eastAsia="Arial" w:hAnsi="Arial" w:cs="Arial"/>
+              </w:rPr>
+              <w:t xml:space="preserve">1:N con </w:t>
             </w:r>
             <w:r>
               <w:rPr>
@@ -2750,19 +2742,11 @@
                 <w:rFonts w:ascii="Arial" w:eastAsia="Arial" w:hAnsi="Arial" w:cs="Arial"/>
               </w:rPr>
             </w:pPr>
-            <w:proofErr w:type="gramStart"/>
-            <w:r>
-              <w:rPr>
-                <w:rFonts w:ascii="Arial" w:eastAsia="Arial" w:hAnsi="Arial" w:cs="Arial"/>
-              </w:rPr>
-              <w:t>VARCHAR(</w:t>
-            </w:r>
-            <w:proofErr w:type="gramEnd"/>
-            <w:r>
-              <w:rPr>
-                <w:rFonts w:ascii="Arial" w:eastAsia="Arial" w:hAnsi="Arial" w:cs="Arial"/>
-              </w:rPr>
-              <w:t>20)</w:t>
+            <w:r>
+              <w:rPr>
+                <w:rFonts w:ascii="Arial" w:eastAsia="Arial" w:hAnsi="Arial" w:cs="Arial"/>
+              </w:rPr>
+              <w:t>VARCHAR(20)</w:t>
             </w:r>
           </w:p>
         </w:tc>
@@ -2862,19 +2846,11 @@
                 <w:rFonts w:ascii="Arial" w:eastAsia="Arial" w:hAnsi="Arial" w:cs="Arial"/>
               </w:rPr>
             </w:pPr>
-            <w:proofErr w:type="gramStart"/>
-            <w:r>
-              <w:rPr>
-                <w:rFonts w:ascii="Arial" w:eastAsia="Arial" w:hAnsi="Arial" w:cs="Arial"/>
-              </w:rPr>
-              <w:t>VARCHAR(</w:t>
-            </w:r>
-            <w:proofErr w:type="gramEnd"/>
-            <w:r>
-              <w:rPr>
-                <w:rFonts w:ascii="Arial" w:eastAsia="Arial" w:hAnsi="Arial" w:cs="Arial"/>
-              </w:rPr>
-              <w:t>100)</w:t>
+            <w:r>
+              <w:rPr>
+                <w:rFonts w:ascii="Arial" w:eastAsia="Arial" w:hAnsi="Arial" w:cs="Arial"/>
+              </w:rPr>
+              <w:t>VARCHAR(100)</w:t>
             </w:r>
           </w:p>
         </w:tc>
@@ -3010,19 +2986,11 @@
                 <w:rFonts w:ascii="Arial" w:eastAsia="Arial" w:hAnsi="Arial" w:cs="Arial"/>
               </w:rPr>
             </w:pPr>
-            <w:proofErr w:type="gramStart"/>
-            <w:r>
-              <w:rPr>
-                <w:rFonts w:ascii="Arial" w:eastAsia="Arial" w:hAnsi="Arial" w:cs="Arial"/>
-              </w:rPr>
-              <w:t>VARCHAR(</w:t>
-            </w:r>
-            <w:proofErr w:type="gramEnd"/>
-            <w:r>
-              <w:rPr>
-                <w:rFonts w:ascii="Arial" w:eastAsia="Arial" w:hAnsi="Arial" w:cs="Arial"/>
-              </w:rPr>
-              <w:t>12)</w:t>
+            <w:r>
+              <w:rPr>
+                <w:rFonts w:ascii="Arial" w:eastAsia="Arial" w:hAnsi="Arial" w:cs="Arial"/>
+              </w:rPr>
+              <w:t>VARCHAR(12)</w:t>
             </w:r>
           </w:p>
         </w:tc>
@@ -3122,19 +3090,11 @@
                 <w:rFonts w:ascii="Arial" w:eastAsia="Arial" w:hAnsi="Arial" w:cs="Arial"/>
               </w:rPr>
             </w:pPr>
-            <w:proofErr w:type="gramStart"/>
-            <w:r>
-              <w:rPr>
-                <w:rFonts w:ascii="Arial" w:eastAsia="Arial" w:hAnsi="Arial" w:cs="Arial"/>
-              </w:rPr>
-              <w:t>VARCHAR(</w:t>
-            </w:r>
-            <w:proofErr w:type="gramEnd"/>
-            <w:r>
-              <w:rPr>
-                <w:rFonts w:ascii="Arial" w:eastAsia="Arial" w:hAnsi="Arial" w:cs="Arial"/>
-              </w:rPr>
-              <w:t>50)</w:t>
+            <w:r>
+              <w:rPr>
+                <w:rFonts w:ascii="Arial" w:eastAsia="Arial" w:hAnsi="Arial" w:cs="Arial"/>
+              </w:rPr>
+              <w:t>VARCHAR(50)</w:t>
             </w:r>
           </w:p>
         </w:tc>
@@ -3368,7 +3328,6 @@
               <w:t xml:space="preserve">) REFERENCES </w:t>
             </w:r>
             <w:proofErr w:type="spellStart"/>
-            <w:proofErr w:type="gramStart"/>
             <w:r>
               <w:rPr>
                 <w:rFonts w:ascii="Arial" w:eastAsia="Arial" w:hAnsi="Arial" w:cs="Arial"/>
@@ -3385,7 +3344,6 @@
               <w:t>(</w:t>
             </w:r>
             <w:proofErr w:type="spellStart"/>
-            <w:proofErr w:type="gramEnd"/>
             <w:r>
               <w:rPr>
                 <w:rFonts w:ascii="Arial" w:eastAsia="Arial" w:hAnsi="Arial" w:cs="Arial"/>
@@ -3524,21 +3482,12 @@
                 <w:lang w:val="es-419"/>
               </w:rPr>
             </w:pPr>
-            <w:proofErr w:type="gramStart"/>
-            <w:r>
-              <w:rPr>
-                <w:rFonts w:ascii="Arial" w:eastAsia="Arial" w:hAnsi="Arial" w:cs="Arial"/>
-                <w:lang w:val="es-419"/>
-              </w:rPr>
-              <w:t>VARCHAR(</w:t>
-            </w:r>
-            <w:proofErr w:type="gramEnd"/>
-            <w:r>
-              <w:rPr>
-                <w:rFonts w:ascii="Arial" w:eastAsia="Arial" w:hAnsi="Arial" w:cs="Arial"/>
-                <w:lang w:val="es-419"/>
-              </w:rPr>
-              <w:t>15)</w:t>
+            <w:r>
+              <w:rPr>
+                <w:rFonts w:ascii="Arial" w:eastAsia="Arial" w:hAnsi="Arial" w:cs="Arial"/>
+                <w:lang w:val="es-419"/>
+              </w:rPr>
+              <w:t>VARCHAR(15)</w:t>
             </w:r>
           </w:p>
         </w:tc>
@@ -3773,21 +3722,12 @@
                 <w:lang w:val="es-419"/>
               </w:rPr>
             </w:pPr>
-            <w:proofErr w:type="gramStart"/>
-            <w:r>
-              <w:rPr>
-                <w:rFonts w:ascii="Arial" w:eastAsia="Arial" w:hAnsi="Arial" w:cs="Arial"/>
-                <w:lang w:val="es-419"/>
-              </w:rPr>
-              <w:t>VARCHAR(</w:t>
-            </w:r>
-            <w:proofErr w:type="gramEnd"/>
-            <w:r>
-              <w:rPr>
-                <w:rFonts w:ascii="Arial" w:eastAsia="Arial" w:hAnsi="Arial" w:cs="Arial"/>
-                <w:lang w:val="es-419"/>
-              </w:rPr>
-              <w:t>50)</w:t>
+            <w:r>
+              <w:rPr>
+                <w:rFonts w:ascii="Arial" w:eastAsia="Arial" w:hAnsi="Arial" w:cs="Arial"/>
+                <w:lang w:val="es-419"/>
+              </w:rPr>
+              <w:t>VARCHAR(50)</w:t>
             </w:r>
           </w:p>
         </w:tc>
@@ -3892,21 +3832,12 @@
                 <w:lang w:val="es-419"/>
               </w:rPr>
             </w:pPr>
-            <w:proofErr w:type="gramStart"/>
-            <w:r>
-              <w:rPr>
-                <w:rFonts w:ascii="Arial" w:eastAsia="Arial" w:hAnsi="Arial" w:cs="Arial"/>
-                <w:lang w:val="es-419"/>
-              </w:rPr>
-              <w:t>VARCHAR(</w:t>
-            </w:r>
-            <w:proofErr w:type="gramEnd"/>
-            <w:r>
-              <w:rPr>
-                <w:rFonts w:ascii="Arial" w:eastAsia="Arial" w:hAnsi="Arial" w:cs="Arial"/>
-                <w:lang w:val="es-419"/>
-              </w:rPr>
-              <w:t>50)</w:t>
+            <w:r>
+              <w:rPr>
+                <w:rFonts w:ascii="Arial" w:eastAsia="Arial" w:hAnsi="Arial" w:cs="Arial"/>
+                <w:lang w:val="es-419"/>
+              </w:rPr>
+              <w:t>VARCHAR(50)</w:t>
             </w:r>
           </w:p>
         </w:tc>
@@ -4125,21 +4056,12 @@
                 <w:lang w:val="es-419"/>
               </w:rPr>
             </w:pPr>
-            <w:proofErr w:type="gramStart"/>
-            <w:r>
-              <w:rPr>
-                <w:rFonts w:ascii="Arial" w:eastAsia="Arial" w:hAnsi="Arial" w:cs="Arial"/>
-                <w:lang w:val="es-419"/>
-              </w:rPr>
-              <w:t>VARCHAR(</w:t>
-            </w:r>
-            <w:proofErr w:type="gramEnd"/>
-            <w:r>
-              <w:rPr>
-                <w:rFonts w:ascii="Arial" w:eastAsia="Arial" w:hAnsi="Arial" w:cs="Arial"/>
-                <w:lang w:val="es-419"/>
-              </w:rPr>
-              <w:t>12)</w:t>
+            <w:r>
+              <w:rPr>
+                <w:rFonts w:ascii="Arial" w:eastAsia="Arial" w:hAnsi="Arial" w:cs="Arial"/>
+                <w:lang w:val="es-419"/>
+              </w:rPr>
+              <w:t>VARCHAR(12)</w:t>
             </w:r>
           </w:p>
         </w:tc>
@@ -4256,21 +4178,12 @@
                 <w:lang w:val="es-419"/>
               </w:rPr>
             </w:pPr>
-            <w:proofErr w:type="gramStart"/>
-            <w:r>
-              <w:rPr>
-                <w:rFonts w:ascii="Arial" w:eastAsia="Arial" w:hAnsi="Arial" w:cs="Arial"/>
-                <w:lang w:val="es-419"/>
-              </w:rPr>
-              <w:t>VARCHAR(</w:t>
-            </w:r>
-            <w:proofErr w:type="gramEnd"/>
-            <w:r>
-              <w:rPr>
-                <w:rFonts w:ascii="Arial" w:eastAsia="Arial" w:hAnsi="Arial" w:cs="Arial"/>
-                <w:lang w:val="es-419"/>
-              </w:rPr>
-              <w:t>50)</w:t>
+            <w:r>
+              <w:rPr>
+                <w:rFonts w:ascii="Arial" w:eastAsia="Arial" w:hAnsi="Arial" w:cs="Arial"/>
+                <w:lang w:val="es-419"/>
+              </w:rPr>
+              <w:t>VARCHAR(50)</w:t>
             </w:r>
           </w:p>
         </w:tc>
@@ -4394,7 +4307,6 @@
               <w:t xml:space="preserve">INT PRIMARY KEY FOREIGN KEY REFERENCES </w:t>
             </w:r>
             <w:proofErr w:type="spellStart"/>
-            <w:proofErr w:type="gramStart"/>
             <w:r>
               <w:rPr>
                 <w:rFonts w:ascii="Arial" w:eastAsia="Arial" w:hAnsi="Arial" w:cs="Arial"/>
@@ -4411,7 +4323,6 @@
               <w:t>(</w:t>
             </w:r>
             <w:proofErr w:type="spellStart"/>
-            <w:proofErr w:type="gramEnd"/>
             <w:r>
               <w:rPr>
                 <w:rFonts w:ascii="Arial" w:eastAsia="Arial" w:hAnsi="Arial" w:cs="Arial"/>
@@ -4538,21 +4449,12 @@
                 <w:lang w:val="es-419"/>
               </w:rPr>
             </w:pPr>
-            <w:proofErr w:type="gramStart"/>
-            <w:r>
-              <w:rPr>
-                <w:rFonts w:ascii="Arial" w:eastAsia="Arial" w:hAnsi="Arial" w:cs="Arial"/>
-                <w:lang w:val="es-419"/>
-              </w:rPr>
-              <w:t>VARCHAR(</w:t>
-            </w:r>
-            <w:proofErr w:type="gramEnd"/>
-            <w:r>
-              <w:rPr>
-                <w:rFonts w:ascii="Arial" w:eastAsia="Arial" w:hAnsi="Arial" w:cs="Arial"/>
-                <w:lang w:val="es-419"/>
-              </w:rPr>
-              <w:t>20)</w:t>
+            <w:r>
+              <w:rPr>
+                <w:rFonts w:ascii="Arial" w:eastAsia="Arial" w:hAnsi="Arial" w:cs="Arial"/>
+                <w:lang w:val="es-419"/>
+              </w:rPr>
+              <w:t>VARCHAR(20)</w:t>
             </w:r>
           </w:p>
         </w:tc>
@@ -4701,21 +4603,12 @@
                 <w:lang w:val="es-419"/>
               </w:rPr>
             </w:pPr>
-            <w:proofErr w:type="gramStart"/>
-            <w:r>
-              <w:rPr>
-                <w:rFonts w:ascii="Arial" w:eastAsia="Arial" w:hAnsi="Arial" w:cs="Arial"/>
-                <w:lang w:val="es-419"/>
-              </w:rPr>
-              <w:t>VARCHAR(</w:t>
-            </w:r>
-            <w:proofErr w:type="gramEnd"/>
-            <w:r>
-              <w:rPr>
-                <w:rFonts w:ascii="Arial" w:eastAsia="Arial" w:hAnsi="Arial" w:cs="Arial"/>
-                <w:lang w:val="es-419"/>
-              </w:rPr>
-              <w:t>20)</w:t>
+            <w:r>
+              <w:rPr>
+                <w:rFonts w:ascii="Arial" w:eastAsia="Arial" w:hAnsi="Arial" w:cs="Arial"/>
+                <w:lang w:val="es-419"/>
+              </w:rPr>
+              <w:t>VARCHAR(20)</w:t>
             </w:r>
           </w:p>
         </w:tc>
@@ -4924,21 +4817,12 @@
                 <w:lang w:val="es-419"/>
               </w:rPr>
             </w:pPr>
-            <w:proofErr w:type="gramStart"/>
-            <w:r>
-              <w:rPr>
-                <w:rFonts w:ascii="Arial" w:eastAsia="Arial" w:hAnsi="Arial" w:cs="Arial"/>
-                <w:lang w:val="es-419"/>
-              </w:rPr>
-              <w:t>VARCHAR(</w:t>
-            </w:r>
-            <w:proofErr w:type="gramEnd"/>
-            <w:r>
-              <w:rPr>
-                <w:rFonts w:ascii="Arial" w:eastAsia="Arial" w:hAnsi="Arial" w:cs="Arial"/>
-                <w:lang w:val="es-419"/>
-              </w:rPr>
-              <w:t>15)</w:t>
+            <w:r>
+              <w:rPr>
+                <w:rFonts w:ascii="Arial" w:eastAsia="Arial" w:hAnsi="Arial" w:cs="Arial"/>
+                <w:lang w:val="es-419"/>
+              </w:rPr>
+              <w:t>VARCHAR(15)</w:t>
             </w:r>
           </w:p>
         </w:tc>
@@ -5459,18 +5343,9 @@
                 <w:rFonts w:ascii="Arial" w:eastAsia="Arial" w:hAnsi="Arial" w:cs="Arial"/>
                 <w:lang w:val="es-419"/>
               </w:rPr>
-              <w:t xml:space="preserve">) REFERENCES </w:t>
-            </w:r>
-            <w:proofErr w:type="gramStart"/>
-            <w:r>
-              <w:rPr>
-                <w:rFonts w:ascii="Arial" w:eastAsia="Arial" w:hAnsi="Arial" w:cs="Arial"/>
-                <w:lang w:val="es-419"/>
-              </w:rPr>
-              <w:t>Miembros(</w:t>
+              <w:t>) REFERENCES Miembros(</w:t>
             </w:r>
             <w:proofErr w:type="spellStart"/>
-            <w:proofErr w:type="gramEnd"/>
             <w:r>
               <w:rPr>
                 <w:rFonts w:ascii="Arial" w:eastAsia="Arial" w:hAnsi="Arial" w:cs="Arial"/>
@@ -5621,7 +5496,6 @@
               <w:t xml:space="preserve">) REFERENCES </w:t>
             </w:r>
             <w:proofErr w:type="spellStart"/>
-            <w:proofErr w:type="gramStart"/>
             <w:r>
               <w:rPr>
                 <w:rFonts w:ascii="Arial" w:eastAsia="Arial" w:hAnsi="Arial" w:cs="Arial"/>
@@ -5638,7 +5512,6 @@
               <w:t>(</w:t>
             </w:r>
             <w:proofErr w:type="spellStart"/>
-            <w:proofErr w:type="gramEnd"/>
             <w:r>
               <w:rPr>
                 <w:rFonts w:ascii="Arial" w:eastAsia="Arial" w:hAnsi="Arial" w:cs="Arial"/>
@@ -5751,21 +5624,12 @@
                 <w:lang w:val="es-419"/>
               </w:rPr>
             </w:pPr>
-            <w:proofErr w:type="gramStart"/>
-            <w:r>
-              <w:rPr>
-                <w:rFonts w:ascii="Arial" w:eastAsia="Arial" w:hAnsi="Arial" w:cs="Arial"/>
-                <w:lang w:val="es-419"/>
-              </w:rPr>
-              <w:t>VARCHAR(</w:t>
-            </w:r>
-            <w:proofErr w:type="gramEnd"/>
-            <w:r>
-              <w:rPr>
-                <w:rFonts w:ascii="Arial" w:eastAsia="Arial" w:hAnsi="Arial" w:cs="Arial"/>
-                <w:lang w:val="es-419"/>
-              </w:rPr>
-              <w:t>100)</w:t>
+            <w:r>
+              <w:rPr>
+                <w:rFonts w:ascii="Arial" w:eastAsia="Arial" w:hAnsi="Arial" w:cs="Arial"/>
+                <w:lang w:val="es-419"/>
+              </w:rPr>
+              <w:t>VARCHAR(100)</w:t>
             </w:r>
           </w:p>
         </w:tc>
@@ -5972,21 +5836,12 @@
                 <w:lang w:val="es-419"/>
               </w:rPr>
             </w:pPr>
-            <w:proofErr w:type="gramStart"/>
-            <w:r>
-              <w:rPr>
-                <w:rFonts w:ascii="Arial" w:eastAsia="Arial" w:hAnsi="Arial" w:cs="Arial"/>
-                <w:lang w:val="es-419"/>
-              </w:rPr>
-              <w:t>VARCHAR(</w:t>
-            </w:r>
-            <w:proofErr w:type="gramEnd"/>
-            <w:r>
-              <w:rPr>
-                <w:rFonts w:ascii="Arial" w:eastAsia="Arial" w:hAnsi="Arial" w:cs="Arial"/>
-                <w:lang w:val="es-419"/>
-              </w:rPr>
-              <w:t>50)</w:t>
+            <w:r>
+              <w:rPr>
+                <w:rFonts w:ascii="Arial" w:eastAsia="Arial" w:hAnsi="Arial" w:cs="Arial"/>
+                <w:lang w:val="es-419"/>
+              </w:rPr>
+              <w:t>VARCHAR(50)</w:t>
             </w:r>
           </w:p>
         </w:tc>
@@ -6445,18 +6300,9 @@
                 <w:rFonts w:ascii="Arial" w:eastAsia="Arial" w:hAnsi="Arial" w:cs="Arial"/>
                 <w:lang w:val="es-419"/>
               </w:rPr>
-              <w:t xml:space="preserve">) REFERENCES </w:t>
-            </w:r>
-            <w:proofErr w:type="gramStart"/>
-            <w:r>
-              <w:rPr>
-                <w:rFonts w:ascii="Arial" w:eastAsia="Arial" w:hAnsi="Arial" w:cs="Arial"/>
-                <w:lang w:val="es-419"/>
-              </w:rPr>
-              <w:t>Miembros(</w:t>
+              <w:t>) REFERENCES Miembros(</w:t>
             </w:r>
             <w:proofErr w:type="spellStart"/>
-            <w:proofErr w:type="gramEnd"/>
             <w:r>
               <w:rPr>
                 <w:rFonts w:ascii="Arial" w:eastAsia="Arial" w:hAnsi="Arial" w:cs="Arial"/>
@@ -6595,7 +6441,6 @@
               <w:t xml:space="preserve">) REFERENCES </w:t>
             </w:r>
             <w:proofErr w:type="spellStart"/>
-            <w:proofErr w:type="gramStart"/>
             <w:r>
               <w:rPr>
                 <w:rFonts w:ascii="Arial" w:eastAsia="Arial" w:hAnsi="Arial" w:cs="Arial"/>
@@ -6612,7 +6457,6 @@
               <w:t>(</w:t>
             </w:r>
             <w:proofErr w:type="spellStart"/>
-            <w:proofErr w:type="gramEnd"/>
             <w:r>
               <w:rPr>
                 <w:rFonts w:ascii="Arial" w:eastAsia="Arial" w:hAnsi="Arial" w:cs="Arial"/>
@@ -7010,7 +6854,6 @@
               <w:t xml:space="preserve">) REFERENCES </w:t>
             </w:r>
             <w:proofErr w:type="spellStart"/>
-            <w:proofErr w:type="gramStart"/>
             <w:r>
               <w:rPr>
                 <w:rFonts w:ascii="Arial" w:eastAsia="Arial" w:hAnsi="Arial" w:cs="Arial"/>
@@ -7027,7 +6870,6 @@
               <w:t>(</w:t>
             </w:r>
             <w:proofErr w:type="spellStart"/>
-            <w:proofErr w:type="gramEnd"/>
             <w:r>
               <w:rPr>
                 <w:rFonts w:ascii="Arial" w:eastAsia="Arial" w:hAnsi="Arial" w:cs="Arial"/>
@@ -7148,21 +6990,12 @@
                 <w:lang w:val="es-419"/>
               </w:rPr>
             </w:pPr>
-            <w:proofErr w:type="gramStart"/>
-            <w:r>
-              <w:rPr>
-                <w:rFonts w:ascii="Arial" w:eastAsia="Arial" w:hAnsi="Arial" w:cs="Arial"/>
-                <w:lang w:val="es-419"/>
-              </w:rPr>
-              <w:t>VARCHAR(</w:t>
-            </w:r>
-            <w:proofErr w:type="gramEnd"/>
-            <w:r>
-              <w:rPr>
-                <w:rFonts w:ascii="Arial" w:eastAsia="Arial" w:hAnsi="Arial" w:cs="Arial"/>
-                <w:lang w:val="es-419"/>
-              </w:rPr>
-              <w:t>100)</w:t>
+            <w:r>
+              <w:rPr>
+                <w:rFonts w:ascii="Arial" w:eastAsia="Arial" w:hAnsi="Arial" w:cs="Arial"/>
+                <w:lang w:val="es-419"/>
+              </w:rPr>
+              <w:t>VARCHAR(100)</w:t>
             </w:r>
           </w:p>
         </w:tc>
@@ -7299,21 +7132,12 @@
                 <w:lang w:val="es-419"/>
               </w:rPr>
             </w:pPr>
-            <w:proofErr w:type="gramStart"/>
-            <w:r>
-              <w:rPr>
-                <w:rFonts w:ascii="Arial" w:eastAsia="Arial" w:hAnsi="Arial" w:cs="Arial"/>
-                <w:lang w:val="es-419"/>
-              </w:rPr>
-              <w:t>VARCHAR(</w:t>
-            </w:r>
-            <w:proofErr w:type="gramEnd"/>
-            <w:r>
-              <w:rPr>
-                <w:rFonts w:ascii="Arial" w:eastAsia="Arial" w:hAnsi="Arial" w:cs="Arial"/>
-                <w:lang w:val="es-419"/>
-              </w:rPr>
-              <w:t>300)</w:t>
+            <w:r>
+              <w:rPr>
+                <w:rFonts w:ascii="Arial" w:eastAsia="Arial" w:hAnsi="Arial" w:cs="Arial"/>
+                <w:lang w:val="es-419"/>
+              </w:rPr>
+              <w:t>VARCHAR(300)</w:t>
             </w:r>
           </w:p>
         </w:tc>
@@ -7681,7 +7505,6 @@
               <w:t xml:space="preserve">) REFERENCES </w:t>
             </w:r>
             <w:proofErr w:type="spellStart"/>
-            <w:proofErr w:type="gramStart"/>
             <w:r>
               <w:rPr>
                 <w:rFonts w:ascii="Arial" w:eastAsia="Arial" w:hAnsi="Arial" w:cs="Arial"/>
@@ -7698,7 +7521,6 @@
               <w:t>(</w:t>
             </w:r>
             <w:proofErr w:type="spellStart"/>
-            <w:proofErr w:type="gramEnd"/>
             <w:r>
               <w:rPr>
                 <w:rFonts w:ascii="Arial" w:eastAsia="Arial" w:hAnsi="Arial" w:cs="Arial"/>
@@ -7846,18 +7668,9 @@
                 <w:rFonts w:ascii="Arial" w:eastAsia="Arial" w:hAnsi="Arial" w:cs="Arial"/>
                 <w:lang w:val="es-419"/>
               </w:rPr>
-              <w:t xml:space="preserve">) REFERENCES </w:t>
-            </w:r>
-            <w:proofErr w:type="gramStart"/>
-            <w:r>
-              <w:rPr>
-                <w:rFonts w:ascii="Arial" w:eastAsia="Arial" w:hAnsi="Arial" w:cs="Arial"/>
-                <w:lang w:val="es-419"/>
-              </w:rPr>
-              <w:t>Miembros(</w:t>
+              <w:t>) REFERENCES Miembros(</w:t>
             </w:r>
             <w:proofErr w:type="spellStart"/>
-            <w:proofErr w:type="gramEnd"/>
             <w:r>
               <w:rPr>
                 <w:rFonts w:ascii="Arial" w:eastAsia="Arial" w:hAnsi="Arial" w:cs="Arial"/>
@@ -7900,7 +7713,6 @@
               </w:rPr>
               <w:t xml:space="preserve"> </w:t>
             </w:r>
-            <w:proofErr w:type="gramStart"/>
             <w:r>
               <w:rPr>
                 <w:rFonts w:ascii="Arial" w:eastAsia="Arial" w:hAnsi="Arial" w:cs="Arial"/>
@@ -7911,14 +7723,7 @@
               <w:rPr>
                 <w:rFonts w:ascii="Arial" w:eastAsia="Arial" w:hAnsi="Arial" w:cs="Arial"/>
               </w:rPr>
-              <w:t>iembro(</w:t>
-            </w:r>
-            <w:proofErr w:type="gramEnd"/>
-            <w:r>
-              <w:rPr>
-                <w:rFonts w:ascii="Arial" w:eastAsia="Arial" w:hAnsi="Arial" w:cs="Arial"/>
-              </w:rPr>
-              <w:t>Empleado ‘</w:t>
+              <w:t>iembro(Empleado ‘</w:t>
             </w:r>
             <w:r>
               <w:rPr>
@@ -8016,21 +7821,12 @@
                 <w:lang w:val="es-419"/>
               </w:rPr>
             </w:pPr>
-            <w:proofErr w:type="gramStart"/>
-            <w:r>
-              <w:rPr>
-                <w:rFonts w:ascii="Arial" w:eastAsia="Arial" w:hAnsi="Arial" w:cs="Arial"/>
-                <w:lang w:val="es-419"/>
-              </w:rPr>
-              <w:t>VARCHAR(</w:t>
-            </w:r>
-            <w:proofErr w:type="gramEnd"/>
-            <w:r>
-              <w:rPr>
-                <w:rFonts w:ascii="Arial" w:eastAsia="Arial" w:hAnsi="Arial" w:cs="Arial"/>
-                <w:lang w:val="es-419"/>
-              </w:rPr>
-              <w:t>15)</w:t>
+            <w:r>
+              <w:rPr>
+                <w:rFonts w:ascii="Arial" w:eastAsia="Arial" w:hAnsi="Arial" w:cs="Arial"/>
+                <w:lang w:val="es-419"/>
+              </w:rPr>
+              <w:t>VARCHAR(15)</w:t>
             </w:r>
           </w:p>
         </w:tc>
@@ -8150,21 +7946,12 @@
                 <w:lang w:val="es-419"/>
               </w:rPr>
             </w:pPr>
-            <w:proofErr w:type="gramStart"/>
-            <w:r>
-              <w:rPr>
-                <w:rFonts w:ascii="Arial" w:eastAsia="Arial" w:hAnsi="Arial" w:cs="Arial"/>
-                <w:lang w:val="es-419"/>
-              </w:rPr>
-              <w:t>VARCHAR(</w:t>
-            </w:r>
-            <w:proofErr w:type="gramEnd"/>
-            <w:r>
-              <w:rPr>
-                <w:rFonts w:ascii="Arial" w:eastAsia="Arial" w:hAnsi="Arial" w:cs="Arial"/>
-                <w:lang w:val="es-419"/>
-              </w:rPr>
-              <w:t>1000)</w:t>
+            <w:r>
+              <w:rPr>
+                <w:rFonts w:ascii="Arial" w:eastAsia="Arial" w:hAnsi="Arial" w:cs="Arial"/>
+                <w:lang w:val="es-419"/>
+              </w:rPr>
+              <w:t>VARCHAR(1000)</w:t>
             </w:r>
           </w:p>
         </w:tc>
@@ -8517,18 +8304,9 @@
                 <w:rFonts w:ascii="Arial" w:eastAsia="Arial" w:hAnsi="Arial" w:cs="Arial"/>
                 <w:lang w:val="es-419"/>
               </w:rPr>
-              <w:t xml:space="preserve">) REFERENCES </w:t>
-            </w:r>
-            <w:proofErr w:type="gramStart"/>
-            <w:r>
-              <w:rPr>
-                <w:rFonts w:ascii="Arial" w:eastAsia="Arial" w:hAnsi="Arial" w:cs="Arial"/>
-                <w:lang w:val="es-419"/>
-              </w:rPr>
-              <w:t>Miembros(</w:t>
+              <w:t>) REFERENCES Miembros(</w:t>
             </w:r>
             <w:proofErr w:type="spellStart"/>
-            <w:proofErr w:type="gramEnd"/>
             <w:r>
               <w:rPr>
                 <w:rFonts w:ascii="Arial" w:eastAsia="Arial" w:hAnsi="Arial" w:cs="Arial"/>
@@ -8646,23 +8424,7 @@
                 <w:rFonts w:ascii="Arial" w:eastAsia="Arial" w:hAnsi="Arial" w:cs="Arial"/>
                 <w:lang w:val="en-US"/>
               </w:rPr>
-              <w:t xml:space="preserve"> </w:t>
-            </w:r>
-            <w:proofErr w:type="gramStart"/>
-            <w:r>
-              <w:rPr>
-                <w:rFonts w:ascii="Arial" w:eastAsia="Arial" w:hAnsi="Arial" w:cs="Arial"/>
-                <w:lang w:val="en-US"/>
-              </w:rPr>
-              <w:t>DEFAULT(</w:t>
-            </w:r>
-            <w:proofErr w:type="gramEnd"/>
-            <w:r>
-              <w:rPr>
-                <w:rFonts w:ascii="Arial" w:eastAsia="Arial" w:hAnsi="Arial" w:cs="Arial"/>
-                <w:lang w:val="en-US"/>
-              </w:rPr>
-              <w:t xml:space="preserve">NEXT VALUE FOR </w:t>
+              <w:t xml:space="preserve"> DEFAULT(NEXT VALUE FOR </w:t>
             </w:r>
             <w:proofErr w:type="spellStart"/>
             <w:r>
@@ -8795,21 +8557,12 @@
                 <w:lang w:val="es-419"/>
               </w:rPr>
             </w:pPr>
-            <w:proofErr w:type="gramStart"/>
-            <w:r>
-              <w:rPr>
-                <w:rFonts w:ascii="Arial" w:eastAsia="Arial" w:hAnsi="Arial" w:cs="Arial"/>
-                <w:lang w:val="es-419"/>
-              </w:rPr>
-              <w:t>DECIMAL(</w:t>
-            </w:r>
-            <w:proofErr w:type="gramEnd"/>
-            <w:r>
-              <w:rPr>
-                <w:rFonts w:ascii="Arial" w:eastAsia="Arial" w:hAnsi="Arial" w:cs="Arial"/>
-                <w:lang w:val="es-419"/>
-              </w:rPr>
-              <w:t>10,2)</w:t>
+            <w:r>
+              <w:rPr>
+                <w:rFonts w:ascii="Arial" w:eastAsia="Arial" w:hAnsi="Arial" w:cs="Arial"/>
+                <w:lang w:val="es-419"/>
+              </w:rPr>
+              <w:t>DECIMAL(10,2)</w:t>
             </w:r>
           </w:p>
         </w:tc>
@@ -8906,21 +8659,12 @@
                 <w:lang w:val="es-419"/>
               </w:rPr>
             </w:pPr>
-            <w:proofErr w:type="gramStart"/>
-            <w:r>
-              <w:rPr>
-                <w:rFonts w:ascii="Arial" w:eastAsia="Arial" w:hAnsi="Arial" w:cs="Arial"/>
-                <w:lang w:val="es-419"/>
-              </w:rPr>
-              <w:t>VARCHAR(</w:t>
-            </w:r>
-            <w:proofErr w:type="gramEnd"/>
-            <w:r>
-              <w:rPr>
-                <w:rFonts w:ascii="Arial" w:eastAsia="Arial" w:hAnsi="Arial" w:cs="Arial"/>
-                <w:lang w:val="es-419"/>
-              </w:rPr>
-              <w:t>100)</w:t>
+            <w:r>
+              <w:rPr>
+                <w:rFonts w:ascii="Arial" w:eastAsia="Arial" w:hAnsi="Arial" w:cs="Arial"/>
+                <w:lang w:val="es-419"/>
+              </w:rPr>
+              <w:t>VARCHAR(100)</w:t>
             </w:r>
           </w:p>
         </w:tc>
@@ -9015,21 +8759,12 @@
                 <w:lang w:val="es-419"/>
               </w:rPr>
             </w:pPr>
-            <w:proofErr w:type="gramStart"/>
-            <w:r>
-              <w:rPr>
-                <w:rFonts w:ascii="Arial" w:eastAsia="Arial" w:hAnsi="Arial" w:cs="Arial"/>
-                <w:lang w:val="es-419"/>
-              </w:rPr>
-              <w:t>VARCHAR(</w:t>
-            </w:r>
-            <w:proofErr w:type="gramEnd"/>
-            <w:r>
-              <w:rPr>
-                <w:rFonts w:ascii="Arial" w:eastAsia="Arial" w:hAnsi="Arial" w:cs="Arial"/>
-                <w:lang w:val="es-419"/>
-              </w:rPr>
-              <w:t>20)</w:t>
+            <w:r>
+              <w:rPr>
+                <w:rFonts w:ascii="Arial" w:eastAsia="Arial" w:hAnsi="Arial" w:cs="Arial"/>
+                <w:lang w:val="es-419"/>
+              </w:rPr>
+              <w:t>VARCHAR(20)</w:t>
             </w:r>
           </w:p>
         </w:tc>
@@ -9442,18 +9177,7 @@
     </w:p>
     <w:p>
       <w:pPr>
-        <w:spacing w:after="0"/>
-        <w:rPr>
-          <w:rFonts w:ascii="Calibri" w:eastAsia="Calibri" w:hAnsi="Calibri" w:cs="Calibri"/>
-          <w:sz w:val="22"/>
-          <w:szCs w:val="22"/>
-        </w:rPr>
-      </w:pPr>
-    </w:p>
-    <w:p>
-      <w:pPr>
-        <w:pStyle w:val="Ttulo3"/>
-        <w:spacing w:before="270" w:after="270"/>
+        <w:spacing w:after="160"/>
         <w:jc w:val="center"/>
         <w:rPr>
           <w:rFonts w:ascii="Arial" w:eastAsia="Arial" w:hAnsi="Arial" w:cs="Arial"/>
@@ -9465,10 +9189,9 @@
       </w:pPr>
       <w:r>
         <w:rPr>
-          <w:rFonts w:eastAsiaTheme="minorEastAsia" w:cstheme="minorBidi"/>
+          <w:rFonts w:ascii="Arial" w:eastAsia="Arial" w:hAnsi="Arial" w:cs="Arial"/>
           <w:b/>
           <w:bCs/>
-          <w:color w:val="auto"/>
           <w:sz w:val="27"/>
           <w:szCs w:val="27"/>
         </w:rPr>
@@ -9796,7 +9519,6 @@
               <w:spacing w:after="0"/>
             </w:pPr>
             <w:proofErr w:type="spellStart"/>
-            <w:proofErr w:type="gramStart"/>
             <w:r>
               <w:rPr>
                 <w:rFonts w:ascii="Calibri" w:eastAsia="Calibri" w:hAnsi="Calibri" w:cs="Calibri"/>
@@ -9808,7 +9530,6 @@
               <w:t>dbo.IngresarNuevoGimnasio</w:t>
             </w:r>
             <w:proofErr w:type="spellEnd"/>
-            <w:proofErr w:type="gramEnd"/>
           </w:p>
         </w:tc>
         <w:tc>
@@ -9891,7 +9612,6 @@
               <w:spacing w:after="0"/>
             </w:pPr>
             <w:proofErr w:type="spellStart"/>
-            <w:proofErr w:type="gramStart"/>
             <w:r>
               <w:rPr>
                 <w:rFonts w:ascii="Calibri" w:eastAsia="Calibri" w:hAnsi="Calibri" w:cs="Calibri"/>
@@ -9903,7 +9623,6 @@
               <w:t>dbo.IngresarNuevoMiembro</w:t>
             </w:r>
             <w:proofErr w:type="spellEnd"/>
-            <w:proofErr w:type="gramEnd"/>
           </w:p>
         </w:tc>
         <w:tc>
@@ -9939,7 +9658,6 @@
                 <w:sz w:val="22"/>
                 <w:szCs w:val="22"/>
               </w:rPr>
-              <w:lastRenderedPageBreak/>
               <w:t>CategoriaMiembros</w:t>
             </w:r>
             <w:proofErr w:type="spellEnd"/>
@@ -9977,7 +9695,6 @@
                 <w:sz w:val="22"/>
                 <w:szCs w:val="22"/>
               </w:rPr>
-              <w:lastRenderedPageBreak/>
               <w:t>Se ejecuta cuando una nueva persona (socio, entrenador o empleado) se incorpora al gimnasio.</w:t>
             </w:r>
           </w:p>
@@ -10006,7 +9723,6 @@
               <w:spacing w:after="0"/>
             </w:pPr>
             <w:proofErr w:type="spellStart"/>
-            <w:proofErr w:type="gramStart"/>
             <w:r>
               <w:rPr>
                 <w:rFonts w:ascii="Calibri" w:eastAsia="Calibri" w:hAnsi="Calibri" w:cs="Calibri"/>
@@ -10015,10 +9731,10 @@
                 <w:sz w:val="22"/>
                 <w:szCs w:val="22"/>
               </w:rPr>
+              <w:lastRenderedPageBreak/>
               <w:t>dbo.IngresarNuevaClase</w:t>
             </w:r>
             <w:proofErr w:type="spellEnd"/>
-            <w:proofErr w:type="gramEnd"/>
           </w:p>
         </w:tc>
         <w:tc>
@@ -10101,7 +9817,6 @@
               <w:spacing w:after="0"/>
             </w:pPr>
             <w:proofErr w:type="spellStart"/>
-            <w:proofErr w:type="gramStart"/>
             <w:r>
               <w:rPr>
                 <w:rFonts w:ascii="Calibri" w:eastAsia="Calibri" w:hAnsi="Calibri" w:cs="Calibri"/>
@@ -10113,7 +9828,6 @@
               <w:t>dbo.IngresarNuevaInscripcion</w:t>
             </w:r>
             <w:proofErr w:type="spellEnd"/>
-            <w:proofErr w:type="gramEnd"/>
           </w:p>
         </w:tc>
         <w:tc>
@@ -10196,7 +9910,6 @@
               <w:spacing w:after="0"/>
             </w:pPr>
             <w:proofErr w:type="spellStart"/>
-            <w:proofErr w:type="gramStart"/>
             <w:r>
               <w:rPr>
                 <w:rFonts w:ascii="Calibri" w:eastAsia="Calibri" w:hAnsi="Calibri" w:cs="Calibri"/>
@@ -10208,7 +9921,6 @@
               <w:t>dbo.IngresarNuevaUtileria</w:t>
             </w:r>
             <w:proofErr w:type="spellEnd"/>
-            <w:proofErr w:type="gramEnd"/>
           </w:p>
         </w:tc>
         <w:tc>
@@ -10291,7 +10003,6 @@
               <w:spacing w:after="0"/>
             </w:pPr>
             <w:proofErr w:type="spellStart"/>
-            <w:proofErr w:type="gramStart"/>
             <w:r>
               <w:rPr>
                 <w:rFonts w:ascii="Calibri" w:eastAsia="Calibri" w:hAnsi="Calibri" w:cs="Calibri"/>
@@ -10303,7 +10014,6 @@
               <w:t>dbo.IngresarNuevoMantenimiento</w:t>
             </w:r>
             <w:proofErr w:type="spellEnd"/>
-            <w:proofErr w:type="gramEnd"/>
           </w:p>
         </w:tc>
         <w:tc>
@@ -10386,7 +10096,6 @@
               <w:spacing w:after="0"/>
             </w:pPr>
             <w:proofErr w:type="spellStart"/>
-            <w:proofErr w:type="gramStart"/>
             <w:r>
               <w:rPr>
                 <w:rFonts w:ascii="Calibri" w:eastAsia="Calibri" w:hAnsi="Calibri" w:cs="Calibri"/>
@@ -10398,7 +10107,6 @@
               <w:t>dbo.IngresarNuevoPago</w:t>
             </w:r>
             <w:proofErr w:type="spellEnd"/>
-            <w:proofErr w:type="gramEnd"/>
           </w:p>
         </w:tc>
         <w:tc>
@@ -10481,7 +10189,6 @@
               <w:spacing w:after="0"/>
             </w:pPr>
             <w:proofErr w:type="spellStart"/>
-            <w:proofErr w:type="gramStart"/>
             <w:r>
               <w:rPr>
                 <w:rFonts w:ascii="Calibri" w:eastAsia="Calibri" w:hAnsi="Calibri" w:cs="Calibri"/>
@@ -10493,7 +10200,6 @@
               <w:t>dbo.ArchivarPagosDeMiembro</w:t>
             </w:r>
             <w:proofErr w:type="spellEnd"/>
-            <w:proofErr w:type="gramEnd"/>
           </w:p>
         </w:tc>
         <w:tc>
@@ -10590,20 +10296,6 @@
     </w:tbl>
     <w:p>
       <w:pPr>
-        <w:ind w:left="708"/>
-        <w:jc w:val="center"/>
-        <w:rPr>
-          <w:rFonts w:ascii="Arial" w:eastAsia="Arial" w:hAnsi="Arial" w:cs="Arial"/>
-          <w:b/>
-          <w:sz w:val="28"/>
-          <w:szCs w:val="28"/>
-        </w:rPr>
-      </w:pPr>
-    </w:p>
-    <w:p>
-      <w:pPr>
-        <w:ind w:left="708"/>
-        <w:jc w:val="center"/>
         <w:rPr>
           <w:rFonts w:ascii="Arial" w:eastAsia="Arial" w:hAnsi="Arial" w:cs="Arial"/>
           <w:b/>
@@ -10781,7 +10473,6 @@
               </w:rPr>
             </w:pPr>
             <w:proofErr w:type="spellStart"/>
-            <w:proofErr w:type="gramStart"/>
             <w:r>
               <w:rPr>
                 <w:rFonts w:ascii="Calibri" w:eastAsia="Calibri" w:hAnsi="Calibri" w:cs="Calibri"/>
@@ -10793,7 +10484,6 @@
               <w:t>dbo.ActualizarGimnasio</w:t>
             </w:r>
             <w:proofErr w:type="spellEnd"/>
-            <w:proofErr w:type="gramEnd"/>
           </w:p>
         </w:tc>
         <w:tc>
@@ -10901,7 +10591,6 @@
               </w:rPr>
             </w:pPr>
             <w:proofErr w:type="spellStart"/>
-            <w:proofErr w:type="gramStart"/>
             <w:r>
               <w:rPr>
                 <w:rFonts w:ascii="Calibri" w:eastAsia="Calibri" w:hAnsi="Calibri" w:cs="Calibri"/>
@@ -10913,7 +10602,6 @@
               <w:t>dbo.ActualizarMiembro</w:t>
             </w:r>
             <w:proofErr w:type="spellEnd"/>
-            <w:proofErr w:type="gramEnd"/>
           </w:p>
         </w:tc>
         <w:tc>
@@ -10940,7 +10628,7 @@
                 <w:sz w:val="22"/>
                 <w:szCs w:val="22"/>
               </w:rPr>
-              <w:t xml:space="preserve">Actualiza la información personal del miembro </w:t>
+              <w:t xml:space="preserve">Actualiza la información personal del miembro (Nombre, Teléfono, Email, etc.) en la tabla Miembros y, además, actualiza o inserta sus datos específicos de </w:t>
             </w:r>
             <w:r>
               <w:rPr>
@@ -10949,7 +10637,7 @@
                 <w:szCs w:val="22"/>
               </w:rPr>
               <w:lastRenderedPageBreak/>
-              <w:t xml:space="preserve">(Nombre, Teléfono, Email, etc.) en la tabla Miembros y, además, actualiza o inserta sus datos específicos de categoría (Membresía, Especialidad o Servicio) en </w:t>
+              <w:t xml:space="preserve">categoría (Membresía, Especialidad o Servicio) en </w:t>
             </w:r>
             <w:proofErr w:type="spellStart"/>
             <w:r>
@@ -10996,7 +10684,7 @@
                 <w:szCs w:val="22"/>
               </w:rPr>
               <w:lastRenderedPageBreak/>
-              <w:t xml:space="preserve">Se ejecuta cuando un miembro cambia su </w:t>
+              <w:t xml:space="preserve">Se ejecuta cuando un miembro cambia su información personal, o cuando sus detalles de membresía, especialidad o </w:t>
             </w:r>
             <w:r>
               <w:rPr>
@@ -11005,7 +10693,7 @@
                 <w:szCs w:val="22"/>
               </w:rPr>
               <w:lastRenderedPageBreak/>
-              <w:t>información personal, o cuando sus detalles de membresía, especialidad o servicio necesitan ser modificados.</w:t>
+              <w:t>servicio necesitan ser modificados.</w:t>
             </w:r>
           </w:p>
         </w:tc>
@@ -11040,7 +10728,6 @@
               </w:rPr>
             </w:pPr>
             <w:proofErr w:type="spellStart"/>
-            <w:proofErr w:type="gramStart"/>
             <w:r>
               <w:rPr>
                 <w:rFonts w:ascii="Calibri" w:eastAsia="Calibri" w:hAnsi="Calibri" w:cs="Calibri"/>
@@ -11053,7 +10740,6 @@
               <w:t>dbo.ActualizarClase</w:t>
             </w:r>
             <w:proofErr w:type="spellEnd"/>
-            <w:proofErr w:type="gramEnd"/>
           </w:p>
         </w:tc>
         <w:tc>
@@ -11143,7 +10829,6 @@
               </w:rPr>
             </w:pPr>
             <w:proofErr w:type="spellStart"/>
-            <w:proofErr w:type="gramStart"/>
             <w:r>
               <w:rPr>
                 <w:rFonts w:ascii="Calibri" w:eastAsia="Calibri" w:hAnsi="Calibri" w:cs="Calibri"/>
@@ -11155,7 +10840,6 @@
               <w:t>dbo.ActualizarInscripcion</w:t>
             </w:r>
             <w:proofErr w:type="spellEnd"/>
-            <w:proofErr w:type="gramEnd"/>
           </w:p>
         </w:tc>
         <w:tc>
@@ -11245,7 +10929,6 @@
               </w:rPr>
             </w:pPr>
             <w:proofErr w:type="spellStart"/>
-            <w:proofErr w:type="gramStart"/>
             <w:r>
               <w:rPr>
                 <w:rFonts w:ascii="Calibri" w:eastAsia="Calibri" w:hAnsi="Calibri" w:cs="Calibri"/>
@@ -11257,7 +10940,6 @@
               <w:t>dbo.ActualizarUtileria</w:t>
             </w:r>
             <w:proofErr w:type="spellEnd"/>
-            <w:proofErr w:type="gramEnd"/>
           </w:p>
         </w:tc>
         <w:tc>
@@ -11347,7 +11029,6 @@
               </w:rPr>
             </w:pPr>
             <w:proofErr w:type="spellStart"/>
-            <w:proofErr w:type="gramStart"/>
             <w:r>
               <w:rPr>
                 <w:rFonts w:ascii="Calibri" w:eastAsia="Calibri" w:hAnsi="Calibri" w:cs="Calibri"/>
@@ -11359,7 +11040,6 @@
               <w:t>dbo.ActualizarMantenimiento</w:t>
             </w:r>
             <w:proofErr w:type="spellEnd"/>
-            <w:proofErr w:type="gramEnd"/>
           </w:p>
         </w:tc>
         <w:tc>
@@ -11449,7 +11129,6 @@
               </w:rPr>
             </w:pPr>
             <w:proofErr w:type="spellStart"/>
-            <w:proofErr w:type="gramStart"/>
             <w:r>
               <w:rPr>
                 <w:rFonts w:ascii="Calibri" w:eastAsia="Calibri" w:hAnsi="Calibri" w:cs="Calibri"/>
@@ -11461,7 +11140,6 @@
               <w:t>dbo.ActualizarPago</w:t>
             </w:r>
             <w:proofErr w:type="spellEnd"/>
-            <w:proofErr w:type="gramEnd"/>
           </w:p>
         </w:tc>
         <w:tc>
@@ -11551,7 +11229,6 @@
               </w:rPr>
             </w:pPr>
             <w:proofErr w:type="spellStart"/>
-            <w:proofErr w:type="gramStart"/>
             <w:r>
               <w:rPr>
                 <w:rFonts w:ascii="Calibri" w:eastAsia="Calibri" w:hAnsi="Calibri" w:cs="Calibri"/>
@@ -11563,7 +11240,6 @@
               <w:t>dbo.ActualizarTodoGimnasio</w:t>
             </w:r>
             <w:proofErr w:type="spellEnd"/>
-            <w:proofErr w:type="gramEnd"/>
           </w:p>
         </w:tc>
         <w:tc>
@@ -11590,16 +11266,7 @@
                 <w:sz w:val="22"/>
                 <w:szCs w:val="22"/>
               </w:rPr>
-              <w:t xml:space="preserve">Este es un procedimiento maestro que llama secuencialmente a todos los procedimientos de actualización individuales (Gimnasio, Miembro, Clase, Inscripción, Utilería, Mantenimiento, Pago) dentro de una transacción para asegurar que todos los </w:t>
-            </w:r>
-            <w:r>
-              <w:rPr>
-                <w:rFonts w:ascii="Calibri" w:eastAsia="Calibri" w:hAnsi="Calibri" w:cs="Calibri"/>
-                <w:sz w:val="22"/>
-                <w:szCs w:val="22"/>
-              </w:rPr>
-              <w:lastRenderedPageBreak/>
-              <w:t>cambios se apliquen o se reviertan juntos en caso de error.</w:t>
+              <w:t>Este es un procedimiento maestro que llama secuencialmente a todos los procedimientos de actualización individuales (Gimnasio, Miembro, Clase, Inscripción, Utilería, Mantenimiento, Pago) dentro de una transacción para asegurar que todos los cambios se apliquen o se reviertan juntos en caso de error.</w:t>
             </w:r>
           </w:p>
         </w:tc>
@@ -11627,7 +11294,6 @@
                 <w:sz w:val="22"/>
                 <w:szCs w:val="22"/>
               </w:rPr>
-              <w:lastRenderedPageBreak/>
               <w:t>Se ejecuta cuando se necesitan realizar múltiples actualizaciones simultáneas a diferentes entidades en un solo proceso.</w:t>
             </w:r>
           </w:p>
@@ -11663,6 +11329,7 @@
           <w:sz w:val="28"/>
           <w:szCs w:val="28"/>
         </w:rPr>
+        <w:lastRenderedPageBreak/>
         <w:t xml:space="preserve">                 PROCEDIMIENTOS DE ELIMINACIÓN(DELETE)</w:t>
       </w:r>
     </w:p>
@@ -11805,7 +11472,6 @@
               <w:spacing w:after="0"/>
             </w:pPr>
             <w:proofErr w:type="spellStart"/>
-            <w:proofErr w:type="gramStart"/>
             <w:r>
               <w:rPr>
                 <w:rFonts w:ascii="Calibri" w:eastAsia="Calibri" w:hAnsi="Calibri" w:cs="Calibri"/>
@@ -11817,7 +11483,6 @@
               <w:t>dbo.EliminarGimnasio</w:t>
             </w:r>
             <w:proofErr w:type="spellEnd"/>
-            <w:proofErr w:type="gramEnd"/>
           </w:p>
         </w:tc>
         <w:tc>
@@ -11900,7 +11565,6 @@
               <w:spacing w:after="0"/>
             </w:pPr>
             <w:proofErr w:type="spellStart"/>
-            <w:proofErr w:type="gramStart"/>
             <w:r>
               <w:rPr>
                 <w:rFonts w:ascii="Calibri" w:eastAsia="Calibri" w:hAnsi="Calibri" w:cs="Calibri"/>
@@ -11909,18 +11573,7 @@
                 <w:sz w:val="22"/>
                 <w:szCs w:val="22"/>
               </w:rPr>
-              <w:t>dbo.EliminarMiembro</w:t>
-            </w:r>
-            <w:proofErr w:type="gramEnd"/>
-            <w:r>
-              <w:rPr>
-                <w:rFonts w:ascii="Calibri" w:eastAsia="Calibri" w:hAnsi="Calibri" w:cs="Calibri"/>
-                <w:b/>
-                <w:bCs/>
-                <w:sz w:val="22"/>
-                <w:szCs w:val="22"/>
-              </w:rPr>
-              <w:t>_ArchivandoPagos</w:t>
+              <w:t>dbo.EliminarMiembro_ArchivandoPagos</w:t>
             </w:r>
             <w:proofErr w:type="spellEnd"/>
           </w:p>
@@ -12005,7 +11658,6 @@
               <w:spacing w:after="0"/>
             </w:pPr>
             <w:proofErr w:type="spellStart"/>
-            <w:proofErr w:type="gramStart"/>
             <w:r>
               <w:rPr>
                 <w:rFonts w:ascii="Calibri" w:eastAsia="Calibri" w:hAnsi="Calibri" w:cs="Calibri"/>
@@ -12017,7 +11669,6 @@
               <w:t>dbo.EliminarClase</w:t>
             </w:r>
             <w:proofErr w:type="spellEnd"/>
-            <w:proofErr w:type="gramEnd"/>
           </w:p>
         </w:tc>
         <w:tc>
@@ -12100,7 +11751,6 @@
               <w:spacing w:after="0"/>
             </w:pPr>
             <w:proofErr w:type="spellStart"/>
-            <w:proofErr w:type="gramStart"/>
             <w:r>
               <w:rPr>
                 <w:rFonts w:ascii="Calibri" w:eastAsia="Calibri" w:hAnsi="Calibri" w:cs="Calibri"/>
@@ -12112,7 +11762,6 @@
               <w:t>dbo.EliminarUtileria</w:t>
             </w:r>
             <w:proofErr w:type="spellEnd"/>
-            <w:proofErr w:type="gramEnd"/>
           </w:p>
         </w:tc>
         <w:tc>
@@ -12266,7 +11915,6 @@
               <w:rPr>
                 <w:rFonts w:ascii="Arial" w:eastAsia="Arial" w:hAnsi="Arial" w:cs="Arial"/>
               </w:rPr>
-              <w:lastRenderedPageBreak/>
               <w:t>Roles</w:t>
             </w:r>
           </w:p>
@@ -12425,7 +12073,14 @@
               <w:rPr>
                 <w:rFonts w:ascii="Arial" w:eastAsia="Arial" w:hAnsi="Arial" w:cs="Arial"/>
               </w:rPr>
-              <w:t xml:space="preserve"> datos. Es el perfil que gestiona ingresos, pagos e inscripciones.</w:t>
+              <w:t xml:space="preserve"> datos. Es el </w:t>
+            </w:r>
+            <w:r>
+              <w:rPr>
+                <w:rFonts w:ascii="Arial" w:eastAsia="Arial" w:hAnsi="Arial" w:cs="Arial"/>
+              </w:rPr>
+              <w:lastRenderedPageBreak/>
+              <w:t>perfil que gestiona ingresos, pagos e inscripciones.</w:t>
             </w:r>
           </w:p>
         </w:tc>
@@ -12445,6 +12100,7 @@
               <w:rPr>
                 <w:rFonts w:ascii="Arial" w:eastAsia="Arial" w:hAnsi="Arial" w:cs="Arial"/>
               </w:rPr>
+              <w:lastRenderedPageBreak/>
               <w:t>Reportes/Auditoría</w:t>
             </w:r>
           </w:p>
@@ -12751,23 +12407,13 @@
           <w:rFonts w:ascii="Arial" w:eastAsia="Arial" w:hAnsi="Arial" w:cs="Arial"/>
         </w:rPr>
       </w:pPr>
-      <w:proofErr w:type="gramStart"/>
       <w:r>
         <w:rPr>
           <w:rFonts w:ascii="Arial" w:eastAsia="Arial" w:hAnsi="Arial" w:cs="Arial"/>
           <w:b/>
           <w:bCs/>
         </w:rPr>
-        <w:t>Problema a Resolver</w:t>
-      </w:r>
-      <w:proofErr w:type="gramEnd"/>
-      <w:r>
-        <w:rPr>
-          <w:rFonts w:ascii="Arial" w:eastAsia="Arial" w:hAnsi="Arial" w:cs="Arial"/>
-          <w:b/>
-          <w:bCs/>
-        </w:rPr>
-        <w:t>:</w:t>
+        <w:t>Problema a Resolver:</w:t>
       </w:r>
       <w:r>
         <w:rPr>
@@ -12884,14 +12530,7 @@
         <w:rPr>
           <w:rFonts w:ascii="Arial" w:eastAsia="Arial" w:hAnsi="Arial" w:cs="Arial"/>
         </w:rPr>
-        <w:t xml:space="preserve"> se ejecuten más rápido, ya que el motor puede escanear un índice más pequeño en lugar </w:t>
-      </w:r>
-      <w:r>
-        <w:rPr>
-          <w:rFonts w:ascii="Arial" w:eastAsia="Arial" w:hAnsi="Arial" w:cs="Arial"/>
-        </w:rPr>
-        <w:lastRenderedPageBreak/>
-        <w:t>de toda la tabla. La cláusula INCLUDE (</w:t>
+        <w:t xml:space="preserve"> se ejecuten más rápido, ya que el motor puede escanear un índice más pequeño en lugar de toda la tabla. La cláusula INCLUDE (</w:t>
       </w:r>
       <w:proofErr w:type="spellStart"/>
       <w:r>
@@ -12929,19 +12568,11 @@
           <w:rFonts w:ascii="Arial" w:eastAsia="Arial" w:hAnsi="Arial" w:cs="Arial"/>
         </w:rPr>
       </w:pPr>
-      <w:proofErr w:type="gramStart"/>
-      <w:r>
-        <w:rPr>
-          <w:rFonts w:ascii="Arial" w:eastAsia="Arial" w:hAnsi="Arial" w:cs="Arial"/>
-        </w:rPr>
-        <w:t>4.2  Optimización</w:t>
-      </w:r>
-      <w:proofErr w:type="gramEnd"/>
-      <w:r>
-        <w:rPr>
-          <w:rFonts w:ascii="Arial" w:eastAsia="Arial" w:hAnsi="Arial" w:cs="Arial"/>
-        </w:rPr>
-        <w:t xml:space="preserve"> para la Consulta de Pagos</w:t>
+      <w:r>
+        <w:rPr>
+          <w:rFonts w:ascii="Arial" w:eastAsia="Arial" w:hAnsi="Arial" w:cs="Arial"/>
+        </w:rPr>
+        <w:t>4.2  Optimización para la Consulta de Pagos</w:t>
       </w:r>
       <w:r>
         <w:tab/>
@@ -12957,23 +12588,14 @@
           <w:rFonts w:ascii="Arial" w:eastAsia="Arial" w:hAnsi="Arial" w:cs="Arial"/>
         </w:rPr>
       </w:pPr>
-      <w:proofErr w:type="gramStart"/>
       <w:r>
         <w:rPr>
           <w:rFonts w:ascii="Arial" w:eastAsia="Arial" w:hAnsi="Arial" w:cs="Arial"/>
           <w:b/>
           <w:bCs/>
         </w:rPr>
-        <w:t>Problema a Resolver</w:t>
-      </w:r>
-      <w:proofErr w:type="gramEnd"/>
-      <w:r>
-        <w:rPr>
-          <w:rFonts w:ascii="Arial" w:eastAsia="Arial" w:hAnsi="Arial" w:cs="Arial"/>
-          <w:b/>
-          <w:bCs/>
-        </w:rPr>
-        <w:t>:</w:t>
+        <w:lastRenderedPageBreak/>
+        <w:t>Problema a Resolver:</w:t>
       </w:r>
       <w:r>
         <w:rPr>
@@ -13109,6 +12731,18 @@
         </w:rPr>
         <w:t xml:space="preserve">Vistas </w:t>
       </w:r>
+      <w:r>
+        <w:rPr>
+          <w:rFonts w:ascii="Arial" w:eastAsia="Arial" w:hAnsi="Arial" w:cs="Arial"/>
+        </w:rPr>
+        <w:t xml:space="preserve">generales y Vistas </w:t>
+      </w:r>
+      <w:r>
+        <w:rPr>
+          <w:rFonts w:ascii="Arial" w:eastAsia="Arial" w:hAnsi="Arial" w:cs="Arial"/>
+        </w:rPr>
+        <w:t>con Funciones Ventana.</w:t>
+      </w:r>
     </w:p>
     <w:tbl>
       <w:tblPr>
@@ -13117,8 +12751,8 @@
       </w:tblPr>
       <w:tblGrid>
         <w:gridCol w:w="3329"/>
-        <w:gridCol w:w="3637"/>
-        <w:gridCol w:w="2378"/>
+        <w:gridCol w:w="3326"/>
+        <w:gridCol w:w="2689"/>
       </w:tblGrid>
       <w:tr>
         <w:trPr>
@@ -13126,7 +12760,7 @@
         </w:trPr>
         <w:tc>
           <w:tcPr>
-            <w:tcW w:w="1615" w:type="dxa"/>
+            <w:tcW w:w="0" w:type="auto"/>
             <w:tcBorders>
               <w:top w:val="single" w:sz="6" w:space="0" w:color="auto"/>
               <w:left w:val="single" w:sz="6" w:space="0" w:color="auto"/>
@@ -13158,7 +12792,7 @@
         </w:tc>
         <w:tc>
           <w:tcPr>
-            <w:tcW w:w="4476" w:type="dxa"/>
+            <w:tcW w:w="0" w:type="auto"/>
             <w:tcBorders>
               <w:top w:val="single" w:sz="6" w:space="0" w:color="auto"/>
               <w:left w:val="single" w:sz="6" w:space="0" w:color="auto"/>
@@ -13190,7 +12824,7 @@
         </w:tc>
         <w:tc>
           <w:tcPr>
-            <w:tcW w:w="2701" w:type="dxa"/>
+            <w:tcW w:w="0" w:type="auto"/>
             <w:tcBorders>
               <w:top w:val="single" w:sz="6" w:space="0" w:color="auto"/>
               <w:left w:val="single" w:sz="6" w:space="0" w:color="auto"/>
@@ -13227,7 +12861,7 @@
         </w:trPr>
         <w:tc>
           <w:tcPr>
-            <w:tcW w:w="1615" w:type="dxa"/>
+            <w:tcW w:w="0" w:type="auto"/>
             <w:tcBorders>
               <w:top w:val="single" w:sz="6" w:space="0" w:color="auto"/>
               <w:left w:val="single" w:sz="6" w:space="0" w:color="auto"/>
@@ -13261,7 +12895,7 @@
         </w:tc>
         <w:tc>
           <w:tcPr>
-            <w:tcW w:w="4476" w:type="dxa"/>
+            <w:tcW w:w="0" w:type="auto"/>
             <w:tcBorders>
               <w:top w:val="single" w:sz="6" w:space="0" w:color="auto"/>
               <w:left w:val="single" w:sz="6" w:space="0" w:color="auto"/>
@@ -13347,7 +12981,7 @@
         </w:tc>
         <w:tc>
           <w:tcPr>
-            <w:tcW w:w="2701" w:type="dxa"/>
+            <w:tcW w:w="0" w:type="auto"/>
             <w:tcBorders>
               <w:top w:val="single" w:sz="6" w:space="0" w:color="auto"/>
               <w:left w:val="single" w:sz="6" w:space="0" w:color="auto"/>
@@ -13387,7 +13021,7 @@
         </w:trPr>
         <w:tc>
           <w:tcPr>
-            <w:tcW w:w="1615" w:type="dxa"/>
+            <w:tcW w:w="0" w:type="auto"/>
             <w:tcBorders>
               <w:top w:val="single" w:sz="6" w:space="0" w:color="auto"/>
               <w:left w:val="single" w:sz="6" w:space="0" w:color="auto"/>
@@ -13421,7 +13055,7 @@
         </w:tc>
         <w:tc>
           <w:tcPr>
-            <w:tcW w:w="4476" w:type="dxa"/>
+            <w:tcW w:w="0" w:type="auto"/>
             <w:tcBorders>
               <w:top w:val="single" w:sz="6" w:space="0" w:color="auto"/>
               <w:left w:val="single" w:sz="6" w:space="0" w:color="auto"/>
@@ -13470,7 +13104,7 @@
         </w:tc>
         <w:tc>
           <w:tcPr>
-            <w:tcW w:w="2701" w:type="dxa"/>
+            <w:tcW w:w="0" w:type="auto"/>
             <w:tcBorders>
               <w:top w:val="single" w:sz="6" w:space="0" w:color="auto"/>
               <w:left w:val="single" w:sz="6" w:space="0" w:color="auto"/>
@@ -13495,6 +13129,42 @@
               </w:rPr>
               <w:t>Auditoría del área de mantenimiento y control de calidad de los equipos.</w:t>
             </w:r>
+            <w:r>
+              <w:rPr>
+                <w:color w:val="1F1F1F"/>
+              </w:rPr>
+              <w:t xml:space="preserve"> Indicando l</w:t>
+            </w:r>
+            <w:r>
+              <w:rPr>
+                <w:color w:val="1F1F1F"/>
+              </w:rPr>
+              <w:t>a</w:t>
+            </w:r>
+            <w:r>
+              <w:rPr>
+                <w:color w:val="1F1F1F"/>
+              </w:rPr>
+              <w:t>s</w:t>
+            </w:r>
+            <w:r>
+              <w:rPr>
+                <w:color w:val="1F1F1F"/>
+              </w:rPr>
+              <w:t xml:space="preserve"> utilerías</w:t>
+            </w:r>
+            <w:r>
+              <w:rPr>
+                <w:color w:val="1F1F1F"/>
+              </w:rPr>
+              <w:t xml:space="preserve"> que poseen un </w:t>
+            </w:r>
+            <w:r>
+              <w:rPr>
+                <w:color w:val="1F1F1F"/>
+              </w:rPr>
+              <w:t>mantenimiento mas próximo.</w:t>
+            </w:r>
           </w:p>
         </w:tc>
       </w:tr>
@@ -13504,7 +13174,7 @@
         </w:trPr>
         <w:tc>
           <w:tcPr>
-            <w:tcW w:w="1615" w:type="dxa"/>
+            <w:tcW w:w="0" w:type="auto"/>
             <w:tcBorders>
               <w:top w:val="single" w:sz="6" w:space="0" w:color="auto"/>
               <w:left w:val="single" w:sz="6" w:space="0" w:color="auto"/>
@@ -13538,7 +13208,7 @@
         </w:tc>
         <w:tc>
           <w:tcPr>
-            <w:tcW w:w="4476" w:type="dxa"/>
+            <w:tcW w:w="0" w:type="auto"/>
             <w:tcBorders>
               <w:top w:val="single" w:sz="6" w:space="0" w:color="auto"/>
               <w:left w:val="single" w:sz="6" w:space="0" w:color="auto"/>
@@ -13567,7 +13237,7 @@
         </w:tc>
         <w:tc>
           <w:tcPr>
-            <w:tcW w:w="2701" w:type="dxa"/>
+            <w:tcW w:w="0" w:type="auto"/>
             <w:tcBorders>
               <w:top w:val="single" w:sz="6" w:space="0" w:color="auto"/>
               <w:left w:val="single" w:sz="6" w:space="0" w:color="auto"/>
@@ -13601,7 +13271,7 @@
         </w:trPr>
         <w:tc>
           <w:tcPr>
-            <w:tcW w:w="1615" w:type="dxa"/>
+            <w:tcW w:w="0" w:type="auto"/>
             <w:tcBorders>
               <w:top w:val="single" w:sz="6" w:space="0" w:color="auto"/>
               <w:left w:val="single" w:sz="6" w:space="0" w:color="auto"/>
@@ -13635,7 +13305,7 @@
         </w:tc>
         <w:tc>
           <w:tcPr>
-            <w:tcW w:w="4476" w:type="dxa"/>
+            <w:tcW w:w="0" w:type="auto"/>
             <w:tcBorders>
               <w:top w:val="single" w:sz="6" w:space="0" w:color="auto"/>
               <w:left w:val="single" w:sz="6" w:space="0" w:color="auto"/>
@@ -13658,70 +13328,55 @@
               <w:rPr>
                 <w:color w:val="1F1F1F"/>
               </w:rPr>
-              <w:t xml:space="preserve">Muestra el catálogo completo de clases, incluyendo horario y cupo máximo, organizado por sucursal de </w:t>
+              <w:t>Muestra el catálogo completo de clases, incluyendo horario y cupo máximo, organizado por sucursal de gimnasio.</w:t>
             </w:r>
             <w:r>
               <w:rPr>
                 <w:color w:val="1F1F1F"/>
               </w:rPr>
-              <w:lastRenderedPageBreak/>
-              <w:t>gimnasio.</w:t>
+              <w:t xml:space="preserve"> Y mostrando</w:t>
             </w:r>
             <w:r>
               <w:rPr>
                 <w:color w:val="1F1F1F"/>
               </w:rPr>
-              <w:t xml:space="preserve"> Y mostrando</w:t>
+              <w:t xml:space="preserve"> el Ranking de</w:t>
             </w:r>
             <w:r>
               <w:rPr>
                 <w:color w:val="1F1F1F"/>
               </w:rPr>
-              <w:t xml:space="preserve"> </w:t>
-            </w:r>
-            <w:proofErr w:type="spellStart"/>
+              <w:t xml:space="preserve"> las clases</w:t>
+            </w:r>
             <w:r>
               <w:rPr>
                 <w:color w:val="1F1F1F"/>
               </w:rPr>
-              <w:t>el</w:t>
-            </w:r>
-            <w:proofErr w:type="spellEnd"/>
+              <w:t xml:space="preserve"> con más Miembros</w:t>
+            </w:r>
             <w:r>
               <w:rPr>
                 <w:color w:val="1F1F1F"/>
               </w:rPr>
-              <w:t xml:space="preserve"> Ranking de</w:t>
+              <w:t xml:space="preserve"> registrados</w:t>
             </w:r>
             <w:r>
               <w:rPr>
                 <w:color w:val="1F1F1F"/>
               </w:rPr>
-              <w:t xml:space="preserve"> las clases</w:t>
+              <w:t xml:space="preserve"> por clase</w:t>
             </w:r>
             <w:r>
               <w:rPr>
                 <w:color w:val="1F1F1F"/>
               </w:rPr>
-              <w:t xml:space="preserve"> con más Miembros</w:t>
-            </w:r>
-            <w:r>
-              <w:rPr>
-                <w:color w:val="1F1F1F"/>
-              </w:rPr>
-              <w:t xml:space="preserve"> registrados</w:t>
-            </w:r>
-            <w:r>
-              <w:rPr>
-                <w:color w:val="1F1F1F"/>
-              </w:rPr>
               <w:t>.</w:t>
             </w:r>
           </w:p>
         </w:tc>
         <w:tc>
           <w:tcPr>
-            <w:tcW w:w="2701" w:type="dxa"/>
+            <w:tcW w:w="0" w:type="auto"/>
             <w:tcBorders>
               <w:top w:val="single" w:sz="6" w:space="0" w:color="auto"/>
               <w:left w:val="single" w:sz="6" w:space="0" w:color="auto"/>
@@ -13744,21 +13399,13 @@
               <w:rPr>
                 <w:color w:val="1F1F1F"/>
               </w:rPr>
-              <w:lastRenderedPageBreak/>
               <w:t xml:space="preserve">Generación de horarios públicos y control de cupo </w:t>
             </w:r>
             <w:r>
               <w:rPr>
                 <w:color w:val="1F1F1F"/>
               </w:rPr>
-              <w:t xml:space="preserve">y </w:t>
-            </w:r>
-            <w:r>
-              <w:rPr>
-                <w:color w:val="1F1F1F"/>
-              </w:rPr>
-              <w:lastRenderedPageBreak/>
-              <w:t>preferencia de clase por</w:t>
+              <w:t>y preferencia de clase por</w:t>
             </w:r>
             <w:r>
               <w:rPr>
@@ -13804,6 +13451,7 @@
         <w:rPr>
           <w:rFonts w:ascii="Arial" w:eastAsia="Arial" w:hAnsi="Arial" w:cs="Arial"/>
         </w:rPr>
+        <w:lastRenderedPageBreak/>
         <w:t xml:space="preserve">Funciones y </w:t>
       </w:r>
       <w:proofErr w:type="spellStart"/>
@@ -13827,9 +13475,9 @@
         <w:tblLook w:val="06A0" w:firstRow="1" w:lastRow="0" w:firstColumn="1" w:lastColumn="0" w:noHBand="1" w:noVBand="1"/>
       </w:tblPr>
       <w:tblGrid>
-        <w:gridCol w:w="3110"/>
-        <w:gridCol w:w="3178"/>
-        <w:gridCol w:w="3056"/>
+        <w:gridCol w:w="3197"/>
+        <w:gridCol w:w="2816"/>
+        <w:gridCol w:w="3331"/>
       </w:tblGrid>
       <w:tr>
         <w:trPr>
@@ -13837,7 +13485,7 @@
         </w:trPr>
         <w:tc>
           <w:tcPr>
-            <w:tcW w:w="1736" w:type="dxa"/>
+            <w:tcW w:w="0" w:type="auto"/>
             <w:tcBorders>
               <w:top w:val="single" w:sz="6" w:space="0" w:color="auto"/>
               <w:left w:val="single" w:sz="6" w:space="0" w:color="auto"/>
@@ -13869,7 +13517,7 @@
         </w:tc>
         <w:tc>
           <w:tcPr>
-            <w:tcW w:w="4198" w:type="dxa"/>
+            <w:tcW w:w="0" w:type="auto"/>
             <w:tcBorders>
               <w:top w:val="single" w:sz="6" w:space="0" w:color="auto"/>
               <w:left w:val="single" w:sz="6" w:space="0" w:color="auto"/>
@@ -13901,7 +13549,7 @@
         </w:tc>
         <w:tc>
           <w:tcPr>
-            <w:tcW w:w="3426" w:type="dxa"/>
+            <w:tcW w:w="0" w:type="auto"/>
             <w:tcBorders>
               <w:top w:val="single" w:sz="6" w:space="0" w:color="auto"/>
               <w:left w:val="single" w:sz="6" w:space="0" w:color="auto"/>
@@ -13938,7 +13586,7 @@
         </w:trPr>
         <w:tc>
           <w:tcPr>
-            <w:tcW w:w="1736" w:type="dxa"/>
+            <w:tcW w:w="0" w:type="auto"/>
             <w:tcBorders>
               <w:top w:val="single" w:sz="6" w:space="0" w:color="auto"/>
               <w:left w:val="single" w:sz="6" w:space="0" w:color="auto"/>
@@ -13958,7 +13606,6 @@
               <w:spacing w:after="0"/>
             </w:pPr>
             <w:proofErr w:type="spellStart"/>
-            <w:proofErr w:type="gramStart"/>
             <w:r>
               <w:rPr>
                 <w:rFonts w:ascii="Consolas" w:eastAsia="Consolas" w:hAnsi="Consolas" w:cs="Consolas"/>
@@ -13969,7 +13616,6 @@
               <w:t>dbo.ObtenerTipoMiembro</w:t>
             </w:r>
             <w:proofErr w:type="spellEnd"/>
-            <w:proofErr w:type="gramEnd"/>
             <w:r>
               <w:rPr>
                 <w:color w:val="1F1F1F"/>
@@ -13980,7 +13626,7 @@
         </w:tc>
         <w:tc>
           <w:tcPr>
-            <w:tcW w:w="4198" w:type="dxa"/>
+            <w:tcW w:w="0" w:type="auto"/>
             <w:tcBorders>
               <w:top w:val="single" w:sz="6" w:space="0" w:color="auto"/>
               <w:left w:val="single" w:sz="6" w:space="0" w:color="auto"/>
@@ -14066,7 +13712,7 @@
         </w:tc>
         <w:tc>
           <w:tcPr>
-            <w:tcW w:w="3426" w:type="dxa"/>
+            <w:tcW w:w="0" w:type="auto"/>
             <w:tcBorders>
               <w:top w:val="single" w:sz="6" w:space="0" w:color="auto"/>
               <w:left w:val="single" w:sz="6" w:space="0" w:color="auto"/>
@@ -14115,7 +13761,7 @@
         </w:trPr>
         <w:tc>
           <w:tcPr>
-            <w:tcW w:w="1736" w:type="dxa"/>
+            <w:tcW w:w="0" w:type="auto"/>
             <w:tcBorders>
               <w:top w:val="single" w:sz="6" w:space="0" w:color="auto"/>
               <w:left w:val="single" w:sz="6" w:space="0" w:color="auto"/>
@@ -14135,7 +13781,6 @@
               <w:spacing w:after="0"/>
             </w:pPr>
             <w:proofErr w:type="spellStart"/>
-            <w:proofErr w:type="gramStart"/>
             <w:r>
               <w:rPr>
                 <w:rFonts w:ascii="Consolas" w:eastAsia="Consolas" w:hAnsi="Consolas" w:cs="Consolas"/>
@@ -14146,7 +13791,6 @@
               <w:t>dbo.ObtenerDetalleMiembro</w:t>
             </w:r>
             <w:proofErr w:type="spellEnd"/>
-            <w:proofErr w:type="gramEnd"/>
             <w:r>
               <w:rPr>
                 <w:color w:val="1F1F1F"/>
@@ -14157,7 +13801,7 @@
         </w:tc>
         <w:tc>
           <w:tcPr>
-            <w:tcW w:w="4198" w:type="dxa"/>
+            <w:tcW w:w="0" w:type="auto"/>
             <w:tcBorders>
               <w:top w:val="single" w:sz="6" w:space="0" w:color="auto"/>
               <w:left w:val="single" w:sz="6" w:space="0" w:color="auto"/>
@@ -14186,7 +13830,7 @@
         </w:tc>
         <w:tc>
           <w:tcPr>
-            <w:tcW w:w="3426" w:type="dxa"/>
+            <w:tcW w:w="0" w:type="auto"/>
             <w:tcBorders>
               <w:top w:val="single" w:sz="6" w:space="0" w:color="auto"/>
               <w:left w:val="single" w:sz="6" w:space="0" w:color="auto"/>
@@ -14220,7 +13864,7 @@
         </w:trPr>
         <w:tc>
           <w:tcPr>
-            <w:tcW w:w="1736" w:type="dxa"/>
+            <w:tcW w:w="0" w:type="auto"/>
             <w:tcBorders>
               <w:top w:val="single" w:sz="6" w:space="0" w:color="auto"/>
               <w:left w:val="single" w:sz="6" w:space="0" w:color="auto"/>
@@ -14240,7 +13884,6 @@
               <w:spacing w:after="0"/>
             </w:pPr>
             <w:proofErr w:type="spellStart"/>
-            <w:proofErr w:type="gramStart"/>
             <w:r>
               <w:rPr>
                 <w:rFonts w:ascii="Consolas" w:eastAsia="Consolas" w:hAnsi="Consolas" w:cs="Consolas"/>
@@ -14251,7 +13894,6 @@
               <w:t>dbo.ObtenerInscripcion</w:t>
             </w:r>
             <w:proofErr w:type="spellEnd"/>
-            <w:proofErr w:type="gramEnd"/>
             <w:r>
               <w:rPr>
                 <w:color w:val="1F1F1F"/>
@@ -14262,7 +13904,7 @@
         </w:tc>
         <w:tc>
           <w:tcPr>
-            <w:tcW w:w="4198" w:type="dxa"/>
+            <w:tcW w:w="0" w:type="auto"/>
             <w:tcBorders>
               <w:top w:val="single" w:sz="6" w:space="0" w:color="auto"/>
               <w:left w:val="single" w:sz="6" w:space="0" w:color="auto"/>
@@ -14305,7 +13947,7 @@
         </w:tc>
         <w:tc>
           <w:tcPr>
-            <w:tcW w:w="3426" w:type="dxa"/>
+            <w:tcW w:w="0" w:type="auto"/>
             <w:tcBorders>
               <w:top w:val="single" w:sz="6" w:space="0" w:color="auto"/>
               <w:left w:val="single" w:sz="6" w:space="0" w:color="auto"/>
@@ -14357,7 +13999,7 @@
         </w:trPr>
         <w:tc>
           <w:tcPr>
-            <w:tcW w:w="2013" w:type="dxa"/>
+            <w:tcW w:w="0" w:type="auto"/>
             <w:tcBorders>
               <w:top w:val="single" w:sz="6" w:space="0" w:color="auto"/>
               <w:left w:val="single" w:sz="6" w:space="0" w:color="auto"/>
@@ -14389,7 +14031,7 @@
         </w:tc>
         <w:tc>
           <w:tcPr>
-            <w:tcW w:w="4894" w:type="dxa"/>
+            <w:tcW w:w="0" w:type="auto"/>
             <w:tcBorders>
               <w:top w:val="single" w:sz="6" w:space="0" w:color="auto"/>
               <w:left w:val="single" w:sz="6" w:space="0" w:color="auto"/>
@@ -14421,7 +14063,7 @@
         </w:tc>
         <w:tc>
           <w:tcPr>
-            <w:tcW w:w="2453" w:type="dxa"/>
+            <w:tcW w:w="0" w:type="auto"/>
             <w:tcBorders>
               <w:top w:val="single" w:sz="6" w:space="0" w:color="auto"/>
               <w:left w:val="single" w:sz="6" w:space="0" w:color="auto"/>
@@ -14458,7 +14100,7 @@
         </w:trPr>
         <w:tc>
           <w:tcPr>
-            <w:tcW w:w="2013" w:type="dxa"/>
+            <w:tcW w:w="0" w:type="auto"/>
             <w:tcBorders>
               <w:top w:val="single" w:sz="6" w:space="0" w:color="auto"/>
               <w:left w:val="single" w:sz="6" w:space="0" w:color="auto"/>
@@ -14490,7 +14132,7 @@
         </w:tc>
         <w:tc>
           <w:tcPr>
-            <w:tcW w:w="4894" w:type="dxa"/>
+            <w:tcW w:w="0" w:type="auto"/>
             <w:tcBorders>
               <w:top w:val="single" w:sz="6" w:space="0" w:color="auto"/>
               <w:left w:val="single" w:sz="6" w:space="0" w:color="auto"/>
@@ -14591,7 +14233,7 @@
         </w:tc>
         <w:tc>
           <w:tcPr>
-            <w:tcW w:w="2453" w:type="dxa"/>
+            <w:tcW w:w="0" w:type="auto"/>
             <w:tcBorders>
               <w:top w:val="single" w:sz="6" w:space="0" w:color="auto"/>
               <w:left w:val="single" w:sz="6" w:space="0" w:color="auto"/>
@@ -14625,7 +14267,7 @@
         </w:trPr>
         <w:tc>
           <w:tcPr>
-            <w:tcW w:w="2013" w:type="dxa"/>
+            <w:tcW w:w="0" w:type="auto"/>
             <w:tcBorders>
               <w:top w:val="single" w:sz="6" w:space="0" w:color="auto"/>
               <w:left w:val="single" w:sz="6" w:space="0" w:color="auto"/>
@@ -14657,7 +14299,7 @@
         </w:tc>
         <w:tc>
           <w:tcPr>
-            <w:tcW w:w="4894" w:type="dxa"/>
+            <w:tcW w:w="0" w:type="auto"/>
             <w:tcBorders>
               <w:top w:val="single" w:sz="6" w:space="0" w:color="auto"/>
               <w:left w:val="single" w:sz="6" w:space="0" w:color="auto"/>
@@ -14743,7 +14385,7 @@
         </w:tc>
         <w:tc>
           <w:tcPr>
-            <w:tcW w:w="2453" w:type="dxa"/>
+            <w:tcW w:w="0" w:type="auto"/>
             <w:tcBorders>
               <w:top w:val="single" w:sz="6" w:space="0" w:color="auto"/>
               <w:left w:val="single" w:sz="6" w:space="0" w:color="auto"/>
@@ -14766,14 +14408,7 @@
               <w:rPr>
                 <w:color w:val="1F1F1F"/>
               </w:rPr>
-              <w:t xml:space="preserve">Cada vez que un miembro es dado de alta, </w:t>
-            </w:r>
-            <w:r>
-              <w:rPr>
-                <w:color w:val="1F1F1F"/>
-              </w:rPr>
-              <w:lastRenderedPageBreak/>
-              <w:t>modificado o dado de baja.</w:t>
+              <w:t>Cada vez que un miembro es dado de alta, modificado o dado de baja.</w:t>
             </w:r>
           </w:p>
         </w:tc>
@@ -14784,7 +14419,7 @@
         </w:trPr>
         <w:tc>
           <w:tcPr>
-            <w:tcW w:w="2013" w:type="dxa"/>
+            <w:tcW w:w="0" w:type="auto"/>
             <w:tcBorders>
               <w:top w:val="single" w:sz="6" w:space="0" w:color="auto"/>
               <w:left w:val="single" w:sz="6" w:space="0" w:color="auto"/>
@@ -14810,14 +14445,13 @@
                 <w:bCs/>
                 <w:color w:val="444746"/>
               </w:rPr>
-              <w:lastRenderedPageBreak/>
               <w:t>T_BITACORA_CATEGORIAMIEMBROS</w:t>
             </w:r>
           </w:p>
         </w:tc>
         <w:tc>
           <w:tcPr>
-            <w:tcW w:w="4894" w:type="dxa"/>
+            <w:tcW w:w="0" w:type="auto"/>
             <w:tcBorders>
               <w:top w:val="single" w:sz="6" w:space="0" w:color="auto"/>
               <w:left w:val="single" w:sz="6" w:space="0" w:color="auto"/>
@@ -14903,7 +14537,7 @@
         </w:tc>
         <w:tc>
           <w:tcPr>
-            <w:tcW w:w="2453" w:type="dxa"/>
+            <w:tcW w:w="0" w:type="auto"/>
             <w:tcBorders>
               <w:top w:val="single" w:sz="6" w:space="0" w:color="auto"/>
               <w:left w:val="single" w:sz="6" w:space="0" w:color="auto"/>
@@ -14926,7 +14560,14 @@
               <w:rPr>
                 <w:color w:val="1F1F1F"/>
               </w:rPr>
-              <w:t>Al asignar o cambiar la membresía, especialidad o servicio de un miembro.</w:t>
+              <w:t xml:space="preserve">Al asignar o cambiar la membresía, especialidad o </w:t>
+            </w:r>
+            <w:r>
+              <w:rPr>
+                <w:color w:val="1F1F1F"/>
+              </w:rPr>
+              <w:lastRenderedPageBreak/>
+              <w:t>servicio de un miembro.</w:t>
             </w:r>
           </w:p>
         </w:tc>
@@ -14937,7 +14578,7 @@
         </w:trPr>
         <w:tc>
           <w:tcPr>
-            <w:tcW w:w="2013" w:type="dxa"/>
+            <w:tcW w:w="0" w:type="auto"/>
             <w:tcBorders>
               <w:top w:val="single" w:sz="6" w:space="0" w:color="auto"/>
               <w:left w:val="single" w:sz="6" w:space="0" w:color="auto"/>
@@ -14963,13 +14604,14 @@
                 <w:bCs/>
                 <w:color w:val="444746"/>
               </w:rPr>
+              <w:lastRenderedPageBreak/>
               <w:t>T_BITACORA_CLASES</w:t>
             </w:r>
           </w:p>
         </w:tc>
         <w:tc>
           <w:tcPr>
-            <w:tcW w:w="4894" w:type="dxa"/>
+            <w:tcW w:w="0" w:type="auto"/>
             <w:tcBorders>
               <w:top w:val="single" w:sz="6" w:space="0" w:color="auto"/>
               <w:left w:val="single" w:sz="6" w:space="0" w:color="auto"/>
@@ -15055,7 +14697,7 @@
         </w:tc>
         <w:tc>
           <w:tcPr>
-            <w:tcW w:w="2453" w:type="dxa"/>
+            <w:tcW w:w="0" w:type="auto"/>
             <w:tcBorders>
               <w:top w:val="single" w:sz="6" w:space="0" w:color="auto"/>
               <w:left w:val="single" w:sz="6" w:space="0" w:color="auto"/>
@@ -15089,7 +14731,7 @@
         </w:trPr>
         <w:tc>
           <w:tcPr>
-            <w:tcW w:w="2013" w:type="dxa"/>
+            <w:tcW w:w="0" w:type="auto"/>
             <w:tcBorders>
               <w:top w:val="single" w:sz="6" w:space="0" w:color="auto"/>
               <w:left w:val="single" w:sz="6" w:space="0" w:color="auto"/>
@@ -15121,7 +14763,7 @@
         </w:tc>
         <w:tc>
           <w:tcPr>
-            <w:tcW w:w="4894" w:type="dxa"/>
+            <w:tcW w:w="0" w:type="auto"/>
             <w:tcBorders>
               <w:top w:val="single" w:sz="6" w:space="0" w:color="auto"/>
               <w:left w:val="single" w:sz="6" w:space="0" w:color="auto"/>
@@ -15207,7 +14849,7 @@
         </w:tc>
         <w:tc>
           <w:tcPr>
-            <w:tcW w:w="2453" w:type="dxa"/>
+            <w:tcW w:w="0" w:type="auto"/>
             <w:tcBorders>
               <w:top w:val="single" w:sz="6" w:space="0" w:color="auto"/>
               <w:left w:val="single" w:sz="6" w:space="0" w:color="auto"/>
@@ -15241,7 +14883,7 @@
         </w:trPr>
         <w:tc>
           <w:tcPr>
-            <w:tcW w:w="2013" w:type="dxa"/>
+            <w:tcW w:w="0" w:type="auto"/>
             <w:tcBorders>
               <w:top w:val="single" w:sz="6" w:space="0" w:color="auto"/>
               <w:left w:val="single" w:sz="6" w:space="0" w:color="auto"/>
@@ -15273,7 +14915,7 @@
         </w:tc>
         <w:tc>
           <w:tcPr>
-            <w:tcW w:w="4894" w:type="dxa"/>
+            <w:tcW w:w="0" w:type="auto"/>
             <w:tcBorders>
               <w:top w:val="single" w:sz="6" w:space="0" w:color="auto"/>
               <w:left w:val="single" w:sz="6" w:space="0" w:color="auto"/>
@@ -15359,7 +15001,7 @@
         </w:tc>
         <w:tc>
           <w:tcPr>
-            <w:tcW w:w="2453" w:type="dxa"/>
+            <w:tcW w:w="0" w:type="auto"/>
             <w:tcBorders>
               <w:top w:val="single" w:sz="6" w:space="0" w:color="auto"/>
               <w:left w:val="single" w:sz="6" w:space="0" w:color="auto"/>
@@ -15393,7 +15035,7 @@
         </w:trPr>
         <w:tc>
           <w:tcPr>
-            <w:tcW w:w="2013" w:type="dxa"/>
+            <w:tcW w:w="0" w:type="auto"/>
             <w:tcBorders>
               <w:top w:val="single" w:sz="6" w:space="0" w:color="auto"/>
               <w:left w:val="single" w:sz="6" w:space="0" w:color="auto"/>
@@ -15425,7 +15067,7 @@
         </w:tc>
         <w:tc>
           <w:tcPr>
-            <w:tcW w:w="4894" w:type="dxa"/>
+            <w:tcW w:w="0" w:type="auto"/>
             <w:tcBorders>
               <w:top w:val="single" w:sz="6" w:space="0" w:color="auto"/>
               <w:left w:val="single" w:sz="6" w:space="0" w:color="auto"/>
@@ -15511,7 +15153,7 @@
         </w:tc>
         <w:tc>
           <w:tcPr>
-            <w:tcW w:w="2453" w:type="dxa"/>
+            <w:tcW w:w="0" w:type="auto"/>
             <w:tcBorders>
               <w:top w:val="single" w:sz="6" w:space="0" w:color="auto"/>
               <w:left w:val="single" w:sz="6" w:space="0" w:color="auto"/>
@@ -15545,7 +15187,7 @@
         </w:trPr>
         <w:tc>
           <w:tcPr>
-            <w:tcW w:w="2013" w:type="dxa"/>
+            <w:tcW w:w="0" w:type="auto"/>
             <w:tcBorders>
               <w:top w:val="single" w:sz="6" w:space="0" w:color="auto"/>
               <w:left w:val="single" w:sz="6" w:space="0" w:color="auto"/>
@@ -15577,7 +15219,7 @@
         </w:tc>
         <w:tc>
           <w:tcPr>
-            <w:tcW w:w="4894" w:type="dxa"/>
+            <w:tcW w:w="0" w:type="auto"/>
             <w:tcBorders>
               <w:top w:val="single" w:sz="6" w:space="0" w:color="auto"/>
               <w:left w:val="single" w:sz="6" w:space="0" w:color="auto"/>
@@ -15663,7 +15305,7 @@
         </w:tc>
         <w:tc>
           <w:tcPr>
-            <w:tcW w:w="2453" w:type="dxa"/>
+            <w:tcW w:w="0" w:type="auto"/>
             <w:tcBorders>
               <w:top w:val="single" w:sz="6" w:space="0" w:color="auto"/>
               <w:left w:val="single" w:sz="6" w:space="0" w:color="auto"/>
@@ -15713,7 +15355,6 @@
         <w:rPr>
           <w:rFonts w:ascii="Arial" w:eastAsia="Arial" w:hAnsi="Arial" w:cs="Arial"/>
         </w:rPr>
-        <w:lastRenderedPageBreak/>
         <w:t xml:space="preserve">Para registrar las </w:t>
       </w:r>
       <w:r>
@@ -15805,6 +15446,7 @@
         <w:rPr>
           <w:noProof/>
         </w:rPr>
+        <w:lastRenderedPageBreak/>
         <w:drawing>
           <wp:inline distT="0" distB="0" distL="0" distR="0" wp14:anchorId="66C0E315" wp14:editId="1193F312">
             <wp:extent cx="2796262" cy="1913467"/>
@@ -15897,13 +15539,8 @@
       <w:r>
         <w:t xml:space="preserve"> se </w:t>
       </w:r>
-      <w:proofErr w:type="gramStart"/>
-      <w:r>
-        <w:t>creara</w:t>
-      </w:r>
-      <w:proofErr w:type="gramEnd"/>
-      <w:r>
-        <w:t xml:space="preserve"> un SQL-</w:t>
+      <w:r>
+        <w:t>creara un SQL-</w:t>
       </w:r>
       <w:proofErr w:type="spellStart"/>
       <w:r>
@@ -16225,27 +15862,7 @@
                 <w:szCs w:val="22"/>
                 <w:lang w:val="en-US"/>
               </w:rPr>
-              <w:t xml:space="preserve">INT [1], </w:t>
-            </w:r>
-            <w:proofErr w:type="gramStart"/>
-            <w:r>
-              <w:rPr>
-                <w:rFonts w:ascii="Calibri" w:eastAsia="Calibri" w:hAnsi="Calibri" w:cs="Calibri"/>
-                <w:sz w:val="22"/>
-                <w:szCs w:val="22"/>
-                <w:lang w:val="en-US"/>
-              </w:rPr>
-              <w:t>VARCHAR’S[</w:t>
-            </w:r>
-            <w:proofErr w:type="gramEnd"/>
-            <w:r>
-              <w:rPr>
-                <w:rFonts w:ascii="Calibri" w:eastAsia="Calibri" w:hAnsi="Calibri" w:cs="Calibri"/>
-                <w:sz w:val="22"/>
-                <w:szCs w:val="22"/>
-                <w:lang w:val="en-US"/>
-              </w:rPr>
-              <w:t>(20 +2),</w:t>
+              <w:t>INT [1], VARCHAR’S[(20 +2),</w:t>
             </w:r>
             <w:r>
               <w:rPr>
@@ -16520,27 +16137,7 @@
                 <w:szCs w:val="22"/>
                 <w:lang w:val="en-US"/>
               </w:rPr>
-              <w:t xml:space="preserve">(50 +2), (50 +2), (12 +2), (50 +2)], </w:t>
-            </w:r>
-            <w:proofErr w:type="gramStart"/>
-            <w:r>
-              <w:rPr>
-                <w:rFonts w:ascii="Calibri" w:eastAsia="Calibri" w:hAnsi="Calibri" w:cs="Calibri"/>
-                <w:sz w:val="22"/>
-                <w:szCs w:val="22"/>
-                <w:lang w:val="en-US"/>
-              </w:rPr>
-              <w:t>DATE[</w:t>
-            </w:r>
-            <w:proofErr w:type="gramEnd"/>
-            <w:r>
-              <w:rPr>
-                <w:rFonts w:ascii="Calibri" w:eastAsia="Calibri" w:hAnsi="Calibri" w:cs="Calibri"/>
-                <w:sz w:val="22"/>
-                <w:szCs w:val="22"/>
-                <w:lang w:val="en-US"/>
-              </w:rPr>
-              <w:t>1]</w:t>
+              <w:t>(50 +2), (50 +2), (12 +2), (50 +2)], DATE[1]</w:t>
             </w:r>
           </w:p>
         </w:tc>
@@ -16741,7 +16338,6 @@
                 <w:sz w:val="22"/>
                 <w:szCs w:val="22"/>
               </w:rPr>
-              <w:lastRenderedPageBreak/>
               <w:t>CategoriaMiembros</w:t>
             </w:r>
             <w:proofErr w:type="spellEnd"/>
@@ -16907,6 +16503,7 @@
                 <w:sz w:val="22"/>
                 <w:szCs w:val="22"/>
               </w:rPr>
+              <w:lastRenderedPageBreak/>
               <w:t>~</w:t>
             </w:r>
             <w:r>
@@ -16980,6 +16577,7 @@
                 <w:sz w:val="22"/>
                 <w:szCs w:val="22"/>
               </w:rPr>
+              <w:lastRenderedPageBreak/>
               <w:t>Clases</w:t>
             </w:r>
           </w:p>
@@ -17859,59 +17457,13 @@
                 <w:szCs w:val="22"/>
               </w:rPr>
             </w:pPr>
-            <w:proofErr w:type="gramStart"/>
-            <w:r>
-              <w:rPr>
-                <w:rFonts w:ascii="Calibri" w:eastAsia="Calibri" w:hAnsi="Calibri" w:cs="Calibri"/>
-                <w:sz w:val="22"/>
-                <w:szCs w:val="22"/>
-              </w:rPr>
-              <w:t>INT’S[</w:t>
-            </w:r>
-            <w:proofErr w:type="gramEnd"/>
-            <w:r>
-              <w:rPr>
-                <w:rFonts w:ascii="Calibri" w:eastAsia="Calibri" w:hAnsi="Calibri" w:cs="Calibri"/>
-                <w:sz w:val="22"/>
-                <w:szCs w:val="22"/>
-              </w:rPr>
-              <w:t xml:space="preserve">1, 1, 1], </w:t>
-            </w:r>
-            <w:proofErr w:type="gramStart"/>
-            <w:r>
-              <w:rPr>
-                <w:rFonts w:ascii="Calibri" w:eastAsia="Calibri" w:hAnsi="Calibri" w:cs="Calibri"/>
-                <w:sz w:val="22"/>
-                <w:szCs w:val="22"/>
-              </w:rPr>
-              <w:t>DECIMAL[</w:t>
-            </w:r>
-            <w:proofErr w:type="gramEnd"/>
-            <w:r>
-              <w:rPr>
-                <w:rFonts w:ascii="Calibri" w:eastAsia="Calibri" w:hAnsi="Calibri" w:cs="Calibri"/>
-                <w:sz w:val="22"/>
-                <w:szCs w:val="22"/>
-              </w:rPr>
-              <w:t xml:space="preserve">(10, 2)], </w:t>
-            </w:r>
-            <w:proofErr w:type="gramStart"/>
-            <w:r>
-              <w:rPr>
-                <w:rFonts w:ascii="Calibri" w:eastAsia="Calibri" w:hAnsi="Calibri" w:cs="Calibri"/>
-                <w:sz w:val="22"/>
-                <w:szCs w:val="22"/>
-              </w:rPr>
-              <w:t>VARCHAR[</w:t>
-            </w:r>
-            <w:proofErr w:type="gramEnd"/>
-            <w:r>
-              <w:rPr>
-                <w:rFonts w:ascii="Calibri" w:eastAsia="Calibri" w:hAnsi="Calibri" w:cs="Calibri"/>
-                <w:sz w:val="22"/>
-                <w:szCs w:val="22"/>
-              </w:rPr>
-              <w:t>(50</w:t>
+            <w:r>
+              <w:rPr>
+                <w:rFonts w:ascii="Calibri" w:eastAsia="Calibri" w:hAnsi="Calibri" w:cs="Calibri"/>
+                <w:sz w:val="22"/>
+                <w:szCs w:val="22"/>
+              </w:rPr>
+              <w:t>INT’S[1, 1, 1], DECIMAL[(10, 2)], VARCHAR[(50</w:t>
             </w:r>
             <w:r>
               <w:rPr>
@@ -18098,7 +17650,6 @@
                 <w:szCs w:val="22"/>
               </w:rPr>
             </w:pPr>
-            <w:proofErr w:type="gramStart"/>
             <w:r>
               <w:rPr>
                 <w:rFonts w:ascii="Calibri" w:eastAsia="Calibri" w:hAnsi="Calibri" w:cs="Calibri"/>
@@ -18106,97 +17657,7 @@
                 <w:szCs w:val="22"/>
                 <w:lang w:val="en-US"/>
               </w:rPr>
-              <w:t>INT’S[</w:t>
-            </w:r>
-            <w:proofErr w:type="gramEnd"/>
-            <w:r>
-              <w:rPr>
-                <w:rFonts w:ascii="Calibri" w:eastAsia="Calibri" w:hAnsi="Calibri" w:cs="Calibri"/>
-                <w:sz w:val="22"/>
-                <w:szCs w:val="22"/>
-                <w:lang w:val="en-US"/>
-              </w:rPr>
-              <w:t xml:space="preserve">1, 1, 1], </w:t>
-            </w:r>
-            <w:proofErr w:type="gramStart"/>
-            <w:r>
-              <w:rPr>
-                <w:rFonts w:ascii="Calibri" w:eastAsia="Calibri" w:hAnsi="Calibri" w:cs="Calibri"/>
-                <w:sz w:val="22"/>
-                <w:szCs w:val="22"/>
-                <w:lang w:val="en-US"/>
-              </w:rPr>
-              <w:t>DATE[</w:t>
-            </w:r>
-            <w:proofErr w:type="gramEnd"/>
-            <w:r>
-              <w:rPr>
-                <w:rFonts w:ascii="Calibri" w:eastAsia="Calibri" w:hAnsi="Calibri" w:cs="Calibri"/>
-                <w:sz w:val="22"/>
-                <w:szCs w:val="22"/>
-                <w:lang w:val="en-US"/>
-              </w:rPr>
-              <w:t xml:space="preserve">1], </w:t>
-            </w:r>
-            <w:proofErr w:type="gramStart"/>
-            <w:r>
-              <w:rPr>
-                <w:rFonts w:ascii="Calibri" w:eastAsia="Calibri" w:hAnsi="Calibri" w:cs="Calibri"/>
-                <w:sz w:val="22"/>
-                <w:szCs w:val="22"/>
-                <w:lang w:val="en-US"/>
-              </w:rPr>
-              <w:t>DECIMAL[</w:t>
-            </w:r>
-            <w:proofErr w:type="gramEnd"/>
-            <w:r>
-              <w:rPr>
-                <w:rFonts w:ascii="Calibri" w:eastAsia="Calibri" w:hAnsi="Calibri" w:cs="Calibri"/>
-                <w:sz w:val="22"/>
-                <w:szCs w:val="22"/>
-                <w:lang w:val="en-US"/>
-              </w:rPr>
-              <w:t xml:space="preserve">(10, 2)], </w:t>
-            </w:r>
-            <w:proofErr w:type="gramStart"/>
-            <w:r>
-              <w:rPr>
-                <w:rFonts w:ascii="Calibri" w:eastAsia="Calibri" w:hAnsi="Calibri" w:cs="Calibri"/>
-                <w:sz w:val="22"/>
-                <w:szCs w:val="22"/>
-                <w:lang w:val="en-US"/>
-              </w:rPr>
-              <w:t>VARCHAR[</w:t>
-            </w:r>
-            <w:proofErr w:type="gramEnd"/>
-            <w:r>
-              <w:rPr>
-                <w:rFonts w:ascii="Calibri" w:eastAsia="Calibri" w:hAnsi="Calibri" w:cs="Calibri"/>
-                <w:sz w:val="22"/>
-                <w:szCs w:val="22"/>
-                <w:lang w:val="en-US"/>
-              </w:rPr>
-              <w:t xml:space="preserve">(50 +2), (100 +2)], </w:t>
-            </w:r>
-            <w:proofErr w:type="gramStart"/>
-            <w:r>
-              <w:rPr>
-                <w:rFonts w:ascii="Calibri" w:eastAsia="Calibri" w:hAnsi="Calibri" w:cs="Calibri"/>
-                <w:sz w:val="22"/>
-                <w:szCs w:val="22"/>
-                <w:lang w:val="en-US"/>
-              </w:rPr>
-              <w:t>DATETIME[</w:t>
-            </w:r>
-            <w:proofErr w:type="gramEnd"/>
-            <w:r>
-              <w:rPr>
-                <w:rFonts w:ascii="Calibri" w:eastAsia="Calibri" w:hAnsi="Calibri" w:cs="Calibri"/>
-                <w:sz w:val="22"/>
-                <w:szCs w:val="22"/>
-                <w:lang w:val="en-US"/>
-              </w:rPr>
-              <w:t>1]</w:t>
+              <w:t>INT’S[1, 1, 1], DATE[1], DECIMAL[(10, 2)], VARCHAR[(50 +2), (100 +2)], DATETIME[1]</w:t>
             </w:r>
           </w:p>
         </w:tc>
@@ -18630,7 +18091,6 @@
               <w:rPr>
                 <w:rFonts w:ascii="Arial" w:eastAsia="Arial" w:hAnsi="Arial" w:cs="Arial"/>
               </w:rPr>
-              <w:lastRenderedPageBreak/>
               <w:t>Differential</w:t>
             </w:r>
             <w:proofErr w:type="spellEnd"/>
@@ -18723,6 +18183,7 @@
               <w:rPr>
                 <w:rFonts w:ascii="Arial" w:eastAsia="Arial" w:hAnsi="Arial" w:cs="Arial"/>
               </w:rPr>
+              <w:lastRenderedPageBreak/>
               <w:t>Backup</w:t>
             </w:r>
             <w:proofErr w:type="spellEnd"/>
@@ -18833,14 +18294,6 @@
         </w:rPr>
         <w:t>tro plan de recuperación consta de un RTO con máximo de 4 pasos y un mínimo de 2 pasos para la recuperación. Además de un RPO de al menos 6 horas de información perdida. Este método hibrido asegura una recuperación total de nuestra base de datos.</w:t>
       </w:r>
-    </w:p>
-    <w:p>
-      <w:pPr>
-        <w:spacing w:after="160" w:line="278" w:lineRule="auto"/>
-        <w:rPr>
-          <w:rFonts w:ascii="Arial" w:eastAsia="Arial" w:hAnsi="Arial" w:cs="Arial"/>
-        </w:rPr>
-      </w:pPr>
     </w:p>
     <w:tbl>
       <w:tblPr>
@@ -21059,7 +20512,6 @@
         <w:rPr>
           <w:noProof/>
         </w:rPr>
-        <w:lastRenderedPageBreak/>
         <w:drawing>
           <wp:anchor distT="0" distB="0" distL="114300" distR="114300" simplePos="0" relativeHeight="251650048" behindDoc="1" locked="0" layoutInCell="1" allowOverlap="1" wp14:anchorId="3357D516" wp14:editId="214CF82B">
             <wp:simplePos x="0" y="0"/>
@@ -21496,7 +20948,14 @@
               <w:rPr>
                 <w:rFonts w:ascii="Calibri" w:eastAsia="Calibri" w:hAnsi="Calibri" w:cs="Calibri"/>
               </w:rPr>
-              <w:t>Establece la línea base de datos con todos los datos hasta la fecha de ese respaldo, dejando la base de datos en estado de restauración.</w:t>
+              <w:t xml:space="preserve">Establece la línea base de datos con todos los datos hasta la fecha de ese respaldo, dejando la </w:t>
+            </w:r>
+            <w:r>
+              <w:rPr>
+                <w:rFonts w:ascii="Calibri" w:eastAsia="Calibri" w:hAnsi="Calibri" w:cs="Calibri"/>
+              </w:rPr>
+              <w:lastRenderedPageBreak/>
+              <w:t>base de datos en estado de restauración.</w:t>
             </w:r>
           </w:p>
         </w:tc>
@@ -21531,6 +20990,7 @@
                 <w:sz w:val="22"/>
                 <w:szCs w:val="22"/>
               </w:rPr>
+              <w:lastRenderedPageBreak/>
               <w:t xml:space="preserve">Restaurar </w:t>
             </w:r>
             <w:proofErr w:type="spellStart"/>
@@ -21807,19 +21267,6 @@
           <w:lang w:val="es-419"/>
         </w:rPr>
       </w:pPr>
-    </w:p>
-    <w:p>
-      <w:pPr>
-        <w:spacing w:after="160" w:line="278" w:lineRule="auto"/>
-        <w:rPr>
-          <w:rFonts w:ascii="Arial" w:eastAsia="Arial" w:hAnsi="Arial" w:cs="Arial"/>
-          <w:b/>
-          <w:bCs/>
-          <w:sz w:val="28"/>
-          <w:szCs w:val="28"/>
-          <w:lang w:val="es-419"/>
-        </w:rPr>
-      </w:pPr>
       <w:r>
         <w:rPr>
           <w:rFonts w:ascii="Arial" w:eastAsia="Arial" w:hAnsi="Arial" w:cs="Arial"/>
@@ -22096,6 +21543,7 @@
           <w:u w:val="single"/>
           <w14:ligatures w14:val="standardContextual"/>
         </w:rPr>
+        <w:lastRenderedPageBreak/>
         <w:drawing>
           <wp:inline distT="0" distB="0" distL="0" distR="0" wp14:anchorId="37D2D2CE" wp14:editId="7B33A39B">
             <wp:extent cx="6006905" cy="3429000"/>
@@ -26797,10 +26245,6 @@
 </file>
 
 <file path=customXml/item1.xml><?xml version="1.0" encoding="utf-8"?>
-<b:Sources xmlns:b="http://schemas.openxmlformats.org/officeDocument/2006/bibliography" xmlns="http://schemas.openxmlformats.org/officeDocument/2006/bibliography" SelectedStyle="\APASixthEditionOfficeOnline.xsl" StyleName="APA" Version="6"/>
-</file>
-
-<file path=customXml/item2.xml><?xml version="1.0" encoding="utf-8"?>
 <p:properties xmlns:p="http://schemas.microsoft.com/office/2006/metadata/properties" xmlns:xsi="http://www.w3.org/2001/XMLSchema-instance" xmlns:pc="http://schemas.microsoft.com/office/infopath/2007/PartnerControls">
   <documentManagement>
     <_activity xmlns="bc13574f-39e5-4615-97f3-5e05321fa229" xsi:nil="true"/>
@@ -26808,16 +26252,11 @@
 </p:properties>
 </file>
 
-<file path=customXml/item3.xml><?xml version="1.0" encoding="utf-8"?>
-<?mso-contentType ?>
-<FormTemplates xmlns="http://schemas.microsoft.com/sharepoint/v3/contenttype/forms">
-  <Display>DocumentLibraryForm</Display>
-  <Edit>DocumentLibraryForm</Edit>
-  <New>DocumentLibraryForm</New>
-</FormTemplates>
+<file path=customXml/item2.xml><?xml version="1.0" encoding="utf-8"?>
+<b:Sources xmlns:b="http://schemas.openxmlformats.org/officeDocument/2006/bibliography" xmlns="http://schemas.openxmlformats.org/officeDocument/2006/bibliography" SelectedStyle="\APASixthEditionOfficeOnline.xsl" StyleName="APA" Version="6"/>
 </file>
 
-<file path=customXml/item4.xml><?xml version="1.0" encoding="utf-8"?>
+<file path=customXml/item3.xml><?xml version="1.0" encoding="utf-8"?>
 <ct:contentTypeSchema xmlns:ct="http://schemas.microsoft.com/office/2006/metadata/contentType" xmlns:ma="http://schemas.microsoft.com/office/2006/metadata/properties/metaAttributes" ct:_="" ma:_="" ma:contentTypeName="Document" ma:contentTypeID="0x010100E66191C83D8EAA4CAA0EFCB6064C9924" ma:contentTypeVersion="5" ma:contentTypeDescription="Create a new document." ma:contentTypeScope="" ma:versionID="f544f5afb9b402274e7040132d23383a">
   <xsd:schema xmlns:xsd="http://www.w3.org/2001/XMLSchema" xmlns:xs="http://www.w3.org/2001/XMLSchema" xmlns:p="http://schemas.microsoft.com/office/2006/metadata/properties" xmlns:ns3="bc13574f-39e5-4615-97f3-5e05321fa229" targetNamespace="http://schemas.microsoft.com/office/2006/metadata/properties" ma:root="true" ma:fieldsID="bbb9865d7d716b72e72df292292f4f5f" ns3:_="">
     <xsd:import namespace="bc13574f-39e5-4615-97f3-5e05321fa229"/>
@@ -26967,15 +26406,16 @@
 </ct:contentTypeSchema>
 </file>
 
-<file path=customXml/itemProps1.xml><?xml version="1.0" encoding="utf-8"?>
-<ds:datastoreItem xmlns:ds="http://schemas.openxmlformats.org/officeDocument/2006/customXml" ds:itemID="{5DBC4682-CB01-411B-9E57-8A2C8DAC9F50}">
-  <ds:schemaRefs>
-    <ds:schemaRef ds:uri="http://schemas.openxmlformats.org/officeDocument/2006/bibliography"/>
-  </ds:schemaRefs>
-</ds:datastoreItem>
+<file path=customXml/item4.xml><?xml version="1.0" encoding="utf-8"?>
+<?mso-contentType ?>
+<FormTemplates xmlns="http://schemas.microsoft.com/sharepoint/v3/contenttype/forms">
+  <Display>DocumentLibraryForm</Display>
+  <Edit>DocumentLibraryForm</Edit>
+  <New>DocumentLibraryForm</New>
+</FormTemplates>
 </file>
 
-<file path=customXml/itemProps2.xml><?xml version="1.0" encoding="utf-8"?>
+<file path=customXml/itemProps1.xml><?xml version="1.0" encoding="utf-8"?>
 <ds:datastoreItem xmlns:ds="http://schemas.openxmlformats.org/officeDocument/2006/customXml" ds:itemID="{FF85E290-015E-4145-BBDC-C7DDA1AE6891}">
   <ds:schemaRefs>
     <ds:schemaRef ds:uri="http://schemas.microsoft.com/office/2006/metadata/properties"/>
@@ -26985,15 +26425,15 @@
 </ds:datastoreItem>
 </file>
 
-<file path=customXml/itemProps3.xml><?xml version="1.0" encoding="utf-8"?>
-<ds:datastoreItem xmlns:ds="http://schemas.openxmlformats.org/officeDocument/2006/customXml" ds:itemID="{971B317A-F331-470E-B2F7-BC4497330D69}">
+<file path=customXml/itemProps2.xml><?xml version="1.0" encoding="utf-8"?>
+<ds:datastoreItem xmlns:ds="http://schemas.openxmlformats.org/officeDocument/2006/customXml" ds:itemID="{5DBC4682-CB01-411B-9E57-8A2C8DAC9F50}">
   <ds:schemaRefs>
-    <ds:schemaRef ds:uri="http://schemas.microsoft.com/sharepoint/v3/contenttype/forms"/>
+    <ds:schemaRef ds:uri="http://schemas.openxmlformats.org/officeDocument/2006/bibliography"/>
   </ds:schemaRefs>
 </ds:datastoreItem>
 </file>
 
-<file path=customXml/itemProps4.xml><?xml version="1.0" encoding="utf-8"?>
+<file path=customXml/itemProps3.xml><?xml version="1.0" encoding="utf-8"?>
 <ds:datastoreItem xmlns:ds="http://schemas.openxmlformats.org/officeDocument/2006/customXml" ds:itemID="{1BA4C553-F367-4F09-8548-96E0F234AC1C}">
   <ds:schemaRefs>
     <ds:schemaRef ds:uri="http://schemas.microsoft.com/office/2006/metadata/contentType"/>
@@ -27009,4 +26449,12 @@
     <ds:schemaRef ds:uri="http://schemas.microsoft.com/internal/obd"/>
   </ds:schemaRefs>
 </ds:datastoreItem>
+</file>
+
+<file path=customXml/itemProps4.xml><?xml version="1.0" encoding="utf-8"?>
+<ds:datastoreItem xmlns:ds="http://schemas.openxmlformats.org/officeDocument/2006/customXml" ds:itemID="{971B317A-F331-470E-B2F7-BC4497330D69}">
+  <ds:schemaRefs>
+    <ds:schemaRef ds:uri="http://schemas.microsoft.com/sharepoint/v3/contenttype/forms"/>
+  </ds:schemaRefs>
+</ds:datastoreItem>
 </file>